--- a/docs/graduation2026/thesis.docx
+++ b/docs/graduation2026/thesis.docx
@@ -143,6 +143,20 @@
           <w:sz w:val="21"/>
         </w:rPr>
         <w:t>対象は5モデル，10タスク，seed 0〜19の1,000初期組，5,000条件記録である．検証済み保存prefixと必要な部分追試suffixを組み合わせた到達可能な経路を採用した．成功は指定入力の出力一致と所定の構造要件を含む主L3で判定した．初期失敗545組の救済はR96組（17.6%），F183組（33.6%），D180組（33.0%）であった．FとDの共通救済は140組，Fのみ43組，Dのみ40組であり，救済数が近くても対象は異なった．片側救済83組の両条件166履歴・398修正遷移を静的に確認した．</w:t>
+      </w:r>
+    </w:p>
+    <w:p>
+      <w:pPr>
+        <w:jc w:val="both"/>
+      </w:pPr>
+      <w:r>
+        <w:rPr>
+          <w:rFonts w:ascii="Century" w:hAnsi="Century" w:cs="Century" w:eastAsia="MS 明朝"/>
+          <w:b w:val="0"/>
+          <w:color w:val="000000"/>
+          <w:sz w:val="21"/>
+        </w:rPr>
+        <w:t>同じ初期コードを保持する独立再生成B4を追加し，初期失敗に対して最大3回，前回コードや診断を与えず再生成した．B4は217/545組（39.8%）で成功し，最終成功は672/1,000組（67.2%）であった．追加1,342要求，995,815 tokens，追加tokens／追加成功は4,589.0であった．最大生成回数が同じでも入力情報・seed規則・実行時期が異なり，因果効果は断定しない．</w:t>
       </w:r>
     </w:p>
     <w:p>
@@ -424,7 +438,7 @@
           <w:color w:val="000000"/>
           <w:sz w:val="18"/>
         </w:rPr>
-        <w:t>3.1.2 主L3と出力一致</w:t>
+        <w:t>3.1.2 独立再生成対照B4</w:t>
         <w:tab/>
         <w:t>7</w:t>
       </w:r>
@@ -444,7 +458,27 @@
           <w:color w:val="000000"/>
           <w:sz w:val="18"/>
         </w:rPr>
-        <w:t>3.1.3 救済・保持・独立生成の比較</w:t>
+        <w:t>3.1.3 主L3と出力一致</w:t>
+        <w:tab/>
+        <w:t>7</w:t>
+      </w:r>
+    </w:p>
+    <w:p>
+      <w:pPr>
+        <w:tabs>
+          <w:tab w:pos="9581" w:val="right" w:leader="dot"/>
+        </w:tabs>
+        <w:spacing w:before="0" w:after="0" w:line="240" w:lineRule="auto"/>
+        <w:ind w:left="454"/>
+      </w:pPr>
+      <w:r>
+        <w:rPr>
+          <w:rFonts w:ascii="Century" w:hAnsi="Century" w:cs="Century" w:eastAsia="MS 明朝"/>
+          <w:b w:val="0"/>
+          <w:color w:val="000000"/>
+          <w:sz w:val="18"/>
+        </w:rPr>
+        <w:t>3.1.4 救済・保持・独立生成の比較</w:t>
         <w:tab/>
         <w:t>7</w:t>
       </w:r>
@@ -466,7 +500,7 @@
         </w:rPr>
         <w:t>3.2 実装と記録の検証</w:t>
         <w:tab/>
-        <w:t>7</w:t>
+        <w:t>8</w:t>
       </w:r>
     </w:p>
     <w:p>
@@ -486,7 +520,7 @@
         </w:rPr>
         <w:t>3.2.1 ハーネスの構成</w:t>
         <w:tab/>
-        <w:t>7</w:t>
+        <w:t>8</w:t>
       </w:r>
     </w:p>
     <w:p>
@@ -775,6 +809,26 @@
           <w:tab w:pos="9581" w:val="right" w:leader="dot"/>
         </w:tabs>
         <w:spacing w:before="0" w:after="0" w:line="240" w:lineRule="auto"/>
+        <w:ind w:left="227"/>
+      </w:pPr>
+      <w:r>
+        <w:rPr>
+          <w:rFonts w:ascii="Century" w:hAnsi="Century" w:cs="Century" w:eastAsia="MS 明朝"/>
+          <w:b w:val="0"/>
+          <w:color w:val="000000"/>
+          <w:sz w:val="18"/>
+        </w:rPr>
+        <w:t>4.7 独立再生成B4との比較</w:t>
+        <w:tab/>
+        <w:t>12</w:t>
+      </w:r>
+    </w:p>
+    <w:p>
+      <w:pPr>
+        <w:tabs>
+          <w:tab w:pos="9581" w:val="right" w:leader="dot"/>
+        </w:tabs>
+        <w:spacing w:before="0" w:after="0" w:line="240" w:lineRule="auto"/>
         <w:ind w:left="0"/>
       </w:pPr>
       <w:r>
@@ -786,7 +840,7 @@
         </w:rPr>
         <w:t>5 考察</w:t>
         <w:tab/>
-        <w:t>13</w:t>
+        <w:t>14</w:t>
       </w:r>
     </w:p>
     <w:p>
@@ -804,9 +858,9 @@
           <w:color w:val="000000"/>
           <w:sz w:val="18"/>
         </w:rPr>
-        <w:t>5.1 介入で何が変わったか</w:t>
+        <w:t>5.1 再生成対照を含む解釈</w:t>
         <w:tab/>
-        <w:t>13</w:t>
+        <w:t>14</w:t>
       </w:r>
     </w:p>
     <w:p>
@@ -824,9 +878,9 @@
           <w:color w:val="000000"/>
           <w:sz w:val="18"/>
         </w:rPr>
-        <w:t>5.2 介入カタログへ向けた解釈</w:t>
+        <w:t>5.2 介入で何が変わったか</w:t>
         <w:tab/>
-        <w:t>13</w:t>
+        <w:t>14</w:t>
       </w:r>
     </w:p>
     <w:p>
@@ -844,9 +898,9 @@
           <w:color w:val="000000"/>
           <w:sz w:val="18"/>
         </w:rPr>
-        <w:t>5.3 内的妥当性と再構成経路</w:t>
+        <w:t>5.3 介入カタログへ向けた解釈</w:t>
         <w:tab/>
-        <w:t>13</w:t>
+        <w:t>14</w:t>
       </w:r>
     </w:p>
     <w:p>
@@ -864,9 +918,29 @@
           <w:color w:val="000000"/>
           <w:sz w:val="18"/>
         </w:rPr>
-        <w:t>5.4 評価範囲・一般化・静的分析の限界</w:t>
+        <w:t>5.4 内的妥当性と再構成経路</w:t>
         <w:tab/>
-        <w:t>13</w:t>
+        <w:t>14</w:t>
+      </w:r>
+    </w:p>
+    <w:p>
+      <w:pPr>
+        <w:tabs>
+          <w:tab w:pos="9581" w:val="right" w:leader="dot"/>
+        </w:tabs>
+        <w:spacing w:before="0" w:after="0" w:line="240" w:lineRule="auto"/>
+        <w:ind w:left="227"/>
+      </w:pPr>
+      <w:r>
+        <w:rPr>
+          <w:rFonts w:ascii="Century" w:hAnsi="Century" w:cs="Century" w:eastAsia="MS 明朝"/>
+          <w:b w:val="0"/>
+          <w:color w:val="000000"/>
+          <w:sz w:val="18"/>
+        </w:rPr>
+        <w:t>5.5 評価範囲・一般化・静的分析の限界</w:t>
+        <w:tab/>
+        <w:t>14</w:t>
       </w:r>
     </w:p>
     <w:p>
@@ -886,7 +960,7 @@
         </w:rPr>
         <w:t>6 おわりに</w:t>
         <w:tab/>
-        <w:t>14</w:t>
+        <w:t>15</w:t>
       </w:r>
     </w:p>
     <w:p>
@@ -906,7 +980,7 @@
         </w:rPr>
         <w:t>6.1 研究成果</w:t>
         <w:tab/>
-        <w:t>14</w:t>
+        <w:t>15</w:t>
       </w:r>
     </w:p>
     <w:p>
@@ -926,7 +1000,7 @@
         </w:rPr>
         <w:t>6.2 今後の課題</w:t>
         <w:tab/>
-        <w:t>14</w:t>
+        <w:t>15</w:t>
       </w:r>
     </w:p>
     <w:p>
@@ -946,7 +1020,7 @@
         </w:rPr>
         <w:t>6.3 提出に向けた確認</w:t>
         <w:tab/>
-        <w:t>14</w:t>
+        <w:t>15</w:t>
       </w:r>
     </w:p>
     <w:p>
@@ -966,7 +1040,7 @@
         </w:rPr>
         <w:t>7 参考文献</w:t>
         <w:tab/>
-        <w:t>15</w:t>
+        <w:t>16</w:t>
       </w:r>
     </w:p>
     <w:p>
@@ -986,7 +1060,7 @@
         </w:rPr>
         <w:t>8 付録</w:t>
         <w:tab/>
-        <w:t>16</w:t>
+        <w:t>17</w:t>
       </w:r>
     </w:p>
     <w:p>
@@ -1006,7 +1080,7 @@
         </w:rPr>
         <w:t>8.1 出典と再現性</w:t>
         <w:tab/>
-        <w:t>16</w:t>
+        <w:t>17</w:t>
       </w:r>
     </w:p>
     <w:p>
@@ -1026,7 +1100,7 @@
         </w:rPr>
         <w:t>8.1.1 元実験の保存設定</w:t>
         <w:tab/>
-        <w:t>16</w:t>
+        <w:t>17</w:t>
       </w:r>
     </w:p>
     <w:p>
@@ -1046,7 +1120,7 @@
         </w:rPr>
         <w:t>8.1.2 元実験の保存設定</w:t>
         <w:tab/>
-        <w:t>16</w:t>
+        <w:t>17</w:t>
       </w:r>
     </w:p>
     <w:p>
@@ -1066,7 +1140,7 @@
         </w:rPr>
         <w:t>8.1.3 元実験の保存設定</w:t>
         <w:tab/>
-        <w:t>16</w:t>
+        <w:t>17</w:t>
       </w:r>
     </w:p>
     <w:p>
@@ -1086,7 +1160,7 @@
         </w:rPr>
         <w:t>8.1.4 固定集計と公開範囲</w:t>
         <w:tab/>
-        <w:t>16</w:t>
+        <w:t>17</w:t>
       </w:r>
     </w:p>
     <w:p>
@@ -1106,7 +1180,7 @@
         </w:rPr>
         <w:t>8.2 指標の読み方と提出前確認</w:t>
         <w:tab/>
-        <w:t>17</w:t>
+        <w:t>18</w:t>
       </w:r>
     </w:p>
     <w:p>
@@ -1126,7 +1200,7 @@
         </w:rPr>
         <w:t>8.2.1 集計単位</w:t>
         <w:tab/>
-        <w:t>17</w:t>
+        <w:t>18</w:t>
       </w:r>
     </w:p>
     <w:p>
@@ -1146,7 +1220,7 @@
         </w:rPr>
         <w:t>8.2.2 退行0の意味</w:t>
         <w:tab/>
-        <w:t>17</w:t>
+        <w:t>18</w:t>
       </w:r>
     </w:p>
     <w:p>
@@ -1166,7 +1240,7 @@
         </w:rPr>
         <w:t>8.2.3 静的変更の意味</w:t>
         <w:tab/>
-        <w:t>17</w:t>
+        <w:t>18</w:t>
       </w:r>
     </w:p>
     <w:p>
@@ -1186,7 +1260,7 @@
         </w:rPr>
         <w:t>8.2.4 コストの意味</w:t>
         <w:tab/>
-        <w:t>17</w:t>
+        <w:t>18</w:t>
       </w:r>
     </w:p>
     <w:p>
@@ -1206,7 +1280,7 @@
         </w:rPr>
         <w:t>8.2.5 提出前の確認</w:t>
         <w:tab/>
-        <w:t>17</w:t>
+        <w:t>18</w:t>
       </w:r>
       <w:r>
         <w:fldChar w:fldCharType="end"/>
@@ -1341,7 +1415,7 @@
           <w:color w:val="000000"/>
           <w:sz w:val="21"/>
         </w:rPr>
-        <w:t>第2章で関連研究を整理し，第3章で提案手法として介入条件・評価指標・実装・実験設定を述べる．第4章で結果，第5章で考察，第6章で結論と今後の課題を述べる．第7章に参考文献，第8章に出典と指標の付録を置く．本稿は2026-10-16版の固定出典 [3] に基づく草稿であり，今回の執筆では追加生成・生成コード実行を行っていない．</w:t>
+        <w:t>第2章で関連研究を整理し，第3章で提案手法として介入条件・評価指標・実装・実験設定を述べる．第4章で結果，第5章で考察，第6章で結論と今後の課題を述べる．第7章に参考文献，第8章に出典と指標の付録を置く．本稿は2026-10-16版の到達経路と2026-10-22固定のB4追加実験 [3] に基づく草稿であり，今回の執筆では追加生成・生成コード実行を行っていない．</w:t>
       </w:r>
     </w:p>
     <w:p>
@@ -2052,6 +2126,44 @@
         <w:pStyle w:val="Heading3"/>
       </w:pPr>
       <w:r>
+        <w:t>独立再生成対照B4</w:t>
+      </w:r>
+    </w:p>
+    <w:p>
+      <w:pPr>
+        <w:widowControl/>
+        <w:jc w:val="both"/>
+      </w:pPr>
+      <w:r>
+        <w:rPr>
+          <w:rFonts w:ascii="Century" w:hAnsi="Century" w:cs="Century" w:eastAsia="MS 明朝"/>
+          <w:b w:val="0"/>
+          <w:color w:val="000000"/>
+          <w:sz w:val="21"/>
+        </w:rPr>
+        <w:t>B4は初期1回を含む最大4回生成である．Bと同じ初期コード・主L3判定を用い，初期成功455組は保持する．初期失敗545組のみ，前回コードと診断を与えず課題仕様から最大3回独立再生成し，主L3成功時に停止する．初期失敗からの成功は修正介入による救済と区別する．</w:t>
+      </w:r>
+    </w:p>
+    <w:p>
+      <w:pPr>
+        <w:widowControl/>
+        <w:jc w:val="both"/>
+      </w:pPr>
+      <w:r>
+        <w:rPr>
+          <w:rFonts w:ascii="Century" w:hAnsi="Century" w:cs="Century" w:eastAsia="MS 明朝"/>
+          <w:b w:val="0"/>
+          <w:color w:val="000000"/>
+          <w:sz w:val="21"/>
+        </w:rPr>
+        <w:t>5モデル・10タスク・base seed 0〜19は従来と対応するが，追加生成はindependent_4_v1の専用seed規則を用いる．temperature 0.7，max_tokens 1,024，timeout 600秒，並列1，reasoning_effort noneで実行した．上限が同じでも入力情報・実要求数・tokens・実行時期・診断文・出典schemaは等しくない．</w:t>
+      </w:r>
+    </w:p>
+    <w:p>
+      <w:pPr>
+        <w:pStyle w:val="Heading3"/>
+      </w:pPr>
+      <w:r>
         <w:t>主L3と出力一致</w:t>
       </w:r>
     </w:p>
@@ -2082,7 +2194,7 @@
           <w:color w:val="000000"/>
           <w:sz w:val="21"/>
         </w:rPr>
-        <w:t>測定分布の距離は全変動距離 TVD(p,q) = (1/2)Σx |p(x)−q(x)| とし，8,192 shotsで得た分布と期待分布を比較する．状態ベクトルは大域位相を整合したユークリッド距離を用いる．各タスクで距離0.05未満を出力一致とする．有限shotsと未固定の測定乱数の影響は残る．</w:t>
+        <w:t>測定分布の距離は全変動距離 TVD(p,q) = (1/2)Σx |p(x)−q(x)| とし，8,192 shotsで得た分布と期待分布を比較する．状態ベクトルは大域位相を整合したユークリッド距離を用いる．各タスクで距離0.05未満を出力一致とする．測定・変換seedは42に固定したが，有限shotsと指定入力に限られる．</w:t>
       </w:r>
     </w:p>
     <w:p>
@@ -8861,10 +8973,3149 @@
     </w:p>
     <w:p>
       <w:pPr>
+        <w:pStyle w:val="Heading2"/>
+      </w:pPr>
+      <w:r>
+        <w:t>独立再生成B4との比較</w:t>
+      </w:r>
+    </w:p>
+    <w:p>
+      <w:pPr>
+        <w:widowControl/>
+        <w:jc w:val="both"/>
+      </w:pPr>
+      <w:r>
+        <w:rPr>
+          <w:rFonts w:ascii="Century" w:hAnsi="Century" w:cs="Century" w:eastAsia="MS 明朝"/>
+          <w:b w:val="0"/>
+          <w:color w:val="000000"/>
+          <w:sz w:val="21"/>
+        </w:rPr>
+        <w:t>B4実験 independent_4_full_20261020T185811381595Z は2026年10月21日に全1,000組を完了した．欠落・重複・予定外記録はいずれも0で，sanity検証は成功した．追加roundの保存分類unknown_error 2件は生成コード内の未定義変数によるNameErrorであり，API接続障害ではない．執筆時に追加生成・生成コード実行は行っていない．</w:t>
+      </w:r>
+    </w:p>
+    <w:p>
+      <w:pPr>
+        <w:widowControl/>
+        <w:jc w:val="both"/>
+      </w:pPr>
+      <w:r>
+        <w:rPr>
+          <w:rFonts w:ascii="Century" w:hAnsi="Century" w:cs="Century" w:eastAsia="MS 明朝"/>
+          <w:b w:val="0"/>
+          <w:color w:val="000000"/>
+          <w:sz w:val="21"/>
+        </w:rPr>
+        <w:t>B4は初期失敗545組中217組（39.8%）で成功し，最終成功は672/1,000組（67.2%）であった．</w:t>
+      </w:r>
+      <w:r>
+        <w:rPr>
+          <w:rFonts w:ascii="Century" w:hAnsi="Century" w:cs="Century" w:eastAsia="MS 明朝"/>
+          <w:b w:val="0"/>
+          <w:color w:val="000000"/>
+          <w:sz w:val="21"/>
+        </w:rPr>
+        <w:t>表</w:t>
+      </w:r>
+      <w:r>
+        <w:rPr>
+          <w:rFonts w:ascii="Century" w:hAnsi="Century" w:cs="Century" w:eastAsia="MS 明朝"/>
+          <w:b w:val="0"/>
+          <w:color w:val="000000"/>
+          <w:sz w:val="21"/>
+        </w:rPr>
+        <w:fldChar w:fldCharType="begin"/>
+      </w:r>
+      <w:r>
+        <w:rPr>
+          <w:rFonts w:ascii="Century" w:hAnsi="Century" w:cs="Century" w:eastAsia="MS 明朝"/>
+          <w:b w:val="0"/>
+          <w:color w:val="000000"/>
+          <w:sz w:val="21"/>
+        </w:rPr>
+        <w:instrText xml:space="preserve"> REF Table10 \h </w:instrText>
+      </w:r>
+      <w:r>
+        <w:rPr>
+          <w:rFonts w:ascii="Century" w:hAnsi="Century" w:cs="Century" w:eastAsia="MS 明朝"/>
+          <w:b w:val="0"/>
+          <w:color w:val="000000"/>
+          <w:sz w:val="21"/>
+        </w:rPr>
+        <w:fldChar w:fldCharType="separate"/>
+      </w:r>
+      <w:r>
+        <w:rPr>
+          <w:rFonts w:ascii="Century" w:hAnsi="Century" w:cs="Century" w:eastAsia="MS 明朝"/>
+          <w:b w:val="0"/>
+          <w:color w:val="000000"/>
+          <w:sz w:val="21"/>
+        </w:rPr>
+        <w:t>10</w:t>
+      </w:r>
+      <w:r>
+        <w:rPr>
+          <w:rFonts w:ascii="Century" w:hAnsi="Century" w:cs="Century" w:eastAsia="MS 明朝"/>
+          <w:b w:val="0"/>
+          <w:color w:val="000000"/>
+          <w:sz w:val="21"/>
+        </w:rPr>
+        <w:fldChar w:fldCharType="end"/>
+      </w:r>
+      <w:r>
+        <w:rPr>
+          <w:rFonts w:ascii="Century" w:hAnsi="Century" w:cs="Century" w:eastAsia="MS 明朝"/>
+          <w:b w:val="0"/>
+          <w:color w:val="000000"/>
+          <w:sz w:val="21"/>
+        </w:rPr>
+        <w:t>，</w:t>
+      </w:r>
+      <w:r>
+        <w:rPr>
+          <w:rFonts w:ascii="Century" w:hAnsi="Century" w:cs="Century" w:eastAsia="MS 明朝"/>
+          <w:b w:val="0"/>
+          <w:color w:val="000000"/>
+          <w:sz w:val="21"/>
+        </w:rPr>
+        <w:t>表</w:t>
+      </w:r>
+      <w:r>
+        <w:rPr>
+          <w:rFonts w:ascii="Century" w:hAnsi="Century" w:cs="Century" w:eastAsia="MS 明朝"/>
+          <w:b w:val="0"/>
+          <w:color w:val="000000"/>
+          <w:sz w:val="21"/>
+        </w:rPr>
+        <w:fldChar w:fldCharType="begin"/>
+      </w:r>
+      <w:r>
+        <w:rPr>
+          <w:rFonts w:ascii="Century" w:hAnsi="Century" w:cs="Century" w:eastAsia="MS 明朝"/>
+          <w:b w:val="0"/>
+          <w:color w:val="000000"/>
+          <w:sz w:val="21"/>
+        </w:rPr>
+        <w:instrText xml:space="preserve"> REF Table11 \h </w:instrText>
+      </w:r>
+      <w:r>
+        <w:rPr>
+          <w:rFonts w:ascii="Century" w:hAnsi="Century" w:cs="Century" w:eastAsia="MS 明朝"/>
+          <w:b w:val="0"/>
+          <w:color w:val="000000"/>
+          <w:sz w:val="21"/>
+        </w:rPr>
+        <w:fldChar w:fldCharType="separate"/>
+      </w:r>
+      <w:r>
+        <w:rPr>
+          <w:rFonts w:ascii="Century" w:hAnsi="Century" w:cs="Century" w:eastAsia="MS 明朝"/>
+          <w:b w:val="0"/>
+          <w:color w:val="000000"/>
+          <w:sz w:val="21"/>
+        </w:rPr>
+        <w:t>11</w:t>
+      </w:r>
+      <w:r>
+        <w:rPr>
+          <w:rFonts w:ascii="Century" w:hAnsi="Century" w:cs="Century" w:eastAsia="MS 明朝"/>
+          <w:b w:val="0"/>
+          <w:color w:val="000000"/>
+          <w:sz w:val="21"/>
+        </w:rPr>
+        <w:fldChar w:fldCharType="end"/>
+      </w:r>
+      <w:r>
+        <w:rPr>
+          <w:rFonts w:ascii="Century" w:hAnsi="Century" w:cs="Century" w:eastAsia="MS 明朝"/>
+          <w:b w:val="0"/>
+          <w:color w:val="000000"/>
+          <w:sz w:val="21"/>
+        </w:rPr>
+        <w:t>，</w:t>
+      </w:r>
+      <w:r>
+        <w:rPr>
+          <w:rFonts w:ascii="Century" w:hAnsi="Century" w:cs="Century" w:eastAsia="MS 明朝"/>
+          <w:b w:val="0"/>
+          <w:color w:val="000000"/>
+          <w:sz w:val="21"/>
+        </w:rPr>
+        <w:t>表</w:t>
+      </w:r>
+      <w:r>
+        <w:rPr>
+          <w:rFonts w:ascii="Century" w:hAnsi="Century" w:cs="Century" w:eastAsia="MS 明朝"/>
+          <w:b w:val="0"/>
+          <w:color w:val="000000"/>
+          <w:sz w:val="21"/>
+        </w:rPr>
+        <w:fldChar w:fldCharType="begin"/>
+      </w:r>
+      <w:r>
+        <w:rPr>
+          <w:rFonts w:ascii="Century" w:hAnsi="Century" w:cs="Century" w:eastAsia="MS 明朝"/>
+          <w:b w:val="0"/>
+          <w:color w:val="000000"/>
+          <w:sz w:val="21"/>
+        </w:rPr>
+        <w:instrText xml:space="preserve"> REF Table12 \h </w:instrText>
+      </w:r>
+      <w:r>
+        <w:rPr>
+          <w:rFonts w:ascii="Century" w:hAnsi="Century" w:cs="Century" w:eastAsia="MS 明朝"/>
+          <w:b w:val="0"/>
+          <w:color w:val="000000"/>
+          <w:sz w:val="21"/>
+        </w:rPr>
+        <w:fldChar w:fldCharType="separate"/>
+      </w:r>
+      <w:r>
+        <w:rPr>
+          <w:rFonts w:ascii="Century" w:hAnsi="Century" w:cs="Century" w:eastAsia="MS 明朝"/>
+          <w:b w:val="0"/>
+          <w:color w:val="000000"/>
+          <w:sz w:val="21"/>
+        </w:rPr>
+        <w:t>12</w:t>
+      </w:r>
+      <w:r>
+        <w:rPr>
+          <w:rFonts w:ascii="Century" w:hAnsi="Century" w:cs="Century" w:eastAsia="MS 明朝"/>
+          <w:b w:val="0"/>
+          <w:color w:val="000000"/>
+          <w:sz w:val="21"/>
+        </w:rPr>
+        <w:fldChar w:fldCharType="end"/>
+      </w:r>
+      <w:r>
+        <w:rPr>
+          <w:rFonts w:ascii="Century" w:hAnsi="Century" w:cs="Century" w:eastAsia="MS 明朝"/>
+          <w:b w:val="0"/>
+          <w:color w:val="000000"/>
+          <w:sz w:val="21"/>
+        </w:rPr>
+        <w:t>に全体・モデル・初期失敗類型別の比較を示す．R96組（17.6%），F183組（33.6%），D180組（33.0%）に対し，B4の成功数はFより34組，Dより37組多かった．この観測により，修正条件と単回生成だけの比較から介入自体の効果を論じることはできない．</w:t>
+      </w:r>
+    </w:p>
+    <w:p>
+      <w:pPr>
+        <w:widowControl/>
+        <w:jc w:val="both"/>
+      </w:pPr>
+      <w:r>
+        <w:rPr>
+          <w:rFonts w:ascii="Century" w:hAnsi="Century" w:cs="Century" w:eastAsia="MS 明朝"/>
+          <w:b w:val="0"/>
+          <w:color w:val="000000"/>
+          <w:sz w:val="21"/>
+        </w:rPr>
+        <w:t>B4とFの共通成功は131組，B4のみ86組，Fのみ52組，双方未成功276組であった．B4とDでは共通120組，B4のみ97組，Dのみ60組，双方未成功268組であった．独立再生成が多く成功しても，修正介入だけが成功する対象も残る．事後的な和集合を事前の選択成功率とは扱わない．</w:t>
+      </w:r>
+    </w:p>
+    <w:p>
+      <w:pPr>
+        <w:widowControl/>
+        <w:jc w:val="both"/>
+      </w:pPr>
+      <w:r>
+        <w:rPr>
+          <w:rFonts w:ascii="Century" w:hAnsi="Century" w:cs="Century" w:eastAsia="MS 明朝"/>
+          <w:b w:val="0"/>
+          <w:color w:val="000000"/>
+          <w:sz w:val="21"/>
+        </w:rPr>
+        <w:t>B4の追加要求は1,342回，追加tokensは995,815，追加tokens／追加成功は4,589.0であった．共有初期は一度だけ数え，追加消費から除外し，最後まで未成功の例への消費を含めた．R/F/Dは過去の保存prefixと必要なsuffixの再構成値であり，B4との要求時間・tokens差を同時期の同一入力条件の実測費用差とは解釈しない．</w:t>
+      </w:r>
+    </w:p>
+    <w:p>
+      <w:pPr>
+        <w:keepNext/>
+        <w:keepLines/>
+        <w:widowControl/>
+        <w:jc w:val="center"/>
+      </w:pPr>
+      <w:r>
+        <w:rPr>
+          <w:rFonts w:ascii="Century" w:hAnsi="Century" w:cs="Century" w:eastAsia="MS 明朝"/>
+          <w:b w:val="0"/>
+          <w:color w:val="000000"/>
+          <w:sz w:val="21"/>
+        </w:rPr>
+        <w:t>表</w:t>
+      </w:r>
+      <w:bookmarkStart w:id="110" w:name="Table10"/>
+      <w:r>
+        <w:rPr>
+          <w:rFonts w:ascii="Century" w:hAnsi="Century" w:cs="Century" w:eastAsia="MS 明朝"/>
+          <w:b w:val="0"/>
+          <w:color w:val="000000"/>
+          <w:sz w:val="21"/>
+        </w:rPr>
+        <w:fldChar w:fldCharType="begin"/>
+      </w:r>
+      <w:r>
+        <w:rPr>
+          <w:rFonts w:ascii="Century" w:hAnsi="Century" w:cs="Century" w:eastAsia="MS 明朝"/>
+          <w:b w:val="0"/>
+          <w:color w:val="000000"/>
+          <w:sz w:val="21"/>
+        </w:rPr>
+        <w:instrText xml:space="preserve"> SEQ Table \* ARABIC </w:instrText>
+      </w:r>
+      <w:r>
+        <w:rPr>
+          <w:rFonts w:ascii="Century" w:hAnsi="Century" w:cs="Century" w:eastAsia="MS 明朝"/>
+          <w:b w:val="0"/>
+          <w:color w:val="000000"/>
+          <w:sz w:val="21"/>
+        </w:rPr>
+        <w:fldChar w:fldCharType="separate"/>
+      </w:r>
+      <w:r>
+        <w:rPr>
+          <w:rFonts w:ascii="Century" w:hAnsi="Century" w:cs="Century" w:eastAsia="MS 明朝"/>
+          <w:b w:val="0"/>
+          <w:color w:val="000000"/>
+          <w:sz w:val="21"/>
+        </w:rPr>
+        <w:t>10</w:t>
+      </w:r>
+      <w:r>
+        <w:rPr>
+          <w:rFonts w:ascii="Century" w:hAnsi="Century" w:cs="Century" w:eastAsia="MS 明朝"/>
+          <w:b w:val="0"/>
+          <w:color w:val="000000"/>
+          <w:sz w:val="21"/>
+        </w:rPr>
+        <w:fldChar w:fldCharType="end"/>
+      </w:r>
+      <w:bookmarkEnd w:id="110"/>
+      <w:r>
+        <w:rPr>
+          <w:rFonts w:ascii="Century" w:hAnsi="Century" w:cs="Century" w:eastAsia="MS 明朝"/>
+          <w:b w:val="0"/>
+          <w:color w:val="000000"/>
+          <w:sz w:val="21"/>
+        </w:rPr>
+        <w:t xml:space="preserve"> 最大4回生成での比較（初期失敗545組）</w:t>
+      </w:r>
+    </w:p>
+    <w:tbl>
+      <w:tblPr>
+        <w:tblW w:type="dxa" w:w="9071"/>
+        <w:tblLayout w:type="fixed"/>
+        <w:tblLook w:firstColumn="1" w:firstRow="1" w:lastColumn="0" w:lastRow="0" w:noHBand="0" w:noVBand="1" w:val="04A0"/>
+      </w:tblPr>
+      <w:tblGrid>
+        <w:gridCol w:w="1814"/>
+        <w:gridCol w:w="1814"/>
+        <w:gridCol w:w="1814"/>
+        <w:gridCol w:w="1814"/>
+        <w:gridCol w:w="1814"/>
+      </w:tblGrid>
+      <w:tr>
+        <w:trPr>
+          <w:cantSplit/>
+          <w:tblHeader/>
+        </w:trPr>
+        <w:tc>
+          <w:tcPr>
+            <w:tcW w:type="dxa" w:w="1814"/>
+            <w:tcBorders>
+              <w:top w:val="single" w:sz="4"/>
+              <w:bottom w:val="single" w:sz="4"/>
+            </w:tcBorders>
+          </w:tcPr>
+          <w:p>
+            <w:pPr>
+              <w:keepNext/>
+              <w:keepLines/>
+              <w:spacing w:after="20" w:before="20" w:line="250" w:lineRule="exact"/>
+            </w:pPr>
+            <w:r>
+              <w:rPr>
+                <w:rFonts w:ascii="Century" w:hAnsi="Century" w:cs="Century" w:eastAsia="MS 明朝"/>
+                <w:b w:val="0"/>
+                <w:color w:val="000000"/>
+                <w:sz w:val="21"/>
+              </w:rPr>
+              <w:t>条件</w:t>
+            </w:r>
+          </w:p>
+        </w:tc>
+        <w:tc>
+          <w:tcPr>
+            <w:tcW w:type="dxa" w:w="1814"/>
+            <w:tcBorders>
+              <w:top w:val="single" w:sz="4"/>
+              <w:bottom w:val="single" w:sz="4"/>
+            </w:tcBorders>
+          </w:tcPr>
+          <w:p>
+            <w:pPr>
+              <w:keepNext/>
+              <w:keepLines/>
+              <w:spacing w:after="20" w:before="20" w:line="250" w:lineRule="exact"/>
+            </w:pPr>
+            <w:r>
+              <w:rPr>
+                <w:rFonts w:ascii="Century" w:hAnsi="Century" w:cs="Century" w:eastAsia="MS 明朝"/>
+                <w:b w:val="0"/>
+                <w:color w:val="000000"/>
+                <w:sz w:val="21"/>
+              </w:rPr>
+              <w:t>追加成功</w:t>
+            </w:r>
+          </w:p>
+        </w:tc>
+        <w:tc>
+          <w:tcPr>
+            <w:tcW w:type="dxa" w:w="1814"/>
+            <w:tcBorders>
+              <w:top w:val="single" w:sz="4"/>
+              <w:bottom w:val="single" w:sz="4"/>
+            </w:tcBorders>
+          </w:tcPr>
+          <w:p>
+            <w:pPr>
+              <w:keepNext/>
+              <w:keepLines/>
+              <w:spacing w:after="20" w:before="20" w:line="250" w:lineRule="exact"/>
+            </w:pPr>
+            <w:r>
+              <w:rPr>
+                <w:rFonts w:ascii="Century" w:hAnsi="Century" w:cs="Century" w:eastAsia="MS 明朝"/>
+                <w:b w:val="0"/>
+                <w:color w:val="000000"/>
+                <w:sz w:val="21"/>
+              </w:rPr>
+              <w:t>率</w:t>
+            </w:r>
+          </w:p>
+        </w:tc>
+        <w:tc>
+          <w:tcPr>
+            <w:tcW w:type="dxa" w:w="1814"/>
+            <w:tcBorders>
+              <w:top w:val="single" w:sz="4"/>
+              <w:bottom w:val="single" w:sz="4"/>
+            </w:tcBorders>
+          </w:tcPr>
+          <w:p>
+            <w:pPr>
+              <w:keepNext/>
+              <w:keepLines/>
+              <w:spacing w:after="20" w:before="20" w:line="250" w:lineRule="exact"/>
+            </w:pPr>
+            <w:r>
+              <w:rPr>
+                <w:rFonts w:ascii="Century" w:hAnsi="Century" w:cs="Century" w:eastAsia="MS 明朝"/>
+                <w:b w:val="0"/>
+                <w:color w:val="000000"/>
+                <w:sz w:val="21"/>
+              </w:rPr>
+              <w:t>最終成功</w:t>
+            </w:r>
+          </w:p>
+        </w:tc>
+        <w:tc>
+          <w:tcPr>
+            <w:tcW w:type="dxa" w:w="1814"/>
+            <w:tcBorders>
+              <w:top w:val="single" w:sz="4"/>
+              <w:bottom w:val="single" w:sz="4"/>
+            </w:tcBorders>
+          </w:tcPr>
+          <w:p>
+            <w:pPr>
+              <w:keepNext/>
+              <w:keepLines/>
+              <w:spacing w:after="20" w:before="20" w:line="250" w:lineRule="exact"/>
+            </w:pPr>
+            <w:r>
+              <w:rPr>
+                <w:rFonts w:ascii="Century" w:hAnsi="Century" w:cs="Century" w:eastAsia="MS 明朝"/>
+                <w:b w:val="0"/>
+                <w:color w:val="000000"/>
+                <w:sz w:val="21"/>
+              </w:rPr>
+              <w:t>追加tokens</w:t>
+            </w:r>
+          </w:p>
+        </w:tc>
+      </w:tr>
+      <w:tr>
+        <w:trPr>
+          <w:cantSplit/>
+        </w:trPr>
+        <w:tc>
+          <w:tcPr>
+            <w:tcW w:type="dxa" w:w="1814"/>
+            <w:tcBorders/>
+          </w:tcPr>
+          <w:p>
+            <w:pPr>
+              <w:keepNext/>
+              <w:keepLines/>
+              <w:spacing w:after="20" w:before="20" w:line="250" w:lineRule="exact"/>
+            </w:pPr>
+            <w:r>
+              <w:rPr>
+                <w:rFonts w:ascii="Century" w:hAnsi="Century" w:cs="Century" w:eastAsia="MS 明朝"/>
+                <w:b w:val="0"/>
+                <w:color w:val="000000"/>
+                <w:sz w:val="21"/>
+              </w:rPr>
+              <w:t>B4</w:t>
+            </w:r>
+          </w:p>
+        </w:tc>
+        <w:tc>
+          <w:tcPr>
+            <w:tcW w:type="dxa" w:w="1814"/>
+            <w:tcBorders/>
+          </w:tcPr>
+          <w:p>
+            <w:pPr>
+              <w:keepNext/>
+              <w:keepLines/>
+              <w:spacing w:after="20" w:before="20" w:line="250" w:lineRule="exact"/>
+            </w:pPr>
+            <w:r>
+              <w:rPr>
+                <w:rFonts w:ascii="Century" w:hAnsi="Century" w:cs="Century" w:eastAsia="MS 明朝"/>
+                <w:b w:val="0"/>
+                <w:color w:val="000000"/>
+                <w:sz w:val="21"/>
+              </w:rPr>
+              <w:t>217</w:t>
+            </w:r>
+          </w:p>
+        </w:tc>
+        <w:tc>
+          <w:tcPr>
+            <w:tcW w:type="dxa" w:w="1814"/>
+            <w:tcBorders/>
+          </w:tcPr>
+          <w:p>
+            <w:pPr>
+              <w:keepNext/>
+              <w:keepLines/>
+              <w:spacing w:after="20" w:before="20" w:line="250" w:lineRule="exact"/>
+            </w:pPr>
+            <w:r>
+              <w:rPr>
+                <w:rFonts w:ascii="Century" w:hAnsi="Century" w:cs="Century" w:eastAsia="MS 明朝"/>
+                <w:b w:val="0"/>
+                <w:color w:val="000000"/>
+                <w:sz w:val="21"/>
+              </w:rPr>
+              <w:t>39.8%</w:t>
+            </w:r>
+          </w:p>
+        </w:tc>
+        <w:tc>
+          <w:tcPr>
+            <w:tcW w:type="dxa" w:w="1814"/>
+            <w:tcBorders/>
+          </w:tcPr>
+          <w:p>
+            <w:pPr>
+              <w:keepNext/>
+              <w:keepLines/>
+              <w:spacing w:after="20" w:before="20" w:line="250" w:lineRule="exact"/>
+            </w:pPr>
+            <w:r>
+              <w:rPr>
+                <w:rFonts w:ascii="Century" w:hAnsi="Century" w:cs="Century" w:eastAsia="MS 明朝"/>
+                <w:b w:val="0"/>
+                <w:color w:val="000000"/>
+                <w:sz w:val="21"/>
+              </w:rPr>
+              <w:t>672</w:t>
+            </w:r>
+          </w:p>
+        </w:tc>
+        <w:tc>
+          <w:tcPr>
+            <w:tcW w:type="dxa" w:w="1814"/>
+            <w:tcBorders/>
+          </w:tcPr>
+          <w:p>
+            <w:pPr>
+              <w:keepNext/>
+              <w:keepLines/>
+              <w:spacing w:after="20" w:before="20" w:line="250" w:lineRule="exact"/>
+            </w:pPr>
+            <w:r>
+              <w:rPr>
+                <w:rFonts w:ascii="Century" w:hAnsi="Century" w:cs="Century" w:eastAsia="MS 明朝"/>
+                <w:b w:val="0"/>
+                <w:color w:val="000000"/>
+                <w:sz w:val="21"/>
+              </w:rPr>
+              <w:t>995,815</w:t>
+            </w:r>
+          </w:p>
+        </w:tc>
+      </w:tr>
+      <w:tr>
+        <w:trPr>
+          <w:cantSplit/>
+        </w:trPr>
+        <w:tc>
+          <w:tcPr>
+            <w:tcW w:type="dxa" w:w="1814"/>
+            <w:tcBorders/>
+          </w:tcPr>
+          <w:p>
+            <w:pPr>
+              <w:keepNext/>
+              <w:keepLines/>
+              <w:spacing w:after="20" w:before="20" w:line="250" w:lineRule="exact"/>
+            </w:pPr>
+            <w:r>
+              <w:rPr>
+                <w:rFonts w:ascii="Century" w:hAnsi="Century" w:cs="Century" w:eastAsia="MS 明朝"/>
+                <w:b w:val="0"/>
+                <w:color w:val="000000"/>
+                <w:sz w:val="21"/>
+              </w:rPr>
+              <w:t>D</w:t>
+            </w:r>
+          </w:p>
+        </w:tc>
+        <w:tc>
+          <w:tcPr>
+            <w:tcW w:type="dxa" w:w="1814"/>
+            <w:tcBorders/>
+          </w:tcPr>
+          <w:p>
+            <w:pPr>
+              <w:keepNext/>
+              <w:keepLines/>
+              <w:spacing w:after="20" w:before="20" w:line="250" w:lineRule="exact"/>
+            </w:pPr>
+            <w:r>
+              <w:rPr>
+                <w:rFonts w:ascii="Century" w:hAnsi="Century" w:cs="Century" w:eastAsia="MS 明朝"/>
+                <w:b w:val="0"/>
+                <w:color w:val="000000"/>
+                <w:sz w:val="21"/>
+              </w:rPr>
+              <w:t>180</w:t>
+            </w:r>
+          </w:p>
+        </w:tc>
+        <w:tc>
+          <w:tcPr>
+            <w:tcW w:type="dxa" w:w="1814"/>
+            <w:tcBorders/>
+          </w:tcPr>
+          <w:p>
+            <w:pPr>
+              <w:keepNext/>
+              <w:keepLines/>
+              <w:spacing w:after="20" w:before="20" w:line="250" w:lineRule="exact"/>
+            </w:pPr>
+            <w:r>
+              <w:rPr>
+                <w:rFonts w:ascii="Century" w:hAnsi="Century" w:cs="Century" w:eastAsia="MS 明朝"/>
+                <w:b w:val="0"/>
+                <w:color w:val="000000"/>
+                <w:sz w:val="21"/>
+              </w:rPr>
+              <w:t>33.0%</w:t>
+            </w:r>
+          </w:p>
+        </w:tc>
+        <w:tc>
+          <w:tcPr>
+            <w:tcW w:type="dxa" w:w="1814"/>
+            <w:tcBorders/>
+          </w:tcPr>
+          <w:p>
+            <w:pPr>
+              <w:keepNext/>
+              <w:keepLines/>
+              <w:spacing w:after="20" w:before="20" w:line="250" w:lineRule="exact"/>
+            </w:pPr>
+            <w:r>
+              <w:rPr>
+                <w:rFonts w:ascii="Century" w:hAnsi="Century" w:cs="Century" w:eastAsia="MS 明朝"/>
+                <w:b w:val="0"/>
+                <w:color w:val="000000"/>
+                <w:sz w:val="21"/>
+              </w:rPr>
+              <w:t>635</w:t>
+            </w:r>
+          </w:p>
+        </w:tc>
+        <w:tc>
+          <w:tcPr>
+            <w:tcW w:type="dxa" w:w="1814"/>
+            <w:tcBorders/>
+          </w:tcPr>
+          <w:p>
+            <w:pPr>
+              <w:keepNext/>
+              <w:keepLines/>
+              <w:spacing w:after="20" w:before="20" w:line="250" w:lineRule="exact"/>
+            </w:pPr>
+            <w:r>
+              <w:rPr>
+                <w:rFonts w:ascii="Century" w:hAnsi="Century" w:cs="Century" w:eastAsia="MS 明朝"/>
+                <w:b w:val="0"/>
+                <w:color w:val="000000"/>
+                <w:sz w:val="21"/>
+              </w:rPr>
+              <w:t>1,975,782</w:t>
+            </w:r>
+          </w:p>
+        </w:tc>
+      </w:tr>
+      <w:tr>
+        <w:trPr>
+          <w:cantSplit/>
+        </w:trPr>
+        <w:tc>
+          <w:tcPr>
+            <w:tcW w:type="dxa" w:w="1814"/>
+            <w:tcBorders/>
+          </w:tcPr>
+          <w:p>
+            <w:pPr>
+              <w:keepNext/>
+              <w:keepLines/>
+              <w:spacing w:after="20" w:before="20" w:line="250" w:lineRule="exact"/>
+            </w:pPr>
+            <w:r>
+              <w:rPr>
+                <w:rFonts w:ascii="Century" w:hAnsi="Century" w:cs="Century" w:eastAsia="MS 明朝"/>
+                <w:b w:val="0"/>
+                <w:color w:val="000000"/>
+                <w:sz w:val="21"/>
+              </w:rPr>
+              <w:t>F</w:t>
+            </w:r>
+          </w:p>
+        </w:tc>
+        <w:tc>
+          <w:tcPr>
+            <w:tcW w:type="dxa" w:w="1814"/>
+            <w:tcBorders/>
+          </w:tcPr>
+          <w:p>
+            <w:pPr>
+              <w:keepNext/>
+              <w:keepLines/>
+              <w:spacing w:after="20" w:before="20" w:line="250" w:lineRule="exact"/>
+            </w:pPr>
+            <w:r>
+              <w:rPr>
+                <w:rFonts w:ascii="Century" w:hAnsi="Century" w:cs="Century" w:eastAsia="MS 明朝"/>
+                <w:b w:val="0"/>
+                <w:color w:val="000000"/>
+                <w:sz w:val="21"/>
+              </w:rPr>
+              <w:t>183</w:t>
+            </w:r>
+          </w:p>
+        </w:tc>
+        <w:tc>
+          <w:tcPr>
+            <w:tcW w:type="dxa" w:w="1814"/>
+            <w:tcBorders/>
+          </w:tcPr>
+          <w:p>
+            <w:pPr>
+              <w:keepNext/>
+              <w:keepLines/>
+              <w:spacing w:after="20" w:before="20" w:line="250" w:lineRule="exact"/>
+            </w:pPr>
+            <w:r>
+              <w:rPr>
+                <w:rFonts w:ascii="Century" w:hAnsi="Century" w:cs="Century" w:eastAsia="MS 明朝"/>
+                <w:b w:val="0"/>
+                <w:color w:val="000000"/>
+                <w:sz w:val="21"/>
+              </w:rPr>
+              <w:t>33.6%</w:t>
+            </w:r>
+          </w:p>
+        </w:tc>
+        <w:tc>
+          <w:tcPr>
+            <w:tcW w:type="dxa" w:w="1814"/>
+            <w:tcBorders/>
+          </w:tcPr>
+          <w:p>
+            <w:pPr>
+              <w:keepNext/>
+              <w:keepLines/>
+              <w:spacing w:after="20" w:before="20" w:line="250" w:lineRule="exact"/>
+            </w:pPr>
+            <w:r>
+              <w:rPr>
+                <w:rFonts w:ascii="Century" w:hAnsi="Century" w:cs="Century" w:eastAsia="MS 明朝"/>
+                <w:b w:val="0"/>
+                <w:color w:val="000000"/>
+                <w:sz w:val="21"/>
+              </w:rPr>
+              <w:t>638</w:t>
+            </w:r>
+          </w:p>
+        </w:tc>
+        <w:tc>
+          <w:tcPr>
+            <w:tcW w:type="dxa" w:w="1814"/>
+            <w:tcBorders/>
+          </w:tcPr>
+          <w:p>
+            <w:pPr>
+              <w:keepNext/>
+              <w:keepLines/>
+              <w:spacing w:after="20" w:before="20" w:line="250" w:lineRule="exact"/>
+            </w:pPr>
+            <w:r>
+              <w:rPr>
+                <w:rFonts w:ascii="Century" w:hAnsi="Century" w:cs="Century" w:eastAsia="MS 明朝"/>
+                <w:b w:val="0"/>
+                <w:color w:val="000000"/>
+                <w:sz w:val="21"/>
+              </w:rPr>
+              <w:t>1,708,086</w:t>
+            </w:r>
+          </w:p>
+        </w:tc>
+      </w:tr>
+      <w:tr>
+        <w:trPr>
+          <w:cantSplit/>
+        </w:trPr>
+        <w:tc>
+          <w:tcPr>
+            <w:tcW w:type="dxa" w:w="1814"/>
+            <w:tcBorders>
+              <w:bottom w:val="single" w:sz="4"/>
+            </w:tcBorders>
+          </w:tcPr>
+          <w:p>
+            <w:pPr>
+              <w:keepNext w:val="0"/>
+              <w:keepLines/>
+              <w:spacing w:after="20" w:before="20" w:line="250" w:lineRule="exact"/>
+            </w:pPr>
+            <w:r>
+              <w:rPr>
+                <w:rFonts w:ascii="Century" w:hAnsi="Century" w:cs="Century" w:eastAsia="MS 明朝"/>
+                <w:b w:val="0"/>
+                <w:color w:val="000000"/>
+                <w:sz w:val="21"/>
+              </w:rPr>
+              <w:t>R</w:t>
+            </w:r>
+          </w:p>
+        </w:tc>
+        <w:tc>
+          <w:tcPr>
+            <w:tcW w:type="dxa" w:w="1814"/>
+            <w:tcBorders>
+              <w:bottom w:val="single" w:sz="4"/>
+            </w:tcBorders>
+          </w:tcPr>
+          <w:p>
+            <w:pPr>
+              <w:keepNext w:val="0"/>
+              <w:keepLines/>
+              <w:spacing w:after="20" w:before="20" w:line="250" w:lineRule="exact"/>
+            </w:pPr>
+            <w:r>
+              <w:rPr>
+                <w:rFonts w:ascii="Century" w:hAnsi="Century" w:cs="Century" w:eastAsia="MS 明朝"/>
+                <w:b w:val="0"/>
+                <w:color w:val="000000"/>
+                <w:sz w:val="21"/>
+              </w:rPr>
+              <w:t>96</w:t>
+            </w:r>
+          </w:p>
+        </w:tc>
+        <w:tc>
+          <w:tcPr>
+            <w:tcW w:type="dxa" w:w="1814"/>
+            <w:tcBorders>
+              <w:bottom w:val="single" w:sz="4"/>
+            </w:tcBorders>
+          </w:tcPr>
+          <w:p>
+            <w:pPr>
+              <w:keepNext w:val="0"/>
+              <w:keepLines/>
+              <w:spacing w:after="20" w:before="20" w:line="250" w:lineRule="exact"/>
+            </w:pPr>
+            <w:r>
+              <w:rPr>
+                <w:rFonts w:ascii="Century" w:hAnsi="Century" w:cs="Century" w:eastAsia="MS 明朝"/>
+                <w:b w:val="0"/>
+                <w:color w:val="000000"/>
+                <w:sz w:val="21"/>
+              </w:rPr>
+              <w:t>17.6%</w:t>
+            </w:r>
+          </w:p>
+        </w:tc>
+        <w:tc>
+          <w:tcPr>
+            <w:tcW w:type="dxa" w:w="1814"/>
+            <w:tcBorders>
+              <w:bottom w:val="single" w:sz="4"/>
+            </w:tcBorders>
+          </w:tcPr>
+          <w:p>
+            <w:pPr>
+              <w:keepNext w:val="0"/>
+              <w:keepLines/>
+              <w:spacing w:after="20" w:before="20" w:line="250" w:lineRule="exact"/>
+            </w:pPr>
+            <w:r>
+              <w:rPr>
+                <w:rFonts w:ascii="Century" w:hAnsi="Century" w:cs="Century" w:eastAsia="MS 明朝"/>
+                <w:b w:val="0"/>
+                <w:color w:val="000000"/>
+                <w:sz w:val="21"/>
+              </w:rPr>
+              <w:t>551</w:t>
+            </w:r>
+          </w:p>
+        </w:tc>
+        <w:tc>
+          <w:tcPr>
+            <w:tcW w:type="dxa" w:w="1814"/>
+            <w:tcBorders>
+              <w:bottom w:val="single" w:sz="4"/>
+            </w:tcBorders>
+          </w:tcPr>
+          <w:p>
+            <w:pPr>
+              <w:keepNext w:val="0"/>
+              <w:keepLines/>
+              <w:spacing w:after="20" w:before="20" w:line="250" w:lineRule="exact"/>
+            </w:pPr>
+            <w:r>
+              <w:rPr>
+                <w:rFonts w:ascii="Century" w:hAnsi="Century" w:cs="Century" w:eastAsia="MS 明朝"/>
+                <w:b w:val="0"/>
+                <w:color w:val="000000"/>
+                <w:sz w:val="21"/>
+              </w:rPr>
+              <w:t>1,809,845</w:t>
+            </w:r>
+          </w:p>
+        </w:tc>
+      </w:tr>
+    </w:tbl>
+    <w:p>
+      <w:pPr>
+        <w:keepNext/>
+        <w:keepLines/>
+        <w:widowControl/>
+        <w:jc w:val="center"/>
+      </w:pPr>
+      <w:r>
+        <w:rPr>
+          <w:rFonts w:ascii="Century" w:hAnsi="Century" w:cs="Century" w:eastAsia="MS 明朝"/>
+          <w:b w:val="0"/>
+          <w:color w:val="000000"/>
+          <w:sz w:val="21"/>
+        </w:rPr>
+        <w:t>表</w:t>
+      </w:r>
+      <w:bookmarkStart w:id="111" w:name="Table11"/>
+      <w:r>
+        <w:rPr>
+          <w:rFonts w:ascii="Century" w:hAnsi="Century" w:cs="Century" w:eastAsia="MS 明朝"/>
+          <w:b w:val="0"/>
+          <w:color w:val="000000"/>
+          <w:sz w:val="21"/>
+        </w:rPr>
+        <w:fldChar w:fldCharType="begin"/>
+      </w:r>
+      <w:r>
+        <w:rPr>
+          <w:rFonts w:ascii="Century" w:hAnsi="Century" w:cs="Century" w:eastAsia="MS 明朝"/>
+          <w:b w:val="0"/>
+          <w:color w:val="000000"/>
+          <w:sz w:val="21"/>
+        </w:rPr>
+        <w:instrText xml:space="preserve"> SEQ Table \* ARABIC </w:instrText>
+      </w:r>
+      <w:r>
+        <w:rPr>
+          <w:rFonts w:ascii="Century" w:hAnsi="Century" w:cs="Century" w:eastAsia="MS 明朝"/>
+          <w:b w:val="0"/>
+          <w:color w:val="000000"/>
+          <w:sz w:val="21"/>
+        </w:rPr>
+        <w:fldChar w:fldCharType="separate"/>
+      </w:r>
+      <w:r>
+        <w:rPr>
+          <w:rFonts w:ascii="Century" w:hAnsi="Century" w:cs="Century" w:eastAsia="MS 明朝"/>
+          <w:b w:val="0"/>
+          <w:color w:val="000000"/>
+          <w:sz w:val="21"/>
+        </w:rPr>
+        <w:t>11</w:t>
+      </w:r>
+      <w:r>
+        <w:rPr>
+          <w:rFonts w:ascii="Century" w:hAnsi="Century" w:cs="Century" w:eastAsia="MS 明朝"/>
+          <w:b w:val="0"/>
+          <w:color w:val="000000"/>
+          <w:sz w:val="21"/>
+        </w:rPr>
+        <w:fldChar w:fldCharType="end"/>
+      </w:r>
+      <w:bookmarkEnd w:id="111"/>
+      <w:r>
+        <w:rPr>
+          <w:rFonts w:ascii="Century" w:hAnsi="Century" w:cs="Century" w:eastAsia="MS 明朝"/>
+          <w:b w:val="0"/>
+          <w:color w:val="000000"/>
+          <w:sz w:val="21"/>
+        </w:rPr>
+        <w:t xml:space="preserve"> モデル別の初期失敗からの成功</w:t>
+      </w:r>
+    </w:p>
+    <w:tbl>
+      <w:tblPr>
+        <w:tblW w:type="dxa" w:w="9071"/>
+        <w:tblLayout w:type="fixed"/>
+        <w:tblLook w:firstColumn="1" w:firstRow="1" w:lastColumn="0" w:lastRow="0" w:noHBand="0" w:noVBand="1" w:val="04A0"/>
+      </w:tblPr>
+      <w:tblGrid>
+        <w:gridCol w:w="1512"/>
+        <w:gridCol w:w="1512"/>
+        <w:gridCol w:w="1512"/>
+        <w:gridCol w:w="1512"/>
+        <w:gridCol w:w="1512"/>
+        <w:gridCol w:w="1512"/>
+      </w:tblGrid>
+      <w:tr>
+        <w:trPr>
+          <w:cantSplit/>
+          <w:tblHeader/>
+        </w:trPr>
+        <w:tc>
+          <w:tcPr>
+            <w:tcW w:type="dxa" w:w="1512"/>
+            <w:tcBorders>
+              <w:top w:val="single" w:sz="4"/>
+              <w:bottom w:val="single" w:sz="4"/>
+            </w:tcBorders>
+          </w:tcPr>
+          <w:p>
+            <w:pPr>
+              <w:keepNext/>
+              <w:keepLines/>
+              <w:spacing w:after="20" w:before="20" w:line="250" w:lineRule="exact"/>
+            </w:pPr>
+            <w:r>
+              <w:rPr>
+                <w:rFonts w:ascii="Century" w:hAnsi="Century" w:cs="Century" w:eastAsia="MS 明朝"/>
+                <w:b w:val="0"/>
+                <w:color w:val="000000"/>
+                <w:sz w:val="21"/>
+              </w:rPr>
+              <w:t>対象</w:t>
+            </w:r>
+          </w:p>
+        </w:tc>
+        <w:tc>
+          <w:tcPr>
+            <w:tcW w:type="dxa" w:w="1512"/>
+            <w:tcBorders>
+              <w:top w:val="single" w:sz="4"/>
+              <w:bottom w:val="single" w:sz="4"/>
+            </w:tcBorders>
+          </w:tcPr>
+          <w:p>
+            <w:pPr>
+              <w:keepNext/>
+              <w:keepLines/>
+              <w:spacing w:after="20" w:before="20" w:line="250" w:lineRule="exact"/>
+            </w:pPr>
+            <w:r>
+              <w:rPr>
+                <w:rFonts w:ascii="Century" w:hAnsi="Century" w:cs="Century" w:eastAsia="MS 明朝"/>
+                <w:b w:val="0"/>
+                <w:color w:val="000000"/>
+                <w:sz w:val="21"/>
+              </w:rPr>
+              <w:t>失敗分母</w:t>
+            </w:r>
+          </w:p>
+        </w:tc>
+        <w:tc>
+          <w:tcPr>
+            <w:tcW w:type="dxa" w:w="1512"/>
+            <w:tcBorders>
+              <w:top w:val="single" w:sz="4"/>
+              <w:bottom w:val="single" w:sz="4"/>
+            </w:tcBorders>
+          </w:tcPr>
+          <w:p>
+            <w:pPr>
+              <w:keepNext/>
+              <w:keepLines/>
+              <w:spacing w:after="20" w:before="20" w:line="250" w:lineRule="exact"/>
+            </w:pPr>
+            <w:r>
+              <w:rPr>
+                <w:rFonts w:ascii="Century" w:hAnsi="Century" w:cs="Century" w:eastAsia="MS 明朝"/>
+                <w:b w:val="0"/>
+                <w:color w:val="000000"/>
+                <w:sz w:val="21"/>
+              </w:rPr>
+              <w:t>B4</w:t>
+            </w:r>
+          </w:p>
+        </w:tc>
+        <w:tc>
+          <w:tcPr>
+            <w:tcW w:type="dxa" w:w="1512"/>
+            <w:tcBorders>
+              <w:top w:val="single" w:sz="4"/>
+              <w:bottom w:val="single" w:sz="4"/>
+            </w:tcBorders>
+          </w:tcPr>
+          <w:p>
+            <w:pPr>
+              <w:keepNext/>
+              <w:keepLines/>
+              <w:spacing w:after="20" w:before="20" w:line="250" w:lineRule="exact"/>
+            </w:pPr>
+            <w:r>
+              <w:rPr>
+                <w:rFonts w:ascii="Century" w:hAnsi="Century" w:cs="Century" w:eastAsia="MS 明朝"/>
+                <w:b w:val="0"/>
+                <w:color w:val="000000"/>
+                <w:sz w:val="21"/>
+              </w:rPr>
+              <w:t>R</w:t>
+            </w:r>
+          </w:p>
+        </w:tc>
+        <w:tc>
+          <w:tcPr>
+            <w:tcW w:type="dxa" w:w="1512"/>
+            <w:tcBorders>
+              <w:top w:val="single" w:sz="4"/>
+              <w:bottom w:val="single" w:sz="4"/>
+            </w:tcBorders>
+          </w:tcPr>
+          <w:p>
+            <w:pPr>
+              <w:keepNext/>
+              <w:keepLines/>
+              <w:spacing w:after="20" w:before="20" w:line="250" w:lineRule="exact"/>
+            </w:pPr>
+            <w:r>
+              <w:rPr>
+                <w:rFonts w:ascii="Century" w:hAnsi="Century" w:cs="Century" w:eastAsia="MS 明朝"/>
+                <w:b w:val="0"/>
+                <w:color w:val="000000"/>
+                <w:sz w:val="21"/>
+              </w:rPr>
+              <w:t>F</w:t>
+            </w:r>
+          </w:p>
+        </w:tc>
+        <w:tc>
+          <w:tcPr>
+            <w:tcW w:type="dxa" w:w="1512"/>
+            <w:tcBorders>
+              <w:top w:val="single" w:sz="4"/>
+              <w:bottom w:val="single" w:sz="4"/>
+            </w:tcBorders>
+          </w:tcPr>
+          <w:p>
+            <w:pPr>
+              <w:keepNext/>
+              <w:keepLines/>
+              <w:spacing w:after="20" w:before="20" w:line="250" w:lineRule="exact"/>
+            </w:pPr>
+            <w:r>
+              <w:rPr>
+                <w:rFonts w:ascii="Century" w:hAnsi="Century" w:cs="Century" w:eastAsia="MS 明朝"/>
+                <w:b w:val="0"/>
+                <w:color w:val="000000"/>
+                <w:sz w:val="21"/>
+              </w:rPr>
+              <w:t>D</w:t>
+            </w:r>
+          </w:p>
+        </w:tc>
+      </w:tr>
+      <w:tr>
+        <w:trPr>
+          <w:cantSplit/>
+        </w:trPr>
+        <w:tc>
+          <w:tcPr>
+            <w:tcW w:type="dxa" w:w="1512"/>
+            <w:tcBorders/>
+          </w:tcPr>
+          <w:p>
+            <w:pPr>
+              <w:keepNext/>
+              <w:keepLines/>
+              <w:spacing w:after="20" w:before="20" w:line="250" w:lineRule="exact"/>
+            </w:pPr>
+            <w:r>
+              <w:rPr>
+                <w:rFonts w:ascii="Century" w:hAnsi="Century" w:cs="Century" w:eastAsia="MS 明朝"/>
+                <w:b w:val="0"/>
+                <w:color w:val="000000"/>
+                <w:sz w:val="21"/>
+              </w:rPr>
+              <w:t>Q4</w:t>
+            </w:r>
+          </w:p>
+        </w:tc>
+        <w:tc>
+          <w:tcPr>
+            <w:tcW w:type="dxa" w:w="1512"/>
+            <w:tcBorders/>
+          </w:tcPr>
+          <w:p>
+            <w:pPr>
+              <w:keepNext/>
+              <w:keepLines/>
+              <w:spacing w:after="20" w:before="20" w:line="250" w:lineRule="exact"/>
+            </w:pPr>
+            <w:r>
+              <w:rPr>
+                <w:rFonts w:ascii="Century" w:hAnsi="Century" w:cs="Century" w:eastAsia="MS 明朝"/>
+                <w:b w:val="0"/>
+                <w:color w:val="000000"/>
+                <w:sz w:val="21"/>
+              </w:rPr>
+              <w:t>162</w:t>
+            </w:r>
+          </w:p>
+        </w:tc>
+        <w:tc>
+          <w:tcPr>
+            <w:tcW w:type="dxa" w:w="1512"/>
+            <w:tcBorders/>
+          </w:tcPr>
+          <w:p>
+            <w:pPr>
+              <w:keepNext/>
+              <w:keepLines/>
+              <w:spacing w:after="20" w:before="20" w:line="250" w:lineRule="exact"/>
+            </w:pPr>
+            <w:r>
+              <w:rPr>
+                <w:rFonts w:ascii="Century" w:hAnsi="Century" w:cs="Century" w:eastAsia="MS 明朝"/>
+                <w:b w:val="0"/>
+                <w:color w:val="000000"/>
+                <w:sz w:val="21"/>
+              </w:rPr>
+              <w:t>66</w:t>
+            </w:r>
+          </w:p>
+        </w:tc>
+        <w:tc>
+          <w:tcPr>
+            <w:tcW w:type="dxa" w:w="1512"/>
+            <w:tcBorders/>
+          </w:tcPr>
+          <w:p>
+            <w:pPr>
+              <w:keepNext/>
+              <w:keepLines/>
+              <w:spacing w:after="20" w:before="20" w:line="250" w:lineRule="exact"/>
+            </w:pPr>
+            <w:r>
+              <w:rPr>
+                <w:rFonts w:ascii="Century" w:hAnsi="Century" w:cs="Century" w:eastAsia="MS 明朝"/>
+                <w:b w:val="0"/>
+                <w:color w:val="000000"/>
+                <w:sz w:val="21"/>
+              </w:rPr>
+              <w:t>31</w:t>
+            </w:r>
+          </w:p>
+        </w:tc>
+        <w:tc>
+          <w:tcPr>
+            <w:tcW w:type="dxa" w:w="1512"/>
+            <w:tcBorders/>
+          </w:tcPr>
+          <w:p>
+            <w:pPr>
+              <w:keepNext/>
+              <w:keepLines/>
+              <w:spacing w:after="20" w:before="20" w:line="250" w:lineRule="exact"/>
+            </w:pPr>
+            <w:r>
+              <w:rPr>
+                <w:rFonts w:ascii="Century" w:hAnsi="Century" w:cs="Century" w:eastAsia="MS 明朝"/>
+                <w:b w:val="0"/>
+                <w:color w:val="000000"/>
+                <w:sz w:val="21"/>
+              </w:rPr>
+              <w:t>78</w:t>
+            </w:r>
+          </w:p>
+        </w:tc>
+        <w:tc>
+          <w:tcPr>
+            <w:tcW w:type="dxa" w:w="1512"/>
+            <w:tcBorders/>
+          </w:tcPr>
+          <w:p>
+            <w:pPr>
+              <w:keepNext/>
+              <w:keepLines/>
+              <w:spacing w:after="20" w:before="20" w:line="250" w:lineRule="exact"/>
+            </w:pPr>
+            <w:r>
+              <w:rPr>
+                <w:rFonts w:ascii="Century" w:hAnsi="Century" w:cs="Century" w:eastAsia="MS 明朝"/>
+                <w:b w:val="0"/>
+                <w:color w:val="000000"/>
+                <w:sz w:val="21"/>
+              </w:rPr>
+              <w:t>90</w:t>
+            </w:r>
+          </w:p>
+        </w:tc>
+      </w:tr>
+      <w:tr>
+        <w:trPr>
+          <w:cantSplit/>
+        </w:trPr>
+        <w:tc>
+          <w:tcPr>
+            <w:tcW w:type="dxa" w:w="1512"/>
+            <w:tcBorders/>
+          </w:tcPr>
+          <w:p>
+            <w:pPr>
+              <w:keepNext/>
+              <w:keepLines/>
+              <w:spacing w:after="20" w:before="20" w:line="250" w:lineRule="exact"/>
+            </w:pPr>
+            <w:r>
+              <w:rPr>
+                <w:rFonts w:ascii="Century" w:hAnsi="Century" w:cs="Century" w:eastAsia="MS 明朝"/>
+                <w:b w:val="0"/>
+                <w:color w:val="000000"/>
+                <w:sz w:val="21"/>
+              </w:rPr>
+              <w:t>G4</w:t>
+            </w:r>
+          </w:p>
+        </w:tc>
+        <w:tc>
+          <w:tcPr>
+            <w:tcW w:type="dxa" w:w="1512"/>
+            <w:tcBorders/>
+          </w:tcPr>
+          <w:p>
+            <w:pPr>
+              <w:keepNext/>
+              <w:keepLines/>
+              <w:spacing w:after="20" w:before="20" w:line="250" w:lineRule="exact"/>
+            </w:pPr>
+            <w:r>
+              <w:rPr>
+                <w:rFonts w:ascii="Century" w:hAnsi="Century" w:cs="Century" w:eastAsia="MS 明朝"/>
+                <w:b w:val="0"/>
+                <w:color w:val="000000"/>
+                <w:sz w:val="21"/>
+              </w:rPr>
+              <w:t>62</w:t>
+            </w:r>
+          </w:p>
+        </w:tc>
+        <w:tc>
+          <w:tcPr>
+            <w:tcW w:type="dxa" w:w="1512"/>
+            <w:tcBorders/>
+          </w:tcPr>
+          <w:p>
+            <w:pPr>
+              <w:keepNext/>
+              <w:keepLines/>
+              <w:spacing w:after="20" w:before="20" w:line="250" w:lineRule="exact"/>
+            </w:pPr>
+            <w:r>
+              <w:rPr>
+                <w:rFonts w:ascii="Century" w:hAnsi="Century" w:cs="Century" w:eastAsia="MS 明朝"/>
+                <w:b w:val="0"/>
+                <w:color w:val="000000"/>
+                <w:sz w:val="21"/>
+              </w:rPr>
+              <w:t>51</w:t>
+            </w:r>
+          </w:p>
+        </w:tc>
+        <w:tc>
+          <w:tcPr>
+            <w:tcW w:type="dxa" w:w="1512"/>
+            <w:tcBorders/>
+          </w:tcPr>
+          <w:p>
+            <w:pPr>
+              <w:keepNext/>
+              <w:keepLines/>
+              <w:spacing w:after="20" w:before="20" w:line="250" w:lineRule="exact"/>
+            </w:pPr>
+            <w:r>
+              <w:rPr>
+                <w:rFonts w:ascii="Century" w:hAnsi="Century" w:cs="Century" w:eastAsia="MS 明朝"/>
+                <w:b w:val="0"/>
+                <w:color w:val="000000"/>
+                <w:sz w:val="21"/>
+              </w:rPr>
+              <w:t>30</w:t>
+            </w:r>
+          </w:p>
+        </w:tc>
+        <w:tc>
+          <w:tcPr>
+            <w:tcW w:type="dxa" w:w="1512"/>
+            <w:tcBorders/>
+          </w:tcPr>
+          <w:p>
+            <w:pPr>
+              <w:keepNext/>
+              <w:keepLines/>
+              <w:spacing w:after="20" w:before="20" w:line="250" w:lineRule="exact"/>
+            </w:pPr>
+            <w:r>
+              <w:rPr>
+                <w:rFonts w:ascii="Century" w:hAnsi="Century" w:cs="Century" w:eastAsia="MS 明朝"/>
+                <w:b w:val="0"/>
+                <w:color w:val="000000"/>
+                <w:sz w:val="21"/>
+              </w:rPr>
+              <w:t>48</w:t>
+            </w:r>
+          </w:p>
+        </w:tc>
+        <w:tc>
+          <w:tcPr>
+            <w:tcW w:type="dxa" w:w="1512"/>
+            <w:tcBorders/>
+          </w:tcPr>
+          <w:p>
+            <w:pPr>
+              <w:keepNext/>
+              <w:keepLines/>
+              <w:spacing w:after="20" w:before="20" w:line="250" w:lineRule="exact"/>
+            </w:pPr>
+            <w:r>
+              <w:rPr>
+                <w:rFonts w:ascii="Century" w:hAnsi="Century" w:cs="Century" w:eastAsia="MS 明朝"/>
+                <w:b w:val="0"/>
+                <w:color w:val="000000"/>
+                <w:sz w:val="21"/>
+              </w:rPr>
+              <w:t>38</w:t>
+            </w:r>
+          </w:p>
+        </w:tc>
+      </w:tr>
+      <w:tr>
+        <w:trPr>
+          <w:cantSplit/>
+        </w:trPr>
+        <w:tc>
+          <w:tcPr>
+            <w:tcW w:type="dxa" w:w="1512"/>
+            <w:tcBorders/>
+          </w:tcPr>
+          <w:p>
+            <w:pPr>
+              <w:keepNext/>
+              <w:keepLines/>
+              <w:spacing w:after="20" w:before="20" w:line="250" w:lineRule="exact"/>
+            </w:pPr>
+            <w:r>
+              <w:rPr>
+                <w:rFonts w:ascii="Century" w:hAnsi="Century" w:cs="Century" w:eastAsia="MS 明朝"/>
+                <w:b w:val="0"/>
+                <w:color w:val="000000"/>
+                <w:sz w:val="21"/>
+              </w:rPr>
+              <w:t>Q9</w:t>
+            </w:r>
+          </w:p>
+        </w:tc>
+        <w:tc>
+          <w:tcPr>
+            <w:tcW w:type="dxa" w:w="1512"/>
+            <w:tcBorders/>
+          </w:tcPr>
+          <w:p>
+            <w:pPr>
+              <w:keepNext/>
+              <w:keepLines/>
+              <w:spacing w:after="20" w:before="20" w:line="250" w:lineRule="exact"/>
+            </w:pPr>
+            <w:r>
+              <w:rPr>
+                <w:rFonts w:ascii="Century" w:hAnsi="Century" w:cs="Century" w:eastAsia="MS 明朝"/>
+                <w:b w:val="0"/>
+                <w:color w:val="000000"/>
+                <w:sz w:val="21"/>
+              </w:rPr>
+              <w:t>66</w:t>
+            </w:r>
+          </w:p>
+        </w:tc>
+        <w:tc>
+          <w:tcPr>
+            <w:tcW w:type="dxa" w:w="1512"/>
+            <w:tcBorders/>
+          </w:tcPr>
+          <w:p>
+            <w:pPr>
+              <w:keepNext/>
+              <w:keepLines/>
+              <w:spacing w:after="20" w:before="20" w:line="250" w:lineRule="exact"/>
+            </w:pPr>
+            <w:r>
+              <w:rPr>
+                <w:rFonts w:ascii="Century" w:hAnsi="Century" w:cs="Century" w:eastAsia="MS 明朝"/>
+                <w:b w:val="0"/>
+                <w:color w:val="000000"/>
+                <w:sz w:val="21"/>
+              </w:rPr>
+              <w:t>37</w:t>
+            </w:r>
+          </w:p>
+        </w:tc>
+        <w:tc>
+          <w:tcPr>
+            <w:tcW w:type="dxa" w:w="1512"/>
+            <w:tcBorders/>
+          </w:tcPr>
+          <w:p>
+            <w:pPr>
+              <w:keepNext/>
+              <w:keepLines/>
+              <w:spacing w:after="20" w:before="20" w:line="250" w:lineRule="exact"/>
+            </w:pPr>
+            <w:r>
+              <w:rPr>
+                <w:rFonts w:ascii="Century" w:hAnsi="Century" w:cs="Century" w:eastAsia="MS 明朝"/>
+                <w:b w:val="0"/>
+                <w:color w:val="000000"/>
+                <w:sz w:val="21"/>
+              </w:rPr>
+              <w:t>15</w:t>
+            </w:r>
+          </w:p>
+        </w:tc>
+        <w:tc>
+          <w:tcPr>
+            <w:tcW w:type="dxa" w:w="1512"/>
+            <w:tcBorders/>
+          </w:tcPr>
+          <w:p>
+            <w:pPr>
+              <w:keepNext/>
+              <w:keepLines/>
+              <w:spacing w:after="20" w:before="20" w:line="250" w:lineRule="exact"/>
+            </w:pPr>
+            <w:r>
+              <w:rPr>
+                <w:rFonts w:ascii="Century" w:hAnsi="Century" w:cs="Century" w:eastAsia="MS 明朝"/>
+                <w:b w:val="0"/>
+                <w:color w:val="000000"/>
+                <w:sz w:val="21"/>
+              </w:rPr>
+              <w:t>33</w:t>
+            </w:r>
+          </w:p>
+        </w:tc>
+        <w:tc>
+          <w:tcPr>
+            <w:tcW w:type="dxa" w:w="1512"/>
+            <w:tcBorders/>
+          </w:tcPr>
+          <w:p>
+            <w:pPr>
+              <w:keepNext/>
+              <w:keepLines/>
+              <w:spacing w:after="20" w:before="20" w:line="250" w:lineRule="exact"/>
+            </w:pPr>
+            <w:r>
+              <w:rPr>
+                <w:rFonts w:ascii="Century" w:hAnsi="Century" w:cs="Century" w:eastAsia="MS 明朝"/>
+                <w:b w:val="0"/>
+                <w:color w:val="000000"/>
+                <w:sz w:val="21"/>
+              </w:rPr>
+              <w:t>28</w:t>
+            </w:r>
+          </w:p>
+        </w:tc>
+      </w:tr>
+      <w:tr>
+        <w:trPr>
+          <w:cantSplit/>
+        </w:trPr>
+        <w:tc>
+          <w:tcPr>
+            <w:tcW w:type="dxa" w:w="1512"/>
+            <w:tcBorders/>
+          </w:tcPr>
+          <w:p>
+            <w:pPr>
+              <w:keepNext/>
+              <w:keepLines/>
+              <w:spacing w:after="20" w:before="20" w:line="250" w:lineRule="exact"/>
+            </w:pPr>
+            <w:r>
+              <w:rPr>
+                <w:rFonts w:ascii="Century" w:hAnsi="Century" w:cs="Century" w:eastAsia="MS 明朝"/>
+                <w:b w:val="0"/>
+                <w:color w:val="000000"/>
+                <w:sz w:val="21"/>
+              </w:rPr>
+              <w:t>C7</w:t>
+            </w:r>
+          </w:p>
+        </w:tc>
+        <w:tc>
+          <w:tcPr>
+            <w:tcW w:type="dxa" w:w="1512"/>
+            <w:tcBorders/>
+          </w:tcPr>
+          <w:p>
+            <w:pPr>
+              <w:keepNext/>
+              <w:keepLines/>
+              <w:spacing w:after="20" w:before="20" w:line="250" w:lineRule="exact"/>
+            </w:pPr>
+            <w:r>
+              <w:rPr>
+                <w:rFonts w:ascii="Century" w:hAnsi="Century" w:cs="Century" w:eastAsia="MS 明朝"/>
+                <w:b w:val="0"/>
+                <w:color w:val="000000"/>
+                <w:sz w:val="21"/>
+              </w:rPr>
+              <w:t>65</w:t>
+            </w:r>
+          </w:p>
+        </w:tc>
+        <w:tc>
+          <w:tcPr>
+            <w:tcW w:type="dxa" w:w="1512"/>
+            <w:tcBorders/>
+          </w:tcPr>
+          <w:p>
+            <w:pPr>
+              <w:keepNext/>
+              <w:keepLines/>
+              <w:spacing w:after="20" w:before="20" w:line="250" w:lineRule="exact"/>
+            </w:pPr>
+            <w:r>
+              <w:rPr>
+                <w:rFonts w:ascii="Century" w:hAnsi="Century" w:cs="Century" w:eastAsia="MS 明朝"/>
+                <w:b w:val="0"/>
+                <w:color w:val="000000"/>
+                <w:sz w:val="21"/>
+              </w:rPr>
+              <w:t>47</w:t>
+            </w:r>
+          </w:p>
+        </w:tc>
+        <w:tc>
+          <w:tcPr>
+            <w:tcW w:type="dxa" w:w="1512"/>
+            <w:tcBorders/>
+          </w:tcPr>
+          <w:p>
+            <w:pPr>
+              <w:keepNext/>
+              <w:keepLines/>
+              <w:spacing w:after="20" w:before="20" w:line="250" w:lineRule="exact"/>
+            </w:pPr>
+            <w:r>
+              <w:rPr>
+                <w:rFonts w:ascii="Century" w:hAnsi="Century" w:cs="Century" w:eastAsia="MS 明朝"/>
+                <w:b w:val="0"/>
+                <w:color w:val="000000"/>
+                <w:sz w:val="21"/>
+              </w:rPr>
+              <w:t>15</w:t>
+            </w:r>
+          </w:p>
+        </w:tc>
+        <w:tc>
+          <w:tcPr>
+            <w:tcW w:type="dxa" w:w="1512"/>
+            <w:tcBorders/>
+          </w:tcPr>
+          <w:p>
+            <w:pPr>
+              <w:keepNext/>
+              <w:keepLines/>
+              <w:spacing w:after="20" w:before="20" w:line="250" w:lineRule="exact"/>
+            </w:pPr>
+            <w:r>
+              <w:rPr>
+                <w:rFonts w:ascii="Century" w:hAnsi="Century" w:cs="Century" w:eastAsia="MS 明朝"/>
+                <w:b w:val="0"/>
+                <w:color w:val="000000"/>
+                <w:sz w:val="21"/>
+              </w:rPr>
+              <w:t>23</w:t>
+            </w:r>
+          </w:p>
+        </w:tc>
+        <w:tc>
+          <w:tcPr>
+            <w:tcW w:type="dxa" w:w="1512"/>
+            <w:tcBorders/>
+          </w:tcPr>
+          <w:p>
+            <w:pPr>
+              <w:keepNext/>
+              <w:keepLines/>
+              <w:spacing w:after="20" w:before="20" w:line="250" w:lineRule="exact"/>
+            </w:pPr>
+            <w:r>
+              <w:rPr>
+                <w:rFonts w:ascii="Century" w:hAnsi="Century" w:cs="Century" w:eastAsia="MS 明朝"/>
+                <w:b w:val="0"/>
+                <w:color w:val="000000"/>
+                <w:sz w:val="21"/>
+              </w:rPr>
+              <w:t>23</w:t>
+            </w:r>
+          </w:p>
+        </w:tc>
+      </w:tr>
+      <w:tr>
+        <w:trPr>
+          <w:cantSplit/>
+        </w:trPr>
+        <w:tc>
+          <w:tcPr>
+            <w:tcW w:type="dxa" w:w="1512"/>
+            <w:tcBorders>
+              <w:bottom w:val="single" w:sz="4"/>
+            </w:tcBorders>
+          </w:tcPr>
+          <w:p>
+            <w:pPr>
+              <w:keepNext w:val="0"/>
+              <w:keepLines/>
+              <w:spacing w:after="20" w:before="20" w:line="250" w:lineRule="exact"/>
+            </w:pPr>
+            <w:r>
+              <w:rPr>
+                <w:rFonts w:ascii="Century" w:hAnsi="Century" w:cs="Century" w:eastAsia="MS 明朝"/>
+                <w:b w:val="0"/>
+                <w:color w:val="000000"/>
+                <w:sz w:val="21"/>
+              </w:rPr>
+              <w:t>G3</w:t>
+            </w:r>
+          </w:p>
+        </w:tc>
+        <w:tc>
+          <w:tcPr>
+            <w:tcW w:type="dxa" w:w="1512"/>
+            <w:tcBorders>
+              <w:bottom w:val="single" w:sz="4"/>
+            </w:tcBorders>
+          </w:tcPr>
+          <w:p>
+            <w:pPr>
+              <w:keepNext w:val="0"/>
+              <w:keepLines/>
+              <w:spacing w:after="20" w:before="20" w:line="250" w:lineRule="exact"/>
+            </w:pPr>
+            <w:r>
+              <w:rPr>
+                <w:rFonts w:ascii="Century" w:hAnsi="Century" w:cs="Century" w:eastAsia="MS 明朝"/>
+                <w:b w:val="0"/>
+                <w:color w:val="000000"/>
+                <w:sz w:val="21"/>
+              </w:rPr>
+              <w:t>190</w:t>
+            </w:r>
+          </w:p>
+        </w:tc>
+        <w:tc>
+          <w:tcPr>
+            <w:tcW w:type="dxa" w:w="1512"/>
+            <w:tcBorders>
+              <w:bottom w:val="single" w:sz="4"/>
+            </w:tcBorders>
+          </w:tcPr>
+          <w:p>
+            <w:pPr>
+              <w:keepNext w:val="0"/>
+              <w:keepLines/>
+              <w:spacing w:after="20" w:before="20" w:line="250" w:lineRule="exact"/>
+            </w:pPr>
+            <w:r>
+              <w:rPr>
+                <w:rFonts w:ascii="Century" w:hAnsi="Century" w:cs="Century" w:eastAsia="MS 明朝"/>
+                <w:b w:val="0"/>
+                <w:color w:val="000000"/>
+                <w:sz w:val="21"/>
+              </w:rPr>
+              <w:t>16</w:t>
+            </w:r>
+          </w:p>
+        </w:tc>
+        <w:tc>
+          <w:tcPr>
+            <w:tcW w:type="dxa" w:w="1512"/>
+            <w:tcBorders>
+              <w:bottom w:val="single" w:sz="4"/>
+            </w:tcBorders>
+          </w:tcPr>
+          <w:p>
+            <w:pPr>
+              <w:keepNext w:val="0"/>
+              <w:keepLines/>
+              <w:spacing w:after="20" w:before="20" w:line="250" w:lineRule="exact"/>
+            </w:pPr>
+            <w:r>
+              <w:rPr>
+                <w:rFonts w:ascii="Century" w:hAnsi="Century" w:cs="Century" w:eastAsia="MS 明朝"/>
+                <w:b w:val="0"/>
+                <w:color w:val="000000"/>
+                <w:sz w:val="21"/>
+              </w:rPr>
+              <w:t>5</w:t>
+            </w:r>
+          </w:p>
+        </w:tc>
+        <w:tc>
+          <w:tcPr>
+            <w:tcW w:type="dxa" w:w="1512"/>
+            <w:tcBorders>
+              <w:bottom w:val="single" w:sz="4"/>
+            </w:tcBorders>
+          </w:tcPr>
+          <w:p>
+            <w:pPr>
+              <w:keepNext w:val="0"/>
+              <w:keepLines/>
+              <w:spacing w:after="20" w:before="20" w:line="250" w:lineRule="exact"/>
+            </w:pPr>
+            <w:r>
+              <w:rPr>
+                <w:rFonts w:ascii="Century" w:hAnsi="Century" w:cs="Century" w:eastAsia="MS 明朝"/>
+                <w:b w:val="0"/>
+                <w:color w:val="000000"/>
+                <w:sz w:val="21"/>
+              </w:rPr>
+              <w:t>1</w:t>
+            </w:r>
+          </w:p>
+        </w:tc>
+        <w:tc>
+          <w:tcPr>
+            <w:tcW w:type="dxa" w:w="1512"/>
+            <w:tcBorders>
+              <w:bottom w:val="single" w:sz="4"/>
+            </w:tcBorders>
+          </w:tcPr>
+          <w:p>
+            <w:pPr>
+              <w:keepNext w:val="0"/>
+              <w:keepLines/>
+              <w:spacing w:after="20" w:before="20" w:line="250" w:lineRule="exact"/>
+            </w:pPr>
+            <w:r>
+              <w:rPr>
+                <w:rFonts w:ascii="Century" w:hAnsi="Century" w:cs="Century" w:eastAsia="MS 明朝"/>
+                <w:b w:val="0"/>
+                <w:color w:val="000000"/>
+                <w:sz w:val="21"/>
+              </w:rPr>
+              <w:t>1</w:t>
+            </w:r>
+          </w:p>
+        </w:tc>
+      </w:tr>
+    </w:tbl>
+    <w:p>
+      <w:pPr>
+        <w:keepNext/>
+        <w:keepLines/>
+        <w:widowControl/>
+        <w:jc w:val="center"/>
+      </w:pPr>
+      <w:r>
+        <w:rPr>
+          <w:rFonts w:ascii="Century" w:hAnsi="Century" w:cs="Century" w:eastAsia="MS 明朝"/>
+          <w:b w:val="0"/>
+          <w:color w:val="000000"/>
+          <w:sz w:val="21"/>
+        </w:rPr>
+        <w:t>表</w:t>
+      </w:r>
+      <w:bookmarkStart w:id="112" w:name="Table12"/>
+      <w:r>
+        <w:rPr>
+          <w:rFonts w:ascii="Century" w:hAnsi="Century" w:cs="Century" w:eastAsia="MS 明朝"/>
+          <w:b w:val="0"/>
+          <w:color w:val="000000"/>
+          <w:sz w:val="21"/>
+        </w:rPr>
+        <w:fldChar w:fldCharType="begin"/>
+      </w:r>
+      <w:r>
+        <w:rPr>
+          <w:rFonts w:ascii="Century" w:hAnsi="Century" w:cs="Century" w:eastAsia="MS 明朝"/>
+          <w:b w:val="0"/>
+          <w:color w:val="000000"/>
+          <w:sz w:val="21"/>
+        </w:rPr>
+        <w:instrText xml:space="preserve"> SEQ Table \* ARABIC </w:instrText>
+      </w:r>
+      <w:r>
+        <w:rPr>
+          <w:rFonts w:ascii="Century" w:hAnsi="Century" w:cs="Century" w:eastAsia="MS 明朝"/>
+          <w:b w:val="0"/>
+          <w:color w:val="000000"/>
+          <w:sz w:val="21"/>
+        </w:rPr>
+        <w:fldChar w:fldCharType="separate"/>
+      </w:r>
+      <w:r>
+        <w:rPr>
+          <w:rFonts w:ascii="Century" w:hAnsi="Century" w:cs="Century" w:eastAsia="MS 明朝"/>
+          <w:b w:val="0"/>
+          <w:color w:val="000000"/>
+          <w:sz w:val="21"/>
+        </w:rPr>
+        <w:t>12</w:t>
+      </w:r>
+      <w:r>
+        <w:rPr>
+          <w:rFonts w:ascii="Century" w:hAnsi="Century" w:cs="Century" w:eastAsia="MS 明朝"/>
+          <w:b w:val="0"/>
+          <w:color w:val="000000"/>
+          <w:sz w:val="21"/>
+        </w:rPr>
+        <w:fldChar w:fldCharType="end"/>
+      </w:r>
+      <w:bookmarkEnd w:id="112"/>
+      <w:r>
+        <w:rPr>
+          <w:rFonts w:ascii="Century" w:hAnsi="Century" w:cs="Century" w:eastAsia="MS 明朝"/>
+          <w:b w:val="0"/>
+          <w:color w:val="000000"/>
+          <w:sz w:val="21"/>
+        </w:rPr>
+        <w:t xml:space="preserve"> 初期失敗類型別の初期失敗からの成功</w:t>
+      </w:r>
+    </w:p>
+    <w:tbl>
+      <w:tblPr>
+        <w:tblW w:type="dxa" w:w="9071"/>
+        <w:tblLayout w:type="fixed"/>
+        <w:tblLook w:firstColumn="1" w:firstRow="1" w:lastColumn="0" w:lastRow="0" w:noHBand="0" w:noVBand="1" w:val="04A0"/>
+      </w:tblPr>
+      <w:tblGrid>
+        <w:gridCol w:w="1512"/>
+        <w:gridCol w:w="1512"/>
+        <w:gridCol w:w="1512"/>
+        <w:gridCol w:w="1512"/>
+        <w:gridCol w:w="1512"/>
+        <w:gridCol w:w="1512"/>
+      </w:tblGrid>
+      <w:tr>
+        <w:trPr>
+          <w:cantSplit/>
+          <w:tblHeader/>
+        </w:trPr>
+        <w:tc>
+          <w:tcPr>
+            <w:tcW w:type="dxa" w:w="1512"/>
+            <w:tcBorders>
+              <w:top w:val="single" w:sz="4"/>
+              <w:bottom w:val="single" w:sz="4"/>
+            </w:tcBorders>
+          </w:tcPr>
+          <w:p>
+            <w:pPr>
+              <w:keepNext/>
+              <w:keepLines/>
+              <w:spacing w:after="20" w:before="20" w:line="250" w:lineRule="exact"/>
+            </w:pPr>
+            <w:r>
+              <w:rPr>
+                <w:rFonts w:ascii="Century" w:hAnsi="Century" w:cs="Century" w:eastAsia="MS 明朝"/>
+                <w:b w:val="0"/>
+                <w:color w:val="000000"/>
+                <w:sz w:val="21"/>
+              </w:rPr>
+              <w:t>対象</w:t>
+            </w:r>
+          </w:p>
+        </w:tc>
+        <w:tc>
+          <w:tcPr>
+            <w:tcW w:type="dxa" w:w="1512"/>
+            <w:tcBorders>
+              <w:top w:val="single" w:sz="4"/>
+              <w:bottom w:val="single" w:sz="4"/>
+            </w:tcBorders>
+          </w:tcPr>
+          <w:p>
+            <w:pPr>
+              <w:keepNext/>
+              <w:keepLines/>
+              <w:spacing w:after="20" w:before="20" w:line="250" w:lineRule="exact"/>
+            </w:pPr>
+            <w:r>
+              <w:rPr>
+                <w:rFonts w:ascii="Century" w:hAnsi="Century" w:cs="Century" w:eastAsia="MS 明朝"/>
+                <w:b w:val="0"/>
+                <w:color w:val="000000"/>
+                <w:sz w:val="21"/>
+              </w:rPr>
+              <w:t>失敗分母</w:t>
+            </w:r>
+          </w:p>
+        </w:tc>
+        <w:tc>
+          <w:tcPr>
+            <w:tcW w:type="dxa" w:w="1512"/>
+            <w:tcBorders>
+              <w:top w:val="single" w:sz="4"/>
+              <w:bottom w:val="single" w:sz="4"/>
+            </w:tcBorders>
+          </w:tcPr>
+          <w:p>
+            <w:pPr>
+              <w:keepNext/>
+              <w:keepLines/>
+              <w:spacing w:after="20" w:before="20" w:line="250" w:lineRule="exact"/>
+            </w:pPr>
+            <w:r>
+              <w:rPr>
+                <w:rFonts w:ascii="Century" w:hAnsi="Century" w:cs="Century" w:eastAsia="MS 明朝"/>
+                <w:b w:val="0"/>
+                <w:color w:val="000000"/>
+                <w:sz w:val="21"/>
+              </w:rPr>
+              <w:t>B4</w:t>
+            </w:r>
+          </w:p>
+        </w:tc>
+        <w:tc>
+          <w:tcPr>
+            <w:tcW w:type="dxa" w:w="1512"/>
+            <w:tcBorders>
+              <w:top w:val="single" w:sz="4"/>
+              <w:bottom w:val="single" w:sz="4"/>
+            </w:tcBorders>
+          </w:tcPr>
+          <w:p>
+            <w:pPr>
+              <w:keepNext/>
+              <w:keepLines/>
+              <w:spacing w:after="20" w:before="20" w:line="250" w:lineRule="exact"/>
+            </w:pPr>
+            <w:r>
+              <w:rPr>
+                <w:rFonts w:ascii="Century" w:hAnsi="Century" w:cs="Century" w:eastAsia="MS 明朝"/>
+                <w:b w:val="0"/>
+                <w:color w:val="000000"/>
+                <w:sz w:val="21"/>
+              </w:rPr>
+              <w:t>R</w:t>
+            </w:r>
+          </w:p>
+        </w:tc>
+        <w:tc>
+          <w:tcPr>
+            <w:tcW w:type="dxa" w:w="1512"/>
+            <w:tcBorders>
+              <w:top w:val="single" w:sz="4"/>
+              <w:bottom w:val="single" w:sz="4"/>
+            </w:tcBorders>
+          </w:tcPr>
+          <w:p>
+            <w:pPr>
+              <w:keepNext/>
+              <w:keepLines/>
+              <w:spacing w:after="20" w:before="20" w:line="250" w:lineRule="exact"/>
+            </w:pPr>
+            <w:r>
+              <w:rPr>
+                <w:rFonts w:ascii="Century" w:hAnsi="Century" w:cs="Century" w:eastAsia="MS 明朝"/>
+                <w:b w:val="0"/>
+                <w:color w:val="000000"/>
+                <w:sz w:val="21"/>
+              </w:rPr>
+              <w:t>F</w:t>
+            </w:r>
+          </w:p>
+        </w:tc>
+        <w:tc>
+          <w:tcPr>
+            <w:tcW w:type="dxa" w:w="1512"/>
+            <w:tcBorders>
+              <w:top w:val="single" w:sz="4"/>
+              <w:bottom w:val="single" w:sz="4"/>
+            </w:tcBorders>
+          </w:tcPr>
+          <w:p>
+            <w:pPr>
+              <w:keepNext/>
+              <w:keepLines/>
+              <w:spacing w:after="20" w:before="20" w:line="250" w:lineRule="exact"/>
+            </w:pPr>
+            <w:r>
+              <w:rPr>
+                <w:rFonts w:ascii="Century" w:hAnsi="Century" w:cs="Century" w:eastAsia="MS 明朝"/>
+                <w:b w:val="0"/>
+                <w:color w:val="000000"/>
+                <w:sz w:val="21"/>
+              </w:rPr>
+              <w:t>D</w:t>
+            </w:r>
+          </w:p>
+        </w:tc>
+      </w:tr>
+      <w:tr>
+        <w:trPr>
+          <w:cantSplit/>
+        </w:trPr>
+        <w:tc>
+          <w:tcPr>
+            <w:tcW w:type="dxa" w:w="1512"/>
+            <w:tcBorders/>
+          </w:tcPr>
+          <w:p>
+            <w:pPr>
+              <w:keepNext/>
+              <w:keepLines/>
+              <w:spacing w:after="20" w:before="20" w:line="250" w:lineRule="exact"/>
+            </w:pPr>
+            <w:r>
+              <w:rPr>
+                <w:rFonts w:ascii="Century" w:hAnsi="Century" w:cs="Century" w:eastAsia="MS 明朝"/>
+                <w:b w:val="0"/>
+                <w:color w:val="000000"/>
+                <w:sz w:val="21"/>
+              </w:rPr>
+              <w:t>import失敗</w:t>
+            </w:r>
+          </w:p>
+        </w:tc>
+        <w:tc>
+          <w:tcPr>
+            <w:tcW w:type="dxa" w:w="1512"/>
+            <w:tcBorders/>
+          </w:tcPr>
+          <w:p>
+            <w:pPr>
+              <w:keepNext/>
+              <w:keepLines/>
+              <w:spacing w:after="20" w:before="20" w:line="250" w:lineRule="exact"/>
+            </w:pPr>
+            <w:r>
+              <w:rPr>
+                <w:rFonts w:ascii="Century" w:hAnsi="Century" w:cs="Century" w:eastAsia="MS 明朝"/>
+                <w:b w:val="0"/>
+                <w:color w:val="000000"/>
+                <w:sz w:val="21"/>
+              </w:rPr>
+              <w:t>271</w:t>
+            </w:r>
+          </w:p>
+        </w:tc>
+        <w:tc>
+          <w:tcPr>
+            <w:tcW w:type="dxa" w:w="1512"/>
+            <w:tcBorders/>
+          </w:tcPr>
+          <w:p>
+            <w:pPr>
+              <w:keepNext/>
+              <w:keepLines/>
+              <w:spacing w:after="20" w:before="20" w:line="250" w:lineRule="exact"/>
+            </w:pPr>
+            <w:r>
+              <w:rPr>
+                <w:rFonts w:ascii="Century" w:hAnsi="Century" w:cs="Century" w:eastAsia="MS 明朝"/>
+                <w:b w:val="0"/>
+                <w:color w:val="000000"/>
+                <w:sz w:val="21"/>
+              </w:rPr>
+              <w:t>67</w:t>
+            </w:r>
+          </w:p>
+        </w:tc>
+        <w:tc>
+          <w:tcPr>
+            <w:tcW w:type="dxa" w:w="1512"/>
+            <w:tcBorders/>
+          </w:tcPr>
+          <w:p>
+            <w:pPr>
+              <w:keepNext/>
+              <w:keepLines/>
+              <w:spacing w:after="20" w:before="20" w:line="250" w:lineRule="exact"/>
+            </w:pPr>
+            <w:r>
+              <w:rPr>
+                <w:rFonts w:ascii="Century" w:hAnsi="Century" w:cs="Century" w:eastAsia="MS 明朝"/>
+                <w:b w:val="0"/>
+                <w:color w:val="000000"/>
+                <w:sz w:val="21"/>
+              </w:rPr>
+              <w:t>24</w:t>
+            </w:r>
+          </w:p>
+        </w:tc>
+        <w:tc>
+          <w:tcPr>
+            <w:tcW w:type="dxa" w:w="1512"/>
+            <w:tcBorders/>
+          </w:tcPr>
+          <w:p>
+            <w:pPr>
+              <w:keepNext/>
+              <w:keepLines/>
+              <w:spacing w:after="20" w:before="20" w:line="250" w:lineRule="exact"/>
+            </w:pPr>
+            <w:r>
+              <w:rPr>
+                <w:rFonts w:ascii="Century" w:hAnsi="Century" w:cs="Century" w:eastAsia="MS 明朝"/>
+                <w:b w:val="0"/>
+                <w:color w:val="000000"/>
+                <w:sz w:val="21"/>
+              </w:rPr>
+              <w:t>58</w:t>
+            </w:r>
+          </w:p>
+        </w:tc>
+        <w:tc>
+          <w:tcPr>
+            <w:tcW w:type="dxa" w:w="1512"/>
+            <w:tcBorders/>
+          </w:tcPr>
+          <w:p>
+            <w:pPr>
+              <w:keepNext/>
+              <w:keepLines/>
+              <w:spacing w:after="20" w:before="20" w:line="250" w:lineRule="exact"/>
+            </w:pPr>
+            <w:r>
+              <w:rPr>
+                <w:rFonts w:ascii="Century" w:hAnsi="Century" w:cs="Century" w:eastAsia="MS 明朝"/>
+                <w:b w:val="0"/>
+                <w:color w:val="000000"/>
+                <w:sz w:val="21"/>
+              </w:rPr>
+              <w:t>72</w:t>
+            </w:r>
+          </w:p>
+        </w:tc>
+      </w:tr>
+      <w:tr>
+        <w:trPr>
+          <w:cantSplit/>
+        </w:trPr>
+        <w:tc>
+          <w:tcPr>
+            <w:tcW w:type="dxa" w:w="1512"/>
+            <w:tcBorders/>
+          </w:tcPr>
+          <w:p>
+            <w:pPr>
+              <w:keepNext/>
+              <w:keepLines/>
+              <w:spacing w:after="20" w:before="20" w:line="250" w:lineRule="exact"/>
+            </w:pPr>
+            <w:r>
+              <w:rPr>
+                <w:rFonts w:ascii="Century" w:hAnsi="Century" w:cs="Century" w:eastAsia="MS 明朝"/>
+                <w:b w:val="0"/>
+                <w:color w:val="000000"/>
+                <w:sz w:val="21"/>
+              </w:rPr>
+              <w:t>回路構築失敗</w:t>
+            </w:r>
+          </w:p>
+        </w:tc>
+        <w:tc>
+          <w:tcPr>
+            <w:tcW w:type="dxa" w:w="1512"/>
+            <w:tcBorders/>
+          </w:tcPr>
+          <w:p>
+            <w:pPr>
+              <w:keepNext/>
+              <w:keepLines/>
+              <w:spacing w:after="20" w:before="20" w:line="250" w:lineRule="exact"/>
+            </w:pPr>
+            <w:r>
+              <w:rPr>
+                <w:rFonts w:ascii="Century" w:hAnsi="Century" w:cs="Century" w:eastAsia="MS 明朝"/>
+                <w:b w:val="0"/>
+                <w:color w:val="000000"/>
+                <w:sz w:val="21"/>
+              </w:rPr>
+              <w:t>126</w:t>
+            </w:r>
+          </w:p>
+        </w:tc>
+        <w:tc>
+          <w:tcPr>
+            <w:tcW w:type="dxa" w:w="1512"/>
+            <w:tcBorders/>
+          </w:tcPr>
+          <w:p>
+            <w:pPr>
+              <w:keepNext/>
+              <w:keepLines/>
+              <w:spacing w:after="20" w:before="20" w:line="250" w:lineRule="exact"/>
+            </w:pPr>
+            <w:r>
+              <w:rPr>
+                <w:rFonts w:ascii="Century" w:hAnsi="Century" w:cs="Century" w:eastAsia="MS 明朝"/>
+                <w:b w:val="0"/>
+                <w:color w:val="000000"/>
+                <w:sz w:val="21"/>
+              </w:rPr>
+              <w:t>77</w:t>
+            </w:r>
+          </w:p>
+        </w:tc>
+        <w:tc>
+          <w:tcPr>
+            <w:tcW w:type="dxa" w:w="1512"/>
+            <w:tcBorders/>
+          </w:tcPr>
+          <w:p>
+            <w:pPr>
+              <w:keepNext/>
+              <w:keepLines/>
+              <w:spacing w:after="20" w:before="20" w:line="250" w:lineRule="exact"/>
+            </w:pPr>
+            <w:r>
+              <w:rPr>
+                <w:rFonts w:ascii="Century" w:hAnsi="Century" w:cs="Century" w:eastAsia="MS 明朝"/>
+                <w:b w:val="0"/>
+                <w:color w:val="000000"/>
+                <w:sz w:val="21"/>
+              </w:rPr>
+              <w:t>32</w:t>
+            </w:r>
+          </w:p>
+        </w:tc>
+        <w:tc>
+          <w:tcPr>
+            <w:tcW w:type="dxa" w:w="1512"/>
+            <w:tcBorders/>
+          </w:tcPr>
+          <w:p>
+            <w:pPr>
+              <w:keepNext/>
+              <w:keepLines/>
+              <w:spacing w:after="20" w:before="20" w:line="250" w:lineRule="exact"/>
+            </w:pPr>
+            <w:r>
+              <w:rPr>
+                <w:rFonts w:ascii="Century" w:hAnsi="Century" w:cs="Century" w:eastAsia="MS 明朝"/>
+                <w:b w:val="0"/>
+                <w:color w:val="000000"/>
+                <w:sz w:val="21"/>
+              </w:rPr>
+              <w:t>76</w:t>
+            </w:r>
+          </w:p>
+        </w:tc>
+        <w:tc>
+          <w:tcPr>
+            <w:tcW w:type="dxa" w:w="1512"/>
+            <w:tcBorders/>
+          </w:tcPr>
+          <w:p>
+            <w:pPr>
+              <w:keepNext/>
+              <w:keepLines/>
+              <w:spacing w:after="20" w:before="20" w:line="250" w:lineRule="exact"/>
+            </w:pPr>
+            <w:r>
+              <w:rPr>
+                <w:rFonts w:ascii="Century" w:hAnsi="Century" w:cs="Century" w:eastAsia="MS 明朝"/>
+                <w:b w:val="0"/>
+                <w:color w:val="000000"/>
+                <w:sz w:val="21"/>
+              </w:rPr>
+              <w:t>68</w:t>
+            </w:r>
+          </w:p>
+        </w:tc>
+      </w:tr>
+      <w:tr>
+        <w:trPr>
+          <w:cantSplit/>
+        </w:trPr>
+        <w:tc>
+          <w:tcPr>
+            <w:tcW w:type="dxa" w:w="1512"/>
+            <w:tcBorders/>
+          </w:tcPr>
+          <w:p>
+            <w:pPr>
+              <w:keepNext/>
+              <w:keepLines/>
+              <w:spacing w:after="20" w:before="20" w:line="250" w:lineRule="exact"/>
+            </w:pPr>
+            <w:r>
+              <w:rPr>
+                <w:rFonts w:ascii="Century" w:hAnsi="Century" w:cs="Century" w:eastAsia="MS 明朝"/>
+                <w:b w:val="0"/>
+                <w:color w:val="000000"/>
+                <w:sz w:val="21"/>
+              </w:rPr>
+              <w:t>構文誤り</w:t>
+            </w:r>
+          </w:p>
+        </w:tc>
+        <w:tc>
+          <w:tcPr>
+            <w:tcW w:type="dxa" w:w="1512"/>
+            <w:tcBorders/>
+          </w:tcPr>
+          <w:p>
+            <w:pPr>
+              <w:keepNext/>
+              <w:keepLines/>
+              <w:spacing w:after="20" w:before="20" w:line="250" w:lineRule="exact"/>
+            </w:pPr>
+            <w:r>
+              <w:rPr>
+                <w:rFonts w:ascii="Century" w:hAnsi="Century" w:cs="Century" w:eastAsia="MS 明朝"/>
+                <w:b w:val="0"/>
+                <w:color w:val="000000"/>
+                <w:sz w:val="21"/>
+              </w:rPr>
+              <w:t>68</w:t>
+            </w:r>
+          </w:p>
+        </w:tc>
+        <w:tc>
+          <w:tcPr>
+            <w:tcW w:type="dxa" w:w="1512"/>
+            <w:tcBorders/>
+          </w:tcPr>
+          <w:p>
+            <w:pPr>
+              <w:keepNext/>
+              <w:keepLines/>
+              <w:spacing w:after="20" w:before="20" w:line="250" w:lineRule="exact"/>
+            </w:pPr>
+            <w:r>
+              <w:rPr>
+                <w:rFonts w:ascii="Century" w:hAnsi="Century" w:cs="Century" w:eastAsia="MS 明朝"/>
+                <w:b w:val="0"/>
+                <w:color w:val="000000"/>
+                <w:sz w:val="21"/>
+              </w:rPr>
+              <w:t>24</w:t>
+            </w:r>
+          </w:p>
+        </w:tc>
+        <w:tc>
+          <w:tcPr>
+            <w:tcW w:type="dxa" w:w="1512"/>
+            <w:tcBorders/>
+          </w:tcPr>
+          <w:p>
+            <w:pPr>
+              <w:keepNext/>
+              <w:keepLines/>
+              <w:spacing w:after="20" w:before="20" w:line="250" w:lineRule="exact"/>
+            </w:pPr>
+            <w:r>
+              <w:rPr>
+                <w:rFonts w:ascii="Century" w:hAnsi="Century" w:cs="Century" w:eastAsia="MS 明朝"/>
+                <w:b w:val="0"/>
+                <w:color w:val="000000"/>
+                <w:sz w:val="21"/>
+              </w:rPr>
+              <w:t>21</w:t>
+            </w:r>
+          </w:p>
+        </w:tc>
+        <w:tc>
+          <w:tcPr>
+            <w:tcW w:type="dxa" w:w="1512"/>
+            <w:tcBorders/>
+          </w:tcPr>
+          <w:p>
+            <w:pPr>
+              <w:keepNext/>
+              <w:keepLines/>
+              <w:spacing w:after="20" w:before="20" w:line="250" w:lineRule="exact"/>
+            </w:pPr>
+            <w:r>
+              <w:rPr>
+                <w:rFonts w:ascii="Century" w:hAnsi="Century" w:cs="Century" w:eastAsia="MS 明朝"/>
+                <w:b w:val="0"/>
+                <w:color w:val="000000"/>
+                <w:sz w:val="21"/>
+              </w:rPr>
+              <w:t>25</w:t>
+            </w:r>
+          </w:p>
+        </w:tc>
+        <w:tc>
+          <w:tcPr>
+            <w:tcW w:type="dxa" w:w="1512"/>
+            <w:tcBorders/>
+          </w:tcPr>
+          <w:p>
+            <w:pPr>
+              <w:keepNext/>
+              <w:keepLines/>
+              <w:spacing w:after="20" w:before="20" w:line="250" w:lineRule="exact"/>
+            </w:pPr>
+            <w:r>
+              <w:rPr>
+                <w:rFonts w:ascii="Century" w:hAnsi="Century" w:cs="Century" w:eastAsia="MS 明朝"/>
+                <w:b w:val="0"/>
+                <w:color w:val="000000"/>
+                <w:sz w:val="21"/>
+              </w:rPr>
+              <w:t>21</w:t>
+            </w:r>
+          </w:p>
+        </w:tc>
+      </w:tr>
+      <w:tr>
+        <w:trPr>
+          <w:cantSplit/>
+        </w:trPr>
+        <w:tc>
+          <w:tcPr>
+            <w:tcW w:type="dxa" w:w="1512"/>
+            <w:tcBorders/>
+          </w:tcPr>
+          <w:p>
+            <w:pPr>
+              <w:keepNext/>
+              <w:keepLines/>
+              <w:spacing w:after="20" w:before="20" w:line="250" w:lineRule="exact"/>
+            </w:pPr>
+            <w:r>
+              <w:rPr>
+                <w:rFonts w:ascii="Century" w:hAnsi="Century" w:cs="Century" w:eastAsia="MS 明朝"/>
+                <w:b w:val="0"/>
+                <w:color w:val="000000"/>
+                <w:sz w:val="21"/>
+              </w:rPr>
+              <w:t>出力不一致</w:t>
+            </w:r>
+          </w:p>
+        </w:tc>
+        <w:tc>
+          <w:tcPr>
+            <w:tcW w:type="dxa" w:w="1512"/>
+            <w:tcBorders/>
+          </w:tcPr>
+          <w:p>
+            <w:pPr>
+              <w:keepNext/>
+              <w:keepLines/>
+              <w:spacing w:after="20" w:before="20" w:line="250" w:lineRule="exact"/>
+            </w:pPr>
+            <w:r>
+              <w:rPr>
+                <w:rFonts w:ascii="Century" w:hAnsi="Century" w:cs="Century" w:eastAsia="MS 明朝"/>
+                <w:b w:val="0"/>
+                <w:color w:val="000000"/>
+                <w:sz w:val="21"/>
+              </w:rPr>
+              <w:t>65</w:t>
+            </w:r>
+          </w:p>
+        </w:tc>
+        <w:tc>
+          <w:tcPr>
+            <w:tcW w:type="dxa" w:w="1512"/>
+            <w:tcBorders/>
+          </w:tcPr>
+          <w:p>
+            <w:pPr>
+              <w:keepNext/>
+              <w:keepLines/>
+              <w:spacing w:after="20" w:before="20" w:line="250" w:lineRule="exact"/>
+            </w:pPr>
+            <w:r>
+              <w:rPr>
+                <w:rFonts w:ascii="Century" w:hAnsi="Century" w:cs="Century" w:eastAsia="MS 明朝"/>
+                <w:b w:val="0"/>
+                <w:color w:val="000000"/>
+                <w:sz w:val="21"/>
+              </w:rPr>
+              <w:t>46</w:t>
+            </w:r>
+          </w:p>
+        </w:tc>
+        <w:tc>
+          <w:tcPr>
+            <w:tcW w:type="dxa" w:w="1512"/>
+            <w:tcBorders/>
+          </w:tcPr>
+          <w:p>
+            <w:pPr>
+              <w:keepNext/>
+              <w:keepLines/>
+              <w:spacing w:after="20" w:before="20" w:line="250" w:lineRule="exact"/>
+            </w:pPr>
+            <w:r>
+              <w:rPr>
+                <w:rFonts w:ascii="Century" w:hAnsi="Century" w:cs="Century" w:eastAsia="MS 明朝"/>
+                <w:b w:val="0"/>
+                <w:color w:val="000000"/>
+                <w:sz w:val="21"/>
+              </w:rPr>
+              <w:t>16</w:t>
+            </w:r>
+          </w:p>
+        </w:tc>
+        <w:tc>
+          <w:tcPr>
+            <w:tcW w:type="dxa" w:w="1512"/>
+            <w:tcBorders/>
+          </w:tcPr>
+          <w:p>
+            <w:pPr>
+              <w:keepNext/>
+              <w:keepLines/>
+              <w:spacing w:after="20" w:before="20" w:line="250" w:lineRule="exact"/>
+            </w:pPr>
+            <w:r>
+              <w:rPr>
+                <w:rFonts w:ascii="Century" w:hAnsi="Century" w:cs="Century" w:eastAsia="MS 明朝"/>
+                <w:b w:val="0"/>
+                <w:color w:val="000000"/>
+                <w:sz w:val="21"/>
+              </w:rPr>
+              <w:t>24</w:t>
+            </w:r>
+          </w:p>
+        </w:tc>
+        <w:tc>
+          <w:tcPr>
+            <w:tcW w:type="dxa" w:w="1512"/>
+            <w:tcBorders/>
+          </w:tcPr>
+          <w:p>
+            <w:pPr>
+              <w:keepNext/>
+              <w:keepLines/>
+              <w:spacing w:after="20" w:before="20" w:line="250" w:lineRule="exact"/>
+            </w:pPr>
+            <w:r>
+              <w:rPr>
+                <w:rFonts w:ascii="Century" w:hAnsi="Century" w:cs="Century" w:eastAsia="MS 明朝"/>
+                <w:b w:val="0"/>
+                <w:color w:val="000000"/>
+                <w:sz w:val="21"/>
+              </w:rPr>
+              <w:t>18</w:t>
+            </w:r>
+          </w:p>
+        </w:tc>
+      </w:tr>
+      <w:tr>
+        <w:trPr>
+          <w:cantSplit/>
+        </w:trPr>
+        <w:tc>
+          <w:tcPr>
+            <w:tcW w:type="dxa" w:w="1512"/>
+            <w:tcBorders/>
+          </w:tcPr>
+          <w:p>
+            <w:pPr>
+              <w:keepNext/>
+              <w:keepLines/>
+              <w:spacing w:after="20" w:before="20" w:line="250" w:lineRule="exact"/>
+            </w:pPr>
+            <w:r>
+              <w:rPr>
+                <w:rFonts w:ascii="Century" w:hAnsi="Century" w:cs="Century" w:eastAsia="MS 明朝"/>
+                <w:b w:val="0"/>
+                <w:color w:val="000000"/>
+                <w:sz w:val="21"/>
+              </w:rPr>
+              <w:t>IF不適合</w:t>
+            </w:r>
+          </w:p>
+        </w:tc>
+        <w:tc>
+          <w:tcPr>
+            <w:tcW w:type="dxa" w:w="1512"/>
+            <w:tcBorders/>
+          </w:tcPr>
+          <w:p>
+            <w:pPr>
+              <w:keepNext/>
+              <w:keepLines/>
+              <w:spacing w:after="20" w:before="20" w:line="250" w:lineRule="exact"/>
+            </w:pPr>
+            <w:r>
+              <w:rPr>
+                <w:rFonts w:ascii="Century" w:hAnsi="Century" w:cs="Century" w:eastAsia="MS 明朝"/>
+                <w:b w:val="0"/>
+                <w:color w:val="000000"/>
+                <w:sz w:val="21"/>
+              </w:rPr>
+              <w:t>11</w:t>
+            </w:r>
+          </w:p>
+        </w:tc>
+        <w:tc>
+          <w:tcPr>
+            <w:tcW w:type="dxa" w:w="1512"/>
+            <w:tcBorders/>
+          </w:tcPr>
+          <w:p>
+            <w:pPr>
+              <w:keepNext/>
+              <w:keepLines/>
+              <w:spacing w:after="20" w:before="20" w:line="250" w:lineRule="exact"/>
+            </w:pPr>
+            <w:r>
+              <w:rPr>
+                <w:rFonts w:ascii="Century" w:hAnsi="Century" w:cs="Century" w:eastAsia="MS 明朝"/>
+                <w:b w:val="0"/>
+                <w:color w:val="000000"/>
+                <w:sz w:val="21"/>
+              </w:rPr>
+              <w:t>2</w:t>
+            </w:r>
+          </w:p>
+        </w:tc>
+        <w:tc>
+          <w:tcPr>
+            <w:tcW w:type="dxa" w:w="1512"/>
+            <w:tcBorders/>
+          </w:tcPr>
+          <w:p>
+            <w:pPr>
+              <w:keepNext/>
+              <w:keepLines/>
+              <w:spacing w:after="20" w:before="20" w:line="250" w:lineRule="exact"/>
+            </w:pPr>
+            <w:r>
+              <w:rPr>
+                <w:rFonts w:ascii="Century" w:hAnsi="Century" w:cs="Century" w:eastAsia="MS 明朝"/>
+                <w:b w:val="0"/>
+                <w:color w:val="000000"/>
+                <w:sz w:val="21"/>
+              </w:rPr>
+              <w:t>1</w:t>
+            </w:r>
+          </w:p>
+        </w:tc>
+        <w:tc>
+          <w:tcPr>
+            <w:tcW w:type="dxa" w:w="1512"/>
+            <w:tcBorders/>
+          </w:tcPr>
+          <w:p>
+            <w:pPr>
+              <w:keepNext/>
+              <w:keepLines/>
+              <w:spacing w:after="20" w:before="20" w:line="250" w:lineRule="exact"/>
+            </w:pPr>
+            <w:r>
+              <w:rPr>
+                <w:rFonts w:ascii="Century" w:hAnsi="Century" w:cs="Century" w:eastAsia="MS 明朝"/>
+                <w:b w:val="0"/>
+                <w:color w:val="000000"/>
+                <w:sz w:val="21"/>
+              </w:rPr>
+              <w:t>0</w:t>
+            </w:r>
+          </w:p>
+        </w:tc>
+        <w:tc>
+          <w:tcPr>
+            <w:tcW w:type="dxa" w:w="1512"/>
+            <w:tcBorders/>
+          </w:tcPr>
+          <w:p>
+            <w:pPr>
+              <w:keepNext/>
+              <w:keepLines/>
+              <w:spacing w:after="20" w:before="20" w:line="250" w:lineRule="exact"/>
+            </w:pPr>
+            <w:r>
+              <w:rPr>
+                <w:rFonts w:ascii="Century" w:hAnsi="Century" w:cs="Century" w:eastAsia="MS 明朝"/>
+                <w:b w:val="0"/>
+                <w:color w:val="000000"/>
+                <w:sz w:val="21"/>
+              </w:rPr>
+              <w:t>1</w:t>
+            </w:r>
+          </w:p>
+        </w:tc>
+      </w:tr>
+      <w:tr>
+        <w:trPr>
+          <w:cantSplit/>
+        </w:trPr>
+        <w:tc>
+          <w:tcPr>
+            <w:tcW w:type="dxa" w:w="1512"/>
+            <w:tcBorders/>
+          </w:tcPr>
+          <w:p>
+            <w:pPr>
+              <w:keepNext/>
+              <w:keepLines/>
+              <w:spacing w:after="20" w:before="20" w:line="250" w:lineRule="exact"/>
+            </w:pPr>
+            <w:r>
+              <w:rPr>
+                <w:rFonts w:ascii="Century" w:hAnsi="Century" w:cs="Century" w:eastAsia="MS 明朝"/>
+                <w:b w:val="0"/>
+                <w:color w:val="000000"/>
+                <w:sz w:val="21"/>
+              </w:rPr>
+              <w:t>量子ビット数</w:t>
+            </w:r>
+          </w:p>
+        </w:tc>
+        <w:tc>
+          <w:tcPr>
+            <w:tcW w:type="dxa" w:w="1512"/>
+            <w:tcBorders/>
+          </w:tcPr>
+          <w:p>
+            <w:pPr>
+              <w:keepNext/>
+              <w:keepLines/>
+              <w:spacing w:after="20" w:before="20" w:line="250" w:lineRule="exact"/>
+            </w:pPr>
+            <w:r>
+              <w:rPr>
+                <w:rFonts w:ascii="Century" w:hAnsi="Century" w:cs="Century" w:eastAsia="MS 明朝"/>
+                <w:b w:val="0"/>
+                <w:color w:val="000000"/>
+                <w:sz w:val="21"/>
+              </w:rPr>
+              <w:t>3</w:t>
+            </w:r>
+          </w:p>
+        </w:tc>
+        <w:tc>
+          <w:tcPr>
+            <w:tcW w:type="dxa" w:w="1512"/>
+            <w:tcBorders/>
+          </w:tcPr>
+          <w:p>
+            <w:pPr>
+              <w:keepNext/>
+              <w:keepLines/>
+              <w:spacing w:after="20" w:before="20" w:line="250" w:lineRule="exact"/>
+            </w:pPr>
+            <w:r>
+              <w:rPr>
+                <w:rFonts w:ascii="Century" w:hAnsi="Century" w:cs="Century" w:eastAsia="MS 明朝"/>
+                <w:b w:val="0"/>
+                <w:color w:val="000000"/>
+                <w:sz w:val="21"/>
+              </w:rPr>
+              <w:t>0</w:t>
+            </w:r>
+          </w:p>
+        </w:tc>
+        <w:tc>
+          <w:tcPr>
+            <w:tcW w:type="dxa" w:w="1512"/>
+            <w:tcBorders/>
+          </w:tcPr>
+          <w:p>
+            <w:pPr>
+              <w:keepNext/>
+              <w:keepLines/>
+              <w:spacing w:after="20" w:before="20" w:line="250" w:lineRule="exact"/>
+            </w:pPr>
+            <w:r>
+              <w:rPr>
+                <w:rFonts w:ascii="Century" w:hAnsi="Century" w:cs="Century" w:eastAsia="MS 明朝"/>
+                <w:b w:val="0"/>
+                <w:color w:val="000000"/>
+                <w:sz w:val="21"/>
+              </w:rPr>
+              <w:t>2</w:t>
+            </w:r>
+          </w:p>
+        </w:tc>
+        <w:tc>
+          <w:tcPr>
+            <w:tcW w:type="dxa" w:w="1512"/>
+            <w:tcBorders/>
+          </w:tcPr>
+          <w:p>
+            <w:pPr>
+              <w:keepNext/>
+              <w:keepLines/>
+              <w:spacing w:after="20" w:before="20" w:line="250" w:lineRule="exact"/>
+            </w:pPr>
+            <w:r>
+              <w:rPr>
+                <w:rFonts w:ascii="Century" w:hAnsi="Century" w:cs="Century" w:eastAsia="MS 明朝"/>
+                <w:b w:val="0"/>
+                <w:color w:val="000000"/>
+                <w:sz w:val="21"/>
+              </w:rPr>
+              <w:t>0</w:t>
+            </w:r>
+          </w:p>
+        </w:tc>
+        <w:tc>
+          <w:tcPr>
+            <w:tcW w:type="dxa" w:w="1512"/>
+            <w:tcBorders/>
+          </w:tcPr>
+          <w:p>
+            <w:pPr>
+              <w:keepNext/>
+              <w:keepLines/>
+              <w:spacing w:after="20" w:before="20" w:line="250" w:lineRule="exact"/>
+            </w:pPr>
+            <w:r>
+              <w:rPr>
+                <w:rFonts w:ascii="Century" w:hAnsi="Century" w:cs="Century" w:eastAsia="MS 明朝"/>
+                <w:b w:val="0"/>
+                <w:color w:val="000000"/>
+                <w:sz w:val="21"/>
+              </w:rPr>
+              <w:t>0</w:t>
+            </w:r>
+          </w:p>
+        </w:tc>
+      </w:tr>
+      <w:tr>
+        <w:trPr>
+          <w:cantSplit/>
+        </w:trPr>
+        <w:tc>
+          <w:tcPr>
+            <w:tcW w:type="dxa" w:w="1512"/>
+            <w:tcBorders>
+              <w:bottom w:val="single" w:sz="4"/>
+            </w:tcBorders>
+          </w:tcPr>
+          <w:p>
+            <w:pPr>
+              <w:keepNext w:val="0"/>
+              <w:keepLines/>
+              <w:spacing w:after="20" w:before="20" w:line="250" w:lineRule="exact"/>
+            </w:pPr>
+            <w:r>
+              <w:rPr>
+                <w:rFonts w:ascii="Century" w:hAnsi="Century" w:cs="Century" w:eastAsia="MS 明朝"/>
+                <w:b w:val="0"/>
+                <w:color w:val="000000"/>
+                <w:sz w:val="21"/>
+              </w:rPr>
+              <w:t>保存分類unknown</w:t>
+            </w:r>
+          </w:p>
+        </w:tc>
+        <w:tc>
+          <w:tcPr>
+            <w:tcW w:type="dxa" w:w="1512"/>
+            <w:tcBorders>
+              <w:bottom w:val="single" w:sz="4"/>
+            </w:tcBorders>
+          </w:tcPr>
+          <w:p>
+            <w:pPr>
+              <w:keepNext w:val="0"/>
+              <w:keepLines/>
+              <w:spacing w:after="20" w:before="20" w:line="250" w:lineRule="exact"/>
+            </w:pPr>
+            <w:r>
+              <w:rPr>
+                <w:rFonts w:ascii="Century" w:hAnsi="Century" w:cs="Century" w:eastAsia="MS 明朝"/>
+                <w:b w:val="0"/>
+                <w:color w:val="000000"/>
+                <w:sz w:val="21"/>
+              </w:rPr>
+              <w:t>1</w:t>
+            </w:r>
+          </w:p>
+        </w:tc>
+        <w:tc>
+          <w:tcPr>
+            <w:tcW w:type="dxa" w:w="1512"/>
+            <w:tcBorders>
+              <w:bottom w:val="single" w:sz="4"/>
+            </w:tcBorders>
+          </w:tcPr>
+          <w:p>
+            <w:pPr>
+              <w:keepNext w:val="0"/>
+              <w:keepLines/>
+              <w:spacing w:after="20" w:before="20" w:line="250" w:lineRule="exact"/>
+            </w:pPr>
+            <w:r>
+              <w:rPr>
+                <w:rFonts w:ascii="Century" w:hAnsi="Century" w:cs="Century" w:eastAsia="MS 明朝"/>
+                <w:b w:val="0"/>
+                <w:color w:val="000000"/>
+                <w:sz w:val="21"/>
+              </w:rPr>
+              <w:t>1</w:t>
+            </w:r>
+          </w:p>
+        </w:tc>
+        <w:tc>
+          <w:tcPr>
+            <w:tcW w:type="dxa" w:w="1512"/>
+            <w:tcBorders>
+              <w:bottom w:val="single" w:sz="4"/>
+            </w:tcBorders>
+          </w:tcPr>
+          <w:p>
+            <w:pPr>
+              <w:keepNext w:val="0"/>
+              <w:keepLines/>
+              <w:spacing w:after="20" w:before="20" w:line="250" w:lineRule="exact"/>
+            </w:pPr>
+            <w:r>
+              <w:rPr>
+                <w:rFonts w:ascii="Century" w:hAnsi="Century" w:cs="Century" w:eastAsia="MS 明朝"/>
+                <w:b w:val="0"/>
+                <w:color w:val="000000"/>
+                <w:sz w:val="21"/>
+              </w:rPr>
+              <w:t>0</w:t>
+            </w:r>
+          </w:p>
+        </w:tc>
+        <w:tc>
+          <w:tcPr>
+            <w:tcW w:type="dxa" w:w="1512"/>
+            <w:tcBorders>
+              <w:bottom w:val="single" w:sz="4"/>
+            </w:tcBorders>
+          </w:tcPr>
+          <w:p>
+            <w:pPr>
+              <w:keepNext w:val="0"/>
+              <w:keepLines/>
+              <w:spacing w:after="20" w:before="20" w:line="250" w:lineRule="exact"/>
+            </w:pPr>
+            <w:r>
+              <w:rPr>
+                <w:rFonts w:ascii="Century" w:hAnsi="Century" w:cs="Century" w:eastAsia="MS 明朝"/>
+                <w:b w:val="0"/>
+                <w:color w:val="000000"/>
+                <w:sz w:val="21"/>
+              </w:rPr>
+              <w:t>0</w:t>
+            </w:r>
+          </w:p>
+        </w:tc>
+        <w:tc>
+          <w:tcPr>
+            <w:tcW w:type="dxa" w:w="1512"/>
+            <w:tcBorders>
+              <w:bottom w:val="single" w:sz="4"/>
+            </w:tcBorders>
+          </w:tcPr>
+          <w:p>
+            <w:pPr>
+              <w:keepNext w:val="0"/>
+              <w:keepLines/>
+              <w:spacing w:after="20" w:before="20" w:line="250" w:lineRule="exact"/>
+            </w:pPr>
+            <w:r>
+              <w:rPr>
+                <w:rFonts w:ascii="Century" w:hAnsi="Century" w:cs="Century" w:eastAsia="MS 明朝"/>
+                <w:b w:val="0"/>
+                <w:color w:val="000000"/>
+                <w:sz w:val="21"/>
+              </w:rPr>
+              <w:t>0</w:t>
+            </w:r>
+          </w:p>
+        </w:tc>
+      </w:tr>
+    </w:tbl>
+    <w:p>
+      <w:pPr>
         <w:pStyle w:val="Heading1"/>
       </w:pPr>
       <w:r>
         <w:t>考察</w:t>
+      </w:r>
+    </w:p>
+    <w:p>
+      <w:pPr>
+        <w:pStyle w:val="Heading2"/>
+      </w:pPr>
+      <w:r>
+        <w:t>再生成対照を含む解釈</w:t>
+      </w:r>
+    </w:p>
+    <w:p>
+      <w:pPr>
+        <w:widowControl/>
+        <w:jc w:val="both"/>
+      </w:pPr>
+      <w:r>
+        <w:rPr>
+          <w:rFonts w:ascii="Century" w:hAnsi="Century" w:cs="Century" w:eastAsia="MS 明朝"/>
+          <w:b w:val="0"/>
+          <w:color w:val="000000"/>
+          <w:sz w:val="21"/>
+        </w:rPr>
+        <w:t>本対象ではB4の初期失敗からの成功率39.8%がF33.6%，D33.0%を上回った．したがって，実行結果を与える修正が独立再生成より常に有用であるとは結論づけられない．一方でFのみ52組，Dのみ60組があり，再生成だけで全介入の成功を包含しない．介入カタログには独立再生成，対象分母，入力情報，追加消費も記載する．</w:t>
+      </w:r>
+    </w:p>
+    <w:p>
+      <w:pPr>
+        <w:widowControl/>
+        <w:jc w:val="both"/>
+      </w:pPr>
+      <w:r>
+        <w:rPr>
+          <w:rFonts w:ascii="Century" w:hAnsi="Century" w:cs="Century" w:eastAsia="MS 明朝"/>
+          <w:b w:val="0"/>
+          <w:color w:val="000000"/>
+          <w:sz w:val="21"/>
+        </w:rPr>
+        <w:t>B4は初回込み最大4回という生成機会の上限を合わせた比較である．成功時停止による実要求数，入力tokens，専用seed規則，実行時期，保存・追試経路の違いが残る．診断情報の因果効果や統計的有意差をこの集計から認定しない．次は同時期・同一評価設定で方策を事前固定し，別seed・タスクで比較する必要がある．</w:t>
       </w:r>
     </w:p>
     <w:p>
@@ -9001,7 +12252,7 @@
           <w:color w:val="000000"/>
           <w:sz w:val="21"/>
         </w:rPr>
-        <w:t>主L3は指定入力の出力と所定の構造要件に限定される．全入力の正しさ，すべての自然言語指示，等価なアルゴリズム実装を保証するものではない．有限shotsと未固定の測定乱数による判定変動，1,024 tokens上限による出力制約，モデルdigest・量子化・サーバ負荷の影響も考慮する必要がある．</w:t>
+        <w:t>主L3は指定入力の出力と所定の構造要件に限定される．全入力の正しさ，すべての自然言語指示，等価なアルゴリズム実装を保証するものではない．有限shots・指定入力による評価範囲の制約，生成長上限による出力制約，モデルdigest・量子化・サーバ負荷の影響も考慮する必要がある．</w:t>
       </w:r>
     </w:p>
     <w:p>
@@ -9067,6 +12318,21 @@
     </w:p>
     <w:p>
       <w:pPr>
+        <w:widowControl/>
+        <w:jc w:val="both"/>
+      </w:pPr>
+      <w:r>
+        <w:rPr>
+          <w:rFonts w:ascii="Century" w:hAnsi="Century" w:cs="Century" w:eastAsia="MS 明朝"/>
+          <w:b w:val="0"/>
+          <w:color w:val="000000"/>
+          <w:sz w:val="21"/>
+        </w:rPr>
+        <w:t>独立再生成B4は同じ初期失敗545組中217組（39.8%）で成功し，最終成功は672組となった．F/Dのみが成功する組も残り，独立再生成を含む選択・停止方策の検証を今後の課題とする．</w:t>
+      </w:r>
+    </w:p>
+    <w:p>
+      <w:pPr>
         <w:pStyle w:val="Heading2"/>
       </w:pPr>
       <w:r>
@@ -9176,7 +12442,7 @@
           <w:color w:val="000000"/>
           <w:sz w:val="21"/>
         </w:rPr>
-        <w:t>[3] 伊藤悠真：現行救済経路の固定発表出典（2026-10-16版）．本リポジトリ docs/presentation_sources/20261016T_reachable_rescues/，results_snapshot.json，source_manifest.jsonおよび対応CSV．</w:t>
+        <w:t>[3] 伊藤悠真：現行救済経路の固定発表出典（2026-10-16版）．本リポジトリ docs/presentation_sources/20261016T_reachable_rescues/，results_snapshot.json，source_manifest.jsonおよび対応CSV．B4追加実験（2026-10-22固定）：docs/analysis/independent_4_completed_20261022/の保存設定・manifest・sanity・集計CSV．</w:t>
       </w:r>
     </w:p>
     <w:p>
@@ -9405,6 +12671,21 @@
           <w:sz w:val="21"/>
         </w:rPr>
         <w:t>主出典：docs/presentation_sources/20261016T_reachable_rescues/results_snapshot.json</w:t>
+      </w:r>
+    </w:p>
+    <w:p>
+      <w:pPr>
+        <w:widowControl/>
+        <w:jc w:val="both"/>
+      </w:pPr>
+      <w:r>
+        <w:rPr>
+          <w:rFonts w:ascii="Century" w:hAnsi="Century" w:cs="Century" w:eastAsia="MS 明朝"/>
+          <w:b w:val="0"/>
+          <w:color w:val="000000"/>
+          <w:sz w:val="21"/>
+        </w:rPr>
+        <w:t>B4追加実験：independent_4_full_20261020T185811381595Z．固定出典：docs/analysis/independent_4_completed_20261022/．runner_experiment_config.json，runner_manifest.json，summary.csv，pairwise.csv，sanity_report.json，source_manifest.jsonを参照．</w:t>
       </w:r>
     </w:p>
     <w:p>

--- a/docs/graduation2026/thesis.docx
+++ b/docs/graduation2026/thesis.docx
@@ -31,7 +31,9 @@
           <w:color w:val="000000"/>
           <w:sz w:val="36"/>
         </w:rPr>
-        <w:t>Qiskit量子回路コードの初期失敗に対する修正介入の救済率と救済対象の分析</w:t>
+        <w:t>量子LLM支援プログラミングにおける</w:t>
+        <w:br/>
+        <w:t>失敗類型と介入カタログの実証研究</w:t>
       </w:r>
     </w:p>
     <w:p>
@@ -220,7 +222,7 @@
         </w:rPr>
         <w:t>1 はじめに</w:t>
         <w:tab/>
-        <w:t>5</w:t>
+        <w:t>6</w:t>
       </w:r>
     </w:p>
     <w:p>
@@ -240,7 +242,7 @@
         </w:rPr>
         <w:t>1.1 研究背景</w:t>
         <w:tab/>
-        <w:t>5</w:t>
+        <w:t>6</w:t>
       </w:r>
     </w:p>
     <w:p>
@@ -260,7 +262,7 @@
         </w:rPr>
         <w:t>1.2 研究目的と研究課題</w:t>
         <w:tab/>
-        <w:t>5</w:t>
+        <w:t>6</w:t>
       </w:r>
     </w:p>
     <w:p>
@@ -280,7 +282,67 @@
         </w:rPr>
         <w:t>1.3 論文の構成と対象範囲</w:t>
         <w:tab/>
-        <w:t>5</w:t>
+        <w:t>6</w:t>
+      </w:r>
+    </w:p>
+    <w:p>
+      <w:pPr>
+        <w:tabs>
+          <w:tab w:pos="9581" w:val="right" w:leader="dot"/>
+        </w:tabs>
+        <w:spacing w:before="0" w:after="0" w:line="240" w:lineRule="auto"/>
+        <w:ind w:left="227"/>
+      </w:pPr>
+      <w:r>
+        <w:rPr>
+          <w:rFonts w:ascii="Century" w:hAnsi="Century" w:cs="Century" w:eastAsia="MS 明朝"/>
+          <w:b w:val="0"/>
+          <w:color w:val="000000"/>
+          <w:sz w:val="18"/>
+        </w:rPr>
+        <w:t>1.4 コード生成支援から失敗後の意思決定へ</w:t>
+        <w:tab/>
+        <w:t>6</w:t>
+      </w:r>
+    </w:p>
+    <w:p>
+      <w:pPr>
+        <w:tabs>
+          <w:tab w:pos="9581" w:val="right" w:leader="dot"/>
+        </w:tabs>
+        <w:spacing w:before="0" w:after="0" w:line="240" w:lineRule="auto"/>
+        <w:ind w:left="227"/>
+      </w:pPr>
+      <w:r>
+        <w:rPr>
+          <w:rFonts w:ascii="Century" w:hAnsi="Century" w:cs="Century" w:eastAsia="MS 明朝"/>
+          <w:b w:val="0"/>
+          <w:color w:val="000000"/>
+          <w:sz w:val="18"/>
+        </w:rPr>
+        <w:t>1.5 初期失敗を基準とする研究の意義</w:t>
+        <w:tab/>
+        <w:t>7</w:t>
+      </w:r>
+    </w:p>
+    <w:p>
+      <w:pPr>
+        <w:tabs>
+          <w:tab w:pos="9581" w:val="right" w:leader="dot"/>
+        </w:tabs>
+        <w:spacing w:before="0" w:after="0" w:line="240" w:lineRule="auto"/>
+        <w:ind w:left="227"/>
+      </w:pPr>
+      <w:r>
+        <w:rPr>
+          <w:rFonts w:ascii="Century" w:hAnsi="Century" w:cs="Century" w:eastAsia="MS 明朝"/>
+          <w:b w:val="0"/>
+          <w:color w:val="000000"/>
+          <w:sz w:val="18"/>
+        </w:rPr>
+        <w:t>1.6 用語と主張の範囲</w:t>
+        <w:tab/>
+        <w:t>7</w:t>
       </w:r>
     </w:p>
     <w:p>
@@ -300,7 +362,7 @@
         </w:rPr>
         <w:t>2 関連研究</w:t>
         <w:tab/>
-        <w:t>6</w:t>
+        <w:t>8</w:t>
       </w:r>
     </w:p>
     <w:p>
@@ -320,7 +382,7 @@
         </w:rPr>
         <w:t>2.1 自己フィードバックによる修正</w:t>
         <w:tab/>
-        <w:t>6</w:t>
+        <w:t>8</w:t>
       </w:r>
     </w:p>
     <w:p>
@@ -340,7 +402,7 @@
         </w:rPr>
         <w:t>2.2 実行結果と自己デバッグ</w:t>
         <w:tab/>
-        <w:t>6</w:t>
+        <w:t>8</w:t>
       </w:r>
     </w:p>
     <w:p>
@@ -360,7 +422,67 @@
         </w:rPr>
         <w:t>2.3 量子回路コードで確認する対象</w:t>
         <w:tab/>
-        <w:t>6</w:t>
+        <w:t>8</w:t>
+      </w:r>
+    </w:p>
+    <w:p>
+      <w:pPr>
+        <w:tabs>
+          <w:tab w:pos="9581" w:val="right" w:leader="dot"/>
+        </w:tabs>
+        <w:spacing w:before="0" w:after="0" w:line="240" w:lineRule="auto"/>
+        <w:ind w:left="227"/>
+      </w:pPr>
+      <w:r>
+        <w:rPr>
+          <w:rFonts w:ascii="Century" w:hAnsi="Century" w:cs="Century" w:eastAsia="MS 明朝"/>
+          <w:b w:val="0"/>
+          <w:color w:val="000000"/>
+          <w:sz w:val="18"/>
+        </w:rPr>
+        <w:t>2.4 自己修正を評価する際の外部情報の役割</w:t>
+        <w:tab/>
+        <w:t>8</w:t>
+      </w:r>
+    </w:p>
+    <w:p>
+      <w:pPr>
+        <w:tabs>
+          <w:tab w:pos="9581" w:val="right" w:leader="dot"/>
+        </w:tabs>
+        <w:spacing w:before="0" w:after="0" w:line="240" w:lineRule="auto"/>
+        <w:ind w:left="227"/>
+      </w:pPr>
+      <w:r>
+        <w:rPr>
+          <w:rFonts w:ascii="Century" w:hAnsi="Century" w:cs="Century" w:eastAsia="MS 明朝"/>
+          <w:b w:val="0"/>
+          <w:color w:val="000000"/>
+          <w:sz w:val="18"/>
+        </w:rPr>
+        <w:t>2.5 量子コード生成ベンチマークとの相違</w:t>
+        <w:tab/>
+        <w:t>8</w:t>
+      </w:r>
+    </w:p>
+    <w:p>
+      <w:pPr>
+        <w:tabs>
+          <w:tab w:pos="9581" w:val="right" w:leader="dot"/>
+        </w:tabs>
+        <w:spacing w:before="0" w:after="0" w:line="240" w:lineRule="auto"/>
+        <w:ind w:left="227"/>
+      </w:pPr>
+      <w:r>
+        <w:rPr>
+          <w:rFonts w:ascii="Century" w:hAnsi="Century" w:cs="Century" w:eastAsia="MS 明朝"/>
+          <w:b w:val="0"/>
+          <w:color w:val="000000"/>
+          <w:sz w:val="18"/>
+        </w:rPr>
+        <w:t>2.6 反復生成と再生成対照の位置づけ</w:t>
+        <w:tab/>
+        <w:t>9</w:t>
       </w:r>
     </w:p>
     <w:p>
@@ -380,7 +502,7 @@
         </w:rPr>
         <w:t>3 提案手法</w:t>
         <w:tab/>
-        <w:t>7</w:t>
+        <w:t>10</w:t>
       </w:r>
     </w:p>
     <w:p>
@@ -400,7 +522,7 @@
         </w:rPr>
         <w:t>3.1 介入条件と評価指標</w:t>
         <w:tab/>
-        <w:t>7</w:t>
+        <w:t>10</w:t>
       </w:r>
     </w:p>
     <w:p>
@@ -420,7 +542,7 @@
         </w:rPr>
         <w:t>3.1.1 共有初期と五つの条件</w:t>
         <w:tab/>
-        <w:t>7</w:t>
+        <w:t>10</w:t>
       </w:r>
     </w:p>
     <w:p>
@@ -440,7 +562,7 @@
         </w:rPr>
         <w:t>3.1.2 独立再生成対照B4</w:t>
         <w:tab/>
-        <w:t>7</w:t>
+        <w:t>10</w:t>
       </w:r>
     </w:p>
     <w:p>
@@ -460,7 +582,7 @@
         </w:rPr>
         <w:t>3.1.3 主L3と出力一致</w:t>
         <w:tab/>
-        <w:t>7</w:t>
+        <w:t>10</w:t>
       </w:r>
     </w:p>
     <w:p>
@@ -480,7 +602,87 @@
         </w:rPr>
         <w:t>3.1.4 救済・保持・独立生成の比較</w:t>
         <w:tab/>
-        <w:t>7</w:t>
+        <w:t>10</w:t>
+      </w:r>
+    </w:p>
+    <w:p>
+      <w:pPr>
+        <w:tabs>
+          <w:tab w:pos="9581" w:val="right" w:leader="dot"/>
+        </w:tabs>
+        <w:spacing w:before="0" w:after="0" w:line="240" w:lineRule="auto"/>
+        <w:ind w:left="454"/>
+      </w:pPr>
+      <w:r>
+        <w:rPr>
+          <w:rFonts w:ascii="Century" w:hAnsi="Century" w:cs="Century" w:eastAsia="MS 明朝"/>
+          <w:b w:val="0"/>
+          <w:color w:val="000000"/>
+          <w:sz w:val="18"/>
+        </w:rPr>
+        <w:t>3.1.5 量子状態・測定分布とコードの正しさ</w:t>
+        <w:tab/>
+        <w:t>11</w:t>
+      </w:r>
+    </w:p>
+    <w:p>
+      <w:pPr>
+        <w:tabs>
+          <w:tab w:pos="9581" w:val="right" w:leader="dot"/>
+        </w:tabs>
+        <w:spacing w:before="0" w:after="0" w:line="240" w:lineRule="auto"/>
+        <w:ind w:left="454"/>
+      </w:pPr>
+      <w:r>
+        <w:rPr>
+          <w:rFonts w:ascii="Century" w:hAnsi="Century" w:cs="Century" w:eastAsia="MS 明朝"/>
+          <w:b w:val="0"/>
+          <w:color w:val="000000"/>
+          <w:sz w:val="18"/>
+        </w:rPr>
+        <w:t>3.1.6 段階評価を用いる理由と診断の情報量</w:t>
+        <w:tab/>
+        <w:t>11</w:t>
+      </w:r>
+    </w:p>
+    <w:p>
+      <w:pPr>
+        <w:tabs>
+          <w:tab w:pos="9581" w:val="right" w:leader="dot"/>
+        </w:tabs>
+        <w:spacing w:before="0" w:after="0" w:line="240" w:lineRule="auto"/>
+        <w:ind w:left="454"/>
+      </w:pPr>
+      <w:r>
+        <w:rPr>
+          <w:rFonts w:ascii="Century" w:hAnsi="Century" w:cs="Century" w:eastAsia="MS 明朝"/>
+          <w:b w:val="0"/>
+          <w:color w:val="000000"/>
+          <w:sz w:val="18"/>
+        </w:rPr>
+        <w:t>3.1.7 出力距離・測定順序・構造要件の詳細</w:t>
+        <w:tab/>
+        <w:t>11</w:t>
+      </w:r>
+    </w:p>
+    <w:p>
+      <w:pPr>
+        <w:tabs>
+          <w:tab w:pos="9581" w:val="right" w:leader="dot"/>
+        </w:tabs>
+        <w:spacing w:before="0" w:after="0" w:line="240" w:lineRule="auto"/>
+        <w:ind w:left="454"/>
+      </w:pPr>
+      <w:r>
+        <w:rPr>
+          <w:rFonts w:ascii="Century" w:hAnsi="Century" w:cs="Century" w:eastAsia="MS 明朝"/>
+          <w:b w:val="0"/>
+          <w:color w:val="000000"/>
+          <w:sz w:val="18"/>
+        </w:rPr>
+        <w:t>3.1.8 対応集合による指標の定義</w:t>
+        <w:tab/>
+        <w:t>12</w:t>
       </w:r>
     </w:p>
     <w:p>
@@ -500,7 +702,7 @@
         </w:rPr>
         <w:t>3.2 実装と記録の検証</w:t>
         <w:tab/>
-        <w:t>8</w:t>
+        <w:t>12</w:t>
       </w:r>
     </w:p>
     <w:p>
@@ -520,7 +722,7 @@
         </w:rPr>
         <w:t>3.2.1 ハーネスの構成</w:t>
         <w:tab/>
-        <w:t>8</w:t>
+        <w:t>12</w:t>
       </w:r>
     </w:p>
     <w:p>
@@ -540,7 +742,7 @@
         </w:rPr>
         <w:t>3.2.2 失敗分類とモデル接続障害</w:t>
         <w:tab/>
-        <w:t>8</w:t>
+        <w:t>13</w:t>
       </w:r>
     </w:p>
     <w:p>
@@ -560,7 +762,7 @@
         </w:rPr>
         <w:t>3.2.3 到達可能な履歴の再構成</w:t>
         <w:tab/>
-        <w:t>8</w:t>
+        <w:t>13</w:t>
       </w:r>
     </w:p>
     <w:p>
@@ -580,7 +782,87 @@
         </w:rPr>
         <w:t>3.2.4 集計の整合性と静的履歴分析</w:t>
         <w:tab/>
-        <w:t>8</w:t>
+        <w:t>13</w:t>
+      </w:r>
+    </w:p>
+    <w:p>
+      <w:pPr>
+        <w:tabs>
+          <w:tab w:pos="9581" w:val="right" w:leader="dot"/>
+        </w:tabs>
+        <w:spacing w:before="0" w:after="0" w:line="240" w:lineRule="auto"/>
+        <w:ind w:left="454"/>
+      </w:pPr>
+      <w:r>
+        <w:rPr>
+          <w:rFonts w:ascii="Century" w:hAnsi="Century" w:cs="Century" w:eastAsia="MS 明朝"/>
+          <w:b w:val="0"/>
+          <w:color w:val="000000"/>
+          <w:sz w:val="18"/>
+        </w:rPr>
+        <w:t>3.2.5 生成・評価・停止を結ぶ処理の流れ</w:t>
+        <w:tab/>
+        <w:t>13</w:t>
+      </w:r>
+    </w:p>
+    <w:p>
+      <w:pPr>
+        <w:tabs>
+          <w:tab w:pos="9581" w:val="right" w:leader="dot"/>
+        </w:tabs>
+        <w:spacing w:before="0" w:after="0" w:line="240" w:lineRule="auto"/>
+        <w:ind w:left="454"/>
+      </w:pPr>
+      <w:r>
+        <w:rPr>
+          <w:rFonts w:ascii="Century" w:hAnsi="Century" w:cs="Century" w:eastAsia="MS 明朝"/>
+          <w:b w:val="0"/>
+          <w:color w:val="000000"/>
+          <w:sz w:val="18"/>
+        </w:rPr>
+        <w:t>3.2.6 履歴再構成における分岐と到達性</w:t>
+        <w:tab/>
+        <w:t>14</w:t>
+      </w:r>
+    </w:p>
+    <w:p>
+      <w:pPr>
+        <w:tabs>
+          <w:tab w:pos="9581" w:val="right" w:leader="dot"/>
+        </w:tabs>
+        <w:spacing w:before="0" w:after="0" w:line="240" w:lineRule="auto"/>
+        <w:ind w:left="454"/>
+      </w:pPr>
+      <w:r>
+        <w:rPr>
+          <w:rFonts w:ascii="Century" w:hAnsi="Century" w:cs="Century" w:eastAsia="MS 明朝"/>
+          <w:b w:val="0"/>
+          <w:color w:val="000000"/>
+          <w:sz w:val="18"/>
+        </w:rPr>
+        <w:t>3.2.7 記録の検証と失敗の切り分け</w:t>
+        <w:tab/>
+        <w:t>14</w:t>
+      </w:r>
+    </w:p>
+    <w:p>
+      <w:pPr>
+        <w:tabs>
+          <w:tab w:pos="9581" w:val="right" w:leader="dot"/>
+        </w:tabs>
+        <w:spacing w:before="0" w:after="0" w:line="240" w:lineRule="auto"/>
+        <w:ind w:left="454"/>
+      </w:pPr>
+      <w:r>
+        <w:rPr>
+          <w:rFonts w:ascii="Century" w:hAnsi="Century" w:cs="Century" w:eastAsia="MS 明朝"/>
+          <w:b w:val="0"/>
+          <w:color w:val="000000"/>
+          <w:sz w:val="18"/>
+        </w:rPr>
+        <w:t>3.2.8 静的履歴分析の観察単位</w:t>
+        <w:tab/>
+        <w:t>14</w:t>
       </w:r>
     </w:p>
     <w:p>
@@ -600,7 +882,7 @@
         </w:rPr>
         <w:t>3.3 実験設定と出典</w:t>
         <w:tab/>
-        <w:t>8</w:t>
+        <w:t>15</w:t>
       </w:r>
     </w:p>
     <w:p>
@@ -620,7 +902,7 @@
         </w:rPr>
         <w:t>3.3.1 対象モデルと課題</w:t>
         <w:tab/>
-        <w:t>8</w:t>
+        <w:t>15</w:t>
       </w:r>
     </w:p>
     <w:p>
@@ -640,7 +922,7 @@
         </w:rPr>
         <w:t>3.3.2 生成条件と元実験の区別</w:t>
         <w:tab/>
-        <w:t>9</w:t>
+        <w:t>15</w:t>
       </w:r>
     </w:p>
     <w:p>
@@ -660,7 +942,67 @@
         </w:rPr>
         <w:t>3.3.3 追加コストと修正回数の集計方針</w:t>
         <w:tab/>
-        <w:t>9</w:t>
+        <w:t>15</w:t>
+      </w:r>
+    </w:p>
+    <w:p>
+      <w:pPr>
+        <w:tabs>
+          <w:tab w:pos="9581" w:val="right" w:leader="dot"/>
+        </w:tabs>
+        <w:spacing w:before="0" w:after="0" w:line="240" w:lineRule="auto"/>
+        <w:ind w:left="454"/>
+      </w:pPr>
+      <w:r>
+        <w:rPr>
+          <w:rFonts w:ascii="Century" w:hAnsi="Century" w:cs="Century" w:eastAsia="MS 明朝"/>
+          <w:b w:val="0"/>
+          <w:color w:val="000000"/>
+          <w:sz w:val="18"/>
+        </w:rPr>
+        <w:t>3.3.4 課題集合の役割と被覆範囲</w:t>
+        <w:tab/>
+        <w:t>16</w:t>
+      </w:r>
+    </w:p>
+    <w:p>
+      <w:pPr>
+        <w:tabs>
+          <w:tab w:pos="9581" w:val="right" w:leader="dot"/>
+        </w:tabs>
+        <w:spacing w:before="0" w:after="0" w:line="240" w:lineRule="auto"/>
+        <w:ind w:left="454"/>
+      </w:pPr>
+      <w:r>
+        <w:rPr>
+          <w:rFonts w:ascii="Century" w:hAnsi="Century" w:cs="Century" w:eastAsia="MS 明朝"/>
+          <w:b w:val="0"/>
+          <w:color w:val="000000"/>
+          <w:sz w:val="18"/>
+        </w:rPr>
+        <w:t>3.3.5 生成設定を揃える意味と限界</w:t>
+        <w:tab/>
+        <w:t>16</w:t>
+      </w:r>
+    </w:p>
+    <w:p>
+      <w:pPr>
+        <w:tabs>
+          <w:tab w:pos="9581" w:val="right" w:leader="dot"/>
+        </w:tabs>
+        <w:spacing w:before="0" w:after="0" w:line="240" w:lineRule="auto"/>
+        <w:ind w:left="454"/>
+      </w:pPr>
+      <w:r>
+        <w:rPr>
+          <w:rFonts w:ascii="Century" w:hAnsi="Century" w:cs="Century" w:eastAsia="MS 明朝"/>
+          <w:b w:val="0"/>
+          <w:color w:val="000000"/>
+          <w:sz w:val="18"/>
+        </w:rPr>
+        <w:t>3.3.6 固定出典と執筆時点の切り分け</w:t>
+        <w:tab/>
+        <w:t>16</w:t>
       </w:r>
     </w:p>
     <w:p>
@@ -680,7 +1022,7 @@
         </w:rPr>
         <w:t>4 結果</w:t>
         <w:tab/>
-        <w:t>10</w:t>
+        <w:t>17</w:t>
       </w:r>
     </w:p>
     <w:p>
@@ -700,7 +1042,7 @@
         </w:rPr>
         <w:t>4.1 全体の救済率</w:t>
         <w:tab/>
-        <w:t>10</w:t>
+        <w:t>17</w:t>
       </w:r>
     </w:p>
     <w:p>
@@ -720,7 +1062,7 @@
         </w:rPr>
         <w:t>4.2 モデル別・初期失敗類型別の結果</w:t>
         <w:tab/>
-        <w:t>10</w:t>
+        <w:t>17</w:t>
       </w:r>
     </w:p>
     <w:p>
@@ -740,7 +1082,7 @@
         </w:rPr>
         <w:t>4.3 タスク・難度別の結果</w:t>
         <w:tab/>
-        <w:t>10</w:t>
+        <w:t>17</w:t>
       </w:r>
     </w:p>
     <w:p>
@@ -760,7 +1102,7 @@
         </w:rPr>
         <w:t>4.4 FとDの救済対象の重なり</w:t>
         <w:tab/>
-        <w:t>11</w:t>
+        <w:t>18</w:t>
       </w:r>
     </w:p>
     <w:p>
@@ -780,7 +1122,7 @@
         </w:rPr>
         <w:t>4.5 追加消費と3回目の修正</w:t>
         <w:tab/>
-        <w:t>11</w:t>
+        <w:t>18</w:t>
       </w:r>
     </w:p>
     <w:p>
@@ -800,7 +1142,7 @@
         </w:rPr>
         <w:t>4.6 Pの独立生成としての比較</w:t>
         <w:tab/>
-        <w:t>12</w:t>
+        <w:t>19</w:t>
       </w:r>
     </w:p>
     <w:p>
@@ -820,7 +1162,167 @@
         </w:rPr>
         <w:t>4.7 独立再生成B4との比較</w:t>
         <w:tab/>
-        <w:t>12</w:t>
+        <w:t>19</w:t>
+      </w:r>
+    </w:p>
+    <w:p>
+      <w:pPr>
+        <w:tabs>
+          <w:tab w:pos="9581" w:val="right" w:leader="dot"/>
+        </w:tabs>
+        <w:spacing w:before="0" w:after="0" w:line="240" w:lineRule="auto"/>
+        <w:ind w:left="227"/>
+      </w:pPr>
+      <w:r>
+        <w:rPr>
+          <w:rFonts w:ascii="Century" w:hAnsi="Century" w:cs="Century" w:eastAsia="MS 明朝"/>
+          <w:b w:val="0"/>
+          <w:color w:val="000000"/>
+          <w:sz w:val="18"/>
+        </w:rPr>
+        <w:t>4.8 全体成績と分母の関係の詳解</w:t>
+        <w:tab/>
+        <w:t>20</w:t>
+      </w:r>
+    </w:p>
+    <w:p>
+      <w:pPr>
+        <w:tabs>
+          <w:tab w:pos="9581" w:val="right" w:leader="dot"/>
+        </w:tabs>
+        <w:spacing w:before="0" w:after="0" w:line="240" w:lineRule="auto"/>
+        <w:ind w:left="227"/>
+      </w:pPr>
+      <w:r>
+        <w:rPr>
+          <w:rFonts w:ascii="Century" w:hAnsi="Century" w:cs="Century" w:eastAsia="MS 明朝"/>
+          <w:b w:val="0"/>
+          <w:color w:val="000000"/>
+          <w:sz w:val="18"/>
+        </w:rPr>
+        <w:t>4.9 モデル別結果の読み解き</w:t>
+        <w:tab/>
+        <w:t>20</w:t>
+      </w:r>
+    </w:p>
+    <w:p>
+      <w:pPr>
+        <w:tabs>
+          <w:tab w:pos="9581" w:val="right" w:leader="dot"/>
+        </w:tabs>
+        <w:spacing w:before="0" w:after="0" w:line="240" w:lineRule="auto"/>
+        <w:ind w:left="227"/>
+      </w:pPr>
+      <w:r>
+        <w:rPr>
+          <w:rFonts w:ascii="Century" w:hAnsi="Century" w:cs="Century" w:eastAsia="MS 明朝"/>
+          <w:b w:val="0"/>
+          <w:color w:val="000000"/>
+          <w:sz w:val="18"/>
+        </w:rPr>
+        <w:t>4.10 初期失敗類型別結果の読み解き</w:t>
+        <w:tab/>
+        <w:t>21</w:t>
+      </w:r>
+    </w:p>
+    <w:p>
+      <w:pPr>
+        <w:tabs>
+          <w:tab w:pos="9581" w:val="right" w:leader="dot"/>
+        </w:tabs>
+        <w:spacing w:before="0" w:after="0" w:line="240" w:lineRule="auto"/>
+        <w:ind w:left="227"/>
+      </w:pPr>
+      <w:r>
+        <w:rPr>
+          <w:rFonts w:ascii="Century" w:hAnsi="Century" w:cs="Century" w:eastAsia="MS 明朝"/>
+          <w:b w:val="0"/>
+          <w:color w:val="000000"/>
+          <w:sz w:val="18"/>
+        </w:rPr>
+        <w:t>4.11 全10タスクの結果と難度の読み方</w:t>
+        <w:tab/>
+        <w:t>22</w:t>
+      </w:r>
+    </w:p>
+    <w:p>
+      <w:pPr>
+        <w:tabs>
+          <w:tab w:pos="9581" w:val="right" w:leader="dot"/>
+        </w:tabs>
+        <w:spacing w:before="0" w:after="0" w:line="240" w:lineRule="auto"/>
+        <w:ind w:left="227"/>
+      </w:pPr>
+      <w:r>
+        <w:rPr>
+          <w:rFonts w:ascii="Century" w:hAnsi="Century" w:cs="Century" w:eastAsia="MS 明朝"/>
+          <w:b w:val="0"/>
+          <w:color w:val="000000"/>
+          <w:sz w:val="18"/>
+        </w:rPr>
+        <w:t>4.12 救済集合の重なりの詳細</w:t>
+        <w:tab/>
+        <w:t>23</w:t>
+      </w:r>
+    </w:p>
+    <w:p>
+      <w:pPr>
+        <w:tabs>
+          <w:tab w:pos="9581" w:val="right" w:leader="dot"/>
+        </w:tabs>
+        <w:spacing w:before="0" w:after="0" w:line="240" w:lineRule="auto"/>
+        <w:ind w:left="227"/>
+      </w:pPr>
+      <w:r>
+        <w:rPr>
+          <w:rFonts w:ascii="Century" w:hAnsi="Century" w:cs="Century" w:eastAsia="MS 明朝"/>
+          <w:b w:val="0"/>
+          <w:color w:val="000000"/>
+          <w:sz w:val="18"/>
+        </w:rPr>
+        <w:t>4.13 追加消費の総量と未成功例の負担</w:t>
+        <w:tab/>
+        <w:t>23</w:t>
+      </w:r>
+    </w:p>
+    <w:p>
+      <w:pPr>
+        <w:tabs>
+          <w:tab w:pos="9581" w:val="right" w:leader="dot"/>
+        </w:tabs>
+        <w:spacing w:before="0" w:after="0" w:line="240" w:lineRule="auto"/>
+        <w:ind w:left="227"/>
+      </w:pPr>
+      <w:r>
+        <w:rPr>
+          <w:rFonts w:ascii="Century" w:hAnsi="Century" w:cs="Century" w:eastAsia="MS 明朝"/>
+          <w:b w:val="0"/>
+          <w:color w:val="000000"/>
+          <w:sz w:val="18"/>
+        </w:rPr>
+        <w:t>4.14 追加生成の順序と停止による損失</w:t>
+        <w:tab/>
+        <w:t>23</w:t>
+      </w:r>
+    </w:p>
+    <w:p>
+      <w:pPr>
+        <w:tabs>
+          <w:tab w:pos="9581" w:val="right" w:leader="dot"/>
+        </w:tabs>
+        <w:spacing w:before="0" w:after="0" w:line="240" w:lineRule="auto"/>
+        <w:ind w:left="227"/>
+      </w:pPr>
+      <w:r>
+        <w:rPr>
+          <w:rFonts w:ascii="Century" w:hAnsi="Century" w:cs="Century" w:eastAsia="MS 明朝"/>
+          <w:b w:val="0"/>
+          <w:color w:val="000000"/>
+          <w:sz w:val="18"/>
+        </w:rPr>
+        <w:t>4.15 B4を加えた成功集合の交差</w:t>
+        <w:tab/>
+        <w:t>24</w:t>
       </w:r>
     </w:p>
     <w:p>
@@ -840,7 +1342,7 @@
         </w:rPr>
         <w:t>5 考察</w:t>
         <w:tab/>
-        <w:t>14</w:t>
+        <w:t>25</w:t>
       </w:r>
     </w:p>
     <w:p>
@@ -860,7 +1362,7 @@
         </w:rPr>
         <w:t>5.1 再生成対照を含む解釈</w:t>
         <w:tab/>
-        <w:t>14</w:t>
+        <w:t>25</w:t>
       </w:r>
     </w:p>
     <w:p>
@@ -880,7 +1382,7 @@
         </w:rPr>
         <w:t>5.2 介入で何が変わったか</w:t>
         <w:tab/>
-        <w:t>14</w:t>
+        <w:t>25</w:t>
       </w:r>
     </w:p>
     <w:p>
@@ -900,7 +1402,7 @@
         </w:rPr>
         <w:t>5.3 介入カタログへ向けた解釈</w:t>
         <w:tab/>
-        <w:t>14</w:t>
+        <w:t>25</w:t>
       </w:r>
     </w:p>
     <w:p>
@@ -920,7 +1422,7 @@
         </w:rPr>
         <w:t>5.4 内的妥当性と再構成経路</w:t>
         <w:tab/>
-        <w:t>14</w:t>
+        <w:t>25</w:t>
       </w:r>
     </w:p>
     <w:p>
@@ -940,7 +1442,247 @@
         </w:rPr>
         <w:t>5.5 評価範囲・一般化・静的分析の限界</w:t>
         <w:tab/>
-        <w:t>14</w:t>
+        <w:t>25</w:t>
+      </w:r>
+    </w:p>
+    <w:p>
+      <w:pPr>
+        <w:tabs>
+          <w:tab w:pos="9581" w:val="right" w:leader="dot"/>
+        </w:tabs>
+        <w:spacing w:before="0" w:after="0" w:line="240" w:lineRule="auto"/>
+        <w:ind w:left="227"/>
+      </w:pPr>
+      <w:r>
+        <w:rPr>
+          <w:rFonts w:ascii="Century" w:hAnsi="Century" w:cs="Century" w:eastAsia="MS 明朝"/>
+          <w:b w:val="0"/>
+          <w:color w:val="000000"/>
+          <w:sz w:val="18"/>
+        </w:rPr>
+        <w:t>5.6 修正と再生成を比較したときに分かること</w:t>
+        <w:tab/>
+        <w:t>25</w:t>
+      </w:r>
+    </w:p>
+    <w:p>
+      <w:pPr>
+        <w:tabs>
+          <w:tab w:pos="9581" w:val="right" w:leader="dot"/>
+        </w:tabs>
+        <w:spacing w:before="0" w:after="0" w:line="240" w:lineRule="auto"/>
+        <w:ind w:left="227"/>
+      </w:pPr>
+      <w:r>
+        <w:rPr>
+          <w:rFonts w:ascii="Century" w:hAnsi="Century" w:cs="Century" w:eastAsia="MS 明朝"/>
+          <w:b w:val="0"/>
+          <w:color w:val="000000"/>
+          <w:sz w:val="18"/>
+        </w:rPr>
+        <w:t>5.7 介入カタログの記載項目と利用単位</w:t>
+        <w:tab/>
+        <w:t>26</w:t>
+      </w:r>
+    </w:p>
+    <w:p>
+      <w:pPr>
+        <w:tabs>
+          <w:tab w:pos="9581" w:val="right" w:leader="dot"/>
+        </w:tabs>
+        <w:spacing w:before="0" w:after="0" w:line="240" w:lineRule="auto"/>
+        <w:ind w:left="227"/>
+      </w:pPr>
+      <w:r>
+        <w:rPr>
+          <w:rFonts w:ascii="Century" w:hAnsi="Century" w:cs="Century" w:eastAsia="MS 明朝"/>
+          <w:b w:val="0"/>
+          <w:color w:val="000000"/>
+          <w:sz w:val="18"/>
+        </w:rPr>
+        <w:t>5.8 カタログ項目案：import失敗</w:t>
+        <w:tab/>
+        <w:t>26</w:t>
+      </w:r>
+    </w:p>
+    <w:p>
+      <w:pPr>
+        <w:tabs>
+          <w:tab w:pos="9581" w:val="right" w:leader="dot"/>
+        </w:tabs>
+        <w:spacing w:before="0" w:after="0" w:line="240" w:lineRule="auto"/>
+        <w:ind w:left="227"/>
+      </w:pPr>
+      <w:r>
+        <w:rPr>
+          <w:rFonts w:ascii="Century" w:hAnsi="Century" w:cs="Century" w:eastAsia="MS 明朝"/>
+          <w:b w:val="0"/>
+          <w:color w:val="000000"/>
+          <w:sz w:val="18"/>
+        </w:rPr>
+        <w:t>5.9 カタログ項目案：回路構築失敗</w:t>
+        <w:tab/>
+        <w:t>27</w:t>
+      </w:r>
+    </w:p>
+    <w:p>
+      <w:pPr>
+        <w:tabs>
+          <w:tab w:pos="9581" w:val="right" w:leader="dot"/>
+        </w:tabs>
+        <w:spacing w:before="0" w:after="0" w:line="240" w:lineRule="auto"/>
+        <w:ind w:left="227"/>
+      </w:pPr>
+      <w:r>
+        <w:rPr>
+          <w:rFonts w:ascii="Century" w:hAnsi="Century" w:cs="Century" w:eastAsia="MS 明朝"/>
+          <w:b w:val="0"/>
+          <w:color w:val="000000"/>
+          <w:sz w:val="18"/>
+        </w:rPr>
+        <w:t>5.10 カタログ項目案：出力不一致と少数類型</w:t>
+        <w:tab/>
+        <w:t>27</w:t>
+      </w:r>
+    </w:p>
+    <w:p>
+      <w:pPr>
+        <w:tabs>
+          <w:tab w:pos="9581" w:val="right" w:leader="dot"/>
+        </w:tabs>
+        <w:spacing w:before="0" w:after="0" w:line="240" w:lineRule="auto"/>
+        <w:ind w:left="227"/>
+      </w:pPr>
+      <w:r>
+        <w:rPr>
+          <w:rFonts w:ascii="Century" w:hAnsi="Century" w:cs="Century" w:eastAsia="MS 明朝"/>
+          <w:b w:val="0"/>
+          <w:color w:val="000000"/>
+          <w:sz w:val="18"/>
+        </w:rPr>
+        <w:t>5.11 カタログ項目案：独立再生成と停止条件</w:t>
+        <w:tab/>
+        <w:t>27</w:t>
+      </w:r>
+    </w:p>
+    <w:p>
+      <w:pPr>
+        <w:tabs>
+          <w:tab w:pos="9581" w:val="right" w:leader="dot"/>
+        </w:tabs>
+        <w:spacing w:before="0" w:after="0" w:line="240" w:lineRule="auto"/>
+        <w:ind w:left="227"/>
+      </w:pPr>
+      <w:r>
+        <w:rPr>
+          <w:rFonts w:ascii="Century" w:hAnsi="Century" w:cs="Century" w:eastAsia="MS 明朝"/>
+          <w:b w:val="0"/>
+          <w:color w:val="000000"/>
+          <w:sz w:val="18"/>
+        </w:rPr>
+        <w:t>5.12 内的妥当性：共有初期と交絡</w:t>
+        <w:tab/>
+        <w:t>28</w:t>
+      </w:r>
+    </w:p>
+    <w:p>
+      <w:pPr>
+        <w:tabs>
+          <w:tab w:pos="9581" w:val="right" w:leader="dot"/>
+        </w:tabs>
+        <w:spacing w:before="0" w:after="0" w:line="240" w:lineRule="auto"/>
+        <w:ind w:left="227"/>
+      </w:pPr>
+      <w:r>
+        <w:rPr>
+          <w:rFonts w:ascii="Century" w:hAnsi="Century" w:cs="Century" w:eastAsia="MS 明朝"/>
+          <w:b w:val="0"/>
+          <w:color w:val="000000"/>
+          <w:sz w:val="18"/>
+        </w:rPr>
+        <w:t>5.13 構成概念妥当性：主L3と実用上の正しさ</w:t>
+        <w:tab/>
+        <w:t>28</w:t>
+      </w:r>
+    </w:p>
+    <w:p>
+      <w:pPr>
+        <w:tabs>
+          <w:tab w:pos="9581" w:val="right" w:leader="dot"/>
+        </w:tabs>
+        <w:spacing w:before="0" w:after="0" w:line="240" w:lineRule="auto"/>
+        <w:ind w:left="227"/>
+      </w:pPr>
+      <w:r>
+        <w:rPr>
+          <w:rFonts w:ascii="Century" w:hAnsi="Century" w:cs="Century" w:eastAsia="MS 明朝"/>
+          <w:b w:val="0"/>
+          <w:color w:val="000000"/>
+          <w:sz w:val="18"/>
+        </w:rPr>
+        <w:t>5.14 外的妥当性：モデル・課題・環境の範囲</w:t>
+        <w:tab/>
+        <w:t>28</w:t>
+      </w:r>
+    </w:p>
+    <w:p>
+      <w:pPr>
+        <w:tabs>
+          <w:tab w:pos="9581" w:val="right" w:leader="dot"/>
+        </w:tabs>
+        <w:spacing w:before="0" w:after="0" w:line="240" w:lineRule="auto"/>
+        <w:ind w:left="227"/>
+      </w:pPr>
+      <w:r>
+        <w:rPr>
+          <w:rFonts w:ascii="Century" w:hAnsi="Century" w:cs="Century" w:eastAsia="MS 明朝"/>
+          <w:b w:val="0"/>
+          <w:color w:val="000000"/>
+          <w:sz w:val="18"/>
+        </w:rPr>
+        <w:t>5.15 統計的解釈と探索的分析の位置づけ</w:t>
+        <w:tab/>
+        <w:t>29</w:t>
+      </w:r>
+    </w:p>
+    <w:p>
+      <w:pPr>
+        <w:tabs>
+          <w:tab w:pos="9581" w:val="right" w:leader="dot"/>
+        </w:tabs>
+        <w:spacing w:before="0" w:after="0" w:line="240" w:lineRule="auto"/>
+        <w:ind w:left="227"/>
+      </w:pPr>
+      <w:r>
+        <w:rPr>
+          <w:rFonts w:ascii="Century" w:hAnsi="Century" w:cs="Century" w:eastAsia="MS 明朝"/>
+          <w:b w:val="0"/>
+          <w:color w:val="000000"/>
+          <w:sz w:val="18"/>
+        </w:rPr>
+        <w:t>5.16 今後の比較実験の設計案</w:t>
+        <w:tab/>
+        <w:t>29</w:t>
+      </w:r>
+    </w:p>
+    <w:p>
+      <w:pPr>
+        <w:tabs>
+          <w:tab w:pos="9581" w:val="right" w:leader="dot"/>
+        </w:tabs>
+        <w:spacing w:before="0" w:after="0" w:line="240" w:lineRule="auto"/>
+        <w:ind w:left="227"/>
+      </w:pPr>
+      <w:r>
+        <w:rPr>
+          <w:rFonts w:ascii="Century" w:hAnsi="Century" w:cs="Century" w:eastAsia="MS 明朝"/>
+          <w:b w:val="0"/>
+          <w:color w:val="000000"/>
+          <w:sz w:val="18"/>
+        </w:rPr>
+        <w:t>5.17 再現可能な資料作成と変更管理</w:t>
+        <w:tab/>
+        <w:t>30</w:t>
       </w:r>
     </w:p>
     <w:p>
@@ -960,7 +1702,7 @@
         </w:rPr>
         <w:t>6 おわりに</w:t>
         <w:tab/>
-        <w:t>15</w:t>
+        <w:t>31</w:t>
       </w:r>
     </w:p>
     <w:p>
@@ -980,7 +1722,7 @@
         </w:rPr>
         <w:t>6.1 研究成果</w:t>
         <w:tab/>
-        <w:t>15</w:t>
+        <w:t>31</w:t>
       </w:r>
     </w:p>
     <w:p>
@@ -1000,7 +1742,7 @@
         </w:rPr>
         <w:t>6.2 今後の課題</w:t>
         <w:tab/>
-        <w:t>15</w:t>
+        <w:t>31</w:t>
       </w:r>
     </w:p>
     <w:p>
@@ -1018,9 +1760,69 @@
           <w:color w:val="000000"/>
           <w:sz w:val="18"/>
         </w:rPr>
-        <w:t>6.3 提出に向けた確認</w:t>
+        <w:t>6.3 研究課題への回答</w:t>
         <w:tab/>
-        <w:t>15</w:t>
+        <w:t>31</w:t>
+      </w:r>
+    </w:p>
+    <w:p>
+      <w:pPr>
+        <w:tabs>
+          <w:tab w:pos="9581" w:val="right" w:leader="dot"/>
+        </w:tabs>
+        <w:spacing w:before="0" w:after="0" w:line="240" w:lineRule="auto"/>
+        <w:ind w:left="227"/>
+      </w:pPr>
+      <w:r>
+        <w:rPr>
+          <w:rFonts w:ascii="Century" w:hAnsi="Century" w:cs="Century" w:eastAsia="MS 明朝"/>
+          <w:b w:val="0"/>
+          <w:color w:val="000000"/>
+          <w:sz w:val="18"/>
+        </w:rPr>
+        <w:t>6.4 介入カタログを実証研究として育てる方向</w:t>
+        <w:tab/>
+        <w:t>31</w:t>
+      </w:r>
+    </w:p>
+    <w:p>
+      <w:pPr>
+        <w:tabs>
+          <w:tab w:pos="9581" w:val="right" w:leader="dot"/>
+        </w:tabs>
+        <w:spacing w:before="0" w:after="0" w:line="240" w:lineRule="auto"/>
+        <w:ind w:left="227"/>
+      </w:pPr>
+      <w:r>
+        <w:rPr>
+          <w:rFonts w:ascii="Century" w:hAnsi="Century" w:cs="Century" w:eastAsia="MS 明朝"/>
+          <w:b w:val="0"/>
+          <w:color w:val="000000"/>
+          <w:sz w:val="18"/>
+        </w:rPr>
+        <w:t>6.5 本研究の到達点と利用者への含意</w:t>
+        <w:tab/>
+        <w:t>32</w:t>
+      </w:r>
+    </w:p>
+    <w:p>
+      <w:pPr>
+        <w:tabs>
+          <w:tab w:pos="9581" w:val="right" w:leader="dot"/>
+        </w:tabs>
+        <w:spacing w:before="0" w:after="0" w:line="240" w:lineRule="auto"/>
+        <w:ind w:left="227"/>
+      </w:pPr>
+      <w:r>
+        <w:rPr>
+          <w:rFonts w:ascii="Century" w:hAnsi="Century" w:cs="Century" w:eastAsia="MS 明朝"/>
+          <w:b w:val="0"/>
+          <w:color w:val="000000"/>
+          <w:sz w:val="18"/>
+        </w:rPr>
+        <w:t>6.6 提出に向けた確認</w:t>
+        <w:tab/>
+        <w:t>32</w:t>
       </w:r>
     </w:p>
     <w:p>
@@ -1040,7 +1842,7 @@
         </w:rPr>
         <w:t>7 参考文献</w:t>
         <w:tab/>
-        <w:t>16</w:t>
+        <w:t>33</w:t>
       </w:r>
     </w:p>
     <w:p>
@@ -1060,7 +1862,7 @@
         </w:rPr>
         <w:t>8 付録</w:t>
         <w:tab/>
-        <w:t>17</w:t>
+        <w:t>34</w:t>
       </w:r>
     </w:p>
     <w:p>
@@ -1080,7 +1882,7 @@
         </w:rPr>
         <w:t>8.1 出典と再現性</w:t>
         <w:tab/>
-        <w:t>17</w:t>
+        <w:t>34</w:t>
       </w:r>
     </w:p>
     <w:p>
@@ -1100,7 +1902,7 @@
         </w:rPr>
         <w:t>8.1.1 元実験の保存設定</w:t>
         <w:tab/>
-        <w:t>17</w:t>
+        <w:t>34</w:t>
       </w:r>
     </w:p>
     <w:p>
@@ -1120,7 +1922,7 @@
         </w:rPr>
         <w:t>8.1.2 元実験の保存設定</w:t>
         <w:tab/>
-        <w:t>17</w:t>
+        <w:t>34</w:t>
       </w:r>
     </w:p>
     <w:p>
@@ -1140,7 +1942,7 @@
         </w:rPr>
         <w:t>8.1.3 元実験の保存設定</w:t>
         <w:tab/>
-        <w:t>17</w:t>
+        <w:t>34</w:t>
       </w:r>
     </w:p>
     <w:p>
@@ -1160,7 +1962,7 @@
         </w:rPr>
         <w:t>8.1.4 固定集計と公開範囲</w:t>
         <w:tab/>
-        <w:t>17</w:t>
+        <w:t>34</w:t>
       </w:r>
     </w:p>
     <w:p>
@@ -1180,7 +1982,7 @@
         </w:rPr>
         <w:t>8.2 指標の読み方と提出前確認</w:t>
         <w:tab/>
-        <w:t>18</w:t>
+        <w:t>35</w:t>
       </w:r>
     </w:p>
     <w:p>
@@ -1200,7 +2002,7 @@
         </w:rPr>
         <w:t>8.2.1 集計単位</w:t>
         <w:tab/>
-        <w:t>18</w:t>
+        <w:t>35</w:t>
       </w:r>
     </w:p>
     <w:p>
@@ -1220,7 +2022,7 @@
         </w:rPr>
         <w:t>8.2.2 退行0の意味</w:t>
         <w:tab/>
-        <w:t>18</w:t>
+        <w:t>35</w:t>
       </w:r>
     </w:p>
     <w:p>
@@ -1240,7 +2042,7 @@
         </w:rPr>
         <w:t>8.2.3 静的変更の意味</w:t>
         <w:tab/>
-        <w:t>18</w:t>
+        <w:t>35</w:t>
       </w:r>
     </w:p>
     <w:p>
@@ -1260,7 +2062,7 @@
         </w:rPr>
         <w:t>8.2.4 コストの意味</w:t>
         <w:tab/>
-        <w:t>18</w:t>
+        <w:t>35</w:t>
       </w:r>
     </w:p>
     <w:p>
@@ -1280,7 +2082,7 @@
         </w:rPr>
         <w:t>8.2.5 提出前の確認</w:t>
         <w:tab/>
-        <w:t>18</w:t>
+        <w:t>35</w:t>
       </w:r>
       <w:r>
         <w:fldChar w:fldCharType="end"/>
@@ -1420,18 +2222,10 @@
     </w:p>
     <w:p>
       <w:pPr>
-        <w:pStyle w:val="Heading1"/>
-      </w:pPr>
-      <w:r>
-        <w:t>関連研究</w:t>
-      </w:r>
-    </w:p>
-    <w:p>
-      <w:pPr>
         <w:pStyle w:val="Heading2"/>
       </w:pPr>
       <w:r>
-        <w:t>自己フィードバックによる修正</w:t>
+        <w:t>コード生成支援から失敗後の意思決定へ</w:t>
       </w:r>
     </w:p>
     <w:p>
@@ -1446,7 +2240,7 @@
           <w:color w:val="000000"/>
           <w:sz w:val="21"/>
         </w:rPr>
-        <w:t>Self-Refine [1] は，同じLLMによる生成，フィードバック，修正の反復を扱う．本研究のRは，前回コードと課題仕様を与えて自己点検を求める条件であり，外部評価の診断内容を与えない．自己点検だけで救済できる範囲を確認する比較条件として用いる．</w:t>
+        <w:t>自然言語からプログラムを生成できることと，そのプログラムを目的に沿って利用できることは同じではない．利用者は生成されたコードを読み，実行環境に接続し，結果を確認し，問題があれば次の操作を選ばなければならない．コード生成支援の実際の作業では，最初の出力の品質だけでなく，失敗を確認した後に何を入力し，どこで生成を止めるかが作業量を左右する．本研究はこの失敗後の意思決定に対象を絞る．</w:t>
       </w:r>
     </w:p>
     <w:p>
@@ -1461,15 +2255,7 @@
           <w:color w:val="000000"/>
           <w:sz w:val="21"/>
         </w:rPr>
-        <w:t>原論文と本実装ではプロンプト構成，対象課題，出力制約，モデルが異なる．したがって本研究のRの結果を，原論文の手法全体の性能と同一視しない．先行研究は設計の背景であり，完全再現実験として扱わない．</w:t>
-      </w:r>
-    </w:p>
-    <w:p>
-      <w:pPr>
-        <w:pStyle w:val="Heading2"/>
-      </w:pPr>
-      <w:r>
-        <w:t>実行結果と自己デバッグ</w:t>
+        <w:t>コード生成の機能的正しさを評価するHumanEval [4]や，自然言語から短いPythonプログラムを生成するMBPP [5]は，生成したコードを実行し，機能を確認する評価の背景となる．ただし，本研究はこれらの課題をそのまま利用したベンチマークではない．対象を独自に定義した量子回路課題に限定し，初期失敗の後に行う修正と再生成を対応づけて調べる．課題集合や評価基準が異なるため，他のベンチマークにおける成功率との直接比較は行わない．</w:t>
       </w:r>
     </w:p>
     <w:p>
@@ -1484,7 +2270,7 @@
           <w:color w:val="000000"/>
           <w:sz w:val="21"/>
         </w:rPr>
-        <w:t>Self-Debugging [2] は，生成コードの説明や実行結果の検討を用いた自己デバッグを扱う．本研究ではFを実行ベースの診断を用いる条件，Dを同じ診断に加えて説明・原因分析・修正の順序を促す条件として実装した．Dの追加指示と出力長の違いを含めて観測する．</w:t>
+        <w:t>例えば，存在しない関数名をimportして失敗した場合には，実行診断から変更箇所の候補を狭められる可能性がある．一方，コードは実行できるが量子状態が異なる場合には，単に例外が出ないように書き換えるだけでは不十分である．必要な情報や修正箇所が異なる以上，すべての失敗へ一つの指示を一律に適用することが適切かは実証的に確認すべき問題になる．この二つの例は介入の役割を説明するための想定例であり，特定の保存事例を新たに再現した結果ではない．</w:t>
       </w:r>
     </w:p>
     <w:p>
@@ -1499,15 +2285,7 @@
           <w:color w:val="000000"/>
           <w:sz w:val="21"/>
         </w:rPr>
-        <w:t>Dは説明と原因分析を修正版コード先頭のコメントに残す実装である．モデルが内部でどのように推論したかは測定していない．Dで救済されたという事実だけから，説明が正しかった，あるいは説明そのものが成功原因だったとは判断できない．</w:t>
-      </w:r>
-    </w:p>
-    <w:p>
-      <w:pPr>
-        <w:pStyle w:val="Heading2"/>
-      </w:pPr>
-      <w:r>
-        <w:t>量子回路コードで確認する対象</w:t>
+        <w:t>失敗後の操作には，既存コードを残して直す方法と，既存コードを捨てて生成し直す方法がある．修正には，前回の出力を再利用できる利点がある一方，誤った構造を引き継ぐ可能性もある．再生成には，既存の誤りから離れられる可能性がある一方，既に正しかった部分を再び作り直すことになる．これらは設計上考えられる性質であり，本研究が個別の心理過程やモデル内部の挙動を直接測定したという意味ではない．実際の比較では成功数と追加消費を観測して判断する．</w:t>
       </w:r>
     </w:p>
     <w:p>
@@ -1522,7 +2300,15 @@
           <w:color w:val="000000"/>
           <w:sz w:val="21"/>
         </w:rPr>
-        <w:t>本研究は，回路を返す関数の存在，回路の構築と評価処理，指定入力の期待状態または分布，所定の構造要件を区別する．量子回路では，実行可能性と期待出力への適合は別の性質である．測定分布が一致しても，全入力で同じアルゴリズムを実装している保証にはならない．</w:t>
+        <w:t>本研究でいう介入は，生成されたコードに対し，次の要求で与える情報や指示を変更する操作である．モデルの重みを更新する学習ではなく，同じ課題を解く過程での入力の構成に着目する．したがって，結果の解釈にはモデル識別子だけでなく，プロンプト，評価器，停止条件，生成機会上限を含める必要がある．介入名だけを取り出して一般的な効力を論じることは避ける．</w:t>
+      </w:r>
+    </w:p>
+    <w:p>
+      <w:pPr>
+        <w:pStyle w:val="Heading2"/>
+      </w:pPr>
+      <w:r>
+        <w:t>初期失敗を基準とする研究の意義</w:t>
       </w:r>
     </w:p>
     <w:p>
@@ -1537,7 +2323,401 @@
           <w:color w:val="000000"/>
           <w:sz w:val="21"/>
         </w:rPr>
+        <w:t>最終成功率のみを用いると，初期から正しかったコードの割合と，初期に誤っていたコードを修正できた割合が混在する．初期性能が高いモデルは修正対象が少なく，初期性能が低いモデルは修正対象が多い．この違いを考慮せずに最終成功数を比べると，介入が働いた範囲を読み取りにくい．本研究は各組の初期判定を保存し，その初期失敗集合に対して修正後の成功を数えることで，修正が必要だった対象に対する成績を明示する．</w:t>
+      </w:r>
+    </w:p>
+    <w:p>
+      <w:pPr>
+        <w:widowControl/>
+        <w:jc w:val="both"/>
+      </w:pPr>
+      <w:r>
+        <w:rPr>
+          <w:rFonts w:ascii="Century" w:hAnsi="Century" w:cs="Century" w:eastAsia="MS 明朝"/>
+          <w:b w:val="0"/>
+          <w:color w:val="000000"/>
+          <w:sz w:val="21"/>
+        </w:rPr>
+        <w:t>初期コードの共有は，比較の出発点を揃えるためにも必要である．別々の初期生成からRとFを始めた場合，R側の初期失敗が軽く，F側の初期失敗が重い可能性を排除できない．本研究ではモデル・タスク・seedで識別される初期組を基準に，R/F/Dの最初のコードと判定を一致させる．この対応づけは比較の解釈を助けるが，後続生成の乱数や入力長，実行時期まで等しくするものではない．共有初期は比較の必要な条件の一つであり，単独で因果推論を成立させる条件ではない．</w:t>
+      </w:r>
+    </w:p>
+    <w:p>
+      <w:pPr>
+        <w:widowControl/>
+        <w:jc w:val="both"/>
+      </w:pPr>
+      <w:r>
+        <w:rPr>
+          <w:rFonts w:ascii="Century" w:hAnsi="Century" w:cs="Century" w:eastAsia="MS 明朝"/>
+          <w:b w:val="0"/>
+          <w:color w:val="000000"/>
+          <w:sz w:val="21"/>
+        </w:rPr>
+        <w:t>また，同じ数の失敗を救済したとしても，その集合が一致するとは限らない．二つの条件がそれぞれ多くを救済しても，片方だけが救済できる対象があれば，実行前にどちらを選ぶかという問題が残る．反対に，成功対象がほぼ重なるのであれば，追加消費や実装の簡単さを重視できる可能性がある．本研究では数と集合の両面を扱い，単一の順位表では捉えにくい介入間の関係を記述する．</w:t>
+      </w:r>
+    </w:p>
+    <w:p>
+      <w:pPr>
+        <w:widowControl/>
+        <w:jc w:val="both"/>
+      </w:pPr>
+      <w:r>
+        <w:rPr>
+          <w:rFonts w:ascii="Century" w:hAnsi="Century" w:cs="Century" w:eastAsia="MS 明朝"/>
+          <w:b w:val="0"/>
+          <w:color w:val="000000"/>
+          <w:sz w:val="21"/>
+        </w:rPr>
+        <w:t>本研究の実証的貢献は，選択方策の完成ではなく，選択方策を設計する前に必要な観測単位を整えた点にある．初期失敗，修正履歴，最終成功，追加消費を初期組へ結び付けることで，後から条件の選び方を検討するための根拠を残す．この段階の知見を，そのまま実運用における最適な規則へ置き換えない．記述的な結果を整理する段階と，方策を新しい対象で検証する段階を区別すること自体が，結果を過大解釈しないための研究設計である．</w:t>
+      </w:r>
+    </w:p>
+    <w:p>
+      <w:pPr>
+        <w:pStyle w:val="Heading2"/>
+      </w:pPr>
+      <w:r>
+        <w:t>用語と主張の範囲</w:t>
+      </w:r>
+    </w:p>
+    <w:p>
+      <w:pPr>
+        <w:widowControl/>
+        <w:jc w:val="both"/>
+      </w:pPr>
+      <w:r>
+        <w:rPr>
+          <w:rFonts w:ascii="Century" w:hAnsi="Century" w:cs="Century" w:eastAsia="MS 明朝"/>
+          <w:b w:val="0"/>
+          <w:color w:val="000000"/>
+          <w:sz w:val="21"/>
+        </w:rPr>
+        <w:t>本稿の「成功」は主L3を満たすという操作的な意味で使用する．利用者のあらゆる意図を満たすことや，任意の量子入力に対して同じ算法を実装することを表す用語ではない．「失敗」はこの評価基準への未達を表し，モデルの一般的能力の欠如を意味しない．評価基準と用語を対応づけることにより，どの判断を機械的に検査し，どの判断を今後の検討に残しているかを区別する．</w:t>
+      </w:r>
+    </w:p>
+    <w:p>
+      <w:pPr>
+        <w:widowControl/>
+        <w:jc w:val="both"/>
+      </w:pPr>
+      <w:r>
+        <w:rPr>
+          <w:rFonts w:ascii="Century" w:hAnsi="Century" w:cs="Century" w:eastAsia="MS 明朝"/>
+          <w:b w:val="0"/>
+          <w:color w:val="000000"/>
+          <w:sz w:val="21"/>
+        </w:rPr>
+        <w:t>「救済」は，同じ初期失敗コードをR/F/Dで修正し，最終的に主L3へ到達した場合に用いる．B4の成功は，初期組を共有するものの失敗コード自体を修正しないため，「独立再生成による追加成功」とする．Pでは初期コードを共有しない独立1回生成の成績を，Bとの対応で記述する．これらは最終成功という同じ判定を利用していても，出力を得る手続きが異なる．</w:t>
+      </w:r>
+    </w:p>
+    <w:p>
+      <w:pPr>
+        <w:widowControl/>
+        <w:jc w:val="both"/>
+      </w:pPr>
+      <w:r>
+        <w:rPr>
+          <w:rFonts w:ascii="Century" w:hAnsi="Century" w:cs="Century" w:eastAsia="MS 明朝"/>
+          <w:b w:val="0"/>
+          <w:color w:val="000000"/>
+          <w:sz w:val="21"/>
+        </w:rPr>
+        <w:t>「コスト」は，ここでは主にモデル要求に記録されたtokensと生成要求時間を指す．利用者の読解時間，電力，実行装置の償却，金銭単価は測定していない．追加tokensが少ないという観測を，人間の総作業量が同じ割合だけ減ったという主張に置き換えない．同様に，「介入効果」という表現を用いる箇所でも，原則として対応づけた観測上の変化を指し，無作為化比較によって特定された因果効果とは区別する．</w:t>
+      </w:r>
+    </w:p>
+    <w:p>
+      <w:pPr>
+        <w:pStyle w:val="Heading1"/>
+      </w:pPr>
+      <w:r>
+        <w:t>関連研究</w:t>
+      </w:r>
+    </w:p>
+    <w:p>
+      <w:pPr>
+        <w:pStyle w:val="Heading2"/>
+      </w:pPr>
+      <w:r>
+        <w:t>自己フィードバックによる修正</w:t>
+      </w:r>
+    </w:p>
+    <w:p>
+      <w:pPr>
+        <w:widowControl/>
+        <w:jc w:val="both"/>
+      </w:pPr>
+      <w:r>
+        <w:rPr>
+          <w:rFonts w:ascii="Century" w:hAnsi="Century" w:cs="Century" w:eastAsia="MS 明朝"/>
+          <w:b w:val="0"/>
+          <w:color w:val="000000"/>
+          <w:sz w:val="21"/>
+        </w:rPr>
+        <w:t>Self-Refine [1] は，同じLLMによる生成，フィードバック，修正の反復を扱う．本研究のRは，前回コードと課題仕様を与えて自己点検を求める条件であり，外部評価の診断内容を与えない．自己点検だけで救済できる範囲を確認する比較条件として用いる．</w:t>
+      </w:r>
+    </w:p>
+    <w:p>
+      <w:pPr>
+        <w:widowControl/>
+        <w:jc w:val="both"/>
+      </w:pPr>
+      <w:r>
+        <w:rPr>
+          <w:rFonts w:ascii="Century" w:hAnsi="Century" w:cs="Century" w:eastAsia="MS 明朝"/>
+          <w:b w:val="0"/>
+          <w:color w:val="000000"/>
+          <w:sz w:val="21"/>
+        </w:rPr>
+        <w:t>原論文と本実装ではプロンプト構成，対象課題，出力制約，モデルが異なる．したがって本研究のRの結果を，原論文の手法全体の性能と同一視しない．先行研究は設計の背景であり，完全再現実験として扱わない．</w:t>
+      </w:r>
+    </w:p>
+    <w:p>
+      <w:pPr>
+        <w:pStyle w:val="Heading2"/>
+      </w:pPr>
+      <w:r>
+        <w:t>実行結果と自己デバッグ</w:t>
+      </w:r>
+    </w:p>
+    <w:p>
+      <w:pPr>
+        <w:widowControl/>
+        <w:jc w:val="both"/>
+      </w:pPr>
+      <w:r>
+        <w:rPr>
+          <w:rFonts w:ascii="Century" w:hAnsi="Century" w:cs="Century" w:eastAsia="MS 明朝"/>
+          <w:b w:val="0"/>
+          <w:color w:val="000000"/>
+          <w:sz w:val="21"/>
+        </w:rPr>
+        <w:t>Self-Debugging [2] は，生成コードの説明や実行結果の検討を用いた自己デバッグを扱う．本研究ではFを実行ベースの診断を用いる条件，Dを同じ診断に加えて説明・原因分析・修正の順序を促す条件として実装した．Dの追加指示と出力長の違いを含めて観測する．</w:t>
+      </w:r>
+    </w:p>
+    <w:p>
+      <w:pPr>
+        <w:widowControl/>
+        <w:jc w:val="both"/>
+      </w:pPr>
+      <w:r>
+        <w:rPr>
+          <w:rFonts w:ascii="Century" w:hAnsi="Century" w:cs="Century" w:eastAsia="MS 明朝"/>
+          <w:b w:val="0"/>
+          <w:color w:val="000000"/>
+          <w:sz w:val="21"/>
+        </w:rPr>
+        <w:t>Dは説明と原因分析を修正版コード先頭のコメントに残す実装である．モデルが内部でどのように推論したかは測定していない．Dで救済されたという事実だけから，説明が正しかった，あるいは説明そのものが成功原因だったとは判断できない．</w:t>
+      </w:r>
+    </w:p>
+    <w:p>
+      <w:pPr>
+        <w:pStyle w:val="Heading2"/>
+      </w:pPr>
+      <w:r>
+        <w:t>量子回路コードで確認する対象</w:t>
+      </w:r>
+    </w:p>
+    <w:p>
+      <w:pPr>
+        <w:widowControl/>
+        <w:jc w:val="both"/>
+      </w:pPr>
+      <w:r>
+        <w:rPr>
+          <w:rFonts w:ascii="Century" w:hAnsi="Century" w:cs="Century" w:eastAsia="MS 明朝"/>
+          <w:b w:val="0"/>
+          <w:color w:val="000000"/>
+          <w:sz w:val="21"/>
+        </w:rPr>
+        <w:t>本研究は，回路を返す関数の存在，回路の構築と評価処理，指定入力の期待状態または分布，所定の構造要件を区別する．量子回路では，実行可能性と期待出力への適合は別の性質である．測定分布が一致しても，全入力で同じアルゴリズムを実装している保証にはならない．</w:t>
+      </w:r>
+    </w:p>
+    <w:p>
+      <w:pPr>
+        <w:widowControl/>
+        <w:jc w:val="both"/>
+      </w:pPr>
+      <w:r>
+        <w:rPr>
+          <w:rFonts w:ascii="Century" w:hAnsi="Century" w:cs="Century" w:eastAsia="MS 明朝"/>
+          <w:b w:val="0"/>
+          <w:color w:val="000000"/>
+          <w:sz w:val="21"/>
+        </w:rPr>
         <w:t>本研究の位置づけは，選定した量子回路課題の中で介入の救済対象と消費を記述する実験的分析である．一般の量子プログラム全体への網羅的評価や，形式的な同値性証明は対象に含めない．その範囲を明確にしたうえで，成功例と失敗例を同じ分母で扱う．</w:t>
+      </w:r>
+    </w:p>
+    <w:p>
+      <w:pPr>
+        <w:pStyle w:val="Heading2"/>
+      </w:pPr>
+      <w:r>
+        <w:t>自己修正を評価する際の外部情報の役割</w:t>
+      </w:r>
+    </w:p>
+    <w:p>
+      <w:pPr>
+        <w:widowControl/>
+        <w:jc w:val="both"/>
+      </w:pPr>
+      <w:r>
+        <w:rPr>
+          <w:rFonts w:ascii="Century" w:hAnsi="Century" w:cs="Century" w:eastAsia="MS 明朝"/>
+          <w:b w:val="0"/>
+          <w:color w:val="000000"/>
+          <w:sz w:val="21"/>
+        </w:rPr>
+        <w:t>自己修正という呼び方には，モデル自身の出力だけを見直す場合と，実行や採点から得た外部情報を使う場合が含まれ得る．本研究では両者を混ぜないため，RとF/Dを分けた．Rは課題仕様と前回コードに基づく自己点検であり，F/Dでは検証器が出力した情報が次の要求に入る．同じモデルを使っていても，入力として利用できる情報が変わるので，これらを同じ意味での自己修正と扱うことは適切でない．</w:t>
+      </w:r>
+    </w:p>
+    <w:p>
+      <w:pPr>
+        <w:widowControl/>
+        <w:jc w:val="both"/>
+      </w:pPr>
+      <w:r>
+        <w:rPr>
+          <w:rFonts w:ascii="Century" w:hAnsi="Century" w:cs="Century" w:eastAsia="MS 明朝"/>
+          <w:b w:val="0"/>
+          <w:color w:val="000000"/>
+          <w:sz w:val="21"/>
+        </w:rPr>
+        <w:t>Huangら [6] は推論課題において，外部フィードバックのない自己修正の困難さを論じている．本研究では，自己点検により常に改善すると仮定しないための背景として参照する．同論文が本研究の量子コードや選定モデルで同じ結果を示したと主張するものではない．対象課題，モデル，評価指標の相違を残したまま，外部情報の有無を比較設計で明示するという問題意識に接続する．</w:t>
+      </w:r>
+    </w:p>
+    <w:p>
+      <w:pPr>
+        <w:widowControl/>
+        <w:jc w:val="both"/>
+      </w:pPr>
+      <w:r>
+        <w:rPr>
+          <w:rFonts w:ascii="Century" w:hAnsi="Century" w:cs="Century" w:eastAsia="MS 明朝"/>
+          <w:b w:val="0"/>
+          <w:color w:val="000000"/>
+          <w:sz w:val="21"/>
+        </w:rPr>
+        <w:t>外部情報がある場合にも，提示した情報が正しく対象の失敗を指していることが前提となる．評価器のビット順処理や判定条件が誤っていれば，正しい回路に不適切な修正を促す可能性がある．したがって，診断を利用する手法の評価では，診断の有無だけでなく，その診断を作った評価器の仕様と検証履歴を記録しなければならない．本研究が評価方針の修正と到達可能な履歴の再構成を方法へ含めるのは，評価器を単なる受動的な採点装置と扱えないためである．</w:t>
+      </w:r>
+    </w:p>
+    <w:p>
+      <w:pPr>
+        <w:widowControl/>
+        <w:jc w:val="both"/>
+      </w:pPr>
+      <w:r>
+        <w:rPr>
+          <w:rFonts w:ascii="Century" w:hAnsi="Century" w:cs="Century" w:eastAsia="MS 明朝"/>
+          <w:b w:val="0"/>
+          <w:color w:val="000000"/>
+          <w:sz w:val="21"/>
+        </w:rPr>
+        <w:t>FとDの相違は説明・原因分析の指示にあるが，この差は入力文の長さや出力コメントにも関係する．そのため，最終成功数の差を説明行の存在だけへ帰属できない．説明が誤っていても偶然にコードが改善する場合や，説明が妥当でも実装が失敗する場合は概念的に区別できる．本研究が直接観測するのは要求と出力と評価の系列であり，内部推論の内容や説明の忠実性を測定する実験ではない．</w:t>
+      </w:r>
+    </w:p>
+    <w:p>
+      <w:pPr>
+        <w:pStyle w:val="Heading2"/>
+      </w:pPr>
+      <w:r>
+        <w:t>量子コード生成ベンチマークとの相違</w:t>
+      </w:r>
+    </w:p>
+    <w:p>
+      <w:pPr>
+        <w:widowControl/>
+        <w:jc w:val="both"/>
+      </w:pPr>
+      <w:r>
+        <w:rPr>
+          <w:rFonts w:ascii="Century" w:hAnsi="Century" w:cs="Century" w:eastAsia="MS 明朝"/>
+          <w:b w:val="0"/>
+          <w:color w:val="000000"/>
+          <w:sz w:val="21"/>
+        </w:rPr>
+        <w:t>Qiskit HumanEval [7] は，Qiskitコード生成を評価するための課題群を提示している．量子SDKを対象としたコード生成でも，生成物の実行と正しさを検証する専用の課題設計が必要になることを示す関連研究として位置づける．本研究の10タスクはこのベンチマークからの抽出と位置づけておらず，独自の課題仕様，期待出力，構造要件に基づく．名称が近い評価であっても，課題の出典と採点の定義を分離して記述する．</w:t>
+      </w:r>
+    </w:p>
+    <w:p>
+      <w:pPr>
+        <w:widowControl/>
+        <w:jc w:val="both"/>
+      </w:pPr>
+      <w:r>
+        <w:rPr>
+          <w:rFonts w:ascii="Century" w:hAnsi="Century" w:cs="Century" w:eastAsia="MS 明朝"/>
+          <w:b w:val="0"/>
+          <w:color w:val="000000"/>
+          <w:sz w:val="21"/>
+        </w:rPr>
+        <w:t>本研究では広範な量子APIの被覆率を最大化するのではなく，同じ初期失敗に複数の介入を適用し，その救済対象を対応づけることを優先した．そのため，課題数を増やした一般的なモデルランキングとは目的が異なる．課題の種類が少ないことは一般化の制約である一方，個々のタスク仕様や履歴を追いやすいという分析上の特徴がある．この特徴を利点だけとして述べず，被覆範囲の限定と合わせて示す．</w:t>
+      </w:r>
+    </w:p>
+    <w:p>
+      <w:pPr>
+        <w:widowControl/>
+        <w:jc w:val="both"/>
+      </w:pPr>
+      <w:r>
+        <w:rPr>
+          <w:rFonts w:ascii="Century" w:hAnsi="Century" w:cs="Century" w:eastAsia="MS 明朝"/>
+          <w:b w:val="0"/>
+          <w:color w:val="000000"/>
+          <w:sz w:val="21"/>
+        </w:rPr>
+        <w:t>量子SDKのコードには，Pythonの文法とAPI利用に関する正しさに加え，構築した回路が目的の状態や分布を生成するという正しさがある．SDK上での実行可能性だけを検査した場合と，指定出力まで検査した場合では，成功集合が異なり得る．したがって，本研究の主L3成功率を他研究の実行成功率と同じものとして比較しない．比較に必要なのは，判定対象，入力範囲，測定方式，失敗時の扱いを明らかにすることである．</w:t>
+      </w:r>
+    </w:p>
+    <w:p>
+      <w:pPr>
+        <w:pStyle w:val="Heading2"/>
+      </w:pPr>
+      <w:r>
+        <w:t>反復生成と再生成対照の位置づけ</w:t>
+      </w:r>
+    </w:p>
+    <w:p>
+      <w:pPr>
+        <w:widowControl/>
+        <w:jc w:val="both"/>
+      </w:pPr>
+      <w:r>
+        <w:rPr>
+          <w:rFonts w:ascii="Century" w:hAnsi="Century" w:cs="Century" w:eastAsia="MS 明朝"/>
+          <w:b w:val="0"/>
+          <w:color w:val="000000"/>
+          <w:sz w:val="21"/>
+        </w:rPr>
+        <w:t>同じ課題から複数候補を生成する方法は，単一候補では得られなかった成功を得るための比較対象になる．ただし，複数候補の中から成功したものを選ぶには，候補を評価する手続きも必要である．本研究のB4は，生成回数だけを増やして採点を無視する条件ではなく，各候補を主L3で検査し，成功時に停止する対照である．比較対象は，評価を受ける機会を持った反復的なコード生成手順になる．</w:t>
+      </w:r>
+    </w:p>
+    <w:p>
+      <w:pPr>
+        <w:widowControl/>
+        <w:jc w:val="both"/>
+      </w:pPr>
+      <w:r>
+        <w:rPr>
+          <w:rFonts w:ascii="Century" w:hAnsi="Century" w:cs="Century" w:eastAsia="MS 明朝"/>
+          <w:b w:val="0"/>
+          <w:color w:val="000000"/>
+          <w:sz w:val="21"/>
+        </w:rPr>
+        <w:t>本研究のB4は，既存の初期生成を共通に保持し，失敗した組だけ追加生成する．このため，課題ごとに初めから4個の独立候補を一括生成した一般的な設定と完全には一致しない．初期コードの出典，追加生成用のseed規則，成功時停止という手続きが成績へ関係する．本稿ではB4という操作条件の名前で報告し，別の推定量や他研究の指標と無条件に同一視しない．</w:t>
+      </w:r>
+    </w:p>
+    <w:p>
+      <w:pPr>
+        <w:widowControl/>
+        <w:jc w:val="both"/>
+      </w:pPr>
+      <w:r>
+        <w:rPr>
+          <w:rFonts w:ascii="Century" w:hAnsi="Century" w:cs="Century" w:eastAsia="MS 明朝"/>
+          <w:b w:val="0"/>
+          <w:color w:val="000000"/>
+          <w:sz w:val="21"/>
+        </w:rPr>
+        <w:t>修正条件が単回生成より高い成績を得ても，それだけでは診断や前回コードの再利用が役立ったことの証拠にはならない．単に生成要求を追加したことによる機会の増加が含まれるためである．そこで，本研究では初回込み最大4回という上限をB4とR/F/Dで対応づける．これは比較を改善する一歩だが，同じ上限にしただけでは入力情報量や消費tokensを揃えられない．比較で何を揃え，何を揃えていないかを明示する．</w:t>
       </w:r>
     </w:p>
     <w:p>
@@ -2252,18 +3432,10 @@
     </w:p>
     <w:p>
       <w:pPr>
-        <w:pStyle w:val="Heading2"/>
-      </w:pPr>
-      <w:r>
-        <w:t>実装と記録の検証</w:t>
-      </w:r>
-    </w:p>
-    <w:p>
-      <w:pPr>
         <w:pStyle w:val="Heading3"/>
       </w:pPr>
       <w:r>
-        <w:t>ハーネスの構成</w:t>
+        <w:t>量子状態・測定分布とコードの正しさ</w:t>
       </w:r>
     </w:p>
     <w:p>
@@ -2278,7 +3450,7 @@
           <w:color w:val="000000"/>
           <w:sz w:val="21"/>
         </w:rPr>
-        <w:t>実装はPythonを中心とし，tasks/が課題仕様・期待値・構造条件を，harness/interventions/prompts.pyが条件別の修正指示を保持する．harness/llm_clients.pyがモデル要求を扱い，harness/experiment.py等が初期共有と反復を管理する．harness/evaluator.pyとharness/readout.pyが回路と出力を検証する．これらの責務を分け，生成の失敗と評価の不具合を区別して追跡する．</w:t>
+        <w:t>本研究の出力評価を理解するには，回路が表す処理と，回路を実行して得られる観測結果を区別する必要がある．量子状態は基底状態に対する複素振幅の組として表され，計算基底での測定確率はその振幅の絶対値の二乗に対応する．したがって，同じ測定確率を持つ状態であっても，相対位相が異なる可能性がある．このことから，分布を検査するタスクと状態ベクトルを検査するタスクでは，確認できる正しさの範囲が異なる．</w:t>
       </w:r>
     </w:p>
     <w:p>
@@ -2293,15 +3465,7 @@
           <w:color w:val="000000"/>
           <w:sz w:val="21"/>
         </w:rPr>
-        <w:t>評価対象コードはbuild_circuit()を定義し，QuantumCircuitを返すインターフェースを前提とする．測定分布と状態ベクトルのどちらを検査するかはタスク仕様で定める．実装環境の依存範囲はrequirements.txtに保持し，過去の実験の実行環境を現在の環境から推定して埋めない．保存設定・ハーネス版・モデルdigestは元実験manifestを参照する．</w:t>
-      </w:r>
-    </w:p>
-    <w:p>
-      <w:pPr>
-        <w:pStyle w:val="Heading3"/>
-      </w:pPr>
-      <w:r>
-        <w:t>失敗分類とモデル接続障害</w:t>
+        <w:t>説明用の例として，二つの基底状態の振幅の符号だけが異なる状態を考える．計算基底で直ちに測定した分布は同じでも，後続の干渉を伴う処理では異なる結果になり得る．この例は評価原理を説明するためのもので，保存コードを新たに実行して得た観測ではない．分布の一致だけから位相まで含めた状態の同一性を結論しないことが，本研究の評価範囲を正しく読むために必要となる．</w:t>
       </w:r>
     </w:p>
     <w:p>
@@ -2316,7 +3480,7 @@
           <w:color w:val="000000"/>
           <w:sz w:val="21"/>
         </w:rPr>
-        <w:t>構文，import，必須インターフェース，回路構築，出力不一致，量子ビット数などの分類を記録する．コード側のimport_errorやbuild_errorは介入の対象となる実験結果である．一方，モデルAPIの接続エラーやタイムアウトは生成されたコードの品質と分けて検証する．</w:t>
+        <w:t>一方，状態ベクトルの比較では，すべての振幅へ同じ位相を掛ける大域位相を区別しないようにする．本評価器では，実際の状態と期待状態の内積から位相差を求め，その差を整合した後の距離を計算する．単純な複素ベクトルの成分比較では，物理的に区別しない大域位相によって距離が大きくなる場合があるためである．ただし，相対位相の違いを大域位相の整合で打ち消すことはできない．</w:t>
       </w:r>
     </w:p>
     <w:p>
@@ -2331,15 +3495,7 @@
           <w:color w:val="000000"/>
           <w:sz w:val="21"/>
         </w:rPr>
-        <w:t>保存分類unknownの1組は原因確認記録を伴う生成コード側の失敗として現行集計に含まれる．unknownというラベルだけでAPI障害とは判断しない．固定出典の検証状態を参照し，未解決の実行・評価問題を確定結果のように扱わない．</w:t>
-      </w:r>
-    </w:p>
-    <w:p>
-      <w:pPr>
-        <w:pStyle w:val="Heading3"/>
-      </w:pPr>
-      <w:r>
-        <w:t>到達可能な履歴の再構成</w:t>
+        <w:t>さらに，指定入力で出力状態が一致していても，回路全体が任意入力で同じ変換を行うとは限らない．ある一つの入力に対して同じ出力を返す二つの回路が，別の入力では異なる出力を返すことはあり得る．本研究の状態評価はタスクに指定された入力に対する評価であり，ユニタリ行列全体の同値性を証明する検査ではない．この区別は，QFTやIQFTなど算法名を持つ課題を評価する際にとくに重要である．</w:t>
       </w:r>
     </w:p>
     <w:p>
@@ -2354,7 +3510,15 @@
           <w:color w:val="000000"/>
           <w:sz w:val="21"/>
         </w:rPr>
-        <w:t>評価方針の修正は，停止する時点や次に与える診断文を変えることがある．保存コードを新しい評価で再採点するだけでは，新診断を受けて生成されるはずの後続コードを再現できない．そこで，検証済みの保存済み前半履歴（prefix）と，必要な部分追試の後半履歴（suffix）を接続した現在の到達経路を主結果とする．</w:t>
+        <w:t>構造条件は，出力検査だけでは捉えない課題上の制約を補うために用いる．例えば量子ビット数が仕様と異なる場合には，指定された実装要件を満たしていない．ただし，回路の命令数が範囲に収まることを検査しても，算法の意味を十分に特徴づけたことにはならない．構造検査は指定した必要条件の確認であり，出力検査と合わせて主L3を構成する．構造要件へ合格したことを形式検証の完了と表現しない．</w:t>
+      </w:r>
+    </w:p>
+    <w:p>
+      <w:pPr>
+        <w:pStyle w:val="Heading3"/>
+      </w:pPr>
+      <w:r>
+        <w:t>段階評価を用いる理由と診断の情報量</w:t>
       </w:r>
     </w:p>
     <w:p>
@@ -2369,15 +3533,7 @@
           <w:color w:val="000000"/>
           <w:sz w:val="21"/>
         </w:rPr>
-        <w:t>部分追試は293ケースで，新suffixは647 roundである．分岐後に到達できない旧保存suffixを現在の経路に流用しない．初期生成から全件を新評価で生成し直した実験とは区別する．現行の到達roundは9,249であり，5,000条件記録とは集計単位が異なる．</w:t>
-      </w:r>
-    </w:p>
-    <w:p>
-      <w:pPr>
-        <w:pStyle w:val="Heading3"/>
-      </w:pPr>
-      <w:r>
-        <w:t>集計の整合性と静的履歴分析</w:t>
+        <w:t>段階評価では，どこで検査が止まったかにより，確認済みの性質が異なる．構文やimportで止まったコードに対しては，回路の量子出力が正しいかどうかを観測できない．逆に，出力不一致まで進んだコードでは，少なくともコード読込みと回路の構築・評価処理が通過している．すべてを失敗の一語へまとめると，介入が利用できる手掛かりや，修正の到達点を区別しにくくなる．</w:t>
       </w:r>
     </w:p>
     <w:p>
@@ -2392,7 +3548,7 @@
           <w:color w:val="000000"/>
           <w:sz w:val="21"/>
         </w:rPr>
-        <w:t>固定集計では全5,000条件の対応，欠落・重複・予定外記録，共有初期の一致，成功時停止，層別分母の合計，出典と到達コードのhashを検査した．固定sanity reportは成功しており，欠落・重複・予定外記録・共有初期不一致は0である．本稿の表は公開CSVから取得し，旧値を転記して混在させない．</w:t>
+        <w:t>L0は構文・importなどの読込みと，必須関数を利用できるインターフェースを確認する．関数名が書かれているだけでなく，呼び出し可能であることや，要求された呼出方法に適合することが必要になる．この段階では，回路を実際に構築できることまでは確定しない．L0を通過したことを，量子コードとして正しいことと同一視しない．</w:t>
       </w:r>
     </w:p>
     <w:p>
@@ -2407,7 +3563,665 @@
           <w:color w:val="000000"/>
           <w:sz w:val="21"/>
         </w:rPr>
+        <w:t>L1は回路構築と評価処理を実行できる段階である．build_circuit()が回路を返すことや，未束縛パラメータなど評価を妨げる条件がないことも，実装上の確認に関係する．ただし，評価処理を実行できることと，その結果が期待どおりであることは別である．L1成功からL2失敗へ進んだ場合には，単に例外を取り除く修正では不十分だった可能性がある．本稿では可能性の説明と個別の原因認定を区別する．</w:t>
+      </w:r>
+    </w:p>
+    <w:p>
+      <w:pPr>
+        <w:widowControl/>
+        <w:jc w:val="both"/>
+      </w:pPr>
+      <w:r>
+        <w:rPr>
+          <w:rFonts w:ascii="Century" w:hAnsi="Century" w:cs="Century" w:eastAsia="MS 明朝"/>
+          <w:b w:val="0"/>
+          <w:color w:val="000000"/>
+          <w:sz w:val="21"/>
+        </w:rPr>
+        <w:t>L2は指定入力に対する期待出力と実測または計算された出力の距離を比較する．主L3はこの出力適合性に，所定の構造条件を加える．一つの最終判定へまとめる場合でも，各段階の情報を保持することで，実行不能から実行可能へ変わったが出力はまだ誤っているという途中の改善を記録できる．ただし，本研究の主要指標である救済では最終主L3成功を要求するため，途中段階の改善を成功数に加算しない．</w:t>
+      </w:r>
+    </w:p>
+    <w:p>
+      <w:pPr>
+        <w:widowControl/>
+        <w:jc w:val="both"/>
+      </w:pPr>
+      <w:r>
+        <w:rPr>
+          <w:rFonts w:ascii="Century" w:hAnsi="Century" w:cs="Century" w:eastAsia="MS 明朝"/>
+          <w:b w:val="0"/>
+          <w:color w:val="000000"/>
+          <w:sz w:val="21"/>
+        </w:rPr>
+        <w:t>診断の情報量は失敗段階によって異なる．構文の位置やimport名は変更候補を直接示す場合がある一方，期待分布との不一致は多くのゲート操作や測定の取り方に関係し得る．この違いから診断が常に同じ難しさで利用できるとは仮定しない．また，失敗分類は最初に露見した問題を表す場合があり，コード内のすべての欠陥を一つずつ列挙したものではない．初期分類を因果的な根本原因の完全な記述として扱わない．</w:t>
+      </w:r>
+    </w:p>
+    <w:p>
+      <w:pPr>
+        <w:pStyle w:val="Heading3"/>
+      </w:pPr>
+      <w:r>
+        <w:t>出力距離・測定順序・構造要件の詳細</w:t>
+      </w:r>
+    </w:p>
+    <w:p>
+      <w:pPr>
+        <w:widowControl/>
+        <w:jc w:val="both"/>
+      </w:pPr>
+      <w:r>
+        <w:rPr>
+          <w:rFonts w:ascii="Century" w:hAnsi="Century" w:cs="Century" w:eastAsia="MS 明朝"/>
+          <w:b w:val="0"/>
+          <w:color w:val="000000"/>
+          <w:sz w:val="21"/>
+        </w:rPr>
+        <w:t>測定分布の比較では，期待分布と観測分布のキーの和集合を取り，各ビット列の確率差の絶対値を合計して半分にする．出現しなかったビット列の観測確率は0として扱う．この定義により，期待していなかった出力へ確率が流れた場合も距離へ反映される．本評価では距離が0.05未満であることを出力一致とし，ちょうど境界値となる場合は成功へ含めない．</w:t>
+      </w:r>
+    </w:p>
+    <w:p>
+      <w:pPr>
+        <w:widowControl/>
+        <w:jc w:val="both"/>
+      </w:pPr>
+      <w:r>
+        <w:rPr>
+          <w:rFonts w:ascii="Century" w:hAnsi="Century" w:cs="Century" w:eastAsia="MS 明朝"/>
+          <w:b w:val="0"/>
+          <w:color w:val="000000"/>
+          <w:sz w:val="21"/>
+        </w:rPr>
+        <w:t>8,192 shotsの観測分布には標本変動が含まれる．同じ理想回路でも有限回の測定から得た頻度は期待確率と完全には一致しないため，閾値を設けて比較する．測定seedの固定は再実行時の変動を抑えるための設定であり，別のseedでも同じ合否になることを証明するものではない．本研究では複数の測定seedに対する合否の安定性を新たに測定しておらず，閾値近傍の感度分析は今後の課題とする．</w:t>
+      </w:r>
+    </w:p>
+    <w:p>
+      <w:pPr>
+        <w:widowControl/>
+        <w:jc w:val="both"/>
+      </w:pPr>
+      <w:r>
+        <w:rPr>
+          <w:rFonts w:ascii="Century" w:hAnsi="Century" w:cs="Century" w:eastAsia="MS 明朝"/>
+          <w:b w:val="0"/>
+          <w:color w:val="000000"/>
+          <w:sz w:val="21"/>
+        </w:rPr>
+        <w:t>測定結果の文字列表現を比較する際には，量子ビットと古典ビットの対応を確認する必要がある．コードがどの量子ビットをどの古典ビットへ測定したかに応じて，結果キーを課題の量子ビット順へ戻さなければ，単なる表現上の並びの違いを量子出力の失敗と誤判定する可能性がある．evaluation_policy_v4はこの対応を反映する評価方針であり，文字列を無条件に反転すればよいという規則ではない．</w:t>
+      </w:r>
+    </w:p>
+    <w:p>
+      <w:pPr>
+        <w:widowControl/>
+        <w:jc w:val="both"/>
+      </w:pPr>
+      <w:r>
+        <w:rPr>
+          <w:rFonts w:ascii="Century" w:hAnsi="Century" w:cs="Century" w:eastAsia="MS 明朝"/>
+          <w:b w:val="0"/>
+          <w:color w:val="000000"/>
+          <w:sz w:val="21"/>
+        </w:rPr>
+        <w:t>状態ベクトルを扱う場合には，測定によって一つの観測結果へ落とし込むのではなく，指定入力から得る複素振幅全体を比較する．現行評価器は対応する純粋状態評価の範囲を定め，非ユニタリ処理や古典操作を含む回路を無条件に同じ評価へ通すことを避けている．この実装上の制限を，量子プログラム一般に対してそのような操作が誤りであるという主張へ広げない．課題仕様と評価方式への適合の問題として扱う．</w:t>
+      </w:r>
+    </w:p>
+    <w:p>
+      <w:pPr>
+        <w:widowControl/>
+        <w:jc w:val="both"/>
+      </w:pPr>
+      <w:r>
+        <w:rPr>
+          <w:rFonts w:ascii="Century" w:hAnsi="Century" w:cs="Century" w:eastAsia="MS 明朝"/>
+          <w:b w:val="0"/>
+          <w:color w:val="000000"/>
+          <w:sz w:val="21"/>
+        </w:rPr>
+        <w:t>構造要件のうち回路命令数は，測定とbarrierを除いて数える．評価用の読出し操作を追加したことだけで算法本体の命令数が増えたと判定しないためである．量子ビット数や命令数の範囲に加え，測定や古典ビットについて明示的なタスクメタデータがある場合に限り，その要件を適用する．未指定の条件を後から一律に導入すると，課題仕様を満たしていたコードを新たな理由で失敗にする可能性がある．</w:t>
+      </w:r>
+    </w:p>
+    <w:p>
+      <w:pPr>
+        <w:pStyle w:val="Heading3"/>
+      </w:pPr>
+      <w:r>
+        <w:t>対応集合による指標の定義</w:t>
+      </w:r>
+    </w:p>
+    <w:p>
+      <w:pPr>
+        <w:widowControl/>
+        <w:jc w:val="both"/>
+      </w:pPr>
+      <w:r>
+        <w:rPr>
+          <w:rFonts w:ascii="Century" w:hAnsi="Century" w:cs="Century" w:eastAsia="MS 明朝"/>
+          <w:b w:val="0"/>
+          <w:color w:val="000000"/>
+          <w:sz w:val="21"/>
+        </w:rPr>
+        <w:t>初期組の集合をGとし，そのうちBの主L3判定が失敗だった部分集合をUとする．本研究ではGの大きさが1,000，Uの大きさが545である．条件cによりUの中から最終成功へ到達した集合をS(c)と書けば，修正条件の救済率はS(c)の要素数を545で割った値となる．この表記は，条件間で同じ初期対象を比較することと，最終成功集合の全体を混同しないために導入する．</w:t>
+      </w:r>
+    </w:p>
+    <w:p>
+      <w:pPr>
+        <w:widowControl/>
+        <w:jc w:val="both"/>
+      </w:pPr>
+      <w:r>
+        <w:rPr>
+          <w:rFonts w:ascii="Century" w:hAnsi="Century" w:cs="Century" w:eastAsia="MS 明朝"/>
+          <w:b w:val="0"/>
+          <w:color w:val="000000"/>
+          <w:sz w:val="21"/>
+        </w:rPr>
+        <w:t>R/F/Dでは初期成功集合を無修正で保持するため，最終成功数は455と救済数の和である．例えばFの最終成功638組は，初期成功455組と救済183組を合わせた数になる．638を545で割ると初期成功を分子へ含めた不適切な率になり，183を1,000で割ると初期失敗に対する救済率ではなく全初期組に対する追加成功割合になる．同じ件数から複数の割合を計算できるため，指標名だけでなく分母を明示する．</w:t>
+      </w:r>
+    </w:p>
+    <w:p>
+      <w:pPr>
+        <w:widowControl/>
+        <w:jc w:val="both"/>
+      </w:pPr>
+      <w:r>
+        <w:rPr>
+          <w:rFonts w:ascii="Century" w:hAnsi="Century" w:cs="Century" w:eastAsia="MS 明朝"/>
+          <w:b w:val="0"/>
+          <w:color w:val="000000"/>
+          <w:sz w:val="21"/>
+        </w:rPr>
+        <w:t>FとDの比較では，S(F)とS(D)の共通部分，F側だけ，D側だけ，どちらにも含まれない部分へUを分割する．この四分割は互いに排他的で，合計は545になる．両条件が同じ初期組に適用されているため，周辺の成功率だけでなく，個々の対象が一致しているかを調べられる．全体差が小さくても片側の成功が多数あるという結果を，この四分割が捉える．</w:t>
+      </w:r>
+    </w:p>
+    <w:p>
+      <w:pPr>
+        <w:widowControl/>
+        <w:jc w:val="both"/>
+      </w:pPr>
+      <w:r>
+        <w:rPr>
+          <w:rFonts w:ascii="Century" w:hAnsi="Century" w:cs="Century" w:eastAsia="MS 明朝"/>
+          <w:b w:val="0"/>
+          <w:color w:val="000000"/>
+          <w:sz w:val="21"/>
+        </w:rPr>
+        <w:t>PではBのコードを修正しないので，Bで失敗だった対象に対応するPの成功と，Bで成功だった対象に対応するPの失敗を別に数える．B4では初期成功を保持し，初期失敗への追加候補を評価するため，失敗対象からの追加成功集合をS(B4)として対応づけられる．ただし，集合の記法が同じでも操作内容は同じではない．記号上の比較の便利さを理由に，修正と独立生成の違いを消さない．</w:t>
+      </w:r>
+    </w:p>
+    <w:p>
+      <w:pPr>
+        <w:widowControl/>
+        <w:jc w:val="both"/>
+      </w:pPr>
+      <w:r>
+        <w:rPr>
+          <w:rFonts w:ascii="Century" w:hAnsi="Century" w:cs="Century" w:eastAsia="MS 明朝"/>
+          <w:b w:val="0"/>
+          <w:color w:val="000000"/>
+          <w:sz w:val="21"/>
+        </w:rPr>
+        <w:t>層別分析では，モデル，タスク，初期失敗類型などでUを分割し，各層の分母と成功数を示す．全体率は層別成功数の合計を層別分母の合計で割った値であり，各層の率の単純平均とは一般に一致しない．少数の失敗しかない層で高い率が得られても，全体に同じ比率で寄与するとは限らない．本研究のカタログでは，率の大小だけで判断せず，対象数も一緒に読める形を基本とする．</w:t>
+      </w:r>
+    </w:p>
+    <w:p>
+      <w:pPr>
+        <w:pStyle w:val="Heading2"/>
+      </w:pPr>
+      <w:r>
+        <w:t>実装と記録の検証</w:t>
+      </w:r>
+    </w:p>
+    <w:p>
+      <w:pPr>
+        <w:pStyle w:val="Heading3"/>
+      </w:pPr>
+      <w:r>
+        <w:t>ハーネスの構成</w:t>
+      </w:r>
+    </w:p>
+    <w:p>
+      <w:pPr>
+        <w:widowControl/>
+        <w:jc w:val="both"/>
+      </w:pPr>
+      <w:r>
+        <w:rPr>
+          <w:rFonts w:ascii="Century" w:hAnsi="Century" w:cs="Century" w:eastAsia="MS 明朝"/>
+          <w:b w:val="0"/>
+          <w:color w:val="000000"/>
+          <w:sz w:val="21"/>
+        </w:rPr>
+        <w:t>実装はPythonを中心とし，tasks/が課題仕様・期待値・構造条件を，harness/interventions/prompts.pyが条件別の修正指示を保持する．harness/llm_clients.pyがモデル要求を扱い，harness/experiment.py等が初期共有と反復を管理する．harness/evaluator.pyとharness/readout.pyが回路と出力を検証する．これらの責務を分け，生成の失敗と評価の不具合を区別して追跡する．</w:t>
+      </w:r>
+    </w:p>
+    <w:p>
+      <w:pPr>
+        <w:widowControl/>
+        <w:jc w:val="both"/>
+      </w:pPr>
+      <w:r>
+        <w:rPr>
+          <w:rFonts w:ascii="Century" w:hAnsi="Century" w:cs="Century" w:eastAsia="MS 明朝"/>
+          <w:b w:val="0"/>
+          <w:color w:val="000000"/>
+          <w:sz w:val="21"/>
+        </w:rPr>
+        <w:t>評価対象コードはbuild_circuit()を定義し，QuantumCircuitを返すインターフェースを前提とする．測定分布と状態ベクトルのどちらを検査するかはタスク仕様で定める．実装環境の依存範囲はrequirements.txtに保持し，過去の実験の実行環境を現在の環境から推定して埋めない．保存設定・ハーネス版・モデルdigestは元実験manifestを参照する．</w:t>
+      </w:r>
+    </w:p>
+    <w:p>
+      <w:pPr>
+        <w:pStyle w:val="Heading3"/>
+      </w:pPr>
+      <w:r>
+        <w:t>失敗分類とモデル接続障害</w:t>
+      </w:r>
+    </w:p>
+    <w:p>
+      <w:pPr>
+        <w:widowControl/>
+        <w:jc w:val="both"/>
+      </w:pPr>
+      <w:r>
+        <w:rPr>
+          <w:rFonts w:ascii="Century" w:hAnsi="Century" w:cs="Century" w:eastAsia="MS 明朝"/>
+          <w:b w:val="0"/>
+          <w:color w:val="000000"/>
+          <w:sz w:val="21"/>
+        </w:rPr>
+        <w:t>構文，import，必須インターフェース，回路構築，出力不一致，量子ビット数などの分類を記録する．コード側のimport_errorやbuild_errorは介入の対象となる実験結果である．一方，モデルAPIの接続エラーやタイムアウトは生成されたコードの品質と分けて検証する．</w:t>
+      </w:r>
+    </w:p>
+    <w:p>
+      <w:pPr>
+        <w:widowControl/>
+        <w:jc w:val="both"/>
+      </w:pPr>
+      <w:r>
+        <w:rPr>
+          <w:rFonts w:ascii="Century" w:hAnsi="Century" w:cs="Century" w:eastAsia="MS 明朝"/>
+          <w:b w:val="0"/>
+          <w:color w:val="000000"/>
+          <w:sz w:val="21"/>
+        </w:rPr>
+        <w:t>保存分類unknownの1組は原因確認記録を伴う生成コード側の失敗として現行集計に含まれる．unknownというラベルだけでAPI障害とは判断しない．固定出典の検証状態を参照し，未解決の実行・評価問題を確定結果のように扱わない．</w:t>
+      </w:r>
+    </w:p>
+    <w:p>
+      <w:pPr>
+        <w:pStyle w:val="Heading3"/>
+      </w:pPr>
+      <w:r>
+        <w:t>到達可能な履歴の再構成</w:t>
+      </w:r>
+    </w:p>
+    <w:p>
+      <w:pPr>
+        <w:widowControl/>
+        <w:jc w:val="both"/>
+      </w:pPr>
+      <w:r>
+        <w:rPr>
+          <w:rFonts w:ascii="Century" w:hAnsi="Century" w:cs="Century" w:eastAsia="MS 明朝"/>
+          <w:b w:val="0"/>
+          <w:color w:val="000000"/>
+          <w:sz w:val="21"/>
+        </w:rPr>
+        <w:t>評価方針の修正は，停止する時点や次に与える診断文を変えることがある．保存コードを新しい評価で再採点するだけでは，新診断を受けて生成されるはずの後続コードを再現できない．そこで，検証済みの保存済み前半履歴（prefix）と，必要な部分追試の後半履歴（suffix）を接続した現在の到達経路を主結果とする．</w:t>
+      </w:r>
+    </w:p>
+    <w:p>
+      <w:pPr>
+        <w:widowControl/>
+        <w:jc w:val="both"/>
+      </w:pPr>
+      <w:r>
+        <w:rPr>
+          <w:rFonts w:ascii="Century" w:hAnsi="Century" w:cs="Century" w:eastAsia="MS 明朝"/>
+          <w:b w:val="0"/>
+          <w:color w:val="000000"/>
+          <w:sz w:val="21"/>
+        </w:rPr>
+        <w:t>部分追試は293ケースで，新suffixは647 roundである．分岐後に到達できない旧保存suffixを現在の経路に流用しない．初期生成から全件を新評価で生成し直した実験とは区別する．現行の到達roundは9,249であり，5,000条件記録とは集計単位が異なる．</w:t>
+      </w:r>
+    </w:p>
+    <w:p>
+      <w:pPr>
+        <w:pStyle w:val="Heading3"/>
+      </w:pPr>
+      <w:r>
+        <w:t>集計の整合性と静的履歴分析</w:t>
+      </w:r>
+    </w:p>
+    <w:p>
+      <w:pPr>
+        <w:widowControl/>
+        <w:jc w:val="both"/>
+      </w:pPr>
+      <w:r>
+        <w:rPr>
+          <w:rFonts w:ascii="Century" w:hAnsi="Century" w:cs="Century" w:eastAsia="MS 明朝"/>
+          <w:b w:val="0"/>
+          <w:color w:val="000000"/>
+          <w:sz w:val="21"/>
+        </w:rPr>
+        <w:t>固定集計では全5,000条件の対応，欠落・重複・予定外記録，共有初期の一致，成功時停止，層別分母の合計，出典と到達コードのhashを検査した．固定sanity reportは成功しており，欠落・重複・予定外記録・共有初期不一致は0である．本稿の表は公開CSVから取得し，旧値を転記して混在させない．</w:t>
+      </w:r>
+    </w:p>
+    <w:p>
+      <w:pPr>
+        <w:widowControl/>
+        <w:jc w:val="both"/>
+      </w:pPr>
+      <w:r>
+        <w:rPr>
+          <w:rFonts w:ascii="Century" w:hAnsi="Century" w:cs="Century" w:eastAsia="MS 明朝"/>
+          <w:b w:val="0"/>
+          <w:color w:val="000000"/>
+          <w:sz w:val="21"/>
+        </w:rPr>
         <w:t>片側救済83組については両条件166履歴，398修正遷移をコード文字列として静的確認した．import/API，回路構築・インターフェース，量子ゲート等のテキスト，測定・出力取得を複数該当可で注記した．生成コードを実行しない分析であり，変更の意味や因果的寄与は別の検証を要する．</w:t>
+      </w:r>
+    </w:p>
+    <w:p>
+      <w:pPr>
+        <w:pStyle w:val="Heading3"/>
+      </w:pPr>
+      <w:r>
+        <w:t>生成・評価・停止を結ぶ処理の流れ</w:t>
+      </w:r>
+    </w:p>
+    <w:p>
+      <w:pPr>
+        <w:widowControl/>
+        <w:jc w:val="both"/>
+      </w:pPr>
+      <w:r>
+        <w:rPr>
+          <w:rFonts w:ascii="Century" w:hAnsi="Century" w:cs="Century" w:eastAsia="MS 明朝"/>
+          <w:b w:val="0"/>
+          <w:color w:val="000000"/>
+          <w:sz w:val="21"/>
+        </w:rPr>
+        <w:t>処理は，課題仕様とモデル設定の読込み，初期コードの生成，コードの抽出と評価，条件別の次要求の作成，停止判定，記録の保存という流れで構成する．重要なのは，生成要求を送った回数と，保存された条件記録数が同じではない点である．一つの条件記録は初期コードと複数の修正roundを含み得る．条件の最終結果だけを取り出しても，そこへ到達するためにどれだけの生成を行ったかは分からない．</w:t>
+      </w:r>
+    </w:p>
+    <w:p>
+      <w:pPr>
+        <w:widowControl/>
+        <w:jc w:val="both"/>
+      </w:pPr>
+      <w:r>
+        <w:rPr>
+          <w:rFonts w:ascii="Century" w:hAnsi="Century" w:cs="Century" w:eastAsia="MS 明朝"/>
+          <w:b w:val="0"/>
+          <w:color w:val="000000"/>
+          <w:sz w:val="21"/>
+        </w:rPr>
+        <w:t>共有初期コードは，BとR/F/Dの出発点を揃えるための記録である．同じモデル・タスク・seedの組で初期コードが一致することに加え，初期判定や参照先が整合しているかを確認する．コード文字列が同じでも評価方針が異なれば停止判断が変わる可能性があるため，コードのhashだけでは十分でない．評価プロファイルと初期判定を合わせて確認する．</w:t>
+      </w:r>
+    </w:p>
+    <w:p>
+      <w:pPr>
+        <w:widowControl/>
+        <w:jc w:val="both"/>
+      </w:pPr>
+      <w:r>
+        <w:rPr>
+          <w:rFonts w:ascii="Century" w:hAnsi="Century" w:cs="Century" w:eastAsia="MS 明朝"/>
+          <w:b w:val="0"/>
+          <w:color w:val="000000"/>
+          <w:sz w:val="21"/>
+        </w:rPr>
+        <w:t>初期失敗だった場合，R/F/Dでは前回コードを条件別の指示へ組み込み，必要に応じて実行診断を追加する．修正コードを評価した後，主L3へ到達していれば停止する．失敗が続き，最大3回の修正へ達していなければ，そのroundのコードと判定から次の要求を作る．したがって，後続の要求は初期失敗分類だけではなく，途中の出力と評価へ依存する逐次的な手続きである．</w:t>
+      </w:r>
+    </w:p>
+    <w:p>
+      <w:pPr>
+        <w:widowControl/>
+        <w:jc w:val="both"/>
+      </w:pPr>
+      <w:r>
+        <w:rPr>
+          <w:rFonts w:ascii="Century" w:hAnsi="Century" w:cs="Century" w:eastAsia="MS 明朝"/>
+          <w:b w:val="0"/>
+          <w:color w:val="000000"/>
+          <w:sz w:val="21"/>
+        </w:rPr>
+        <w:t>この逐次性により，最終roundだけを比較すると，どの情報が与えられていたかや，どの失敗段階を経由したかを見落とす．本研究はroundの順序，コードhash，評価分類，出典prefix/suffixを保持して追跡する．最終成功率と履歴分析は代替関係ではなく，異なる粒度で同じ経路を説明するための分析となる．履歴の途中で失敗分類が変わった場合にも，初期類型別の分母は変更しない．</w:t>
+      </w:r>
+    </w:p>
+    <w:p>
+      <w:pPr>
+        <w:pStyle w:val="Heading3"/>
+      </w:pPr>
+      <w:r>
+        <w:t>履歴再構成における分岐と到達性</w:t>
+      </w:r>
+    </w:p>
+    <w:p>
+      <w:pPr>
+        <w:widowControl/>
+        <w:jc w:val="both"/>
+      </w:pPr>
+      <w:r>
+        <w:rPr>
+          <w:rFonts w:ascii="Century" w:hAnsi="Century" w:cs="Century" w:eastAsia="MS 明朝"/>
+          <w:b w:val="0"/>
+          <w:color w:val="000000"/>
+          <w:sz w:val="21"/>
+        </w:rPr>
+        <w:t>評価器の修正を考える説明用の例として，保存時に失敗と判断されたコードが，新評価では成功になる場合を考える．この場合，新評価を使う手続きではその時点で停止するため，保存されていた次roundのコードは現在の手続きでは生成されない．後続コードを残して都合のよい最終判定を採用すると，成功時停止という設計と矛盾する．再採点後に成功へ変わることは，後続履歴をそのまま保持してよいことを意味しない．</w:t>
+      </w:r>
+    </w:p>
+    <w:p>
+      <w:pPr>
+        <w:widowControl/>
+        <w:jc w:val="both"/>
+      </w:pPr>
+      <w:r>
+        <w:rPr>
+          <w:rFonts w:ascii="Century" w:hAnsi="Century" w:cs="Century" w:eastAsia="MS 明朝"/>
+          <w:b w:val="0"/>
+          <w:color w:val="000000"/>
+          <w:sz w:val="21"/>
+        </w:rPr>
+        <w:t>逆に，保存時の成功が新評価では失敗になる場合，現行手続きならさらに修正すべきところで保存履歴が終了している可能性がある．その後のコードは保存されていないため，再採点だけでは補えない．また，成功・失敗の別が変わらなくても，診断文が変わればF/Dの次の要求が変わる．診断が後続生成へ入る条件では，採点変更の影響を最終フラグだけに局限できない．</w:t>
+      </w:r>
+    </w:p>
+    <w:p>
+      <w:pPr>
+        <w:widowControl/>
+        <w:jc w:val="both"/>
+      </w:pPr>
+      <w:r>
+        <w:rPr>
+          <w:rFonts w:ascii="Century" w:hAnsi="Century" w:cs="Century" w:eastAsia="MS 明朝"/>
+          <w:b w:val="0"/>
+          <w:color w:val="000000"/>
+          <w:sz w:val="21"/>
+        </w:rPr>
+        <w:t>本研究の現在の主経路は，そのような分岐の影響を受けない保存prefixを利用し，必要な範囲に新しいsuffixを接続したものである．suffixを接続する際には，直前のコードや判定，出典が対応することを確認する．接続先の根拠を失うと，異なる履歴の一部を寄せ集めて一つの条件が実際に辿り得たように見せる危険がある．到達可能性の確認は，保存データを多く残すことより優先される．</w:t>
+      </w:r>
+    </w:p>
+    <w:p>
+      <w:pPr>
+        <w:widowControl/>
+        <w:jc w:val="both"/>
+      </w:pPr>
+      <w:r>
+        <w:rPr>
+          <w:rFonts w:ascii="Century" w:hAnsi="Century" w:cs="Century" w:eastAsia="MS 明朝"/>
+          <w:b w:val="0"/>
+          <w:color w:val="000000"/>
+          <w:sz w:val="21"/>
+        </w:rPr>
+        <w:t>部分追試293ケースという数と，接続された新suffix647 roundという数は単位が異なる．一つの追試ケースに複数roundが生じるため，両者の大小を記録の欠落や重複と解釈しない．同様に，現在の到達round9,249は，本体の5,000条件記録と対応するが同じ母数ではない．本研究ではどの単位の件数なのかをラベルとmanifestへ残し，論文の率の分母に誤用しない．</w:t>
+      </w:r>
+    </w:p>
+    <w:p>
+      <w:pPr>
+        <w:widowControl/>
+        <w:jc w:val="both"/>
+      </w:pPr>
+      <w:r>
+        <w:rPr>
+          <w:rFonts w:ascii="Century" w:hAnsi="Century" w:cs="Century" w:eastAsia="MS 明朝"/>
+          <w:b w:val="0"/>
+          <w:color w:val="000000"/>
+          <w:sz w:val="21"/>
+        </w:rPr>
+        <w:t>この方法は，すべての過去生成を一つの条件へ完全に揃え直す操作ではない．保存prefixの生成時期や要求ログの完全性，元schemaの違いは残る．したがって，再構成経路の比較は現在採用した経路に関する記述として報告する．保存資産を利用して評価の整合性を回復したことと，全条件を同一時期に新生成した比較実験を行ったことを分けて扱う．</w:t>
+      </w:r>
+    </w:p>
+    <w:p>
+      <w:pPr>
+        <w:pStyle w:val="Heading3"/>
+      </w:pPr>
+      <w:r>
+        <w:t>記録の検証と失敗の切り分け</w:t>
+      </w:r>
+    </w:p>
+    <w:p>
+      <w:pPr>
+        <w:widowControl/>
+        <w:jc w:val="both"/>
+      </w:pPr>
+      <w:r>
+        <w:rPr>
+          <w:rFonts w:ascii="Century" w:hAnsi="Century" w:cs="Century" w:eastAsia="MS 明朝"/>
+          <w:b w:val="0"/>
+          <w:color w:val="000000"/>
+          <w:sz w:val="21"/>
+        </w:rPr>
+        <w:t>記録検証では，予定されたモデル・タスク・seed・条件の組合せを先に定め，実際の記録と照合する．記録総数が予定件数と同じでも，一部が重複し別の一部が欠けている可能性がある．そのため，件数の一致に加えてキーの集合差と重複を検査する．予定外記録も別に数え，単に総件数へ足して完了率を高く見せない．</w:t>
+      </w:r>
+    </w:p>
+    <w:p>
+      <w:pPr>
+        <w:widowControl/>
+        <w:jc w:val="both"/>
+      </w:pPr>
+      <w:r>
+        <w:rPr>
+          <w:rFonts w:ascii="Century" w:hAnsi="Century" w:cs="Century" w:eastAsia="MS 明朝"/>
+          <w:b w:val="0"/>
+          <w:color w:val="000000"/>
+          <w:sz w:val="21"/>
+        </w:rPr>
+        <w:t>共有初期の検証では，同じ初期組に属するBとR/F/Dの初期コードや評価が一致していることを確認する．成功時停止の検証では，成功した後に追加生成を行っていないか，最大修正回数を超えていないかを確認する．また，最終評価が実際の到達roundと一致するかを照合する．これらはモデルの成績とは独立したハーネスの整合性検査であり，失敗率が高いこと自体を検証不合格とするものではない．</w:t>
+      </w:r>
+    </w:p>
+    <w:p>
+      <w:pPr>
+        <w:widowControl/>
+        <w:jc w:val="both"/>
+      </w:pPr>
+      <w:r>
+        <w:rPr>
+          <w:rFonts w:ascii="Century" w:hAnsi="Century" w:cs="Century" w:eastAsia="MS 明朝"/>
+          <w:b w:val="0"/>
+          <w:color w:val="000000"/>
+          <w:sz w:val="21"/>
+        </w:rPr>
+        <w:t>生成コードのエラーとAPI接続障害は異なる集計対象である．生成したコードのimportが失敗した場合は，モデル出力が実行環境に適合しなかった結果として含める．一方，要求を送れなかった場合や応答が得られなかった場合には，その対象についてコード品質を観測できていない．両者を同じ失敗として合算すると，生成の可用性とコードの正しさを混同する．</w:t>
+      </w:r>
+    </w:p>
+    <w:p>
+      <w:pPr>
+        <w:widowControl/>
+        <w:jc w:val="both"/>
+      </w:pPr>
+      <w:r>
+        <w:rPr>
+          <w:rFonts w:ascii="Century" w:hAnsi="Century" w:cs="Century" w:eastAsia="MS 明朝"/>
+          <w:b w:val="0"/>
+          <w:color w:val="000000"/>
+          <w:sz w:val="21"/>
+        </w:rPr>
+        <w:t>保存分類unknown_errorがある場合にも，ラベルだけで接続障害やモデルの能力を判断しない．本研究の初期分類に含まれる1組は，原因確認により未定義変数simに関係するNameErrorと整理された．B4追加roundのunknown_error2件もコード側の未定義変数によるものである．このように，分類ラベル，例外の由来，最終集計へ含める根拠を分けることで，不明なものを都合よく成功または障害へ振り分けることを避ける．</w:t>
+      </w:r>
+    </w:p>
+    <w:p>
+      <w:pPr>
+        <w:widowControl/>
+        <w:jc w:val="both"/>
+      </w:pPr>
+      <w:r>
+        <w:rPr>
+          <w:rFonts w:ascii="Century" w:hAnsi="Century" w:cs="Century" w:eastAsia="MS 明朝"/>
+          <w:b w:val="0"/>
+          <w:color w:val="000000"/>
+          <w:sz w:val="21"/>
+        </w:rPr>
+        <w:t>公開用の検証資料には，出典ファイル名，保存設定，検証状態，hash，集計表を残す一方，生成コード全文や生のAPI応答を無条件に含めない．再現性はすべての内部記録を公開することと同義ではない．どの公開集計から論文表を生成できるかを明確にし，詳細記録を参照する際の粒度を区別する．本稿に記載するhashは内容の同一性を確認するための識別子であり，コードの意味的な正しさを保証するものではない．</w:t>
+      </w:r>
+    </w:p>
+    <w:p>
+      <w:pPr>
+        <w:pStyle w:val="Heading3"/>
+      </w:pPr>
+      <w:r>
+        <w:t>静的履歴分析の観察単位</w:t>
+      </w:r>
+    </w:p>
+    <w:p>
+      <w:pPr>
+        <w:widowControl/>
+        <w:jc w:val="both"/>
+      </w:pPr>
+      <w:r>
+        <w:rPr>
+          <w:rFonts w:ascii="Century" w:hAnsi="Century" w:cs="Century" w:eastAsia="MS 明朝"/>
+          <w:b w:val="0"/>
+          <w:color w:val="000000"/>
+          <w:sz w:val="21"/>
+        </w:rPr>
+        <w:t>片側救済集合を選ぶ際には，まずF/Dの最終主L3判定から集合を定義し，その集合に属する全83組を対象とした．都合のよい数例だけを抜き出すと，説明しやすい変更を過大に強調するおそれがあるため，片側集合全体の両条件を追う．ただし，この選択はF/Dの不一致に焦点を当てる分析であり，共通成功や双方失敗を含む全545組の変更頻度を推定するための標本抽出ではない．</w:t>
+      </w:r>
+    </w:p>
+    <w:p>
+      <w:pPr>
+        <w:widowControl/>
+        <w:jc w:val="both"/>
+      </w:pPr>
+      <w:r>
+        <w:rPr>
+          <w:rFonts w:ascii="Century" w:hAnsi="Century" w:cs="Century" w:eastAsia="MS 明朝"/>
+          <w:b w:val="0"/>
+          <w:color w:val="000000"/>
+          <w:sz w:val="21"/>
+        </w:rPr>
+        <w:t>静的変更分類では，import/API，回路構築・インターフェース，量子ゲート等のテキスト，測定・出力取得を注記する．一つの遷移や履歴で複数領域に該当し得るため，カテゴリ件数の合計が対象組数を超えても矛盾ではない．互いに排他的な失敗類型の表と，重複可能な変更領域の表では，合計の読み方が異なることを明示する．</w:t>
+      </w:r>
+    </w:p>
+    <w:p>
+      <w:pPr>
+        <w:widowControl/>
+        <w:jc w:val="both"/>
+      </w:pPr>
+      <w:r>
+        <w:rPr>
+          <w:rFonts w:ascii="Century" w:hAnsi="Century" w:cs="Century" w:eastAsia="MS 明朝"/>
+          <w:b w:val="0"/>
+          <w:color w:val="000000"/>
+          <w:sz w:val="21"/>
+        </w:rPr>
+        <w:t>例えば，ある修正でimport文と回路の測定処理が同時に変わり，その後に成功したとしても，どちらの変更が必要だったかを静的差分だけでは分離できない．さらに，ゲート名の出現数が変わったことは，作用順序や引数の変化を十分に表すものではない．同じゲート名の数でも異なる回路になり得るため，文字列特徴を量子回路の意味そのものと解釈しない．</w:t>
+      </w:r>
+    </w:p>
+    <w:p>
+      <w:pPr>
+        <w:widowControl/>
+        <w:jc w:val="both"/>
+      </w:pPr>
+      <w:r>
+        <w:rPr>
+          <w:rFonts w:ascii="Century" w:hAnsi="Century" w:cs="Century" w:eastAsia="MS 明朝"/>
+          <w:b w:val="0"/>
+          <w:color w:val="000000"/>
+          <w:sz w:val="21"/>
+        </w:rPr>
+        <w:t>この分析の役割は，救済対象の不一致がどの初期類型に現れ，どのような文字列上の修正領域と同じ履歴に存在したかを，追跡可能な形で残すことである．意味的寄与を確かめるには，個別変更を分離した検証や，回路の作用に基づく別の分析が必要になる．本稿ではその作業を今後の課題とし，今回の静的確認だけで機構の解明が完了したとは主張しない．</w:t>
       </w:r>
     </w:p>
     <w:p>
@@ -3135,6 +4949,195 @@
           <w:sz w:val="21"/>
         </w:rPr>
         <w:t>保存prefixの過去の記録値と，新suffixの部分追試時の実測値を分離して保持する．合計は再構成した経路に対する計算値である．金銭単価を測定していないため，金銭費用の削減とは呼ばない．修正上限別の集計も同じ最大3修正の観測履歴を区切ったものであり，上限ごとに独立実験した結果ではない．</w:t>
+      </w:r>
+    </w:p>
+    <w:p>
+      <w:pPr>
+        <w:pStyle w:val="Heading3"/>
+      </w:pPr>
+      <w:r>
+        <w:t>課題集合の役割と被覆範囲</w:t>
+      </w:r>
+    </w:p>
+    <w:p>
+      <w:pPr>
+        <w:widowControl/>
+        <w:jc w:val="both"/>
+      </w:pPr>
+      <w:r>
+        <w:rPr>
+          <w:rFonts w:ascii="Century" w:hAnsi="Century" w:cs="Century" w:eastAsia="MS 明朝"/>
+          <w:b w:val="0"/>
+          <w:color w:val="000000"/>
+          <w:sz w:val="21"/>
+        </w:rPr>
+        <w:t>BellとGHZは，多量子ビット間の相関を持つ状態の生成と測定を扱う課題として含める．これらが本ハーネスで易に分類されていても，生成コードが常に正しいとは限らない．APIや測定方法の誤りがあれば，算法自体の説明が短い課題でも実行や出力の失敗が起こり得る．難度ラベルは人間にとっての普遍的な難しさやモデルにとっての実際の難しさを測定した尺度ではない．</w:t>
+      </w:r>
+    </w:p>
+    <w:p>
+      <w:pPr>
+        <w:widowControl/>
+        <w:jc w:val="both"/>
+      </w:pPr>
+      <w:r>
+        <w:rPr>
+          <w:rFonts w:ascii="Century" w:hAnsi="Century" w:cs="Century" w:eastAsia="MS 明朝"/>
+          <w:b w:val="0"/>
+          <w:color w:val="000000"/>
+          <w:sz w:val="21"/>
+        </w:rPr>
+        <w:t>Deutsch–Jozsaのconstantとbalancedは，課題条件に応じた期待出力を区別する二つのタスクとして数える．同じ算法名の下でも，条件が異なれば生成コードや評価対象が異なる．したがって，10タスクという集計では二つを別タスクとして扱う．Bernstein–VaziraniとGroverもそれぞれ指定された対象に対する課題であり，任意の秘密列や任意の探索空間へ一般化した評価ではない．</w:t>
+      </w:r>
+    </w:p>
+    <w:p>
+      <w:pPr>
+        <w:widowControl/>
+        <w:jc w:val="both"/>
+      </w:pPr>
+      <w:r>
+        <w:rPr>
+          <w:rFonts w:ascii="Century" w:hAnsi="Century" w:cs="Century" w:eastAsia="MS 明朝"/>
+          <w:b w:val="0"/>
+          <w:color w:val="000000"/>
+          <w:sz w:val="21"/>
+        </w:rPr>
+        <w:t>QFTとIQFTは状態ベクトルを比較する課題として含まれる．分布評価だけでは見えにくい位相の違いを指定入力に対して確認するが，変換全体の同値性検査ではない．QPEは指定した位相推定設定に対する測定分布を確認する．Ansatzも指定された構成と出力を持つ課題であり，任意の変分回路を設計する能力を網羅的に評価しているわけではない．算法名の広い意味と本課題の狭い実装仕様を区別する．</w:t>
+      </w:r>
+    </w:p>
+    <w:p>
+      <w:pPr>
+        <w:widowControl/>
+        <w:jc w:val="both"/>
+      </w:pPr>
+      <w:r>
+        <w:rPr>
+          <w:rFonts w:ascii="Century" w:hAnsi="Century" w:cs="Century" w:eastAsia="MS 明朝"/>
+          <w:b w:val="0"/>
+          <w:color w:val="000000"/>
+          <w:sz w:val="21"/>
+        </w:rPr>
+        <w:t>課題集合には，分布と状態の評価方式，量子ビット数，構造制約，使用する回路要素の違いが含まれる．そのため，タスク別成績は単一の難度順へ還元できない．成功率の差には，初期生成でどの種類の誤りが多かったか，出力検査が何を要求するか，修正プロンプトがどの情報を与えるかなど複数の要素が重なる．この分解を十分に行わない段階では，低い救済率を特定の量子算法への理解不足だけで説明しない．</w:t>
+      </w:r>
+    </w:p>
+    <w:p>
+      <w:pPr>
+        <w:pStyle w:val="Heading3"/>
+      </w:pPr>
+      <w:r>
+        <w:t>生成設定を揃える意味と限界</w:t>
+      </w:r>
+    </w:p>
+    <w:p>
+      <w:pPr>
+        <w:widowControl/>
+        <w:jc w:val="both"/>
+      </w:pPr>
+      <w:r>
+        <w:rPr>
+          <w:rFonts w:ascii="Century" w:hAnsi="Century" w:cs="Century" w:eastAsia="MS 明朝"/>
+          <w:b w:val="0"/>
+          <w:color w:val="000000"/>
+          <w:sz w:val="21"/>
+        </w:rPr>
+        <w:t>同じtemperatureを使うことは，各要求のサンプリング設定を揃えるための条件である．しかし，異なるモデルで同じ数値を指定しても，出力の多様性や正解確率が等しくなるとは限らない．モデルの学習内容，語彙，量子化，推論実装などが異なるからである．本研究ではtemperatureの値を設定情報として報告し，モデル間の確率的な挙動が同一であるとは仮定しない．</w:t>
+      </w:r>
+    </w:p>
+    <w:p>
+      <w:pPr>
+        <w:widowControl/>
+        <w:jc w:val="both"/>
+      </w:pPr>
+      <w:r>
+        <w:rPr>
+          <w:rFonts w:ascii="Century" w:hAnsi="Century" w:cs="Century" w:eastAsia="MS 明朝"/>
+          <w:b w:val="0"/>
+          <w:color w:val="000000"/>
+          <w:sz w:val="21"/>
+        </w:rPr>
+        <w:t>1,024 tokensという生成上限は，要求ごとの最大出力量を揃える．ただし，実際の出力長は条件と対象に応じて変わる．Dでは説明・原因分析をコメントとして出力するため，同じ上限内でコード以外の記述が占める割合も変わり得る．このことは比較の条件に含まれるが，今回の集計だけから，出力が長いことが成功を妨げたか，説明が有効だったかを分離して断定することはできない．</w:t>
+      </w:r>
+    </w:p>
+    <w:p>
+      <w:pPr>
+        <w:widowControl/>
+        <w:jc w:val="both"/>
+      </w:pPr>
+      <w:r>
+        <w:rPr>
+          <w:rFonts w:ascii="Century" w:hAnsi="Century" w:cs="Century" w:eastAsia="MS 明朝"/>
+          <w:b w:val="0"/>
+          <w:color w:val="000000"/>
+          <w:sz w:val="21"/>
+        </w:rPr>
+        <w:t>timeoutと並列要求数は，要求をどのように実行するかの運用条件である．逐次実行であっても，サーバの他の負荷やモデルのロード状態が常に等しいとは限らない．要求時間の比較にはその影響が入り得るため，tokensと時間を同じ意味のコストとして扱わない．時間は保存された要求の経過値であり，評価や待機のすべてを含む工程時間として再解釈しない．</w:t>
+      </w:r>
+    </w:p>
+    <w:p>
+      <w:pPr>
+        <w:widowControl/>
+        <w:jc w:val="both"/>
+      </w:pPr>
+      <w:r>
+        <w:rPr>
+          <w:rFonts w:ascii="Century" w:hAnsi="Century" w:cs="Century" w:eastAsia="MS 明朝"/>
+          <w:b w:val="0"/>
+          <w:color w:val="000000"/>
+          <w:sz w:val="21"/>
+        </w:rPr>
+        <w:t>seedの指定は，どの生成をどの初期組へ対応づけるかを再現するための設定として保持する．同じseed番号で異なるモデルを呼び出しても，同じ意味の出力候補が得られるわけではない．B4の追加生成には専用規則があるため，R/F/Dと同じ番号を使った同一乱数条件の比較とも呼ばない．本研究の対応は，モデル・タスク・base seedで識別した同じ初期問題を起点とする対応である．</w:t>
+      </w:r>
+    </w:p>
+    <w:p>
+      <w:pPr>
+        <w:pStyle w:val="Heading3"/>
+      </w:pPr>
+      <w:r>
+        <w:t>固定出典と執筆時点の切り分け</w:t>
+      </w:r>
+    </w:p>
+    <w:p>
+      <w:pPr>
+        <w:widowControl/>
+        <w:jc w:val="both"/>
+      </w:pPr>
+      <w:r>
+        <w:rPr>
+          <w:rFonts w:ascii="Century" w:hAnsi="Century" w:cs="Century" w:eastAsia="MS 明朝"/>
+          <w:b w:val="0"/>
+          <w:color w:val="000000"/>
+          <w:sz w:val="21"/>
+        </w:rPr>
+        <w:t>実験レポートが継続更新されている環境では，執筆日が新しいことと，本文で採用する結果が新しく生成されたことは区別しなければならない．本稿の主結果は2026-10-16版の固定到達経路に基づき，B4は2026-10-22固定の完了集計を加える．今回の本文拡充により，新しいモデル要求や生成コード評価を実行したわけではない．既存結果を説明する文章を増やしても，データの実験時点は変わらない．</w:t>
+      </w:r>
+    </w:p>
+    <w:p>
+      <w:pPr>
+        <w:widowControl/>
+        <w:jc w:val="both"/>
+      </w:pPr>
+      <w:r>
+        <w:rPr>
+          <w:rFonts w:ascii="Century" w:hAnsi="Century" w:cs="Century" w:eastAsia="MS 明朝"/>
+          <w:b w:val="0"/>
+          <w:color w:val="000000"/>
+          <w:sz w:val="21"/>
+        </w:rPr>
+        <w:t>固定出典を採用する理由は，本文，表，図，考察が同じ集合と判定から導かれるようにするためである．執筆途中で自動更新レポートの数値だけを転記すると，過去の評価値と現在の到達経路が混ざる可能性がある．本研究では結果表の出典とhashを記録し，本文の数値をそこへ照合する．集計処理を変更した場合には，元の固定ファイルを上書きするのではなく，変更理由と別の出典を明示する．</w:t>
+      </w:r>
+    </w:p>
+    <w:p>
+      <w:pPr>
+        <w:widowControl/>
+        <w:jc w:val="both"/>
+      </w:pPr>
+      <w:r>
+        <w:rPr>
+          <w:rFonts w:ascii="Century" w:hAnsi="Century" w:cs="Century" w:eastAsia="MS 明朝"/>
+          <w:b w:val="0"/>
+          <w:color w:val="000000"/>
+          <w:sz w:val="21"/>
+        </w:rPr>
+        <w:t>公開集計には，実験ID，保存設定，記録の完備性，集計上の単位を残す．一方，モデルの生出力や例外の全文を本文へ大量に掲載することが，本研究の説明力を直接高めるとは限らない．本文では検証した性質と残る制約を言語化し，詳細な追跡はmanifestとCSVへ接続する．数値の根拠を追えることと，読者が分析上の意味を理解できることを両立させる構成とする．</w:t>
       </w:r>
     </w:p>
     <w:p>
@@ -12074,18 +14077,10 @@
     </w:tbl>
     <w:p>
       <w:pPr>
-        <w:pStyle w:val="Heading1"/>
-      </w:pPr>
-      <w:r>
-        <w:t>考察</w:t>
-      </w:r>
-    </w:p>
-    <w:p>
-      <w:pPr>
         <w:pStyle w:val="Heading2"/>
       </w:pPr>
       <w:r>
-        <w:t>再生成対照を含む解釈</w:t>
+        <w:t>全体成績と分母の関係の詳解</w:t>
       </w:r>
     </w:p>
     <w:p>
@@ -12100,7 +14095,7 @@
           <w:color w:val="000000"/>
           <w:sz w:val="21"/>
         </w:rPr>
-        <w:t>本対象ではB4の初期失敗からの成功率39.8%がF33.6%，D33.0%を上回った．したがって，実行結果を与える修正が独立再生成より常に有用であるとは結論づけられない．一方でFのみ52組，Dのみ60組があり，再生成だけで全介入の成功を包含しない．介入カタログには独立再生成，対象分母，入力情報，追加消費も記載する．</w:t>
+        <w:t>Fの救済率33.6%と最終成功率63.8%は，同じ条件の結果を異なる分母と分子で表した指標である．前者は初期失敗545組のうち183組が修正で成功したことを表し，後者は初期成功455組の保持を含めて1,000組中638組が成功したことを表す．両者を並べることで，初期生成が担った部分と，修正が追加した部分を区別できる．</w:t>
       </w:r>
     </w:p>
     <w:p>
@@ -12115,15 +14110,7 @@
           <w:color w:val="000000"/>
           <w:sz w:val="21"/>
         </w:rPr>
-        <w:t>B4は初回込み最大4回という生成機会の上限を合わせた比較である．成功時停止による実要求数，入力tokens，専用seed規則，実行時期，保存・追試経路の違いが残る．診断情報の因果効果や統計的有意差をこの集計から認定しない．次は同時期・同一評価設定で方策を事前固定し，別seed・タスクで比較する必要がある．</w:t>
-      </w:r>
-    </w:p>
-    <w:p>
-      <w:pPr>
-        <w:pStyle w:val="Heading2"/>
-      </w:pPr>
-      <w:r>
-        <w:t>介入で何が変わったか</w:t>
+        <w:t>Dでは初期成功455組に救済180組を加えた635組が最終成功であり，Rでは455組に96組を加えた551組となる．この構造のため，R/F/Dの最終成功数の差は救済数の差と一致する．一方で，Pは初期成功を保持する条件ではないので，同じ分解をそのまま適用できない．初期成功側に対応する悪化も数える必要がある．</w:t>
       </w:r>
     </w:p>
     <w:p>
@@ -12138,7 +14125,7 @@
           <w:color w:val="000000"/>
           <w:sz w:val="21"/>
         </w:rPr>
-        <w:t>本対象では，実行結果を使うFとDが，外部診断を与えないRより多くの初期失敗を救済した．これは，課題仕様だけでなく実行に基づく診断を使う条件が有用だったという観測である．ただしFとDにはプロンプト構成や出力消費の違いもあり，情報の各要素の寄与を分離した実験ではない．</w:t>
+        <w:t>FとDの救済数の差は3組であるが，これは両条件の成功集合が3組だけ異なることを意味しない．Fだけが成功した43組とDだけが成功した40組があり，差し引きが3組となる．同じ全体差でも，両条件がほぼ同じ対象を成功させる場合と，多くの対象で入れ替わる場合は運用上の意味が異なる．本研究の結果は後者の違いを無視できないことを示す記述である．</w:t>
       </w:r>
     </w:p>
     <w:p>
@@ -12153,7 +14140,7 @@
           <w:color w:val="000000"/>
           <w:sz w:val="21"/>
         </w:rPr>
-        <w:t>FとDの全体差3組に対し片側救済は83組であった．全体率の近さは，救済する対象の同一性を意味しない．G4とQ4で大小が入れ替わり，import失敗と回路構築失敗でも傾向が異なる．介入を選ぶには，全体率に加え，対象の失敗構成と適用範囲を確認する必要がある．</w:t>
+        <w:t>初期失敗545組のうち，FでもDでも救済しなかった322組が残る．これは，二つの診断利用条件を比較しても，対象失敗のすべてを解決できていないことを表す．成功集合の説明だけでなく，未救済集合の大きさを併記することで，次の手法を検討すべき範囲を明確にする．ただし，この322組が他の介入でも必ず失敗するという意味ではない．</w:t>
       </w:r>
     </w:p>
     <w:p>
@@ -12161,7 +14148,7 @@
         <w:pStyle w:val="Heading2"/>
       </w:pPr>
       <w:r>
-        <w:t>介入カタログへ向けた解釈</w:t>
+        <w:t>モデル別結果の読み解き</w:t>
       </w:r>
     </w:p>
     <w:p>
@@ -12176,7 +14163,7 @@
           <w:color w:val="000000"/>
           <w:sz w:val="21"/>
         </w:rPr>
-        <w:t>初期失敗類型別の結果は，介入カタログの候補を作る根拠になる．例えばimport失敗と回路構築失敗ではF/Dの観測された救済率が異なる．しかし，同じ類型でもモデルやタスクの構成が異なり，類型だけを入力にした選択規則の有効性は未検証である．</w:t>
+        <w:t>Q4（qwen3.5:4b）は200初期組のうち初期成功38組，初期失敗162組であった．修正による救済はR31/162組（19.1%），F78/162組（48.1%），D90/162組（55.6%）である．B4による追加成功は66/162組（40.7%）であった．同じモデルの中では分母が共通なので件数と率が対応する一方，別のモデルとの比較では初期失敗集合の大きさと構成が異なる．</w:t>
       </w:r>
     </w:p>
     <w:p>
@@ -12191,15 +14178,7 @@
           <w:color w:val="000000"/>
           <w:sz w:val="21"/>
         </w:rPr>
-        <w:t>F/Dの和集合223組は事後的に得られる上限的な参照集合である．実行時に正解の介入を事前に選べるわけではない．両方を実行する方策を検討する場合も，追加消費や停止条件を含めた独立の評価が必要になる．</w:t>
-      </w:r>
-    </w:p>
-    <w:p>
-      <w:pPr>
-        <w:pStyle w:val="Heading2"/>
-      </w:pPr>
-      <w:r>
-        <w:t>内的妥当性と再構成経路</w:t>
+        <w:t>G4（gemma4:e4b-it-qat）は200初期組のうち初期成功138組，初期失敗62組であった．修正による救済はR30/62組（48.4%），F48/62組（77.4%），D38/62組（61.3%）である．B4による追加成功は51/62組（82.3%）であった．同じモデルの中では分母が共通なので件数と率が対応する一方，別のモデルとの比較では初期失敗集合の大きさと構成が異なる．</w:t>
       </w:r>
     </w:p>
     <w:p>
@@ -12214,7 +14193,7 @@
           <w:color w:val="000000"/>
           <w:sz w:val="21"/>
         </w:rPr>
-        <w:t>共有初期コードによって初期生成の違いを抑えている一方，同一タスク・seedの依存が残る．5,000条件記録を独立な5,000標本として扱わない．元実験にはschemaや診断文処理の差もあるため，差を消して単一の同条件実験だったと表現しない．</w:t>
+        <w:t>Q9（qwen3.5:9b）は200初期組のうち初期成功134組，初期失敗66組であった．修正による救済はR15/66組（22.7%），F33/66組（50.0%），D28/66組（42.4%）である．B4による追加成功は37/66組（56.1%）であった．同じモデルの中では分母が共通なので件数と率が対応する一方，別のモデルとの比較では初期失敗集合の大きさと構成が異なる．</w:t>
       </w:r>
     </w:p>
     <w:p>
@@ -12229,15 +14208,7 @@
           <w:color w:val="000000"/>
           <w:sz w:val="21"/>
         </w:rPr>
-        <w:t>現行経路は検証済み保存prefixと必要な新suffixの組合せである．停止やフィードバックの影響を受ける部分は追試しているが，全件の新生成とは異なる．古い要求ログが完全には残らない出典もあり，負荷・待機・再送の影響を完全には分離できない．コストはこの再構成経路の記録に限った計算値である．</w:t>
-      </w:r>
-    </w:p>
-    <w:p>
-      <w:pPr>
-        <w:pStyle w:val="Heading2"/>
-      </w:pPr>
-      <w:r>
-        <w:t>評価範囲・一般化・静的分析の限界</w:t>
+        <w:t>C7（qwen2.5-coder:7b）は200初期組のうち初期成功135組，初期失敗65組であった．修正による救済はR15/65組（23.1%），F23/65組（35.4%），D23/65組（35.4%）である．B4による追加成功は47/65組（72.3%）であった．同じモデルの中では分母が共通なので件数と率が対応する一方，別のモデルとの比較では初期失敗集合の大きさと構成が異なる．</w:t>
       </w:r>
     </w:p>
     <w:p>
@@ -12252,7 +14223,7 @@
           <w:color w:val="000000"/>
           <w:sz w:val="21"/>
         </w:rPr>
-        <w:t>主L3は指定入力の出力と所定の構造要件に限定される．全入力の正しさ，すべての自然言語指示，等価なアルゴリズム実装を保証するものではない．有限shots・指定入力による評価範囲の制約，生成長上限による出力制約，モデルdigest・量子化・サーバ負荷の影響も考慮する必要がある．</w:t>
+        <w:t>G3（gemma3:4b）は200初期組のうち初期成功10組，初期失敗190組であった．修正による救済はR5/190組（2.6%），F1/190組（0.5%），D1/190組（0.5%）である．B4による追加成功は16/190組（8.4%）であった．同じモデルの中では分母が共通なので件数と率が対応する一方，別のモデルとの比較では初期失敗集合の大きさと構成が異なる．</w:t>
       </w:r>
     </w:p>
     <w:p>
@@ -12267,23 +14238,7 @@
           <w:color w:val="000000"/>
           <w:sz w:val="21"/>
         </w:rPr>
-        <w:t>片側救済83組を全件確認しても，静的差分だけで変更の意味的寄与は特定できない．ゲート名の増減は量子論理の訂正の証拠にはならず，複数同時変更がある．さらに，今回の5モデルと10タスクから，モデルの一般的優劣や介入の普遍的優位を断定しない．本研究では因果効果や統計的有意差を主張しない．</w:t>
-      </w:r>
-    </w:p>
-    <w:p>
-      <w:pPr>
-        <w:pStyle w:val="Heading1"/>
-      </w:pPr>
-      <w:r>
-        <w:t>おわりに</w:t>
-      </w:r>
-    </w:p>
-    <w:p>
-      <w:pPr>
-        <w:pStyle w:val="Heading2"/>
-      </w:pPr>
-      <w:r>
-        <w:t>研究成果</w:t>
+        <w:t>G4とQ4ではFとDの救済件数の大小が入れ替わる．全体でFが3組多いという結果を，すべてのモデルでFが多いという規則へ拡張できない．また，C7のF/Dの救済件数が同じでも，その成功集合まで同じであるとは限らない．件数の一致と集合の一致は別の検査を要するため，必要に応じて対応する初期組を調べる．</w:t>
       </w:r>
     </w:p>
     <w:p>
@@ -12298,7 +14253,7 @@
           <w:color w:val="000000"/>
           <w:sz w:val="21"/>
         </w:rPr>
-        <w:t>本研究では，LLMが生成したQiskit量子回路コードの初期失敗を，修正介入がどれだけ，どの対象で救済するかを分析した．1,000初期組のうち失敗545組に対し，R96組，F183組，D180組を救済した．今回の対象ではFとDがRより多くを救済した．</w:t>
+        <w:t>G3の初期失敗190組は，全体の失敗545組の一部を大きく占める．このモデルの分母を除いて率を高く見せたり，別の分母の比較を全体率として報告したりしない．一方で，G3の低い救済件数を，あらゆる課題やプロンプトにおけるモデル能力の普遍的な結論へ置き換えない．生成上限，選定タスク，実行環境，出力形式の制約を含んだ観測として解釈する．</w:t>
       </w:r>
     </w:p>
     <w:p>
@@ -12313,7 +14268,15 @@
           <w:color w:val="000000"/>
           <w:sz w:val="21"/>
         </w:rPr>
-        <w:t>FとDの救済数は近かったが，共通140組，Fのみ43組，Dのみ40組であり，片側救済83組を認めた．全83組の166履歴と398遷移を静的に整理した．追加消費は未救済例も含め，3回目の追加救済と停止回数を減らした際の損失を明示した．</w:t>
+        <w:t>モデルごとの率を平均する方法では，初期失敗が62組のG4と190組のG3へ同じ重みを与えることになる．本研究の全体率はそれとは異なり，全初期失敗を一つの集合として数える．集計方法によって強調される比較の単位が違うため，合算率とモデル平均率を互換的に使わない．本稿では合算率を主指標とし，モデル表で層別の違いを補う．</w:t>
+      </w:r>
+    </w:p>
+    <w:p>
+      <w:pPr>
+        <w:pStyle w:val="Heading2"/>
+      </w:pPr>
+      <w:r>
+        <w:t>初期失敗類型別結果の読み解き</w:t>
       </w:r>
     </w:p>
     <w:p>
@@ -12328,15 +14291,7 @@
           <w:color w:val="000000"/>
           <w:sz w:val="21"/>
         </w:rPr>
-        <w:t>独立再生成B4は同じ初期失敗545組中217組（39.8%）で成功し，最終成功は672組となった．F/Dのみが成功する組も残り，独立再生成を含む選択・停止方策の検証を今後の課題とする．</w:t>
-      </w:r>
-    </w:p>
-    <w:p>
-      <w:pPr>
-        <w:pStyle w:val="Heading2"/>
-      </w:pPr>
-      <w:r>
-        <w:t>今後の課題</w:t>
+        <w:t>初期のimport失敗は271組であった．R/F/Dの救済件数はそれぞれ24組，58組，72組であり，B4の追加成功は67組である．これらは修正後に当該類型へ変わった組を加えた数ではなく，最初にこの類型だった同じ集合に対する結果である．FとDの救済率は21.4%と26.6%であり，初期失敗全体に対する率とは分母が異なる．</w:t>
       </w:r>
     </w:p>
     <w:p>
@@ -12351,7 +14306,7 @@
           <w:color w:val="000000"/>
           <w:sz w:val="21"/>
         </w:rPr>
-        <w:t>第一に，介入の選び方と停止条件を事前固定し，別seed・タスクで検証する．その際，事後的に最も良い結果を選ぶ評価と区別し，追加要求数と消費を含めて報告する必要がある．第二に，静的変更の意味を人手で確認し，複数同時変更の寄与を分ける検証方法を設計する．</w:t>
+        <w:t>初期の回路構築失敗は126組であった．R/F/Dの救済件数はそれぞれ32組，76組，68組であり，B4の追加成功は77組である．これらは修正後に当該類型へ変わった組を加えた数ではなく，最初にこの類型だった同じ集合に対する結果である．FとDの救済率は60.3%と54.0%であり，初期失敗全体に対する率とは分母が異なる．</w:t>
       </w:r>
     </w:p>
     <w:p>
@@ -12366,15 +14321,7 @@
           <w:color w:val="000000"/>
           <w:sz w:val="21"/>
         </w:rPr>
-        <w:t>第三に，測定乱数，生成長の上限，モデルdigestや実行負荷への感度を調べる．主L3を拡張する場合は，過去の成功時停止とフィードバックへの影響を監査する．同じ保存設定と出典を保持し，必要な追試を明示的に計画する．これらの追加実験は今回の資料作成では行っていない．</w:t>
-      </w:r>
-    </w:p>
-    <w:p>
-      <w:pPr>
-        <w:pStyle w:val="Heading2"/>
-      </w:pPr>
-      <w:r>
-        <w:t>提出に向けた確認</w:t>
+        <w:t>初期の構文誤りは68組であった．R/F/Dの救済件数はそれぞれ21組，25組，21組であり，B4の追加成功は24組である．これらは修正後に当該類型へ変わった組を加えた数ではなく，最初にこの類型だった同じ集合に対する結果である．FとDの救済率は36.8%と30.9%であり，初期失敗全体に対する率とは分母が異なる．</w:t>
       </w:r>
     </w:p>
     <w:p>
@@ -12389,15 +14336,7 @@
           <w:color w:val="000000"/>
           <w:sz w:val="21"/>
         </w:rPr>
-        <w:t>本稿は検証済みの固定集計に基づく卒業論文草稿である．題目の正式承認，指導教員による内容・参考文献書式の確認を残す．要旨の審査用と最終版の提出時には，学部の指示に従って剽窃チェックと類似レポートの作成を行う．本稿の作成をもって剽窃チェック完了とはしない．</w:t>
-      </w:r>
-    </w:p>
-    <w:p>
-      <w:pPr>
-        <w:pStyle w:val="Heading1"/>
-      </w:pPr>
-      <w:r>
-        <w:t>参考文献</w:t>
+        <w:t>初期の出力不一致は65組であった．R/F/Dの救済件数はそれぞれ16組，24組，18組であり，B4の追加成功は46組である．これらは修正後に当該類型へ変わった組を加えた数ではなく，最初にこの類型だった同じ集合に対する結果である．FとDの救済率は36.9%と27.7%であり，初期失敗全体に対する率とは分母が異なる．</w:t>
       </w:r>
     </w:p>
     <w:p>
@@ -12412,7 +14351,7 @@
           <w:color w:val="000000"/>
           <w:sz w:val="21"/>
         </w:rPr>
-        <w:t>[1] A. Madaan et al.：Self-Refine: Iterative Refinement with Self-Feedback，arXiv:2303.17651v2（2023）．https://arxiv.org/abs/2303.17651v2</w:t>
+        <w:t>初期のインターフェース不適合は11組であった．R/F/Dの救済件数はそれぞれ1組，0組，1組であり，B4の追加成功は2組である．これらは修正後に当該類型へ変わった組を加えた数ではなく，最初にこの類型だった同じ集合に対する結果である．少数の対象に基づくため，件数を伴わない率だけの比較を避ける．</w:t>
       </w:r>
     </w:p>
     <w:p>
@@ -12427,7 +14366,7 @@
           <w:color w:val="000000"/>
           <w:sz w:val="21"/>
         </w:rPr>
-        <w:t>[2] X. Chen，M. Lin，N. Schärli，D. Zhou：Teaching Large Language Models to Self-Debug，arXiv:2304.05128v2（2023）．https://arxiv.org/abs/2304.05128v2</w:t>
+        <w:t>初期の量子ビット数不適合は3組であった．R/F/Dの救済件数はそれぞれ2組，0組，0組であり，B4の追加成功は0組である．これらは修正後に当該類型へ変わった組を加えた数ではなく，最初にこの類型だった同じ集合に対する結果である．少数の対象に基づくため，件数を伴わない率だけの比較を避ける．</w:t>
       </w:r>
     </w:p>
     <w:p>
@@ -12442,7 +14381,7 @@
           <w:color w:val="000000"/>
           <w:sz w:val="21"/>
         </w:rPr>
-        <w:t>[3] 伊藤悠真：現行救済経路の固定発表出典（2026-10-16版）．本リポジトリ docs/presentation_sources/20261016T_reachable_rescues/，results_snapshot.json，source_manifest.jsonおよび対応CSV．B4追加実験（2026-10-22固定）：docs/analysis/independent_4_completed_20261022/の保存設定・manifest・sanity・集計CSV．</w:t>
+        <w:t>初期の実行時失敗（保存分類unknown）は1組であった．R/F/Dの救済件数はそれぞれ0組，0組，0組であり，B4の追加成功は1組である．これらは修正後に当該類型へ変わった組を加えた数ではなく，最初にこの類型だった同じ集合に対する結果である．少数の対象に基づくため，件数を伴わない率だけの比較を避ける．</w:t>
       </w:r>
     </w:p>
     <w:p>
@@ -12457,7 +14396,2115 @@
           <w:color w:val="000000"/>
           <w:sz w:val="21"/>
         </w:rPr>
-        <w:t>文献[1]，[2]は著者・題名・版を原論文の公開ページで照合した．引用番号は本文の初出順である．文献[3]は本研究の一次資料で，集計時点・保存設定・検証記録を固定している．</w:t>
+        <w:t>import失敗と回路構築失敗では，F/Dの救済数の関係が異なった．このことは，実行診断があるかどうかという一つの特徴だけでは結果の違いを十分に記述できないことを示す．ただし，モデルやタスクの構成が類型ごとに異なるため，類型そのものがF/Dの相対的成績を生じさせたという因果解釈はしない．どの組がその類型へ入ったのかを含めた対象の違いとして読む．</w:t>
+      </w:r>
+    </w:p>
+    <w:p>
+      <w:pPr>
+        <w:widowControl/>
+        <w:jc w:val="both"/>
+      </w:pPr>
+      <w:r>
+        <w:rPr>
+          <w:rFonts w:ascii="Century" w:hAnsi="Century" w:cs="Century" w:eastAsia="MS 明朝"/>
+          <w:b w:val="0"/>
+          <w:color w:val="000000"/>
+          <w:sz w:val="21"/>
+        </w:rPr>
+        <w:t>出力不一致の初期失敗では，コードは少なくとも出力を評価できる段階まで進んでいる．その後の成功は単なる構文修正だけでは説明しにくいが，測定処理や戻り値の修正と回路操作の修正を今回の集計だけから分離することもできない．「意味的な失敗」という広い呼び方を用いる場合にも，算法の論理が必ず誤っていたと決めつけず，実際の検査段階に沿って解釈する．</w:t>
+      </w:r>
+    </w:p>
+    <w:p>
+      <w:pPr>
+        <w:widowControl/>
+        <w:jc w:val="both"/>
+      </w:pPr>
+      <w:r>
+        <w:rPr>
+          <w:rFonts w:ascii="Century" w:hAnsi="Century" w:cs="Century" w:eastAsia="MS 明朝"/>
+          <w:b w:val="0"/>
+          <w:color w:val="000000"/>
+          <w:sz w:val="21"/>
+        </w:rPr>
+        <w:t>少数類型では，一組の変化が率を大きく動かす．初期失敗1組の類型でB4が成功しても，それだけで未知の同類型へ高い成功確率を期待する根拠にはならない．本稿はその一組を除外せず件数として残すが，選択規則を立てるための十分な標本数があるとも扱わない．対象をすべて含めることと，一般化できる強さの主張を行うことは別の問題である．</w:t>
+      </w:r>
+    </w:p>
+    <w:p>
+      <w:pPr>
+        <w:pStyle w:val="Heading2"/>
+      </w:pPr>
+      <w:r>
+        <w:t>全10タスクの結果と難度の読み方</w:t>
+      </w:r>
+    </w:p>
+    <w:p>
+      <w:pPr>
+        <w:widowControl/>
+        <w:jc w:val="both"/>
+      </w:pPr>
+      <w:r>
+        <w:rPr>
+          <w:rFonts w:ascii="Century" w:hAnsi="Century" w:cs="Century" w:eastAsia="MS 明朝"/>
+          <w:b w:val="0"/>
+          <w:color w:val="000000"/>
+          <w:sz w:val="21"/>
+        </w:rPr>
+        <w:t>Bellの100初期組では，初期失敗34組に対してRは2組，Fは10組，Dは12組を救済した．B4は同じ失敗集合のうち13組が追加成功した．F/Dの率は29.4%／35.3%，B4の追加成功率は38.2%である．タスク別の結果は5モデルを合わせた集計であり，特定モデルだけの成績を示すものではない．</w:t>
+      </w:r>
+    </w:p>
+    <w:p>
+      <w:pPr>
+        <w:widowControl/>
+        <w:jc w:val="both"/>
+      </w:pPr>
+      <w:r>
+        <w:rPr>
+          <w:rFonts w:ascii="Century" w:hAnsi="Century" w:cs="Century" w:eastAsia="MS 明朝"/>
+          <w:b w:val="0"/>
+          <w:color w:val="000000"/>
+          <w:sz w:val="21"/>
+        </w:rPr>
+        <w:t>GHZの100初期組では，初期失敗35組に対してRは9組，Fは12組，Dは13組を救済した．B4は同じ失敗集合のうち14組が追加成功した．F/Dの率は34.3%／37.1%，B4の追加成功率は40.0%である．タスク別の結果は5モデルを合わせた集計であり，特定モデルだけの成績を示すものではない．</w:t>
+      </w:r>
+    </w:p>
+    <w:p>
+      <w:pPr>
+        <w:widowControl/>
+        <w:jc w:val="both"/>
+      </w:pPr>
+      <w:r>
+        <w:rPr>
+          <w:rFonts w:ascii="Century" w:hAnsi="Century" w:cs="Century" w:eastAsia="MS 明朝"/>
+          <w:b w:val="0"/>
+          <w:color w:val="000000"/>
+          <w:sz w:val="21"/>
+        </w:rPr>
+        <w:t>DJ constantの100初期組では，初期失敗42組に対してRは6組，Fは12組，Dは16組を救済した．B4は同じ失敗集合のうち16組が追加成功した．F/Dの率は28.6%／38.1%，B4の追加成功率は38.1%である．タスク別の結果は5モデルを合わせた集計であり，特定モデルだけの成績を示すものではない．</w:t>
+      </w:r>
+    </w:p>
+    <w:p>
+      <w:pPr>
+        <w:widowControl/>
+        <w:jc w:val="both"/>
+      </w:pPr>
+      <w:r>
+        <w:rPr>
+          <w:rFonts w:ascii="Century" w:hAnsi="Century" w:cs="Century" w:eastAsia="MS 明朝"/>
+          <w:b w:val="0"/>
+          <w:color w:val="000000"/>
+          <w:sz w:val="21"/>
+        </w:rPr>
+        <w:t>DJ balancedの100初期組では，初期失敗48組に対してRは7組，Fは25組，Dは24組を救済した．B4は同じ失敗集合のうち19組が追加成功した．F/Dの率は52.1%／50.0%，B4の追加成功率は39.6%である．タスク別の結果は5モデルを合わせた集計であり，特定モデルだけの成績を示すものではない．</w:t>
+      </w:r>
+    </w:p>
+    <w:p>
+      <w:pPr>
+        <w:widowControl/>
+        <w:jc w:val="both"/>
+      </w:pPr>
+      <w:r>
+        <w:rPr>
+          <w:rFonts w:ascii="Century" w:hAnsi="Century" w:cs="Century" w:eastAsia="MS 明朝"/>
+          <w:b w:val="0"/>
+          <w:color w:val="000000"/>
+          <w:sz w:val="21"/>
+        </w:rPr>
+        <w:t>BVの100初期組では，初期失敗62組に対してRは13組，Fは19組，Dは24組を救済した．B4は同じ失敗集合のうち31組が追加成功した．F/Dの率は30.6%／38.7%，B4の追加成功率は50.0%である．タスク別の結果は5モデルを合わせた集計であり，特定モデルだけの成績を示すものではない．</w:t>
+      </w:r>
+    </w:p>
+    <w:p>
+      <w:pPr>
+        <w:widowControl/>
+        <w:jc w:val="both"/>
+      </w:pPr>
+      <w:r>
+        <w:rPr>
+          <w:rFonts w:ascii="Century" w:hAnsi="Century" w:cs="Century" w:eastAsia="MS 明朝"/>
+          <w:b w:val="0"/>
+          <w:color w:val="000000"/>
+          <w:sz w:val="21"/>
+        </w:rPr>
+        <w:t>Groverの100初期組では，初期失敗73組に対してRは14組，Fは23組，Dは15組を救済した．B4は同じ失敗集合のうち36組が追加成功した．F/Dの率は31.5%／20.5%，B4の追加成功率は49.3%である．タスク別の結果は5モデルを合わせた集計であり，特定モデルだけの成績を示すものではない．</w:t>
+      </w:r>
+    </w:p>
+    <w:p>
+      <w:pPr>
+        <w:widowControl/>
+        <w:jc w:val="both"/>
+      </w:pPr>
+      <w:r>
+        <w:rPr>
+          <w:rFonts w:ascii="Century" w:hAnsi="Century" w:cs="Century" w:eastAsia="MS 明朝"/>
+          <w:b w:val="0"/>
+          <w:color w:val="000000"/>
+          <w:sz w:val="21"/>
+        </w:rPr>
+        <w:t>QFTの100初期組では，初期失敗67組に対してRは21組，Fは34組，Dは34組を救済した．B4は同じ失敗集合のうち30組が追加成功した．F/Dの率は50.7%／50.7%，B4の追加成功率は44.8%である．タスク別の結果は5モデルを合わせた集計であり，特定モデルだけの成績を示すものではない．</w:t>
+      </w:r>
+    </w:p>
+    <w:p>
+      <w:pPr>
+        <w:widowControl/>
+        <w:jc w:val="both"/>
+      </w:pPr>
+      <w:r>
+        <w:rPr>
+          <w:rFonts w:ascii="Century" w:hAnsi="Century" w:cs="Century" w:eastAsia="MS 明朝"/>
+          <w:b w:val="0"/>
+          <w:color w:val="000000"/>
+          <w:sz w:val="21"/>
+        </w:rPr>
+        <w:t>IQFTの100初期組では，初期失敗50組に対してRは3組，Fは17組，Dは15組を救済した．B4は同じ失敗集合のうち22組が追加成功した．F/Dの率は34.0%／30.0%，B4の追加成功率は44.0%である．タスク別の結果は5モデルを合わせた集計であり，特定モデルだけの成績を示すものではない．</w:t>
+      </w:r>
+    </w:p>
+    <w:p>
+      <w:pPr>
+        <w:widowControl/>
+        <w:jc w:val="both"/>
+      </w:pPr>
+      <w:r>
+        <w:rPr>
+          <w:rFonts w:ascii="Century" w:hAnsi="Century" w:cs="Century" w:eastAsia="MS 明朝"/>
+          <w:b w:val="0"/>
+          <w:color w:val="000000"/>
+          <w:sz w:val="21"/>
+        </w:rPr>
+        <w:t>QPEの100初期組では，初期失敗94組に対してRは10組，Fは13組，Dは11組を救済した．B4は同じ失敗集合のうち12組が追加成功した．F/Dの率は13.8%／11.7%，B4の追加成功率は12.8%である．タスク別の結果は5モデルを合わせた集計であり，特定モデルだけの成績を示すものではない．</w:t>
+      </w:r>
+    </w:p>
+    <w:p>
+      <w:pPr>
+        <w:widowControl/>
+        <w:jc w:val="both"/>
+      </w:pPr>
+      <w:r>
+        <w:rPr>
+          <w:rFonts w:ascii="Century" w:hAnsi="Century" w:cs="Century" w:eastAsia="MS 明朝"/>
+          <w:b w:val="0"/>
+          <w:color w:val="000000"/>
+          <w:sz w:val="21"/>
+        </w:rPr>
+        <w:t>Ansatzの100初期組では，初期失敗40組に対してRは11組，Fは18組，Dは16組を救済した．B4は同じ失敗集合のうち24組が追加成功した．F/Dの率は45.0%／40.0%，B4の追加成功率は60.0%である．タスク別の結果は5モデルを合わせた集計であり，特定モデルだけの成績を示すものではない．</w:t>
+      </w:r>
+    </w:p>
+    <w:p>
+      <w:pPr>
+        <w:widowControl/>
+        <w:jc w:val="both"/>
+      </w:pPr>
+      <w:r>
+        <w:rPr>
+          <w:rFonts w:ascii="Century" w:hAnsi="Century" w:cs="Century" w:eastAsia="MS 明朝"/>
+          <w:b w:val="0"/>
+          <w:color w:val="000000"/>
+          <w:sz w:val="21"/>
+        </w:rPr>
+        <w:t>QFTのF/Dの救済数が一致していても，個々の成功対象の一致を意味しない．また，QPEの初期失敗が多いことと，修正による追加成功がどれだけ得られるかも別の性質である．初期性能が低いタスクには修正対象が多く残るが，その対象が容易に直せるとは限らない．初期失敗数，救済数，最終未救済数を一緒に読むことで，初期生成と修正を混同しない比較ができる．</w:t>
+      </w:r>
+    </w:p>
+    <w:p>
+      <w:pPr>
+        <w:widowControl/>
+        <w:jc w:val="both"/>
+      </w:pPr>
+      <w:r>
+        <w:rPr>
+          <w:rFonts w:ascii="Century" w:hAnsi="Century" w:cs="Century" w:eastAsia="MS 明朝"/>
+          <w:b w:val="0"/>
+          <w:color w:val="000000"/>
+          <w:sz w:val="21"/>
+        </w:rPr>
+        <w:t>難度別の集計はハーネスが事前に付与した易・中・難の区分を使う．その区分はタスク名から普遍的な難度を証明したものではない．とくに，難の中には異なる出力評価方式を持つタスクが含まれるため，区分ごとの成績の差を単一の認知的難しさに帰属できない．本研究では補助的な層別記述として用い，タスクごとの内訳を残す．</w:t>
+      </w:r>
+    </w:p>
+    <w:p>
+      <w:pPr>
+        <w:widowControl/>
+        <w:jc w:val="both"/>
+      </w:pPr>
+      <w:r>
+        <w:rPr>
+          <w:rFonts w:ascii="Century" w:hAnsi="Century" w:cs="Century" w:eastAsia="MS 明朝"/>
+          <w:b w:val="0"/>
+          <w:color w:val="000000"/>
+          <w:sz w:val="21"/>
+        </w:rPr>
+        <w:t>各タスクの初期組数は同じでも，初期失敗数は異なる．そのため，全体の救済率はタスク成功率の単純平均ではなく，失敗数の多いタスクに大きい重みを持つ．特定の運用先でタスク頻度が本研究の集合と異なる場合，本研究の全体率をそのまま期待値に用いることはできない．適用先のタスク構成を確認することがカタログ利用の前提になる．</w:t>
+      </w:r>
+    </w:p>
+    <w:p>
+      <w:pPr>
+        <w:pStyle w:val="Heading2"/>
+      </w:pPr>
+      <w:r>
+        <w:t>救済集合の重なりの詳細</w:t>
+      </w:r>
+    </w:p>
+    <w:p>
+      <w:pPr>
+        <w:widowControl/>
+        <w:jc w:val="both"/>
+      </w:pPr>
+      <w:r>
+        <w:rPr>
+          <w:rFonts w:ascii="Century" w:hAnsi="Century" w:cs="Century" w:eastAsia="MS 明朝"/>
+          <w:b w:val="0"/>
+          <w:color w:val="000000"/>
+          <w:sz w:val="21"/>
+        </w:rPr>
+        <w:t>import失敗の初期失敗271組をF/Dの対応で分けると，共通救済50組，Fのみ8組，Dのみ22組，双方未救済191組となる．この内訳は，類型別の周辺成功数だけでは分からない成功対象の重なりを示す．ある条件の成功数が大きいことと，他条件が成功した対象をすべて含むことは同じではない．</w:t>
+      </w:r>
+    </w:p>
+    <w:p>
+      <w:pPr>
+        <w:widowControl/>
+        <w:jc w:val="both"/>
+      </w:pPr>
+      <w:r>
+        <w:rPr>
+          <w:rFonts w:ascii="Century" w:hAnsi="Century" w:cs="Century" w:eastAsia="MS 明朝"/>
+          <w:b w:val="0"/>
+          <w:color w:val="000000"/>
+          <w:sz w:val="21"/>
+        </w:rPr>
+        <w:t>回路構築失敗の初期失敗126組をF/Dの対応で分けると，共通救済57組，Fのみ19組，Dのみ11組，双方未救済39組となる．この内訳は，類型別の周辺成功数だけでは分からない成功対象の重なりを示す．ある条件の成功数が大きいことと，他条件が成功した対象をすべて含むことは同じではない．</w:t>
+      </w:r>
+    </w:p>
+    <w:p>
+      <w:pPr>
+        <w:widowControl/>
+        <w:jc w:val="both"/>
+      </w:pPr>
+      <w:r>
+        <w:rPr>
+          <w:rFonts w:ascii="Century" w:hAnsi="Century" w:cs="Century" w:eastAsia="MS 明朝"/>
+          <w:b w:val="0"/>
+          <w:color w:val="000000"/>
+          <w:sz w:val="21"/>
+        </w:rPr>
+        <w:t>出力不一致の初期失敗65組をF/Dの対応で分けると，共通救済14組，Fのみ10組，Dのみ4組，双方未救済37組となる．この内訳は，類型別の周辺成功数だけでは分からない成功対象の重なりを示す．ある条件の成功数が大きいことと，他条件が成功した対象をすべて含むことは同じではない．</w:t>
+      </w:r>
+    </w:p>
+    <w:p>
+      <w:pPr>
+        <w:widowControl/>
+        <w:jc w:val="both"/>
+      </w:pPr>
+      <w:r>
+        <w:rPr>
+          <w:rFonts w:ascii="Century" w:hAnsi="Century" w:cs="Century" w:eastAsia="MS 明朝"/>
+          <w:b w:val="0"/>
+          <w:color w:val="000000"/>
+          <w:sz w:val="21"/>
+        </w:rPr>
+        <w:t>構文誤りの初期失敗68組をF/Dの対応で分けると，共通救済19組，Fのみ6組，Dのみ2組，双方未救済41組となる．この内訳は，類型別の周辺成功数だけでは分からない成功対象の重なりを示す．ある条件の成功数が大きいことと，他条件が成功した対象をすべて含むことは同じではない．</w:t>
+      </w:r>
+    </w:p>
+    <w:p>
+      <w:pPr>
+        <w:widowControl/>
+        <w:jc w:val="both"/>
+      </w:pPr>
+      <w:r>
+        <w:rPr>
+          <w:rFonts w:ascii="Century" w:hAnsi="Century" w:cs="Century" w:eastAsia="MS 明朝"/>
+          <w:b w:val="0"/>
+          <w:color w:val="000000"/>
+          <w:sz w:val="21"/>
+        </w:rPr>
+        <w:t>全体ではF/D共通140組と片側83組から，少なくとも一方で成功した対象は223組になる．この223組を最大限利用するには，どちらが成功するかを事前に知るか，両方を実行して選ぶ必要がある．前者は今回の観測結果だけでは実現できず，後者には別の追加消費が発生する．したがって，和集合の率40.9%を単独の実行可能な介入の性能として報告しない．</w:t>
+      </w:r>
+    </w:p>
+    <w:p>
+      <w:pPr>
+        <w:widowControl/>
+        <w:jc w:val="both"/>
+      </w:pPr>
+      <w:r>
+        <w:rPr>
+          <w:rFonts w:ascii="Century" w:hAnsi="Century" w:cs="Century" w:eastAsia="MS 明朝"/>
+          <w:b w:val="0"/>
+          <w:color w:val="000000"/>
+          <w:sz w:val="21"/>
+        </w:rPr>
+        <w:t>片側83組を全件確認したことは，その集合内で説明に使う事例を恣意的に選ばなかったことを意味する．しかし，片側集合自体が成功判定に基づく選択であり，全失敗集合の無作為標本ではない．変更領域の頻度を全545組の一般的傾向と同一視しない．対象選択の条件を固定した上で履歴を追えることが，本分析の範囲になる．</w:t>
+      </w:r>
+    </w:p>
+    <w:p>
+      <w:pPr>
+        <w:pStyle w:val="Heading2"/>
+      </w:pPr>
+      <w:r>
+        <w:t>追加消費の総量と未成功例の負担</w:t>
+      </w:r>
+    </w:p>
+    <w:p>
+      <w:pPr>
+        <w:widowControl/>
+        <w:jc w:val="both"/>
+      </w:pPr>
+      <w:r>
+        <w:rPr>
+          <w:rFonts w:ascii="Century" w:hAnsi="Century" w:cs="Century" w:eastAsia="MS 明朝"/>
+          <w:b w:val="0"/>
+          <w:color w:val="000000"/>
+          <w:sz w:val="21"/>
+        </w:rPr>
+        <w:t>修正の消費を評価する際に，成功した履歴だけを選んで平均すると，失敗し続けた履歴で使った生成が見えなくなる．実際にある介入を適用する場合，どの対象が成功するかは実行前には分からないため，失敗する対象への消費も負担しなければならない．本研究はその負担を含めた総追加tokensを救済数で割り，対象集合に介入を適用したときの記録上の消費を示す．</w:t>
+      </w:r>
+    </w:p>
+    <w:p>
+      <w:pPr>
+        <w:widowControl/>
+        <w:jc w:val="both"/>
+      </w:pPr>
+      <w:r>
+        <w:rPr>
+          <w:rFonts w:ascii="Century" w:hAnsi="Century" w:cs="Century" w:eastAsia="MS 明朝"/>
+          <w:b w:val="0"/>
+          <w:color w:val="000000"/>
+          <w:sz w:val="21"/>
+        </w:rPr>
+        <w:t>Fの総追加tokensは1,708,086であり，そのうち未救済例への消費は1,374,240であった．Dでは総追加1,975,782に対し未救済1,605,388，Rでは総追加1,809,845に対し未救済1,618,684である．これらの数値は，成功を得るまでの短い履歴だけを見て追加消費を評価することの限界を示す．未救済へ多くを使ったからといって，実行前にその対象を無料で判別できるとは限らない．</w:t>
+      </w:r>
+    </w:p>
+    <w:p>
+      <w:pPr>
+        <w:widowControl/>
+        <w:jc w:val="both"/>
+      </w:pPr>
+      <w:r>
+        <w:rPr>
+          <w:rFonts w:ascii="Century" w:hAnsi="Century" w:cs="Century" w:eastAsia="MS 明朝"/>
+          <w:b w:val="0"/>
+          <w:color w:val="000000"/>
+          <w:sz w:val="21"/>
+        </w:rPr>
+        <w:t>tokens／救済は，総追加消費と得られた救済数を一つの値へまとめる指標である．同じ値でも，多くの対象を安く救済する場合と，少数の対象に集中して成功する場合では，利用上の意味が違い得る．また，未救済への消費が含まれるため，一件の成功した履歴が平均してそのtokensを使ったという意味でもない．指標の名称に「一救済あたり」とあっても，個別履歴の長さと同一視しない．</w:t>
+      </w:r>
+    </w:p>
+    <w:p>
+      <w:pPr>
+        <w:widowControl/>
+        <w:jc w:val="both"/>
+      </w:pPr>
+      <w:r>
+        <w:rPr>
+          <w:rFonts w:ascii="Century" w:hAnsi="Century" w:cs="Century" w:eastAsia="MS 明朝"/>
+          <w:b w:val="0"/>
+          <w:color w:val="000000"/>
+          <w:sz w:val="21"/>
+        </w:rPr>
+        <w:t>B4の追加tokens／追加成功4,589.0は，同じ初期失敗545組への追加要求を合計して217組で割った値である．Fの9,333.8やDの10,976.6と数値上比較できるが，前回コードや診断を入力するかどうかで入力長が異なり，出典時期も違う．この比較から，本研究の記録における計算資源の使い方の違いを記述できる一方，同条件で診断を削除すれば同じ割合だけtokensが減るという因果的な予測はできない．</w:t>
+      </w:r>
+    </w:p>
+    <w:p>
+      <w:pPr>
+        <w:widowControl/>
+        <w:jc w:val="both"/>
+      </w:pPr>
+      <w:r>
+        <w:rPr>
+          <w:rFonts w:ascii="Century" w:hAnsi="Century" w:cs="Century" w:eastAsia="MS 明朝"/>
+          <w:b w:val="0"/>
+          <w:color w:val="000000"/>
+          <w:sz w:val="21"/>
+        </w:rPr>
+        <w:t>生成要求時間についても，保存prefixと新suffixの時期が異なり，サーバ負荷や再送処理の違いが残る．要求時間の合計を，利用者が最初から最後まで待った時間へ換算しない．本研究では金銭単価，評価を含む全工程時間，電力を測定していないため，実務上の費用対効果の全体を示したとは主張しない．</w:t>
+      </w:r>
+    </w:p>
+    <w:p>
+      <w:pPr>
+        <w:pStyle w:val="Heading2"/>
+      </w:pPr>
+      <w:r>
+        <w:t>追加生成の順序と停止による損失</w:t>
+      </w:r>
+    </w:p>
+    <w:p>
+      <w:pPr>
+        <w:widowControl/>
+        <w:jc w:val="both"/>
+      </w:pPr>
+      <w:r>
+        <w:rPr>
+          <w:rFonts w:ascii="Century" w:hAnsi="Century" w:cs="Century" w:eastAsia="MS 明朝"/>
+          <w:b w:val="0"/>
+          <w:color w:val="000000"/>
+          <w:sz w:val="21"/>
+        </w:rPr>
+        <w:t>Rの初回後の追加成功は，順に57組，20組，19組であった．最初の追加生成だけでは57/545組，二つ目まででは77/545組，三つ目まででは96/545組が追加成功する．各roundの対象はそれ以前に未救済だった組であり，回を重ねるごとに残る対象が変わる．</w:t>
+      </w:r>
+    </w:p>
+    <w:p>
+      <w:pPr>
+        <w:widowControl/>
+        <w:jc w:val="both"/>
+      </w:pPr>
+      <w:r>
+        <w:rPr>
+          <w:rFonts w:ascii="Century" w:hAnsi="Century" w:cs="Century" w:eastAsia="MS 明朝"/>
+          <w:b w:val="0"/>
+          <w:color w:val="000000"/>
+          <w:sz w:val="21"/>
+        </w:rPr>
+        <w:t>Fの初回後の追加成功は，順に112組，43組，28組であった．最初の追加生成だけでは112/545組，二つ目まででは155/545組，三つ目まででは183/545組が追加成功する．各roundの対象はそれ以前に未救済だった組であり，回を重ねるごとに残る対象が変わる．</w:t>
+      </w:r>
+    </w:p>
+    <w:p>
+      <w:pPr>
+        <w:widowControl/>
+        <w:jc w:val="both"/>
+      </w:pPr>
+      <w:r>
+        <w:rPr>
+          <w:rFonts w:ascii="Century" w:hAnsi="Century" w:cs="Century" w:eastAsia="MS 明朝"/>
+          <w:b w:val="0"/>
+          <w:color w:val="000000"/>
+          <w:sz w:val="21"/>
+        </w:rPr>
+        <w:t>Dの初回後の追加成功は，順に108組，39組，33組であった．最初の追加生成だけでは108/545組，二つ目まででは147/545組，三つ目まででは180/545組が追加成功する．各roundの対象はそれ以前に未救済だった組であり，回を重ねるごとに残る対象が変わる．</w:t>
+      </w:r>
+    </w:p>
+    <w:p>
+      <w:pPr>
+        <w:widowControl/>
+        <w:jc w:val="both"/>
+      </w:pPr>
+      <w:r>
+        <w:rPr>
+          <w:rFonts w:ascii="Century" w:hAnsi="Century" w:cs="Century" w:eastAsia="MS 明朝"/>
+          <w:b w:val="0"/>
+          <w:color w:val="000000"/>
+          <w:sz w:val="21"/>
+        </w:rPr>
+        <w:t>B4の初回後の追加成功は，順に119組，55組，43組であった．最初の追加生成だけでは119/545組，二つ目まででは174/545組，三つ目まででは217/545組が追加成功する．B4は独立再生成の順序であり，R/F/Dの修正roundとは手続きが異なる．</w:t>
+      </w:r>
+    </w:p>
+    <w:p>
+      <w:pPr>
+        <w:widowControl/>
+        <w:jc w:val="both"/>
+      </w:pPr>
+      <w:r>
+        <w:rPr>
+          <w:rFonts w:ascii="Century" w:hAnsi="Century" w:cs="Century" w:eastAsia="MS 明朝"/>
+          <w:b w:val="0"/>
+          <w:color w:val="000000"/>
+          <w:sz w:val="21"/>
+        </w:rPr>
+        <w:t>後半roundの成功数が減ることは，そのroundが無意味であることを表さない．先のroundで成功した対象は既に停止しており，後半にはそれまで成功しなかった対象が残る．各roundを初期の同じ対象集合へ独立に適用した実験ではないため，単純な成功件数の減少を，追加要求の効力が回数に比例して低下する法則と解釈しない．</w:t>
+      </w:r>
+    </w:p>
+    <w:p>
+      <w:pPr>
+        <w:widowControl/>
+        <w:jc w:val="both"/>
+      </w:pPr>
+      <w:r>
+        <w:rPr>
+          <w:rFonts w:ascii="Century" w:hAnsi="Century" w:cs="Century" w:eastAsia="MS 明朝"/>
+          <w:b w:val="0"/>
+          <w:color w:val="000000"/>
+          <w:sz w:val="21"/>
+        </w:rPr>
+        <w:t>Fの3回目の28組は，2回後に未救済だった390組から得られた追加救済である．Dの33組は398組から得られた．一方で，2回で止めたときに失う15.3%と18.3%は，最終救済183組と180組を分母にした割合である．同じ3回目の寄与を表す場合でも，残存対象に対する追加成功率と，得られるはずだった救済の損失率では分母が異なる．</w:t>
+      </w:r>
+    </w:p>
+    <w:p>
+      <w:pPr>
+        <w:widowControl/>
+        <w:jc w:val="both"/>
+      </w:pPr>
+      <w:r>
+        <w:rPr>
+          <w:rFonts w:ascii="Century" w:hAnsi="Century" w:cs="Century" w:eastAsia="MS 明朝"/>
+          <w:b w:val="0"/>
+          <w:color w:val="000000"/>
+          <w:sz w:val="21"/>
+        </w:rPr>
+        <w:t>本結果は，すべての対象に最大3回修正した観測履歴を，途中で区切って計算したものである．上限2回と最初から指示した別の実験では，モデルの出力や利用者の行動が変わる可能性がある．したがって，今回の打切り集計から上限2回という運用方策の性能が直接確定するとは考えない．停止方策の検証では，事前に停止条件を固定した独立の評価が必要になる．</w:t>
+      </w:r>
+    </w:p>
+    <w:p>
+      <w:pPr>
+        <w:pStyle w:val="Heading2"/>
+      </w:pPr>
+      <w:r>
+        <w:t>B4を加えた成功集合の交差</w:t>
+      </w:r>
+    </w:p>
+    <w:p>
+      <w:pPr>
+        <w:widowControl/>
+        <w:jc w:val="both"/>
+      </w:pPr>
+      <w:r>
+        <w:rPr>
+          <w:rFonts w:ascii="Century" w:hAnsi="Century" w:cs="Century" w:eastAsia="MS 明朝"/>
+          <w:b w:val="0"/>
+          <w:color w:val="000000"/>
+          <w:sz w:val="21"/>
+        </w:rPr>
+        <w:t>B4とFの共通成功131組，B4のみ86組，Fのみ52組という内訳から，B4の成功数がFより多くても，Fで得られる成功がすべてB4へ含まれるわけではないことが分かる．同様に，B4とDの共通120組，B4のみ97組，Dのみ60組から，Dだけが追加成功へ導いた対象が残る．総件数で最大だった条件を選んでも，他条件でのみ得られた成功を無条件に回収できるわけではない．</w:t>
+      </w:r>
+    </w:p>
+    <w:p>
+      <w:pPr>
+        <w:widowControl/>
+        <w:jc w:val="both"/>
+      </w:pPr>
+      <w:r>
+        <w:rPr>
+          <w:rFonts w:ascii="Century" w:hAnsi="Century" w:cs="Century" w:eastAsia="MS 明朝"/>
+          <w:b w:val="0"/>
+          <w:color w:val="000000"/>
+          <w:sz w:val="21"/>
+        </w:rPr>
+        <w:t>三条件の交差集計では，B4/F/Dのすべてで成功した対象は101組，B4のみ成功は67組，Fのみ成功は13組，Dのみ成功は21組であった．B4とFだけが成功した30組，B4とDだけが成功した19組，FとDだけが成功した39組もある．どの条件でも成功しなかった対象は255組である．これら八つの集合は互いに排他的で，合計545組になる．</w:t>
+      </w:r>
+    </w:p>
+    <w:p>
+      <w:pPr>
+        <w:widowControl/>
+        <w:jc w:val="both"/>
+      </w:pPr>
+      <w:r>
+        <w:rPr>
+          <w:rFonts w:ascii="Century" w:hAnsi="Century" w:cs="Century" w:eastAsia="MS 明朝"/>
+          <w:b w:val="0"/>
+          <w:color w:val="000000"/>
+          <w:sz w:val="21"/>
+        </w:rPr>
+        <w:t>三条件の少なくとも一つで成功した対象は545組から255組を除いた290組となる．この290組も事後的な集合であり，単一方策の成功数ではない．三条件すべてを実行すれば得られる可能性のある集合を示す参照ではあるが，実行順序，停止，共有できる情報，消費の計算を別に定めなければ運用上の成績へ変換できない．</w:t>
+      </w:r>
+    </w:p>
+    <w:p>
+      <w:pPr>
+        <w:widowControl/>
+        <w:jc w:val="both"/>
+      </w:pPr>
+      <w:r>
+        <w:rPr>
+          <w:rFonts w:ascii="Century" w:hAnsi="Century" w:cs="Century" w:eastAsia="MS 明朝"/>
+          <w:b w:val="0"/>
+          <w:color w:val="000000"/>
+          <w:sz w:val="21"/>
+        </w:rPr>
+        <w:t>B4を加えても255組が残ることは，本研究で試した条件の被覆範囲を示している．その原因が必ず量子論理の難しさにあるとも，生成機会を増やせば解決するとも，今回の結果からは決められない．より長い出力上限，別の入力説明，別モデル，追加の検査などは候補として考えられるが，それらを行った結果を本稿は持たない．未成功集合を将来の検証対象として明示する段階に留める．</w:t>
+      </w:r>
+    </w:p>
+    <w:p>
+      <w:pPr>
+        <w:pStyle w:val="Heading1"/>
+      </w:pPr>
+      <w:r>
+        <w:t>考察</w:t>
+      </w:r>
+    </w:p>
+    <w:p>
+      <w:pPr>
+        <w:pStyle w:val="Heading2"/>
+      </w:pPr>
+      <w:r>
+        <w:t>再生成対照を含む解釈</w:t>
+      </w:r>
+    </w:p>
+    <w:p>
+      <w:pPr>
+        <w:widowControl/>
+        <w:jc w:val="both"/>
+      </w:pPr>
+      <w:r>
+        <w:rPr>
+          <w:rFonts w:ascii="Century" w:hAnsi="Century" w:cs="Century" w:eastAsia="MS 明朝"/>
+          <w:b w:val="0"/>
+          <w:color w:val="000000"/>
+          <w:sz w:val="21"/>
+        </w:rPr>
+        <w:t>本対象ではB4の初期失敗からの成功率39.8%がF33.6%，D33.0%を上回った．したがって，実行結果を与える修正が独立再生成より常に有用であるとは結論づけられない．一方でFのみ52組，Dのみ60組があり，再生成だけで全介入の成功を包含しない．介入カタログには独立再生成，対象分母，入力情報，追加消費も記載する．</w:t>
+      </w:r>
+    </w:p>
+    <w:p>
+      <w:pPr>
+        <w:widowControl/>
+        <w:jc w:val="both"/>
+      </w:pPr>
+      <w:r>
+        <w:rPr>
+          <w:rFonts w:ascii="Century" w:hAnsi="Century" w:cs="Century" w:eastAsia="MS 明朝"/>
+          <w:b w:val="0"/>
+          <w:color w:val="000000"/>
+          <w:sz w:val="21"/>
+        </w:rPr>
+        <w:t>B4は初回込み最大4回という生成機会の上限を合わせた比較である．成功時停止による実要求数，入力tokens，専用seed規則，実行時期，保存・追試経路の違いが残る．診断情報の因果効果や統計的有意差をこの集計から認定しない．次は同時期・同一評価設定で方策を事前固定し，別seed・タスクで比較する必要がある．</w:t>
+      </w:r>
+    </w:p>
+    <w:p>
+      <w:pPr>
+        <w:pStyle w:val="Heading2"/>
+      </w:pPr>
+      <w:r>
+        <w:t>介入で何が変わったか</w:t>
+      </w:r>
+    </w:p>
+    <w:p>
+      <w:pPr>
+        <w:widowControl/>
+        <w:jc w:val="both"/>
+      </w:pPr>
+      <w:r>
+        <w:rPr>
+          <w:rFonts w:ascii="Century" w:hAnsi="Century" w:cs="Century" w:eastAsia="MS 明朝"/>
+          <w:b w:val="0"/>
+          <w:color w:val="000000"/>
+          <w:sz w:val="21"/>
+        </w:rPr>
+        <w:t>本対象では，実行結果を使うFとDが，外部診断を与えないRより多くの初期失敗を救済した．これは，課題仕様だけでなく実行に基づく診断を使う条件が有用だったという観測である．ただしFとDにはプロンプト構成や出力消費の違いもあり，情報の各要素の寄与を分離した実験ではない．</w:t>
+      </w:r>
+    </w:p>
+    <w:p>
+      <w:pPr>
+        <w:widowControl/>
+        <w:jc w:val="both"/>
+      </w:pPr>
+      <w:r>
+        <w:rPr>
+          <w:rFonts w:ascii="Century" w:hAnsi="Century" w:cs="Century" w:eastAsia="MS 明朝"/>
+          <w:b w:val="0"/>
+          <w:color w:val="000000"/>
+          <w:sz w:val="21"/>
+        </w:rPr>
+        <w:t>FとDの全体差3組に対し片側救済は83組であった．全体率の近さは，救済する対象の同一性を意味しない．G4とQ4で大小が入れ替わり，import失敗と回路構築失敗でも傾向が異なる．介入を選ぶには，全体率に加え，対象の失敗構成と適用範囲を確認する必要がある．</w:t>
+      </w:r>
+    </w:p>
+    <w:p>
+      <w:pPr>
+        <w:pStyle w:val="Heading2"/>
+      </w:pPr>
+      <w:r>
+        <w:t>介入カタログへ向けた解釈</w:t>
+      </w:r>
+    </w:p>
+    <w:p>
+      <w:pPr>
+        <w:widowControl/>
+        <w:jc w:val="both"/>
+      </w:pPr>
+      <w:r>
+        <w:rPr>
+          <w:rFonts w:ascii="Century" w:hAnsi="Century" w:cs="Century" w:eastAsia="MS 明朝"/>
+          <w:b w:val="0"/>
+          <w:color w:val="000000"/>
+          <w:sz w:val="21"/>
+        </w:rPr>
+        <w:t>初期失敗類型別の結果は，介入カタログの候補を作る根拠になる．例えばimport失敗と回路構築失敗ではF/Dの観測された救済率が異なる．しかし，同じ類型でもモデルやタスクの構成が異なり，類型だけを入力にした選択規則の有効性は未検証である．</w:t>
+      </w:r>
+    </w:p>
+    <w:p>
+      <w:pPr>
+        <w:widowControl/>
+        <w:jc w:val="both"/>
+      </w:pPr>
+      <w:r>
+        <w:rPr>
+          <w:rFonts w:ascii="Century" w:hAnsi="Century" w:cs="Century" w:eastAsia="MS 明朝"/>
+          <w:b w:val="0"/>
+          <w:color w:val="000000"/>
+          <w:sz w:val="21"/>
+        </w:rPr>
+        <w:t>F/Dの和集合223組は事後的に得られる上限的な参照集合である．実行時に正解の介入を事前に選べるわけではない．両方を実行する方策を検討する場合も，追加消費や停止条件を含めた独立の評価が必要になる．</w:t>
+      </w:r>
+    </w:p>
+    <w:p>
+      <w:pPr>
+        <w:pStyle w:val="Heading2"/>
+      </w:pPr>
+      <w:r>
+        <w:t>内的妥当性と再構成経路</w:t>
+      </w:r>
+    </w:p>
+    <w:p>
+      <w:pPr>
+        <w:widowControl/>
+        <w:jc w:val="both"/>
+      </w:pPr>
+      <w:r>
+        <w:rPr>
+          <w:rFonts w:ascii="Century" w:hAnsi="Century" w:cs="Century" w:eastAsia="MS 明朝"/>
+          <w:b w:val="0"/>
+          <w:color w:val="000000"/>
+          <w:sz w:val="21"/>
+        </w:rPr>
+        <w:t>共有初期コードによって初期生成の違いを抑えている一方，同一タスク・seedの依存が残る．5,000条件記録を独立な5,000標本として扱わない．元実験にはschemaや診断文処理の差もあるため，差を消して単一の同条件実験だったと表現しない．</w:t>
+      </w:r>
+    </w:p>
+    <w:p>
+      <w:pPr>
+        <w:widowControl/>
+        <w:jc w:val="both"/>
+      </w:pPr>
+      <w:r>
+        <w:rPr>
+          <w:rFonts w:ascii="Century" w:hAnsi="Century" w:cs="Century" w:eastAsia="MS 明朝"/>
+          <w:b w:val="0"/>
+          <w:color w:val="000000"/>
+          <w:sz w:val="21"/>
+        </w:rPr>
+        <w:t>現行経路は検証済み保存prefixと必要な新suffixの組合せである．停止やフィードバックの影響を受ける部分は追試しているが，全件の新生成とは異なる．古い要求ログが完全には残らない出典もあり，負荷・待機・再送の影響を完全には分離できない．コストはこの再構成経路の記録に限った計算値である．</w:t>
+      </w:r>
+    </w:p>
+    <w:p>
+      <w:pPr>
+        <w:pStyle w:val="Heading2"/>
+      </w:pPr>
+      <w:r>
+        <w:t>評価範囲・一般化・静的分析の限界</w:t>
+      </w:r>
+    </w:p>
+    <w:p>
+      <w:pPr>
+        <w:widowControl/>
+        <w:jc w:val="both"/>
+      </w:pPr>
+      <w:r>
+        <w:rPr>
+          <w:rFonts w:ascii="Century" w:hAnsi="Century" w:cs="Century" w:eastAsia="MS 明朝"/>
+          <w:b w:val="0"/>
+          <w:color w:val="000000"/>
+          <w:sz w:val="21"/>
+        </w:rPr>
+        <w:t>主L3は指定入力の出力と所定の構造要件に限定される．全入力の正しさ，すべての自然言語指示，等価なアルゴリズム実装を保証するものではない．有限shots・指定入力による評価範囲の制約，生成長上限による出力制約，モデルdigest・量子化・サーバ負荷の影響も考慮する必要がある．</w:t>
+      </w:r>
+    </w:p>
+    <w:p>
+      <w:pPr>
+        <w:widowControl/>
+        <w:jc w:val="both"/>
+      </w:pPr>
+      <w:r>
+        <w:rPr>
+          <w:rFonts w:ascii="Century" w:hAnsi="Century" w:cs="Century" w:eastAsia="MS 明朝"/>
+          <w:b w:val="0"/>
+          <w:color w:val="000000"/>
+          <w:sz w:val="21"/>
+        </w:rPr>
+        <w:t>片側救済83組を全件確認しても，静的差分だけで変更の意味的寄与は特定できない．ゲート名の増減は量子論理の訂正の証拠にはならず，複数同時変更がある．さらに，今回の5モデルと10タスクから，モデルの一般的優劣や介入の普遍的優位を断定しない．本研究では因果効果や統計的有意差を主張しない．</w:t>
+      </w:r>
+    </w:p>
+    <w:p>
+      <w:pPr>
+        <w:pStyle w:val="Heading2"/>
+      </w:pPr>
+      <w:r>
+        <w:t>修正と再生成を比較したときに分かること</w:t>
+      </w:r>
+    </w:p>
+    <w:p>
+      <w:pPr>
+        <w:widowControl/>
+        <w:jc w:val="both"/>
+      </w:pPr>
+      <w:r>
+        <w:rPr>
+          <w:rFonts w:ascii="Century" w:hAnsi="Century" w:cs="Century" w:eastAsia="MS 明朝"/>
+          <w:b w:val="0"/>
+          <w:color w:val="000000"/>
+          <w:sz w:val="21"/>
+        </w:rPr>
+        <w:t>B4の追加成功が217組でF/Dを上回ったことは，初期失敗後にコードを直すことを当然の第一選択とみなす設計を再検討する材料になる．本研究の対象と設定では，課題仕様から新しく候補を作る方法にも，多くの追加成功があった．ただし，この結果だけで過去コードの利用が有害だったと結論することはできない．入力情報と生成の手続き，seed規則，記録の出典が同時に異なっているからである．</w:t>
+      </w:r>
+    </w:p>
+    <w:p>
+      <w:pPr>
+        <w:widowControl/>
+        <w:jc w:val="both"/>
+      </w:pPr>
+      <w:r>
+        <w:rPr>
+          <w:rFonts w:ascii="Century" w:hAnsi="Century" w:cs="Century" w:eastAsia="MS 明朝"/>
+          <w:b w:val="0"/>
+          <w:color w:val="000000"/>
+          <w:sz w:val="21"/>
+        </w:rPr>
+        <w:t>修正で前回コードを利用することには，正しかった部分を保存しながら変更するという設計上の意図がある．しかし，前回の構造を保持し過ぎる場合や，長い入力へ診断を加える場合など，独立再生成と異なる条件が生じる．これらは結果を説明し得る仮説であり，今回の実験が直接分離して検証した機構ではない．考察では，観測した差と，その差を説明する候補を明確に分ける．</w:t>
+      </w:r>
+    </w:p>
+    <w:p>
+      <w:pPr>
+        <w:widowControl/>
+        <w:jc w:val="both"/>
+      </w:pPr>
+      <w:r>
+        <w:rPr>
+          <w:rFonts w:ascii="Century" w:hAnsi="Century" w:cs="Century" w:eastAsia="MS 明朝"/>
+          <w:b w:val="0"/>
+          <w:color w:val="000000"/>
+          <w:sz w:val="21"/>
+        </w:rPr>
+        <w:t>また，B4は修正と同じ上限回数を持つが，入力tokensの予算を揃えた比較ではない．同じ数の要求を許す設計と，同じtokens予算を許す設計では，比較の対象となる効率の意味が変わる．前者は生成機会の上限に関する比較であり，後者は利用資源を一定にした比較になる．どちらが実運用に適切かは，要求単位の制限や待機時間，入力長など，利用する環境の目的に応じて決める必要がある．</w:t>
+      </w:r>
+    </w:p>
+    <w:p>
+      <w:pPr>
+        <w:widowControl/>
+        <w:jc w:val="both"/>
+      </w:pPr>
+      <w:r>
+        <w:rPr>
+          <w:rFonts w:ascii="Century" w:hAnsi="Century" w:cs="Century" w:eastAsia="MS 明朝"/>
+          <w:b w:val="0"/>
+          <w:color w:val="000000"/>
+          <w:sz w:val="21"/>
+        </w:rPr>
+        <w:t>成功時停止の有無も重要である．B4とR/F/Dはいずれも成功後に生成を続けないので，実際の要求数は対象ごとの成功時点に依存する．同じ最大回数という表現から，すべての組で4回ずつモデルを呼び出したと読み取るのは誤りである．本研究の費用表が上限回数だけでなく追加要求数を残すのは，成功と消費の関係をこの粒度で理解するためである．</w:t>
+      </w:r>
+    </w:p>
+    <w:p>
+      <w:pPr>
+        <w:widowControl/>
+        <w:jc w:val="both"/>
+      </w:pPr>
+      <w:r>
+        <w:rPr>
+          <w:rFonts w:ascii="Century" w:hAnsi="Century" w:cs="Century" w:eastAsia="MS 明朝"/>
+          <w:b w:val="0"/>
+          <w:color w:val="000000"/>
+          <w:sz w:val="21"/>
+        </w:rPr>
+        <w:t>B4で成功数が多い一方，Fのみ52組，Dのみ60組が残ったことから，単純に一つの条件へ置き換えることで全成功を維持できるわけではない．カタログでは，最大の全体率を持つ条件だけを残すのではなく，対象の違いを候補の適用範囲として記述する．その上で，実行前に利用可能な特徴から選べるかどうかを，別の評価問題として設定する．</w:t>
+      </w:r>
+    </w:p>
+    <w:p>
+      <w:pPr>
+        <w:pStyle w:val="Heading2"/>
+      </w:pPr>
+      <w:r>
+        <w:t>介入カタログの記載項目と利用単位</w:t>
+      </w:r>
+    </w:p>
+    <w:p>
+      <w:pPr>
+        <w:widowControl/>
+        <w:jc w:val="both"/>
+      </w:pPr>
+      <w:r>
+        <w:rPr>
+          <w:rFonts w:ascii="Century" w:hAnsi="Century" w:cs="Century" w:eastAsia="MS 明朝"/>
+          <w:b w:val="0"/>
+          <w:color w:val="000000"/>
+          <w:sz w:val="21"/>
+        </w:rPr>
+        <w:t>本研究における介入カタログは，失敗名と推奨条件を一対一で結ぶ早見表だけを意味しない．一つの項目には，適用対象の条件，初期失敗の定義，試した介入の入力情報，生成と停止の上限，成功数と分母，追加消費，検証状態，出典をまとめることを想定する．この記述形式は本研究の観測結果を利用しやすくするための提案であり，カタログを使った方策の成績を今回実証したという主張ではない．</w:t>
+      </w:r>
+    </w:p>
+    <w:p>
+      <w:pPr>
+        <w:widowControl/>
+        <w:jc w:val="both"/>
+      </w:pPr>
+      <w:r>
+        <w:rPr>
+          <w:rFonts w:ascii="Century" w:hAnsi="Century" w:cs="Century" w:eastAsia="MS 明朝"/>
+          <w:b w:val="0"/>
+          <w:color w:val="000000"/>
+          <w:sz w:val="21"/>
+        </w:rPr>
+        <w:t>適用対象には，モデル識別子，課題種類，出力評価方式，API環境，初期失敗分類を含める．例えばimport失敗の項目を参照する場合でも，対象SDKや利用可能なAPIが異なれば，本研究の修正成績をそのまま当てはめられない．モデルタグのみでなく，可能な範囲でモデルdigestや量子化，評価プロファイルを出典へ結び付ける．同じ呼び名のモデルが異なる保存設定で利用された場合も，その違いを消さない．</w:t>
+      </w:r>
+    </w:p>
+    <w:p>
+      <w:pPr>
+        <w:widowControl/>
+        <w:jc w:val="both"/>
+      </w:pPr>
+      <w:r>
+        <w:rPr>
+          <w:rFonts w:ascii="Century" w:hAnsi="Century" w:cs="Century" w:eastAsia="MS 明朝"/>
+          <w:b w:val="0"/>
+          <w:color w:val="000000"/>
+          <w:sz w:val="21"/>
+        </w:rPr>
+        <w:t>観測欄には成功率とともに，成功数と対象数を必ず残す．少数例の高率と，多数例の中程度の率を区別できるようにするためである．また，初期分類を固定していること，成功時停止による初期成功保持を含むかどうか，PやB4が修正と異なる操作であることも書く．利用者が指標の分母を再解釈しなくても読める形が望ましい．</w:t>
+      </w:r>
+    </w:p>
+    <w:p>
+      <w:pPr>
+        <w:widowControl/>
+        <w:jc w:val="both"/>
+      </w:pPr>
+      <w:r>
+        <w:rPr>
+          <w:rFonts w:ascii="Century" w:hAnsi="Century" w:cs="Century" w:eastAsia="MS 明朝"/>
+          <w:b w:val="0"/>
+          <w:color w:val="000000"/>
+          <w:sz w:val="21"/>
+        </w:rPr>
+        <w:t>資源欄には，未成功消費を含む総追加tokens，追加要求数，成功あたりの比率を分けて置く．生成要求時間を掲載する場合は，評価時間や全工程時間ではないことを併記する．保存prefixと新suffixの再構成値である場合には，その由来を残す．これにより，異なる時期や負荷の記録を精密な実測速度の順位として誤用することを防ぐ．</w:t>
+      </w:r>
+    </w:p>
+    <w:p>
+      <w:pPr>
+        <w:widowControl/>
+        <w:jc w:val="both"/>
+      </w:pPr>
+      <w:r>
+        <w:rPr>
+          <w:rFonts w:ascii="Century" w:hAnsi="Century" w:cs="Century" w:eastAsia="MS 明朝"/>
+          <w:b w:val="0"/>
+          <w:color w:val="000000"/>
+          <w:sz w:val="21"/>
+        </w:rPr>
+        <w:t>判断欄には，観測から直接言えることと，次の検証が必要なことを分ける．例えば「この集合ではDの救済数がFより多かった」は観測である．「今後のimport失敗には必ずDを使う」は方策の提案であり，別の検証を要する．カタログの有用性は断定的な推奨の数で決まるのではなく，利用者が根拠と適用範囲を確認できることにある．</w:t>
+      </w:r>
+    </w:p>
+    <w:p>
+      <w:pPr>
+        <w:pStyle w:val="Heading2"/>
+      </w:pPr>
+      <w:r>
+        <w:t>カタログ項目案：import失敗</w:t>
+      </w:r>
+    </w:p>
+    <w:p>
+      <w:pPr>
+        <w:widowControl/>
+        <w:jc w:val="both"/>
+      </w:pPr>
+      <w:r>
+        <w:rPr>
+          <w:rFonts w:ascii="Century" w:hAnsi="Century" w:cs="Century" w:eastAsia="MS 明朝"/>
+          <w:b w:val="0"/>
+          <w:color w:val="000000"/>
+          <w:sz w:val="21"/>
+        </w:rPr>
+        <w:t>import失敗の項目では，対象を初期分類import_errorの271組と明記する．R24組，F58組，D72組が救済し，B4は67組が追加成功した．F/Dの片側内訳はFのみ8組，Dのみ22組であり，この集合ではD側の救済件数が多かった．この記述は，初期類型とモデル・タスクの構成を含んだ観測である．</w:t>
+      </w:r>
+    </w:p>
+    <w:p>
+      <w:pPr>
+        <w:widowControl/>
+        <w:jc w:val="both"/>
+      </w:pPr>
+      <w:r>
+        <w:rPr>
+          <w:rFonts w:ascii="Century" w:hAnsi="Century" w:cs="Century" w:eastAsia="MS 明朝"/>
+          <w:b w:val="0"/>
+          <w:color w:val="000000"/>
+          <w:sz w:val="21"/>
+        </w:rPr>
+        <w:t>介入の候補としては，実行診断からAPI名や読み込み箇所を見直すF，説明・原因分析を促すD，課題から作り直すB4を残す．ただし，本研究の診断文がSDK文書の正しい修正例を網羅的に提供したわけではない．診断が示した名前をどう変更すべきかをモデルが必ず判断できるという保証もない．存在しないAPIを別の存在しないAPIへ置き換えた場合など，失敗の形が変わっても救済に至らない可能性がある．</w:t>
+      </w:r>
+    </w:p>
+    <w:p>
+      <w:pPr>
+        <w:widowControl/>
+        <w:jc w:val="both"/>
+      </w:pPr>
+      <w:r>
+        <w:rPr>
+          <w:rFonts w:ascii="Century" w:hAnsi="Century" w:cs="Century" w:eastAsia="MS 明朝"/>
+          <w:b w:val="0"/>
+          <w:color w:val="000000"/>
+          <w:sz w:val="21"/>
+        </w:rPr>
+        <w:t>運用時の確認項目として，実行環境で利用できるSDKの版，import対象，関数呼出しの位置，前回コードをどこまで保持するかを記載する．これらは今後の適用前に確認すべき項目であり，本研究が各要因の因果的影響を測定したわけではない．カタログは失敗の原因を自動的に確定する装置ではなく，適用条件を整理する文書として位置づける．</w:t>
+      </w:r>
+    </w:p>
+    <w:p>
+      <w:pPr>
+        <w:widowControl/>
+        <w:jc w:val="both"/>
+      </w:pPr>
+      <w:r>
+        <w:rPr>
+          <w:rFonts w:ascii="Century" w:hAnsi="Century" w:cs="Century" w:eastAsia="MS 明朝"/>
+          <w:b w:val="0"/>
+          <w:color w:val="000000"/>
+          <w:sz w:val="21"/>
+        </w:rPr>
+        <w:t>この類型でDが多かったことを理由に，他類型へDを一律に推奨しない．また，B4の67組とDの72組の差は成功対象の一致を意味せず，双方が成功する集合と片側だけの集合を必要に応じて調べる余地がある．今回の表から直接得られる件数と，追加分析で初めて得られる情報を区別して記録する．</w:t>
+      </w:r>
+    </w:p>
+    <w:p>
+      <w:pPr>
+        <w:pStyle w:val="Heading2"/>
+      </w:pPr>
+      <w:r>
+        <w:t>カタログ項目案：回路構築失敗</w:t>
+      </w:r>
+    </w:p>
+    <w:p>
+      <w:pPr>
+        <w:widowControl/>
+        <w:jc w:val="both"/>
+      </w:pPr>
+      <w:r>
+        <w:rPr>
+          <w:rFonts w:ascii="Century" w:hAnsi="Century" w:cs="Century" w:eastAsia="MS 明朝"/>
+          <w:b w:val="0"/>
+          <w:color w:val="000000"/>
+          <w:sz w:val="21"/>
+        </w:rPr>
+        <w:t>回路構築失敗の対象は126組であり，R32組，F76組，D68組が救済し，B4は77組が追加成功した．F/Dの対応では共通57組，Fのみ19組，Dのみ11組，双方未救済39組であった．この集合ではFの救済数がDより多いが，Dだけが救済した11組も存在する．FとB4の件数が近いことも，処理内容や成功対象まで同じという意味にはならない．</w:t>
+      </w:r>
+    </w:p>
+    <w:p>
+      <w:pPr>
+        <w:widowControl/>
+        <w:jc w:val="both"/>
+      </w:pPr>
+      <w:r>
+        <w:rPr>
+          <w:rFonts w:ascii="Century" w:hAnsi="Century" w:cs="Century" w:eastAsia="MS 明朝"/>
+          <w:b w:val="0"/>
+          <w:color w:val="000000"/>
+          <w:sz w:val="21"/>
+        </w:rPr>
+        <w:t>回路構築の失敗には，回路オブジェクトの操作，関数呼出し，戻り値，未束縛パラメータなど，実装段階で起こる複数の問題が関係し得る．本分類は検査の実行段階に基づくラベルであり，根本原因が単一であると仮定しない．診断を使う条件の比較では，エラー内容の粒度や，前回コードのどの部分が入力へ残るかを同時に確認する必要がある．</w:t>
+      </w:r>
+    </w:p>
+    <w:p>
+      <w:pPr>
+        <w:widowControl/>
+        <w:jc w:val="both"/>
+      </w:pPr>
+      <w:r>
+        <w:rPr>
+          <w:rFonts w:ascii="Century" w:hAnsi="Century" w:cs="Century" w:eastAsia="MS 明朝"/>
+          <w:b w:val="0"/>
+          <w:color w:val="000000"/>
+          <w:sz w:val="21"/>
+        </w:rPr>
+        <w:t>カタログ上は，回路を作れる段階への到達と，最終主L3成功を区別して記載する．構築エラーを解消して出力不一致へ進んだ場合，評価は先へ進んでいるが主要指標の救済はまだ達成していない．途中段階の改善を記述する欄を設けても，それを最終成功数へ合算しないことが重要である．進捗と完了の区別を失うと，介入の実用性を過大評価し得る．</w:t>
+      </w:r>
+    </w:p>
+    <w:p>
+      <w:pPr>
+        <w:widowControl/>
+        <w:jc w:val="both"/>
+      </w:pPr>
+      <w:r>
+        <w:rPr>
+          <w:rFonts w:ascii="Century" w:hAnsi="Century" w:cs="Century" w:eastAsia="MS 明朝"/>
+          <w:b w:val="0"/>
+          <w:color w:val="000000"/>
+          <w:sz w:val="21"/>
+        </w:rPr>
+        <w:t>候補の選択では，診断をそのまま使うFの簡潔さと，Dによる明示的な分析，B4による作り直しを比較対象として残す．今回の結果だけで説明が余分だった，あるいは自己分析が構築を妨げたと結論しない．違いを説明する仮説を立てる場合には，入力長と出力コメントなど他の変化を揃えた検証計画を併記する．</w:t>
+      </w:r>
+    </w:p>
+    <w:p>
+      <w:pPr>
+        <w:pStyle w:val="Heading2"/>
+      </w:pPr>
+      <w:r>
+        <w:t>カタログ項目案：出力不一致と少数類型</w:t>
+      </w:r>
+    </w:p>
+    <w:p>
+      <w:pPr>
+        <w:widowControl/>
+        <w:jc w:val="both"/>
+      </w:pPr>
+      <w:r>
+        <w:rPr>
+          <w:rFonts w:ascii="Century" w:hAnsi="Century" w:cs="Century" w:eastAsia="MS 明朝"/>
+          <w:b w:val="0"/>
+          <w:color w:val="000000"/>
+          <w:sz w:val="21"/>
+        </w:rPr>
+        <w:t>出力不一致の65組ではR16組，F24組，D18組が救済し，B4は46組が追加成功した．この集合では独立再生成の追加成功が修正条件より多かったが，その差を量子論理の修正ができなかったことだけで説明しない．出力取得や測定順序の処理も期待出力への適合に関係し，保存分類はすべての潜在原因を分解したものではないためである．</w:t>
+      </w:r>
+    </w:p>
+    <w:p>
+      <w:pPr>
+        <w:widowControl/>
+        <w:jc w:val="both"/>
+      </w:pPr>
+      <w:r>
+        <w:rPr>
+          <w:rFonts w:ascii="Century" w:hAnsi="Century" w:cs="Century" w:eastAsia="MS 明朝"/>
+          <w:b w:val="0"/>
+          <w:color w:val="000000"/>
+          <w:sz w:val="21"/>
+        </w:rPr>
+        <w:t>この項目の適用条件には，分布評価か状態ベクトル評価か，指定入力は何か，距離閾値は何か，構造要件が何かを含める．別の入力や別の評価方式へ変えたときに成功集合が維持されるとは限らない．指定出力の不一致というラベルだけで，すべての量子算法の誤りを同じ種類として扱わない．評価の適用範囲を明確にすることが修正対象を選ぶ前提になる．</w:t>
+      </w:r>
+    </w:p>
+    <w:p>
+      <w:pPr>
+        <w:widowControl/>
+        <w:jc w:val="both"/>
+      </w:pPr>
+      <w:r>
+        <w:rPr>
+          <w:rFonts w:ascii="Century" w:hAnsi="Century" w:cs="Century" w:eastAsia="MS 明朝"/>
+          <w:b w:val="0"/>
+          <w:color w:val="000000"/>
+          <w:sz w:val="21"/>
+        </w:rPr>
+        <w:t>構文誤りは68組あり，R21組，F25組，D21組，B4の追加成功24組であった．構文の問題は表面的な書式だけに見える場合があるが，生成上限やコード抽出，出力の切れ方など複数の要因を確認する余地がある．ただし，本研究がすべての構文エラーの原因を出力打切りと認定したわけではない．分類から原因へ短絡しない書き方をカタログでも維持する．</w:t>
+      </w:r>
+    </w:p>
+    <w:p>
+      <w:pPr>
+        <w:widowControl/>
+        <w:jc w:val="both"/>
+      </w:pPr>
+      <w:r>
+        <w:rPr>
+          <w:rFonts w:ascii="Century" w:hAnsi="Century" w:cs="Century" w:eastAsia="MS 明朝"/>
+          <w:b w:val="0"/>
+          <w:color w:val="000000"/>
+          <w:sz w:val="21"/>
+        </w:rPr>
+        <w:t>インターフェース不適合11組，量子ビット数不適合3組，保存分類unknownの実行時失敗1組は，分母が小さい．記録から削除するのではなく件数をそのまま示すが，単一の高率・低率から選択規則を確定しない．実行時失敗の原因確認とAPI障害の区別も注記する．対象数の不足は，結果を曖昧に隠す理由ではなく，主張の強さを調整する根拠になる．</w:t>
+      </w:r>
+    </w:p>
+    <w:p>
+      <w:pPr>
+        <w:pStyle w:val="Heading2"/>
+      </w:pPr>
+      <w:r>
+        <w:t>カタログ項目案：独立再生成と停止条件</w:t>
+      </w:r>
+    </w:p>
+    <w:p>
+      <w:pPr>
+        <w:widowControl/>
+        <w:jc w:val="both"/>
+      </w:pPr>
+      <w:r>
+        <w:rPr>
+          <w:rFonts w:ascii="Century" w:hAnsi="Century" w:cs="Century" w:eastAsia="MS 明朝"/>
+          <w:b w:val="0"/>
+          <w:color w:val="000000"/>
+          <w:sz w:val="21"/>
+        </w:rPr>
+        <w:t>B4は修正条件とは別の操作候補としてカタログへ登録する．対象は初期失敗集合，入力は課題仕様であり，前回コードや診断を渡さない．初回込み最大4回，成功時停止，専用seed規則という手順を併記する．217組の追加成功と995,815 tokensという総消費を示すことで，単に「再生成が良い」という一般論ではなく，どの手順をどの集合で観測したかを残す．</w:t>
+      </w:r>
+    </w:p>
+    <w:p>
+      <w:pPr>
+        <w:widowControl/>
+        <w:jc w:val="both"/>
+      </w:pPr>
+      <w:r>
+        <w:rPr>
+          <w:rFonts w:ascii="Century" w:hAnsi="Century" w:cs="Century" w:eastAsia="MS 明朝"/>
+          <w:b w:val="0"/>
+          <w:color w:val="000000"/>
+          <w:sz w:val="21"/>
+        </w:rPr>
+        <w:t>停止条件は，介入の名前と独立に扱うべき設計要素である．同じFでも，常に最大3回まで続ける場合と，特定の分類で打ち切る場合では成功と消費が変わる可能性がある．本研究の3回目の寄与は，より短く止めたときに失う成功を示す材料である．しかし，失敗分類の変化に応じた適応的停止の成績を観測したわけではないため，その方策を実証済みと記載しない．</w:t>
+      </w:r>
+    </w:p>
+    <w:p>
+      <w:pPr>
+        <w:widowControl/>
+        <w:jc w:val="both"/>
+      </w:pPr>
+      <w:r>
+        <w:rPr>
+          <w:rFonts w:ascii="Century" w:hAnsi="Century" w:cs="Century" w:eastAsia="MS 明朝"/>
+          <w:b w:val="0"/>
+          <w:color w:val="000000"/>
+          <w:sz w:val="21"/>
+        </w:rPr>
+        <w:t>カタログ項目の利用者が選ぶ目的も明確にする必要がある．追加要求数を抑えたいのか，tokensを抑えたいのか，成功する対象を増やしたいのかで，許容する操作は変わる．これらは必ずしも同じ条件を最良にしない．本稿では一つの効用関数を恣意的に導入して順位を確定せず，成功，対象，消費の複数指標を並べて判断材料とする．</w:t>
+      </w:r>
+    </w:p>
+    <w:p>
+      <w:pPr>
+        <w:widowControl/>
+        <w:jc w:val="both"/>
+      </w:pPr>
+      <w:r>
+        <w:rPr>
+          <w:rFonts w:ascii="Century" w:hAnsi="Century" w:cs="Century" w:eastAsia="MS 明朝"/>
+          <w:b w:val="0"/>
+          <w:color w:val="000000"/>
+          <w:sz w:val="21"/>
+        </w:rPr>
+        <w:t>将来の方策案として，最初に独立再生成を行い，未成功なら診断を使う方法や，初期分類からF/Dを選ぶ方法などが考えられる．ただし，保存履歴を後から組み合わせるだけでは，その方策で実際に与えられるコードや診断を再現できない場合がある．提案段階では手順を明示し，成績を確かめる段階では実際に到達可能な逐次経路を評価する必要がある．</w:t>
+      </w:r>
+    </w:p>
+    <w:p>
+      <w:pPr>
+        <w:pStyle w:val="Heading2"/>
+      </w:pPr>
+      <w:r>
+        <w:t>内的妥当性：共有初期と交絡</w:t>
+      </w:r>
+    </w:p>
+    <w:p>
+      <w:pPr>
+        <w:widowControl/>
+        <w:jc w:val="both"/>
+      </w:pPr>
+      <w:r>
+        <w:rPr>
+          <w:rFonts w:ascii="Century" w:hAnsi="Century" w:cs="Century" w:eastAsia="MS 明朝"/>
+          <w:b w:val="0"/>
+          <w:color w:val="000000"/>
+          <w:sz w:val="21"/>
+        </w:rPr>
+        <w:t>本研究の共有初期は，介入の比較を同じコードから始めるための設計である．これにより，初回生成の偶然の違いをそのまま介入差として数える問題を抑えられる．しかし，F/Dの入力の違いには診断の構成や指示文の長さが含まれ，B4では前回コードを渡さないという大きな違いがある．比較で一つの要素だけを変えたとみなせないため，観測差から特定要因の因果的寄与を抜き出さない．</w:t>
+      </w:r>
+    </w:p>
+    <w:p>
+      <w:pPr>
+        <w:widowControl/>
+        <w:jc w:val="both"/>
+      </w:pPr>
+      <w:r>
+        <w:rPr>
+          <w:rFonts w:ascii="Century" w:hAnsi="Century" w:cs="Century" w:eastAsia="MS 明朝"/>
+          <w:b w:val="0"/>
+          <w:color w:val="000000"/>
+          <w:sz w:val="21"/>
+        </w:rPr>
+        <w:t>初期失敗集合への条件づけも結果の読み方に影響する．初期性能が高いモデルで残る失敗は，少数ながら修正しにくいものに偏っているかもしれない．初期性能が低いモデルでは，API利用など別の問題が多いかもしれない．これは考えられる対象選択の問題であり，今回の結果がどちらかを直接証明したわけではない．初期失敗だけを比較する研究では，モデルごとの分母と構成を報告する必要がある．</w:t>
+      </w:r>
+    </w:p>
+    <w:p>
+      <w:pPr>
+        <w:widowControl/>
+        <w:jc w:val="both"/>
+      </w:pPr>
+      <w:r>
+        <w:rPr>
+          <w:rFonts w:ascii="Century" w:hAnsi="Century" w:cs="Century" w:eastAsia="MS 明朝"/>
+          <w:b w:val="0"/>
+          <w:color w:val="000000"/>
+          <w:sz w:val="21"/>
+        </w:rPr>
+        <w:t>実行時期と保存経路の違いも交絡し得る．R/F/Dには過去の保存prefixと必要な追試suffixが含まれ，B4は別時期の追加生成である．同じモデルタグを使っていても，利用環境や負荷，完全には残っていない要求ログの違いを排除できない．本研究は出典を隠して一つの同時実験と表現するのではなく，それらを保持した比較として報告する．</w:t>
+      </w:r>
+    </w:p>
+    <w:p>
+      <w:pPr>
+        <w:widowControl/>
+        <w:jc w:val="both"/>
+      </w:pPr>
+      <w:r>
+        <w:rPr>
+          <w:rFonts w:ascii="Century" w:hAnsi="Century" w:cs="Century" w:eastAsia="MS 明朝"/>
+          <w:b w:val="0"/>
+          <w:color w:val="000000"/>
+          <w:sz w:val="21"/>
+        </w:rPr>
+        <w:t>成功時停止により，成功後の品質変化は観測していない．そのため，修正型の退行0という結果から，正しいコードを再度修正しても壊さないと結論できない．この設計は成功したコードを利用する運用として自然であっても，モデルの編集安定性を測定する別の実験とは区別される．保持された初期成功を介入の積極的な成果として過大計上しない．</w:t>
+      </w:r>
+    </w:p>
+    <w:p>
+      <w:pPr>
+        <w:pStyle w:val="Heading2"/>
+      </w:pPr>
+      <w:r>
+        <w:t>構成概念妥当性：主L3と実用上の正しさ</w:t>
+      </w:r>
+    </w:p>
+    <w:p>
+      <w:pPr>
+        <w:widowControl/>
+        <w:jc w:val="both"/>
+      </w:pPr>
+      <w:r>
+        <w:rPr>
+          <w:rFonts w:ascii="Century" w:hAnsi="Century" w:cs="Century" w:eastAsia="MS 明朝"/>
+          <w:b w:val="0"/>
+          <w:color w:val="000000"/>
+          <w:sz w:val="21"/>
+        </w:rPr>
+        <w:t>主L3は，対象コードを一貫した手続きで評価するための操作的な定義である．しかし，利用者が実用上求める正しさには，任意入力への動作，数値安定性，読みやすさ，保守性，実機制約など，今回の検査に含まれない性質もある．したがって，主L3成功をそのまま本番利用可能性の保証へ置き換えない．本研究は指定された課題仕様と検査範囲に対する比較である．</w:t>
+      </w:r>
+    </w:p>
+    <w:p>
+      <w:pPr>
+        <w:widowControl/>
+        <w:jc w:val="both"/>
+      </w:pPr>
+      <w:r>
+        <w:rPr>
+          <w:rFonts w:ascii="Century" w:hAnsi="Century" w:cs="Century" w:eastAsia="MS 明朝"/>
+          <w:b w:val="0"/>
+          <w:color w:val="000000"/>
+          <w:sz w:val="21"/>
+        </w:rPr>
+        <w:t>構造条件の命令数の範囲は，明示された実装要件へ近づけるための検査だが，意味的に正しい回路を完全に特徴づけるものではない．同じ命令数で異なる作用を持つ回路はあり得るし，等価な処理を別の分解で書いた場合に命令数が変わる可能性もある．このため，構造要件は出力検査と合わせて解釈し，命令数の一致だけで算法を実装したと認定しない．</w:t>
+      </w:r>
+    </w:p>
+    <w:p>
+      <w:pPr>
+        <w:widowControl/>
+        <w:jc w:val="both"/>
+      </w:pPr>
+      <w:r>
+        <w:rPr>
+          <w:rFonts w:ascii="Century" w:hAnsi="Century" w:cs="Century" w:eastAsia="MS 明朝"/>
+          <w:b w:val="0"/>
+          <w:color w:val="000000"/>
+          <w:sz w:val="21"/>
+        </w:rPr>
+        <w:t>指定入力での出力一致も，入力集合が限られた評価である．別入力を追加すると成功集合が変わり，その変更が成功時停止とフィードバックを変える可能性がある．評価範囲を広げる将来実験では，保存コードの再採点で得られる情報と，新しい診断の下で必要になる後続生成を区別しなければならない．評価を強くしたこと自体を新しい介入の改善と混同しない．</w:t>
+      </w:r>
+    </w:p>
+    <w:p>
+      <w:pPr>
+        <w:widowControl/>
+        <w:jc w:val="both"/>
+      </w:pPr>
+      <w:r>
+        <w:rPr>
+          <w:rFonts w:ascii="Century" w:hAnsi="Century" w:cs="Century" w:eastAsia="MS 明朝"/>
+          <w:b w:val="0"/>
+          <w:color w:val="000000"/>
+          <w:sz w:val="21"/>
+        </w:rPr>
+        <w:t>静的変更分析が捉えるのはコード文字列の変化であり，実際の量子変換の意味的な差ではない．この構成概念の差を明示しないと，ゲート名が変わったという観察から，量子論理を正しく修正したという強い結論へ飛躍する．本稿では静的特徴を履歴を整理する注記として用い，意味的な修正分類を完成させたと主張しない．</w:t>
+      </w:r>
+    </w:p>
+    <w:p>
+      <w:pPr>
+        <w:pStyle w:val="Heading2"/>
+      </w:pPr>
+      <w:r>
+        <w:t>外的妥当性：モデル・課題・環境の範囲</w:t>
+      </w:r>
+    </w:p>
+    <w:p>
+      <w:pPr>
+        <w:widowControl/>
+        <w:jc w:val="both"/>
+      </w:pPr>
+      <w:r>
+        <w:rPr>
+          <w:rFonts w:ascii="Century" w:hAnsi="Century" w:cs="Century" w:eastAsia="MS 明朝"/>
+          <w:b w:val="0"/>
+          <w:color w:val="000000"/>
+          <w:sz w:val="21"/>
+        </w:rPr>
+        <w:t>本研究は5モデルと10タスクを対象としているが，量子プログラミングのすべての利用場面を代表するものではない．複数ファイルのプロジェクト，長い会話履歴，外部ツールの検索，大規模回路の最適化などは本設計へ含まれていない．独立したbuild_circuit()を生成する課題で得た結果を，より複雑な開発工程の生産性へ直接一般化しない．</w:t>
+      </w:r>
+    </w:p>
+    <w:p>
+      <w:pPr>
+        <w:widowControl/>
+        <w:jc w:val="both"/>
+      </w:pPr>
+      <w:r>
+        <w:rPr>
+          <w:rFonts w:ascii="Century" w:hAnsi="Century" w:cs="Century" w:eastAsia="MS 明朝"/>
+          <w:b w:val="0"/>
+          <w:color w:val="000000"/>
+          <w:sz w:val="21"/>
+        </w:rPr>
+        <w:t>モデル識別子にはタグを使うが，モデルの能力をタグ中の数値だけで説明しない．学習内容，コードへの適応，量子化，推論実装などが同時に異なるためである．今回の結果が特定のパラメータ数の効果や量子化方式の効果を分離した実験ではないことを明確にする．モデル間の大小は，保存設定の下での観測として示す．</w:t>
+      </w:r>
+    </w:p>
+    <w:p>
+      <w:pPr>
+        <w:widowControl/>
+        <w:jc w:val="both"/>
+      </w:pPr>
+      <w:r>
+        <w:rPr>
+          <w:rFonts w:ascii="Century" w:hAnsi="Century" w:cs="Century" w:eastAsia="MS 明朝"/>
+          <w:b w:val="0"/>
+          <w:color w:val="000000"/>
+          <w:sz w:val="21"/>
+        </w:rPr>
+        <w:t>タスクの出現頻度も実環境と一致するとは限らない．本研究では各モデルと各タスクへ同じ数のbase seedを割り当てたが，運用先で多いのがimport失敗なのか，複雑な出力不一致なのかによって，カタログのどの項目が重要になるかは変わる．合算率を他環境の期待成功率として使う前に，対象分布の相違を確認する必要がある．</w:t>
+      </w:r>
+    </w:p>
+    <w:p>
+      <w:pPr>
+        <w:widowControl/>
+        <w:jc w:val="both"/>
+      </w:pPr>
+      <w:r>
+        <w:rPr>
+          <w:rFonts w:ascii="Century" w:hAnsi="Century" w:cs="Century" w:eastAsia="MS 明朝"/>
+          <w:b w:val="0"/>
+          <w:color w:val="000000"/>
+          <w:sz w:val="21"/>
+        </w:rPr>
+        <w:t>測定はシミュレーション上の所定の方法で行っており，実機のノイズや接続制約を含めた実行品質を評価したわけではない．本研究の成功は量子回路コードが定義した検査を満たすことであって，実機上で同じ分布が得られる保証ではない．実機向けのカタログを構築する場合には，ノイズ，回路変換，実行費用など別の条件を設計へ加える必要がある．</w:t>
+      </w:r>
+    </w:p>
+    <w:p>
+      <w:pPr>
+        <w:pStyle w:val="Heading2"/>
+      </w:pPr>
+      <w:r>
+        <w:t>統計的解釈と探索的分析の位置づけ</w:t>
+      </w:r>
+    </w:p>
+    <w:p>
+      <w:pPr>
+        <w:widowControl/>
+        <w:jc w:val="both"/>
+      </w:pPr>
+      <w:r>
+        <w:rPr>
+          <w:rFonts w:ascii="Century" w:hAnsi="Century" w:cs="Century" w:eastAsia="MS 明朝"/>
+          <w:b w:val="0"/>
+          <w:color w:val="000000"/>
+          <w:sz w:val="21"/>
+        </w:rPr>
+        <w:t>同じ初期組へ複数条件を適用した記録は対応を持ち，異なる条件の5,000件を独立な5,000標本として扱うことはできない．さらに，同じタスクを異なるseedやモデルで繰り返しているため，依存の単位は初期コードだけに限定されない．標本数を大きく見せるために条件やroundを独立例として数えると，推定の不確かさを過小評価するおそれがある．</w:t>
+      </w:r>
+    </w:p>
+    <w:p>
+      <w:pPr>
+        <w:widowControl/>
+        <w:jc w:val="both"/>
+      </w:pPr>
+      <w:r>
+        <w:rPr>
+          <w:rFonts w:ascii="Century" w:hAnsi="Century" w:cs="Century" w:eastAsia="MS 明朝"/>
+          <w:b w:val="0"/>
+          <w:color w:val="000000"/>
+          <w:sz w:val="21"/>
+        </w:rPr>
+        <w:t>本稿は件数と率，集合の重なり，追加消費を記述する探索的分析であり，統計的有意差を主張しない．例えばFとDの差が3組であることを，有意な差がないという検定結果と同じ意味で述べない．有意差を検定していないことと，差が存在しないと証明したことは異なる．同様に，モデル別の率の差が大きく見えても，今回の設計だけで普遍的な順位を認定しない．</w:t>
+      </w:r>
+    </w:p>
+    <w:p>
+      <w:pPr>
+        <w:widowControl/>
+        <w:jc w:val="both"/>
+      </w:pPr>
+      <w:r>
+        <w:rPr>
+          <w:rFonts w:ascii="Century" w:hAnsi="Century" w:cs="Century" w:eastAsia="MS 明朝"/>
+          <w:b w:val="0"/>
+          <w:color w:val="000000"/>
+          <w:sz w:val="21"/>
+        </w:rPr>
+        <w:t>将来統計的な推定を行う場合には，どの母集団へ一般化するかを先に定める必要がある．同じ10タスクの別seedへ適用する推定と，未知の量子算法タスクへ適用する推定では，考慮すべき変動の単位が異なる．初期組の対応を保ち，タスク単位や出典単位の依存も考慮した設計を検討する．本稿はその方法を実施済みの解析として数値付きで報告するものではない．</w:t>
+      </w:r>
+    </w:p>
+    <w:p>
+      <w:pPr>
+        <w:widowControl/>
+        <w:jc w:val="both"/>
+      </w:pPr>
+      <w:r>
+        <w:rPr>
+          <w:rFonts w:ascii="Century" w:hAnsi="Century" w:cs="Century" w:eastAsia="MS 明朝"/>
+          <w:b w:val="0"/>
+          <w:color w:val="000000"/>
+          <w:sz w:val="21"/>
+        </w:rPr>
+        <w:t>多くの層別集計を調べると，偶然に大きい差を持つ組合せを見つける可能性がある．その差を見てから最も良い条件を選び，同じデータで選択の有効性を報告すれば，評価が楽観的になる．本研究がカタログの候補整理と実行前の方策検証を分けるのは，この探索と評価の混同を避けるためでもある．</w:t>
+      </w:r>
+    </w:p>
+    <w:p>
+      <w:pPr>
+        <w:pStyle w:val="Heading2"/>
+      </w:pPr>
+      <w:r>
+        <w:t>今後の比較実験の設計案</w:t>
+      </w:r>
+    </w:p>
+    <w:p>
+      <w:pPr>
+        <w:widowControl/>
+        <w:jc w:val="both"/>
+      </w:pPr>
+      <w:r>
+        <w:rPr>
+          <w:rFonts w:ascii="Century" w:hAnsi="Century" w:cs="Century" w:eastAsia="MS 明朝"/>
+          <w:b w:val="0"/>
+          <w:color w:val="000000"/>
+          <w:sz w:val="21"/>
+        </w:rPr>
+        <w:t>第一の計画は，介入選択を事前固定する比較である．選択に使う特徴を，初期失敗分類，モデル，タスクの評価方式など実行前に観測可能な情報へ限定する．過去データから候補規則を作る場合でも，規則の決定に使った集合と検証する集合を分ける．その後，固定した規則の下で実際に生成・評価を行い，成功数と総追加消費を報告する．</w:t>
+      </w:r>
+    </w:p>
+    <w:p>
+      <w:pPr>
+        <w:widowControl/>
+        <w:jc w:val="both"/>
+      </w:pPr>
+      <w:r>
+        <w:rPr>
+          <w:rFonts w:ascii="Century" w:hAnsi="Century" w:cs="Century" w:eastAsia="MS 明朝"/>
+          <w:b w:val="0"/>
+          <w:color w:val="000000"/>
+          <w:sz w:val="21"/>
+        </w:rPr>
+        <w:t>第二の計画は，要求数上限を揃える比較に加え，tokens予算を揃えた比較を設計することである．前回コードや診断を含める条件では入力が長くなるため，同じ要求数でも資源配分が異なる．予算の定義には入力と出力の両方を含めるか，失敗要求や再送をどう扱うか，評価時間を含めるかを明示する．複数の予算設定を試す場合にも，結果を見て最も有利な設定だけを主結果に選ばない計画が必要である．</w:t>
+      </w:r>
+    </w:p>
+    <w:p>
+      <w:pPr>
+        <w:widowControl/>
+        <w:jc w:val="both"/>
+      </w:pPr>
+      <w:r>
+        <w:rPr>
+          <w:rFonts w:ascii="Century" w:hAnsi="Century" w:cs="Century" w:eastAsia="MS 明朝"/>
+          <w:b w:val="0"/>
+          <w:color w:val="000000"/>
+          <w:sz w:val="21"/>
+        </w:rPr>
+        <w:t>第三の計画は，FとDの差をより限定して調べる比較である．診断の内容を合わせた上で，説明・原因分析を求める指示と出力制約を整理し，入力長や生成上限の違いを記録する．説明の有無だけが変化したと呼べる範囲を明確にする．必要なら説明の妥当性を別の基準で注記するが，成功したから説明も正しいという循環した採点は避ける．</w:t>
+      </w:r>
+    </w:p>
+    <w:p>
+      <w:pPr>
+        <w:widowControl/>
+        <w:jc w:val="both"/>
+      </w:pPr>
+      <w:r>
+        <w:rPr>
+          <w:rFonts w:ascii="Century" w:hAnsi="Century" w:cs="Century" w:eastAsia="MS 明朝"/>
+          <w:b w:val="0"/>
+          <w:color w:val="000000"/>
+          <w:sz w:val="21"/>
+        </w:rPr>
+        <w:t>第四の計画は，停止方策の検証である．固定回数での停止，失敗分類が変わらない場合の停止，残り予算に応じた停止などの候補を，実行前に定義する．停止方策は次に与える情報や候補数も変えるため，過去の履歴を機械的に貼り合わせて成績を確定しない．実際にその方策で到達可能な経路を生成し，停止により失った成功と節約した消費を同じ分母で測定する．</w:t>
+      </w:r>
+    </w:p>
+    <w:p>
+      <w:pPr>
+        <w:widowControl/>
+        <w:jc w:val="both"/>
+      </w:pPr>
+      <w:r>
+        <w:rPr>
+          <w:rFonts w:ascii="Century" w:hAnsi="Century" w:cs="Century" w:eastAsia="MS 明朝"/>
+          <w:b w:val="0"/>
+          <w:color w:val="000000"/>
+          <w:sz w:val="21"/>
+        </w:rPr>
+        <w:t>第五の計画は，主L3の感度確認である．測定seed，距離閾値，入力集合，生成上限を変えた場合に，成功集合と条件間の対応がどれだけ変わるかを調べる．その際，評価の変更が停止や診断へ及ぶ部分を明示する．保存コードを再採点する感度分析と，変更後の評価の下で生成する実験を，異なる結果として報告する．これらは今後の設計案であり，本稿の執筆で新たに実施したものではない．</w:t>
+      </w:r>
+    </w:p>
+    <w:p>
+      <w:pPr>
+        <w:pStyle w:val="Heading2"/>
+      </w:pPr>
+      <w:r>
+        <w:t>再現可能な資料作成と変更管理</w:t>
+      </w:r>
+    </w:p>
+    <w:p>
+      <w:pPr>
+        <w:widowControl/>
+        <w:jc w:val="both"/>
+      </w:pPr>
+      <w:r>
+        <w:rPr>
+          <w:rFonts w:ascii="Century" w:hAnsi="Century" w:cs="Century" w:eastAsia="MS 明朝"/>
+          <w:b w:val="0"/>
+          <w:color w:val="000000"/>
+          <w:sz w:val="21"/>
+        </w:rPr>
+        <w:t>実験データから論文へ数値を移す工程でも誤りは生じ得る．例えば，旧評価の表と新しい到達経路の考察を組み合わせたり，分母が違う率を同じ表へ入れたり，独立再生成の成功を修正による救済と呼んだりする問題である．本稿では公開CSVと固定snapshotを生成元へ結び付け，表と本文を照合する．文書作成の再現性は実験の再現性と別の層として検査する．</w:t>
+      </w:r>
+    </w:p>
+    <w:p>
+      <w:pPr>
+        <w:widowControl/>
+        <w:jc w:val="both"/>
+      </w:pPr>
+      <w:r>
+        <w:rPr>
+          <w:rFonts w:ascii="Century" w:hAnsi="Century" w:cs="Century" w:eastAsia="MS 明朝"/>
+          <w:b w:val="0"/>
+          <w:color w:val="000000"/>
+          <w:sz w:val="21"/>
+        </w:rPr>
+        <w:t>本文の拡充では，説明の文章を増やしても固定結果の件数を変更しない．新たに記述した比率や差は，既存件数から行う記述的な計算に限る．原因の説明や運用上の提案は考察として区別し，それを支える新しい実験を行ったように書かない．この区別により，文章量の増加が根拠のない主張の増加にならないようにする．</w:t>
+      </w:r>
+    </w:p>
+    <w:p>
+      <w:pPr>
+        <w:widowControl/>
+        <w:jc w:val="both"/>
+      </w:pPr>
+      <w:r>
+        <w:rPr>
+          <w:rFonts w:ascii="Century" w:hAnsi="Century" w:cs="Century" w:eastAsia="MS 明朝"/>
+          <w:b w:val="0"/>
+          <w:color w:val="000000"/>
+          <w:sz w:val="21"/>
+        </w:rPr>
+        <w:t>Wordの見出し番号，表番号，参照，目次は，ページ数の増加に合わせて再生成する．本文の内容が変わらなくても，表の分割やフォント置換でページが移動するため，PDFの実際の見出し位置と目次を照合する．元の原稿を保持し，更新前後の文字数とページ数を記録することで，どの資料が今回の拡充に対応するかを追跡できるようにする．</w:t>
+      </w:r>
+    </w:p>
+    <w:p>
+      <w:pPr>
+        <w:widowControl/>
+        <w:jc w:val="both"/>
+      </w:pPr>
+      <w:r>
+        <w:rPr>
+          <w:rFonts w:ascii="Century" w:hAnsi="Century" w:cs="Century" w:eastAsia="MS 明朝"/>
+          <w:b w:val="0"/>
+          <w:color w:val="000000"/>
+          <w:sz w:val="21"/>
+        </w:rPr>
+        <w:t>公開用の出典には，固定集計のhash，生成元，検証状態を残す．内部のraw出力や秘密情報を新しく本文へ含めることはしない．読者が論文の数値と公開集計の一致を確認できること，生成器を再実行して同じ内容を作れること，体裁の制約と未確認事項が明らかなことを，文書作成の品質として扱う．</w:t>
+      </w:r>
+    </w:p>
+    <w:p>
+      <w:pPr>
+        <w:pStyle w:val="Heading1"/>
+      </w:pPr>
+      <w:r>
+        <w:t>おわりに</w:t>
+      </w:r>
+    </w:p>
+    <w:p>
+      <w:pPr>
+        <w:pStyle w:val="Heading2"/>
+      </w:pPr>
+      <w:r>
+        <w:t>研究成果</w:t>
+      </w:r>
+    </w:p>
+    <w:p>
+      <w:pPr>
+        <w:widowControl/>
+        <w:jc w:val="both"/>
+      </w:pPr>
+      <w:r>
+        <w:rPr>
+          <w:rFonts w:ascii="Century" w:hAnsi="Century" w:cs="Century" w:eastAsia="MS 明朝"/>
+          <w:b w:val="0"/>
+          <w:color w:val="000000"/>
+          <w:sz w:val="21"/>
+        </w:rPr>
+        <w:t>本研究では，LLMが生成したQiskit量子回路コードの初期失敗を，修正介入がどれだけ，どの対象で救済するかを分析した．1,000初期組のうち失敗545組に対し，R96組，F183組，D180組を救済した．今回の対象ではFとDがRより多くを救済した．</w:t>
+      </w:r>
+    </w:p>
+    <w:p>
+      <w:pPr>
+        <w:widowControl/>
+        <w:jc w:val="both"/>
+      </w:pPr>
+      <w:r>
+        <w:rPr>
+          <w:rFonts w:ascii="Century" w:hAnsi="Century" w:cs="Century" w:eastAsia="MS 明朝"/>
+          <w:b w:val="0"/>
+          <w:color w:val="000000"/>
+          <w:sz w:val="21"/>
+        </w:rPr>
+        <w:t>FとDの救済数は近かったが，共通140組，Fのみ43組，Dのみ40組であり，片側救済83組を認めた．全83組の166履歴と398遷移を静的に整理した．追加消費は未救済例も含め，3回目の追加救済と停止回数を減らした際の損失を明示した．</w:t>
+      </w:r>
+    </w:p>
+    <w:p>
+      <w:pPr>
+        <w:widowControl/>
+        <w:jc w:val="both"/>
+      </w:pPr>
+      <w:r>
+        <w:rPr>
+          <w:rFonts w:ascii="Century" w:hAnsi="Century" w:cs="Century" w:eastAsia="MS 明朝"/>
+          <w:b w:val="0"/>
+          <w:color w:val="000000"/>
+          <w:sz w:val="21"/>
+        </w:rPr>
+        <w:t>独立再生成B4は同じ初期失敗545組中217組（39.8%）で成功し，最終成功は672組となった．F/Dのみが成功する組も残り，独立再生成を含む選択・停止方策の検証を今後の課題とする．</w:t>
+      </w:r>
+    </w:p>
+    <w:p>
+      <w:pPr>
+        <w:pStyle w:val="Heading2"/>
+      </w:pPr>
+      <w:r>
+        <w:t>今後の課題</w:t>
+      </w:r>
+    </w:p>
+    <w:p>
+      <w:pPr>
+        <w:widowControl/>
+        <w:jc w:val="both"/>
+      </w:pPr>
+      <w:r>
+        <w:rPr>
+          <w:rFonts w:ascii="Century" w:hAnsi="Century" w:cs="Century" w:eastAsia="MS 明朝"/>
+          <w:b w:val="0"/>
+          <w:color w:val="000000"/>
+          <w:sz w:val="21"/>
+        </w:rPr>
+        <w:t>第一に，介入の選び方と停止条件を事前固定し，別seed・タスクで検証する．その際，事後的に最も良い結果を選ぶ評価と区別し，追加要求数と消費を含めて報告する必要がある．第二に，静的変更の意味を人手で確認し，複数同時変更の寄与を分ける検証方法を設計する．</w:t>
+      </w:r>
+    </w:p>
+    <w:p>
+      <w:pPr>
+        <w:widowControl/>
+        <w:jc w:val="both"/>
+      </w:pPr>
+      <w:r>
+        <w:rPr>
+          <w:rFonts w:ascii="Century" w:hAnsi="Century" w:cs="Century" w:eastAsia="MS 明朝"/>
+          <w:b w:val="0"/>
+          <w:color w:val="000000"/>
+          <w:sz w:val="21"/>
+        </w:rPr>
+        <w:t>第三に，測定乱数，生成長の上限，モデルdigestや実行負荷への感度を調べる．主L3を拡張する場合は，過去の成功時停止とフィードバックへの影響を監査する．同じ保存設定と出典を保持し，必要な追試を明示的に計画する．これらの追加実験は今回の資料作成では行っていない．</w:t>
+      </w:r>
+    </w:p>
+    <w:p>
+      <w:pPr>
+        <w:pStyle w:val="Heading2"/>
+      </w:pPr>
+      <w:r>
+        <w:t>研究課題への回答</w:t>
+      </w:r>
+    </w:p>
+    <w:p>
+      <w:pPr>
+        <w:widowControl/>
+        <w:jc w:val="both"/>
+      </w:pPr>
+      <w:r>
+        <w:rPr>
+          <w:rFonts w:ascii="Century" w:hAnsi="Century" w:cs="Century" w:eastAsia="MS 明朝"/>
+          <w:b w:val="0"/>
+          <w:color w:val="000000"/>
+          <w:sz w:val="21"/>
+        </w:rPr>
+        <w:t>第一の問いである救済の量について，本対象の初期失敗545組に対し，自己見直しRは96組，実行結果提示Fは183組，自己デバッグDは180組を救済した．救済率はそれぞれ17.6%，33.6%，33.0%である．この結果は，初期成功の保持を除いた修正の追加的な到達範囲を表す．指定したモデル・タスク・生成条件・評価基準の下での観測として報告する．</w:t>
+      </w:r>
+    </w:p>
+    <w:p>
+      <w:pPr>
+        <w:widowControl/>
+        <w:jc w:val="both"/>
+      </w:pPr>
+      <w:r>
+        <w:rPr>
+          <w:rFonts w:ascii="Century" w:hAnsi="Century" w:cs="Century" w:eastAsia="MS 明朝"/>
+          <w:b w:val="0"/>
+          <w:color w:val="000000"/>
+          <w:sz w:val="21"/>
+        </w:rPr>
+        <w:t>第二の問いである救済対象の違いについて，F/Dの共通救済140組に対し，Fのみ43組，Dのみ40組があり，合計83組で最終結果が異なった．全体差が3組であっても，個々の成功対象は同一でなかった．片側83組の両条件166履歴・398修正遷移を静的に確認し，初期失敗類型や変更領域との対応を整理した．意味的な成功原因の分離は今後の課題として残る．</w:t>
+      </w:r>
+    </w:p>
+    <w:p>
+      <w:pPr>
+        <w:widowControl/>
+        <w:jc w:val="both"/>
+      </w:pPr>
+      <w:r>
+        <w:rPr>
+          <w:rFonts w:ascii="Century" w:hAnsi="Century" w:cs="Century" w:eastAsia="MS 明朝"/>
+          <w:b w:val="0"/>
+          <w:color w:val="000000"/>
+          <w:sz w:val="21"/>
+        </w:rPr>
+        <w:t>第三の問いである追加消費と修正回数について，共有初期を除き未救済への消費を含めたtokens／救済は，R18,852.6，F9,333.8，D10,976.6であった．3回目の修正はF28組，D33組を追加救済し，2回で止めると最終救済の15.3%，18.3%を失う打切り結果となった．消費と救済を併記する必要性を示したが，一般的な最適回数は確定していない．</w:t>
+      </w:r>
+    </w:p>
+    <w:p>
+      <w:pPr>
+        <w:widowControl/>
+        <w:jc w:val="both"/>
+      </w:pPr>
+      <w:r>
+        <w:rPr>
+          <w:rFonts w:ascii="Century" w:hAnsi="Century" w:cs="Century" w:eastAsia="MS 明朝"/>
+          <w:b w:val="0"/>
+          <w:color w:val="000000"/>
+          <w:sz w:val="21"/>
+        </w:rPr>
+        <w:t>追加対照B4について，同じ初期失敗から217組が追加成功し，最終成功672組，追加tokens／追加成功4,589.0であった．F/Dだけが成功する対象も残るため，全体率が最大の条件が他条件の成功をすべて含むとはいえない．この観測から，介入カタログへ独立再生成も候補として加え，失敗類型と成功対象，生成機会と消費の両面から比較するという研究課題を得た．</w:t>
+      </w:r>
+    </w:p>
+    <w:p>
+      <w:pPr>
+        <w:pStyle w:val="Heading2"/>
+      </w:pPr>
+      <w:r>
+        <w:t>介入カタログを実証研究として育てる方向</w:t>
+      </w:r>
+    </w:p>
+    <w:p>
+      <w:pPr>
+        <w:widowControl/>
+        <w:jc w:val="both"/>
+      </w:pPr>
+      <w:r>
+        <w:rPr>
+          <w:rFonts w:ascii="Century" w:hAnsi="Century" w:cs="Century" w:eastAsia="MS 明朝"/>
+          <w:b w:val="0"/>
+          <w:color w:val="000000"/>
+          <w:sz w:val="21"/>
+        </w:rPr>
+        <w:t>本研究で整理したカタログ項目は，完成済みの自動選択器ではなく，観測を積み重ねるための形式である．失敗類型とモデル，対象数，入力情報，停止条件，結果，追加消費，出典と限界を一緒に記載することで，今後異なる実験を追加した際にも比較可能な単位を保てる．新しい条件を追加した場合には，過去の全体率を上書きするだけではなく，どの対象と設定が増えたかを説明する必要がある．</w:t>
+      </w:r>
+    </w:p>
+    <w:p>
+      <w:pPr>
+        <w:widowControl/>
+        <w:jc w:val="both"/>
+      </w:pPr>
+      <w:r>
+        <w:rPr>
+          <w:rFonts w:ascii="Century" w:hAnsi="Century" w:cs="Century" w:eastAsia="MS 明朝"/>
+          <w:b w:val="0"/>
+          <w:color w:val="000000"/>
+          <w:sz w:val="21"/>
+        </w:rPr>
+        <w:t>将来，カタログに基づく選択が実際に有用かを評価する段階では，結果を見てから最も良い条件を選んだ参照集合と，事前に決めた方策を区別する．成功を多く得るだけでなく，未成功への消費，停止により失う成功，別タスクへの適用範囲を測定する．その検証を経て初めて，今回の記述的分析を運用上の推奨へ近づけられる．</w:t>
+      </w:r>
+    </w:p>
+    <w:p>
+      <w:pPr>
+        <w:widowControl/>
+        <w:jc w:val="both"/>
+      </w:pPr>
+      <w:r>
+        <w:rPr>
+          <w:rFonts w:ascii="Century" w:hAnsi="Century" w:cs="Century" w:eastAsia="MS 明朝"/>
+          <w:b w:val="0"/>
+          <w:color w:val="000000"/>
+          <w:sz w:val="21"/>
+        </w:rPr>
+        <w:t>量子LLM支援プログラミングでは，モデルの出力だけでなく，評価器が作る診断と人間が定める手順も結果へ関わる．本研究はその相互作用を見える形へ分解し，初期失敗からの救済，対象の不一致，再生成対照，追加消費を同じ初期組で結び付けた．今後は，この観測基盤を維持しながら，事前固定した方策を別のseed・タスクで検証することが必要である．</w:t>
+      </w:r>
+    </w:p>
+    <w:p>
+      <w:pPr>
+        <w:pStyle w:val="Heading2"/>
+      </w:pPr>
+      <w:r>
+        <w:t>本研究の到達点と利用者への含意</w:t>
+      </w:r>
+    </w:p>
+    <w:p>
+      <w:pPr>
+        <w:widowControl/>
+        <w:jc w:val="both"/>
+      </w:pPr>
+      <w:r>
+        <w:rPr>
+          <w:rFonts w:ascii="Century" w:hAnsi="Century" w:cs="Century" w:eastAsia="MS 明朝"/>
+          <w:b w:val="0"/>
+          <w:color w:val="000000"/>
+          <w:sz w:val="21"/>
+        </w:rPr>
+        <w:t>本研究の結果を利用するときには，まず何を成功と呼ぶかを確認する必要がある．回路を構築できるだけでよいのか，指定入力の分布まで一致する必要があるのか，実装の構造も守る必要があるのかによって，採用すべき検査は変わる．本稿が主L3を明示したのは，すべての利用場面に同じ検査を押し付けるためではなく，今回得られた件数がどの基準に依存するかを読者が確認できるようにするためである．</w:t>
+      </w:r>
+    </w:p>
+    <w:p>
+      <w:pPr>
+        <w:widowControl/>
+        <w:jc w:val="both"/>
+      </w:pPr>
+      <w:r>
+        <w:rPr>
+          <w:rFonts w:ascii="Century" w:hAnsi="Century" w:cs="Century" w:eastAsia="MS 明朝"/>
+          <w:b w:val="0"/>
+          <w:color w:val="000000"/>
+          <w:sz w:val="21"/>
+        </w:rPr>
+        <w:t>次に，修正を選ぶ際には，生成済みコードのどの情報を再利用でき，どの情報が検証済みかを区別する必要がある．実行診断が得られていても，その診断がコードの潜在的な欠陥をすべて示しているとは限らない．また，コードが主L3へ到達した後に，人間が理解しやすいか，別の入力へ適用できるかなどは別の確認事項である．本研究の救済率は，こうした後続の作業を不要にする指標ではない．</w:t>
+      </w:r>
+    </w:p>
+    <w:p>
+      <w:pPr>
+        <w:widowControl/>
+        <w:jc w:val="both"/>
+      </w:pPr>
+      <w:r>
+        <w:rPr>
+          <w:rFonts w:ascii="Century" w:hAnsi="Century" w:cs="Century" w:eastAsia="MS 明朝"/>
+          <w:b w:val="0"/>
+          <w:color w:val="000000"/>
+          <w:sz w:val="21"/>
+        </w:rPr>
+        <w:t>再生成を含む複数の選択肢を比較することは，特定の介入名に期待を固定しないためにも有用である．同じ失敗に対して何を与え，何回要求し，どこで止めたかを記録すれば，成功した事例だけを印象的に紹介するのではなく，未成功への負担も含めて手順を検討できる．本研究が集計に未救済例を残し，B4対照を加えたのは，この比較を具体化するためである．</w:t>
+      </w:r>
+    </w:p>
+    <w:p>
+      <w:pPr>
+        <w:widowControl/>
+        <w:jc w:val="both"/>
+      </w:pPr>
+      <w:r>
+        <w:rPr>
+          <w:rFonts w:ascii="Century" w:hAnsi="Century" w:cs="Century" w:eastAsia="MS 明朝"/>
+          <w:b w:val="0"/>
+          <w:color w:val="000000"/>
+          <w:sz w:val="21"/>
+        </w:rPr>
+        <w:t>利用者がカタログを参照する場合には，対象の失敗構成が本研究とどの程度近いか，入力や評価の条件が一致するか，限られた予算で何を優先するかを判断することになる．本稿の項目案はその判断の根拠を記録する形式を提示した段階であり，人間の判断を不要にした成果ではない．今後の検証で方策が有効と確認された場合も，適用範囲と未成功集合を残した形で更新する必要がある．</w:t>
+      </w:r>
+    </w:p>
+    <w:p>
+      <w:pPr>
+        <w:widowControl/>
+        <w:jc w:val="both"/>
+      </w:pPr>
+      <w:r>
+        <w:rPr>
+          <w:rFonts w:ascii="Century" w:hAnsi="Century" w:cs="Century" w:eastAsia="MS 明朝"/>
+          <w:b w:val="0"/>
+          <w:color w:val="000000"/>
+          <w:sz w:val="21"/>
+        </w:rPr>
+        <w:t>以上より，本研究は「修正すればよい」という一つの答えを与えるものではなく，失敗の種類，救済対象，資源消費，評価範囲を対応づけて比較するための実証的な基盤を示した．初期コードを共有した分析と固定出典に基づく記録を保ち，独立再生成を含む方策を新しい対象で検証することが，量子LLM支援プログラミングの介入カタログを発展させる次の段階となる．</w:t>
+      </w:r>
+    </w:p>
+    <w:p>
+      <w:pPr>
+        <w:pStyle w:val="Heading2"/>
+      </w:pPr>
+      <w:r>
+        <w:t>提出に向けた確認</w:t>
+      </w:r>
+    </w:p>
+    <w:p>
+      <w:pPr>
+        <w:widowControl/>
+        <w:jc w:val="both"/>
+      </w:pPr>
+      <w:r>
+        <w:rPr>
+          <w:rFonts w:ascii="Century" w:hAnsi="Century" w:cs="Century" w:eastAsia="MS 明朝"/>
+          <w:b w:val="0"/>
+          <w:color w:val="000000"/>
+          <w:sz w:val="21"/>
+        </w:rPr>
+        <w:t>本稿は検証済みの固定集計に基づく卒業論文草稿である．題目の正式承認，指導教員による内容・参考文献書式の確認を残す．要旨の審査用と最終版の提出時には，学部の指示に従って剽窃チェックと類似レポートの作成を行う．本稿の作成をもって剽窃チェック完了とはしない．</w:t>
+      </w:r>
+    </w:p>
+    <w:p>
+      <w:pPr>
+        <w:pStyle w:val="Heading1"/>
+      </w:pPr>
+      <w:r>
+        <w:t>参考文献</w:t>
+      </w:r>
+    </w:p>
+    <w:p>
+      <w:pPr>
+        <w:widowControl/>
+        <w:jc w:val="both"/>
+      </w:pPr>
+      <w:r>
+        <w:rPr>
+          <w:rFonts w:ascii="Century" w:hAnsi="Century" w:cs="Century" w:eastAsia="MS 明朝"/>
+          <w:b w:val="0"/>
+          <w:color w:val="000000"/>
+          <w:sz w:val="21"/>
+        </w:rPr>
+        <w:t>[1] A. Madaan et al.：Self-Refine: Iterative Refinement with Self-Feedback，arXiv:2303.17651v2（2023）．https://arxiv.org/abs/2303.17651v2</w:t>
+      </w:r>
+    </w:p>
+    <w:p>
+      <w:pPr>
+        <w:widowControl/>
+        <w:jc w:val="both"/>
+      </w:pPr>
+      <w:r>
+        <w:rPr>
+          <w:rFonts w:ascii="Century" w:hAnsi="Century" w:cs="Century" w:eastAsia="MS 明朝"/>
+          <w:b w:val="0"/>
+          <w:color w:val="000000"/>
+          <w:sz w:val="21"/>
+        </w:rPr>
+        <w:t>[2] X. Chen，M. Lin，N. Schärli，D. Zhou：Teaching Large Language Models to Self-Debug，arXiv:2304.05128v2（2023）．https://arxiv.org/abs/2304.05128v2</w:t>
+      </w:r>
+    </w:p>
+    <w:p>
+      <w:pPr>
+        <w:widowControl/>
+        <w:jc w:val="both"/>
+      </w:pPr>
+      <w:r>
+        <w:rPr>
+          <w:rFonts w:ascii="Century" w:hAnsi="Century" w:cs="Century" w:eastAsia="MS 明朝"/>
+          <w:b w:val="0"/>
+          <w:color w:val="000000"/>
+          <w:sz w:val="21"/>
+        </w:rPr>
+        <w:t>[3] 伊藤悠真：現行救済経路の固定発表出典（2026-10-16版）．本リポジトリ docs/presentation_sources/20261016T_reachable_rescues/，results_snapshot.json，source_manifest.jsonおよび対応CSV．B4追加実験（2026-10-22固定）：docs/analysis/independent_4_completed_20261022/の保存設定・manifest・sanity・集計CSV．</w:t>
+      </w:r>
+    </w:p>
+    <w:p>
+      <w:pPr>
+        <w:widowControl/>
+        <w:jc w:val="both"/>
+      </w:pPr>
+      <w:r>
+        <w:rPr>
+          <w:rFonts w:ascii="Century" w:hAnsi="Century" w:cs="Century" w:eastAsia="MS 明朝"/>
+          <w:b w:val="0"/>
+          <w:color w:val="000000"/>
+          <w:sz w:val="21"/>
+        </w:rPr>
+        <w:t>[4] M. Chen et al.：Evaluating Large Language Models Trained on Code，arXiv:2107.03374v2（2021）．https://arxiv.org/abs/2107.03374v2</w:t>
+      </w:r>
+    </w:p>
+    <w:p>
+      <w:pPr>
+        <w:widowControl/>
+        <w:jc w:val="both"/>
+      </w:pPr>
+      <w:r>
+        <w:rPr>
+          <w:rFonts w:ascii="Century" w:hAnsi="Century" w:cs="Century" w:eastAsia="MS 明朝"/>
+          <w:b w:val="0"/>
+          <w:color w:val="000000"/>
+          <w:sz w:val="21"/>
+        </w:rPr>
+        <w:t>[5] J. Austin et al.：Program Synthesis with Large Language Models，arXiv:2108.07732（2021）．https://arxiv.org/abs/2108.07732</w:t>
+      </w:r>
+    </w:p>
+    <w:p>
+      <w:pPr>
+        <w:widowControl/>
+        <w:jc w:val="both"/>
+      </w:pPr>
+      <w:r>
+        <w:rPr>
+          <w:rFonts w:ascii="Century" w:hAnsi="Century" w:cs="Century" w:eastAsia="MS 明朝"/>
+          <w:b w:val="0"/>
+          <w:color w:val="000000"/>
+          <w:sz w:val="21"/>
+        </w:rPr>
+        <w:t>[6] J. Huang et al.：Large Language Models Cannot Self-Correct Reasoning Yet，arXiv:2310.01798（初版2023，v2は2024）．https://arxiv.org/abs/2310.01798</w:t>
+      </w:r>
+    </w:p>
+    <w:p>
+      <w:pPr>
+        <w:widowControl/>
+        <w:jc w:val="both"/>
+      </w:pPr>
+      <w:r>
+        <w:rPr>
+          <w:rFonts w:ascii="Century" w:hAnsi="Century" w:cs="Century" w:eastAsia="MS 明朝"/>
+          <w:b w:val="0"/>
+          <w:color w:val="000000"/>
+          <w:sz w:val="21"/>
+        </w:rPr>
+        <w:t>[7] S. Vishwakarma et al.：Qiskit HumanEval: An Evaluation Benchmark For Quantum Code Generative Models，arXiv:2406.14712（2024）．https://arxiv.org/abs/2406.14712</w:t>
+      </w:r>
+    </w:p>
+    <w:p>
+      <w:pPr>
+        <w:widowControl/>
+        <w:jc w:val="both"/>
+      </w:pPr>
+      <w:r>
+        <w:rPr>
+          <w:rFonts w:ascii="Century" w:hAnsi="Century" w:cs="Century" w:eastAsia="MS 明朝"/>
+          <w:b w:val="0"/>
+          <w:color w:val="000000"/>
+          <w:sz w:val="21"/>
+        </w:rPr>
+        <w:t>文献[1]，[2]，[4]〜[7]の書誌情報と本文で参照した主張の範囲は，原論文の公開ページで確認した．引用番号は本文の初出順である．文献[3]は本研究の一次資料で，集計時点・保存設定・検証記録を固定している．</w:t>
       </w:r>
     </w:p>
     <w:p>

--- a/docs/graduation2026/thesis.docx
+++ b/docs/graduation2026/thesis.docx
@@ -144,7 +144,7 @@
           <w:color w:val="000000"/>
           <w:sz w:val="21"/>
         </w:rPr>
-        <w:t>対象は5モデル，10タスク，seed 0〜19の1,000初期組，5,000条件記録である．検証済み保存prefixと必要な部分追試suffixを組み合わせた到達可能な経路を採用した．成功は指定入力の出力一致と所定の構造要件を含む主L3で判定した．初期失敗545組の救済はR96組（17.6%），F183組（33.6%），D180組（33.0%）であった．FとDの共通救済は140組，Fのみ43組，Dのみ40組であり，救済数が近くても対象は異なった．片側救済83組の両条件166履歴・398修正遷移を静的に確認した．</w:t>
+        <w:t>対象は5モデル，10タスク，seed 0〜19である．モデル・タスク・seedの組合せを初期組と呼び，1,000初期組・5,000条件記録を対象とする．検証済みの生成履歴の前半部分と，必要な部分追試による後半部分を組み合わせ，現行評価器の停止・修正規則に従って到達可能な生成履歴（以下，到達履歴）を採用した．本研究における最終評価水準（L3，以下，主L3）は，指定入力の出力一致と所定の構造要件を含む成功基準である．初期失敗545組の救済はR96組（17.6%），F183組（33.6%），D180組（33.0%）であった．FとDの共通救済は140組，Fのみ43組，Dのみ40組であり，救済数が近くても対象は異なった．片側救済83組の両条件166履歴・398修正遷移を静的に確認した．</w:t>
       </w:r>
     </w:p>
     <w:p>
@@ -562,7 +562,7 @@
         </w:rPr>
         <w:t>3.1.2 独立再生成対照B4</w:t>
         <w:tab/>
-        <w:t>9</w:t>
+        <w:t>10</w:t>
       </w:r>
     </w:p>
     <w:p>
@@ -582,7 +582,7 @@
         </w:rPr>
         <w:t>3.1.3 主L3と出力一致</w:t>
         <w:tab/>
-        <w:t>9</w:t>
+        <w:t>10</w:t>
       </w:r>
     </w:p>
     <w:p>
@@ -602,7 +602,7 @@
         </w:rPr>
         <w:t>3.1.4 救済・保持・独立生成の比較</w:t>
         <w:tab/>
-        <w:t>9</w:t>
+        <w:t>10</w:t>
       </w:r>
     </w:p>
     <w:p>
@@ -642,7 +642,7 @@
         </w:rPr>
         <w:t>3.1.6 段階評価を用いる理由と診断の情報量</w:t>
         <w:tab/>
-        <w:t>10</w:t>
+        <w:t>11</w:t>
       </w:r>
     </w:p>
     <w:p>
@@ -662,7 +662,7 @@
         </w:rPr>
         <w:t>3.1.7 出力距離・測定順序・構造要件の詳細</w:t>
         <w:tab/>
-        <w:t>10</w:t>
+        <w:t>11</w:t>
       </w:r>
     </w:p>
     <w:p>
@@ -682,7 +682,7 @@
         </w:rPr>
         <w:t>3.1.8 対応集合による指標の定義</w:t>
         <w:tab/>
-        <w:t>11</w:t>
+        <w:t>12</w:t>
       </w:r>
     </w:p>
     <w:p>
@@ -702,7 +702,7 @@
         </w:rPr>
         <w:t>3.2 実装と記録の検証</w:t>
         <w:tab/>
-        <w:t>11</w:t>
+        <w:t>12</w:t>
       </w:r>
     </w:p>
     <w:p>
@@ -722,7 +722,7 @@
         </w:rPr>
         <w:t>3.2.1 ハーネスの構成</w:t>
         <w:tab/>
-        <w:t>11</w:t>
+        <w:t>12</w:t>
       </w:r>
     </w:p>
     <w:p>
@@ -760,9 +760,9 @@
           <w:color w:val="000000"/>
           <w:sz w:val="18"/>
         </w:rPr>
-        <w:t>3.2.3 到達可能な履歴の再構成</w:t>
+        <w:t>3.2.3 到達履歴の再構成</w:t>
         <w:tab/>
-        <w:t>12</w:t>
+        <w:t>13</w:t>
       </w:r>
     </w:p>
     <w:p>
@@ -782,7 +782,7 @@
         </w:rPr>
         <w:t>3.2.4 集計の整合性と静的履歴分析</w:t>
         <w:tab/>
-        <w:t>12</w:t>
+        <w:t>13</w:t>
       </w:r>
     </w:p>
     <w:p>
@@ -802,7 +802,7 @@
         </w:rPr>
         <w:t>3.2.5 生成・評価・停止を結ぶ処理の流れ</w:t>
         <w:tab/>
-        <w:t>12</w:t>
+        <w:t>13</w:t>
       </w:r>
     </w:p>
     <w:p>
@@ -842,7 +842,7 @@
         </w:rPr>
         <w:t>3.2.7 記録の検証と失敗の切り分け</w:t>
         <w:tab/>
-        <w:t>13</w:t>
+        <w:t>14</w:t>
       </w:r>
     </w:p>
     <w:p>
@@ -882,7 +882,7 @@
         </w:rPr>
         <w:t>3.3 実験設定と出典</w:t>
         <w:tab/>
-        <w:t>14</w:t>
+        <w:t>15</w:t>
       </w:r>
     </w:p>
     <w:p>
@@ -902,7 +902,7 @@
         </w:rPr>
         <w:t>3.3.1 対象モデルと課題</w:t>
         <w:tab/>
-        <w:t>14</w:t>
+        <w:t>15</w:t>
       </w:r>
     </w:p>
     <w:p>
@@ -922,7 +922,7 @@
         </w:rPr>
         <w:t>3.3.2 生成条件と元実験の区別</w:t>
         <w:tab/>
-        <w:t>14</w:t>
+        <w:t>15</w:t>
       </w:r>
     </w:p>
     <w:p>
@@ -942,7 +942,7 @@
         </w:rPr>
         <w:t>3.3.3 追加コストと修正回数の集計方針</w:t>
         <w:tab/>
-        <w:t>14</w:t>
+        <w:t>15</w:t>
       </w:r>
     </w:p>
     <w:p>
@@ -982,7 +982,7 @@
         </w:rPr>
         <w:t>3.3.5 生成設定を揃える意味と限界</w:t>
         <w:tab/>
-        <w:t>15</w:t>
+        <w:t>16</w:t>
       </w:r>
     </w:p>
     <w:p>
@@ -1002,7 +1002,7 @@
         </w:rPr>
         <w:t>3.3.6 固定出典と執筆時点の切り分け</w:t>
         <w:tab/>
-        <w:t>15</w:t>
+        <w:t>16</w:t>
       </w:r>
     </w:p>
     <w:p>
@@ -1082,7 +1082,7 @@
         </w:rPr>
         <w:t>4.3 初期失敗類型別の結果</w:t>
         <w:tab/>
-        <w:t>17</w:t>
+        <w:t>18</w:t>
       </w:r>
     </w:p>
     <w:p>
@@ -1122,7 +1122,7 @@
         </w:rPr>
         <w:t>4.5 成功対象の重なりと履歴分析</w:t>
         <w:tab/>
-        <w:t>18</w:t>
+        <w:t>19</w:t>
       </w:r>
     </w:p>
     <w:p>
@@ -1140,9 +1140,9 @@
           <w:color w:val="000000"/>
           <w:sz w:val="18"/>
         </w:rPr>
-        <w:t>4.6 追加消費と停止回数</w:t>
+        <w:t>4.6 追加計算コストと停止回数</w:t>
         <w:tab/>
-        <w:t>19</w:t>
+        <w:t>20</w:t>
       </w:r>
     </w:p>
     <w:p>
@@ -1162,7 +1162,7 @@
         </w:rPr>
         <w:t>4.7 Pの独立生成としての比較</w:t>
         <w:tab/>
-        <w:t>19</w:t>
+        <w:t>20</w:t>
       </w:r>
     </w:p>
     <w:p>
@@ -1182,7 +1182,7 @@
         </w:rPr>
         <w:t>5 考察</w:t>
         <w:tab/>
-        <w:t>20</w:t>
+        <w:t>21</w:t>
       </w:r>
     </w:p>
     <w:p>
@@ -1202,7 +1202,7 @@
         </w:rPr>
         <w:t>5.1 修正と独立再生成の比較から得られる知見</w:t>
         <w:tab/>
-        <w:t>20</w:t>
+        <w:t>21</w:t>
       </w:r>
     </w:p>
     <w:p>
@@ -1222,7 +1222,7 @@
         </w:rPr>
         <w:t>5.2 介入カタログの構成と適用範囲</w:t>
         <w:tab/>
-        <w:t>20</w:t>
+        <w:t>21</w:t>
       </w:r>
     </w:p>
     <w:p>
@@ -1242,7 +1242,7 @@
         </w:rPr>
         <w:t>5.3 資源制約と停止方策への含意</w:t>
         <w:tab/>
-        <w:t>20</w:t>
+        <w:t>21</w:t>
       </w:r>
     </w:p>
     <w:p>
@@ -1262,7 +1262,7 @@
         </w:rPr>
         <w:t>5.4 妥当性と限界</w:t>
         <w:tab/>
-        <w:t>21</w:t>
+        <w:t>22</w:t>
       </w:r>
     </w:p>
     <w:p>
@@ -1282,7 +1282,7 @@
         </w:rPr>
         <w:t>5.5 今後の検証計画</w:t>
         <w:tab/>
-        <w:t>21</w:t>
+        <w:t>22</w:t>
       </w:r>
     </w:p>
     <w:p>
@@ -1302,7 +1302,7 @@
         </w:rPr>
         <w:t>6 おわりに</w:t>
         <w:tab/>
-        <w:t>22</w:t>
+        <w:t>23</w:t>
       </w:r>
     </w:p>
     <w:p>
@@ -1322,7 +1322,7 @@
         </w:rPr>
         <w:t>6.1 研究成果</w:t>
         <w:tab/>
-        <w:t>22</w:t>
+        <w:t>23</w:t>
       </w:r>
     </w:p>
     <w:p>
@@ -1342,7 +1342,7 @@
         </w:rPr>
         <w:t>6.2 今後の課題</w:t>
         <w:tab/>
-        <w:t>22</w:t>
+        <w:t>23</w:t>
       </w:r>
     </w:p>
     <w:p>
@@ -1362,7 +1362,7 @@
         </w:rPr>
         <w:t>7 参考文献</w:t>
         <w:tab/>
-        <w:t>23</w:t>
+        <w:t>24</w:t>
       </w:r>
     </w:p>
     <w:p>
@@ -1382,7 +1382,7 @@
         </w:rPr>
         <w:t>8 付録</w:t>
         <w:tab/>
-        <w:t>24</w:t>
+        <w:t>25</w:t>
       </w:r>
     </w:p>
     <w:p>
@@ -1402,7 +1402,7 @@
         </w:rPr>
         <w:t>8.1 出典と再現性</w:t>
         <w:tab/>
-        <w:t>24</w:t>
+        <w:t>25</w:t>
       </w:r>
     </w:p>
     <w:p>
@@ -1420,9 +1420,9 @@
           <w:color w:val="000000"/>
           <w:sz w:val="18"/>
         </w:rPr>
-        <w:t>8.1.1 元実験の保存設定</w:t>
+        <w:t>8.1.1 5モデル追加実験の保存設定</w:t>
         <w:tab/>
-        <w:t>24</w:t>
+        <w:t>25</w:t>
       </w:r>
     </w:p>
     <w:p>
@@ -1440,9 +1440,9 @@
           <w:color w:val="000000"/>
           <w:sz w:val="18"/>
         </w:rPr>
-        <w:t>8.1.2 元実験の保存設定</w:t>
+        <w:t>8.1.2 3モデル本実験の保存設定</w:t>
         <w:tab/>
-        <w:t>24</w:t>
+        <w:t>25</w:t>
       </w:r>
     </w:p>
     <w:p>
@@ -1460,9 +1460,9 @@
           <w:color w:val="000000"/>
           <w:sz w:val="18"/>
         </w:rPr>
-        <w:t>8.1.3 元実験の保存設定</w:t>
+        <w:t>8.1.3 2モデル補完実験の保存設定</w:t>
         <w:tab/>
-        <w:t>24</w:t>
+        <w:t>25</w:t>
       </w:r>
     </w:p>
     <w:p>
@@ -1482,7 +1482,7 @@
         </w:rPr>
         <w:t>8.1.4 固定集計と公開範囲</w:t>
         <w:tab/>
-        <w:t>24</w:t>
+        <w:t>25</w:t>
       </w:r>
     </w:p>
     <w:p>
@@ -1502,7 +1502,7 @@
         </w:rPr>
         <w:t>8.2 指標の読み方</w:t>
         <w:tab/>
-        <w:t>25</w:t>
+        <w:t>26</w:t>
       </w:r>
     </w:p>
     <w:p>
@@ -1522,7 +1522,7 @@
         </w:rPr>
         <w:t>8.2.1 集計単位</w:t>
         <w:tab/>
-        <w:t>25</w:t>
+        <w:t>26</w:t>
       </w:r>
     </w:p>
     <w:p>
@@ -1542,7 +1542,7 @@
         </w:rPr>
         <w:t>8.2.2 退行0の意味</w:t>
         <w:tab/>
-        <w:t>25</w:t>
+        <w:t>26</w:t>
       </w:r>
     </w:p>
     <w:p>
@@ -1562,7 +1562,7 @@
         </w:rPr>
         <w:t>8.2.3 静的変更の意味</w:t>
         <w:tab/>
-        <w:t>25</w:t>
+        <w:t>26</w:t>
       </w:r>
     </w:p>
     <w:p>
@@ -1582,7 +1582,7 @@
         </w:rPr>
         <w:t>8.2.4 コストの意味</w:t>
         <w:tab/>
-        <w:t>25</w:t>
+        <w:t>26</w:t>
       </w:r>
       <w:r>
         <w:fldChar w:fldCharType="end"/>
@@ -1651,14 +1651,29 @@
     </w:p>
     <w:p>
       <w:pPr>
-        <w:pStyle w:val="Heading2"/>
-      </w:pPr>
-      <w:r>
-        <w:t>研究目的と研究課題</w:t>
+        <w:widowControl/>
+        <w:jc w:val="left"/>
+      </w:pPr>
+      <w:r>
+        <w:rPr>
+          <w:rFonts w:ascii="Century" w:hAnsi="Century" w:cs="Century" w:eastAsia="MS 明朝"/>
+          <w:b w:val="0"/>
+          <w:color w:val="000000"/>
+          <w:sz w:val="21"/>
+        </w:rPr>
+        <w:t>モデル・タスク・seedの組合せを初期組と呼ぶ．主L3は，本研究における最終評価水準（L3）を指す．現行評価器の停止・修正規則に従って到達可能な生成履歴を，到達履歴と呼ぶ．</w:t>
       </w:r>
     </w:p>
     <w:p>
       <w:pPr>
+        <w:pStyle w:val="Heading2"/>
+      </w:pPr>
+      <w:r>
+        <w:t>研究目的と研究課題</w:t>
+      </w:r>
+    </w:p>
+    <w:p>
+      <w:pPr>
         <w:widowControl/>
         <w:jc w:val="left"/>
       </w:pPr>
@@ -1669,7 +1684,7 @@
           <w:color w:val="000000"/>
           <w:sz w:val="21"/>
         </w:rPr>
-        <w:t>目的は，Qiskit量子回路コードの初期失敗に対する修正介入の適用範囲を明らかにし，介入を選ぶための根拠を整理することである．第一の問いは，同じ初期失敗のうち各介入がどれだけを救済するかである．第二の問いは，救済数が近い介入が同じ失敗を救済しているかである．第三の問いは，未救済例も含む追加消費と修正回数が救済にどう対応するかである．</w:t>
+        <w:t>目的は，Qiskit量子回路コードの初期失敗に対する修正介入の適用範囲を明らかにし，介入を選ぶための根拠を整理することである．第一の問いは，同じ初期失敗のうち各介入がどれだけを救済するかである．第二の問いは，救済数が近い介入が同じ失敗を救済しているかである．第三の問いは，未救済例も含む追加計算コストと修正回数が救済にどう対応するかである．</w:t>
       </w:r>
     </w:p>
     <w:p>
@@ -1684,7 +1699,7 @@
           <w:color w:val="000000"/>
           <w:sz w:val="21"/>
         </w:rPr>
-        <w:t>本研究の貢献は，共有初期コードを用いた救済率の比較，初期失敗類型・モデル・タスク別の分母を伴う分析，FとDの片側救済全83組の履歴整理，および追加修正コストと3回目の寄与の記述である．介入の最適な選択方策を既に実証したとは主張しない．</w:t>
+        <w:t>本研究の貢献は，共有初期コードを用いた救済率の比較，初期失敗類型・モデル・タスク別の分母を伴う分析，FとDの片側救済全83組の履歴整理，および追加計算コストと3回目の寄与の記述である．介入の最適な選択方策を既に実証したとは主張しない．</w:t>
       </w:r>
     </w:p>
     <w:p>
@@ -1775,7 +1790,7 @@
           <w:color w:val="000000"/>
           <w:sz w:val="21"/>
         </w:rPr>
-        <w:t>失敗後の操作には，既存コードを残して直す方法と，既存コードを捨てて生成し直す方法がある．修正には，前回の出力を再利用できる利点がある一方，誤った構造を引き継ぐ可能性もある．再生成には，既存の誤りから離れられる可能性がある一方，既に正しかった部分を再び作り直すことになる．これらは設計上考えられる性質であり，本研究が個別の心理過程やモデル内部の挙動を直接測定したという意味ではない．実際の比較では成功数と追加消費を観測して判断する．</w:t>
+        <w:t>失敗後の操作には，既存コードを残して直す方法と，既存コードを捨てて生成し直す方法がある．修正には，前回の出力を再利用できる利点がある一方，誤った構造を引き継ぐ可能性もある．再生成には，既存の誤りから離れられる可能性がある一方，既に正しかった部分を再び作り直すことになる．これらは設計上考えられる性質であり，本研究が個別の心理過程やモデル内部の挙動を直接測定したという意味ではない．実際の比較では成功数と追加計算コストを観測して判断する．</w:t>
       </w:r>
     </w:p>
     <w:p>
@@ -1843,7 +1858,7 @@
           <w:color w:val="000000"/>
           <w:sz w:val="21"/>
         </w:rPr>
-        <w:t>また，同じ数の失敗を救済したとしても，その集合が一致するとは限らない．二つの条件がそれぞれ多くを救済しても，片方だけが救済できる対象があれば，実行前にどちらを選ぶかという問題が残る．反対に，成功対象がほぼ重なるのであれば，追加消費や実装の簡単さを重視できる可能性がある．本研究では数と集合の両面を扱い，単一の順位表では捉えにくい介入間の関係を記述する．</w:t>
+        <w:t>また，同じ数の失敗を救済したとしても，その集合が一致するとは限らない．二つの条件がそれぞれ多くを救済しても，片方だけが救済できる対象があれば，実行前にどちらを選ぶかという問題が残る．反対に，成功対象がほぼ重なるのであれば，追加計算コストや実装の簡単さを重視できる可能性がある．本研究では数と集合の両面を扱い，単一の順位表では捉えにくい介入間の関係を記述する．</w:t>
       </w:r>
     </w:p>
     <w:p>
@@ -1858,7 +1873,7 @@
           <w:color w:val="000000"/>
           <w:sz w:val="21"/>
         </w:rPr>
-        <w:t>本研究の実証的貢献は，選択方策の完成ではなく，選択方策を設計する前に必要な観測単位を整えた点にある．初期失敗，修正履歴，最終成功，追加消費を初期組へ結び付けることで，後から条件の選び方を検討するための根拠を残す．この段階の知見を，そのまま実運用における最適な規則へ置き換えない．記述的な結果を整理する段階と，方策を新しい対象で検証する段階を区別すること自体が，結果を過大解釈しないための研究設計である．</w:t>
+        <w:t>本研究の実証的貢献は，選択方策の完成ではなく，選択方策を設計する前に必要な観測単位を整えた点にある．初期失敗，修正履歴，最終成功，追加計算コストを初期組へ結び付けることで，後から条件の選び方を検討するための根拠を残す．この段階の知見を，そのまま実運用における最適な規則へ置き換えない．記述的な結果を整理する段階と，方策を新しい対象で検証する段階を区別すること自体が，結果を過大解釈しないための研究設計である．</w:t>
       </w:r>
     </w:p>
     <w:p>
@@ -2086,7 +2101,7 @@
           <w:color w:val="000000"/>
           <w:sz w:val="21"/>
         </w:rPr>
-        <w:t>外部情報がある場合にも，提示した情報が正しく対象の失敗を指していることが前提となる．評価器のビット順処理や判定条件が誤っていれば，正しい回路に不適切な修正を促す可能性がある．したがって，診断を利用する手法の評価では，診断の有無だけでなく，その診断を作った評価器の仕様と検証履歴を記録しなければならない．本研究が評価方針の修正と到達可能な履歴の再構成を方法へ含めるのは，評価器を単なる受動的な採点装置と扱えないためである．</w:t>
+        <w:t>外部情報がある場合にも，提示した情報が正しく対象の失敗を指していることが前提となる．評価器のビット順処理や判定条件が誤っていれば，正しい回路に不適切な修正を促す可能性がある．したがって，診断を利用する手法の評価では，診断の有無だけでなく，その診断を作った評価器の仕様と検証履歴を記録しなければならない．本研究が評価方針の修正と到達履歴の再構成を方法へ含めるのは，評価器を単なる受動的な採点装置と扱えないためである．</w:t>
       </w:r>
     </w:p>
     <w:p>
@@ -2216,6 +2231,194 @@
       </w:pPr>
       <w:r>
         <w:t>評価・実験方法</w:t>
+      </w:r>
+    </w:p>
+    <w:p>
+      <w:pPr>
+        <w:jc w:val="left"/>
+      </w:pPr>
+      <w:r>
+        <w:rPr>
+          <w:rFonts w:ascii="Century" w:hAnsi="Century" w:cs="Century" w:eastAsia="MS 明朝"/>
+          <w:b w:val="0"/>
+          <w:color w:val="000000"/>
+          <w:sz w:val="21"/>
+        </w:rPr>
+      </w:r>
+      <w:r>
+        <w:rPr>
+          <w:rFonts w:ascii="Century" w:hAnsi="Century" w:cs="Century" w:eastAsia="MS 明朝"/>
+          <w:b w:val="0"/>
+          <w:color w:val="000000"/>
+          <w:sz w:val="21"/>
+        </w:rPr>
+        <w:t>図</w:t>
+      </w:r>
+      <w:r>
+        <w:rPr>
+          <w:rFonts w:ascii="Century" w:hAnsi="Century" w:cs="Century" w:eastAsia="MS 明朝"/>
+          <w:b w:val="0"/>
+          <w:color w:val="000000"/>
+          <w:sz w:val="21"/>
+        </w:rPr>
+        <w:fldChar w:fldCharType="begin"/>
+      </w:r>
+      <w:r>
+        <w:rPr>
+          <w:rFonts w:ascii="Century" w:hAnsi="Century" w:cs="Century" w:eastAsia="MS 明朝"/>
+          <w:b w:val="0"/>
+          <w:color w:val="000000"/>
+          <w:sz w:val="21"/>
+        </w:rPr>
+        <w:instrText xml:space="preserve"> REF Figure1 \h </w:instrText>
+      </w:r>
+      <w:r>
+        <w:rPr>
+          <w:rFonts w:ascii="Century" w:hAnsi="Century" w:cs="Century" w:eastAsia="MS 明朝"/>
+          <w:b w:val="0"/>
+          <w:color w:val="000000"/>
+          <w:sz w:val="21"/>
+        </w:rPr>
+        <w:fldChar w:fldCharType="separate"/>
+      </w:r>
+      <w:r>
+        <w:rPr>
+          <w:rFonts w:ascii="Century" w:hAnsi="Century" w:cs="Century" w:eastAsia="MS 明朝"/>
+          <w:b w:val="0"/>
+          <w:color w:val="000000"/>
+          <w:sz w:val="21"/>
+        </w:rPr>
+        <w:t>1</w:t>
+      </w:r>
+      <w:r>
+        <w:rPr>
+          <w:rFonts w:ascii="Century" w:hAnsi="Century" w:cs="Century" w:eastAsia="MS 明朝"/>
+          <w:b w:val="0"/>
+          <w:color w:val="000000"/>
+          <w:sz w:val="21"/>
+        </w:rPr>
+        <w:fldChar w:fldCharType="end"/>
+      </w:r>
+      <w:r>
+        <w:rPr>
+          <w:rFonts w:ascii="Century" w:hAnsi="Century" w:cs="Century" w:eastAsia="MS 明朝"/>
+          <w:b w:val="0"/>
+          <w:color w:val="000000"/>
+          <w:sz w:val="21"/>
+        </w:rPr>
+        <w:t>に実験の論理的な比較手順を示す．初期成功の保持と初期失敗への追加生成を分ける．保存済みの生成履歴と部分追試に基づく集計であり，全件を新たに生成した実験ではない．</w:t>
+      </w:r>
+    </w:p>
+    <w:p>
+      <w:pPr>
+        <w:keepNext/>
+        <w:keepLines/>
+        <w:jc w:val="center"/>
+      </w:pPr>
+      <w:r>
+        <w:drawing>
+          <wp:inline xmlns:a="http://schemas.openxmlformats.org/drawingml/2006/main" xmlns:pic="http://schemas.openxmlformats.org/drawingml/2006/picture">
+            <wp:extent cx="5580000" cy="5329029"/>
+            <wp:docPr id="1" name="Picture 1" descr="共有初期コードを起点とする比較手順"/>
+            <wp:cNvGraphicFramePr>
+              <a:graphicFrameLocks noChangeAspect="1"/>
+            </wp:cNvGraphicFramePr>
+            <a:graphic>
+              <a:graphicData uri="http://schemas.openxmlformats.org/drawingml/2006/picture">
+                <pic:pic>
+                  <pic:nvPicPr>
+                    <pic:cNvPr id="0" name="experiment_flow.png"/>
+                    <pic:cNvPicPr/>
+                  </pic:nvPicPr>
+                  <pic:blipFill>
+                    <a:blip r:embed="rId10"/>
+                    <a:stretch>
+                      <a:fillRect/>
+                    </a:stretch>
+                  </pic:blipFill>
+                  <pic:spPr>
+                    <a:xfrm>
+                      <a:off x="0" y="0"/>
+                      <a:ext cx="5580000" cy="5329029"/>
+                    </a:xfrm>
+                    <a:prstGeom prst="rect"/>
+                  </pic:spPr>
+                </pic:pic>
+              </a:graphicData>
+            </a:graphic>
+          </wp:inline>
+        </w:drawing>
+      </w:r>
+    </w:p>
+    <w:p>
+      <w:pPr>
+        <w:keepLines/>
+        <w:jc w:val="center"/>
+      </w:pPr>
+      <w:r>
+        <w:rPr>
+          <w:rFonts w:ascii="Century" w:hAnsi="Century" w:cs="Century" w:eastAsia="MS 明朝"/>
+          <w:b w:val="0"/>
+          <w:color w:val="000000"/>
+          <w:sz w:val="21"/>
+        </w:rPr>
+        <w:t>図</w:t>
+      </w:r>
+      <w:bookmarkStart w:id="1001" w:name="Figure1"/>
+      <w:r>
+        <w:rPr>
+          <w:rFonts w:ascii="Century" w:hAnsi="Century" w:cs="Century" w:eastAsia="MS 明朝"/>
+          <w:b w:val="0"/>
+          <w:color w:val="000000"/>
+          <w:sz w:val="21"/>
+        </w:rPr>
+        <w:fldChar w:fldCharType="begin"/>
+      </w:r>
+      <w:r>
+        <w:rPr>
+          <w:rFonts w:ascii="Century" w:hAnsi="Century" w:cs="Century" w:eastAsia="MS 明朝"/>
+          <w:b w:val="0"/>
+          <w:color w:val="000000"/>
+          <w:sz w:val="21"/>
+        </w:rPr>
+        <w:instrText xml:space="preserve"> SEQ Figure \* ARABIC </w:instrText>
+      </w:r>
+      <w:r>
+        <w:rPr>
+          <w:rFonts w:ascii="Century" w:hAnsi="Century" w:cs="Century" w:eastAsia="MS 明朝"/>
+          <w:b w:val="0"/>
+          <w:color w:val="000000"/>
+          <w:sz w:val="21"/>
+        </w:rPr>
+        <w:fldChar w:fldCharType="separate"/>
+      </w:r>
+      <w:r>
+        <w:rPr>
+          <w:rFonts w:ascii="Century" w:hAnsi="Century" w:cs="Century" w:eastAsia="MS 明朝"/>
+          <w:b w:val="0"/>
+          <w:color w:val="000000"/>
+          <w:sz w:val="21"/>
+        </w:rPr>
+        <w:t>1</w:t>
+      </w:r>
+      <w:r>
+        <w:rPr>
+          <w:rFonts w:ascii="Century" w:hAnsi="Century" w:cs="Century" w:eastAsia="MS 明朝"/>
+          <w:b w:val="0"/>
+          <w:color w:val="000000"/>
+          <w:sz w:val="21"/>
+        </w:rPr>
+        <w:fldChar w:fldCharType="end"/>
+      </w:r>
+      <w:bookmarkEnd w:id="1001"/>
+      <w:r>
+        <w:rPr>
+          <w:rFonts w:ascii="Century" w:hAnsi="Century" w:cs="Century" w:eastAsia="MS 明朝"/>
+          <w:b w:val="0"/>
+          <w:color w:val="000000"/>
+          <w:sz w:val="21"/>
+        </w:rPr>
+        <w:t xml:space="preserve"> 共有初期コードを起点とする比較手順</w:t>
       </w:r>
     </w:p>
     <w:p>
@@ -3433,7 +3636,7 @@
         <w:pStyle w:val="Heading3"/>
       </w:pPr>
       <w:r>
-        <w:t>到達可能な履歴の再構成</w:t>
+        <w:t>到達履歴の再構成</w:t>
       </w:r>
     </w:p>
     <w:p>
@@ -3448,7 +3651,7 @@
           <w:color w:val="000000"/>
           <w:sz w:val="21"/>
         </w:rPr>
-        <w:t>評価方針の修正は，停止する時点や次に与える診断文を変えることがある．保存コードを新しい評価で再採点するだけでは，新診断を受けて生成されるはずの後続コードを再現できない．そこで，検証済みの保存済み前半履歴（prefix）と，必要な部分追試の後半履歴（suffix）を接続した現在の到達経路を主結果とする．</w:t>
+        <w:t>評価方針の修正は，停止する時点や次に与える診断文を変えることがある．保存コードを新しい評価で再採点するだけでは，新診断を受けて生成されるはずの後続コードを再現できない．そこで，検証済みの保存済みの生成履歴の前半部分と，必要な部分追試による後半部分を接続した現行の到達履歴を主結果とする．</w:t>
       </w:r>
     </w:p>
     <w:p>
@@ -3463,7 +3666,7 @@
           <w:color w:val="000000"/>
           <w:sz w:val="21"/>
         </w:rPr>
-        <w:t>部分追試は293ケースで，新suffixは647 roundである．分岐後に到達できない旧保存suffixを現在の経路に流用しない．初期生成から全件を新評価で生成し直した実験とは区別する．現行の到達roundは9,249であり，5,000条件記録とは集計単位が異なる．</w:t>
+        <w:t>部分追試は293ケースで，部分追試による後半部分は647 roundである．分岐後に到達できない旧保存後半部分を現在の経路に流用しない．初期生成から全件を新評価で生成し直した実験とは区別する．現行の到達roundは9,249であり，5,000条件記録とは集計単位が異なる．</w:t>
       </w:r>
     </w:p>
     <w:p>
@@ -3569,7 +3772,7 @@
           <w:color w:val="000000"/>
           <w:sz w:val="21"/>
         </w:rPr>
-        <w:t>この逐次性により，最終roundだけを比較すると，どの情報が与えられていたかや，どの失敗段階を経由したかを見落とす．本研究はroundの順序，コードhash，評価分類，出典prefix/suffixを保持して追跡する．最終成功率と履歴分析は代替関係ではなく，異なる粒度で同じ経路を説明するための分析となる．履歴の途中で失敗分類が変わった場合にも，初期類型別の分母は変更しない．</w:t>
+        <w:t>この逐次性により，最終roundだけを比較すると，どの情報が与えられていたかや，どの失敗段階を経由したかを見落とす．本研究はroundの順序，コードhash，評価分類，履歴の前半・後半の出典を保持して追跡する．最終成功率と履歴分析は代替関係ではなく，異なる粒度で同じ経路を説明するための分析となる．履歴の途中で失敗分類が変わった場合にも，初期類型別の分母は変更しない．</w:t>
       </w:r>
     </w:p>
     <w:p>
@@ -3622,7 +3825,7 @@
           <w:color w:val="000000"/>
           <w:sz w:val="21"/>
         </w:rPr>
-        <w:t>本研究の現在の主経路は，そのような分岐の影響を受けない保存prefixを利用し，必要な範囲に新しいsuffixを接続したものである．suffixを接続する際には，直前のコードや判定，出典が対応することを確認する．接続先の根拠を失うと，異なる履歴の一部を寄せ集めて一つの条件が実際に辿り得たように見せる危険がある．到達可能性の確認は，保存データを多く残すことより優先される．</w:t>
+        <w:t>本研究の現在の主経路は，そのような分岐の影響を受けない保存済みの生成履歴の前半部分を利用し，必要な範囲に部分追試による後半部分を接続したものである．後半部分を接続する際には，直前のコードや判定，出典が対応することを確認する．接続先の根拠を失うと，異なる履歴の一部を寄せ集めて一つの条件が実際に辿り得たように見せる危険がある．到達可能性の確認は，保存データを多く残すことより優先される．</w:t>
       </w:r>
     </w:p>
     <w:p>
@@ -3637,7 +3840,7 @@
           <w:color w:val="000000"/>
           <w:sz w:val="21"/>
         </w:rPr>
-        <w:t>部分追試293ケースという数と，接続された新suffix647 roundという数は単位が異なる．一つの追試ケースに複数roundが生じるため，両者の大小を記録の欠落や重複と解釈しない．同様に，現在の到達round9,249は，本体の5,000条件記録と対応するが同じ母数ではない．本研究ではどの単位の件数なのかをラベルとmanifestへ残し，論文の率の分母に誤用しない．</w:t>
+        <w:t>部分追試293ケースという数と，接続された部分追試による後半部分647 roundという数は単位が異なる．一つの追試ケースに複数roundが生じるため，両者の大小を記録の欠落や重複と解釈しない．同様に，現在の到達round9,249は，本体の5,000条件記録と対応するが同じ母数ではない．本研究ではどの単位の件数なのかをラベルとmanifestへ残し，論文の率の分母に誤用しない．</w:t>
       </w:r>
     </w:p>
     <w:p>
@@ -3652,7 +3855,7 @@
           <w:color w:val="000000"/>
           <w:sz w:val="21"/>
         </w:rPr>
-        <w:t>この方法は，すべての過去生成を一つの条件へ完全に揃え直す操作ではない．保存prefixの生成時期や要求ログの完全性，元schemaの違いは残る．したがって，再構成経路の比較は現在採用した経路に関する記述として報告する．保存資産を利用して評価の整合性を回復したことと，全条件を同一時期に新生成した比較実験を行ったことを分けて扱う．</w:t>
+        <w:t>この方法は，すべての過去生成を一つの条件へ完全に揃え直す操作ではない．保存済みの生成履歴の前半部分の生成時期や要求ログの完全性，元schemaの違いは残る．したがって，再構成した生成履歴の比較は現在採用した経路に関する記述として報告する．保存資産を利用して評価の整合性を回復したことと，全条件を同一時期に新生成した比較実験を行ったことを分けて扱う．</w:t>
       </w:r>
     </w:p>
     <w:p>
@@ -4533,7 +4736,7 @@
           <w:color w:val="000000"/>
           <w:sz w:val="21"/>
         </w:rPr>
-        <w:t>追加修正コストは共有初期生成を除き，失敗した修正への消費を含めた入力＋出力tokensの合計である．tokens／救済は総追加tokensを救済組数で割る．要求時間は保存されたelapsed_secの合計であり，評価時間や全工程の所要時間ではない．</w:t>
+        <w:t>追加計算コストは共有初期生成を除き，失敗した修正への消費を含めた入力＋出力tokensの合計である．tokens／救済は総追加tokensを救済組数で割る．要求時間は保存されたelapsed_secの合計であり，評価時間や全工程の所要時間ではない．</w:t>
       </w:r>
     </w:p>
     <w:p>
@@ -4548,7 +4751,7 @@
           <w:color w:val="000000"/>
           <w:sz w:val="21"/>
         </w:rPr>
-        <w:t>保存prefixの過去の記録値と，新suffixの部分追試時の実測値を分離して保持する．合計は再構成した経路に対する計算値である．金銭単価を測定していないため，金銭費用の削減とは呼ばない．修正上限別の集計も同じ最大3修正の観測履歴を区切ったものであり，上限ごとに独立実験した結果ではない．</w:t>
+        <w:t>保存済みの生成履歴の前半部分の過去の記録値と，部分追試による後半部分の部分追試時の実測値を分離して保持する．合計は再構成した経路に対する計算値である．金銭単価を測定していないため，金銭費用の削減とは呼ばない．修正上限別の集計も同じ最大3修正の観測履歴を区切ったものであり，上限ごとに独立実験した結果ではない．</w:t>
       </w:r>
     </w:p>
     <w:p>
@@ -4707,7 +4910,7 @@
           <w:color w:val="000000"/>
           <w:sz w:val="21"/>
         </w:rPr>
-        <w:t>実験レポートが継続更新されている環境では，執筆日が新しいことと，本文で採用する結果が新しく生成されたことは区別しなければならない．本稿の主結果は2026-10-16版の固定到達経路に基づき，B4は2026-10-22固定の完了集計を加える．今回の本文拡充により，新しいモデル要求や生成コード評価を実行したわけではない．既存結果を説明する文章を増やしても，データの実験時点は変わらない．</w:t>
+        <w:t>実験レポートが継続更新されている環境では，執筆日が新しいことと，本文で採用する結果が新しく生成されたことは区別しなければならない．本稿の主結果は2026-10-16版の固定到達履歴に基づき，B4は2026-10-22固定の完了集計を加える．今回の本文拡充により，新しいモデル要求や生成コード評価を実行したわけではない．既存結果を説明する文章を増やしても，データの実験時点は変わらない．</w:t>
       </w:r>
     </w:p>
     <w:p>
@@ -4722,7 +4925,7 @@
           <w:color w:val="000000"/>
           <w:sz w:val="21"/>
         </w:rPr>
-        <w:t>固定出典を採用する理由は，本文，表，図，考察が同じ集合と判定から導かれるようにするためである．執筆途中で自動更新レポートの数値だけを転記すると，過去の評価値と現在の到達経路が混ざる可能性がある．本研究では結果表の出典とhashを記録し，本文の数値をそこへ照合する．集計処理を変更した場合には，元の固定ファイルを上書きするのではなく，変更理由と別の出典を明示する．</w:t>
+        <w:t>固定出典を採用する理由は，本文，表，図，考察が同じ集合と判定から導かれるようにするためである．執筆途中で自動更新レポートの数値だけを転記すると，過去の評価値と現行の到達履歴が混ざる可能性がある．本研究では結果表の出典とhashを記録し，本文の数値をそこへ照合する．集計処理を変更した場合には，元の固定ファイルを上書きするのではなく，変更理由と別の出典を明示する．</w:t>
       </w:r>
     </w:p>
     <w:p>
@@ -4846,7 +5049,69 @@
           <w:color w:val="000000"/>
           <w:sz w:val="21"/>
         </w:rPr>
-        <w:t>救済率と最終成功率では分母と分子が異なる．例えばFの救済率33.6%は初期失敗545組中183組の成功を表し，最終成功率63.8%は初期成功455組の保持を加えた638/1,000組を表す．表の追加成功数に初期成功を含めないことで，修正・再生成が新たに成功へ導いた範囲を明確にする．退行0は初期成功を保持し，成功時に停止する設計による．</w:t>
+      </w:r>
+      <w:r>
+        <w:rPr>
+          <w:rFonts w:ascii="Century" w:hAnsi="Century" w:cs="Century" w:eastAsia="MS 明朝"/>
+          <w:b w:val="0"/>
+          <w:color w:val="000000"/>
+          <w:sz w:val="21"/>
+        </w:rPr>
+        <w:t>図</w:t>
+      </w:r>
+      <w:r>
+        <w:rPr>
+          <w:rFonts w:ascii="Century" w:hAnsi="Century" w:cs="Century" w:eastAsia="MS 明朝"/>
+          <w:b w:val="0"/>
+          <w:color w:val="000000"/>
+          <w:sz w:val="21"/>
+        </w:rPr>
+        <w:fldChar w:fldCharType="begin"/>
+      </w:r>
+      <w:r>
+        <w:rPr>
+          <w:rFonts w:ascii="Century" w:hAnsi="Century" w:cs="Century" w:eastAsia="MS 明朝"/>
+          <w:b w:val="0"/>
+          <w:color w:val="000000"/>
+          <w:sz w:val="21"/>
+        </w:rPr>
+        <w:instrText xml:space="preserve"> REF Figure2 \h </w:instrText>
+      </w:r>
+      <w:r>
+        <w:rPr>
+          <w:rFonts w:ascii="Century" w:hAnsi="Century" w:cs="Century" w:eastAsia="MS 明朝"/>
+          <w:b w:val="0"/>
+          <w:color w:val="000000"/>
+          <w:sz w:val="21"/>
+        </w:rPr>
+        <w:fldChar w:fldCharType="separate"/>
+      </w:r>
+      <w:r>
+        <w:rPr>
+          <w:rFonts w:ascii="Century" w:hAnsi="Century" w:cs="Century" w:eastAsia="MS 明朝"/>
+          <w:b w:val="0"/>
+          <w:color w:val="000000"/>
+          <w:sz w:val="21"/>
+        </w:rPr>
+        <w:t>2</w:t>
+      </w:r>
+      <w:r>
+        <w:rPr>
+          <w:rFonts w:ascii="Century" w:hAnsi="Century" w:cs="Century" w:eastAsia="MS 明朝"/>
+          <w:b w:val="0"/>
+          <w:color w:val="000000"/>
+          <w:sz w:val="21"/>
+        </w:rPr>
+        <w:fldChar w:fldCharType="end"/>
+      </w:r>
+      <w:r>
+        <w:rPr>
+          <w:rFonts w:ascii="Century" w:hAnsi="Century" w:cs="Century" w:eastAsia="MS 明朝"/>
+          <w:b w:val="0"/>
+          <w:color w:val="000000"/>
+          <w:sz w:val="21"/>
+        </w:rPr>
+        <w:t>は同じ初期失敗545組を分母として追加成功率を比較したものである．R/F/Dは修正による救済，B4は独立再生成による追加成功として区別する．</w:t>
       </w:r>
     </w:p>
     <w:p>
@@ -4861,7 +5126,22 @@
           <w:color w:val="000000"/>
           <w:sz w:val="21"/>
         </w:rPr>
-        <w:t>B4実験は全1,000組の記録が揃い，欠落・重複・予定外記録0，sanity検証成功であった．追加roundのunknown_error2件はコード側の未定義変数によるNameErrorであり，API接続障害とは区別した．R/F/Dは保存prefixと必要な追試suffixの再構成経路，B4は別の追加実験である．最大生成機会は初回込み4回で揃うが，入力情報・seed規則・実行時期・出典schemaは一致しない．</w:t>
+        <w:t>救済率と最終成功率では分母と分子が異なる．例えばFの救済率33.6%は初期失敗545組中183組の成功を表し，最終成功率63.8%は初期成功455組の保持を加えた638/1,000組を表す．表の追加成功数に初期成功を含めないことで，修正・再生成が新たに成功へ導いた範囲を明確にする．退行0は初期成功を保持し，成功時に停止する設計による．</w:t>
+      </w:r>
+    </w:p>
+    <w:p>
+      <w:pPr>
+        <w:widowControl/>
+        <w:jc w:val="left"/>
+      </w:pPr>
+      <w:r>
+        <w:rPr>
+          <w:rFonts w:ascii="Century" w:hAnsi="Century" w:cs="Century" w:eastAsia="MS 明朝"/>
+          <w:b w:val="0"/>
+          <w:color w:val="000000"/>
+          <w:sz w:val="21"/>
+        </w:rPr>
+        <w:t>B4実験は全1,000組の記録が揃い，欠落・重複・予定外記録0，sanity検証成功であった．追加roundのunknown_error2件はコード側の未定義変数によるNameErrorであり，API接続障害とは区別した．R/F/Dは保存済みの生成履歴の前半部分と，必要な部分追試による後半部分の再構成した生成履歴，B4は別の追加実験である．最大生成機会は初回込み4回で揃うが，入力情報・seed規則・実行時期・出典schemaは一致しない．</w:t>
       </w:r>
     </w:p>
     <w:p>
@@ -5456,6 +5736,118 @@
         </w:tc>
       </w:tr>
     </w:tbl>
+    <w:p>
+      <w:pPr>
+        <w:keepNext/>
+        <w:keepLines/>
+        <w:jc w:val="center"/>
+      </w:pPr>
+      <w:r>
+        <w:drawing>
+          <wp:inline xmlns:a="http://schemas.openxmlformats.org/drawingml/2006/main" xmlns:pic="http://schemas.openxmlformats.org/drawingml/2006/picture">
+            <wp:extent cx="5760000" cy="3141140"/>
+            <wp:docPr id="2" name="Picture 2" descr="初期失敗545組に対する追加成功率（R/F/Dは修正による救済，B4は独立再生成）"/>
+            <wp:cNvGraphicFramePr>
+              <a:graphicFrameLocks noChangeAspect="1"/>
+            </wp:cNvGraphicFramePr>
+            <a:graphic>
+              <a:graphicData uri="http://schemas.openxmlformats.org/drawingml/2006/picture">
+                <pic:pic>
+                  <pic:nvPicPr>
+                    <pic:cNvPr id="0" name="additional_success_rates.png"/>
+                    <pic:cNvPicPr/>
+                  </pic:nvPicPr>
+                  <pic:blipFill>
+                    <a:blip r:embed="rId11"/>
+                    <a:stretch>
+                      <a:fillRect/>
+                    </a:stretch>
+                  </pic:blipFill>
+                  <pic:spPr>
+                    <a:xfrm>
+                      <a:off x="0" y="0"/>
+                      <a:ext cx="5760000" cy="3141140"/>
+                    </a:xfrm>
+                    <a:prstGeom prst="rect"/>
+                  </pic:spPr>
+                </pic:pic>
+              </a:graphicData>
+            </a:graphic>
+          </wp:inline>
+        </w:drawing>
+      </w:r>
+    </w:p>
+    <w:p>
+      <w:pPr>
+        <w:keepLines/>
+        <w:jc w:val="center"/>
+      </w:pPr>
+      <w:r>
+        <w:rPr>
+          <w:rFonts w:ascii="Century" w:hAnsi="Century" w:cs="Century" w:eastAsia="MS 明朝"/>
+          <w:b w:val="0"/>
+          <w:color w:val="000000"/>
+          <w:sz w:val="21"/>
+        </w:rPr>
+        <w:t>図</w:t>
+      </w:r>
+      <w:bookmarkStart w:id="1002" w:name="Figure2"/>
+      <w:r>
+        <w:rPr>
+          <w:rFonts w:ascii="Century" w:hAnsi="Century" w:cs="Century" w:eastAsia="MS 明朝"/>
+          <w:b w:val="0"/>
+          <w:color w:val="000000"/>
+          <w:sz w:val="21"/>
+        </w:rPr>
+        <w:fldChar w:fldCharType="begin"/>
+      </w:r>
+      <w:r>
+        <w:rPr>
+          <w:rFonts w:ascii="Century" w:hAnsi="Century" w:cs="Century" w:eastAsia="MS 明朝"/>
+          <w:b w:val="0"/>
+          <w:color w:val="000000"/>
+          <w:sz w:val="21"/>
+        </w:rPr>
+        <w:instrText xml:space="preserve"> SEQ Figure \* ARABIC </w:instrText>
+      </w:r>
+      <w:r>
+        <w:rPr>
+          <w:rFonts w:ascii="Century" w:hAnsi="Century" w:cs="Century" w:eastAsia="MS 明朝"/>
+          <w:b w:val="0"/>
+          <w:color w:val="000000"/>
+          <w:sz w:val="21"/>
+        </w:rPr>
+        <w:fldChar w:fldCharType="separate"/>
+      </w:r>
+      <w:r>
+        <w:rPr>
+          <w:rFonts w:ascii="Century" w:hAnsi="Century" w:cs="Century" w:eastAsia="MS 明朝"/>
+          <w:b w:val="0"/>
+          <w:color w:val="000000"/>
+          <w:sz w:val="21"/>
+        </w:rPr>
+        <w:t>2</w:t>
+      </w:r>
+      <w:r>
+        <w:rPr>
+          <w:rFonts w:ascii="Century" w:hAnsi="Century" w:cs="Century" w:eastAsia="MS 明朝"/>
+          <w:b w:val="0"/>
+          <w:color w:val="000000"/>
+          <w:sz w:val="21"/>
+        </w:rPr>
+        <w:fldChar w:fldCharType="end"/>
+      </w:r>
+      <w:bookmarkEnd w:id="1002"/>
+      <w:r>
+        <w:rPr>
+          <w:rFonts w:ascii="Century" w:hAnsi="Century" w:cs="Century" w:eastAsia="MS 明朝"/>
+          <w:b w:val="0"/>
+          <w:color w:val="000000"/>
+          <w:sz w:val="21"/>
+        </w:rPr>
+        <w:t xml:space="preserve"> 初期失敗545組に対する追加成功率（R/F/Dは修正による救済，B4は独立再生成）</w:t>
+      </w:r>
+    </w:p>
     <w:p>
       <w:pPr>
         <w:pStyle w:val="Heading2"/>
@@ -9831,6 +10223,83 @@
           <w:color w:val="000000"/>
           <w:sz w:val="21"/>
         </w:rPr>
+      </w:r>
+      <w:r>
+        <w:rPr>
+          <w:rFonts w:ascii="Century" w:hAnsi="Century" w:cs="Century" w:eastAsia="MS 明朝"/>
+          <w:b w:val="0"/>
+          <w:color w:val="000000"/>
+          <w:sz w:val="21"/>
+        </w:rPr>
+        <w:t>図</w:t>
+      </w:r>
+      <w:r>
+        <w:rPr>
+          <w:rFonts w:ascii="Century" w:hAnsi="Century" w:cs="Century" w:eastAsia="MS 明朝"/>
+          <w:b w:val="0"/>
+          <w:color w:val="000000"/>
+          <w:sz w:val="21"/>
+        </w:rPr>
+        <w:fldChar w:fldCharType="begin"/>
+      </w:r>
+      <w:r>
+        <w:rPr>
+          <w:rFonts w:ascii="Century" w:hAnsi="Century" w:cs="Century" w:eastAsia="MS 明朝"/>
+          <w:b w:val="0"/>
+          <w:color w:val="000000"/>
+          <w:sz w:val="21"/>
+        </w:rPr>
+        <w:instrText xml:space="preserve"> REF Figure3 \h </w:instrText>
+      </w:r>
+      <w:r>
+        <w:rPr>
+          <w:rFonts w:ascii="Century" w:hAnsi="Century" w:cs="Century" w:eastAsia="MS 明朝"/>
+          <w:b w:val="0"/>
+          <w:color w:val="000000"/>
+          <w:sz w:val="21"/>
+        </w:rPr>
+        <w:fldChar w:fldCharType="separate"/>
+      </w:r>
+      <w:r>
+        <w:rPr>
+          <w:rFonts w:ascii="Century" w:hAnsi="Century" w:cs="Century" w:eastAsia="MS 明朝"/>
+          <w:b w:val="0"/>
+          <w:color w:val="000000"/>
+          <w:sz w:val="21"/>
+        </w:rPr>
+        <w:t>3</w:t>
+      </w:r>
+      <w:r>
+        <w:rPr>
+          <w:rFonts w:ascii="Century" w:hAnsi="Century" w:cs="Century" w:eastAsia="MS 明朝"/>
+          <w:b w:val="0"/>
+          <w:color w:val="000000"/>
+          <w:sz w:val="21"/>
+        </w:rPr>
+        <w:fldChar w:fldCharType="end"/>
+      </w:r>
+      <w:r>
+        <w:rPr>
+          <w:rFonts w:ascii="Century" w:hAnsi="Century" w:cs="Century" w:eastAsia="MS 明朝"/>
+          <w:b w:val="0"/>
+          <w:color w:val="000000"/>
+          <w:sz w:val="21"/>
+        </w:rPr>
+        <w:t>はこの対応を件数に比例する帯で示したものである．共通救済と片側のみの救済を，双方未救済の集合と合わせて比較できる．</w:t>
+      </w:r>
+    </w:p>
+    <w:p>
+      <w:pPr>
+        <w:widowControl/>
+        <w:jc w:val="left"/>
+      </w:pPr>
+      <w:r>
+        <w:rPr>
+          <w:rFonts w:ascii="Century" w:hAnsi="Century" w:cs="Century" w:eastAsia="MS 明朝"/>
+          <w:b w:val="0"/>
+          <w:color w:val="000000"/>
+          <w:sz w:val="21"/>
+        </w:rPr>
         <w:t>片側83組の両条件166履歴・398修正遷移を静的に確認した．救済側の履歴でimport/APIに関係する変更はFのみ集合の28組・Dのみ集合の34組，回路構築・IFは24組・32組，量子ゲート等のテキストは38組・32組，測定・出力取得は11組・16組に認められた．これらは重複可能な変更領域の注記である．初期失敗の排他的な分類とは異なり，合計を83組へ合わせる集計ではない．</w:t>
       </w:r>
     </w:p>
@@ -10167,14 +10636,126 @@
     </w:tbl>
     <w:p>
       <w:pPr>
-        <w:pStyle w:val="Heading2"/>
-      </w:pPr>
-      <w:r>
-        <w:t>追加消費と停止回数</w:t>
+        <w:keepNext/>
+        <w:keepLines/>
+        <w:jc w:val="center"/>
+      </w:pPr>
+      <w:r>
+        <w:drawing>
+          <wp:inline xmlns:a="http://schemas.openxmlformats.org/drawingml/2006/main" xmlns:pic="http://schemas.openxmlformats.org/drawingml/2006/picture">
+            <wp:extent cx="5760000" cy="2025467"/>
+            <wp:docPr id="3" name="Picture 3" descr="FとDの救済対象の重なり（初期失敗545組を排他的な4集合に分割）"/>
+            <wp:cNvGraphicFramePr>
+              <a:graphicFrameLocks noChangeAspect="1"/>
+            </wp:cNvGraphicFramePr>
+            <a:graphic>
+              <a:graphicData uri="http://schemas.openxmlformats.org/drawingml/2006/picture">
+                <pic:pic>
+                  <pic:nvPicPr>
+                    <pic:cNvPr id="0" name="fd_overlap.png"/>
+                    <pic:cNvPicPr/>
+                  </pic:nvPicPr>
+                  <pic:blipFill>
+                    <a:blip r:embed="rId12"/>
+                    <a:stretch>
+                      <a:fillRect/>
+                    </a:stretch>
+                  </pic:blipFill>
+                  <pic:spPr>
+                    <a:xfrm>
+                      <a:off x="0" y="0"/>
+                      <a:ext cx="5760000" cy="2025467"/>
+                    </a:xfrm>
+                    <a:prstGeom prst="rect"/>
+                  </pic:spPr>
+                </pic:pic>
+              </a:graphicData>
+            </a:graphic>
+          </wp:inline>
+        </w:drawing>
       </w:r>
     </w:p>
     <w:p>
       <w:pPr>
+        <w:keepLines/>
+        <w:jc w:val="center"/>
+      </w:pPr>
+      <w:r>
+        <w:rPr>
+          <w:rFonts w:ascii="Century" w:hAnsi="Century" w:cs="Century" w:eastAsia="MS 明朝"/>
+          <w:b w:val="0"/>
+          <w:color w:val="000000"/>
+          <w:sz w:val="21"/>
+        </w:rPr>
+        <w:t>図</w:t>
+      </w:r>
+      <w:bookmarkStart w:id="1003" w:name="Figure3"/>
+      <w:r>
+        <w:rPr>
+          <w:rFonts w:ascii="Century" w:hAnsi="Century" w:cs="Century" w:eastAsia="MS 明朝"/>
+          <w:b w:val="0"/>
+          <w:color w:val="000000"/>
+          <w:sz w:val="21"/>
+        </w:rPr>
+        <w:fldChar w:fldCharType="begin"/>
+      </w:r>
+      <w:r>
+        <w:rPr>
+          <w:rFonts w:ascii="Century" w:hAnsi="Century" w:cs="Century" w:eastAsia="MS 明朝"/>
+          <w:b w:val="0"/>
+          <w:color w:val="000000"/>
+          <w:sz w:val="21"/>
+        </w:rPr>
+        <w:instrText xml:space="preserve"> SEQ Figure \* ARABIC </w:instrText>
+      </w:r>
+      <w:r>
+        <w:rPr>
+          <w:rFonts w:ascii="Century" w:hAnsi="Century" w:cs="Century" w:eastAsia="MS 明朝"/>
+          <w:b w:val="0"/>
+          <w:color w:val="000000"/>
+          <w:sz w:val="21"/>
+        </w:rPr>
+        <w:fldChar w:fldCharType="separate"/>
+      </w:r>
+      <w:r>
+        <w:rPr>
+          <w:rFonts w:ascii="Century" w:hAnsi="Century" w:cs="Century" w:eastAsia="MS 明朝"/>
+          <w:b w:val="0"/>
+          <w:color w:val="000000"/>
+          <w:sz w:val="21"/>
+        </w:rPr>
+        <w:t>3</w:t>
+      </w:r>
+      <w:r>
+        <w:rPr>
+          <w:rFonts w:ascii="Century" w:hAnsi="Century" w:cs="Century" w:eastAsia="MS 明朝"/>
+          <w:b w:val="0"/>
+          <w:color w:val="000000"/>
+          <w:sz w:val="21"/>
+        </w:rPr>
+        <w:fldChar w:fldCharType="end"/>
+      </w:r>
+      <w:bookmarkEnd w:id="1003"/>
+      <w:r>
+        <w:rPr>
+          <w:rFonts w:ascii="Century" w:hAnsi="Century" w:cs="Century" w:eastAsia="MS 明朝"/>
+          <w:b w:val="0"/>
+          <w:color w:val="000000"/>
+          <w:sz w:val="21"/>
+        </w:rPr>
+        <w:t xml:space="preserve"> FとDの救済対象の重なり（初期失敗545組を排他的な4集合に分割）</w:t>
+      </w:r>
+    </w:p>
+    <w:p>
+      <w:pPr>
+        <w:pStyle w:val="Heading2"/>
+      </w:pPr>
+      <w:r>
+        <w:t>追加計算コストと停止回数</w:t>
+      </w:r>
+    </w:p>
+    <w:p>
+      <w:pPr>
         <w:widowControl/>
         <w:jc w:val="left"/>
       </w:pPr>
@@ -10262,7 +10843,7 @@
           <w:color w:val="000000"/>
           <w:sz w:val="21"/>
         </w:rPr>
-        <w:t>修正条件の総追加tokensは，R1,809,845，F1,708,086，D1,975,782であった．このうち未救済例への消費は，R1,618,684，F1,374,240，D1,605,388 tokensを占めた．F/Dには保存prefixと追試suffixが混在し，内訳は固定CSVに残している．前回コードや診断の有無で入力長も変わるため，表の差を同一条件での診断削除による節約量と解釈しない．要求時間は保存された生成要求の経過時間であり，評価・全工程時間・金銭費用とは区別する．</w:t>
+        <w:t>修正条件の総追加tokensは，R1,809,845，F1,708,086，D1,975,782であった．このうち未救済例への消費は，R1,618,684，F1,374,240，D1,605,388 tokensを占めた．F/Dには保存済みの生成履歴の前半部分と追試による後半部分が混在し，内訳は固定CSVに残している．前回コードや診断の有無で入力長も変わるため，表の差を同一条件での診断削除による節約量と解釈しない．要求時間は保存された生成要求の経過時間であり，評価・全工程時間・金銭費用とは区別する．</w:t>
       </w:r>
     </w:p>
     <w:p>
@@ -10354,7 +10935,7 @@
           <w:color w:val="000000"/>
           <w:sz w:val="21"/>
         </w:rPr>
-        <w:t>後半roundにはそれ以前に失敗し続けた対象だけが残り，初期の同じ集合へ各roundを独立に適用した実験ではない．この比較は同じ観測履歴の打切り計算であり，上限別に独立実験した結果ではない．停止回数の一般的な最適値は確定せず，得られる成功と未成功への追加消費を合わせて方策を検討する材料とする．</w:t>
+        <w:t>後半roundにはそれ以前に失敗し続けた対象だけが残り，初期の同じ集合へ各roundを独立に適用した実験ではない．この比較は同じ観測履歴の打切り計算であり，上限別に独立実験した結果ではない．停止回数の一般的な最適値は確定せず，得られる成功と未成功への追加計算コストを合わせて方策を検討する材料とする．</w:t>
       </w:r>
     </w:p>
     <w:p>
@@ -10427,7 +11008,7 @@
           <w:color w:val="000000"/>
           <w:sz w:val="21"/>
         </w:rPr>
-        <w:t xml:space="preserve"> 共有初期を除く追加消費（未成功への消費を含む）</w:t>
+        <w:t xml:space="preserve"> 共有初期を除く追加計算コスト（未成功への消費を含む）</w:t>
       </w:r>
     </w:p>
     <w:tbl>
@@ -11577,7 +12158,7 @@
           <w:color w:val="000000"/>
           <w:sz w:val="21"/>
         </w:rPr>
-        <w:t>Pの1,000独立生成の消費は764,083 tokensである．これは共有初期を除く追加消費を示す</w:t>
+        <w:t>Pの1,000独立生成の消費は764,083 tokensである．これは共有初期を除く追加計算コストを示す</w:t>
       </w:r>
       <w:r>
         <w:rPr>
@@ -11739,7 +12320,7 @@
           <w:color w:val="000000"/>
           <w:sz w:val="21"/>
         </w:rPr>
-        <w:t>介入カタログには，失敗名と推奨条件だけでなく，対象モデル・課題・評価方式，初期失敗の定義，利用する入力情報，生成・停止条件，成功数と分母，未成功を含む追加消費，検証状態と出典を記載する．同じimport失敗でも，SDKの版や利用可能なAPIが違えば本研究の結果をそのまま適用できない．適用範囲を追跡できることがカタログの基本となる．</w:t>
+        <w:t>介入カタログには，失敗名と推奨条件だけでなく，対象モデル・課題・評価方式，初期失敗の定義，利用する入力情報，生成・停止条件，成功数と分母，未成功を含む追加計算コスト，検証状態と出典を記載する．同じimport失敗でも，SDKの版や利用可能なAPIが違えば本研究の結果をそのまま適用できない．適用範囲を追跡できることがカタログの基本となる．</w:t>
       </w:r>
     </w:p>
     <w:p>
@@ -11862,7 +12443,7 @@
           <w:color w:val="000000"/>
           <w:sz w:val="21"/>
         </w:rPr>
-        <w:t>成功率・追加消費・対象の被覆は，必ずしも同じ条件を最良としない．カタログはこれらを比較する根拠を提供する形式であり，今回実証済みの自動選択器ではない．F/Dの和集合を利用するにも，事前選択の規則か両条件を実行する手順が必要である．その追加消費と停止を含む評価は，今後の方策検証として扱う．</w:t>
+        <w:t>成功率・追加計算コスト・対象の被覆は，必ずしも同じ条件を最良としない．カタログはこれらを比較する根拠を提供する形式であり，今回実証済みの自動選択器ではない．F/Dの和集合を利用するにも，事前選択の規則か両条件を実行する手順が必要である．その追加計算コストと停止を含む評価は，今後の方策検証として扱う．</w:t>
       </w:r>
     </w:p>
     <w:p>
@@ -11915,7 +12496,7 @@
           <w:color w:val="000000"/>
           <w:sz w:val="21"/>
         </w:rPr>
-        <w:t>3回目の寄与は，救済を失う割合と追加消費を同時に検討する材料になる．しかし，最初から短い上限を課す実験では出力や利用者の行動が変わり得る．失敗類型が変わらない場合の停止や，残予算に応じた停止を評価するには，その規則の下で到達可能な逐次経路を実際に生成する必要がある．保存履歴を都合よく貼り合わせて方策の成績を確定しない．</w:t>
+        <w:t>3回目の寄与は，救済を失う割合と追加計算コストを同時に検討する材料になる．しかし，最初から短い上限を課す実験では出力や利用者の行動が変わり得る．失敗類型が変わらない場合の停止や，残予算に応じた停止を評価するには，その規則の下で到達可能な逐次経路を実際に生成する必要がある．保存履歴を都合よく貼り合わせて方策の成績を確定しない．</w:t>
       </w:r>
     </w:p>
     <w:p>
@@ -11953,7 +12534,7 @@
           <w:color w:val="000000"/>
           <w:sz w:val="21"/>
         </w:rPr>
-        <w:t>内的妥当性に関して，共有初期は初回生成の違いを抑えるが，入力長や指示，実行時期などの交絡は残る．初期性能が異なるモデルで残る失敗の構成も同じではない．R/F/Dには保存prefixと追試suffixが混在するため，一つの同時実験だったと表現しない．また，成功時停止後の品質変化は観測しておらず，退行0を自由な編集を続けても正しさを保つ保証と扱わない．</w:t>
+        <w:t>内的妥当性に関して，共有初期は初回生成の違いを抑えるが，入力長や指示，実行時期などの交絡は残る．初期性能が異なるモデルで残る失敗の構成も同じではない．R/F/Dには保存済みの生成履歴の前半部分と追試による後半部分が混在するため，一つの同時実験だったと表現しない．また，成功時停止後の品質変化は観測しておらず，退行0を自由な編集を続けても正しさを保つ保証と扱わない．</w:t>
       </w:r>
     </w:p>
     <w:p>
@@ -12036,7 +12617,7 @@
           <w:color w:val="000000"/>
           <w:sz w:val="21"/>
         </w:rPr>
-        <w:t>第一に，介入選択に使う特徴を初期失敗分類やモデル，出力評価方式など実行前に得られる情報へ限定し，規則を事前固定する．候補規則を作る集合と検証する集合を分け，新しいseed・タスクで成功数と総追加消費を測定する．事後的な和集合を方策の成績とする比較から進むための計画である．</w:t>
+        <w:t>第一に，介入選択に使う特徴を初期失敗分類やモデル，出力評価方式など実行前に得られる情報へ限定し，規則を事前固定する．候補規則を作る集合と検証する集合を分け，新しいseed・タスクで成功数と総追加計算コストを測定する．事後的な和集合を方策の成績とする比較から進むための計画である．</w:t>
       </w:r>
     </w:p>
     <w:p>
@@ -12066,7 +12647,7 @@
           <w:color w:val="000000"/>
           <w:sz w:val="21"/>
         </w:rPr>
-        <w:t>第三に，固定回数，失敗分類の停滞，残予算などに基づく停止規則を比較する．各規則で到達可能な履歴を生成し，停止で失った成功と節約した消費を同じ対象で測定する．保存履歴の打切り計算は設計の材料に用いるが，実際の方策検証の代わりにはしない．</w:t>
+        <w:t>第三に，固定回数，失敗分類の停滞，残予算などに基づく停止規則を比較する．各規則で到達履歴を生成し，停止で失った成功と節約した消費を同じ対象で測定する．保存履歴の打切り計算は設計の材料に用いるが，実際の方策検証の代わりにはしない．</w:t>
       </w:r>
     </w:p>
     <w:p>
@@ -12112,7 +12693,7 @@
           <w:color w:val="000000"/>
           <w:sz w:val="21"/>
         </w:rPr>
-        <w:t>本研究は，量子回路コードの初期失敗に対する介入を，同じ初期コードからの救済数，成功対象，追加消費で比較した．初期失敗545組に対しR96組，F183組，D180組を救済した．F/Dの全体差は3組だが，片側だけが救済した83組があり，全体率の近さと成功集合の同一性は異なった．全片側履歴を静的に追跡した一方，変更の意味的寄与の分離は今後に残した．</w:t>
+        <w:t>本研究は，量子回路コードの初期失敗に対する介入を，同じ初期コードからの救済数，成功対象，追加計算コストで比較した．初期失敗545組に対しR96組，F183組，D180組を救済した．F/Dの全体差は3組だが，片側だけが救済した83組があり，全体率の近さと成功集合の同一性は異なった．全片側履歴を静的に追跡した一方，変更の意味的寄与の分離は今後に残した．</w:t>
       </w:r>
     </w:p>
     <w:p>
@@ -12317,7 +12898,7 @@
         <w:pStyle w:val="Heading3"/>
       </w:pPr>
       <w:r>
-        <w:t>元実験の保存設定</w:t>
+        <w:t>5モデル追加実験の保存設定</w:t>
       </w:r>
     </w:p>
     <w:p>
@@ -12370,7 +12951,7 @@
         <w:pStyle w:val="Heading3"/>
       </w:pPr>
       <w:r>
-        <w:t>元実験の保存設定</w:t>
+        <w:t>3モデル本実験の保存設定</w:t>
       </w:r>
     </w:p>
     <w:p>
@@ -12423,7 +13004,7 @@
         <w:pStyle w:val="Heading3"/>
       </w:pPr>
       <w:r>
-        <w:t>元実験の保存設定</w:t>
+        <w:t>2モデル補完実験の保存設定</w:t>
       </w:r>
     </w:p>
     <w:p>
@@ -12551,7 +13132,7 @@
           <w:color w:val="000000"/>
           <w:sz w:val="21"/>
         </w:rPr>
-        <w:t>追加消費：同ディレクトリのcost_by_cap_and_stratum.csvとthird_round_summary.csv</w:t>
+        <w:t>追加計算コスト：同ディレクトリのcost_by_cap_and_stratum.csvとthird_round_summary.csv</w:t>
       </w:r>
     </w:p>
     <w:p>
@@ -12697,7 +13278,7 @@
           <w:color w:val="000000"/>
           <w:sz w:val="21"/>
         </w:rPr>
-        <w:t>共有初期を除く入力＋出力tokensと生成要求時間を集計した．再構成経路の計算値で，評価時間・全工程時間・金銭費用とは異なる．</w:t>
+        <w:t>共有初期を除く入力＋出力tokensと生成要求時間を集計した．再構成した生成履歴の計算値で，評価時間・全工程時間・金銭費用とは異なる．</w:t>
       </w:r>
     </w:p>
     <w:sectPr>

--- a/docs/graduation2026/thesis.docx
+++ b/docs/graduation2026/thesis.docx
@@ -1684,7 +1684,7 @@
           <w:color w:val="000000"/>
           <w:sz w:val="21"/>
         </w:rPr>
-        <w:t>目的は，Qiskit量子回路コードの初期失敗に対する修正介入の適用範囲を明らかにし，介入を選ぶための根拠を整理することである．第一の問いは，同じ初期失敗のうち各介入がどれだけを救済するかである．第二の問いは，救済数が近い介入が同じ失敗を救済しているかである．第三の問いは，未救済例も含む追加計算コストと修正回数が救済にどう対応するかである．</w:t>
+        <w:t>本研究の目的は，Qiskit量子回路コードの初期失敗に対する修正介入と独立再生成の有効性を比較し，失敗類型やモデルに応じた対処方法を選択するための根拠を整理することである．第一の問いは，同じ初期失敗に対して修正介入R/F/Dと独立再生成B4がそれぞれどれだけ追加成功を得るかである．第二の問いは，救済数が近い介入が同じ失敗を救済しているかである．第三の問いは，未救済例も含む追加計算コストと修正回数が救済にどう対応するかである．</w:t>
       </w:r>
     </w:p>
     <w:p>
@@ -1699,7 +1699,7 @@
           <w:color w:val="000000"/>
           <w:sz w:val="21"/>
         </w:rPr>
-        <w:t>本研究の貢献は，共有初期コードを用いた救済率の比較，初期失敗類型・モデル・タスク別の分母を伴う分析，FとDの片側救済全83組の履歴整理，および追加計算コストと3回目の寄与の記述である．介入の最適な選択方策を既に実証したとは主張しない．</w:t>
+        <w:t>本研究の貢献は，共有初期コードを用いた修正介入と独立再生成の追加成功率の比較，初期失敗類型・モデル・タスク別の分母を伴う分析，FとDの片側救済全83組の履歴整理，および追加計算コストと3回目の寄与の記述である．介入の最適な選択方策を既に実証したとは主張しない．</w:t>
       </w:r>
     </w:p>
     <w:p>
@@ -1805,7 +1805,7 @@
           <w:color w:val="000000"/>
           <w:sz w:val="21"/>
         </w:rPr>
-        <w:t>本研究でいう介入は，生成されたコードに対し，次の要求で与える情報や指示を変更する操作である．モデルの重みを更新する学習ではなく，同じ課題を解く過程での入力の構成に着目する．したがって，結果の解釈にはモデル識別子だけでなく，プロンプト，評価器，停止条件，生成機会上限を含める必要がある．介入名だけを取り出して一般的な効力を論じることは避ける．</w:t>
+        <w:t>本研究では，コード生成時または生成後の再試行時に，LLMへ与える情報や指示を変更する操作を介入と呼ぶ．生成前に注意事項を与えるPと，生成後に修正を促すR/F/Dを含む．一方，B4は前回コードや診断，修正指示を与えず，同じ課題仕様から独立に再生成する対照条件である．モデルの重みを更新する学習ではなく，同じ課題を解く過程での入力の構成に着目する．したがって，結果の解釈にはモデル識別子だけでなく，プロンプト，評価器，停止条件，生成機会上限を含める必要がある．介入名だけを取り出して一般的な効力を論じることは避ける．</w:t>
       </w:r>
     </w:p>
     <w:p>
@@ -2306,7 +2306,7 @@
           <w:color w:val="000000"/>
           <w:sz w:val="21"/>
         </w:rPr>
-        <w:t>に実験の論理的な比較手順を示す．初期成功の保持と初期失敗への追加生成を分ける．保存済みの生成履歴と部分追試に基づく集計であり，全件を新たに生成した実験ではない．</w:t>
+        <w:t>に実験の論理的な比較手順を示す．初期成功の保持と初期失敗への追加生成を分け，生成前介入Pは点線の独立経路で示す．保存済みの生成履歴と部分追試に基づく集計であり，全件を新たに生成した実験ではない．</w:t>
       </w:r>
     </w:p>
     <w:p>
@@ -2318,7 +2318,7 @@
       <w:r>
         <w:drawing>
           <wp:inline xmlns:a="http://schemas.openxmlformats.org/drawingml/2006/main" xmlns:pic="http://schemas.openxmlformats.org/drawingml/2006/picture">
-            <wp:extent cx="5580000" cy="5329029"/>
+            <wp:extent cx="5760000" cy="4670493"/>
             <wp:docPr id="1" name="Picture 1" descr="共有初期コードを起点とする比較手順"/>
             <wp:cNvGraphicFramePr>
               <a:graphicFrameLocks noChangeAspect="1"/>
@@ -2339,7 +2339,7 @@
                   <pic:spPr>
                     <a:xfrm>
                       <a:off x="0" y="0"/>
-                      <a:ext cx="5580000" cy="5329029"/>
+                      <a:ext cx="5760000" cy="4670493"/>
                     </a:xfrm>
                     <a:prstGeom prst="rect"/>
                   </pic:spPr>
@@ -3651,7 +3651,7 @@
           <w:color w:val="000000"/>
           <w:sz w:val="21"/>
         </w:rPr>
-        <w:t>評価方針の修正は，停止する時点や次に与える診断文を変えることがある．保存コードを新しい評価で再採点するだけでは，新診断を受けて生成されるはずの後続コードを再現できない．そこで，検証済みの保存済みの生成履歴の前半部分と，必要な部分追試による後半部分を接続した現行の到達履歴を主結果とする．</w:t>
+        <w:t>評価方針の修正は，停止する時点や次に与える診断文を変えることがある．保存コードを新しい評価で再採点するだけでは，新診断を受けて生成されるはずの後続コードを再現できない．そこで，検証済みの生成履歴の前半部分と，必要な部分追試による後半部分を接続した現行の到達履歴を主結果とする．</w:t>
       </w:r>
     </w:p>
     <w:p>
@@ -3666,7 +3666,7 @@
           <w:color w:val="000000"/>
           <w:sz w:val="21"/>
         </w:rPr>
-        <w:t>部分追試は293ケースで，部分追試による後半部分は647 roundである．分岐後に到達できない旧保存後半部分を現在の経路に流用しない．初期生成から全件を新評価で生成し直した実験とは区別する．現行の到達roundは9,249であり，5,000条件記録とは集計単位が異なる．</w:t>
+        <w:t>部分追試は293ケースで，部分追試で生成した後半履歴は647ラウンドである．分岐後に到達できない旧保存後半部分を現在の経路に流用しない．初期生成から全件を新評価で生成し直した実験とは区別する．現行の到達roundは9,249であり，5,000条件記録とは集計単位が異なる．</w:t>
       </w:r>
     </w:p>
     <w:p>
@@ -3840,7 +3840,7 @@
           <w:color w:val="000000"/>
           <w:sz w:val="21"/>
         </w:rPr>
-        <w:t>部分追試293ケースという数と，接続された部分追試による後半部分647 roundという数は単位が異なる．一つの追試ケースに複数roundが生じるため，両者の大小を記録の欠落や重複と解釈しない．同様に，現在の到達round9,249は，本体の5,000条件記録と対応するが同じ母数ではない．本研究ではどの単位の件数なのかをラベルとmanifestへ残し，論文の率の分母に誤用しない．</w:t>
+        <w:t>部分追試293ケースという数と，部分追試で生成した後半履歴647ラウンドという数は単位が異なる．一つの追試ケースに複数roundが生じるため，両者の大小を記録の欠落や重複と解釈しない．同様に，現在の到達round9,249は，本体の5,000条件記録と対応するが同じ母数ではない．本研究ではどの単位の件数なのかをラベルとmanifestへ残し，論文の率の分母に誤用しない．</w:t>
       </w:r>
     </w:p>
     <w:p>
@@ -3923,7 +3923,7 @@
           <w:color w:val="000000"/>
           <w:sz w:val="21"/>
         </w:rPr>
-        <w:t>保存分類unknown_errorがある場合にも，ラベルだけで接続障害やモデルの能力を判断しない．本研究の初期分類に含まれる1組は，原因確認により未定義変数simに関係するNameErrorと整理された．B4追加roundのunknown_error2件もコード側の未定義変数によるものである．このように，分類ラベル，例外の由来，最終集計へ含める根拠を分けることで，不明なものを都合よく成功または障害へ振り分けることを避ける．</w:t>
+        <w:t>保存分類unknown_errorがある場合にも，ラベルだけで接続障害やモデルの能力を判断しない．本研究の初期分類に含まれる1組は，原因確認により未定義変数simに関係するNameErrorと整理された．B4追加roundのunknown_errorが2件あり，いずれもコード側の未定義変数によるものである．このように，分類ラベル，例外の由来，最終集計へ含める根拠を分けることで，不明なものを都合よく成功または障害へ振り分けることを避ける．</w:t>
       </w:r>
     </w:p>
     <w:p>
@@ -4751,7 +4751,7 @@
           <w:color w:val="000000"/>
           <w:sz w:val="21"/>
         </w:rPr>
-        <w:t>保存済みの生成履歴の前半部分の過去の記録値と，部分追試による後半部分の部分追試時の実測値を分離して保持する．合計は再構成した経路に対する計算値である．金銭単価を測定していないため，金銭費用の削減とは呼ばない．修正上限別の集計も同じ最大3修正の観測履歴を区切ったものであり，上限ごとに独立実験した結果ではない．</w:t>
+        <w:t>保存済みの生成履歴の前半部分の過去の記録値と，後半履歴の実測値を分離して保持する．合計は再構成した経路に対する計算値である．金銭単価を測定していないため，金銭費用の削減とは呼ばない．修正上限別の集計も同じ最大3修正の観測履歴を区切ったものであり，上限ごとに独立実験した結果ではない．</w:t>
       </w:r>
     </w:p>
     <w:p>
@@ -5141,7 +5141,7 @@
           <w:color w:val="000000"/>
           <w:sz w:val="21"/>
         </w:rPr>
-        <w:t>B4実験は全1,000組の記録が揃い，欠落・重複・予定外記録0，sanity検証成功であった．追加roundのunknown_error2件はコード側の未定義変数によるNameErrorであり，API接続障害とは区別した．R/F/Dは保存済みの生成履歴の前半部分と，必要な部分追試による後半部分の再構成した生成履歴，B4は別の追加実験である．最大生成機会は初回込み4回で揃うが，入力情報・seed規則・実行時期・出典schemaは一致しない．</w:t>
+        <w:t>B4実験は全1,000組の記録が揃い，欠落・重複・予定外記録0，sanity検証成功であった．追加roundのunknown_errorが2件あり，いずれもコード側の未定義変数によるNameErrorであり，API接続障害とは区別した．R/F/Dは保存履歴と部分追試を接続した再構成結果であり，B4は別途実施した追加実験である．最大生成機会は初回込み4回で揃うが，入力情報・seed規則・実行時期・出典schemaは一致しない．</w:t>
       </w:r>
     </w:p>
     <w:p>
@@ -5746,7 +5746,7 @@
         <w:drawing>
           <wp:inline xmlns:a="http://schemas.openxmlformats.org/drawingml/2006/main" xmlns:pic="http://schemas.openxmlformats.org/drawingml/2006/picture">
             <wp:extent cx="5760000" cy="3141140"/>
-            <wp:docPr id="2" name="Picture 2" descr="初期失敗545組に対する追加成功率（R/F/Dは修正による救済，B4は独立再生成）"/>
+            <wp:docPr id="2" name="Picture 2" descr="初期失敗545組に対する条件別の追加成功率"/>
             <wp:cNvGraphicFramePr>
               <a:graphicFrameLocks noChangeAspect="1"/>
             </wp:cNvGraphicFramePr>
@@ -5845,7 +5845,7 @@
           <w:color w:val="000000"/>
           <w:sz w:val="21"/>
         </w:rPr>
-        <w:t xml:space="preserve"> 初期失敗545組に対する追加成功率（R/F/Dは修正による救済，B4は独立再生成）</w:t>
+        <w:t xml:space="preserve"> 初期失敗545組に対する条件別の追加成功率</w:t>
       </w:r>
     </w:p>
     <w:p>

--- a/docs/graduation2026/thesis.docx
+++ b/docs/graduation2026/thesis.docx
@@ -144,7 +144,7 @@
           <w:color w:val="000000"/>
           <w:sz w:val="21"/>
         </w:rPr>
-        <w:t>対象は5モデル，10タスク，seed 0〜19である．モデル・タスク・seedの組合せを初期組と呼び，1,000初期組・5,000条件記録を対象とする．検証済みの生成履歴の前半部分と，必要な部分追試による後半部分を組み合わせ，現行評価器の停止・修正規則に従って到達可能な生成履歴（以下，到達履歴）を採用した．本研究における最終評価水準（L3，以下，主L3）は，指定入力の出力一致と所定の構造要件を含む成功基準である．初期失敗545組の救済はR96組（17.6%），F183組（33.6%），D180組（33.0%）であった．FとDの共通救済は140組，Fのみ43組，Dのみ40組であり，救済数が近くても対象は異なった．片側救済83組の両条件166履歴・398修正遷移を静的に確認した．</w:t>
+        <w:t>対象は5モデル，10タスク，seed 0〜19である．モデル・タスク・seedの組合せを初期組と呼び，1,000初期組・5,000条件記録を対象とする．検証済みの生成履歴の前半部分と，必要な部分追試による後半部分を組み合わせ，現行評価器の停止・修正規則に従って到達可能な生成履歴（以下，到達履歴）を採用した．本研究における最終評価水準（L3）は，指定入力の出力一致と所定の構造要件を含む成功基準である．初期失敗545組の救済はR96組（17.6%），F183組（33.6%），D180組（33.0%）であった．FとDの共通救済は140組，Fのみ43組，Dのみ40組であり，救済数が近くても対象は異なった．片側救済83組の両条件166履歴・398修正遷移を静的に確認した．</w:t>
       </w:r>
     </w:p>
     <w:p>
@@ -580,7 +580,7 @@
           <w:color w:val="000000"/>
           <w:sz w:val="18"/>
         </w:rPr>
-        <w:t>3.1.3 主L3と出力一致</w:t>
+        <w:t>3.1.3 L3と出力一致</w:t>
         <w:tab/>
         <w:t>10</w:t>
       </w:r>
@@ -1661,7 +1661,7 @@
           <w:color w:val="000000"/>
           <w:sz w:val="21"/>
         </w:rPr>
-        <w:t>モデル・タスク・seedの組合せを初期組と呼ぶ．主L3は，本研究における最終評価水準（L3）を指す．現行評価器の停止・修正規則に従って到達可能な生成履歴を，到達履歴と呼ぶ．</w:t>
+        <w:t>モデル・タスク・seedの組合せを初期組と呼ぶ．本研究では，最終評価水準L3の要件をすべて満たすことを「L3成功」と呼ぶ．現行評価器の停止・修正規則に従って到達可能な生成履歴を，到達履歴と呼ぶ．</w:t>
       </w:r>
     </w:p>
     <w:p>
@@ -1896,7 +1896,7 @@
           <w:color w:val="000000"/>
           <w:sz w:val="21"/>
         </w:rPr>
-        <w:t>本稿の「成功」は主L3を満たすという操作的な意味で使用する．利用者のあらゆる意図を満たすことや，任意の量子入力に対して同じ算法を実装することを表す用語ではない．「失敗」はこの評価基準への未達を表し，モデルの一般的能力の欠如を意味しない．評価基準と用語を対応づけることにより，どの判断を機械的に検査し，どの判断を今後の検討に残しているかを区別する．</w:t>
+        <w:t>本稿の「成功」はL3を満たすという操作的な意味で使用する．利用者のあらゆる意図を満たすことや，任意の量子入力に対して同じ算法を実装することを表す用語ではない．「失敗」はこの評価基準への未達を表し，モデルの一般的能力の欠如を意味しない．評価基準と用語を対応づけることにより，どの判断を機械的に検査し，どの判断を今後の検討に残しているかを区別する．</w:t>
       </w:r>
     </w:p>
     <w:p>
@@ -1911,7 +1911,7 @@
           <w:color w:val="000000"/>
           <w:sz w:val="21"/>
         </w:rPr>
-        <w:t>「救済」は，同じ初期失敗コードをR/F/Dで修正し，最終的に主L3へ到達した場合に用いる．B4の成功は，初期組を共有するものの失敗コード自体を修正しないため，「独立再生成による追加成功」とする．Pでは初期コードを共有しない独立1回生成の成績を，Bとの対応で記述する．これらは最終成功という同じ判定を利用していても，出力を得る手続きが異なる．</w:t>
+        <w:t>「救済」は，同じ初期失敗コードをR/F/Dで修正し，最終的にL3へ到達した場合に用いる．B4の成功は，初期組を共有するものの失敗コード自体を修正しないため，「独立再生成による追加成功」とする．Pでは初期コードを共有しない独立1回生成の成績を，Bとの対応で記述する．これらは最終成功という同じ判定を利用していても，出力を得る手続きが異なる．</w:t>
       </w:r>
     </w:p>
     <w:p>
@@ -2169,7 +2169,7 @@
           <w:color w:val="000000"/>
           <w:sz w:val="21"/>
         </w:rPr>
-        <w:t>量子SDKのコードには，Pythonの文法とAPI利用に関する正しさに加え，構築した回路が目的の状態や分布を生成するという正しさがある．SDK上での実行可能性だけを検査した場合と，指定出力まで検査した場合では，成功集合が異なり得る．したがって，本研究の主L3成功率を他研究の実行成功率と同じものとして比較しない．比較に必要なのは，判定対象，入力範囲，測定方式，失敗時の扱いを明らかにすることである．</w:t>
+        <w:t>量子SDKのコードには，Pythonの文法とAPI利用に関する正しさに加え，構築した回路が目的の状態や分布を生成するという正しさがある．SDK上での実行可能性だけを検査した場合と，指定出力まで検査した場合では，成功集合が異なり得る．したがって，本研究のL3成功率を他研究の実行成功率と同じものとして比較しない．比較に必要なのは，判定対象，入力範囲，測定方式，失敗時の扱いを明らかにすることである．</w:t>
       </w:r>
     </w:p>
     <w:p>
@@ -2192,7 +2192,7 @@
           <w:color w:val="000000"/>
           <w:sz w:val="21"/>
         </w:rPr>
-        <w:t>同じ課題から複数候補を生成する方法は，単一候補では得られなかった成功を得るための比較対象になる．ただし，複数候補の中から成功したものを選ぶには，候補を評価する手続きも必要である．本研究のB4は，生成回数だけを増やして採点を無視する条件ではなく，各候補を主L3で検査し，成功時に停止する対照である．比較対象は，評価を受ける機会を持った反復的なコード生成手順になる．</w:t>
+        <w:t>同じ課題から複数候補を生成する方法は，単一候補では得られなかった成功を得るための比較対象になる．ただし，複数候補の中から成功したものを選ぶには，候補を評価する手続きも必要である．本研究のB4は，生成回数だけを増やして採点を無視する条件ではなく，各候補をL3で検査し，成功時に停止する対照である．比較対象は，評価を受ける機会を持った反復的なコード生成手順になる．</w:t>
       </w:r>
     </w:p>
     <w:p>
@@ -3106,7 +3106,7 @@
           <w:color w:val="000000"/>
           <w:sz w:val="21"/>
         </w:rPr>
-        <w:t>B4は初期1回を含む最大4回生成である．Bと同じ初期コード・主L3判定を用い，初期成功455組は保持する．初期失敗545組のみ，前回コードと診断を与えず課題仕様から最大3回独立再生成し，主L3成功時に停止する．初期失敗からの成功は修正介入による救済と区別する．</w:t>
+        <w:t>B4は初期1回を含む最大4回生成である．Bと同じ初期コード・L3判定を用い，初期成功455組は保持する．初期失敗545組のみ，前回コードと診断を与えず課題仕様から最大3回独立再生成し，L3成功時に停止する．初期失敗からの成功は修正介入による救済と区別する．</w:t>
       </w:r>
     </w:p>
     <w:p>
@@ -3129,7 +3129,7 @@
         <w:pStyle w:val="Heading3"/>
       </w:pPr>
       <w:r>
-        <w:t>主L3と出力一致</w:t>
+        <w:t>L3と出力一致</w:t>
       </w:r>
     </w:p>
     <w:p>
@@ -3144,7 +3144,7 @@
           <w:color w:val="000000"/>
           <w:sz w:val="21"/>
         </w:rPr>
-        <w:t>L0は生成コードの読込み・import等と必須インターフェースの要件，L1は回路構築と評価処理の実行，L2は指定入力に対する期待出力との一致を表す．主L3はL0，L1，L2およびstructure_matchがすべて真であることと定義する．構造要件には量子ビット数と測定・barrierを除く回路命令数の範囲を用いる．</w:t>
+        <w:t>L0は生成コードの読込み・import等と必須インターフェースの要件，L1は回路構築と評価処理の実行，L2は指定入力に対する期待出力との一致を表す．L3はL0，L1，L2およびstructure_matchがすべて真であることと定義する．構造要件には量子ビット数と測定・barrierを除く回路命令数の範囲を用いる．</w:t>
       </w:r>
     </w:p>
     <w:p>
@@ -3174,7 +3174,7 @@
           <w:color w:val="000000"/>
           <w:sz w:val="21"/>
         </w:rPr>
-        <w:t>本稿で用いるevaluation_policy_v4は，測定先から量子ビット順への対応を反映する．タスクに構造制約が明示されていない項目を，一律の制約として追加しない．主L3は所定の検査を通過したことを意味し，全入力でのアルゴリズム同値性やプロンプトの全自然言語条件の充足を保証しない．</w:t>
+        <w:t>本稿で用いるevaluation_policy_v4は，測定先から量子ビット順への対応を反映する．タスクに構造制約が明示されていない項目を，一律の制約として追加しない．L3は所定の検査を通過したことを意味し，全入力でのアルゴリズム同値性やプロンプトの全自然言語条件の充足を保証しない．</w:t>
       </w:r>
     </w:p>
     <w:p>
@@ -3197,7 +3197,7 @@
           <w:color w:val="000000"/>
           <w:sz w:val="21"/>
         </w:rPr>
-        <w:t>初期主L3失敗から最終主L3成功に変化した初期組を救済と呼ぶ．救済率 = 救済組数／初期主L3失敗組数 とする．初期失敗類型は介入前のBの分類に固定する．修正後の分類で分母を選別すると対象が変わるため，その方法は採用しない．</w:t>
+        <w:t>初期L3未達から最終L3成功に変化した初期組を救済と呼ぶ．救済率 = 救済組数／初期L3未達組数 とする．初期失敗類型は介入前のBの分類に固定する．修正後の分類で分母を選別すると対象が変わるため，その方法は採用しない．</w:t>
       </w:r>
     </w:p>
     <w:p>
@@ -3295,7 +3295,7 @@
           <w:color w:val="000000"/>
           <w:sz w:val="21"/>
         </w:rPr>
-        <w:t>構造条件は，出力検査だけでは捉えない課題上の制約を補うために用いる．例えば量子ビット数が仕様と異なる場合には，指定された実装要件を満たしていない．ただし，回路の命令数が範囲に収まることを検査しても，算法の意味を十分に特徴づけたことにはならない．構造検査は指定した必要条件の確認であり，出力検査と合わせて主L3を構成する．構造要件へ合格したことを形式検証の完了と表現しない．</w:t>
+        <w:t>構造条件は，出力検査だけでは捉えない課題上の制約を補うために用いる．例えば量子ビット数が仕様と異なる場合には，指定された実装要件を満たしていない．ただし，回路の命令数が範囲に収まることを検査しても，算法の意味を十分に特徴づけたことにはならない．構造検査は指定した必要条件の確認であり，出力検査と合わせてL3を構成する．構造要件へ合格したことを形式検証の完了と表現しない．</w:t>
       </w:r>
     </w:p>
     <w:p>
@@ -3363,7 +3363,7 @@
           <w:color w:val="000000"/>
           <w:sz w:val="21"/>
         </w:rPr>
-        <w:t>L2は指定入力に対する期待出力と実測または計算された出力の距離を比較する．主L3はこの出力適合性に，所定の構造条件を加える．一つの最終判定へまとめる場合でも，各段階の情報を保持することで，実行不能から実行可能へ変わったが出力はまだ誤っているという途中の改善を記録できる．ただし，本研究の主要指標である救済では最終主L3成功を要求するため，途中段階の改善を成功数に加算しない．</w:t>
+        <w:t>L2は指定入力に対する期待出力と実測または計算された出力の距離を比較する．L3はこの出力適合性に，所定の構造条件を加える．一つの最終判定へまとめる場合でも，各段階の情報を保持することで，実行不能から実行可能へ変わったが出力はまだ誤っているという途中の改善を記録できる．ただし，本研究の主要指標である救済では最終L3成功を要求するため，途中段階の改善を成功数に加算しない．</w:t>
       </w:r>
     </w:p>
     <w:p>
@@ -3484,7 +3484,7 @@
           <w:color w:val="000000"/>
           <w:sz w:val="21"/>
         </w:rPr>
-        <w:t>初期組の集合をGとし，そのうちBの主L3判定が失敗だった部分集合をUとする．本研究ではGの大きさが1,000，Uの大きさが545である．条件cによりUの中から最終成功へ到達した集合をS(c)と書けば，修正条件の救済率はS(c)の要素数を545で割った値となる．この表記は，条件間で同じ初期対象を比較することと，最終成功集合の全体を混同しないために導入する．</w:t>
+        <w:t>初期組の集合をGとし，そのうちBのL3判定が失敗だった部分集合をUとする．本研究ではGの大きさが1,000，Uの大きさが545である．条件cによりUの中から最終成功へ到達した集合をS(c)と書けば，修正条件の救済率はS(c)の要素数を545で割った値となる．この表記は，条件間で同じ初期対象を比較することと，最終成功集合の全体を混同しないために導入する．</w:t>
       </w:r>
     </w:p>
     <w:p>
@@ -3628,7 +3628,7 @@
           <w:color w:val="000000"/>
           <w:sz w:val="21"/>
         </w:rPr>
-        <w:t>保存分類unknownの1組は原因確認記録を伴う生成コード側の失敗として現行集計に含まれる．unknownというラベルだけでAPI障害とは判断しない．固定出典の検証状態を参照し，未解決の実行・評価問題を確定結果のように扱わない．</w:t>
+        <w:t>原因確認済みの初期失敗1組は，未定義変数simによるNameErrorであり，実行時エラー（未定義変数）に分類した．API接続障害には含めない．固定出典の検証状態を参照し，未解決の実行・評価問題を確定結果のように扱わない．</w:t>
       </w:r>
     </w:p>
     <w:p>
@@ -3757,7 +3757,7 @@
           <w:color w:val="000000"/>
           <w:sz w:val="21"/>
         </w:rPr>
-        <w:t>初期失敗だった場合，R/F/Dでは前回コードを条件別の指示へ組み込み，必要に応じて実行診断を追加する．修正コードを評価した後，主L3へ到達していれば停止する．失敗が続き，最大3回の修正へ達していなければ，そのroundのコードと判定から次の要求を作る．したがって，後続の要求は初期失敗分類だけではなく，途中の出力と評価へ依存する逐次的な手続きである．</w:t>
+        <w:t>初期失敗だった場合，R/F/Dでは前回コードを条件別の指示へ組み込み，必要に応じて実行診断を追加する．修正コードを評価した後，L3へ到達していれば停止する．失敗が続き，最大3回の修正へ達していなければ，そのroundのコードと判定から次の要求を作る．したがって，後続の要求は初期失敗分類だけではなく，途中の出力と評価へ依存する逐次的な手続きである．</w:t>
       </w:r>
     </w:p>
     <w:p>
@@ -3923,7 +3923,7 @@
           <w:color w:val="000000"/>
           <w:sz w:val="21"/>
         </w:rPr>
-        <w:t>保存分類unknown_errorがある場合にも，ラベルだけで接続障害やモデルの能力を判断しない．本研究の初期分類に含まれる1組は，原因確認により未定義変数simに関係するNameErrorと整理された．B4追加roundのunknown_errorが2件あり，いずれもコード側の未定義変数によるものである．このように，分類ラベル，例外の由来，最終集計へ含める根拠を分けることで，不明なものを都合よく成功または障害へ振り分けることを避ける．</w:t>
+        <w:t>失敗の分類では，原因を確認して接続障害と生成コードの誤りを区別する．本研究の初期失敗1組は，未定義変数simによるNameErrorと確認し，実行時エラー（未定義変数）に分類した．B4追加roundにも未定義変数による実行時エラーが2件あり，いずれもコード側のNameErrorである．このように，分類ラベル，例外の由来，最終集計へ含める根拠を分けることで，不明なものを都合よく成功または障害へ振り分けることを避ける．</w:t>
       </w:r>
     </w:p>
     <w:p>
@@ -3961,7 +3961,7 @@
           <w:color w:val="000000"/>
           <w:sz w:val="21"/>
         </w:rPr>
-        <w:t>片側救済集合を選ぶ際には，まずF/Dの最終主L3判定から集合を定義し，その集合に属する全83組を対象とした．都合のよい数例だけを抜き出すと，説明しやすい変更を過大に強調するおそれがあるため，片側集合全体の両条件を追う．ただし，この選択はF/Dの不一致に焦点を当てる分析であり，共通成功や双方失敗を含む全545組の変更頻度を推定するための標本抽出ではない．</w:t>
+        <w:t>片側救済集合を選ぶ際には，まずF/Dの最終L3判定から集合を定義し，その集合に属する全83組を対象とした．都合のよい数例だけを抜き出すと，説明しやすい変更を過大に強調するおそれがあるため，片側集合全体の両条件を追う．ただし，この選択はF/Dの不一致に焦点を当てる分析であり，共通成功や双方失敗を含む全545組の変更頻度を推定するための標本抽出ではない．</w:t>
       </w:r>
     </w:p>
     <w:p>
@@ -4713,7 +4713,7 @@
           <w:color w:val="000000"/>
           <w:sz w:val="21"/>
         </w:rPr>
-        <w:t>旧120件は2モデル，seed 0〜2，2条件，L2終了の既報であり，現行の主L3による5,000条件記録へ合算しない．旧評価，保存コードの再採点，部分追試を三つの独立した主結果として並べない．本稿は2026-10-16版の固定スナップショット [3] を唯一の主集計とする．</w:t>
+        <w:t>旧120件は2モデル，seed 0〜2，2条件，L2終了の既報であり，現行のL3による5,000条件記録へ合算しない．旧評価，保存コードの再採点，部分追試を三つの独立した主結果として並べない．本稿は2026-10-16版の固定スナップショット [3] を唯一の主集計とする．</w:t>
       </w:r>
     </w:p>
     <w:p>
@@ -4971,7 +4971,7 @@
           <w:color w:val="000000"/>
           <w:sz w:val="21"/>
         </w:rPr>
-        <w:t>1,000初期組のうち，初期主L3成功は455組，失敗は545組であった．</w:t>
+        <w:t>1,000初期組のうち，初期L3成功は455組，失敗は545組であった．</w:t>
       </w:r>
       <w:r>
         <w:rPr>
@@ -5141,7 +5141,7 @@
           <w:color w:val="000000"/>
           <w:sz w:val="21"/>
         </w:rPr>
-        <w:t>B4実験は全1,000組の記録が揃い，欠落・重複・予定外記録0，sanity検証成功であった．追加roundのunknown_errorが2件あり，いずれもコード側の未定義変数によるNameErrorであり，API接続障害とは区別した．R/F/Dは保存履歴と部分追試を接続した再構成結果であり，B4は別途実施した追加実験である．最大生成機会は初回込み4回で揃うが，入力情報・seed規則・実行時期・出典schemaは一致しない．</w:t>
+        <w:t>B4実験は全1,000組の記録が揃い，欠落・重複・予定外記録0，sanity検証成功であった．追加roundでは未定義変数による実行時エラーが2件あり，いずれもコード側のNameErrorであり，API接続障害とは区別した．R/F/Dは保存履歴と部分追試を接続した再構成結果であり，B4は別途実施した追加実験である．最大生成機会は初回込み4回で揃うが，入力情報・seed規則・実行時期・出典schemaは一致しない．</w:t>
       </w:r>
     </w:p>
     <w:p>
@@ -7052,7 +7052,7 @@
           <w:color w:val="000000"/>
           <w:sz w:val="21"/>
         </w:rPr>
-        <w:t>表の「その他（未定義変数）」は，保存分類unknown_errorの初期失敗1組を原因確認して読みやすく表記したものである．保存データの分類キーや件数は変更していない．IF不適合11組，量子ビット数不適合3組，その他1組は少数例であり，率だけで一般的な選択規則を導かない．途中の修正で別の類型へ移った組も，初期類型の分母に留める．</w:t>
+        <w:t>表の「実行時（未定義変数）」は，初期失敗1組の原因を確認し，未定義変数simによるNameErrorとして分類したものである．保存データの分類キーや件数は変更していない．IF不適合11組，量子ビット数不適合3組，実行時エラー1組は少数例であり，率だけで一般的な選択規則を導かない．途中の修正で別の類型へ移った組も，初期類型の分母に留める．</w:t>
       </w:r>
     </w:p>
     <w:p>
@@ -8187,7 +8187,7 @@
                 <w:color w:val="000000"/>
                 <w:sz w:val="21"/>
               </w:rPr>
-              <w:t>その他（未定義変数）</w:t>
+              <w:t>実行時（未定義変数）</w:t>
             </w:r>
           </w:p>
         </w:tc>
@@ -12549,7 +12549,7 @@
           <w:color w:val="000000"/>
           <w:sz w:val="21"/>
         </w:rPr>
-        <w:t>構成概念妥当性に関して，主L3は指定入力の出力と構造要件への適合である．任意入力の同値性，保守性，読みやすさ，実機での品質など，実用上の性質すべてを表す指標ではない．命令数の範囲も意味的な正しさを完全には特徴づけない．評価範囲を拡張する場合，保存コードの再採点と，変更後の診断による後続生成を区別する必要がある．</w:t>
+        <w:t>構成概念妥当性に関して，L3は指定入力の出力と構造要件への適合である．任意入力の同値性，保守性，読みやすさ，実機での品質など，実用上の性質すべてを表す指標ではない．命令数の範囲も意味的な正しさを完全には特徴づけない．評価範囲を拡張する場合，保存コードの再採点と，変更後の診断による後続生成を区別する必要がある．</w:t>
       </w:r>
     </w:p>
     <w:p>
@@ -12731,7 +12731,7 @@
           <w:color w:val="000000"/>
           <w:sz w:val="21"/>
         </w:rPr>
-        <w:t>次の段階では，実行前に利用できる特徴による選択と停止を事前固定し，別のseed・タスクで検証する．要求数とtokens予算，出典時期，評価範囲を明示し，事後的な成功集合と実際に使える方策を区別する．主L3が指定入力に限定されることや，共有初期・タスクの依存を保ったまま，比較の範囲を広げる必要がある．</w:t>
+        <w:t>次の段階では，実行前に利用できる特徴による選択と停止を事前固定し，別のseed・タスクで検証する．要求数とtokens予算，出典時期，評価範囲を明示し，事後的な成功集合と実際に使える方策を区別する．L3が指定入力に限定されることや，共有初期・タスクの依存を保ったまま，比較の範囲を広げる必要がある．</w:t>
       </w:r>
     </w:p>
     <w:p>

--- a/docs/graduation2026/thesis.docx
+++ b/docs/graduation2026/thesis.docx
@@ -12799,7 +12799,17 @@
           <w:color w:val="000000"/>
           <w:sz w:val="21"/>
         </w:rPr>
-        <w:t>[3] 伊藤悠真：現行救済経路の固定発表出典（2026-10-16版）．本リポジトリ docs/presentation_sources/20261016T_reachable_rescues/，results_snapshot.json，source_manifest.jsonおよび対応CSV．B4追加実験（2026-10-22固定）：docs/analysis/independent_4_completed_20261022/の保存設定・manifest・sanity・集計CSV．</w:t>
+        <w:t>[3] 伊藤悠真：現行救済経路の固定発表出典（2026-10-16版）．</w:t>
+        <w:br/>
+        <w:t>固定出典：docs/presentation_sources/20261016T_reachable_rescues/</w:t>
+        <w:br/>
+        <w:t>参照ファイル：results_snapshot.json，source_manifest.json および対応CSV．</w:t>
+        <w:br/>
+        <w:t>B4追加実験（2026-10-22固定）．</w:t>
+        <w:br/>
+        <w:t>固定出典：docs/analysis/independent_4_completed_20261022/</w:t>
+        <w:br/>
+        <w:t>参照資料：保存設定・manifest・sanity・集計CSV．</w:t>
       </w:r>
     </w:p>
     <w:p>

--- a/docs/graduation2026/thesis.docx
+++ b/docs/graduation2026/thesis.docx
@@ -130,7 +130,7 @@
           <w:color w:val="000000"/>
           <w:sz w:val="21"/>
         </w:rPr>
-        <w:t>LLMによる量子回路コード生成では，APIの誤用や回路構築の失敗に加え，実行できても期待した出力を返さない失敗が生じる．本研究では，Qiskitを用いたコードの初期失敗を修正介入がどの程度救済し，どの対象を救済するかを分析した．自己見直しR，実行結果提示F，説明・原因分析を促す自己デバッグDを，同じ初期コードから比較した．生成前注意事項Pは独立生成として扱った．</w:t>
+        <w:t>LLMによる量子回路コード生成では，APIの誤用や回路構築の失敗に加え，実行できても期待した出力を返さない失敗が生じる．本研究では，Qiskitを用いた量子回路コード生成において，初期失敗に対する修正介入と独立再生成を比較し，追加成功数，成功対象および計算コストを分析した．自己見直しR，実行結果提示F，説明・原因分析を促す自己デバッグDと，独立再生成B4を，同じ初期コードを起点として比較した．生成前注意事項Pは独立生成として扱った．</w:t>
       </w:r>
     </w:p>
     <w:p>
@@ -158,7 +158,7 @@
           <w:color w:val="000000"/>
           <w:sz w:val="21"/>
         </w:rPr>
-        <w:t>同じ初期コードを保持する独立再生成B4を追加し，初期失敗に対して最大3回，前回コードや診断を与えず再生成した．B4は217/545組（39.8%）で成功し，最終成功は672/1,000組（67.2%）であった．追加1,342要求，995,815 tokens，追加tokens／追加成功は4,589.0であった．最大生成回数が同じでも入力情報・seed規則・実行時期が異なり，因果効果は断定しない．</w:t>
+        <w:t>独立再生成B4では同じ初期コードを保持し，初期失敗に対して最大3回，前回コードや診断を与えず再生成した．B4は217/545組（39.8%）で成功し，最終成功は672/1,000組（67.2%）であった．追加1,342要求，995,815 tokens，追加tokens／追加成功は4,589.0であった．最大生成回数が同じでも入力情報・seed規則・実行時期が異なり，因果効果は断定しない．</w:t>
       </w:r>
     </w:p>
     <w:p>
@@ -3628,7 +3628,7 @@
           <w:color w:val="000000"/>
           <w:sz w:val="21"/>
         </w:rPr>
-        <w:t>原因確認済みの初期失敗1組は，未定義変数simによるNameErrorであり，実行時エラー（未定義変数）に分類した．API接続障害には含めない．固定出典の検証状態を参照し，未解決の実行・評価問題を確定結果のように扱わない．</w:t>
+        <w:t>保存時にunknown_errorと記録された初期失敗1組について，事後確認により未定義変数simによるNameErrorと判明したため，本稿では「実行時エラー（未定義変数）」と表記する．保存データの分類キーは変更していない．API接続障害には含めない．固定出典の検証状態を参照し，未解決の実行・評価問題を確定結果のように扱わない．</w:t>
       </w:r>
     </w:p>
     <w:p>
@@ -3923,7 +3923,7 @@
           <w:color w:val="000000"/>
           <w:sz w:val="21"/>
         </w:rPr>
-        <w:t>失敗の分類では，原因を確認して接続障害と生成コードの誤りを区別する．本研究の初期失敗1組は，未定義変数simによるNameErrorと確認し，実行時エラー（未定義変数）に分類した．B4追加roundにも未定義変数による実行時エラーが2件あり，いずれもコード側のNameErrorである．このように，分類ラベル，例外の由来，最終集計へ含める根拠を分けることで，不明なものを都合よく成功または障害へ振り分けることを避ける．</w:t>
+        <w:t>失敗の分類では，原因を確認して接続障害と生成コードの誤りを区別する．保存時にunknown_errorと記録された初期失敗1組について，事後確認により未定義変数simによるNameErrorと判明したため，本稿では「実行時エラー（未定義変数）」と表記する．保存データの分類キーは変更していない．B4追加roundにも未定義変数による実行時エラーが2件あり，いずれもコード側のNameErrorである．このように，分類ラベル，例外の由来，最終集計へ含める根拠を分けることで，不明なものを都合よく成功または障害へ振り分けることを避ける．</w:t>
       </w:r>
     </w:p>
     <w:p>
@@ -4713,7 +4713,7 @@
           <w:color w:val="000000"/>
           <w:sz w:val="21"/>
         </w:rPr>
-        <w:t>旧120件は2モデル，seed 0〜2，2条件，L2終了の既報であり，現行のL3による5,000条件記録へ合算しない．旧評価，保存コードの再採点，部分追試を三つの独立した主結果として並べない．本稿は2026-10-16版の固定スナップショット [3] を唯一の主集計とする．</w:t>
+        <w:t>旧120件は2モデル，seed 0〜2，2条件，L2終了の既報であり，現行のL3による5,000条件記録へ合算しない．旧評価，保存コードの再採点，部分追試を三つの独立した主結果として並べない．R/F/D/PおよびBの主集計には2026年10月16日版の固定スナップショットを用い，B4については2026年10月22日版の追加実験結果を用いる [3]．</w:t>
       </w:r>
     </w:p>
     <w:p>
@@ -7052,7 +7052,7 @@
           <w:color w:val="000000"/>
           <w:sz w:val="21"/>
         </w:rPr>
-        <w:t>表の「実行時（未定義変数）」は，初期失敗1組の原因を確認し，未定義変数simによるNameErrorとして分類したものである．保存データの分類キーや件数は変更していない．IF不適合11組，量子ビット数不適合3組，実行時エラー1組は少数例であり，率だけで一般的な選択規則を導かない．途中の修正で別の類型へ移った組も，初期類型の分母に留める．</w:t>
+        <w:t>表の「実行時（未定義変数）」は，保存時にunknown_errorと記録された初期失敗1組について，事後確認で判明した未定義変数simによるNameErrorを示す本稿上の表記である．保存データの分類キーや件数は変更していない．IF不適合11組，量子ビット数不適合3組，実行時エラー1組は少数例であり，率だけで一般的な選択規則を導かない．途中の修正で別の類型へ移った組も，初期類型の分母に留める．</w:t>
       </w:r>
     </w:p>
     <w:p>

--- a/docs/graduation2026/thesis.docx
+++ b/docs/graduation2026/thesis.docx
@@ -1000,7 +1000,7 @@
           <w:color w:val="000000"/>
           <w:sz w:val="18"/>
         </w:rPr>
-        <w:t>3.3.6 固定出典と執筆時点の切り分け</w:t>
+        <w:t>3.3.6 分析対象と固定出典の範囲</w:t>
         <w:tab/>
         <w:t>16</w:t>
       </w:r>
@@ -1162,7 +1162,7 @@
         </w:rPr>
         <w:t>4.7 Pの独立生成としての比較</w:t>
         <w:tab/>
-        <w:t>20</w:t>
+        <w:t>21</w:t>
       </w:r>
     </w:p>
     <w:p>
@@ -1182,7 +1182,7 @@
         </w:rPr>
         <w:t>5 考察</w:t>
         <w:tab/>
-        <w:t>21</w:t>
+        <w:t>22</w:t>
       </w:r>
     </w:p>
     <w:p>
@@ -1202,7 +1202,7 @@
         </w:rPr>
         <w:t>5.1 修正と独立再生成の比較から得られる知見</w:t>
         <w:tab/>
-        <w:t>21</w:t>
+        <w:t>22</w:t>
       </w:r>
     </w:p>
     <w:p>
@@ -1222,7 +1222,7 @@
         </w:rPr>
         <w:t>5.2 介入カタログの構成と適用範囲</w:t>
         <w:tab/>
-        <w:t>21</w:t>
+        <w:t>22</w:t>
       </w:r>
     </w:p>
     <w:p>
@@ -1242,7 +1242,7 @@
         </w:rPr>
         <w:t>5.3 資源制約と停止方策への含意</w:t>
         <w:tab/>
-        <w:t>21</w:t>
+        <w:t>23</w:t>
       </w:r>
     </w:p>
     <w:p>
@@ -1262,7 +1262,7 @@
         </w:rPr>
         <w:t>5.4 妥当性と限界</w:t>
         <w:tab/>
-        <w:t>22</w:t>
+        <w:t>23</w:t>
       </w:r>
     </w:p>
     <w:p>
@@ -1282,7 +1282,7 @@
         </w:rPr>
         <w:t>5.5 今後の検証計画</w:t>
         <w:tab/>
-        <w:t>22</w:t>
+        <w:t>23</w:t>
       </w:r>
     </w:p>
     <w:p>
@@ -1302,7 +1302,7 @@
         </w:rPr>
         <w:t>6 おわりに</w:t>
         <w:tab/>
-        <w:t>23</w:t>
+        <w:t>25</w:t>
       </w:r>
     </w:p>
     <w:p>
@@ -1322,7 +1322,7 @@
         </w:rPr>
         <w:t>6.1 研究成果</w:t>
         <w:tab/>
-        <w:t>23</w:t>
+        <w:t>25</w:t>
       </w:r>
     </w:p>
     <w:p>
@@ -1342,7 +1342,7 @@
         </w:rPr>
         <w:t>6.2 今後の課題</w:t>
         <w:tab/>
-        <w:t>23</w:t>
+        <w:t>25</w:t>
       </w:r>
     </w:p>
     <w:p>
@@ -1362,7 +1362,7 @@
         </w:rPr>
         <w:t>7 参考文献</w:t>
         <w:tab/>
-        <w:t>24</w:t>
+        <w:t>26</w:t>
       </w:r>
     </w:p>
     <w:p>
@@ -1382,7 +1382,7 @@
         </w:rPr>
         <w:t>8 付録</w:t>
         <w:tab/>
-        <w:t>25</w:t>
+        <w:t>27</w:t>
       </w:r>
     </w:p>
     <w:p>
@@ -1402,7 +1402,7 @@
         </w:rPr>
         <w:t>8.1 出典と再現性</w:t>
         <w:tab/>
-        <w:t>25</w:t>
+        <w:t>27</w:t>
       </w:r>
     </w:p>
     <w:p>
@@ -1422,7 +1422,7 @@
         </w:rPr>
         <w:t>8.1.1 5モデル追加実験の保存設定</w:t>
         <w:tab/>
-        <w:t>25</w:t>
+        <w:t>27</w:t>
       </w:r>
     </w:p>
     <w:p>
@@ -1442,7 +1442,7 @@
         </w:rPr>
         <w:t>8.1.2 3モデル本実験の保存設定</w:t>
         <w:tab/>
-        <w:t>25</w:t>
+        <w:t>27</w:t>
       </w:r>
     </w:p>
     <w:p>
@@ -1462,7 +1462,7 @@
         </w:rPr>
         <w:t>8.1.3 2モデル補完実験の保存設定</w:t>
         <w:tab/>
-        <w:t>25</w:t>
+        <w:t>27</w:t>
       </w:r>
     </w:p>
     <w:p>
@@ -1482,7 +1482,7 @@
         </w:rPr>
         <w:t>8.1.4 固定集計と公開範囲</w:t>
         <w:tab/>
-        <w:t>25</w:t>
+        <w:t>27</w:t>
       </w:r>
     </w:p>
     <w:p>
@@ -1502,7 +1502,7 @@
         </w:rPr>
         <w:t>8.2 指標の読み方</w:t>
         <w:tab/>
-        <w:t>26</w:t>
+        <w:t>28</w:t>
       </w:r>
     </w:p>
     <w:p>
@@ -1522,7 +1522,7 @@
         </w:rPr>
         <w:t>8.2.1 集計単位</w:t>
         <w:tab/>
-        <w:t>26</w:t>
+        <w:t>28</w:t>
       </w:r>
     </w:p>
     <w:p>
@@ -1542,7 +1542,7 @@
         </w:rPr>
         <w:t>8.2.2 退行0の意味</w:t>
         <w:tab/>
-        <w:t>26</w:t>
+        <w:t>28</w:t>
       </w:r>
     </w:p>
     <w:p>
@@ -1562,7 +1562,7 @@
         </w:rPr>
         <w:t>8.2.3 静的変更の意味</w:t>
         <w:tab/>
-        <w:t>26</w:t>
+        <w:t>28</w:t>
       </w:r>
     </w:p>
     <w:p>
@@ -1582,7 +1582,327 @@
         </w:rPr>
         <w:t>8.2.4 コストの意味</w:t>
         <w:tab/>
-        <w:t>26</w:t>
+        <w:t>28</w:t>
+      </w:r>
+    </w:p>
+    <w:p>
+      <w:pPr>
+        <w:tabs>
+          <w:tab w:pos="9581" w:val="right" w:leader="dot"/>
+        </w:tabs>
+        <w:spacing w:before="0" w:after="0" w:line="240" w:lineRule="auto"/>
+        <w:ind w:left="227"/>
+      </w:pPr>
+      <w:r>
+        <w:rPr>
+          <w:rFonts w:ascii="Century" w:hAnsi="Century" w:cs="Century" w:eastAsia="MS 明朝"/>
+          <w:b w:val="0"/>
+          <w:color w:val="000000"/>
+          <w:sz w:val="18"/>
+        </w:rPr>
+        <w:t>8.3 実験プロンプト</w:t>
+        <w:tab/>
+        <w:t>29</w:t>
+      </w:r>
+    </w:p>
+    <w:p>
+      <w:pPr>
+        <w:tabs>
+          <w:tab w:pos="9581" w:val="right" w:leader="dot"/>
+        </w:tabs>
+        <w:spacing w:before="0" w:after="0" w:line="240" w:lineRule="auto"/>
+        <w:ind w:left="454"/>
+      </w:pPr>
+      <w:r>
+        <w:rPr>
+          <w:rFonts w:ascii="Century" w:hAnsi="Century" w:cs="Century" w:eastAsia="MS 明朝"/>
+          <w:b w:val="0"/>
+          <w:color w:val="000000"/>
+          <w:sz w:val="18"/>
+        </w:rPr>
+        <w:t>8.3.1 共通systemメッセージ</w:t>
+        <w:tab/>
+        <w:t>29</w:t>
+      </w:r>
+    </w:p>
+    <w:p>
+      <w:pPr>
+        <w:tabs>
+          <w:tab w:pos="9581" w:val="right" w:leader="dot"/>
+        </w:tabs>
+        <w:spacing w:before="0" w:after="0" w:line="240" w:lineRule="auto"/>
+        <w:ind w:left="454"/>
+      </w:pPr>
+      <w:r>
+        <w:rPr>
+          <w:rFonts w:ascii="Century" w:hAnsi="Century" w:cs="Century" w:eastAsia="MS 明朝"/>
+          <w:b w:val="0"/>
+          <w:color w:val="000000"/>
+          <w:sz w:val="18"/>
+        </w:rPr>
+        <w:t>8.3.2 課題仕様 T1_Bell</w:t>
+        <w:tab/>
+        <w:t>29</w:t>
+      </w:r>
+    </w:p>
+    <w:p>
+      <w:pPr>
+        <w:tabs>
+          <w:tab w:pos="9581" w:val="right" w:leader="dot"/>
+        </w:tabs>
+        <w:spacing w:before="0" w:after="0" w:line="240" w:lineRule="auto"/>
+        <w:ind w:left="454"/>
+      </w:pPr>
+      <w:r>
+        <w:rPr>
+          <w:rFonts w:ascii="Century" w:hAnsi="Century" w:cs="Century" w:eastAsia="MS 明朝"/>
+          <w:b w:val="0"/>
+          <w:color w:val="000000"/>
+          <w:sz w:val="18"/>
+        </w:rPr>
+        <w:t>8.3.3 課題仕様 T2_GHZ</w:t>
+        <w:tab/>
+        <w:t>29</w:t>
+      </w:r>
+    </w:p>
+    <w:p>
+      <w:pPr>
+        <w:tabs>
+          <w:tab w:pos="9581" w:val="right" w:leader="dot"/>
+        </w:tabs>
+        <w:spacing w:before="0" w:after="0" w:line="240" w:lineRule="auto"/>
+        <w:ind w:left="454"/>
+      </w:pPr>
+      <w:r>
+        <w:rPr>
+          <w:rFonts w:ascii="Century" w:hAnsi="Century" w:cs="Century" w:eastAsia="MS 明朝"/>
+          <w:b w:val="0"/>
+          <w:color w:val="000000"/>
+          <w:sz w:val="18"/>
+        </w:rPr>
+        <w:t>8.3.4 課題仕様 T3a_DJ_constant</w:t>
+        <w:tab/>
+        <w:t>29</w:t>
+      </w:r>
+    </w:p>
+    <w:p>
+      <w:pPr>
+        <w:tabs>
+          <w:tab w:pos="9581" w:val="right" w:leader="dot"/>
+        </w:tabs>
+        <w:spacing w:before="0" w:after="0" w:line="240" w:lineRule="auto"/>
+        <w:ind w:left="454"/>
+      </w:pPr>
+      <w:r>
+        <w:rPr>
+          <w:rFonts w:ascii="Century" w:hAnsi="Century" w:cs="Century" w:eastAsia="MS 明朝"/>
+          <w:b w:val="0"/>
+          <w:color w:val="000000"/>
+          <w:sz w:val="18"/>
+        </w:rPr>
+        <w:t>8.3.5 課題仕様 T3b_DJ_balanced</w:t>
+        <w:tab/>
+        <w:t>30</w:t>
+      </w:r>
+    </w:p>
+    <w:p>
+      <w:pPr>
+        <w:tabs>
+          <w:tab w:pos="9581" w:val="right" w:leader="dot"/>
+        </w:tabs>
+        <w:spacing w:before="0" w:after="0" w:line="240" w:lineRule="auto"/>
+        <w:ind w:left="454"/>
+      </w:pPr>
+      <w:r>
+        <w:rPr>
+          <w:rFonts w:ascii="Century" w:hAnsi="Century" w:cs="Century" w:eastAsia="MS 明朝"/>
+          <w:b w:val="0"/>
+          <w:color w:val="000000"/>
+          <w:sz w:val="18"/>
+        </w:rPr>
+        <w:t>8.3.6 課題仕様 T4_BV_011</w:t>
+        <w:tab/>
+        <w:t>30</w:t>
+      </w:r>
+    </w:p>
+    <w:p>
+      <w:pPr>
+        <w:tabs>
+          <w:tab w:pos="9581" w:val="right" w:leader="dot"/>
+        </w:tabs>
+        <w:spacing w:before="0" w:after="0" w:line="240" w:lineRule="auto"/>
+        <w:ind w:left="454"/>
+      </w:pPr>
+      <w:r>
+        <w:rPr>
+          <w:rFonts w:ascii="Century" w:hAnsi="Century" w:cs="Century" w:eastAsia="MS 明朝"/>
+          <w:b w:val="0"/>
+          <w:color w:val="000000"/>
+          <w:sz w:val="18"/>
+        </w:rPr>
+        <w:t>8.3.7 課題仕様 T5_Grover_11</w:t>
+        <w:tab/>
+        <w:t>30</w:t>
+      </w:r>
+    </w:p>
+    <w:p>
+      <w:pPr>
+        <w:tabs>
+          <w:tab w:pos="9581" w:val="right" w:leader="dot"/>
+        </w:tabs>
+        <w:spacing w:before="0" w:after="0" w:line="240" w:lineRule="auto"/>
+        <w:ind w:left="454"/>
+      </w:pPr>
+      <w:r>
+        <w:rPr>
+          <w:rFonts w:ascii="Century" w:hAnsi="Century" w:cs="Century" w:eastAsia="MS 明朝"/>
+          <w:b w:val="0"/>
+          <w:color w:val="000000"/>
+          <w:sz w:val="18"/>
+        </w:rPr>
+        <w:t>8.3.8 課題仕様 T6_QFT_001</w:t>
+        <w:tab/>
+        <w:t>31</w:t>
+      </w:r>
+    </w:p>
+    <w:p>
+      <w:pPr>
+        <w:tabs>
+          <w:tab w:pos="9581" w:val="right" w:leader="dot"/>
+        </w:tabs>
+        <w:spacing w:before="0" w:after="0" w:line="240" w:lineRule="auto"/>
+        <w:ind w:left="454"/>
+      </w:pPr>
+      <w:r>
+        <w:rPr>
+          <w:rFonts w:ascii="Century" w:hAnsi="Century" w:cs="Century" w:eastAsia="MS 明朝"/>
+          <w:b w:val="0"/>
+          <w:color w:val="000000"/>
+          <w:sz w:val="18"/>
+        </w:rPr>
+        <w:t>8.3.9 課題仕様 T7_IQFT_001</w:t>
+        <w:tab/>
+        <w:t>31</w:t>
+      </w:r>
+    </w:p>
+    <w:p>
+      <w:pPr>
+        <w:tabs>
+          <w:tab w:pos="9581" w:val="right" w:leader="dot"/>
+        </w:tabs>
+        <w:spacing w:before="0" w:after="0" w:line="240" w:lineRule="auto"/>
+        <w:ind w:left="454"/>
+      </w:pPr>
+      <w:r>
+        <w:rPr>
+          <w:rFonts w:ascii="Century" w:hAnsi="Century" w:cs="Century" w:eastAsia="MS 明朝"/>
+          <w:b w:val="0"/>
+          <w:color w:val="000000"/>
+          <w:sz w:val="18"/>
+        </w:rPr>
+        <w:t>8.3.10 課題仕様 T8_QPE_001</w:t>
+        <w:tab/>
+        <w:t>31</w:t>
+      </w:r>
+    </w:p>
+    <w:p>
+      <w:pPr>
+        <w:tabs>
+          <w:tab w:pos="9581" w:val="right" w:leader="dot"/>
+        </w:tabs>
+        <w:spacing w:before="0" w:after="0" w:line="240" w:lineRule="auto"/>
+        <w:ind w:left="454"/>
+      </w:pPr>
+      <w:r>
+        <w:rPr>
+          <w:rFonts w:ascii="Century" w:hAnsi="Century" w:cs="Century" w:eastAsia="MS 明朝"/>
+          <w:b w:val="0"/>
+          <w:color w:val="000000"/>
+          <w:sz w:val="18"/>
+        </w:rPr>
+        <w:t>8.3.11 課題仕様 T9_Ansatz_001</w:t>
+        <w:tab/>
+        <w:t>32</w:t>
+      </w:r>
+    </w:p>
+    <w:p>
+      <w:pPr>
+        <w:tabs>
+          <w:tab w:pos="9581" w:val="right" w:leader="dot"/>
+        </w:tabs>
+        <w:spacing w:before="0" w:after="0" w:line="240" w:lineRule="auto"/>
+        <w:ind w:left="454"/>
+      </w:pPr>
+      <w:r>
+        <w:rPr>
+          <w:rFonts w:ascii="Century" w:hAnsi="Century" w:cs="Century" w:eastAsia="MS 明朝"/>
+          <w:b w:val="0"/>
+          <w:color w:val="000000"/>
+          <w:sz w:val="18"/>
+        </w:rPr>
+        <w:t>8.3.12 修正テンプレート R：自己見直し</w:t>
+        <w:tab/>
+        <w:t>32</w:t>
+      </w:r>
+    </w:p>
+    <w:p>
+      <w:pPr>
+        <w:tabs>
+          <w:tab w:pos="9581" w:val="right" w:leader="dot"/>
+        </w:tabs>
+        <w:spacing w:before="0" w:after="0" w:line="240" w:lineRule="auto"/>
+        <w:ind w:left="454"/>
+      </w:pPr>
+      <w:r>
+        <w:rPr>
+          <w:rFonts w:ascii="Century" w:hAnsi="Century" w:cs="Century" w:eastAsia="MS 明朝"/>
+          <w:b w:val="0"/>
+          <w:color w:val="000000"/>
+          <w:sz w:val="18"/>
+        </w:rPr>
+        <w:t>8.3.13 修正テンプレート F：実行結果提示</w:t>
+        <w:tab/>
+        <w:t>32</w:t>
+      </w:r>
+    </w:p>
+    <w:p>
+      <w:pPr>
+        <w:tabs>
+          <w:tab w:pos="9581" w:val="right" w:leader="dot"/>
+        </w:tabs>
+        <w:spacing w:before="0" w:after="0" w:line="240" w:lineRule="auto"/>
+        <w:ind w:left="454"/>
+      </w:pPr>
+      <w:r>
+        <w:rPr>
+          <w:rFonts w:ascii="Century" w:hAnsi="Century" w:cs="Century" w:eastAsia="MS 明朝"/>
+          <w:b w:val="0"/>
+          <w:color w:val="000000"/>
+          <w:sz w:val="18"/>
+        </w:rPr>
+        <w:t>8.3.14 修正テンプレート D：自己デバッグ</w:t>
+        <w:tab/>
+        <w:t>33</w:t>
+      </w:r>
+    </w:p>
+    <w:p>
+      <w:pPr>
+        <w:tabs>
+          <w:tab w:pos="9581" w:val="right" w:leader="dot"/>
+        </w:tabs>
+        <w:spacing w:before="0" w:after="0" w:line="240" w:lineRule="auto"/>
+        <w:ind w:left="454"/>
+      </w:pPr>
+      <w:r>
+        <w:rPr>
+          <w:rFonts w:ascii="Century" w:hAnsi="Century" w:cs="Century" w:eastAsia="MS 明朝"/>
+          <w:b w:val="0"/>
+          <w:color w:val="000000"/>
+          <w:sz w:val="18"/>
+        </w:rPr>
+        <w:t>8.3.15 Pの予防的注意事項</w:t>
+        <w:tab/>
+        <w:t>33</w:t>
       </w:r>
       <w:r>
         <w:fldChar w:fldCharType="end"/>
@@ -1684,7 +2004,7 @@
           <w:color w:val="000000"/>
           <w:sz w:val="21"/>
         </w:rPr>
-        <w:t>本研究の目的は，Qiskit量子回路コードの初期失敗に対する修正介入と独立再生成の有効性を比較し，失敗類型やモデルに応じた対処方法を選択するための根拠を整理することである．第一の問いは，同じ初期失敗に対して修正介入R/F/Dと独立再生成B4がそれぞれどれだけ追加成功を得るかである．第二の問いは，救済数が近い介入が同じ失敗を救済しているかである．第三の問いは，未救済例も含む追加計算コストと修正回数が救済にどう対応するかである．</w:t>
+        <w:t>本研究の目的は，Qiskit量子回路コードの初期失敗に対する修正介入と独立再生成の有効性を比較し，失敗類型やモデルに応じた対処方法を選択するための根拠を整理することである．第一の問いは，同じ初期失敗に対して修正介入R/F/Dと独立再生成B4がそれぞれどれだけ追加でL3を達成するかである．第二の問いは，救済数が近い介入が同じ失敗を救済しているかである．第三の問いは，未救済例も含む追加計算コストと修正回数が救済にどう対応するかである．</w:t>
       </w:r>
     </w:p>
     <w:p>
@@ -1699,7 +2019,7 @@
           <w:color w:val="000000"/>
           <w:sz w:val="21"/>
         </w:rPr>
-        <w:t>本研究の貢献は，共有初期コードを用いた修正介入と独立再生成の追加成功率の比較，初期失敗類型・モデル・タスク別の分母を伴う分析，FとDの片側救済全83組の履歴整理，および追加計算コストと3回目の寄与の記述である．介入の最適な選択方策を既に実証したとは主張しない．</w:t>
+        <w:t>本研究の貢献は，共有初期コードを用いた修正介入と独立再生成の追加成功率の比較，初期失敗類型・モデル・タスク別の初期失敗数を明示した分析，FとDの片側救済全83組の履歴整理，および追加計算コストと3回目の寄与の記述である．介入の最適な選択方策を既に実証したとは主張しない．</w:t>
       </w:r>
     </w:p>
     <w:p>
@@ -1722,7 +2042,7 @@
           <w:color w:val="000000"/>
           <w:sz w:val="21"/>
         </w:rPr>
-        <w:t>第2章で関連研究を整理し，第3章で評価・実験方法として介入条件・評価指標・実装・実験設定を述べる．第4章で結果，第5章で考察，第6章で結論と今後の課題を述べる．第7章に参考文献，第8章に出典と指標の付録を置く．本稿は2026-10-16版の到達経路と2026-10-22固定のB4追加実験 [3] に基づく草稿であり，今回の執筆では追加生成・生成コード実行を行っていない．</w:t>
+        <w:t>第2章で関連研究を整理し，第3章で評価・実験方法として介入条件・評価指標・実装・実験設定を述べる．第4章で結果，第5章で考察，第6章で結論と今後の課題を述べる．第7章に参考文献，第8章に出典と指標の付録を置く．本研究の分析には，保存済みの実験結果と必要な部分追試を用いた．B/R/F/D/Pは2026-10-16版，B4は2026-10-22固定の追加実験結果 [3] に基づく．</w:t>
       </w:r>
     </w:p>
     <w:p>
@@ -4895,7 +5215,7 @@
         <w:pStyle w:val="Heading3"/>
       </w:pPr>
       <w:r>
-        <w:t>固定出典と執筆時点の切り分け</w:t>
+        <w:t>分析対象と固定出典の範囲</w:t>
       </w:r>
     </w:p>
     <w:p>
@@ -4910,7 +5230,7 @@
           <w:color w:val="000000"/>
           <w:sz w:val="21"/>
         </w:rPr>
-        <w:t>実験レポートが継続更新されている環境では，執筆日が新しいことと，本文で採用する結果が新しく生成されたことは区別しなければならない．本稿の主結果は2026-10-16版の固定到達履歴に基づき，B4は2026-10-22固定の完了集計を加える．今回の本文拡充により，新しいモデル要求や生成コード評価を実行したわけではない．既存結果を説明する文章を増やしても，データの実験時点は変わらない．</w:t>
+        <w:t>本研究の分析対象は，保存済みの実験結果と必要な部分追試から再構成した生成履歴，および独立再生成B4の追加実験である．B/R/F/D/Pには2026-10-16版の固定集計，B4には2026-10-22固定の完了集計を用いる．元実験，部分追試，B4は生成時期と入力情報が異なるため，それぞれの保存設定と由来を区別する．</w:t>
       </w:r>
     </w:p>
     <w:p>
@@ -4925,7 +5245,7 @@
           <w:color w:val="000000"/>
           <w:sz w:val="21"/>
         </w:rPr>
-        <w:t>固定出典を採用する理由は，本文，表，図，考察が同じ集合と判定から導かれるようにするためである．執筆途中で自動更新レポートの数値だけを転記すると，過去の評価値と現行の到達履歴が混ざる可能性がある．本研究では結果表の出典とhashを記録し，本文の数値をそこへ照合する．集計処理を変更した場合には，元の固定ファイルを上書きするのではなく，変更理由と別の出典を明示する．</w:t>
+        <w:t>固定出典を採用する理由は，本文，表，図，考察が同じ集合と判定から導かれるようにするためである．異なる集計時点の数値を混ぜると，過去の評価値と現行の到達履歴を区別できなくなる．本研究では結果表の出典とhashを記録し，本文の数値をそこへ照合する．集計処理を変更した場合には，元の固定ファイルを上書きするのではなく，変更理由と別の出典を明示する．</w:t>
       </w:r>
     </w:p>
     <w:p>
@@ -10335,6 +10655,157 @@
     </w:p>
     <w:p>
       <w:pPr>
+        <w:widowControl/>
+        <w:jc w:val="left"/>
+      </w:pPr>
+      <w:r>
+        <w:rPr>
+          <w:rFonts w:ascii="Century" w:hAnsi="Century" w:cs="Century" w:eastAsia="MS 明朝"/>
+          <w:b w:val="0"/>
+          <w:color w:val="000000"/>
+          <w:sz w:val="21"/>
+        </w:rPr>
+        <w:t>Fのみ成功した保存事例として，G4のIQFT課題（T7，seed 14）を示す．共有初期コードはQFTをqiskit.circuitから読み込もうとし，保存判定はimport失敗であった．Fの1回目の修正では読み込み先がqiskit.circuit.libraryへ変更され，L3成功となった．同時に，回路構築関数の外にあった使用例コードも削除された．</w:t>
+      </w:r>
+    </w:p>
+    <w:p>
+      <w:pPr>
+        <w:keepLines/>
+        <w:widowControl/>
+        <w:jc w:val="left"/>
+      </w:pPr>
+      <w:r>
+        <w:rPr>
+          <w:rFonts w:ascii="Century" w:hAnsi="Century" w:cs="Century" w:eastAsia="MS 明朝"/>
+          <w:b w:val="0"/>
+          <w:color w:val="000000"/>
+          <w:sz w:val="21"/>
+        </w:rPr>
+        <w:t>修正前（Fの初期コードから抜粋）</w:t>
+        <w:br/>
+        <w:t>from qiskit.circuit import QFT</w:t>
+      </w:r>
+    </w:p>
+    <w:p>
+      <w:pPr>
+        <w:keepLines/>
+        <w:widowControl/>
+        <w:jc w:val="left"/>
+      </w:pPr>
+      <w:r>
+        <w:rPr>
+          <w:rFonts w:ascii="Century" w:hAnsi="Century" w:cs="Century" w:eastAsia="MS 明朝"/>
+          <w:b w:val="0"/>
+          <w:color w:val="000000"/>
+          <w:sz w:val="21"/>
+        </w:rPr>
+        <w:t>修正後（Fのround 1から抜粋）</w:t>
+        <w:br/>
+        <w:t>from qiskit.circuit.library import QFT</w:t>
+      </w:r>
+    </w:p>
+    <w:p>
+      <w:pPr>
+        <w:widowControl/>
+        <w:jc w:val="left"/>
+      </w:pPr>
+      <w:r>
+        <w:rPr>
+          <w:rFonts w:ascii="Century" w:hAnsi="Century" w:cs="Century" w:eastAsia="MS 明朝"/>
+          <w:b w:val="0"/>
+          <w:color w:val="000000"/>
+          <w:sz w:val="21"/>
+        </w:rPr>
+        <w:t>同じ初期コードからのDでは，説明コメントやQFT呼び出しの引数を変更したが，読み込み先はqiskit.circuitのまま残った．判定はround 0から3までimport失敗であった．この事例では，説明内で修正すべき箇所へ言及したことと，実際のコードが変更されたことを区別して確認できる．</w:t>
+      </w:r>
+    </w:p>
+    <w:p>
+      <w:pPr>
+        <w:widowControl/>
+        <w:jc w:val="left"/>
+      </w:pPr>
+      <w:r>
+        <w:rPr>
+          <w:rFonts w:ascii="Century" w:hAnsi="Century" w:cs="Century" w:eastAsia="MS 明朝"/>
+          <w:b w:val="0"/>
+          <w:color w:val="000000"/>
+          <w:sz w:val="21"/>
+        </w:rPr>
+        <w:t>Dのみ成功した保存事例は，G4のQPE課題（T8，seed 10）である．初期コードはqc.inverse_qft(...)を呼び出し，保存判定は回路構築失敗であった．Dの1回目の修正ではQFTをqiskit.circuit.libraryから読み込み，inverse=Trueで構成した回路をappendする形へ変更され，L3成功となった．</w:t>
+      </w:r>
+    </w:p>
+    <w:p>
+      <w:pPr>
+        <w:keepLines/>
+        <w:widowControl/>
+        <w:jc w:val="left"/>
+      </w:pPr>
+      <w:r>
+        <w:rPr>
+          <w:rFonts w:ascii="Century" w:hAnsi="Century" w:cs="Century" w:eastAsia="MS 明朝"/>
+          <w:b w:val="0"/>
+          <w:color w:val="000000"/>
+          <w:sz w:val="21"/>
+        </w:rPr>
+        <w:t>修正前（Dの初期コードから抜粋）</w:t>
+        <w:br/>
+        <w:t>qc.inverse_qft(range(n_counting))</w:t>
+      </w:r>
+    </w:p>
+    <w:p>
+      <w:pPr>
+        <w:keepLines/>
+        <w:widowControl/>
+        <w:jc w:val="left"/>
+      </w:pPr>
+      <w:r>
+        <w:rPr>
+          <w:rFonts w:ascii="Century" w:hAnsi="Century" w:cs="Century" w:eastAsia="MS 明朝"/>
+          <w:b w:val="0"/>
+          <w:color w:val="000000"/>
+          <w:sz w:val="21"/>
+        </w:rPr>
+        <w:t>修正後（Dのround 1から抜粋）</w:t>
+        <w:br/>
+        <w:t>from qiskit.circuit.library import QFT</w:t>
+        <w:br/>
+        <w:t>iqft = QFT(n_counting, inverse=True)</w:t>
+        <w:br/>
+        <w:t>qc.append(iqft.to_gate(), range(n_counting))</w:t>
+      </w:r>
+    </w:p>
+    <w:p>
+      <w:pPr>
+        <w:widowControl/>
+        <w:jc w:val="left"/>
+      </w:pPr>
+      <w:r>
+        <w:rPr>
+          <w:rFonts w:ascii="Century" w:hAnsi="Century" w:cs="Century" w:eastAsia="MS 明朝"/>
+          <w:b w:val="0"/>
+          <w:color w:val="000000"/>
+          <w:sz w:val="21"/>
+        </w:rPr>
+        <w:t>同じ初期コードからのFも逆QFTを組み立てる形へ変更したが，QFTの読み込み先をqiskit.circuitとしたため，round 1から3はimport失敗となった．Dでもimport以外のコードやコメントが同時に変化している．掲載した抜粋は変更箇所の一部であり，完全なプログラムではない．</w:t>
+      </w:r>
+    </w:p>
+    <w:p>
+      <w:pPr>
+        <w:widowControl/>
+        <w:jc w:val="left"/>
+      </w:pPr>
+      <w:r>
+        <w:rPr>
+          <w:rFonts w:ascii="Century" w:hAnsi="Century" w:cs="Century" w:eastAsia="MS 明朝"/>
+          <w:b w:val="0"/>
+          <w:color w:val="000000"/>
+          <w:sz w:val="21"/>
+        </w:rPr>
+        <w:t>2事例は，APIの利用箇所と保存判定の推移を読み取れる同一モデルの事例として目的選択した．頻度や代表性を推定する標本ではなく，片側救済全83組の集計を置き換えない．記録キー，各roundのコードhash，判定と由来をcase_studies.jsonに保持した．成功に至った変更と未成功の変更を観察した結果であり，単独の変更や説明指示が成功原因だったとは断定しない．</w:t>
+      </w:r>
+    </w:p>
+    <w:p>
+      <w:pPr>
         <w:keepNext/>
         <w:keepLines/>
         <w:widowControl/>
@@ -12320,9 +12791,790 @@
           <w:color w:val="000000"/>
           <w:sz w:val="21"/>
         </w:rPr>
-        <w:t>介入カタログには，失敗名と推奨条件だけでなく，対象モデル・課題・評価方式，初期失敗の定義，利用する入力情報，生成・停止条件，成功数と分母，未成功を含む追加計算コスト，検証状態と出典を記載する．同じimport失敗でも，SDKの版や利用可能なAPIが違えば本研究の結果をそのまま適用できない．適用範囲を追跡できることがカタログの基本となる．</w:t>
-      </w:r>
-    </w:p>
+      </w:r>
+      <w:r>
+        <w:rPr>
+          <w:rFonts w:ascii="Century" w:hAnsi="Century" w:cs="Century" w:eastAsia="MS 明朝"/>
+          <w:b w:val="0"/>
+          <w:color w:val="000000"/>
+          <w:sz w:val="21"/>
+        </w:rPr>
+        <w:t>表</w:t>
+      </w:r>
+      <w:r>
+        <w:rPr>
+          <w:rFonts w:ascii="Century" w:hAnsi="Century" w:cs="Century" w:eastAsia="MS 明朝"/>
+          <w:b w:val="0"/>
+          <w:color w:val="000000"/>
+          <w:sz w:val="21"/>
+        </w:rPr>
+        <w:fldChar w:fldCharType="begin"/>
+      </w:r>
+      <w:r>
+        <w:rPr>
+          <w:rFonts w:ascii="Century" w:hAnsi="Century" w:cs="Century" w:eastAsia="MS 明朝"/>
+          <w:b w:val="0"/>
+          <w:color w:val="000000"/>
+          <w:sz w:val="21"/>
+        </w:rPr>
+        <w:instrText xml:space="preserve"> REF Table10 \h </w:instrText>
+      </w:r>
+      <w:r>
+        <w:rPr>
+          <w:rFonts w:ascii="Century" w:hAnsi="Century" w:cs="Century" w:eastAsia="MS 明朝"/>
+          <w:b w:val="0"/>
+          <w:color w:val="000000"/>
+          <w:sz w:val="21"/>
+        </w:rPr>
+        <w:fldChar w:fldCharType="separate"/>
+      </w:r>
+      <w:r>
+        <w:rPr>
+          <w:rFonts w:ascii="Century" w:hAnsi="Century" w:cs="Century" w:eastAsia="MS 明朝"/>
+          <w:b w:val="0"/>
+          <w:color w:val="000000"/>
+          <w:sz w:val="21"/>
+        </w:rPr>
+        <w:t>10</w:t>
+      </w:r>
+      <w:r>
+        <w:rPr>
+          <w:rFonts w:ascii="Century" w:hAnsi="Century" w:cs="Century" w:eastAsia="MS 明朝"/>
+          <w:b w:val="0"/>
+          <w:color w:val="000000"/>
+          <w:sz w:val="21"/>
+        </w:rPr>
+        <w:fldChar w:fldCharType="end"/>
+      </w:r>
+      <w:r>
+        <w:rPr>
+          <w:rFonts w:ascii="Century" w:hAnsi="Century" w:cs="Century" w:eastAsia="MS 明朝"/>
+          <w:b w:val="0"/>
+          <w:color w:val="000000"/>
+          <w:sz w:val="21"/>
+        </w:rPr>
+        <w:t>に，</w:t>
+      </w:r>
+      <w:r>
+        <w:rPr>
+          <w:rFonts w:ascii="Century" w:hAnsi="Century" w:cs="Century" w:eastAsia="MS 明朝"/>
+          <w:b w:val="0"/>
+          <w:color w:val="000000"/>
+          <w:sz w:val="21"/>
+        </w:rPr>
+        <w:t>表</w:t>
+      </w:r>
+      <w:r>
+        <w:rPr>
+          <w:rFonts w:ascii="Century" w:hAnsi="Century" w:cs="Century" w:eastAsia="MS 明朝"/>
+          <w:b w:val="0"/>
+          <w:color w:val="000000"/>
+          <w:sz w:val="21"/>
+        </w:rPr>
+        <w:fldChar w:fldCharType="begin"/>
+      </w:r>
+      <w:r>
+        <w:rPr>
+          <w:rFonts w:ascii="Century" w:hAnsi="Century" w:cs="Century" w:eastAsia="MS 明朝"/>
+          <w:b w:val="0"/>
+          <w:color w:val="000000"/>
+          <w:sz w:val="21"/>
+        </w:rPr>
+        <w:instrText xml:space="preserve"> REF Table5 \h </w:instrText>
+      </w:r>
+      <w:r>
+        <w:rPr>
+          <w:rFonts w:ascii="Century" w:hAnsi="Century" w:cs="Century" w:eastAsia="MS 明朝"/>
+          <w:b w:val="0"/>
+          <w:color w:val="000000"/>
+          <w:sz w:val="21"/>
+        </w:rPr>
+        <w:fldChar w:fldCharType="separate"/>
+      </w:r>
+      <w:r>
+        <w:rPr>
+          <w:rFonts w:ascii="Century" w:hAnsi="Century" w:cs="Century" w:eastAsia="MS 明朝"/>
+          <w:b w:val="0"/>
+          <w:color w:val="000000"/>
+          <w:sz w:val="21"/>
+        </w:rPr>
+        <w:t>5</w:t>
+      </w:r>
+      <w:r>
+        <w:rPr>
+          <w:rFonts w:ascii="Century" w:hAnsi="Century" w:cs="Century" w:eastAsia="MS 明朝"/>
+          <w:b w:val="0"/>
+          <w:color w:val="000000"/>
+          <w:sz w:val="21"/>
+        </w:rPr>
+        <w:fldChar w:fldCharType="end"/>
+      </w:r>
+      <w:r>
+        <w:rPr>
+          <w:rFonts w:ascii="Century" w:hAnsi="Century" w:cs="Century" w:eastAsia="MS 明朝"/>
+          <w:b w:val="0"/>
+          <w:color w:val="000000"/>
+          <w:sz w:val="21"/>
+        </w:rPr>
+        <w:t>と同じ初期失敗数を用いた介入カタログの抜粋を示す．初期失敗の多い3類型について，F/Dの救済率とB4の追加成功率を並べた．率は各条件の成功数を同じ類型の初期失敗数で割って算出し，条件間で初期対象を変えていない．他の類型の件数は</w:t>
+      </w:r>
+      <w:r>
+        <w:rPr>
+          <w:rFonts w:ascii="Century" w:hAnsi="Century" w:cs="Century" w:eastAsia="MS 明朝"/>
+          <w:b w:val="0"/>
+          <w:color w:val="000000"/>
+          <w:sz w:val="21"/>
+        </w:rPr>
+        <w:t>表</w:t>
+      </w:r>
+      <w:r>
+        <w:rPr>
+          <w:rFonts w:ascii="Century" w:hAnsi="Century" w:cs="Century" w:eastAsia="MS 明朝"/>
+          <w:b w:val="0"/>
+          <w:color w:val="000000"/>
+          <w:sz w:val="21"/>
+        </w:rPr>
+        <w:fldChar w:fldCharType="begin"/>
+      </w:r>
+      <w:r>
+        <w:rPr>
+          <w:rFonts w:ascii="Century" w:hAnsi="Century" w:cs="Century" w:eastAsia="MS 明朝"/>
+          <w:b w:val="0"/>
+          <w:color w:val="000000"/>
+          <w:sz w:val="21"/>
+        </w:rPr>
+        <w:instrText xml:space="preserve"> REF Table5 \h </w:instrText>
+      </w:r>
+      <w:r>
+        <w:rPr>
+          <w:rFonts w:ascii="Century" w:hAnsi="Century" w:cs="Century" w:eastAsia="MS 明朝"/>
+          <w:b w:val="0"/>
+          <w:color w:val="000000"/>
+          <w:sz w:val="21"/>
+        </w:rPr>
+        <w:fldChar w:fldCharType="separate"/>
+      </w:r>
+      <w:r>
+        <w:rPr>
+          <w:rFonts w:ascii="Century" w:hAnsi="Century" w:cs="Century" w:eastAsia="MS 明朝"/>
+          <w:b w:val="0"/>
+          <w:color w:val="000000"/>
+          <w:sz w:val="21"/>
+        </w:rPr>
+        <w:t>5</w:t>
+      </w:r>
+      <w:r>
+        <w:rPr>
+          <w:rFonts w:ascii="Century" w:hAnsi="Century" w:cs="Century" w:eastAsia="MS 明朝"/>
+          <w:b w:val="0"/>
+          <w:color w:val="000000"/>
+          <w:sz w:val="21"/>
+        </w:rPr>
+        <w:fldChar w:fldCharType="end"/>
+      </w:r>
+      <w:r>
+        <w:rPr>
+          <w:rFonts w:ascii="Century" w:hAnsi="Century" w:cs="Century" w:eastAsia="MS 明朝"/>
+          <w:b w:val="0"/>
+          <w:color w:val="000000"/>
+          <w:sz w:val="21"/>
+        </w:rPr>
+        <w:t>を参照する．</w:t>
+      </w:r>
+    </w:p>
+    <w:p>
+      <w:pPr>
+        <w:keepNext/>
+        <w:keepLines/>
+        <w:widowControl/>
+        <w:jc w:val="center"/>
+      </w:pPr>
+      <w:r>
+        <w:rPr>
+          <w:rFonts w:ascii="Century" w:hAnsi="Century" w:cs="Century" w:eastAsia="MS 明朝"/>
+          <w:b w:val="0"/>
+          <w:color w:val="000000"/>
+          <w:sz w:val="21"/>
+        </w:rPr>
+        <w:t>表</w:t>
+      </w:r>
+      <w:bookmarkStart w:id="110" w:name="Table10"/>
+      <w:r>
+        <w:rPr>
+          <w:rFonts w:ascii="Century" w:hAnsi="Century" w:cs="Century" w:eastAsia="MS 明朝"/>
+          <w:b w:val="0"/>
+          <w:color w:val="000000"/>
+          <w:sz w:val="21"/>
+        </w:rPr>
+        <w:fldChar w:fldCharType="begin"/>
+      </w:r>
+      <w:r>
+        <w:rPr>
+          <w:rFonts w:ascii="Century" w:hAnsi="Century" w:cs="Century" w:eastAsia="MS 明朝"/>
+          <w:b w:val="0"/>
+          <w:color w:val="000000"/>
+          <w:sz w:val="21"/>
+        </w:rPr>
+        <w:instrText xml:space="preserve"> SEQ Table \* ARABIC </w:instrText>
+      </w:r>
+      <w:r>
+        <w:rPr>
+          <w:rFonts w:ascii="Century" w:hAnsi="Century" w:cs="Century" w:eastAsia="MS 明朝"/>
+          <w:b w:val="0"/>
+          <w:color w:val="000000"/>
+          <w:sz w:val="21"/>
+        </w:rPr>
+        <w:fldChar w:fldCharType="separate"/>
+      </w:r>
+      <w:r>
+        <w:rPr>
+          <w:rFonts w:ascii="Century" w:hAnsi="Century" w:cs="Century" w:eastAsia="MS 明朝"/>
+          <w:b w:val="0"/>
+          <w:color w:val="000000"/>
+          <w:sz w:val="21"/>
+        </w:rPr>
+        <w:t>10</w:t>
+      </w:r>
+      <w:r>
+        <w:rPr>
+          <w:rFonts w:ascii="Century" w:hAnsi="Century" w:cs="Century" w:eastAsia="MS 明朝"/>
+          <w:b w:val="0"/>
+          <w:color w:val="000000"/>
+          <w:sz w:val="21"/>
+        </w:rPr>
+        <w:fldChar w:fldCharType="end"/>
+      </w:r>
+      <w:bookmarkEnd w:id="110"/>
+      <w:r>
+        <w:rPr>
+          <w:rFonts w:ascii="Century" w:hAnsi="Century" w:cs="Century" w:eastAsia="MS 明朝"/>
+          <w:b w:val="0"/>
+          <w:color w:val="000000"/>
+          <w:sz w:val="21"/>
+        </w:rPr>
+        <w:t xml:space="preserve"> 介入カタログの抜粋（主要3類型の観測率）</w:t>
+      </w:r>
+    </w:p>
+    <w:tbl>
+      <w:tblPr>
+        <w:tblW w:type="dxa" w:w="9071"/>
+        <w:tblLayout w:type="fixed"/>
+        <w:tblLook w:firstColumn="1" w:firstRow="1" w:lastColumn="0" w:lastRow="0" w:noHBand="0" w:noVBand="1" w:val="04A0"/>
+      </w:tblPr>
+      <w:tblGrid>
+        <w:gridCol w:w="2268"/>
+        <w:gridCol w:w="1587"/>
+        <w:gridCol w:w="1587"/>
+        <w:gridCol w:w="1587"/>
+        <w:gridCol w:w="2041"/>
+      </w:tblGrid>
+      <w:tr>
+        <w:trPr>
+          <w:cantSplit/>
+          <w:tblHeader/>
+        </w:trPr>
+        <w:tc>
+          <w:tcPr>
+            <w:tcW w:type="dxa" w:w="2268"/>
+            <w:tcBorders>
+              <w:top w:val="single" w:sz="4"/>
+              <w:bottom w:val="single" w:sz="4"/>
+            </w:tcBorders>
+          </w:tcPr>
+          <w:p>
+            <w:pPr>
+              <w:keepNext/>
+              <w:keepLines/>
+              <w:spacing w:after="20" w:before="20" w:line="250" w:lineRule="exact"/>
+              <w:jc w:val="left"/>
+            </w:pPr>
+            <w:r>
+              <w:rPr>
+                <w:rFonts w:ascii="Century" w:hAnsi="Century" w:cs="Century" w:eastAsia="MS 明朝"/>
+                <w:b w:val="0"/>
+                <w:color w:val="000000"/>
+                <w:sz w:val="21"/>
+              </w:rPr>
+              <w:t>初期失敗類型</w:t>
+            </w:r>
+          </w:p>
+        </w:tc>
+        <w:tc>
+          <w:tcPr>
+            <w:tcW w:type="dxa" w:w="1587"/>
+            <w:tcBorders>
+              <w:top w:val="single" w:sz="4"/>
+              <w:bottom w:val="single" w:sz="4"/>
+            </w:tcBorders>
+          </w:tcPr>
+          <w:p>
+            <w:pPr>
+              <w:keepNext/>
+              <w:keepLines/>
+              <w:spacing w:after="20" w:before="20" w:line="250" w:lineRule="exact"/>
+              <w:jc w:val="center"/>
+            </w:pPr>
+            <w:r>
+              <w:rPr>
+                <w:rFonts w:ascii="Century" w:hAnsi="Century" w:cs="Century" w:eastAsia="MS 明朝"/>
+                <w:b w:val="0"/>
+                <w:color w:val="000000"/>
+                <w:sz w:val="21"/>
+              </w:rPr>
+              <w:t>初期失敗数</w:t>
+            </w:r>
+          </w:p>
+        </w:tc>
+        <w:tc>
+          <w:tcPr>
+            <w:tcW w:type="dxa" w:w="1587"/>
+            <w:tcBorders>
+              <w:top w:val="single" w:sz="4"/>
+              <w:bottom w:val="single" w:sz="4"/>
+            </w:tcBorders>
+          </w:tcPr>
+          <w:p>
+            <w:pPr>
+              <w:keepNext/>
+              <w:keepLines/>
+              <w:spacing w:after="20" w:before="20" w:line="250" w:lineRule="exact"/>
+              <w:jc w:val="center"/>
+            </w:pPr>
+            <w:r>
+              <w:rPr>
+                <w:rFonts w:ascii="Century" w:hAnsi="Century" w:cs="Century" w:eastAsia="MS 明朝"/>
+                <w:b w:val="0"/>
+                <w:color w:val="000000"/>
+                <w:sz w:val="21"/>
+              </w:rPr>
+              <w:t>F救済率</w:t>
+            </w:r>
+          </w:p>
+        </w:tc>
+        <w:tc>
+          <w:tcPr>
+            <w:tcW w:type="dxa" w:w="1587"/>
+            <w:tcBorders>
+              <w:top w:val="single" w:sz="4"/>
+              <w:bottom w:val="single" w:sz="4"/>
+            </w:tcBorders>
+          </w:tcPr>
+          <w:p>
+            <w:pPr>
+              <w:keepNext/>
+              <w:keepLines/>
+              <w:spacing w:after="20" w:before="20" w:line="250" w:lineRule="exact"/>
+              <w:jc w:val="center"/>
+            </w:pPr>
+            <w:r>
+              <w:rPr>
+                <w:rFonts w:ascii="Century" w:hAnsi="Century" w:cs="Century" w:eastAsia="MS 明朝"/>
+                <w:b w:val="0"/>
+                <w:color w:val="000000"/>
+                <w:sz w:val="21"/>
+              </w:rPr>
+              <w:t>D救済率</w:t>
+            </w:r>
+          </w:p>
+        </w:tc>
+        <w:tc>
+          <w:tcPr>
+            <w:tcW w:type="dxa" w:w="2041"/>
+            <w:tcBorders>
+              <w:top w:val="single" w:sz="4"/>
+              <w:bottom w:val="single" w:sz="4"/>
+            </w:tcBorders>
+          </w:tcPr>
+          <w:p>
+            <w:pPr>
+              <w:keepNext/>
+              <w:keepLines/>
+              <w:spacing w:after="20" w:before="20" w:line="250" w:lineRule="exact"/>
+              <w:jc w:val="center"/>
+            </w:pPr>
+            <w:r>
+              <w:rPr>
+                <w:rFonts w:ascii="Century" w:hAnsi="Century" w:cs="Century" w:eastAsia="MS 明朝"/>
+                <w:b w:val="0"/>
+                <w:color w:val="000000"/>
+                <w:sz w:val="21"/>
+              </w:rPr>
+              <w:t>B4追加成功率</w:t>
+            </w:r>
+          </w:p>
+        </w:tc>
+      </w:tr>
+      <w:tr>
+        <w:trPr>
+          <w:cantSplit/>
+        </w:trPr>
+        <w:tc>
+          <w:tcPr>
+            <w:tcW w:type="dxa" w:w="2268"/>
+            <w:tcBorders/>
+          </w:tcPr>
+          <w:p>
+            <w:pPr>
+              <w:keepNext/>
+              <w:keepLines/>
+              <w:spacing w:after="20" w:before="20" w:line="250" w:lineRule="exact"/>
+              <w:jc w:val="left"/>
+            </w:pPr>
+            <w:r>
+              <w:rPr>
+                <w:rFonts w:ascii="Century" w:hAnsi="Century" w:cs="Century" w:eastAsia="MS 明朝"/>
+                <w:b w:val="0"/>
+                <w:color w:val="000000"/>
+                <w:sz w:val="21"/>
+              </w:rPr>
+              <w:t>import失敗</w:t>
+            </w:r>
+          </w:p>
+        </w:tc>
+        <w:tc>
+          <w:tcPr>
+            <w:tcW w:type="dxa" w:w="1587"/>
+            <w:tcBorders/>
+          </w:tcPr>
+          <w:p>
+            <w:pPr>
+              <w:keepNext/>
+              <w:keepLines/>
+              <w:spacing w:after="20" w:before="20" w:line="250" w:lineRule="exact"/>
+              <w:jc w:val="right"/>
+            </w:pPr>
+            <w:r>
+              <w:rPr>
+                <w:rFonts w:ascii="Century" w:hAnsi="Century" w:cs="Century" w:eastAsia="MS 明朝"/>
+                <w:b w:val="0"/>
+                <w:color w:val="000000"/>
+                <w:sz w:val="21"/>
+              </w:rPr>
+              <w:t>271</w:t>
+            </w:r>
+          </w:p>
+        </w:tc>
+        <w:tc>
+          <w:tcPr>
+            <w:tcW w:type="dxa" w:w="1587"/>
+            <w:tcBorders/>
+          </w:tcPr>
+          <w:p>
+            <w:pPr>
+              <w:keepNext/>
+              <w:keepLines/>
+              <w:spacing w:after="20" w:before="20" w:line="250" w:lineRule="exact"/>
+              <w:jc w:val="right"/>
+            </w:pPr>
+            <w:r>
+              <w:rPr>
+                <w:rFonts w:ascii="Century" w:hAnsi="Century" w:cs="Century" w:eastAsia="MS 明朝"/>
+                <w:b w:val="0"/>
+                <w:color w:val="000000"/>
+                <w:sz w:val="21"/>
+              </w:rPr>
+              <w:t>21.4%</w:t>
+            </w:r>
+          </w:p>
+        </w:tc>
+        <w:tc>
+          <w:tcPr>
+            <w:tcW w:type="dxa" w:w="1587"/>
+            <w:tcBorders/>
+          </w:tcPr>
+          <w:p>
+            <w:pPr>
+              <w:keepNext/>
+              <w:keepLines/>
+              <w:spacing w:after="20" w:before="20" w:line="250" w:lineRule="exact"/>
+              <w:jc w:val="right"/>
+            </w:pPr>
+            <w:r>
+              <w:rPr>
+                <w:rFonts w:ascii="Century" w:hAnsi="Century" w:cs="Century" w:eastAsia="MS 明朝"/>
+                <w:b w:val="0"/>
+                <w:color w:val="000000"/>
+                <w:sz w:val="21"/>
+              </w:rPr>
+              <w:t>26.6%</w:t>
+            </w:r>
+          </w:p>
+        </w:tc>
+        <w:tc>
+          <w:tcPr>
+            <w:tcW w:type="dxa" w:w="2041"/>
+            <w:tcBorders/>
+          </w:tcPr>
+          <w:p>
+            <w:pPr>
+              <w:keepNext/>
+              <w:keepLines/>
+              <w:spacing w:after="20" w:before="20" w:line="250" w:lineRule="exact"/>
+              <w:jc w:val="right"/>
+            </w:pPr>
+            <w:r>
+              <w:rPr>
+                <w:rFonts w:ascii="Century" w:hAnsi="Century" w:cs="Century" w:eastAsia="MS 明朝"/>
+                <w:b w:val="0"/>
+                <w:color w:val="000000"/>
+                <w:sz w:val="21"/>
+              </w:rPr>
+              <w:t>24.7%</w:t>
+            </w:r>
+          </w:p>
+        </w:tc>
+      </w:tr>
+      <w:tr>
+        <w:trPr>
+          <w:cantSplit/>
+        </w:trPr>
+        <w:tc>
+          <w:tcPr>
+            <w:tcW w:type="dxa" w:w="2268"/>
+            <w:tcBorders/>
+          </w:tcPr>
+          <w:p>
+            <w:pPr>
+              <w:keepNext/>
+              <w:keepLines/>
+              <w:spacing w:after="20" w:before="20" w:line="250" w:lineRule="exact"/>
+              <w:jc w:val="left"/>
+            </w:pPr>
+            <w:r>
+              <w:rPr>
+                <w:rFonts w:ascii="Century" w:hAnsi="Century" w:cs="Century" w:eastAsia="MS 明朝"/>
+                <w:b w:val="0"/>
+                <w:color w:val="000000"/>
+                <w:sz w:val="21"/>
+              </w:rPr>
+              <w:t>回路構築失敗</w:t>
+            </w:r>
+          </w:p>
+        </w:tc>
+        <w:tc>
+          <w:tcPr>
+            <w:tcW w:type="dxa" w:w="1587"/>
+            <w:tcBorders/>
+          </w:tcPr>
+          <w:p>
+            <w:pPr>
+              <w:keepNext/>
+              <w:keepLines/>
+              <w:spacing w:after="20" w:before="20" w:line="250" w:lineRule="exact"/>
+              <w:jc w:val="right"/>
+            </w:pPr>
+            <w:r>
+              <w:rPr>
+                <w:rFonts w:ascii="Century" w:hAnsi="Century" w:cs="Century" w:eastAsia="MS 明朝"/>
+                <w:b w:val="0"/>
+                <w:color w:val="000000"/>
+                <w:sz w:val="21"/>
+              </w:rPr>
+              <w:t>126</w:t>
+            </w:r>
+          </w:p>
+        </w:tc>
+        <w:tc>
+          <w:tcPr>
+            <w:tcW w:type="dxa" w:w="1587"/>
+            <w:tcBorders/>
+          </w:tcPr>
+          <w:p>
+            <w:pPr>
+              <w:keepNext/>
+              <w:keepLines/>
+              <w:spacing w:after="20" w:before="20" w:line="250" w:lineRule="exact"/>
+              <w:jc w:val="right"/>
+            </w:pPr>
+            <w:r>
+              <w:rPr>
+                <w:rFonts w:ascii="Century" w:hAnsi="Century" w:cs="Century" w:eastAsia="MS 明朝"/>
+                <w:b w:val="0"/>
+                <w:color w:val="000000"/>
+                <w:sz w:val="21"/>
+              </w:rPr>
+              <w:t>60.3%</w:t>
+            </w:r>
+          </w:p>
+        </w:tc>
+        <w:tc>
+          <w:tcPr>
+            <w:tcW w:type="dxa" w:w="1587"/>
+            <w:tcBorders/>
+          </w:tcPr>
+          <w:p>
+            <w:pPr>
+              <w:keepNext/>
+              <w:keepLines/>
+              <w:spacing w:after="20" w:before="20" w:line="250" w:lineRule="exact"/>
+              <w:jc w:val="right"/>
+            </w:pPr>
+            <w:r>
+              <w:rPr>
+                <w:rFonts w:ascii="Century" w:hAnsi="Century" w:cs="Century" w:eastAsia="MS 明朝"/>
+                <w:b w:val="0"/>
+                <w:color w:val="000000"/>
+                <w:sz w:val="21"/>
+              </w:rPr>
+              <w:t>54.0%</w:t>
+            </w:r>
+          </w:p>
+        </w:tc>
+        <w:tc>
+          <w:tcPr>
+            <w:tcW w:type="dxa" w:w="2041"/>
+            <w:tcBorders/>
+          </w:tcPr>
+          <w:p>
+            <w:pPr>
+              <w:keepNext/>
+              <w:keepLines/>
+              <w:spacing w:after="20" w:before="20" w:line="250" w:lineRule="exact"/>
+              <w:jc w:val="right"/>
+            </w:pPr>
+            <w:r>
+              <w:rPr>
+                <w:rFonts w:ascii="Century" w:hAnsi="Century" w:cs="Century" w:eastAsia="MS 明朝"/>
+                <w:b w:val="0"/>
+                <w:color w:val="000000"/>
+                <w:sz w:val="21"/>
+              </w:rPr>
+              <w:t>61.1%</w:t>
+            </w:r>
+          </w:p>
+        </w:tc>
+      </w:tr>
+      <w:tr>
+        <w:trPr>
+          <w:cantSplit/>
+        </w:trPr>
+        <w:tc>
+          <w:tcPr>
+            <w:tcW w:type="dxa" w:w="2268"/>
+            <w:tcBorders>
+              <w:bottom w:val="single" w:sz="4"/>
+            </w:tcBorders>
+          </w:tcPr>
+          <w:p>
+            <w:pPr>
+              <w:keepNext w:val="0"/>
+              <w:keepLines/>
+              <w:spacing w:after="20" w:before="20" w:line="250" w:lineRule="exact"/>
+              <w:jc w:val="left"/>
+            </w:pPr>
+            <w:r>
+              <w:rPr>
+                <w:rFonts w:ascii="Century" w:hAnsi="Century" w:cs="Century" w:eastAsia="MS 明朝"/>
+                <w:b w:val="0"/>
+                <w:color w:val="000000"/>
+                <w:sz w:val="21"/>
+              </w:rPr>
+              <w:t>出力不一致</w:t>
+            </w:r>
+          </w:p>
+        </w:tc>
+        <w:tc>
+          <w:tcPr>
+            <w:tcW w:type="dxa" w:w="1587"/>
+            <w:tcBorders>
+              <w:bottom w:val="single" w:sz="4"/>
+            </w:tcBorders>
+          </w:tcPr>
+          <w:p>
+            <w:pPr>
+              <w:keepNext w:val="0"/>
+              <w:keepLines/>
+              <w:spacing w:after="20" w:before="20" w:line="250" w:lineRule="exact"/>
+              <w:jc w:val="right"/>
+            </w:pPr>
+            <w:r>
+              <w:rPr>
+                <w:rFonts w:ascii="Century" w:hAnsi="Century" w:cs="Century" w:eastAsia="MS 明朝"/>
+                <w:b w:val="0"/>
+                <w:color w:val="000000"/>
+                <w:sz w:val="21"/>
+              </w:rPr>
+              <w:t>65</w:t>
+            </w:r>
+          </w:p>
+        </w:tc>
+        <w:tc>
+          <w:tcPr>
+            <w:tcW w:type="dxa" w:w="1587"/>
+            <w:tcBorders>
+              <w:bottom w:val="single" w:sz="4"/>
+            </w:tcBorders>
+          </w:tcPr>
+          <w:p>
+            <w:pPr>
+              <w:keepNext w:val="0"/>
+              <w:keepLines/>
+              <w:spacing w:after="20" w:before="20" w:line="250" w:lineRule="exact"/>
+              <w:jc w:val="right"/>
+            </w:pPr>
+            <w:r>
+              <w:rPr>
+                <w:rFonts w:ascii="Century" w:hAnsi="Century" w:cs="Century" w:eastAsia="MS 明朝"/>
+                <w:b w:val="0"/>
+                <w:color w:val="000000"/>
+                <w:sz w:val="21"/>
+              </w:rPr>
+              <w:t>36.9%</w:t>
+            </w:r>
+          </w:p>
+        </w:tc>
+        <w:tc>
+          <w:tcPr>
+            <w:tcW w:type="dxa" w:w="1587"/>
+            <w:tcBorders>
+              <w:bottom w:val="single" w:sz="4"/>
+            </w:tcBorders>
+          </w:tcPr>
+          <w:p>
+            <w:pPr>
+              <w:keepNext w:val="0"/>
+              <w:keepLines/>
+              <w:spacing w:after="20" w:before="20" w:line="250" w:lineRule="exact"/>
+              <w:jc w:val="right"/>
+            </w:pPr>
+            <w:r>
+              <w:rPr>
+                <w:rFonts w:ascii="Century" w:hAnsi="Century" w:cs="Century" w:eastAsia="MS 明朝"/>
+                <w:b w:val="0"/>
+                <w:color w:val="000000"/>
+                <w:sz w:val="21"/>
+              </w:rPr>
+              <w:t>27.7%</w:t>
+            </w:r>
+          </w:p>
+        </w:tc>
+        <w:tc>
+          <w:tcPr>
+            <w:tcW w:type="dxa" w:w="2041"/>
+            <w:tcBorders>
+              <w:bottom w:val="single" w:sz="4"/>
+            </w:tcBorders>
+          </w:tcPr>
+          <w:p>
+            <w:pPr>
+              <w:keepNext w:val="0"/>
+              <w:keepLines/>
+              <w:spacing w:after="20" w:before="20" w:line="250" w:lineRule="exact"/>
+              <w:jc w:val="right"/>
+            </w:pPr>
+            <w:r>
+              <w:rPr>
+                <w:rFonts w:ascii="Century" w:hAnsi="Century" w:cs="Century" w:eastAsia="MS 明朝"/>
+                <w:b w:val="0"/>
+                <w:color w:val="000000"/>
+                <w:sz w:val="21"/>
+              </w:rPr>
+              <w:t>70.8%</w:t>
+            </w:r>
+          </w:p>
+        </w:tc>
+      </w:tr>
+    </w:tbl>
     <w:p>
       <w:pPr>
         <w:widowControl/>
@@ -12335,7 +13587,7 @@
           <w:color w:val="000000"/>
           <w:sz w:val="21"/>
         </w:rPr>
-        <w:t>import失敗と回路構築失敗ではF/Dの大小が異なった．カタログでは，この観測を</w:t>
+        <w:t>この一覧は，本研究のモデル・タスク・生成上限と評価条件で観測した比較結果であり，最も高い率の条件を無条件に推奨する規則ではない．F/Dは同じ失敗コードを修正し，B4は課題仕様から独立再生成する．入力情報・要求数・seed・実行時期に差があり，診断提示の因果効果や未知の課題での優劣はこの表から判断できない．全体の追加計算コストは</w:t>
       </w:r>
       <w:r>
         <w:rPr>
@@ -12362,7 +13614,7 @@
           <w:color w:val="000000"/>
           <w:sz w:val="21"/>
         </w:rPr>
-        <w:instrText xml:space="preserve"> REF Table5 \h </w:instrText>
+        <w:instrText xml:space="preserve"> REF Table8 \h </w:instrText>
       </w:r>
       <w:r>
         <w:rPr>
@@ -12380,7 +13632,7 @@
           <w:color w:val="000000"/>
           <w:sz w:val="21"/>
         </w:rPr>
-        <w:t>5</w:t>
+        <w:t>8</w:t>
       </w:r>
       <w:r>
         <w:rPr>
@@ -12398,7 +13650,7 @@
           <w:color w:val="000000"/>
           <w:sz w:val="21"/>
         </w:rPr>
-        <w:t>の分母付き結果へ結び付け，診断が示すAPI名や操作箇所，前回コードをどこまで残すかを確認項目とする．ただし，診断は潜在的な欠陥のすべてを示すものではない．「この集合ではDが多かった」という観測と，「今後は必ずDを選ぶ」という方策の有効性を混同しない．</w:t>
+        <w:t>に示したが，類型別の率と全体のコストを組み合わせて類型別の費用対効果を推定しない．</w:t>
       </w:r>
     </w:p>
     <w:p>
@@ -12413,7 +13665,7 @@
           <w:color w:val="000000"/>
           <w:sz w:val="21"/>
         </w:rPr>
-        <w:t>出力不一致の項目には，分布評価か状態評価か，指定入力，距離閾値，構造要件を含める．出力が違うというラベルだけで，量子算法の論理，測定順序，出力取得の問題を一括して原因認定しない．IF不適合など少数類型は件数をそのまま残すが，高率や低率だけから未知の対象への選択規則を導かない．</w:t>
+        <w:t>介入カタログには，失敗名と推奨条件だけでなく，対象モデル・課題・評価方式，初期失敗の定義，利用する入力情報，生成・停止条件，成功数と分母，未成功例への消費も含む追加計算コスト，検証状態と出典を記載する．同じimport失敗でも，SDKの版や利用可能なAPIが違えば本研究の結果をそのまま適用できない．適用範囲を追跡できることがカタログの基本となる．</w:t>
       </w:r>
     </w:p>
     <w:p>
@@ -12428,7 +13680,70 @@
           <w:color w:val="000000"/>
           <w:sz w:val="21"/>
         </w:rPr>
-        <w:t>B4は修正と別の操作として登録し，課題仕様から再生成すること，前回コード・診断を渡さないこと，専用seedと成功時停止を明示する．単に「再生成」とだけ書くと，一括候補生成や任意回数の再試行と区別できない．同じ操作名でも予算や停止が異なれば，成功集合と消費は変わり得る．</w:t>
+        <w:t>import失敗と回路構築失敗ではFとDの救済数の関係が異なった．カタログでは，この観測を</w:t>
+      </w:r>
+      <w:r>
+        <w:rPr>
+          <w:rFonts w:ascii="Century" w:hAnsi="Century" w:cs="Century" w:eastAsia="MS 明朝"/>
+          <w:b w:val="0"/>
+          <w:color w:val="000000"/>
+          <w:sz w:val="21"/>
+        </w:rPr>
+        <w:t>表</w:t>
+      </w:r>
+      <w:r>
+        <w:rPr>
+          <w:rFonts w:ascii="Century" w:hAnsi="Century" w:cs="Century" w:eastAsia="MS 明朝"/>
+          <w:b w:val="0"/>
+          <w:color w:val="000000"/>
+          <w:sz w:val="21"/>
+        </w:rPr>
+        <w:fldChar w:fldCharType="begin"/>
+      </w:r>
+      <w:r>
+        <w:rPr>
+          <w:rFonts w:ascii="Century" w:hAnsi="Century" w:cs="Century" w:eastAsia="MS 明朝"/>
+          <w:b w:val="0"/>
+          <w:color w:val="000000"/>
+          <w:sz w:val="21"/>
+        </w:rPr>
+        <w:instrText xml:space="preserve"> REF Table5 \h </w:instrText>
+      </w:r>
+      <w:r>
+        <w:rPr>
+          <w:rFonts w:ascii="Century" w:hAnsi="Century" w:cs="Century" w:eastAsia="MS 明朝"/>
+          <w:b w:val="0"/>
+          <w:color w:val="000000"/>
+          <w:sz w:val="21"/>
+        </w:rPr>
+        <w:fldChar w:fldCharType="separate"/>
+      </w:r>
+      <w:r>
+        <w:rPr>
+          <w:rFonts w:ascii="Century" w:hAnsi="Century" w:cs="Century" w:eastAsia="MS 明朝"/>
+          <w:b w:val="0"/>
+          <w:color w:val="000000"/>
+          <w:sz w:val="21"/>
+        </w:rPr>
+        <w:t>5</w:t>
+      </w:r>
+      <w:r>
+        <w:rPr>
+          <w:rFonts w:ascii="Century" w:hAnsi="Century" w:cs="Century" w:eastAsia="MS 明朝"/>
+          <w:b w:val="0"/>
+          <w:color w:val="000000"/>
+          <w:sz w:val="21"/>
+        </w:rPr>
+        <w:fldChar w:fldCharType="end"/>
+      </w:r>
+      <w:r>
+        <w:rPr>
+          <w:rFonts w:ascii="Century" w:hAnsi="Century" w:cs="Century" w:eastAsia="MS 明朝"/>
+          <w:b w:val="0"/>
+          <w:color w:val="000000"/>
+          <w:sz w:val="21"/>
+        </w:rPr>
+        <w:t>の分母付き結果へ結び付け，診断が示すAPI名や操作箇所，前回コードをどこまで残すかを確認項目とする．ただし，診断は潜在的な欠陥のすべてを示すものではない．「この集合ではDが多かった」という観測と，「今後は必ずDを選ぶ」という方策の有効性を混同しない．</w:t>
       </w:r>
     </w:p>
     <w:p>
@@ -12443,15 +13758,7 @@
           <w:color w:val="000000"/>
           <w:sz w:val="21"/>
         </w:rPr>
-        <w:t>成功率・追加計算コスト・対象の被覆は，必ずしも同じ条件を最良としない．カタログはこれらを比較する根拠を提供する形式であり，今回実証済みの自動選択器ではない．F/Dの和集合を利用するにも，事前選択の規則か両条件を実行する手順が必要である．その追加計算コストと停止を含む評価は，今後の方策検証として扱う．</w:t>
-      </w:r>
-    </w:p>
-    <w:p>
-      <w:pPr>
-        <w:pStyle w:val="Heading2"/>
-      </w:pPr>
-      <w:r>
-        <w:t>資源制約と停止方策への含意</w:t>
+        <w:t>出力不一致の項目には，分布評価か状態評価か，指定入力，距離閾値，構造要件を含める．出力が違うというラベルだけで，量子算法の論理，測定順序，出力取得の問題を一括して原因認定しない．IF不適合など少数類型は件数をそのまま残すが，高率や低率だけから未知の対象への選択規則を導かない．</w:t>
       </w:r>
     </w:p>
     <w:p>
@@ -12466,7 +13773,7 @@
           <w:color w:val="000000"/>
           <w:sz w:val="21"/>
         </w:rPr>
-        <w:t>要求回数の上限を揃える比較と，tokens予算を揃える比較は異なる．前回コードや診断を含む条件は入力が長くなり得るため，同じ回数の要求を許しても資源配分は一致しない．本研究は生成機会の上限を対応づけた比較であり，同じtokens予算下の最適方策を直接測定したものではない．</w:t>
+        <w:t>B4は修正と別の操作として登録し，課題仕様から再生成すること，前回コード・診断を渡さないこと，専用seedと成功時停止を明示する．単に「再生成」とだけ書くと，一括候補生成や任意回数の再試行と区別できない．同じ操作名でも予算や停止が異なれば，成功集合と消費は変わり得る．</w:t>
       </w:r>
     </w:p>
     <w:p>
@@ -12481,7 +13788,15 @@
           <w:color w:val="000000"/>
           <w:sz w:val="21"/>
         </w:rPr>
-        <w:t>未成功例への消費を含めることで，成功した履歴だけを観察する場合には見えない負担を記録できた．ただし，未成功への消費が大きいことから，その対象を事前に識別して無料で除外できるとはいえない．停止方策には，実行前または途中で利用可能な特徴を用いる必要があり，最終結果を見た後の対象選別と区別する．</w:t>
+        <w:t>成功率・追加計算コスト・対象の被覆は，必ずしも同じ条件を最良としない．カタログはこれらを比較する根拠を提供する形式であり，今回実証済みの自動選択器ではない．F/Dの和集合を利用するにも，事前選択の規則か両条件を実行する手順が必要である．その追加計算コストと停止を含む評価は，今後の方策検証として扱う．</w:t>
+      </w:r>
+    </w:p>
+    <w:p>
+      <w:pPr>
+        <w:pStyle w:val="Heading2"/>
+      </w:pPr>
+      <w:r>
+        <w:t>資源制約と停止方策への含意</w:t>
       </w:r>
     </w:p>
     <w:p>
@@ -12496,7 +13811,7 @@
           <w:color w:val="000000"/>
           <w:sz w:val="21"/>
         </w:rPr>
-        <w:t>3回目の寄与は，救済を失う割合と追加計算コストを同時に検討する材料になる．しかし，最初から短い上限を課す実験では出力や利用者の行動が変わり得る．失敗類型が変わらない場合の停止や，残予算に応じた停止を評価するには，その規則の下で到達可能な逐次経路を実際に生成する必要がある．保存履歴を都合よく貼り合わせて方策の成績を確定しない．</w:t>
+        <w:t>要求回数の上限を揃える比較と，tokens予算を揃える比較は異なる．前回コードや診断を含む条件は入力が長くなり得るため，同じ回数の要求を許しても資源配分は一致しない．本研究は生成機会の上限を対応づけた比較であり，同じtokens予算下の最適方策を直接測定したものではない．</w:t>
       </w:r>
     </w:p>
     <w:p>
@@ -12511,15 +13826,7 @@
           <w:color w:val="000000"/>
           <w:sz w:val="21"/>
         </w:rPr>
-        <w:t>実運用の目的が待機時間，tokens，成功数のどれを重視するかでも選択は変わる．本研究は利用者の読解時間，電力，金銭単価，評価を含む全工程時間を測定していない．記録上のtokens差を総作業量や金銭費用の同率の削減と解釈せず，測定した資源の範囲に限定して報告する．</w:t>
-      </w:r>
-    </w:p>
-    <w:p>
-      <w:pPr>
-        <w:pStyle w:val="Heading2"/>
-      </w:pPr>
-      <w:r>
-        <w:t>妥当性と限界</w:t>
+        <w:t>未成功例への消費を含めることで，成功した履歴だけを観察する場合には見えない負担を記録できた．ただし，未成功への消費が大きいことから，その対象を事前に識別して無料で除外できるとはいえない．停止方策には，実行前または途中で利用可能な特徴を用いる必要があり，最終結果を見た後の対象選別と区別する．</w:t>
       </w:r>
     </w:p>
     <w:p>
@@ -12534,7 +13841,7 @@
           <w:color w:val="000000"/>
           <w:sz w:val="21"/>
         </w:rPr>
-        <w:t>内的妥当性に関して，共有初期は初回生成の違いを抑えるが，入力長や指示，実行時期などの交絡は残る．初期性能が異なるモデルで残る失敗の構成も同じではない．R/F/Dには保存済みの生成履歴の前半部分と追試による後半部分が混在するため，一つの同時実験だったと表現しない．また，成功時停止後の品質変化は観測しておらず，退行0を自由な編集を続けても正しさを保つ保証と扱わない．</w:t>
+        <w:t>3回目の寄与は，救済を失う割合と追加計算コストを同時に検討する材料になる．しかし，最初から短い上限を課す実験では出力や利用者の行動が変わり得る．失敗類型が変わらない場合の停止や，残予算に応じた停止を評価するには，その規則の下で到達可能な逐次経路を実際に生成する必要がある．保存履歴を都合よく貼り合わせて方策の成績を確定しない．</w:t>
       </w:r>
     </w:p>
     <w:p>
@@ -12549,7 +13856,15 @@
           <w:color w:val="000000"/>
           <w:sz w:val="21"/>
         </w:rPr>
-        <w:t>構成概念妥当性に関して，L3は指定入力の出力と構造要件への適合である．任意入力の同値性，保守性，読みやすさ，実機での品質など，実用上の性質すべてを表す指標ではない．命令数の範囲も意味的な正しさを完全には特徴づけない．評価範囲を拡張する場合，保存コードの再採点と，変更後の診断による後続生成を区別する必要がある．</w:t>
+        <w:t>実運用の目的が待機時間，tokens，成功数のどれを重視するかでも選択は変わる．本研究は利用者の読解時間，電力，金銭単価，評価を含む全工程時間を測定していない．記録上のtokens差を総作業量や金銭費用の同率の削減と解釈せず，測定した資源の範囲に限定して報告する．</w:t>
+      </w:r>
+    </w:p>
+    <w:p>
+      <w:pPr>
+        <w:pStyle w:val="Heading2"/>
+      </w:pPr>
+      <w:r>
+        <w:t>妥当性と限界</w:t>
       </w:r>
     </w:p>
     <w:p>
@@ -12564,7 +13879,7 @@
           <w:color w:val="000000"/>
           <w:sz w:val="21"/>
         </w:rPr>
-        <w:t>静的履歴分析は文字列上の変更領域を観察するもので，量子変換の意味的差を測定していない．ゲート名の増減から量子論理の訂正を認定できず，複数同時変更の寄与も分離できない．片側83組を全件確認したことは，その集合内で都合のよい事例だけを選ばなかったことを意味するが，全545組の変更頻度を推定する無作為標本ではない．</w:t>
+        <w:t>内的妥当性に関して，共有初期は初回生成の違いを抑えるが，入力長や指示，実行時期などの交絡は残る．初期性能が異なるモデルで残る失敗の構成も同じではない．R/F/Dには保存済みの生成履歴の前半部分と追試による後半部分が混在するため，一つの同時実験だったと表現しない．また，成功時停止後の品質変化は観測しておらず，退行0を自由な編集を続けても正しさを保つ保証と扱わない．</w:t>
       </w:r>
     </w:p>
     <w:p>
@@ -12579,7 +13894,7 @@
           <w:color w:val="000000"/>
           <w:sz w:val="21"/>
         </w:rPr>
-        <w:t>外的妥当性に関して，5モデル・10タスクのbuild_circuit()生成は量子開発全体を代表しない．複数ファイル，大規模回路，ツール検索，実機ノイズなどは対象外である．タグ中の数値からパラメータ数や量子化の効果を分離して論じず，モデル・課題・生成上限・実行環境を含む観測として解釈する．有限shotsと測定seedへの依存も残る．</w:t>
+        <w:t>構成概念妥当性に関して，L3は指定入力の出力と構造要件への適合である．任意入力の同値性，保守性，読みやすさ，実機での品質など，実用上の性質すべてを表す指標ではない．命令数の範囲も意味的な正しさを完全には特徴づけない．評価範囲を拡張する場合，保存コードの再採点と，変更後の診断による後続生成を区別する必要がある．</w:t>
       </w:r>
     </w:p>
     <w:p>
@@ -12594,15 +13909,7 @@
           <w:color w:val="000000"/>
           <w:sz w:val="21"/>
         </w:rPr>
-        <w:t>統計的解釈に関して，同じ初期組の複数条件，同じタスクの複数seedには依存がある．条件記録やroundを独立標本として数えない．本研究は件数，率，集合，消費の探索的な記述であり，有意差を検定していないことを「差がないと証明した」と言い換えない．多くの層別集計から選んだ規則を同じデータで評価すると楽観的になるため，探索と検証の集合を分ける必要がある．</w:t>
-      </w:r>
-    </w:p>
-    <w:p>
-      <w:pPr>
-        <w:pStyle w:val="Heading2"/>
-      </w:pPr>
-      <w:r>
-        <w:t>今後の検証計画</w:t>
+        <w:t>静的履歴分析は文字列上の変更領域を観察するもので，量子変換の意味的差を測定していない．ゲート名の増減から量子論理の訂正を認定できず，複数同時変更の寄与も分離できない．片側83組を全件確認したことは，その集合内で都合のよい事例だけを選ばなかったことを意味するが，全545組の変更頻度を推定する無作為標本ではない．</w:t>
       </w:r>
     </w:p>
     <w:p>
@@ -12617,7 +13924,7 @@
           <w:color w:val="000000"/>
           <w:sz w:val="21"/>
         </w:rPr>
-        <w:t>第一に，介入選択に使う特徴を初期失敗分類やモデル，出力評価方式など実行前に得られる情報へ限定し，規則を事前固定する．候補規則を作る集合と検証する集合を分け，新しいseed・タスクで成功数と総追加計算コストを測定する．事後的な和集合を方策の成績とする比較から進むための計画である．</w:t>
+        <w:t>外的妥当性に関して，5モデル・10タスクのbuild_circuit()生成は量子開発全体を代表しない．複数ファイル，大規模回路，ツール検索，実機ノイズなどは対象外である．タグ中の数値からパラメータ数や量子化の効果を分離して論じず，モデル・課題・生成上限・実行環境を含む観測として解釈する．有限shotsと測定seedへの依存も残る．</w:t>
       </w:r>
     </w:p>
     <w:p>
@@ -12632,7 +13939,15 @@
           <w:color w:val="000000"/>
           <w:sz w:val="21"/>
         </w:rPr>
-        <w:t>第二に，要求数上限だけでなく，入力と出力を含むtokens予算を揃えた比較を行う．失敗要求，再送，評価時間の扱いを先に定め，結果を見て有利な予算だけを主結果に選ばない．F/Dの比較では診断を合わせ，説明・原因分析の指示，出力コメント，入力長と生成上限を明示し，何を変えた実験なのかを限定する．</w:t>
+        <w:t>統計的解釈に関して，同じ初期組の複数条件，同じタスクの複数seedには依存がある．条件記録やroundを独立標本として数えない．本研究は件数，率，集合，消費の探索的な記述であり，有意差を検定していないことを「差がないと証明した」と言い換えない．多くの層別集計から選んだ規則を同じデータで評価すると楽観的になるため，探索と検証の集合を分ける必要がある．</w:t>
+      </w:r>
+    </w:p>
+    <w:p>
+      <w:pPr>
+        <w:pStyle w:val="Heading2"/>
+      </w:pPr>
+      <w:r>
+        <w:t>今後の検証計画</w:t>
       </w:r>
     </w:p>
     <w:p>
@@ -12647,7 +13962,7 @@
           <w:color w:val="000000"/>
           <w:sz w:val="21"/>
         </w:rPr>
-        <w:t>第三に，固定回数，失敗分類の停滞，残予算などに基づく停止規則を比較する．各規則で到達履歴を生成し，停止で失った成功と節約した消費を同じ対象で測定する．保存履歴の打切り計算は設計の材料に用いるが，実際の方策検証の代わりにはしない．</w:t>
+        <w:t>第一に，介入選択に使う特徴を初期失敗分類やモデル，出力評価方式など実行前に得られる情報へ限定し，規則を事前固定する．候補規則を作る集合と検証する集合を分け，新しいseed・タスクで成功数と総追加計算コストを測定する．事後的な和集合を方策の成績とする比較から進むための計画である．</w:t>
       </w:r>
     </w:p>
     <w:p>
@@ -12662,23 +13977,7 @@
           <w:color w:val="000000"/>
           <w:sz w:val="21"/>
         </w:rPr>
-        <w:t>第四に，測定seed，距離閾値，入力集合，生成上限を変え，成功集合と条件間の対応の安定性を確認する．評価変更が停止や診断に及ぶ範囲を監査し，再採点の感度分析と新評価下の生成実験を区別する．これらは未実施の計画であり，今回の原稿修正で新たな実験を行ったものではない．</w:t>
-      </w:r>
-    </w:p>
-    <w:p>
-      <w:pPr>
-        <w:pStyle w:val="Heading1"/>
-      </w:pPr>
-      <w:r>
-        <w:t>おわりに</w:t>
-      </w:r>
-    </w:p>
-    <w:p>
-      <w:pPr>
-        <w:pStyle w:val="Heading2"/>
-      </w:pPr>
-      <w:r>
-        <w:t>研究成果</w:t>
+        <w:t>第二に，要求数上限だけでなく，入力と出力を含むtokens予算を揃えた比較を行う．失敗要求，再送，評価時間の扱いを先に定め，結果を見て有利な予算だけを主結果に選ばない．F/Dの比較では診断を合わせ，説明・原因分析の指示，出力コメント，入力長と生成上限を明示し，何を変えた実験なのかを限定する．</w:t>
       </w:r>
     </w:p>
     <w:p>
@@ -12693,7 +13992,7 @@
           <w:color w:val="000000"/>
           <w:sz w:val="21"/>
         </w:rPr>
-        <w:t>本研究は，量子回路コードの初期失敗に対する介入を，同じ初期コードからの救済数，成功対象，追加計算コストで比較した．初期失敗545組に対しR96組，F183組，D180組を救済した．F/Dの全体差は3組だが，片側だけが救済した83組があり，全体率の近さと成功集合の同一性は異なった．全片側履歴を静的に追跡した一方，変更の意味的寄与の分離は今後に残した．</w:t>
+        <w:t>第三に，固定回数，失敗分類の停滞，残予算などに基づく停止規則を比較する．各規則で到達履歴を生成し，停止で失った成功と節約した消費を同じ対象で測定する．保存履歴の打切り計算は設計の材料に用いるが，実際の方策検証の代わりにはしない．</w:t>
       </w:r>
     </w:p>
     <w:p>
@@ -12708,7 +14007,53 @@
           <w:color w:val="000000"/>
           <w:sz w:val="21"/>
         </w:rPr>
-        <w:t>独立再生成B4は217組が追加成功し，F/Dだけが成功する対象も残った．この結果から，介入カタログには修正だけでなく独立再生成を含め，初期失敗の分母，入力情報，停止条件，未成功を含む消費を併記する必要がある．本稿は新しい介入アルゴリズムの有効性を確定した研究ではなく，方策を検証する前提となる適用範囲を整理した実証研究である．</w:t>
+        <w:t>第四に，測定seed，距離閾値，入力集合，生成上限を変え，成功集合と条件間の対応の安定性を確認する．評価変更が停止や診断に及ぶ範囲を監査し，再採点の感度分析と新評価下の生成実験を区別する．これらは未実施の検証計画である．</w:t>
+      </w:r>
+    </w:p>
+    <w:p>
+      <w:pPr>
+        <w:pStyle w:val="Heading1"/>
+      </w:pPr>
+      <w:r>
+        <w:t>おわりに</w:t>
+      </w:r>
+    </w:p>
+    <w:p>
+      <w:pPr>
+        <w:pStyle w:val="Heading2"/>
+      </w:pPr>
+      <w:r>
+        <w:t>研究成果</w:t>
+      </w:r>
+    </w:p>
+    <w:p>
+      <w:pPr>
+        <w:widowControl/>
+        <w:jc w:val="left"/>
+      </w:pPr>
+      <w:r>
+        <w:rPr>
+          <w:rFonts w:ascii="Century" w:hAnsi="Century" w:cs="Century" w:eastAsia="MS 明朝"/>
+          <w:b w:val="0"/>
+          <w:color w:val="000000"/>
+          <w:sz w:val="21"/>
+        </w:rPr>
+        <w:t>本研究は，量子回路コードの初期失敗に対する介入を，同じ初期コードからの救済数，成功対象，追加計算コストで比較した．初期失敗545組に対しR96組，F183組，D180組を救済した．F/Dの全体差は3組だが，片側だけが救済した83組があり，全体率の近さと成功集合の同一性は異なった．全片側履歴を静的に追跡した一方，変更の意味的寄与の分離は今後に残した．</w:t>
+      </w:r>
+    </w:p>
+    <w:p>
+      <w:pPr>
+        <w:widowControl/>
+        <w:jc w:val="left"/>
+      </w:pPr>
+      <w:r>
+        <w:rPr>
+          <w:rFonts w:ascii="Century" w:hAnsi="Century" w:cs="Century" w:eastAsia="MS 明朝"/>
+          <w:b w:val="0"/>
+          <w:color w:val="000000"/>
+          <w:sz w:val="21"/>
+        </w:rPr>
+        <w:t>独立再生成B4は217組が追加成功し，F/Dだけが成功する対象も残った．この結果から，介入カタログには修正だけでなく独立再生成を含め，初期失敗の分母，入力情報，停止条件，未成功例への消費も含む追加計算コストを併記する必要がある．本稿は新しい介入アルゴリズムの有効性を確定した研究ではなく，方策を検証する前提となる適用範囲を整理した実証研究である．</w:t>
       </w:r>
     </w:p>
     <w:p>
@@ -13187,7 +14532,22 @@
           <w:color w:val="000000"/>
           <w:sz w:val="21"/>
         </w:rPr>
-        <w:t>公開資料には生成コード・prompt・API応答・生例外文・raw.jsonl・秘密情報を含めない．今回の資料作成は固定公開集計の読み取りと文書化であり，追加のモデル要求や生成コード再実行は行わない．</w:t>
+        <w:t>介入カタログ：intervention_catalog.csv．事例の記録キー・判定・コードhash・短い抜粋：case_studies.json．固定プロンプト：experiment_prompts.json．追加資料の出典とhash：enrichment_manifest.json．</w:t>
+      </w:r>
+    </w:p>
+    <w:p>
+      <w:pPr>
+        <w:widowControl/>
+        <w:jc w:val="left"/>
+      </w:pPr>
+      <w:r>
+        <w:rPr>
+          <w:rFonts w:ascii="Century" w:hAnsi="Century" w:cs="Century" w:eastAsia="MS 明朝"/>
+          <w:b w:val="0"/>
+          <w:color w:val="000000"/>
+          <w:sz w:val="21"/>
+        </w:rPr>
+        <w:t>本稿では検証済み事例の短いコード抜粋と固定プロンプトを掲載する．API応答全文・生成コード全文・生例外文・raw.jsonl・秘密情報は掲載しない．</w:t>
       </w:r>
     </w:p>
     <w:p>
@@ -13289,6 +14649,1038 @@
           <w:sz w:val="21"/>
         </w:rPr>
         <w:t>共有初期を除く入力＋出力tokensと生成要求時間を集計した．再構成した生成履歴の計算値で，評価時間・全工程時間・金銭費用とは異なる．</w:t>
+      </w:r>
+    </w:p>
+    <w:p>
+      <w:pPr>
+        <w:pStyle w:val="Heading2"/>
+        <w:pageBreakBefore/>
+      </w:pPr>
+      <w:r>
+        <w:t>実験プロンプト</w:t>
+      </w:r>
+    </w:p>
+    <w:p>
+      <w:pPr>
+        <w:widowControl/>
+        <w:jc w:val="left"/>
+      </w:pPr>
+      <w:r>
+        <w:rPr>
+          <w:rFonts w:ascii="Century" w:hAnsi="Century" w:cs="Century" w:eastAsia="MS 明朝"/>
+          <w:b w:val="0"/>
+          <w:color w:val="000000"/>
+          <w:sz w:val="21"/>
+        </w:rPr>
+        <w:t>本節には，実験に用いたsystemメッセージ，課題仕様10種，修正条件R/F/Dと予防条件Pの固定文を掲載する．B4の追加生成にはBと同じ課題仕様だけを与え，前回コードや診断は渡さない．元3実験の保存commitで固定文が一致することを照合した．コード・診断が入る部分は明示的なプレースホルダーへ置き換えた．</w:t>
+      </w:r>
+    </w:p>
+    <w:p>
+      <w:pPr>
+        <w:widowControl/>
+        <w:jc w:val="left"/>
+      </w:pPr>
+      <w:r>
+        <w:rPr>
+          <w:rFonts w:ascii="Century" w:hAnsi="Century" w:cs="Century" w:eastAsia="MS 明朝"/>
+          <w:b w:val="0"/>
+          <w:color w:val="000000"/>
+          <w:sz w:val="21"/>
+        </w:rPr>
+        <w:t>掲載内容は保存されたソースから復元したテンプレートであり，個別のネットワーク要求全文を直接記録したものではない．課題仕様を〈課題仕様〉へ，直前の生成コードを〈前回コード〉へ，評価から作る診断文を〈直前の評価から生成した診断〉へ対応させる．実際の診断文はroundごとの評価値と当時の処理に依存し，元実験と部分追試で同一とは限らない．出典commitとファイルhashはenrichment_manifest.jsonに示す．</w:t>
+      </w:r>
+    </w:p>
+    <w:p>
+      <w:pPr>
+        <w:pStyle w:val="Heading3"/>
+      </w:pPr>
+      <w:r>
+        <w:t>共通systemメッセージ</w:t>
+      </w:r>
+    </w:p>
+    <w:p>
+      <w:pPr>
+        <w:widowControl/>
+        <w:jc w:val="left"/>
+      </w:pPr>
+      <w:r>
+        <w:rPr>
+          <w:rFonts w:ascii="Century" w:hAnsi="Century" w:cs="Century" w:eastAsia="MS 明朝"/>
+          <w:b w:val="0"/>
+          <w:color w:val="000000"/>
+          <w:sz w:val="21"/>
+        </w:rPr>
+        <w:t>You are an expert Qiskit programmer. Generate a complete, runnable Python script using qiskit (version 2.x) and qiskit-aer.</w:t>
+        <w:br/>
+        <w:br/>
+        <w:t>Strict requirements:</w:t>
+        <w:br/>
+        <w:t>- Import all necessary modules at the top.</w:t>
+        <w:br/>
+        <w:t>- Define exactly one function named `build_circuit() -&gt; QuantumCircuit`.</w:t>
+        <w:br/>
+        <w:t>- The function must return a QuantumCircuit with the requested number of qubits.</w:t>
+        <w:br/>
+        <w:t>- DO NOT add measurement operations inside `build_circuit`. Measurement is added by the evaluator.</w:t>
+        <w:br/>
+        <w:t>- Output ONLY the Python code in a single fenced block: ```python ... ```</w:t>
+        <w:br/>
+        <w:t>- No explanation outside the code block.</w:t>
+      </w:r>
+    </w:p>
+    <w:p>
+      <w:pPr>
+        <w:pStyle w:val="Heading3"/>
+      </w:pPr>
+      <w:r>
+        <w:t>課題仕様 T1_Bell</w:t>
+      </w:r>
+    </w:p>
+    <w:p>
+      <w:pPr>
+        <w:widowControl/>
+        <w:jc w:val="left"/>
+      </w:pPr>
+      <w:r>
+        <w:rPr>
+          <w:rFonts w:ascii="Century" w:hAnsi="Century" w:cs="Century" w:eastAsia="MS 明朝"/>
+          <w:b w:val="0"/>
+          <w:color w:val="000000"/>
+          <w:sz w:val="21"/>
+        </w:rPr>
+        <w:t>Task: Construct the Bell state (|00</w:t>
+      </w:r>
+      <w:r>
+        <w:rPr>
+          <w:rFonts w:ascii="DejaVu Serif" w:hAnsi="DejaVu Serif" w:cs="DejaVu Serif" w:eastAsia="DejaVu Serif"/>
+          <w:b w:val="0"/>
+          <w:color w:val="000000"/>
+          <w:sz w:val="21"/>
+        </w:rPr>
+        <w:t>⟩</w:t>
+      </w:r>
+      <w:r>
+        <w:rPr>
+          <w:rFonts w:ascii="Century" w:hAnsi="Century" w:cs="Century" w:eastAsia="MS 明朝"/>
+          <w:b w:val="0"/>
+          <w:color w:val="000000"/>
+          <w:sz w:val="21"/>
+        </w:rPr>
+        <w:t xml:space="preserve"> + |11</w:t>
+      </w:r>
+      <w:r>
+        <w:rPr>
+          <w:rFonts w:ascii="DejaVu Serif" w:hAnsi="DejaVu Serif" w:cs="DejaVu Serif" w:eastAsia="DejaVu Serif"/>
+          <w:b w:val="0"/>
+          <w:color w:val="000000"/>
+          <w:sz w:val="21"/>
+        </w:rPr>
+        <w:t>⟩</w:t>
+      </w:r>
+      <w:r>
+        <w:rPr>
+          <w:rFonts w:ascii="Century" w:hAnsi="Century" w:cs="Century" w:eastAsia="MS 明朝"/>
+          <w:b w:val="0"/>
+          <w:color w:val="000000"/>
+          <w:sz w:val="21"/>
+        </w:rPr>
+        <w:t>) / √2 on 2 qubits.</w:t>
+        <w:br/>
+        <w:br/>
+        <w:t>Expected behavior:</w:t>
+        <w:br/>
+        <w:t>- Apply H to qubit 0, then CNOT with qubit 0 as control and qubit 1 as target.</w:t>
+        <w:br/>
+        <w:t>- After execution, measuring all qubits should yield "00" with probability 0.5 and "11" with probability 0.5.</w:t>
+        <w:br/>
+        <w:br/>
+        <w:t>Number of qubits: 2</w:t>
+      </w:r>
+    </w:p>
+    <w:p>
+      <w:pPr>
+        <w:pStyle w:val="Heading3"/>
+      </w:pPr>
+      <w:r>
+        <w:t>課題仕様 T2_GHZ</w:t>
+      </w:r>
+    </w:p>
+    <w:p>
+      <w:pPr>
+        <w:widowControl/>
+        <w:jc w:val="left"/>
+      </w:pPr>
+      <w:r>
+        <w:rPr>
+          <w:rFonts w:ascii="Century" w:hAnsi="Century" w:cs="Century" w:eastAsia="MS 明朝"/>
+          <w:b w:val="0"/>
+          <w:color w:val="000000"/>
+          <w:sz w:val="21"/>
+        </w:rPr>
+        <w:t>Task: Construct the GHZ state (|000</w:t>
+      </w:r>
+      <w:r>
+        <w:rPr>
+          <w:rFonts w:ascii="DejaVu Serif" w:hAnsi="DejaVu Serif" w:cs="DejaVu Serif" w:eastAsia="DejaVu Serif"/>
+          <w:b w:val="0"/>
+          <w:color w:val="000000"/>
+          <w:sz w:val="21"/>
+        </w:rPr>
+        <w:t>⟩</w:t>
+      </w:r>
+      <w:r>
+        <w:rPr>
+          <w:rFonts w:ascii="Century" w:hAnsi="Century" w:cs="Century" w:eastAsia="MS 明朝"/>
+          <w:b w:val="0"/>
+          <w:color w:val="000000"/>
+          <w:sz w:val="21"/>
+        </w:rPr>
+        <w:t xml:space="preserve"> + |111</w:t>
+      </w:r>
+      <w:r>
+        <w:rPr>
+          <w:rFonts w:ascii="DejaVu Serif" w:hAnsi="DejaVu Serif" w:cs="DejaVu Serif" w:eastAsia="DejaVu Serif"/>
+          <w:b w:val="0"/>
+          <w:color w:val="000000"/>
+          <w:sz w:val="21"/>
+        </w:rPr>
+        <w:t>⟩</w:t>
+      </w:r>
+      <w:r>
+        <w:rPr>
+          <w:rFonts w:ascii="Century" w:hAnsi="Century" w:cs="Century" w:eastAsia="MS 明朝"/>
+          <w:b w:val="0"/>
+          <w:color w:val="000000"/>
+          <w:sz w:val="21"/>
+        </w:rPr>
+        <w:t>) / √2 on 3 qubits.</w:t>
+        <w:br/>
+        <w:br/>
+        <w:t>Expected behavior:</w:t>
+        <w:br/>
+        <w:t>- Apply H to qubit 0, then CNOT(0, 1), then CNOT(1, 2).</w:t>
+        <w:br/>
+        <w:t>- After execution, measuring all qubits should yield "000" with probability 0.5 and "111" with probability 0.5.</w:t>
+        <w:br/>
+        <w:br/>
+        <w:t>Number of qubits: 3</w:t>
+      </w:r>
+    </w:p>
+    <w:p>
+      <w:pPr>
+        <w:pStyle w:val="Heading3"/>
+      </w:pPr>
+      <w:r>
+        <w:t>課題仕様 T3a_DJ_constant</w:t>
+      </w:r>
+    </w:p>
+    <w:p>
+      <w:pPr>
+        <w:widowControl/>
+        <w:jc w:val="left"/>
+      </w:pPr>
+      <w:r>
+        <w:rPr>
+          <w:rFonts w:ascii="Century" w:hAnsi="Century" w:cs="Century" w:eastAsia="MS 明朝"/>
+          <w:b w:val="0"/>
+          <w:color w:val="000000"/>
+          <w:sz w:val="21"/>
+        </w:rPr>
+        <w:t>Task: Implement the Deutsch-Jozsa algorithm for the constant function f(x1, x2) = 0 (the all-zero function).</w:t>
+        <w:br/>
+        <w:br/>
+        <w:t>Setup:</w:t>
+        <w:br/>
+        <w:t>- 3 total qubits: q0 and q1 are input qubits, q2 is the ancilla.</w:t>
+        <w:br/>
+        <w:t>- The ancilla q2 must be initialized to |1</w:t>
+      </w:r>
+      <w:r>
+        <w:rPr>
+          <w:rFonts w:ascii="DejaVu Serif" w:hAnsi="DejaVu Serif" w:cs="DejaVu Serif" w:eastAsia="DejaVu Serif"/>
+          <w:b w:val="0"/>
+          <w:color w:val="000000"/>
+          <w:sz w:val="21"/>
+        </w:rPr>
+        <w:t>⟩</w:t>
+      </w:r>
+      <w:r>
+        <w:rPr>
+          <w:rFonts w:ascii="Century" w:hAnsi="Century" w:cs="Century" w:eastAsia="MS 明朝"/>
+          <w:b w:val="0"/>
+          <w:color w:val="000000"/>
+          <w:sz w:val="21"/>
+        </w:rPr>
+        <w:t xml:space="preserve"> (apply X gate before the H gates).</w:t>
+        <w:br/>
+        <w:t>- After Hadamards, apply the oracle for f (identity for constant 0; do nothing).</w:t>
+        <w:br/>
+        <w:t>- Apply Hadamards on the input qubits q0 and q1 only (NOT the ancilla).</w:t>
+        <w:br/>
+        <w:br/>
+        <w:t>Expected: input qubits q0, q1 deterministically measure as "00" (constant detected).</w:t>
+        <w:br/>
+        <w:t>The ancilla measurement is 50/50 between 0 and 1.</w:t>
+        <w:br/>
+        <w:br/>
+        <w:t>Number of qubits: 3</w:t>
+      </w:r>
+    </w:p>
+    <w:p>
+      <w:pPr>
+        <w:pStyle w:val="Heading3"/>
+      </w:pPr>
+      <w:r>
+        <w:t>課題仕様 T3b_DJ_balanced</w:t>
+      </w:r>
+    </w:p>
+    <w:p>
+      <w:pPr>
+        <w:widowControl/>
+        <w:jc w:val="left"/>
+      </w:pPr>
+      <w:r>
+        <w:rPr>
+          <w:rFonts w:ascii="Century" w:hAnsi="Century" w:cs="Century" w:eastAsia="MS 明朝"/>
+          <w:b w:val="0"/>
+          <w:color w:val="000000"/>
+          <w:sz w:val="21"/>
+        </w:rPr>
+        <w:t>Task: Implement the Deutsch-Jozsa algorithm for the balanced function f(x1, x2) = x1 XOR x2.</w:t>
+        <w:br/>
+        <w:br/>
+        <w:t>Setup:</w:t>
+        <w:br/>
+        <w:t>- 3 total qubits: q0 and q1 are input qubits, q2 is the ancilla.</w:t>
+        <w:br/>
+        <w:t>- Initialize ancilla q2 to |1</w:t>
+      </w:r>
+      <w:r>
+        <w:rPr>
+          <w:rFonts w:ascii="DejaVu Serif" w:hAnsi="DejaVu Serif" w:cs="DejaVu Serif" w:eastAsia="DejaVu Serif"/>
+          <w:b w:val="0"/>
+          <w:color w:val="000000"/>
+          <w:sz w:val="21"/>
+        </w:rPr>
+        <w:t>⟩</w:t>
+      </w:r>
+      <w:r>
+        <w:rPr>
+          <w:rFonts w:ascii="Century" w:hAnsi="Century" w:cs="Century" w:eastAsia="MS 明朝"/>
+          <w:b w:val="0"/>
+          <w:color w:val="000000"/>
+          <w:sz w:val="21"/>
+        </w:rPr>
+        <w:t xml:space="preserve"> (X gate first).</w:t>
+        <w:br/>
+        <w:t>- Apply H to all 3 qubits.</w:t>
+        <w:br/>
+        <w:t>- Oracle for f = x1 XOR x2: CNOT(q0, q2), CNOT(q1, q2).</w:t>
+        <w:br/>
+        <w:t>- Apply final H on input qubits q0 and q1 only.</w:t>
+        <w:br/>
+        <w:br/>
+        <w:t>Expected: input qubits q0, q1 deterministically measure as "11" (balanced detected).</w:t>
+        <w:br/>
+        <w:t>The ancilla measurement is 50/50.</w:t>
+        <w:br/>
+        <w:br/>
+        <w:t>Number of qubits: 3</w:t>
+      </w:r>
+    </w:p>
+    <w:p>
+      <w:pPr>
+        <w:pStyle w:val="Heading3"/>
+      </w:pPr>
+      <w:r>
+        <w:t>課題仕様 T4_BV_011</w:t>
+      </w:r>
+    </w:p>
+    <w:p>
+      <w:pPr>
+        <w:widowControl/>
+        <w:jc w:val="left"/>
+      </w:pPr>
+      <w:r>
+        <w:rPr>
+          <w:rFonts w:ascii="Century" w:hAnsi="Century" w:cs="Century" w:eastAsia="MS 明朝"/>
+          <w:b w:val="0"/>
+          <w:color w:val="000000"/>
+          <w:sz w:val="21"/>
+        </w:rPr>
+        <w:t>Task: Implement the Bernstein-Vazirani algorithm to recover the hidden bitstring s = "011" (binary).</w:t>
+        <w:br/>
+        <w:br/>
+        <w:t>Bitstring convention: s is read as bits (s[2], s[1], s[0]) where s[i] corresponds to qubit i.</w:t>
+        <w:br/>
+        <w:t>So s[0]=1, s[1]=1, s[2]=0.</w:t>
+        <w:br/>
+        <w:br/>
+        <w:t>Setup:</w:t>
+        <w:br/>
+        <w:t>- 4 total qubits: q0, q1, q2 are the query register, q3 is the ancilla.</w:t>
+        <w:br/>
+        <w:t>- Initialize ancilla q3 to |1</w:t>
+      </w:r>
+      <w:r>
+        <w:rPr>
+          <w:rFonts w:ascii="DejaVu Serif" w:hAnsi="DejaVu Serif" w:cs="DejaVu Serif" w:eastAsia="DejaVu Serif"/>
+          <w:b w:val="0"/>
+          <w:color w:val="000000"/>
+          <w:sz w:val="21"/>
+        </w:rPr>
+        <w:t>⟩</w:t>
+      </w:r>
+      <w:r>
+        <w:rPr>
+          <w:rFonts w:ascii="Century" w:hAnsi="Century" w:cs="Century" w:eastAsia="MS 明朝"/>
+          <w:b w:val="0"/>
+          <w:color w:val="000000"/>
+          <w:sz w:val="21"/>
+        </w:rPr>
+        <w:t xml:space="preserve"> (X gate).</w:t>
+        <w:br/>
+        <w:t>- Apply H to all 4 qubits.</w:t>
+        <w:br/>
+        <w:t>- Oracle for f(x) = s · x = (s[0]·x[0] + s[1]·x[1] + s[2]·x[2]) mod 2:</w:t>
+        <w:br/>
+        <w:t xml:space="preserve">  - Apply CNOT(q_i, q3) for each i where s[i] = 1.</w:t>
+        <w:br/>
+        <w:t xml:space="preserve">  - For s = "011": apply CNOT(q0, q3) and CNOT(q1, q3).</w:t>
+        <w:br/>
+        <w:t>- Apply final H on the query qubits q0, q1, q2.</w:t>
+        <w:br/>
+        <w:br/>
+        <w:t>Expected: q0, q1, q2 measure as "011" (= s) with certainty. Ancilla q3 measures 50/50.</w:t>
+        <w:br/>
+        <w:br/>
+        <w:t>Number of qubits: 4</w:t>
+      </w:r>
+    </w:p>
+    <w:p>
+      <w:pPr>
+        <w:pStyle w:val="Heading3"/>
+      </w:pPr>
+      <w:r>
+        <w:t>課題仕様 T5_Grover_11</w:t>
+      </w:r>
+    </w:p>
+    <w:p>
+      <w:pPr>
+        <w:widowControl/>
+        <w:jc w:val="left"/>
+      </w:pPr>
+      <w:r>
+        <w:rPr>
+          <w:rFonts w:ascii="Century" w:hAnsi="Century" w:cs="Century" w:eastAsia="MS 明朝"/>
+          <w:b w:val="0"/>
+          <w:color w:val="000000"/>
+          <w:sz w:val="21"/>
+        </w:rPr>
+        <w:t>Task: Implement Grover's search algorithm on 2 qubits with the marked state |11</w:t>
+      </w:r>
+      <w:r>
+        <w:rPr>
+          <w:rFonts w:ascii="DejaVu Serif" w:hAnsi="DejaVu Serif" w:cs="DejaVu Serif" w:eastAsia="DejaVu Serif"/>
+          <w:b w:val="0"/>
+          <w:color w:val="000000"/>
+          <w:sz w:val="21"/>
+        </w:rPr>
+        <w:t>⟩</w:t>
+      </w:r>
+      <w:r>
+        <w:rPr>
+          <w:rFonts w:ascii="Century" w:hAnsi="Century" w:cs="Century" w:eastAsia="MS 明朝"/>
+          <w:b w:val="0"/>
+          <w:color w:val="000000"/>
+          <w:sz w:val="21"/>
+        </w:rPr>
+        <w:t>, using exactly one Grover iteration.</w:t>
+        <w:br/>
+        <w:br/>
+        <w:t>For n=2 and 1 marked state, the Grover iteration produces the marked state with probability 1 (exact).</w:t>
+        <w:br/>
+        <w:br/>
+        <w:t>Algorithm:</w:t>
+        <w:br/>
+        <w:t>1. Initialize 2 qubits in uniform superposition (H on both).</w:t>
+        <w:br/>
+        <w:t>2. Apply oracle that marks |11</w:t>
+      </w:r>
+      <w:r>
+        <w:rPr>
+          <w:rFonts w:ascii="DejaVu Serif" w:hAnsi="DejaVu Serif" w:cs="DejaVu Serif" w:eastAsia="DejaVu Serif"/>
+          <w:b w:val="0"/>
+          <w:color w:val="000000"/>
+          <w:sz w:val="21"/>
+        </w:rPr>
+        <w:t>⟩</w:t>
+      </w:r>
+      <w:r>
+        <w:rPr>
+          <w:rFonts w:ascii="Century" w:hAnsi="Century" w:cs="Century" w:eastAsia="MS 明朝"/>
+          <w:b w:val="0"/>
+          <w:color w:val="000000"/>
+          <w:sz w:val="21"/>
+        </w:rPr>
+        <w:t xml:space="preserve"> with a phase flip: e.g., CZ(0,1).</w:t>
+        <w:br/>
+        <w:t>3. Apply diffusion operator (inversion about the mean): H on all, X on all, CZ(0,1), X on all, H on all.</w:t>
+        <w:br/>
+        <w:br/>
+        <w:t>Expected: measuring should yield "11" with probability 1.</w:t>
+        <w:br/>
+        <w:br/>
+        <w:t>Number of qubits: 2</w:t>
+      </w:r>
+    </w:p>
+    <w:p>
+      <w:pPr>
+        <w:pStyle w:val="Heading3"/>
+      </w:pPr>
+      <w:r>
+        <w:t>課題仕様 T6_QFT_001</w:t>
+      </w:r>
+    </w:p>
+    <w:p>
+      <w:pPr>
+        <w:widowControl/>
+        <w:jc w:val="left"/>
+      </w:pPr>
+      <w:r>
+        <w:rPr>
+          <w:rFonts w:ascii="Century" w:hAnsi="Century" w:cs="Century" w:eastAsia="MS 明朝"/>
+          <w:b w:val="0"/>
+          <w:color w:val="000000"/>
+          <w:sz w:val="21"/>
+        </w:rPr>
+        <w:t>Task: Apply the 3-qubit Quantum Fourier Transform (QFT) to the input state |001</w:t>
+      </w:r>
+      <w:r>
+        <w:rPr>
+          <w:rFonts w:ascii="DejaVu Serif" w:hAnsi="DejaVu Serif" w:cs="DejaVu Serif" w:eastAsia="DejaVu Serif"/>
+          <w:b w:val="0"/>
+          <w:color w:val="000000"/>
+          <w:sz w:val="21"/>
+        </w:rPr>
+        <w:t>⟩</w:t>
+      </w:r>
+      <w:r>
+        <w:rPr>
+          <w:rFonts w:ascii="Century" w:hAnsi="Century" w:cs="Century" w:eastAsia="MS 明朝"/>
+          <w:b w:val="0"/>
+          <w:color w:val="000000"/>
+          <w:sz w:val="21"/>
+        </w:rPr>
+        <w:t>.</w:t>
+        <w:br/>
+        <w:br/>
+        <w:t>In Qiskit's little-endian convention, |001</w:t>
+      </w:r>
+      <w:r>
+        <w:rPr>
+          <w:rFonts w:ascii="DejaVu Serif" w:hAnsi="DejaVu Serif" w:cs="DejaVu Serif" w:eastAsia="DejaVu Serif"/>
+          <w:b w:val="0"/>
+          <w:color w:val="000000"/>
+          <w:sz w:val="21"/>
+        </w:rPr>
+        <w:t>⟩</w:t>
+      </w:r>
+      <w:r>
+        <w:rPr>
+          <w:rFonts w:ascii="Century" w:hAnsi="Century" w:cs="Century" w:eastAsia="MS 明朝"/>
+          <w:b w:val="0"/>
+          <w:color w:val="000000"/>
+          <w:sz w:val="21"/>
+        </w:rPr>
+        <w:t xml:space="preserve"> means qubit 0 = |1</w:t>
+      </w:r>
+      <w:r>
+        <w:rPr>
+          <w:rFonts w:ascii="DejaVu Serif" w:hAnsi="DejaVu Serif" w:cs="DejaVu Serif" w:eastAsia="DejaVu Serif"/>
+          <w:b w:val="0"/>
+          <w:color w:val="000000"/>
+          <w:sz w:val="21"/>
+        </w:rPr>
+        <w:t>⟩</w:t>
+      </w:r>
+      <w:r>
+        <w:rPr>
+          <w:rFonts w:ascii="Century" w:hAnsi="Century" w:cs="Century" w:eastAsia="MS 明朝"/>
+          <w:b w:val="0"/>
+          <w:color w:val="000000"/>
+          <w:sz w:val="21"/>
+        </w:rPr>
+        <w:t xml:space="preserve"> and qubits 1, 2 = |0</w:t>
+      </w:r>
+      <w:r>
+        <w:rPr>
+          <w:rFonts w:ascii="DejaVu Serif" w:hAnsi="DejaVu Serif" w:cs="DejaVu Serif" w:eastAsia="DejaVu Serif"/>
+          <w:b w:val="0"/>
+          <w:color w:val="000000"/>
+          <w:sz w:val="21"/>
+        </w:rPr>
+        <w:t>⟩</w:t>
+      </w:r>
+      <w:r>
+        <w:rPr>
+          <w:rFonts w:ascii="Century" w:hAnsi="Century" w:cs="Century" w:eastAsia="MS 明朝"/>
+          <w:b w:val="0"/>
+          <w:color w:val="000000"/>
+          <w:sz w:val="21"/>
+        </w:rPr>
+        <w:t>.</w:t>
+        <w:br/>
+        <w:br/>
+        <w:t>Algorithm:</w:t>
+        <w:br/>
+        <w:t>1. Initialize the input state by applying X to qubit 0.</w:t>
+        <w:br/>
+        <w:t>2. Apply QFT to all 3 qubits. You may use qiskit.circuit.library.QFT or implement it manually.</w:t>
+        <w:br/>
+        <w:t xml:space="preserve">   Use the standard convention with swap gates at the end (do_swaps=True).</w:t>
+        <w:br/>
+        <w:br/>
+        <w:t>The expected output statevector is determined by the canonical QFT mapping:</w:t>
+        <w:br/>
+        <w:t>QFT|j</w:t>
+      </w:r>
+      <w:r>
+        <w:rPr>
+          <w:rFonts w:ascii="DejaVu Serif" w:hAnsi="DejaVu Serif" w:cs="DejaVu Serif" w:eastAsia="DejaVu Serif"/>
+          <w:b w:val="0"/>
+          <w:color w:val="000000"/>
+          <w:sz w:val="21"/>
+        </w:rPr>
+        <w:t>⟩</w:t>
+      </w:r>
+      <w:r>
+        <w:rPr>
+          <w:rFonts w:ascii="Century" w:hAnsi="Century" w:cs="Century" w:eastAsia="MS 明朝"/>
+          <w:b w:val="0"/>
+          <w:color w:val="000000"/>
+          <w:sz w:val="21"/>
+        </w:rPr>
+        <w:t xml:space="preserve"> = (1/√N) Σ_k exp(2πi · j · k / N) |k</w:t>
+      </w:r>
+      <w:r>
+        <w:rPr>
+          <w:rFonts w:ascii="DejaVu Serif" w:hAnsi="DejaVu Serif" w:cs="DejaVu Serif" w:eastAsia="DejaVu Serif"/>
+          <w:b w:val="0"/>
+          <w:color w:val="000000"/>
+          <w:sz w:val="21"/>
+        </w:rPr>
+        <w:t>⟩</w:t>
+      </w:r>
+      <w:r>
+        <w:rPr>
+          <w:rFonts w:ascii="Century" w:hAnsi="Century" w:cs="Century" w:eastAsia="MS 明朝"/>
+          <w:b w:val="0"/>
+          <w:color w:val="000000"/>
+          <w:sz w:val="21"/>
+        </w:rPr>
+        <w:t xml:space="preserve">  with N = 2^3 = 8</w:t>
+        <w:br/>
+        <w:br/>
+        <w:t>Number of qubits: 3</w:t>
+      </w:r>
+    </w:p>
+    <w:p>
+      <w:pPr>
+        <w:pStyle w:val="Heading3"/>
+      </w:pPr>
+      <w:r>
+        <w:t>課題仕様 T7_IQFT_001</w:t>
+      </w:r>
+    </w:p>
+    <w:p>
+      <w:pPr>
+        <w:widowControl/>
+        <w:jc w:val="left"/>
+      </w:pPr>
+      <w:r>
+        <w:rPr>
+          <w:rFonts w:ascii="Century" w:hAnsi="Century" w:cs="Century" w:eastAsia="MS 明朝"/>
+          <w:b w:val="0"/>
+          <w:color w:val="000000"/>
+          <w:sz w:val="21"/>
+        </w:rPr>
+        <w:t>Task: Apply the INVERSE 3-qubit Quantum Fourier Transform (inverse QFT, IQFT) to the input state |001</w:t>
+      </w:r>
+      <w:r>
+        <w:rPr>
+          <w:rFonts w:ascii="DejaVu Serif" w:hAnsi="DejaVu Serif" w:cs="DejaVu Serif" w:eastAsia="DejaVu Serif"/>
+          <w:b w:val="0"/>
+          <w:color w:val="000000"/>
+          <w:sz w:val="21"/>
+        </w:rPr>
+        <w:t>⟩</w:t>
+      </w:r>
+      <w:r>
+        <w:rPr>
+          <w:rFonts w:ascii="Century" w:hAnsi="Century" w:cs="Century" w:eastAsia="MS 明朝"/>
+          <w:b w:val="0"/>
+          <w:color w:val="000000"/>
+          <w:sz w:val="21"/>
+        </w:rPr>
+        <w:t>.</w:t>
+        <w:br/>
+        <w:br/>
+        <w:t>In Qiskit's little-endian convention, |001</w:t>
+      </w:r>
+      <w:r>
+        <w:rPr>
+          <w:rFonts w:ascii="DejaVu Serif" w:hAnsi="DejaVu Serif" w:cs="DejaVu Serif" w:eastAsia="DejaVu Serif"/>
+          <w:b w:val="0"/>
+          <w:color w:val="000000"/>
+          <w:sz w:val="21"/>
+        </w:rPr>
+        <w:t>⟩</w:t>
+      </w:r>
+      <w:r>
+        <w:rPr>
+          <w:rFonts w:ascii="Century" w:hAnsi="Century" w:cs="Century" w:eastAsia="MS 明朝"/>
+          <w:b w:val="0"/>
+          <w:color w:val="000000"/>
+          <w:sz w:val="21"/>
+        </w:rPr>
+        <w:t xml:space="preserve"> means qubit 0 = |1</w:t>
+      </w:r>
+      <w:r>
+        <w:rPr>
+          <w:rFonts w:ascii="DejaVu Serif" w:hAnsi="DejaVu Serif" w:cs="DejaVu Serif" w:eastAsia="DejaVu Serif"/>
+          <w:b w:val="0"/>
+          <w:color w:val="000000"/>
+          <w:sz w:val="21"/>
+        </w:rPr>
+        <w:t>⟩</w:t>
+      </w:r>
+      <w:r>
+        <w:rPr>
+          <w:rFonts w:ascii="Century" w:hAnsi="Century" w:cs="Century" w:eastAsia="MS 明朝"/>
+          <w:b w:val="0"/>
+          <w:color w:val="000000"/>
+          <w:sz w:val="21"/>
+        </w:rPr>
+        <w:t xml:space="preserve"> and qubits 1, 2 = |0</w:t>
+      </w:r>
+      <w:r>
+        <w:rPr>
+          <w:rFonts w:ascii="DejaVu Serif" w:hAnsi="DejaVu Serif" w:cs="DejaVu Serif" w:eastAsia="DejaVu Serif"/>
+          <w:b w:val="0"/>
+          <w:color w:val="000000"/>
+          <w:sz w:val="21"/>
+        </w:rPr>
+        <w:t>⟩</w:t>
+      </w:r>
+      <w:r>
+        <w:rPr>
+          <w:rFonts w:ascii="Century" w:hAnsi="Century" w:cs="Century" w:eastAsia="MS 明朝"/>
+          <w:b w:val="0"/>
+          <w:color w:val="000000"/>
+          <w:sz w:val="21"/>
+        </w:rPr>
+        <w:t>.</w:t>
+        <w:br/>
+        <w:br/>
+        <w:t>Algorithm:</w:t>
+        <w:br/>
+        <w:t>1. Initialize the input state by applying X to qubit 0.</w:t>
+        <w:br/>
+        <w:t>2. Apply the INVERSE QFT (not the forward QFT) to all 3 qubits.</w:t>
+        <w:br/>
+        <w:t xml:space="preserve">   You may use qiskit.circuit.library.QFT with inverse=True, or implement it manually.</w:t>
+        <w:br/>
+        <w:t xml:space="preserve">   Use the standard convention with swap gates (do_swaps=True).</w:t>
+        <w:br/>
+        <w:br/>
+        <w:t>Note: the inverse QFT is the conjugate transpose of the forward QFT; getting the direction</w:t>
+        <w:br/>
+        <w:t>(sign of the phase rotations) and the swap placement right is essential.</w:t>
+        <w:br/>
+        <w:br/>
+        <w:t>Number of qubits: 3</w:t>
+      </w:r>
+    </w:p>
+    <w:p>
+      <w:pPr>
+        <w:pStyle w:val="Heading3"/>
+      </w:pPr>
+      <w:r>
+        <w:t>課題仕様 T8_QPE_001</w:t>
+      </w:r>
+    </w:p>
+    <w:p>
+      <w:pPr>
+        <w:widowControl/>
+        <w:jc w:val="left"/>
+      </w:pPr>
+      <w:r>
+        <w:rPr>
+          <w:rFonts w:ascii="Century" w:hAnsi="Century" w:cs="Century" w:eastAsia="MS 明朝"/>
+          <w:b w:val="0"/>
+          <w:color w:val="000000"/>
+          <w:sz w:val="21"/>
+        </w:rPr>
+        <w:t>Task: Implement 3-bit Quantum Phase Estimation (QPE) for the single-qubit phase gate P(theta)</w:t>
+        <w:br/>
+        <w:t>with theta = pi/2, acting on its eigenstate |1&gt;.</w:t>
+        <w:br/>
+        <w:br/>
+        <w:t>Setup (4 qubits total):</w:t>
+        <w:br/>
+        <w:t>- Qubits 0, 1, 2: the counting register (3 estimation qubits).</w:t>
+        <w:br/>
+        <w:t>- Qubit 3: the eigenstate register, prepared in |1&gt; (eigenstate of P(theta) with eigenvalue e^{i*theta}).</w:t>
+        <w:br/>
+        <w:br/>
+        <w:t>Algorithm:</w:t>
+        <w:br/>
+        <w:t>1. Apply X to qubit 3 to prepare the eigenstate |1&gt;.</w:t>
+        <w:br/>
+        <w:t>2. Apply H to each of the counting qubits 0, 1, 2.</w:t>
+        <w:br/>
+        <w:t>3. For each counting qubit j (j = 0, 1, 2), apply controlled-P(theta) with qubit j as control and</w:t>
+        <w:br/>
+        <w:t xml:space="preserve">   qubit 3 as target, repeated 2**j times (equivalently controlled-P(theta * 2**j)).</w:t>
+        <w:br/>
+        <w:t>4. Apply the inverse QFT to the counting register (qubits 0, 1, 2).</w:t>
+        <w:br/>
+        <w:br/>
+        <w:t>Since theta = pi/2 corresponds to phase phi = theta/(2*pi) = 1/4 = 0.010 in binary, the counting</w:t>
+        <w:br/>
+        <w:t>register should deterministically encode the estimate. Do NOT add measurements; the evaluator adds them.</w:t>
+        <w:br/>
+        <w:br/>
+        <w:t>Number of qubits: 4</w:t>
+      </w:r>
+    </w:p>
+    <w:p>
+      <w:pPr>
+        <w:pStyle w:val="Heading3"/>
+      </w:pPr>
+      <w:r>
+        <w:t>課題仕様 T9_Ansatz_001</w:t>
+      </w:r>
+    </w:p>
+    <w:p>
+      <w:pPr>
+        <w:widowControl/>
+        <w:jc w:val="left"/>
+      </w:pPr>
+      <w:r>
+        <w:rPr>
+          <w:rFonts w:ascii="Century" w:hAnsi="Century" w:cs="Century" w:eastAsia="MS 明朝"/>
+          <w:b w:val="0"/>
+          <w:color w:val="000000"/>
+          <w:sz w:val="21"/>
+        </w:rPr>
+        <w:t>Task: Build a 2-qubit hardware-efficient ansatz with the following exact structure and fixed</w:t>
+        <w:br/>
+        <w:t>rotation angles (in radians). Apply the operations in this order:</w:t>
+        <w:br/>
+        <w:br/>
+        <w:t>1. RY(pi/4) on qubit 0</w:t>
+        <w:br/>
+        <w:t>2. RY(pi/3) on qubit 1</w:t>
+        <w:br/>
+        <w:t>3. CX with qubit 0 as control and qubit 1 as target</w:t>
+        <w:br/>
+        <w:t>4. RY(pi/6) on qubit 0</w:t>
+        <w:br/>
+        <w:t>5. RY(pi/5) on qubit 1</w:t>
+        <w:br/>
+        <w:br/>
+        <w:t>This is a single-entangling-layer ansatz: a layer of parameterized RY rotations, one CX entangler,</w:t>
+        <w:br/>
+        <w:t>then a second layer of RY rotations. Use the angle values exactly as given. Do NOT add measurements.</w:t>
+        <w:br/>
+        <w:br/>
+        <w:t>Number of qubits: 2</w:t>
+      </w:r>
+    </w:p>
+    <w:p>
+      <w:pPr>
+        <w:pStyle w:val="Heading3"/>
+      </w:pPr>
+      <w:r>
+        <w:t>修正テンプレート R：自己見直し</w:t>
+      </w:r>
+    </w:p>
+    <w:p>
+      <w:pPr>
+        <w:widowControl/>
+        <w:jc w:val="left"/>
+      </w:pPr>
+      <w:r>
+        <w:rPr>
+          <w:rFonts w:ascii="Century" w:hAnsi="Century" w:cs="Century" w:eastAsia="MS 明朝"/>
+          <w:b w:val="0"/>
+          <w:color w:val="000000"/>
+          <w:sz w:val="21"/>
+        </w:rPr>
+        <w:t>〈課題仕様〉</w:t>
+        <w:br/>
+        <w:br/>
+        <w:t>--- 前回のコード ---</w:t>
+        <w:br/>
+        <w:t>あなたは前回、以下のコードを生成しました。外部のテスト結果や正解は与えません。</w:t>
+        <w:br/>
+        <w:br/>
+        <w:t>```python</w:t>
+        <w:br/>
+        <w:t>〈前回コード〉</w:t>
+        <w:br/>
+        <w:t>```</w:t>
+        <w:br/>
+        <w:br/>
+        <w:t>このコードを自分で慎重に点検してください。タスク要件、Qiskit API、量子回路の意味、build_circuit() の仕様を確認し、問題がある場合は修正してください。</w:t>
+        <w:br/>
+        <w:t>最終的に、完全な修正版 Python コードだけを ```python ``` ブロックで出力してください。</w:t>
+      </w:r>
+    </w:p>
+    <w:p>
+      <w:pPr>
+        <w:pStyle w:val="Heading3"/>
+      </w:pPr>
+      <w:r>
+        <w:t>修正テンプレート F：実行結果提示</w:t>
+      </w:r>
+    </w:p>
+    <w:p>
+      <w:pPr>
+        <w:widowControl/>
+        <w:jc w:val="left"/>
+      </w:pPr>
+      <w:r>
+        <w:rPr>
+          <w:rFonts w:ascii="Century" w:hAnsi="Century" w:cs="Century" w:eastAsia="MS 明朝"/>
+          <w:b w:val="0"/>
+          <w:color w:val="000000"/>
+          <w:sz w:val="21"/>
+        </w:rPr>
+        <w:t>〈課題仕様〉</w:t>
+        <w:br/>
+        <w:br/>
+        <w:t>--- 前回の試行結果 ---</w:t>
+        <w:br/>
+        <w:t>あなたは以下のコードを生成しましたが、実行ベース検証に失敗しました。</w:t>
+        <w:br/>
+        <w:br/>
+        <w:t>```python</w:t>
+        <w:br/>
+        <w:t>〈前回コード〉</w:t>
+        <w:br/>
+        <w:t>```</w:t>
+        <w:br/>
+        <w:br/>
+        <w:t>検証器から得られた情報:</w:t>
+        <w:br/>
+        <w:t>〈直前の評価から生成した診断〉</w:t>
+        <w:br/>
+        <w:br/>
+        <w:t>この実行フィードバックを使って問題を修正し、完全な Python コードを ```python ``` ブロックで出力してください。</w:t>
+      </w:r>
+    </w:p>
+    <w:p>
+      <w:pPr>
+        <w:pStyle w:val="Heading3"/>
+      </w:pPr>
+      <w:r>
+        <w:t>修正テンプレート D：自己デバッグ</w:t>
+      </w:r>
+    </w:p>
+    <w:p>
+      <w:pPr>
+        <w:widowControl/>
+        <w:jc w:val="left"/>
+      </w:pPr>
+      <w:r>
+        <w:rPr>
+          <w:rFonts w:ascii="Century" w:hAnsi="Century" w:cs="Century" w:eastAsia="MS 明朝"/>
+          <w:b w:val="0"/>
+          <w:color w:val="000000"/>
+          <w:sz w:val="21"/>
+        </w:rPr>
+        <w:t>〈課題仕様〉</w:t>
+        <w:br/>
+        <w:br/>
+        <w:t>--- 前回の試行結果 ---</w:t>
+        <w:br/>
+        <w:t>```python</w:t>
+        <w:br/>
+        <w:t>〈前回コード〉</w:t>
+        <w:br/>
+        <w:t>```</w:t>
+        <w:br/>
+        <w:br/>
+        <w:t>検証器から得られた情報:</w:t>
+        <w:br/>
+        <w:t>〈直前の評価から生成した診断〉</w:t>
+        <w:br/>
+        <w:br/>
+        <w:t>次の順序で自己デバッグしてください。</w:t>
+        <w:br/>
+        <w:t>1. 前回コードが何をしているかを説明する。</w:t>
+        <w:br/>
+        <w:t>2. タスク要件と検証結果を照合し、失敗原因を特定する。</w:t>
+        <w:br/>
+        <w:t>3. 原因を踏まえてコードを修正する。</w:t>
+        <w:br/>
+        <w:t>4. system の『コードブロックのみ』制約を守るため、説明と原因分析は 修正版コードブロック先頭の Python コメント（# DEBUG: ...）として 3〜6 行残す。その後に完全な修正版コードを書く。</w:t>
+      </w:r>
+    </w:p>
+    <w:p>
+      <w:pPr>
+        <w:pStyle w:val="Heading3"/>
+      </w:pPr>
+      <w:r>
+        <w:t>Pの予防的注意事項</w:t>
+      </w:r>
+    </w:p>
+    <w:p>
+      <w:pPr>
+        <w:widowControl/>
+        <w:jc w:val="left"/>
+      </w:pPr>
+      <w:r>
+        <w:rPr>
+          <w:rFonts w:ascii="Century" w:hAnsi="Century" w:cs="Century" w:eastAsia="MS 明朝"/>
+          <w:b w:val="0"/>
+          <w:color w:val="000000"/>
+          <w:sz w:val="21"/>
+        </w:rPr>
+        <w:t>Pは課題仕様の後に改行を2個挿入し，次の固定文を追加して1回だけ生成する．B/R/F/Dの初回は課題仕様だけを与える．</w:t>
+      </w:r>
+    </w:p>
+    <w:p>
+      <w:pPr>
+        <w:widowControl/>
+        <w:jc w:val="left"/>
+      </w:pPr>
+      <w:r>
+        <w:rPr>
+          <w:rFonts w:ascii="Century" w:hAnsi="Century" w:cs="Century" w:eastAsia="MS 明朝"/>
+          <w:b w:val="0"/>
+          <w:color w:val="000000"/>
+          <w:sz w:val="21"/>
+        </w:rPr>
+        <w:t>量子コード生成では以下の点に注意してください。</w:t>
+        <w:br/>
+        <w:br/>
+        <w:t>1. 指定された関数名と戻り値形式を必ず守ること。</w:t>
+        <w:br/>
+        <w:t>2. Qiskitに存在しないAPIを使用しないこと。</w:t>
+        <w:br/>
+        <w:t>3. 量子ビット数と古典ビット数を一致させること。</w:t>
+        <w:br/>
+        <w:t>4. 測定結果のビット順序に注意すること。</w:t>
+        <w:br/>
+        <w:t>5. 期待される測定分布または状態ベクトルと一致する回路を作ること。</w:t>
+        <w:br/>
+        <w:t>6. 不要なゲートを追加しないこと。</w:t>
+        <w:br/>
+        <w:t>7. 指定されたインターフェースを必ず実装すること。</w:t>
       </w:r>
     </w:p>
     <w:sectPr>

--- a/docs/graduation2026/thesis.docx
+++ b/docs/graduation2026/thesis.docx
@@ -144,7 +144,7 @@
           <w:color w:val="000000"/>
           <w:sz w:val="21"/>
         </w:rPr>
-        <w:t>対象は5モデル，10タスク，seed 0〜19である．モデル・タスク・seedの組合せを初期組と呼び，1,000初期組・5,000条件記録を対象とする．検証済みの生成履歴の前半部分と，必要な部分追試による後半部分を組み合わせ，現行評価器の停止・修正規則に従って到達可能な生成履歴（以下，到達履歴）を採用した．本研究における最終評価水準（L3）は，指定入力の出力一致と所定の構造要件を含む成功基準である．初期失敗545組の救済はR96組（17.6%），F183組（33.6%），D180組（33.0%）であった．FとDの共通救済は140組，Fのみ43組，Dのみ40組であり，救済数が近くても対象は異なった．片側救済83組の両条件166履歴・398修正遷移を静的に確認した．</w:t>
+        <w:t>対象は5モデル，10タスク，seed 0〜19である．モデル・タスク・seedの組合せを初期組と呼び，B/R/F/D/Pの1,000初期組・5,000条件記録を対象とし，B4の追加実験を別に集計する．検証済みの生成履歴の前半部分と，必要な部分追試による後半部分を組み合わせ，現行評価器の停止・修正規則に従って到達可能な生成履歴（以下，到達履歴）を採用した．本研究における最終評価水準（L3）は，指定入力の出力一致と所定の構造要件を含む成功基準である．初期失敗545組の救済はR96組（17.6%），F183組（33.6%），D180組（33.0%）であった．FとDの共通救済は140組，Fのみ43組，Dのみ40組であり，救済数が近くても対象は異なった．Fのみ・Dのみの救済計83組について，両条件166履歴・398修正遷移を静的に確認した．</w:t>
       </w:r>
     </w:p>
     <w:p>
@@ -2042,7 +2042,7 @@
           <w:color w:val="000000"/>
           <w:sz w:val="21"/>
         </w:rPr>
-        <w:t>第2章で関連研究を整理し，第3章で評価・実験方法として介入条件・評価指標・実装・実験設定を述べる．第4章で結果，第5章で考察，第6章で結論と今後の課題を述べる．第7章に参考文献，第8章に出典と指標の付録を置く．本研究の分析には，保存済みの実験結果と必要な部分追試を用いた．B/R/F/D/Pは2026-10-16版，B4は2026-10-22固定の追加実験結果 [3] に基づく．</w:t>
+        <w:t>第2章で関連研究を整理し，第3章で評価・実験方法として介入条件・評価指標・実装・実験設定を述べる．第4章で結果，第5章で考察，第6章で結論と今後の課題を述べる．第7章に参考文献，第8章に出典，指標の読み方，実験プロンプトを付録として示す．本研究の分析には，保存済みの実験結果と必要な部分追試を用いた．B/R/F/D/Pは2026-10-16版，B4は2026-10-22固定の追加実験結果 [3] に基づく．</w:t>
       </w:r>
     </w:p>
     <w:p>
@@ -2315,7 +2315,7 @@
           <w:color w:val="000000"/>
           <w:sz w:val="21"/>
         </w:rPr>
-        <w:t>Self-Debugging [2] は，生成コードの説明や実行結果の検討を用いた自己デバッグを扱う．本研究ではFを実行ベースの診断を用いる条件，Dを同じ診断に加えて説明・原因分析・修正の順序を促す条件として実装した．Dの追加指示と出力長の違いを含めて観測する．</w:t>
+        <w:t>Self-Debugging [2] は，生成コードの説明や実行結果の検討を用いた自己デバッグを扱う．本研究ではFを実行ベースの診断を用いる条件，Dを同じ方式の診断に加えて説明・原因分析・修正の順序を促す条件として実装した．Dの追加指示と出力長の違いを含めて観測する．</w:t>
       </w:r>
     </w:p>
     <w:p>
@@ -2368,7 +2368,7 @@
           <w:color w:val="000000"/>
           <w:sz w:val="21"/>
         </w:rPr>
-        <w:t>本研究の位置づけは，選定した量子回路課題の中で介入の救済対象と消費を記述する実験的分析である．一般の量子プログラム全体への網羅的評価や，形式的な同値性証明は対象に含めない．その範囲を明確にしたうえで，成功例と失敗例を同じ分母で扱う．</w:t>
+        <w:t>本研究は，選定した量子回路課題における介入の救済対象と追加計算コストを記述する実証研究である．一般の量子プログラム全体への網羅的評価や，形式的な同値性証明は対象に含めない．その範囲を明確にしたうえで，成功例と失敗例を同じ分母で扱う．</w:t>
       </w:r>
     </w:p>
     <w:p>
@@ -2406,7 +2406,7 @@
           <w:color w:val="000000"/>
           <w:sz w:val="21"/>
         </w:rPr>
-        <w:t>Huangら [6] は推論課題において，外部フィードバックのない自己修正の困難さを論じている．本研究では，自己点検により常に改善すると仮定しないための背景として参照する．同論文が本研究の量子コードや選定モデルで同じ結果を示したと主張するものではない．対象課題，モデル，評価指標の相違を残したまま，外部情報の有無を比較設計で明示するという問題意識に接続する．</w:t>
+        <w:t>Huangら [6] は推論課題において，外部フィードバックのない自己修正の困難さを論じている．本研究では，自己点検により常に改善すると仮定しないための背景として参照する．同論文が本研究の量子コードや選定モデルで同じ結果を示したと主張するものではない．対象課題，モデル，評価指標の違いを踏まえ，本研究では外部情報の有無を比較条件として明示する．</w:t>
       </w:r>
     </w:p>
     <w:p>
@@ -2459,7 +2459,7 @@
           <w:color w:val="000000"/>
           <w:sz w:val="21"/>
         </w:rPr>
-        <w:t>Qiskit HumanEval [7] は，Qiskitコード生成を評価するための課題群を提示している．量子SDKを対象としたコード生成でも，生成物の実行と正しさを検証する専用の課題設計が必要になることを示す関連研究として位置づける．本研究の10タスクはこのベンチマークからの抽出と位置づけておらず，独自の課題仕様，期待出力，構造要件に基づく．名称が近い評価であっても，課題の出典と採点の定義を分離して記述する．</w:t>
+        <w:t>Qiskit HumanEval [7] は，Qiskitコード生成を評価するための課題群を提示している．量子SDKを対象としたコード生成でも，生成物の実行と正しさを検証する専用の課題設計が必要になることを示す関連研究として位置づける．本研究の10タスクは，同ベンチマークから抽出したものではなく，独自の課題仕様，期待出力，構造要件に基づく．名称が近い評価であっても，課題の出典と採点の定義を分離して記述する．</w:t>
       </w:r>
     </w:p>
     <w:p>
@@ -2512,7 +2512,7 @@
           <w:color w:val="000000"/>
           <w:sz w:val="21"/>
         </w:rPr>
-        <w:t>同じ課題から複数候補を生成する方法は，単一候補では得られなかった成功を得るための比較対象になる．ただし，複数候補の中から成功したものを選ぶには，候補を評価する手続きも必要である．本研究のB4は，生成回数だけを増やして採点を無視する条件ではなく，各候補をL3で検査し，成功時に停止する対照である．比較対象は，評価を受ける機会を持った反復的なコード生成手順になる．</w:t>
+        <w:t>同じ課題から複数候補を生成する方法は，単一候補では得られなかった成功を得るための比較対象になる．ただし，複数候補の中から成功したものを選ぶには，候補を評価する手続きも必要である．本研究のB4は，各候補をL3で検査し，成功時に停止する対照である．候補の生成だけでなく，評価と停止も含む手順として比較する．</w:t>
       </w:r>
     </w:p>
     <w:p>
@@ -2542,7 +2542,7 @@
           <w:color w:val="000000"/>
           <w:sz w:val="21"/>
         </w:rPr>
-        <w:t>修正条件が単回生成より高い成績を得ても，それだけでは診断や前回コードの再利用が役立ったことの証拠にはならない．単に生成要求を追加したことによる機会の増加が含まれるためである．そこで，本研究では初回込み最大4回という上限をB4とR/F/Dで対応づける．これは比較を改善する一歩だが，同じ上限にしただけでは入力情報量や消費tokensを揃えられない．比較で何を揃え，何を揃えていないかを明示する．</w:t>
+        <w:t>修正条件が単回生成より高い成績を得ても，それだけでは診断や前回コードの再利用が役立ったことの証拠にはならない．単に生成要求を追加したことによる機会の増加が含まれるためである．そこで，本研究では初回込み最大4回という上限をB4とR/F/Dで対応づける．ただし，生成回数の上限を揃えても，入力情報量や消費tokensは一致しない．</w:t>
       </w:r>
     </w:p>
     <w:p>
@@ -3517,7 +3517,7 @@
           <w:color w:val="000000"/>
           <w:sz w:val="21"/>
         </w:rPr>
-        <w:t>初期L3未達から最終L3成功に変化した初期組を救済と呼ぶ．救済率 = 救済組数／初期L3未達組数 とする．初期失敗類型は介入前のBの分類に固定する．修正後の分類で分母を選別すると対象が変わるため，その方法は採用しない．</w:t>
+        <w:t>R/F/Dによる修正で，初期L3未達から最終L3成功に変化した初期組を救済と呼ぶ．救済率 = 救済組数／初期L3未達組数 とする．初期失敗類型は介入前のBの分類に固定する．修正後の分類で分母を選別すると対象が変わるため，その方法は採用しない．</w:t>
       </w:r>
     </w:p>
     <w:p>
@@ -4047,7 +4047,7 @@
           <w:color w:val="000000"/>
           <w:sz w:val="21"/>
         </w:rPr>
-        <w:t>処理は，課題仕様とモデル設定の読込み，初期コードの生成，コードの抽出と評価，条件別の次要求の作成，停止判定，記録の保存という流れで構成する．重要なのは，生成要求を送った回数と，保存された条件記録数が同じではない点である．一つの条件記録は初期コードと複数の修正roundを含み得る．条件の最終結果だけを取り出しても，そこへ到達するためにどれだけの生成を行ったかは分からない．</w:t>
+        <w:t>処理は，課題仕様とモデル設定の読込み，初期コードの生成，コードの抽出と評価，条件別の次要求の作成，停止判定，記録の保存という流れで構成する．生成要求の回数と，保存された条件記録数は異なる．一つの条件記録は初期コードと複数の修正roundを含み得る．条件の最終結果だけを取り出しても，そこへ到達するためにどれだけの生成を行ったかは分からない．</w:t>
       </w:r>
     </w:p>
     <w:p>
@@ -4130,7 +4130,7 @@
           <w:color w:val="000000"/>
           <w:sz w:val="21"/>
         </w:rPr>
-        <w:t>逆に，保存時の成功が新評価では失敗になる場合，現行手続きならさらに修正すべきところで保存履歴が終了している可能性がある．その後のコードは保存されていないため，再採点だけでは補えない．また，成功・失敗の別が変わらなくても，診断文が変わればF/Dの次の要求が変わる．診断が後続生成へ入る条件では，採点変更の影響を最終フラグだけに局限できない．</w:t>
+        <w:t>逆に，保存時の成功が新評価では失敗になる場合，現行手続きならさらに修正すべきところで保存履歴が終了している可能性がある．その後のコードは保存されていないため，再採点だけでは補えない．また，成功・失敗の別が変わらなくても，診断文が変わればF/Dの次の要求が変わる．診断を後続生成へ与える条件では，採点変更は最終判定だけでなく後続の要求にも影響する．</w:t>
       </w:r>
     </w:p>
     <w:p>
@@ -4145,7 +4145,7 @@
           <w:color w:val="000000"/>
           <w:sz w:val="21"/>
         </w:rPr>
-        <w:t>本研究の現在の主経路は，そのような分岐の影響を受けない保存済みの生成履歴の前半部分を利用し，必要な範囲に部分追試による後半部分を接続したものである．後半部分を接続する際には，直前のコードや判定，出典が対応することを確認する．接続先の根拠を失うと，異なる履歴の一部を寄せ集めて一つの条件が実際に辿り得たように見せる危険がある．到達可能性の確認は，保存データを多く残すことより優先される．</w:t>
+        <w:t>本研究で分析する到達履歴は，そのような分岐の影響を受けない保存済みの生成履歴の前半部分を利用し，必要な範囲に部分追試による後半部分を接続したものである．後半部分を接続する際には，直前のコードや判定，出典が対応することを確認する．接続先の根拠を確認せずに異なる履歴の一部を接続すると，実際には到達できない経路を作るおそれがある．到達可能性の確認は，保存データを多く残すことより優先される．</w:t>
       </w:r>
     </w:p>
     <w:p>
@@ -4243,7 +4243,7 @@
           <w:color w:val="000000"/>
           <w:sz w:val="21"/>
         </w:rPr>
-        <w:t>失敗の分類では，原因を確認して接続障害と生成コードの誤りを区別する．保存時にunknown_errorと記録された初期失敗1組について，事後確認により未定義変数simによるNameErrorと判明したため，本稿では「実行時エラー（未定義変数）」と表記する．保存データの分類キーは変更していない．B4追加roundにも未定義変数による実行時エラーが2件あり，いずれもコード側のNameErrorである．このように，分類ラベル，例外の由来，最終集計へ含める根拠を分けることで，不明なものを都合よく成功または障害へ振り分けることを避ける．</w:t>
+        <w:t>失敗の分類では，原因を確認して接続障害と生成コードの誤りを区別する．保存時にunknown_errorと記録された初期失敗1組について，事後確認により未定義変数simによるNameErrorと判明したため，本稿では「実行時エラー（未定義変数）」と表記する．保存データの分類キーは変更していない．B4追加roundにも未定義変数による実行時エラーが2件あり，いずれもコード側のNameErrorである．分類ラベルだけでなく例外の由来を確認し，コード側の失敗として集計した．</w:t>
       </w:r>
     </w:p>
     <w:p>
@@ -4326,7 +4326,7 @@
           <w:color w:val="000000"/>
           <w:sz w:val="21"/>
         </w:rPr>
-        <w:t>この分析の役割は，救済対象の不一致がどの初期類型に現れ，どのような文字列上の修正領域と同じ履歴に存在したかを，追跡可能な形で残すことである．意味的寄与を確かめるには，個別変更を分離した検証や，回路の作用に基づく別の分析が必要になる．本稿ではその作業を今後の課題とし，今回の静的確認だけで機構の解明が完了したとは主張しない．</w:t>
+        <w:t>この分析では，救済対象の不一致が生じた初期類型と，各履歴で変更されたコード領域を対応づける．意味的寄与を確かめるには，個別変更を分離した検証や，回路の作用に基づく別の分析が必要になる．静的確認だけでは，修正が成功に至る仕組みは特定できない．</w:t>
       </w:r>
     </w:p>
     <w:p>
@@ -5071,7 +5071,7 @@
           <w:color w:val="000000"/>
           <w:sz w:val="21"/>
         </w:rPr>
-        <w:t>保存済みの生成履歴の前半部分の過去の記録値と，後半履歴の実測値を分離して保持する．合計は再構成した経路に対する計算値である．金銭単価を測定していないため，金銭費用の削減とは呼ばない．修正上限別の集計も同じ最大3修正の観測履歴を区切ったものであり，上限ごとに独立実験した結果ではない．</w:t>
+        <w:t>保存履歴の前半の記録値と，部分追試による後半の実測値を分けて保持する．合計は再構成した経路に対する計算値である．金銭単価を測定していないため，金銭費用の削減とは呼ばない．修正上限別の集計も同じ最大3修正の観測履歴を区切ったものであり，上限ごとに独立実験した結果ではない．</w:t>
       </w:r>
     </w:p>
     <w:p>
@@ -5260,7 +5260,7 @@
           <w:color w:val="000000"/>
           <w:sz w:val="21"/>
         </w:rPr>
-        <w:t>公開集計には，実験ID，保存設定，記録の完備性，集計上の単位を残す．一方，モデルの生出力や例外の全文を本文へ大量に掲載することが，本研究の説明力を直接高めるとは限らない．本文では検証した性質と残る制約を言語化し，詳細な追跡はmanifestとCSVへ接続する．数値の根拠を追えることと，読者が分析上の意味を理解できることを両立させる構成とする．</w:t>
+        <w:t>公開集計には，実験ID，保存設定，記録の完備性，集計単位を記載する．本文では集計結果とその解釈，検証上の制約を示し，個別記録の由来はmanifestとCSVで追跡できるようにする．</w:t>
       </w:r>
     </w:p>
     <w:p>
@@ -6250,7 +6250,7 @@
           <w:color w:val="000000"/>
           <w:sz w:val="21"/>
         </w:rPr>
-        <w:t>は，モデルごとの初期失敗数と追加成功数を示す．G4ではFが48組，Dが38組を救済した一方，Q4ではF78組，D90組と大小が逆転した．全体でFが3組多いという結果は，すべてのモデルでFが多いことを意味しない．C7ではF/Dの救済件数が同じだが，成功した初期組まで一致するとは限らない．</w:t>
+        <w:t>は，モデルごとの初期失敗数と追加成功数を示す．G4ではFが48組，Dが38組を救済した一方，Q4ではF78組，D90組とDの救済数が多かった．全体でFが3組多いという結果は，すべてのモデルでFが多いことを意味しない．C7ではF/Dの救済件数が同じだが，成功した初期組が一致するとは限らない．</w:t>
       </w:r>
     </w:p>
     <w:p>
@@ -6265,7 +6265,7 @@
           <w:color w:val="000000"/>
           <w:sz w:val="21"/>
         </w:rPr>
-        <w:t>B4はG4・C7・Q9で各修正条件より多く追加成功した一方，Q4ではF/Dの救済数を下回った．修正と再生成の成績の関係もモデルで異なる．この違いから，最大の全体率を持つ条件だけで各モデルの適用範囲を代表させることは適切でない．ただし，モデルタグ以外の学習内容や量子化などを分離した実験ではないため，特定のモデル特性が差を生んだとは断定しない．</w:t>
+        <w:t>B4はG4・C7・Q9で各修正条件より多く追加成功した一方，Q4ではF/Dの救済数を下回った．修正と再生成の成績の関係もモデルで異なる．全体の追加成功率が最も高い条件でも，各モデルで最も多く成功するとは限らない．ただし，モデルタグ以外の学習内容や量子化などを分離した実験ではないため，特定のモデル特性が差を生んだとは断定しない．</w:t>
       </w:r>
     </w:p>
     <w:p>
@@ -6280,7 +6280,7 @@
           <w:color w:val="000000"/>
           <w:sz w:val="21"/>
         </w:rPr>
-        <w:t>モデル間では初期失敗の大きさと構成が異なる．特にG3の190組は全体分母545組の大きな部分を占めるが，このモデルを除いて全体率を再定義することはしない．全体率は表の成功数の合計を失敗数の合計で割った値であり，各モデル率の単純平均ではない．全モデルの数値は表へ集約し，本文では条件間の関係が変わる点を中心に解釈する．</w:t>
+        <w:t>モデル間では初期失敗数と失敗類型の構成が異なる．特にG3の190組は全体分母545組の大きな部分を占めるが，このモデルを除いて全体率を再定義することはしない．全体率は表の成功数の合計を失敗数の合計で割った値であり，各モデル率の単純平均ではない．全モデルの数値は表へ集約し，本文では条件間の関係が変わる点を中心に解釈する．</w:t>
       </w:r>
     </w:p>
     <w:p>
@@ -10528,7 +10528,7 @@
           <w:color w:val="000000"/>
           <w:sz w:val="21"/>
         </w:rPr>
-        <w:t>にF/Dの対応を示す．共通救済140組に対し，Fのみ43組，Dのみ40組であり，片側救済は合計83組であった．全体差が3組であっても，成功した対象の入れ替わりはそれより大きい．初期import失敗ではFのみ8組・Dのみ22組，回路構築失敗では19組・11組となり，周辺の成功率だけでは分からない対象の違いが認められた．</w:t>
+        <w:t>にF/Dの対応を示す．共通救済140組に対し，Fのみ43組，Dのみ40組であり，片側救済は合計83組であった．救済数の差は3組だが，片側のみ救済された対象は83組あった．初期import失敗ではFのみ8組・Dのみ22組，回路構築失敗では19組・11組となり，周辺の成功率だけでは分からない対象の違いが認められた．</w:t>
       </w:r>
     </w:p>
     <w:p>
@@ -10801,7 +10801,7 @@
           <w:color w:val="000000"/>
           <w:sz w:val="21"/>
         </w:rPr>
-        <w:t>2事例は，APIの利用箇所と保存判定の推移を読み取れる同一モデルの事例として目的選択した．頻度や代表性を推定する標本ではなく，片側救済全83組の集計を置き換えない．記録キー，各roundのコードhash，判定と由来をcase_studies.jsonに保持した．成功に至った変更と未成功の変更を観察した結果であり，単独の変更や説明指示が成功原因だったとは断定しない．</w:t>
+        <w:t>2事例は，APIの利用箇所と保存判定の推移を説明するため，同一モデルから選んだ．頻度や代表性を推定する標本ではなく，片側救済全83組の集計を置き換えない．記録キー，各roundのコードhash，判定と由来をcase_studies.jsonに保持した．成功に至った変更と未成功の変更を観察した結果であり，単独の変更や説明指示が成功原因だったとは断定しない．</w:t>
       </w:r>
     </w:p>
     <w:p>
@@ -11391,7 +11391,7 @@
           <w:color w:val="000000"/>
           <w:sz w:val="21"/>
         </w:rPr>
-        <w:t>に3回目の追加救済と消費を示す．Fでは2回後に未救済だった390組から28組，Dでは398組から33組が追加救済された．2回で打ち切ると，3回までに救済した集合のうちF15.3%，D18.3%を失う．ここで，残存対象に対する成功率と，最終救済に対する損失率では分母が異なる．</w:t>
+        <w:t>に3回目の追加救済と消費を示す．Fでは2回後に未救済だった390組から28組，Dでは398組から33組が追加救済された．同じ履歴を2回で打ち切る計算では，最終救済のうちF15.3%，D18.3%が失われる．ここで，残存対象に対する成功率と，最終救済に対する損失率では分母が異なる．</w:t>
       </w:r>
     </w:p>
     <w:p>
@@ -12723,7 +12723,7 @@
           <w:color w:val="000000"/>
           <w:sz w:val="21"/>
         </w:rPr>
-        <w:t>本対象ではFとDがRより多くを救済したが，B4はさらに多くの初期失敗を追加成功へ導いた．このため，修正条件を単回生成だけと比べて，診断や前回コードの再利用が成功差の原因だったと結論することはできない．生成機会を増やすこと自体を対照に含める必要がある．一方，B4と修正条件には片側だけの成功が残り，最大の全体率を持つ条件が他条件を完全に置き換えるともいえない．</w:t>
+        <w:t>本対象ではFとDがRより多くを救済し，B4ではさらに多くの初期失敗組が追加でL3を達成した．このため，修正条件を単回生成だけと比べて，診断や前回コードの再利用が成功差の原因だったと結論することはできない．生成機会を増やすこと自体を対照に含める必要がある．一方，B4と修正条件には片側だけの成功が残り，最大の全体率を持つ条件が他条件を完全に置き換えるともいえない．</w:t>
       </w:r>
     </w:p>
     <w:p>
@@ -13743,7 +13743,7 @@
           <w:color w:val="000000"/>
           <w:sz w:val="21"/>
         </w:rPr>
-        <w:t>の分母付き結果へ結び付け，診断が示すAPI名や操作箇所，前回コードをどこまで残すかを確認項目とする．ただし，診断は潜在的な欠陥のすべてを示すものではない．「この集合ではDが多かった」という観測と，「今後は必ずDを選ぶ」という方策の有効性を混同しない．</w:t>
+        <w:t>の初期失敗数と救済数に結び付け，診断が示すAPI名や操作箇所，前回コードをどこまで残すかを確認項目とする．ただし，診断は潜在的な欠陥のすべてを示すものではない．「この集合ではDが多かった」という観測と，「今後は必ずDを選ぶ」という方策の有効性を混同しない．</w:t>
       </w:r>
     </w:p>
     <w:p>
@@ -13788,7 +13788,7 @@
           <w:color w:val="000000"/>
           <w:sz w:val="21"/>
         </w:rPr>
-        <w:t>成功率・追加計算コスト・対象の被覆は，必ずしも同じ条件を最良としない．カタログはこれらを比較する根拠を提供する形式であり，今回実証済みの自動選択器ではない．F/Dの和集合を利用するにも，事前選択の規則か両条件を実行する手順が必要である．その追加計算コストと停止を含む評価は，今後の方策検証として扱う．</w:t>
+        <w:t>成功率・追加計算コスト・対象の被覆では，最良となる条件が異なり得る．カタログはこれらを比較する根拠を提供する形式であり，今回実証済みの自動選択器ではない．F/Dの和集合を利用するにも，事前選択の規則か両条件を実行する手順が必要である．その追加計算コストと停止を含む評価は，今後の方策検証として扱う．</w:t>
       </w:r>
     </w:p>
     <w:p>
@@ -13826,7 +13826,7 @@
           <w:color w:val="000000"/>
           <w:sz w:val="21"/>
         </w:rPr>
-        <w:t>未成功例への消費を含めることで，成功した履歴だけを観察する場合には見えない負担を記録できた．ただし，未成功への消費が大きいことから，その対象を事前に識別して無料で除外できるとはいえない．停止方策には，実行前または途中で利用可能な特徴を用いる必要があり，最終結果を見た後の対象選別と区別する．</w:t>
+        <w:t>未成功例への消費を含めることで，成功した履歴だけを観察する場合には見えない負担を記録できた．ただし，未成功例への消費が大きくても，その対象を事前に識別できるとは限らない．停止方策には，実行前または途中で利用可能な特徴を用いる必要があり，最終結果を見た後の対象選別と区別する．</w:t>
       </w:r>
     </w:p>
     <w:p>
@@ -13841,7 +13841,7 @@
           <w:color w:val="000000"/>
           <w:sz w:val="21"/>
         </w:rPr>
-        <w:t>3回目の寄与は，救済を失う割合と追加計算コストを同時に検討する材料になる．しかし，最初から短い上限を課す実験では出力や利用者の行動が変わり得る．失敗類型が変わらない場合の停止や，残予算に応じた停止を評価するには，その規則の下で到達可能な逐次経路を実際に生成する必要がある．保存履歴を都合よく貼り合わせて方策の成績を確定しない．</w:t>
+        <w:t>3回目の寄与は，救済を失う割合と追加計算コストを同時に検討する材料になる．しかし，最初から短い上限を課す実験では出力や利用者の行動が変わり得る．失敗類型が変わらない場合の停止や，残予算に応じた停止を評価するには，その規則の下で到達可能な逐次経路を実際に生成する必要がある．保存履歴の接続だけで，新しい方策の成績を確定することはできない．</w:t>
       </w:r>
     </w:p>
     <w:p>
@@ -13856,7 +13856,7 @@
           <w:color w:val="000000"/>
           <w:sz w:val="21"/>
         </w:rPr>
-        <w:t>実運用の目的が待機時間，tokens，成功数のどれを重視するかでも選択は変わる．本研究は利用者の読解時間，電力，金銭単価，評価を含む全工程時間を測定していない．記録上のtokens差を総作業量や金銭費用の同率の削減と解釈せず，測定した資源の範囲に限定して報告する．</w:t>
+        <w:t>実運用で待機時間，tokens，成功数のどれを重視するかによっても，選択する条件は変わる．本研究は利用者の読解時間，電力，金銭単価，評価を含む全工程時間を測定していない．記録上のtokens差を総作業量や金銭費用の同率の削減と解釈せず，測定した資源の範囲に限定して報告する．</w:t>
       </w:r>
     </w:p>
     <w:p>
@@ -13962,7 +13962,7 @@
           <w:color w:val="000000"/>
           <w:sz w:val="21"/>
         </w:rPr>
-        <w:t>第一に，介入選択に使う特徴を初期失敗分類やモデル，出力評価方式など実行前に得られる情報へ限定し，規則を事前固定する．候補規則を作る集合と検証する集合を分け，新しいseed・タスクで成功数と総追加計算コストを測定する．事後的な和集合を方策の成績とする比較から進むための計画である．</w:t>
+        <w:t>第一に，介入選択に使う特徴を初期失敗分類やモデル，出力評価方式など介入選択時に得られる情報へ限定し，規則を事前固定する．候補規則を作る集合と検証する集合を分け，新しいseed・タスクで成功数と総追加計算コストを測定する．事後的な和集合を方策の成績とする比較から進むための計画である．</w:t>
       </w:r>
     </w:p>
     <w:p>
@@ -14053,7 +14053,7 @@
           <w:color w:val="000000"/>
           <w:sz w:val="21"/>
         </w:rPr>
-        <w:t>独立再生成B4は217組が追加成功し，F/Dだけが成功する対象も残った．この結果から，介入カタログには修正だけでなく独立再生成を含め，初期失敗の分母，入力情報，停止条件，未成功例への消費も含む追加計算コストを併記する必要がある．本稿は新しい介入アルゴリズムの有効性を確定した研究ではなく，方策を検証する前提となる適用範囲を整理した実証研究である．</w:t>
+        <w:t>独立再生成B4は217組が追加成功し，F/Dだけが成功する対象も残った．この結果から，介入カタログには修正だけでなく独立再生成を含め，初期失敗の分母，入力情報，停止条件，未成功例への消費も含む追加計算コストを併記する必要がある．本研究では，介入選択方策を検証するための基礎資料として，観測された成功数，成功対象，追加計算コストとその適用範囲を整理した．</w:t>
       </w:r>
     </w:p>
     <w:p>
@@ -14076,7 +14076,7 @@
           <w:color w:val="000000"/>
           <w:sz w:val="21"/>
         </w:rPr>
-        <w:t>次の段階では，実行前に利用できる特徴による選択と停止を事前固定し，別のseed・タスクで検証する．要求数とtokens予算，出典時期，評価範囲を明示し，事後的な成功集合と実際に使える方策を区別する．L3が指定入力に限定されることや，共有初期・タスクの依存を保ったまま，比較の範囲を広げる必要がある．</w:t>
+        <w:t>次の段階では，介入選択時や停止判断時に利用できる特徴に基づいて規則を事前固定し，別のseed・タスクで検証する．要求数とtokens予算，出典時期，評価範囲を明示し，事後的な成功集合と実際に使える方策を区別する．L3が指定入力に限定されることや，共有初期・タスクの依存を保ったまま，比較の範囲を広げる必要がある．</w:t>
       </w:r>
     </w:p>
     <w:p>
@@ -14091,7 +14091,7 @@
           <w:color w:val="000000"/>
           <w:sz w:val="21"/>
         </w:rPr>
-        <w:t>カタログの役割は，一つの条件を常に推奨することではなく，何を対象に，何を与え，どこで止め，どの検査を通過したかを追跡できる形にすることである．成功例だけでなく未成功対象とその消費を残し，観測結果と未検証の方策を区別して更新することが，量子LLM支援プログラミングの次の実証へつながる．</w:t>
+        <w:t>カタログの役割は，一つの条件を常に推奨することではなく，何を対象に，何を与え，どこで止め，どの検査を通過したかを追跡できる形にすることである．今後は，未成功対象への消費も含む観測結果を基に選択方策を定め，別の対象で検証する必要がある．</w:t>
       </w:r>
     </w:p>
     <w:p>
@@ -14579,7 +14579,7 @@
           <w:color w:val="000000"/>
           <w:sz w:val="21"/>
         </w:rPr>
-        <w:t>初期組はモデル×タスク×seedの1,000組，条件記録は各組5条件の5,000記録，到達roundは現在の経路上の9,249 roundである．単位を混ぜて成功率の分母にしない．</w:t>
+        <w:t>初期組はモデル×タスク×seedの1,000組，B/R/F/D/Pの条件記録は5,000記録，到達roundは9,249 roundである．B4の追加実験1,000組は別に集計する．単位を混ぜて成功率の分母にしない．</w:t>
       </w:r>
     </w:p>
     <w:p>

--- a/docs/graduation2026/thesis.docx
+++ b/docs/graduation2026/thesis.docx
@@ -2004,7 +2004,7 @@
           <w:color w:val="000000"/>
           <w:sz w:val="21"/>
         </w:rPr>
-        <w:t>本研究の目的は，Qiskit量子回路コードの初期失敗に対する修正介入と独立再生成の有効性を比較し，失敗類型やモデルに応じた対処方法を選択するための根拠を整理することである．第一の問いは，同じ初期失敗に対して修正介入R/F/Dと独立再生成B4がそれぞれどれだけ追加でL3を達成するかである．第二の問いは，救済数が近い介入が同じ失敗を救済しているかである．第三の問いは，未救済例も含む追加計算コストと修正回数が救済にどう対応するかである．</w:t>
+        <w:t>本研究の目的は，Qiskit量子回路コードの初期失敗に対する修正介入と独立再生成の有効性を比較し，失敗類型やモデルに応じた対処方法を選択するための根拠を整理することである．第一の問いは，同じ初期失敗に対して修正介入R/F/Dと独立再生成B4がそれぞれどれだけ追加の生成によってL3に到達するかである．第二の問いは，救済数が近い介入が同じ失敗を救済しているかである．第三の問いは，未救済例も含む追加計算コストと修正回数が救済にどう対応するかである．</w:t>
       </w:r>
     </w:p>
     <w:p>
@@ -2315,7 +2315,7 @@
           <w:color w:val="000000"/>
           <w:sz w:val="21"/>
         </w:rPr>
-        <w:t>Self-Debugging [2] は，生成コードの説明や実行結果の検討を用いた自己デバッグを扱う．本研究ではFを実行ベースの診断を用いる条件，Dを同じ方式の診断に加えて説明・原因分析・修正の順序を促す条件として実装した．Dの追加指示と出力長の違いを含めて観測する．</w:t>
+        <w:t>Self-Debugging [2] は，生成コードの説明や実行結果の検討を用いた自己デバッグを扱う．本研究ではFを実行ベースの診断を用いる条件，Dを同じ評価方式に基づく診断に加えて説明・原因分析・修正の順序を促す条件として実装した．Dの追加指示と出力長の違いを含めて観測する．</w:t>
       </w:r>
     </w:p>
     <w:p>
@@ -10721,6 +10721,9 @@
     </w:p>
     <w:p>
       <w:pPr>
+        <w:keepNext/>
+        <w:keepLines/>
+        <w:pageBreakBefore/>
         <w:widowControl/>
         <w:jc w:val="left"/>
       </w:pPr>
@@ -10736,6 +10739,7 @@
     </w:p>
     <w:p>
       <w:pPr>
+        <w:keepNext/>
         <w:keepLines/>
         <w:widowControl/>
         <w:jc w:val="left"/>
@@ -10754,6 +10758,7 @@
     </w:p>
     <w:p>
       <w:pPr>
+        <w:keepNext/>
         <w:keepLines/>
         <w:widowControl/>
         <w:jc w:val="left"/>
@@ -10776,6 +10781,7 @@
     </w:p>
     <w:p>
       <w:pPr>
+        <w:keepLines/>
         <w:widowControl/>
         <w:jc w:val="left"/>
       </w:pPr>
@@ -12723,7 +12729,7 @@
           <w:color w:val="000000"/>
           <w:sz w:val="21"/>
         </w:rPr>
-        <w:t>本対象ではFとDがRより多くを救済し，B4ではさらに多くの初期失敗組が追加でL3を達成した．このため，修正条件を単回生成だけと比べて，診断や前回コードの再利用が成功差の原因だったと結論することはできない．生成機会を増やすこと自体を対照に含める必要がある．一方，B4と修正条件には片側だけの成功が残り，最大の全体率を持つ条件が他条件を完全に置き換えるともいえない．</w:t>
+        <w:t>本対象ではFとDがRより多くを救済し，B4ではさらに多くの初期失敗事例が追加でL3を達成した．このため，修正条件を単回生成だけと比べて，診断や前回コードの再利用が成功差の原因だったと結論することはできない．生成機会を増やすこと自体を対照に含める必要がある．一方，B4と修正条件には片側だけの成功が残り，最大の全体率を持つ条件が他条件を完全に置き換えるともいえない．</w:t>
       </w:r>
     </w:p>
     <w:p>
@@ -13665,7 +13671,7 @@
           <w:color w:val="000000"/>
           <w:sz w:val="21"/>
         </w:rPr>
-        <w:t>介入カタログには，失敗名と推奨条件だけでなく，対象モデル・課題・評価方式，初期失敗の定義，利用する入力情報，生成・停止条件，成功数と分母，未成功例への消費も含む追加計算コスト，検証状態と出典を記載する．同じimport失敗でも，SDKの版や利用可能なAPIが違えば本研究の結果をそのまま適用できない．適用範囲を追跡できることがカタログの基本となる．</w:t>
+        <w:t>介入カタログには，失敗名と推奨条件だけでなく，対象モデル・課題・評価方式，初期失敗の定義，利用する入力情報，生成・停止条件，成功数と分母，失敗した生成要求の消費も含む追加計算コスト，検証状態と出典を記載する．同じimport失敗でも，SDKの版や利用可能なAPIが違えば本研究の結果をそのまま適用できない．適用範囲を追跡できることがカタログの基本となる．</w:t>
       </w:r>
     </w:p>
     <w:p>
@@ -13879,7 +13885,7 @@
           <w:color w:val="000000"/>
           <w:sz w:val="21"/>
         </w:rPr>
-        <w:t>内的妥当性に関して，共有初期は初回生成の違いを抑えるが，入力長や指示，実行時期などの交絡は残る．初期性能が異なるモデルで残る失敗の構成も同じではない．R/F/Dには保存済みの生成履歴の前半部分と追試による後半部分が混在するため，一つの同時実験だったと表現しない．また，成功時停止後の品質変化は観測しておらず，退行0を自由な編集を続けても正しさを保つ保証と扱わない．</w:t>
+        <w:t>Pの注意事項には，量子ビット数と古典ビット数を一致させる指示が含まれる．一方，共通systemメッセージではbuild_circuit()内に測定操作を追加しないよう指示しており，課題によっては古典ビットを必要としない．両者は必ずしも論理矛盾ではないが，Pの一律の注意事項が課題仕様や共通指示と競合し，不要な古典ビットの追加を促す可能性がある．この指示が生成コードやPの成績に与える影響は分離して検証していない．したがって，Pの結果は付録8.3に示す注意事項の構成に依存する観測として扱い，予防的注意事項一般の有効性へは一般化しない．</w:t>
       </w:r>
     </w:p>
     <w:p>
@@ -13894,7 +13900,7 @@
           <w:color w:val="000000"/>
           <w:sz w:val="21"/>
         </w:rPr>
-        <w:t>構成概念妥当性に関して，L3は指定入力の出力と構造要件への適合である．任意入力の同値性，保守性，読みやすさ，実機での品質など，実用上の性質すべてを表す指標ではない．命令数の範囲も意味的な正しさを完全には特徴づけない．評価範囲を拡張する場合，保存コードの再採点と，変更後の診断による後続生成を区別する必要がある．</w:t>
+        <w:t>内的妥当性に関して，共有初期は初回生成の違いを抑えるが，入力長や指示，実行時期などの交絡は残る．初期性能が異なるモデルで残る失敗の構成も同じではない．R/F/Dには保存済みの生成履歴の前半部分と追試による後半部分が混在するため，一つの同時実験だったと表現しない．また，成功時停止後の品質変化は観測しておらず，退行0を自由な編集を続けても正しさを保つ保証と扱わない．</w:t>
       </w:r>
     </w:p>
     <w:p>
@@ -13909,7 +13915,7 @@
           <w:color w:val="000000"/>
           <w:sz w:val="21"/>
         </w:rPr>
-        <w:t>静的履歴分析は文字列上の変更領域を観察するもので，量子変換の意味的差を測定していない．ゲート名の増減から量子論理の訂正を認定できず，複数同時変更の寄与も分離できない．片側83組を全件確認したことは，その集合内で都合のよい事例だけを選ばなかったことを意味するが，全545組の変更頻度を推定する無作為標本ではない．</w:t>
+        <w:t>構成概念妥当性に関して，L3は指定入力の出力と構造要件への適合である．任意入力の同値性，保守性，読みやすさ，実機での品質など，実用上の性質すべてを表す指標ではない．命令数の範囲も意味的な正しさを完全には特徴づけない．評価範囲を拡張する場合，保存コードの再採点と，変更後の診断による後続生成を区別する必要がある．</w:t>
       </w:r>
     </w:p>
     <w:p>
@@ -13924,7 +13930,7 @@
           <w:color w:val="000000"/>
           <w:sz w:val="21"/>
         </w:rPr>
-        <w:t>外的妥当性に関して，5モデル・10タスクのbuild_circuit()生成は量子開発全体を代表しない．複数ファイル，大規模回路，ツール検索，実機ノイズなどは対象外である．タグ中の数値からパラメータ数や量子化の効果を分離して論じず，モデル・課題・生成上限・実行環境を含む観測として解釈する．有限shotsと測定seedへの依存も残る．</w:t>
+        <w:t>静的履歴分析は文字列上の変更領域を観察するもので，量子変換の意味的差を測定していない．ゲート名の増減から量子論理の訂正を認定できず，複数同時変更の寄与も分離できない．片側83組を全件確認したことは，その集合内で都合のよい事例だけを選ばなかったことを意味するが，全545組の変更頻度を推定する無作為標本ではない．</w:t>
       </w:r>
     </w:p>
     <w:p>
@@ -13939,15 +13945,7 @@
           <w:color w:val="000000"/>
           <w:sz w:val="21"/>
         </w:rPr>
-        <w:t>統計的解釈に関して，同じ初期組の複数条件，同じタスクの複数seedには依存がある．条件記録やroundを独立標本として数えない．本研究は件数，率，集合，消費の探索的な記述であり，有意差を検定していないことを「差がないと証明した」と言い換えない．多くの層別集計から選んだ規則を同じデータで評価すると楽観的になるため，探索と検証の集合を分ける必要がある．</w:t>
-      </w:r>
-    </w:p>
-    <w:p>
-      <w:pPr>
-        <w:pStyle w:val="Heading2"/>
-      </w:pPr>
-      <w:r>
-        <w:t>今後の検証計画</w:t>
+        <w:t>外的妥当性に関して，5モデル・10タスクのbuild_circuit()生成は量子開発全体を代表しない．複数ファイル，大規模回路，ツール検索，実機ノイズなどは対象外である．タグ中の数値からパラメータ数や量子化の効果を分離して論じず，モデル・課題・生成上限・実行環境を含む観測として解釈する．有限shotsと測定seedへの依存も残る．</w:t>
       </w:r>
     </w:p>
     <w:p>
@@ -13962,7 +13960,15 @@
           <w:color w:val="000000"/>
           <w:sz w:val="21"/>
         </w:rPr>
-        <w:t>第一に，介入選択に使う特徴を初期失敗分類やモデル，出力評価方式など介入選択時に得られる情報へ限定し，規則を事前固定する．候補規則を作る集合と検証する集合を分け，新しいseed・タスクで成功数と総追加計算コストを測定する．事後的な和集合を方策の成績とする比較から進むための計画である．</w:t>
+        <w:t>統計的解釈に関して，同じ初期組の複数条件，同じタスクの複数seedには依存がある．条件記録やroundを独立標本として数えない．本研究は件数，率，集合，消費の探索的な記述であり，有意差を検定していないことを「差がないと証明した」と言い換えない．多くの層別集計から選んだ規則を同じデータで評価すると楽観的になるため，探索と検証の集合を分ける必要がある．</w:t>
+      </w:r>
+    </w:p>
+    <w:p>
+      <w:pPr>
+        <w:pStyle w:val="Heading2"/>
+      </w:pPr>
+      <w:r>
+        <w:t>今後の検証計画</w:t>
       </w:r>
     </w:p>
     <w:p>
@@ -13977,7 +13983,7 @@
           <w:color w:val="000000"/>
           <w:sz w:val="21"/>
         </w:rPr>
-        <w:t>第二に，要求数上限だけでなく，入力と出力を含むtokens予算を揃えた比較を行う．失敗要求，再送，評価時間の扱いを先に定め，結果を見て有利な予算だけを主結果に選ばない．F/Dの比較では診断を合わせ，説明・原因分析の指示，出力コメント，入力長と生成上限を明示し，何を変えた実験なのかを限定する．</w:t>
+        <w:t>第一に，介入選択に使う特徴を初期失敗分類やモデル，出力評価方式など介入選択時に得られる情報へ限定し，規則を事前固定する．候補規則を作る集合と検証する集合を分け，新しいseed・タスクで成功数と総追加計算コストを測定する．事後的な和集合を方策の成績とする比較から進むための計画である．</w:t>
       </w:r>
     </w:p>
     <w:p>
@@ -13992,7 +13998,7 @@
           <w:color w:val="000000"/>
           <w:sz w:val="21"/>
         </w:rPr>
-        <w:t>第三に，固定回数，失敗分類の停滞，残予算などに基づく停止規則を比較する．各規則で到達履歴を生成し，停止で失った成功と節約した消費を同じ対象で測定する．保存履歴の打切り計算は設計の材料に用いるが，実際の方策検証の代わりにはしない．</w:t>
+        <w:t>第二に，要求数上限だけでなく，入力と出力を含むtokens予算を揃えた比較を行う．失敗要求，再送，評価時間の扱いを先に定め，結果を見て有利な予算だけを主結果に選ばない．F/Dの比較では診断を合わせ，説明・原因分析の指示，出力コメント，入力長と生成上限を明示し，何を変えた実験なのかを限定する．</w:t>
       </w:r>
     </w:p>
     <w:p>
@@ -14007,23 +14013,7 @@
           <w:color w:val="000000"/>
           <w:sz w:val="21"/>
         </w:rPr>
-        <w:t>第四に，測定seed，距離閾値，入力集合，生成上限を変え，成功集合と条件間の対応の安定性を確認する．評価変更が停止や診断に及ぶ範囲を監査し，再採点の感度分析と新評価下の生成実験を区別する．これらは未実施の検証計画である．</w:t>
-      </w:r>
-    </w:p>
-    <w:p>
-      <w:pPr>
-        <w:pStyle w:val="Heading1"/>
-      </w:pPr>
-      <w:r>
-        <w:t>おわりに</w:t>
-      </w:r>
-    </w:p>
-    <w:p>
-      <w:pPr>
-        <w:pStyle w:val="Heading2"/>
-      </w:pPr>
-      <w:r>
-        <w:t>研究成果</w:t>
+        <w:t>第三に，固定回数，失敗分類の停滞，残予算などに基づく停止規則を比較する．各規則で到達履歴を生成し，停止で失った成功と節約した消費を同じ対象で測定する．保存履歴の打切り計算は設計の材料に用いるが，実際の方策検証の代わりにはしない．</w:t>
       </w:r>
     </w:p>
     <w:p>
@@ -14038,7 +14028,23 @@
           <w:color w:val="000000"/>
           <w:sz w:val="21"/>
         </w:rPr>
-        <w:t>本研究は，量子回路コードの初期失敗に対する介入を，同じ初期コードからの救済数，成功対象，追加計算コストで比較した．初期失敗545組に対しR96組，F183組，D180組を救済した．F/Dの全体差は3組だが，片側だけが救済した83組があり，全体率の近さと成功集合の同一性は異なった．全片側履歴を静的に追跡した一方，変更の意味的寄与の分離は今後に残した．</w:t>
+        <w:t>第四に，測定seed，距離閾値，入力集合，生成上限を変え，成功集合と条件間の対応の安定性を確認する．評価変更が停止や診断に及ぶ範囲を監査し，再採点の感度分析と新評価下の生成実験を区別する．これらは未実施の検証計画である．</w:t>
+      </w:r>
+    </w:p>
+    <w:p>
+      <w:pPr>
+        <w:pStyle w:val="Heading1"/>
+      </w:pPr>
+      <w:r>
+        <w:t>おわりに</w:t>
+      </w:r>
+    </w:p>
+    <w:p>
+      <w:pPr>
+        <w:pStyle w:val="Heading2"/>
+      </w:pPr>
+      <w:r>
+        <w:t>研究成果</w:t>
       </w:r>
     </w:p>
     <w:p>
@@ -14053,7 +14059,22 @@
           <w:color w:val="000000"/>
           <w:sz w:val="21"/>
         </w:rPr>
-        <w:t>独立再生成B4は217組が追加成功し，F/Dだけが成功する対象も残った．この結果から，介入カタログには修正だけでなく独立再生成を含め，初期失敗の分母，入力情報，停止条件，未成功例への消費も含む追加計算コストを併記する必要がある．本研究では，介入選択方策を検証するための基礎資料として，観測された成功数，成功対象，追加計算コストとその適用範囲を整理した．</w:t>
+        <w:t>本研究は，量子回路コードの初期失敗に対する介入を，同じ初期コードからの救済数，成功対象，追加計算コストで比較した．初期失敗545組に対しR96組，F183組，D180組を救済した．F/Dの全体差は3組だが，片側だけが救済した83組があり，全体率の近さと成功集合の同一性は異なった．全片側履歴を静的に追跡した一方，変更の意味的寄与の分離は今後に残した．</w:t>
+      </w:r>
+    </w:p>
+    <w:p>
+      <w:pPr>
+        <w:widowControl/>
+        <w:jc w:val="left"/>
+      </w:pPr>
+      <w:r>
+        <w:rPr>
+          <w:rFonts w:ascii="Century" w:hAnsi="Century" w:cs="Century" w:eastAsia="MS 明朝"/>
+          <w:b w:val="0"/>
+          <w:color w:val="000000"/>
+          <w:sz w:val="21"/>
+        </w:rPr>
+        <w:t>独立再生成B4は217組が追加成功し，F/Dだけが成功する対象も残った．この結果から，介入カタログには修正だけでなく独立再生成を含め，初期失敗の分母，入力情報，停止条件，失敗した生成要求の消費も含む追加計算コストを併記する必要がある．本研究では，介入選択方策を検証するための基礎資料として，観測された成功数，成功対象，追加計算コストとその適用範囲を整理した．</w:t>
       </w:r>
     </w:p>
     <w:p>

--- a/docs/graduation2026/thesis.docx
+++ b/docs/graduation2026/thesis.docx
@@ -130,7 +130,7 @@
           <w:color w:val="000000"/>
           <w:sz w:val="21"/>
         </w:rPr>
-        <w:t>LLMによる量子回路コード生成では，APIの誤用や回路構築の失敗に加え，実行できても期待した出力を返さない失敗が生じる．本研究では，Qiskitを用いた量子回路コード生成において，初期失敗に対する修正介入と独立再生成を比較し，追加成功数，成功対象および計算コストを分析した．自己見直しR，実行結果提示F，説明・原因分析を促す自己デバッグDと，独立再生成B4を，同じ初期コードを起点として比較した．生成前注意事項Pは独立生成として扱った．</w:t>
+        <w:t>LLMによる量子回路コード生成では，APIの誤用や回路構築の失敗に加え，実行できても期待した出力を返さない失敗が生じる．本研究では，Qiskitを用いた量子回路コード生成において，初期失敗に対する修正介入と独立再生成を比較し，追加成功数，成功対象および計算コストを分析した．自己見直しR，実行結果提示F，説明・原因分析を促す自己デバッグDと，独立再生成B4を，同じ初期コードを起点として比較した．生成前注意事項Pは独立生成として扱った．全1,000初期組の最終L3成功率はB45.5%，P47.3%，R55.1%，F63.8%，D63.5%，B4 67.2%であった．</w:t>
       </w:r>
     </w:p>
     <w:p>
@@ -540,7 +540,7 @@
           <w:color w:val="000000"/>
           <w:sz w:val="18"/>
         </w:rPr>
-        <w:t>3.1.1 共有初期と五つの条件</w:t>
+        <w:t>3.1.1 6条件と共有初期コード</w:t>
         <w:tab/>
         <w:t>9</w:t>
       </w:r>
@@ -1062,7 +1062,7 @@
         </w:rPr>
         <w:t>4.2 モデル別の結果</w:t>
         <w:tab/>
-        <w:t>17</w:t>
+        <w:t>18</w:t>
       </w:r>
     </w:p>
     <w:p>
@@ -1082,7 +1082,7 @@
         </w:rPr>
         <w:t>4.3 初期失敗類型別の結果</w:t>
         <w:tab/>
-        <w:t>18</w:t>
+        <w:t>19</w:t>
       </w:r>
     </w:p>
     <w:p>
@@ -1102,7 +1102,7 @@
         </w:rPr>
         <w:t>4.4 タスク・難度別の結果</w:t>
         <w:tab/>
-        <w:t>18</w:t>
+        <w:t>19</w:t>
       </w:r>
     </w:p>
     <w:p>
@@ -1122,7 +1122,7 @@
         </w:rPr>
         <w:t>4.5 成功対象の重なりと履歴分析</w:t>
         <w:tab/>
-        <w:t>19</w:t>
+        <w:t>20</w:t>
       </w:r>
     </w:p>
     <w:p>
@@ -1142,7 +1142,7 @@
         </w:rPr>
         <w:t>4.6 追加計算コストと停止回数</w:t>
         <w:tab/>
-        <w:t>20</w:t>
+        <w:t>21</w:t>
       </w:r>
     </w:p>
     <w:p>
@@ -1162,7 +1162,7 @@
         </w:rPr>
         <w:t>4.7 Pの独立生成としての比較</w:t>
         <w:tab/>
-        <w:t>21</w:t>
+        <w:t>22</w:t>
       </w:r>
     </w:p>
     <w:p>
@@ -1182,7 +1182,7 @@
         </w:rPr>
         <w:t>5 考察</w:t>
         <w:tab/>
-        <w:t>22</w:t>
+        <w:t>23</w:t>
       </w:r>
     </w:p>
     <w:p>
@@ -1202,7 +1202,7 @@
         </w:rPr>
         <w:t>5.1 修正と独立再生成の比較から得られる知見</w:t>
         <w:tab/>
-        <w:t>22</w:t>
+        <w:t>23</w:t>
       </w:r>
     </w:p>
     <w:p>
@@ -1222,7 +1222,7 @@
         </w:rPr>
         <w:t>5.2 介入カタログの構成と適用範囲</w:t>
         <w:tab/>
-        <w:t>22</w:t>
+        <w:t>23</w:t>
       </w:r>
     </w:p>
     <w:p>
@@ -1242,7 +1242,7 @@
         </w:rPr>
         <w:t>5.3 資源制約と停止方策への含意</w:t>
         <w:tab/>
-        <w:t>23</w:t>
+        <w:t>24</w:t>
       </w:r>
     </w:p>
     <w:p>
@@ -1262,7 +1262,7 @@
         </w:rPr>
         <w:t>5.4 妥当性と限界</w:t>
         <w:tab/>
-        <w:t>23</w:t>
+        <w:t>24</w:t>
       </w:r>
     </w:p>
     <w:p>
@@ -1282,7 +1282,7 @@
         </w:rPr>
         <w:t>5.5 今後の検証計画</w:t>
         <w:tab/>
-        <w:t>23</w:t>
+        <w:t>24</w:t>
       </w:r>
     </w:p>
     <w:p>
@@ -1302,7 +1302,7 @@
         </w:rPr>
         <w:t>6 おわりに</w:t>
         <w:tab/>
-        <w:t>25</w:t>
+        <w:t>26</w:t>
       </w:r>
     </w:p>
     <w:p>
@@ -1322,7 +1322,7 @@
         </w:rPr>
         <w:t>6.1 研究成果</w:t>
         <w:tab/>
-        <w:t>25</w:t>
+        <w:t>26</w:t>
       </w:r>
     </w:p>
     <w:p>
@@ -1342,7 +1342,7 @@
         </w:rPr>
         <w:t>6.2 今後の課題</w:t>
         <w:tab/>
-        <w:t>25</w:t>
+        <w:t>26</w:t>
       </w:r>
     </w:p>
     <w:p>
@@ -1362,7 +1362,7 @@
         </w:rPr>
         <w:t>7 参考文献</w:t>
         <w:tab/>
-        <w:t>26</w:t>
+        <w:t>27</w:t>
       </w:r>
     </w:p>
     <w:p>
@@ -1382,7 +1382,7 @@
         </w:rPr>
         <w:t>8 付録</w:t>
         <w:tab/>
-        <w:t>27</w:t>
+        <w:t>28</w:t>
       </w:r>
     </w:p>
     <w:p>
@@ -1402,7 +1402,7 @@
         </w:rPr>
         <w:t>8.1 出典と再現性</w:t>
         <w:tab/>
-        <w:t>27</w:t>
+        <w:t>28</w:t>
       </w:r>
     </w:p>
     <w:p>
@@ -1422,7 +1422,7 @@
         </w:rPr>
         <w:t>8.1.1 5モデル追加実験の保存設定</w:t>
         <w:tab/>
-        <w:t>27</w:t>
+        <w:t>28</w:t>
       </w:r>
     </w:p>
     <w:p>
@@ -1442,7 +1442,7 @@
         </w:rPr>
         <w:t>8.1.2 3モデル本実験の保存設定</w:t>
         <w:tab/>
-        <w:t>27</w:t>
+        <w:t>28</w:t>
       </w:r>
     </w:p>
     <w:p>
@@ -1462,7 +1462,7 @@
         </w:rPr>
         <w:t>8.1.3 2モデル補完実験の保存設定</w:t>
         <w:tab/>
-        <w:t>27</w:t>
+        <w:t>28</w:t>
       </w:r>
     </w:p>
     <w:p>
@@ -1482,7 +1482,7 @@
         </w:rPr>
         <w:t>8.1.4 固定集計と公開範囲</w:t>
         <w:tab/>
-        <w:t>27</w:t>
+        <w:t>28</w:t>
       </w:r>
     </w:p>
     <w:p>
@@ -1502,7 +1502,7 @@
         </w:rPr>
         <w:t>8.2 指標の読み方</w:t>
         <w:tab/>
-        <w:t>28</w:t>
+        <w:t>29</w:t>
       </w:r>
     </w:p>
     <w:p>
@@ -1522,7 +1522,7 @@
         </w:rPr>
         <w:t>8.2.1 集計単位</w:t>
         <w:tab/>
-        <w:t>28</w:t>
+        <w:t>29</w:t>
       </w:r>
     </w:p>
     <w:p>
@@ -1542,7 +1542,7 @@
         </w:rPr>
         <w:t>8.2.2 退行0の意味</w:t>
         <w:tab/>
-        <w:t>28</w:t>
+        <w:t>29</w:t>
       </w:r>
     </w:p>
     <w:p>
@@ -1562,7 +1562,7 @@
         </w:rPr>
         <w:t>8.2.3 静的変更の意味</w:t>
         <w:tab/>
-        <w:t>28</w:t>
+        <w:t>29</w:t>
       </w:r>
     </w:p>
     <w:p>
@@ -1582,7 +1582,7 @@
         </w:rPr>
         <w:t>8.2.4 コストの意味</w:t>
         <w:tab/>
-        <w:t>28</w:t>
+        <w:t>29</w:t>
       </w:r>
     </w:p>
     <w:p>
@@ -1602,7 +1602,7 @@
         </w:rPr>
         <w:t>8.3 実験プロンプト</w:t>
         <w:tab/>
-        <w:t>29</w:t>
+        <w:t>30</w:t>
       </w:r>
     </w:p>
     <w:p>
@@ -1622,7 +1622,7 @@
         </w:rPr>
         <w:t>8.3.1 共通systemメッセージ</w:t>
         <w:tab/>
-        <w:t>29</w:t>
+        <w:t>30</w:t>
       </w:r>
     </w:p>
     <w:p>
@@ -1642,7 +1642,7 @@
         </w:rPr>
         <w:t>8.3.2 課題仕様 T1_Bell</w:t>
         <w:tab/>
-        <w:t>29</w:t>
+        <w:t>30</w:t>
       </w:r>
     </w:p>
     <w:p>
@@ -1662,7 +1662,7 @@
         </w:rPr>
         <w:t>8.3.3 課題仕様 T2_GHZ</w:t>
         <w:tab/>
-        <w:t>29</w:t>
+        <w:t>30</w:t>
       </w:r>
     </w:p>
     <w:p>
@@ -1682,7 +1682,7 @@
         </w:rPr>
         <w:t>8.3.4 課題仕様 T3a_DJ_constant</w:t>
         <w:tab/>
-        <w:t>29</w:t>
+        <w:t>30</w:t>
       </w:r>
     </w:p>
     <w:p>
@@ -1702,7 +1702,7 @@
         </w:rPr>
         <w:t>8.3.5 課題仕様 T3b_DJ_balanced</w:t>
         <w:tab/>
-        <w:t>30</w:t>
+        <w:t>31</w:t>
       </w:r>
     </w:p>
     <w:p>
@@ -1722,7 +1722,7 @@
         </w:rPr>
         <w:t>8.3.6 課題仕様 T4_BV_011</w:t>
         <w:tab/>
-        <w:t>30</w:t>
+        <w:t>31</w:t>
       </w:r>
     </w:p>
     <w:p>
@@ -1742,7 +1742,7 @@
         </w:rPr>
         <w:t>8.3.7 課題仕様 T5_Grover_11</w:t>
         <w:tab/>
-        <w:t>30</w:t>
+        <w:t>31</w:t>
       </w:r>
     </w:p>
     <w:p>
@@ -1762,7 +1762,7 @@
         </w:rPr>
         <w:t>8.3.8 課題仕様 T6_QFT_001</w:t>
         <w:tab/>
-        <w:t>31</w:t>
+        <w:t>32</w:t>
       </w:r>
     </w:p>
     <w:p>
@@ -1782,7 +1782,7 @@
         </w:rPr>
         <w:t>8.3.9 課題仕様 T7_IQFT_001</w:t>
         <w:tab/>
-        <w:t>31</w:t>
+        <w:t>32</w:t>
       </w:r>
     </w:p>
     <w:p>
@@ -1802,7 +1802,7 @@
         </w:rPr>
         <w:t>8.3.10 課題仕様 T8_QPE_001</w:t>
         <w:tab/>
-        <w:t>31</w:t>
+        <w:t>32</w:t>
       </w:r>
     </w:p>
     <w:p>
@@ -1822,7 +1822,7 @@
         </w:rPr>
         <w:t>8.3.11 課題仕様 T9_Ansatz_001</w:t>
         <w:tab/>
-        <w:t>32</w:t>
+        <w:t>33</w:t>
       </w:r>
     </w:p>
     <w:p>
@@ -1842,7 +1842,7 @@
         </w:rPr>
         <w:t>8.3.12 修正テンプレート R：自己見直し</w:t>
         <w:tab/>
-        <w:t>32</w:t>
+        <w:t>33</w:t>
       </w:r>
     </w:p>
     <w:p>
@@ -1862,7 +1862,7 @@
         </w:rPr>
         <w:t>8.3.13 修正テンプレート F：実行結果提示</w:t>
         <w:tab/>
-        <w:t>32</w:t>
+        <w:t>33</w:t>
       </w:r>
     </w:p>
     <w:p>
@@ -1882,7 +1882,7 @@
         </w:rPr>
         <w:t>8.3.14 修正テンプレート D：自己デバッグ</w:t>
         <w:tab/>
-        <w:t>33</w:t>
+        <w:t>34</w:t>
       </w:r>
     </w:p>
     <w:p>
@@ -1902,7 +1902,7 @@
         </w:rPr>
         <w:t>8.3.15 Pの予防的注意事項</w:t>
         <w:tab/>
-        <w:t>33</w:t>
+        <w:t>34</w:t>
       </w:r>
       <w:r>
         <w:fldChar w:fldCharType="end"/>
@@ -2754,7 +2754,7 @@
         <w:pStyle w:val="Heading3"/>
       </w:pPr>
       <w:r>
-        <w:t>共有初期と五つの条件</w:t>
+        <w:t>6条件と共有初期コード</w:t>
       </w:r>
     </w:p>
     <w:p>
@@ -2769,7 +2769,69 @@
           <w:color w:val="000000"/>
           <w:sz w:val="21"/>
         </w:rPr>
-        <w:t>モデル・タスク・seedの組を初期組と呼ぶ．Bは初期生成のみの条件である．R/F/DはBと同じ初期コードと判定を共有し，初期失敗に対して最大3回の修正を行う．成功した時点で停止し，以降の修正は行わない．この対応により，初期生成の違いを介入差と混同しにくくする．</w:t>
+      </w:r>
+      <w:r>
+        <w:rPr>
+          <w:rFonts w:ascii="Century" w:hAnsi="Century" w:cs="Century" w:eastAsia="MS 明朝"/>
+          <w:b w:val="0"/>
+          <w:color w:val="000000"/>
+          <w:sz w:val="21"/>
+        </w:rPr>
+        <w:t>表</w:t>
+      </w:r>
+      <w:r>
+        <w:rPr>
+          <w:rFonts w:ascii="Century" w:hAnsi="Century" w:cs="Century" w:eastAsia="MS 明朝"/>
+          <w:b w:val="0"/>
+          <w:color w:val="000000"/>
+          <w:sz w:val="21"/>
+        </w:rPr>
+        <w:fldChar w:fldCharType="begin"/>
+      </w:r>
+      <w:r>
+        <w:rPr>
+          <w:rFonts w:ascii="Century" w:hAnsi="Century" w:cs="Century" w:eastAsia="MS 明朝"/>
+          <w:b w:val="0"/>
+          <w:color w:val="000000"/>
+          <w:sz w:val="21"/>
+        </w:rPr>
+        <w:instrText xml:space="preserve"> REF Table1 \h </w:instrText>
+      </w:r>
+      <w:r>
+        <w:rPr>
+          <w:rFonts w:ascii="Century" w:hAnsi="Century" w:cs="Century" w:eastAsia="MS 明朝"/>
+          <w:b w:val="0"/>
+          <w:color w:val="000000"/>
+          <w:sz w:val="21"/>
+        </w:rPr>
+        <w:fldChar w:fldCharType="separate"/>
+      </w:r>
+      <w:r>
+        <w:rPr>
+          <w:rFonts w:ascii="Century" w:hAnsi="Century" w:cs="Century" w:eastAsia="MS 明朝"/>
+          <w:b w:val="0"/>
+          <w:color w:val="000000"/>
+          <w:sz w:val="21"/>
+        </w:rPr>
+        <w:t>1</w:t>
+      </w:r>
+      <w:r>
+        <w:rPr>
+          <w:rFonts w:ascii="Century" w:hAnsi="Century" w:cs="Century" w:eastAsia="MS 明朝"/>
+          <w:b w:val="0"/>
+          <w:color w:val="000000"/>
+          <w:sz w:val="21"/>
+        </w:rPr>
+        <w:fldChar w:fldCharType="end"/>
+      </w:r>
+      <w:r>
+        <w:rPr>
+          <w:rFonts w:ascii="Century" w:hAnsi="Century" w:cs="Century" w:eastAsia="MS 明朝"/>
+          <w:b w:val="0"/>
+          <w:color w:val="000000"/>
+          <w:sz w:val="21"/>
+        </w:rPr>
+        <w:t>に6条件の方法，最大生成回数と役割を示す．モデル・タスク・seedの組を初期組と呼ぶ．Bは初期生成のみの条件である．R/F/DはBと同じ初期コードと判定を共有し，初期失敗に対して最大3回の修正を行う．成功した時点で停止し，以降の修正は行わない．R/F/D/B4の最大4回は，初回1回と最大3回の追加生成を意味する．B4もBの初期コードを共有する一方，PはBとは異なる初期コードを独立に生成する．</w:t>
       </w:r>
     </w:p>
     <w:p>
@@ -2857,7 +2919,7 @@
           <w:color w:val="000000"/>
           <w:sz w:val="21"/>
         </w:rPr>
-        <w:t xml:space="preserve"> 条件と修正時に与える情報</w:t>
+        <w:t xml:space="preserve"> 6条件の方法・最大生成回数・役割</w:t>
       </w:r>
     </w:p>
     <w:tbl>
@@ -2868,8 +2930,9 @@
       </w:tblPr>
       <w:tblGrid>
         <w:gridCol w:w="907"/>
-        <w:gridCol w:w="4762"/>
-        <w:gridCol w:w="3402"/>
+        <w:gridCol w:w="2721"/>
+        <w:gridCol w:w="1701"/>
+        <w:gridCol w:w="3742"/>
       </w:tblGrid>
       <w:tr>
         <w:trPr>
@@ -2904,7 +2967,7 @@
         </w:tc>
         <w:tc>
           <w:tcPr>
-            <w:tcW w:type="dxa" w:w="4762"/>
+            <w:tcW w:type="dxa" w:w="2721"/>
             <w:tcBorders>
               <w:top w:val="single" w:sz="4"/>
               <w:bottom w:val="single" w:sz="4"/>
@@ -2924,13 +2987,13 @@
                 <w:color w:val="000000"/>
                 <w:sz w:val="21"/>
               </w:rPr>
-              <w:t>入力・特徴</w:t>
+              <w:t>方法</w:t>
             </w:r>
           </w:p>
         </w:tc>
         <w:tc>
           <w:tcPr>
-            <w:tcW w:type="dxa" w:w="3402"/>
+            <w:tcW w:type="dxa" w:w="1701"/>
             <w:tcBorders>
               <w:top w:val="single" w:sz="4"/>
               <w:bottom w:val="single" w:sz="4"/>
@@ -2950,7 +3013,33 @@
                 <w:color w:val="000000"/>
                 <w:sz w:val="21"/>
               </w:rPr>
-              <w:t>生成・停止</w:t>
+              <w:t>最大生成回数</w:t>
+            </w:r>
+          </w:p>
+        </w:tc>
+        <w:tc>
+          <w:tcPr>
+            <w:tcW w:type="dxa" w:w="3742"/>
+            <w:tcBorders>
+              <w:top w:val="single" w:sz="4"/>
+              <w:bottom w:val="single" w:sz="4"/>
+            </w:tcBorders>
+          </w:tcPr>
+          <w:p>
+            <w:pPr>
+              <w:keepNext/>
+              <w:keepLines/>
+              <w:spacing w:after="20" w:before="20" w:line="250" w:lineRule="exact"/>
+              <w:jc w:val="center"/>
+            </w:pPr>
+            <w:r>
+              <w:rPr>
+                <w:rFonts w:ascii="Century" w:hAnsi="Century" w:cs="Century" w:eastAsia="MS 明朝"/>
+                <w:b w:val="0"/>
+                <w:color w:val="000000"/>
+                <w:sz w:val="21"/>
+              </w:rPr>
+              <w:t>役割</w:t>
             </w:r>
           </w:p>
         </w:tc>
@@ -2984,7 +3073,7 @@
         </w:tc>
         <w:tc>
           <w:tcPr>
-            <w:tcW w:type="dxa" w:w="4762"/>
+            <w:tcW w:type="dxa" w:w="2721"/>
             <w:tcBorders/>
           </w:tcPr>
           <w:p>
@@ -3001,13 +3090,36 @@
                 <w:color w:val="000000"/>
                 <w:sz w:val="21"/>
               </w:rPr>
-              <w:t>課題仕様から初期生成</w:t>
+              <w:t>初回生成のみ</w:t>
             </w:r>
           </w:p>
         </w:tc>
         <w:tc>
           <w:tcPr>
-            <w:tcW w:type="dxa" w:w="3402"/>
+            <w:tcW w:type="dxa" w:w="1701"/>
+            <w:tcBorders/>
+          </w:tcPr>
+          <w:p>
+            <w:pPr>
+              <w:keepNext/>
+              <w:keepLines/>
+              <w:spacing w:after="20" w:before="20" w:line="250" w:lineRule="exact"/>
+              <w:jc w:val="right"/>
+            </w:pPr>
+            <w:r>
+              <w:rPr>
+                <w:rFonts w:ascii="Century" w:hAnsi="Century" w:cs="Century" w:eastAsia="MS 明朝"/>
+                <w:b w:val="0"/>
+                <w:color w:val="000000"/>
+                <w:sz w:val="21"/>
+              </w:rPr>
+              <w:t>1</w:t>
+            </w:r>
+          </w:p>
+        </w:tc>
+        <w:tc>
+          <w:tcPr>
+            <w:tcW w:type="dxa" w:w="3742"/>
             <w:tcBorders/>
           </w:tcPr>
           <w:p>
@@ -3024,7 +3136,104 @@
                 <w:color w:val="000000"/>
                 <w:sz w:val="21"/>
               </w:rPr>
-              <w:t>1回</w:t>
+              <w:t>基準条件</w:t>
+            </w:r>
+          </w:p>
+        </w:tc>
+      </w:tr>
+      <w:tr>
+        <w:trPr>
+          <w:cantSplit/>
+        </w:trPr>
+        <w:tc>
+          <w:tcPr>
+            <w:tcW w:type="dxa" w:w="907"/>
+            <w:tcBorders/>
+          </w:tcPr>
+          <w:p>
+            <w:pPr>
+              <w:keepNext/>
+              <w:keepLines/>
+              <w:spacing w:after="20" w:before="20" w:line="250" w:lineRule="exact"/>
+              <w:jc w:val="left"/>
+            </w:pPr>
+            <w:r>
+              <w:rPr>
+                <w:rFonts w:ascii="Century" w:hAnsi="Century" w:cs="Century" w:eastAsia="MS 明朝"/>
+                <w:b w:val="0"/>
+                <w:color w:val="000000"/>
+                <w:sz w:val="21"/>
+              </w:rPr>
+              <w:t>P</w:t>
+            </w:r>
+          </w:p>
+        </w:tc>
+        <w:tc>
+          <w:tcPr>
+            <w:tcW w:type="dxa" w:w="2721"/>
+            <w:tcBorders/>
+          </w:tcPr>
+          <w:p>
+            <w:pPr>
+              <w:keepNext/>
+              <w:keepLines/>
+              <w:spacing w:after="20" w:before="20" w:line="250" w:lineRule="exact"/>
+              <w:jc w:val="left"/>
+            </w:pPr>
+            <w:r>
+              <w:rPr>
+                <w:rFonts w:ascii="Century" w:hAnsi="Century" w:cs="Century" w:eastAsia="MS 明朝"/>
+                <w:b w:val="0"/>
+                <w:color w:val="000000"/>
+                <w:sz w:val="21"/>
+              </w:rPr>
+              <w:t>生成前注意事項付き生成</w:t>
+            </w:r>
+          </w:p>
+        </w:tc>
+        <w:tc>
+          <w:tcPr>
+            <w:tcW w:type="dxa" w:w="1701"/>
+            <w:tcBorders/>
+          </w:tcPr>
+          <w:p>
+            <w:pPr>
+              <w:keepNext/>
+              <w:keepLines/>
+              <w:spacing w:after="20" w:before="20" w:line="250" w:lineRule="exact"/>
+              <w:jc w:val="right"/>
+            </w:pPr>
+            <w:r>
+              <w:rPr>
+                <w:rFonts w:ascii="Century" w:hAnsi="Century" w:cs="Century" w:eastAsia="MS 明朝"/>
+                <w:b w:val="0"/>
+                <w:color w:val="000000"/>
+                <w:sz w:val="21"/>
+              </w:rPr>
+              <w:t>1</w:t>
+            </w:r>
+          </w:p>
+        </w:tc>
+        <w:tc>
+          <w:tcPr>
+            <w:tcW w:type="dxa" w:w="3742"/>
+            <w:tcBorders/>
+          </w:tcPr>
+          <w:p>
+            <w:pPr>
+              <w:keepNext/>
+              <w:keepLines/>
+              <w:spacing w:after="20" w:before="20" w:line="250" w:lineRule="exact"/>
+              <w:jc w:val="left"/>
+            </w:pPr>
+            <w:r>
+              <w:rPr>
+                <w:rFonts w:ascii="Century" w:hAnsi="Century" w:cs="Century" w:eastAsia="MS 明朝"/>
+                <w:b w:val="0"/>
+                <w:color w:val="000000"/>
+                <w:sz w:val="21"/>
+              </w:rPr>
+              <w:t>生成前介入</w:t>
             </w:r>
           </w:p>
         </w:tc>
@@ -3058,7 +3267,7 @@
         </w:tc>
         <w:tc>
           <w:tcPr>
-            <w:tcW w:type="dxa" w:w="4762"/>
+            <w:tcW w:type="dxa" w:w="2721"/>
             <w:tcBorders/>
           </w:tcPr>
           <w:p>
@@ -3075,13 +3284,36 @@
                 <w:color w:val="000000"/>
                 <w:sz w:val="21"/>
               </w:rPr>
-              <w:t>前回コードと自己点検の指示</w:t>
+              <w:t>自己見直し</w:t>
             </w:r>
           </w:p>
         </w:tc>
         <w:tc>
           <w:tcPr>
-            <w:tcW w:type="dxa" w:w="3402"/>
+            <w:tcW w:type="dxa" w:w="1701"/>
+            <w:tcBorders/>
+          </w:tcPr>
+          <w:p>
+            <w:pPr>
+              <w:keepNext/>
+              <w:keepLines/>
+              <w:spacing w:after="20" w:before="20" w:line="250" w:lineRule="exact"/>
+              <w:jc w:val="right"/>
+            </w:pPr>
+            <w:r>
+              <w:rPr>
+                <w:rFonts w:ascii="Century" w:hAnsi="Century" w:cs="Century" w:eastAsia="MS 明朝"/>
+                <w:b w:val="0"/>
+                <w:color w:val="000000"/>
+                <w:sz w:val="21"/>
+              </w:rPr>
+              <w:t>4</w:t>
+            </w:r>
+          </w:p>
+        </w:tc>
+        <w:tc>
+          <w:tcPr>
+            <w:tcW w:type="dxa" w:w="3742"/>
             <w:tcBorders/>
           </w:tcPr>
           <w:p>
@@ -3098,7 +3330,7 @@
                 <w:color w:val="000000"/>
                 <w:sz w:val="21"/>
               </w:rPr>
-              <w:t>最大3修正・成功時停止</w:t>
+              <w:t>修正介入</w:t>
             </w:r>
           </w:p>
         </w:tc>
@@ -3132,7 +3364,7 @@
         </w:tc>
         <w:tc>
           <w:tcPr>
-            <w:tcW w:type="dxa" w:w="4762"/>
+            <w:tcW w:type="dxa" w:w="2721"/>
             <w:tcBorders/>
           </w:tcPr>
           <w:p>
@@ -3149,13 +3381,36 @@
                 <w:color w:val="000000"/>
                 <w:sz w:val="21"/>
               </w:rPr>
-              <w:t>前回コードと実行ベースの診断</w:t>
+              <w:t>実行結果提示</w:t>
             </w:r>
           </w:p>
         </w:tc>
         <w:tc>
           <w:tcPr>
-            <w:tcW w:type="dxa" w:w="3402"/>
+            <w:tcW w:type="dxa" w:w="1701"/>
+            <w:tcBorders/>
+          </w:tcPr>
+          <w:p>
+            <w:pPr>
+              <w:keepNext/>
+              <w:keepLines/>
+              <w:spacing w:after="20" w:before="20" w:line="250" w:lineRule="exact"/>
+              <w:jc w:val="right"/>
+            </w:pPr>
+            <w:r>
+              <w:rPr>
+                <w:rFonts w:ascii="Century" w:hAnsi="Century" w:cs="Century" w:eastAsia="MS 明朝"/>
+                <w:b w:val="0"/>
+                <w:color w:val="000000"/>
+                <w:sz w:val="21"/>
+              </w:rPr>
+              <w:t>4</w:t>
+            </w:r>
+          </w:p>
+        </w:tc>
+        <w:tc>
+          <w:tcPr>
+            <w:tcW w:type="dxa" w:w="3742"/>
             <w:tcBorders/>
           </w:tcPr>
           <w:p>
@@ -3172,7 +3427,7 @@
                 <w:color w:val="000000"/>
                 <w:sz w:val="21"/>
               </w:rPr>
-              <w:t>最大3修正・成功時停止</w:t>
+              <w:t>修正介入</w:t>
             </w:r>
           </w:p>
         </w:tc>
@@ -3206,7 +3461,7 @@
         </w:tc>
         <w:tc>
           <w:tcPr>
-            <w:tcW w:type="dxa" w:w="4762"/>
+            <w:tcW w:type="dxa" w:w="2721"/>
             <w:tcBorders/>
           </w:tcPr>
           <w:p>
@@ -3223,13 +3478,36 @@
                 <w:color w:val="000000"/>
                 <w:sz w:val="21"/>
               </w:rPr>
-              <w:t>Fの診断＋説明・原因分析</w:t>
+              <w:t>自己デバッグ</w:t>
             </w:r>
           </w:p>
         </w:tc>
         <w:tc>
           <w:tcPr>
-            <w:tcW w:type="dxa" w:w="3402"/>
+            <w:tcW w:type="dxa" w:w="1701"/>
+            <w:tcBorders/>
+          </w:tcPr>
+          <w:p>
+            <w:pPr>
+              <w:keepNext/>
+              <w:keepLines/>
+              <w:spacing w:after="20" w:before="20" w:line="250" w:lineRule="exact"/>
+              <w:jc w:val="right"/>
+            </w:pPr>
+            <w:r>
+              <w:rPr>
+                <w:rFonts w:ascii="Century" w:hAnsi="Century" w:cs="Century" w:eastAsia="MS 明朝"/>
+                <w:b w:val="0"/>
+                <w:color w:val="000000"/>
+                <w:sz w:val="21"/>
+              </w:rPr>
+              <w:t>4</w:t>
+            </w:r>
+          </w:p>
+        </w:tc>
+        <w:tc>
+          <w:tcPr>
+            <w:tcW w:type="dxa" w:w="3742"/>
             <w:tcBorders/>
           </w:tcPr>
           <w:p>
@@ -3246,81 +3524,7 @@
                 <w:color w:val="000000"/>
                 <w:sz w:val="21"/>
               </w:rPr>
-              <w:t>最大3修正・成功時停止</w:t>
-            </w:r>
-          </w:p>
-        </w:tc>
-      </w:tr>
-      <w:tr>
-        <w:trPr>
-          <w:cantSplit/>
-        </w:trPr>
-        <w:tc>
-          <w:tcPr>
-            <w:tcW w:type="dxa" w:w="907"/>
-            <w:tcBorders/>
-          </w:tcPr>
-          <w:p>
-            <w:pPr>
-              <w:keepNext/>
-              <w:keepLines/>
-              <w:spacing w:after="20" w:before="20" w:line="250" w:lineRule="exact"/>
-              <w:jc w:val="left"/>
-            </w:pPr>
-            <w:r>
-              <w:rPr>
-                <w:rFonts w:ascii="Century" w:hAnsi="Century" w:cs="Century" w:eastAsia="MS 明朝"/>
-                <w:b w:val="0"/>
-                <w:color w:val="000000"/>
-                <w:sz w:val="21"/>
-              </w:rPr>
-              <w:t>P</w:t>
-            </w:r>
-          </w:p>
-        </w:tc>
-        <w:tc>
-          <w:tcPr>
-            <w:tcW w:type="dxa" w:w="4762"/>
-            <w:tcBorders/>
-          </w:tcPr>
-          <w:p>
-            <w:pPr>
-              <w:keepNext/>
-              <w:keepLines/>
-              <w:spacing w:after="20" w:before="20" w:line="250" w:lineRule="exact"/>
-              <w:jc w:val="left"/>
-            </w:pPr>
-            <w:r>
-              <w:rPr>
-                <w:rFonts w:ascii="Century" w:hAnsi="Century" w:cs="Century" w:eastAsia="MS 明朝"/>
-                <w:b w:val="0"/>
-                <w:color w:val="000000"/>
-                <w:sz w:val="21"/>
-              </w:rPr>
-              <w:t>課題仕様＋生成前注意事項</w:t>
-            </w:r>
-          </w:p>
-        </w:tc>
-        <w:tc>
-          <w:tcPr>
-            <w:tcW w:type="dxa" w:w="3402"/>
-            <w:tcBorders/>
-          </w:tcPr>
-          <w:p>
-            <w:pPr>
-              <w:keepNext/>
-              <w:keepLines/>
-              <w:spacing w:after="20" w:before="20" w:line="250" w:lineRule="exact"/>
-              <w:jc w:val="left"/>
-            </w:pPr>
-            <w:r>
-              <w:rPr>
-                <w:rFonts w:ascii="Century" w:hAnsi="Century" w:cs="Century" w:eastAsia="MS 明朝"/>
-                <w:b w:val="0"/>
-                <w:color w:val="000000"/>
-                <w:sz w:val="21"/>
-              </w:rPr>
-              <w:t>独立生成1回</w:t>
+              <w:t>修正介入</w:t>
             </w:r>
           </w:p>
         </w:tc>
@@ -3356,7 +3560,7 @@
         </w:tc>
         <w:tc>
           <w:tcPr>
-            <w:tcW w:type="dxa" w:w="4762"/>
+            <w:tcW w:type="dxa" w:w="2721"/>
             <w:tcBorders>
               <w:bottom w:val="single" w:sz="4"/>
             </w:tcBorders>
@@ -3375,13 +3579,38 @@
                 <w:color w:val="000000"/>
                 <w:sz w:val="21"/>
               </w:rPr>
-              <w:t>前回コード・診断なしで再生成</w:t>
+              <w:t>独立再生成</w:t>
             </w:r>
           </w:p>
         </w:tc>
         <w:tc>
           <w:tcPr>
-            <w:tcW w:type="dxa" w:w="3402"/>
+            <w:tcW w:type="dxa" w:w="1701"/>
+            <w:tcBorders>
+              <w:bottom w:val="single" w:sz="4"/>
+            </w:tcBorders>
+          </w:tcPr>
+          <w:p>
+            <w:pPr>
+              <w:keepNext w:val="0"/>
+              <w:keepLines/>
+              <w:spacing w:after="20" w:before="20" w:line="250" w:lineRule="exact"/>
+              <w:jc w:val="right"/>
+            </w:pPr>
+            <w:r>
+              <w:rPr>
+                <w:rFonts w:ascii="Century" w:hAnsi="Century" w:cs="Century" w:eastAsia="MS 明朝"/>
+                <w:b w:val="0"/>
+                <w:color w:val="000000"/>
+                <w:sz w:val="21"/>
+              </w:rPr>
+              <w:t>4</w:t>
+            </w:r>
+          </w:p>
+        </w:tc>
+        <w:tc>
+          <w:tcPr>
+            <w:tcW w:type="dxa" w:w="3742"/>
             <w:tcBorders>
               <w:bottom w:val="single" w:sz="4"/>
             </w:tcBorders>
@@ -3400,7 +3629,7 @@
                 <w:color w:val="000000"/>
                 <w:sz w:val="21"/>
               </w:rPr>
-              <w:t>初回込み最大4回・成功時停止</w:t>
+              <w:t>生成機会上限をそろえた対照条件</w:t>
             </w:r>
           </w:p>
         </w:tc>
@@ -5291,7 +5520,6 @@
           <w:color w:val="000000"/>
           <w:sz w:val="21"/>
         </w:rPr>
-        <w:t>1,000初期組のうち，初期L3成功は455組，失敗は545組であった．</w:t>
       </w:r>
       <w:r>
         <w:rPr>
@@ -5354,21 +5582,7 @@
           <w:color w:val="000000"/>
           <w:sz w:val="21"/>
         </w:rPr>
-        <w:t>に，この同じ失敗集合に対するR/F/Dの救済とB4の追加成功を示す．FとDはいずれも初期失敗の約3分の1を救済し，自己見直しRより救済数が多かった．一方，独立再生成B4は217組が追加成功し，今回の対象では修正条件を上回った．Pは初期コードを共有しないため，後の節で別に扱う．</w:t>
-      </w:r>
-    </w:p>
-    <w:p>
-      <w:pPr>
-        <w:widowControl/>
-        <w:jc w:val="left"/>
-      </w:pPr>
-      <w:r>
-        <w:rPr>
-          <w:rFonts w:ascii="Century" w:hAnsi="Century" w:cs="Century" w:eastAsia="MS 明朝"/>
-          <w:b w:val="0"/>
-          <w:color w:val="000000"/>
-          <w:sz w:val="21"/>
-        </w:rPr>
+        <w:t>と</w:t>
       </w:r>
       <w:r>
         <w:rPr>
@@ -5431,37 +5645,7 @@
           <w:color w:val="000000"/>
           <w:sz w:val="21"/>
         </w:rPr>
-        <w:t>は同じ初期失敗545組を分母として追加成功率を比較したものである．R/F/Dは修正による救済，B4は独立再生成による追加成功として区別する．</w:t>
-      </w:r>
-    </w:p>
-    <w:p>
-      <w:pPr>
-        <w:widowControl/>
-        <w:jc w:val="left"/>
-      </w:pPr>
-      <w:r>
-        <w:rPr>
-          <w:rFonts w:ascii="Century" w:hAnsi="Century" w:cs="Century" w:eastAsia="MS 明朝"/>
-          <w:b w:val="0"/>
-          <w:color w:val="000000"/>
-          <w:sz w:val="21"/>
-        </w:rPr>
-        <w:t>救済率と最終成功率では分母と分子が異なる．例えばFの救済率33.6%は初期失敗545組中183組の成功を表し，最終成功率63.8%は初期成功455組の保持を加えた638/1,000組を表す．表の追加成功数に初期成功を含めないことで，修正・再生成が新たに成功へ導いた範囲を明確にする．退行0は初期成功を保持し，成功時に停止する設計による．</w:t>
-      </w:r>
-    </w:p>
-    <w:p>
-      <w:pPr>
-        <w:widowControl/>
-        <w:jc w:val="left"/>
-      </w:pPr>
-      <w:r>
-        <w:rPr>
-          <w:rFonts w:ascii="Century" w:hAnsi="Century" w:cs="Century" w:eastAsia="MS 明朝"/>
-          <w:b w:val="0"/>
-          <w:color w:val="000000"/>
-          <w:sz w:val="21"/>
-        </w:rPr>
-        <w:t>B4実験は全1,000組の記録が揃い，欠落・重複・予定外記録0，sanity検証成功であった．追加roundでは未定義変数による実行時エラーが2件あり，いずれもコード側のNameErrorであり，API接続障害とは区別した．R/F/Dは保存履歴と部分追試を接続した再構成結果であり，B4は別途実施した追加実験である．最大生成機会は初回込み4回で揃うが，入力情報・seed規則・実行時期・出典schemaは一致しない．</w:t>
+        <w:t>に，全1,000初期組に対するB・P・R・F・D・B4の最終L3成功率を示す．Bは初回生成のみの基準条件，Pは生成前注意事項を加えた独立生成である．R/F/DはBの初期失敗コードを修正し，B4はBの初期コードを共有したうえで，前回コードや診断を与えず再生成する．この比較は全対象で最終的にL3を満たした割合を示し，初期成功の保持も含む．</w:t>
       </w:r>
     </w:p>
     <w:p>
@@ -5527,6 +5711,1089 @@
         <w:fldChar w:fldCharType="end"/>
       </w:r>
       <w:bookmarkEnd w:id="103"/>
+      <w:r>
+        <w:rPr>
+          <w:rFonts w:ascii="Century" w:hAnsi="Century" w:cs="Century" w:eastAsia="MS 明朝"/>
+          <w:b w:val="0"/>
+          <w:color w:val="000000"/>
+          <w:sz w:val="21"/>
+        </w:rPr>
+        <w:t xml:space="preserve"> 6条件の最終L3成功率（全1,000初期組）</w:t>
+      </w:r>
+    </w:p>
+    <w:tbl>
+      <w:tblPr>
+        <w:tblW w:type="dxa" w:w="9071"/>
+        <w:tblLayout w:type="fixed"/>
+        <w:tblLook w:firstColumn="1" w:firstRow="1" w:lastColumn="0" w:lastRow="0" w:noHBand="0" w:noVBand="1" w:val="04A0"/>
+      </w:tblPr>
+      <w:tblGrid>
+        <w:gridCol w:w="1134"/>
+        <w:gridCol w:w="2381"/>
+        <w:gridCol w:w="2381"/>
+        <w:gridCol w:w="3175"/>
+      </w:tblGrid>
+      <w:tr>
+        <w:trPr>
+          <w:cantSplit/>
+          <w:tblHeader/>
+        </w:trPr>
+        <w:tc>
+          <w:tcPr>
+            <w:tcW w:type="dxa" w:w="1134"/>
+            <w:tcBorders>
+              <w:top w:val="single" w:sz="4"/>
+              <w:bottom w:val="single" w:sz="4"/>
+            </w:tcBorders>
+          </w:tcPr>
+          <w:p>
+            <w:pPr>
+              <w:keepNext/>
+              <w:keepLines/>
+              <w:spacing w:after="20" w:before="20" w:line="250" w:lineRule="exact"/>
+              <w:jc w:val="left"/>
+            </w:pPr>
+            <w:r>
+              <w:rPr>
+                <w:rFonts w:ascii="Century" w:hAnsi="Century" w:cs="Century" w:eastAsia="MS 明朝"/>
+                <w:b w:val="0"/>
+                <w:color w:val="000000"/>
+                <w:sz w:val="21"/>
+              </w:rPr>
+              <w:t>条件</w:t>
+            </w:r>
+          </w:p>
+        </w:tc>
+        <w:tc>
+          <w:tcPr>
+            <w:tcW w:type="dxa" w:w="2381"/>
+            <w:tcBorders>
+              <w:top w:val="single" w:sz="4"/>
+              <w:bottom w:val="single" w:sz="4"/>
+            </w:tcBorders>
+          </w:tcPr>
+          <w:p>
+            <w:pPr>
+              <w:keepNext/>
+              <w:keepLines/>
+              <w:spacing w:after="20" w:before="20" w:line="250" w:lineRule="exact"/>
+              <w:jc w:val="center"/>
+            </w:pPr>
+            <w:r>
+              <w:rPr>
+                <w:rFonts w:ascii="Century" w:hAnsi="Century" w:cs="Century" w:eastAsia="MS 明朝"/>
+                <w:b w:val="0"/>
+                <w:color w:val="000000"/>
+                <w:sz w:val="21"/>
+              </w:rPr>
+              <w:t>L3成功数</w:t>
+            </w:r>
+          </w:p>
+        </w:tc>
+        <w:tc>
+          <w:tcPr>
+            <w:tcW w:type="dxa" w:w="2381"/>
+            <w:tcBorders>
+              <w:top w:val="single" w:sz="4"/>
+              <w:bottom w:val="single" w:sz="4"/>
+            </w:tcBorders>
+          </w:tcPr>
+          <w:p>
+            <w:pPr>
+              <w:keepNext/>
+              <w:keepLines/>
+              <w:spacing w:after="20" w:before="20" w:line="250" w:lineRule="exact"/>
+              <w:jc w:val="center"/>
+            </w:pPr>
+            <w:r>
+              <w:rPr>
+                <w:rFonts w:ascii="Century" w:hAnsi="Century" w:cs="Century" w:eastAsia="MS 明朝"/>
+                <w:b w:val="0"/>
+                <w:color w:val="000000"/>
+                <w:sz w:val="21"/>
+              </w:rPr>
+              <w:t>分母</w:t>
+            </w:r>
+          </w:p>
+        </w:tc>
+        <w:tc>
+          <w:tcPr>
+            <w:tcW w:type="dxa" w:w="3175"/>
+            <w:tcBorders>
+              <w:top w:val="single" w:sz="4"/>
+              <w:bottom w:val="single" w:sz="4"/>
+            </w:tcBorders>
+          </w:tcPr>
+          <w:p>
+            <w:pPr>
+              <w:keepNext/>
+              <w:keepLines/>
+              <w:spacing w:after="20" w:before="20" w:line="250" w:lineRule="exact"/>
+              <w:jc w:val="center"/>
+            </w:pPr>
+            <w:r>
+              <w:rPr>
+                <w:rFonts w:ascii="Century" w:hAnsi="Century" w:cs="Century" w:eastAsia="MS 明朝"/>
+                <w:b w:val="0"/>
+                <w:color w:val="000000"/>
+                <w:sz w:val="21"/>
+              </w:rPr>
+              <w:t>最終L3成功率</w:t>
+            </w:r>
+          </w:p>
+        </w:tc>
+      </w:tr>
+      <w:tr>
+        <w:trPr>
+          <w:cantSplit/>
+        </w:trPr>
+        <w:tc>
+          <w:tcPr>
+            <w:tcW w:type="dxa" w:w="1134"/>
+            <w:tcBorders/>
+          </w:tcPr>
+          <w:p>
+            <w:pPr>
+              <w:keepNext/>
+              <w:keepLines/>
+              <w:spacing w:after="20" w:before="20" w:line="250" w:lineRule="exact"/>
+              <w:jc w:val="left"/>
+            </w:pPr>
+            <w:r>
+              <w:rPr>
+                <w:rFonts w:ascii="Century" w:hAnsi="Century" w:cs="Century" w:eastAsia="MS 明朝"/>
+                <w:b w:val="0"/>
+                <w:color w:val="000000"/>
+                <w:sz w:val="21"/>
+              </w:rPr>
+              <w:t>B</w:t>
+            </w:r>
+          </w:p>
+        </w:tc>
+        <w:tc>
+          <w:tcPr>
+            <w:tcW w:type="dxa" w:w="2381"/>
+            <w:tcBorders/>
+          </w:tcPr>
+          <w:p>
+            <w:pPr>
+              <w:keepNext/>
+              <w:keepLines/>
+              <w:spacing w:after="20" w:before="20" w:line="250" w:lineRule="exact"/>
+              <w:jc w:val="right"/>
+            </w:pPr>
+            <w:r>
+              <w:rPr>
+                <w:rFonts w:ascii="Century" w:hAnsi="Century" w:cs="Century" w:eastAsia="MS 明朝"/>
+                <w:b w:val="0"/>
+                <w:color w:val="000000"/>
+                <w:sz w:val="21"/>
+              </w:rPr>
+              <w:t>455</w:t>
+            </w:r>
+          </w:p>
+        </w:tc>
+        <w:tc>
+          <w:tcPr>
+            <w:tcW w:type="dxa" w:w="2381"/>
+            <w:tcBorders/>
+          </w:tcPr>
+          <w:p>
+            <w:pPr>
+              <w:keepNext/>
+              <w:keepLines/>
+              <w:spacing w:after="20" w:before="20" w:line="250" w:lineRule="exact"/>
+              <w:jc w:val="right"/>
+            </w:pPr>
+            <w:r>
+              <w:rPr>
+                <w:rFonts w:ascii="Century" w:hAnsi="Century" w:cs="Century" w:eastAsia="MS 明朝"/>
+                <w:b w:val="0"/>
+                <w:color w:val="000000"/>
+                <w:sz w:val="21"/>
+              </w:rPr>
+              <w:t>1,000</w:t>
+            </w:r>
+          </w:p>
+        </w:tc>
+        <w:tc>
+          <w:tcPr>
+            <w:tcW w:type="dxa" w:w="3175"/>
+            <w:tcBorders/>
+          </w:tcPr>
+          <w:p>
+            <w:pPr>
+              <w:keepNext/>
+              <w:keepLines/>
+              <w:spacing w:after="20" w:before="20" w:line="250" w:lineRule="exact"/>
+              <w:jc w:val="right"/>
+            </w:pPr>
+            <w:r>
+              <w:rPr>
+                <w:rFonts w:ascii="Century" w:hAnsi="Century" w:cs="Century" w:eastAsia="MS 明朝"/>
+                <w:b w:val="0"/>
+                <w:color w:val="000000"/>
+                <w:sz w:val="21"/>
+              </w:rPr>
+              <w:t>45.5%</w:t>
+            </w:r>
+          </w:p>
+        </w:tc>
+      </w:tr>
+      <w:tr>
+        <w:trPr>
+          <w:cantSplit/>
+        </w:trPr>
+        <w:tc>
+          <w:tcPr>
+            <w:tcW w:type="dxa" w:w="1134"/>
+            <w:tcBorders/>
+          </w:tcPr>
+          <w:p>
+            <w:pPr>
+              <w:keepNext/>
+              <w:keepLines/>
+              <w:spacing w:after="20" w:before="20" w:line="250" w:lineRule="exact"/>
+              <w:jc w:val="left"/>
+            </w:pPr>
+            <w:r>
+              <w:rPr>
+                <w:rFonts w:ascii="Century" w:hAnsi="Century" w:cs="Century" w:eastAsia="MS 明朝"/>
+                <w:b w:val="0"/>
+                <w:color w:val="000000"/>
+                <w:sz w:val="21"/>
+              </w:rPr>
+              <w:t>P</w:t>
+            </w:r>
+          </w:p>
+        </w:tc>
+        <w:tc>
+          <w:tcPr>
+            <w:tcW w:type="dxa" w:w="2381"/>
+            <w:tcBorders/>
+          </w:tcPr>
+          <w:p>
+            <w:pPr>
+              <w:keepNext/>
+              <w:keepLines/>
+              <w:spacing w:after="20" w:before="20" w:line="250" w:lineRule="exact"/>
+              <w:jc w:val="right"/>
+            </w:pPr>
+            <w:r>
+              <w:rPr>
+                <w:rFonts w:ascii="Century" w:hAnsi="Century" w:cs="Century" w:eastAsia="MS 明朝"/>
+                <w:b w:val="0"/>
+                <w:color w:val="000000"/>
+                <w:sz w:val="21"/>
+              </w:rPr>
+              <w:t>473</w:t>
+            </w:r>
+          </w:p>
+        </w:tc>
+        <w:tc>
+          <w:tcPr>
+            <w:tcW w:type="dxa" w:w="2381"/>
+            <w:tcBorders/>
+          </w:tcPr>
+          <w:p>
+            <w:pPr>
+              <w:keepNext/>
+              <w:keepLines/>
+              <w:spacing w:after="20" w:before="20" w:line="250" w:lineRule="exact"/>
+              <w:jc w:val="right"/>
+            </w:pPr>
+            <w:r>
+              <w:rPr>
+                <w:rFonts w:ascii="Century" w:hAnsi="Century" w:cs="Century" w:eastAsia="MS 明朝"/>
+                <w:b w:val="0"/>
+                <w:color w:val="000000"/>
+                <w:sz w:val="21"/>
+              </w:rPr>
+              <w:t>1,000</w:t>
+            </w:r>
+          </w:p>
+        </w:tc>
+        <w:tc>
+          <w:tcPr>
+            <w:tcW w:type="dxa" w:w="3175"/>
+            <w:tcBorders/>
+          </w:tcPr>
+          <w:p>
+            <w:pPr>
+              <w:keepNext/>
+              <w:keepLines/>
+              <w:spacing w:after="20" w:before="20" w:line="250" w:lineRule="exact"/>
+              <w:jc w:val="right"/>
+            </w:pPr>
+            <w:r>
+              <w:rPr>
+                <w:rFonts w:ascii="Century" w:hAnsi="Century" w:cs="Century" w:eastAsia="MS 明朝"/>
+                <w:b w:val="0"/>
+                <w:color w:val="000000"/>
+                <w:sz w:val="21"/>
+              </w:rPr>
+              <w:t>47.3%</w:t>
+            </w:r>
+          </w:p>
+        </w:tc>
+      </w:tr>
+      <w:tr>
+        <w:trPr>
+          <w:cantSplit/>
+        </w:trPr>
+        <w:tc>
+          <w:tcPr>
+            <w:tcW w:type="dxa" w:w="1134"/>
+            <w:tcBorders/>
+          </w:tcPr>
+          <w:p>
+            <w:pPr>
+              <w:keepNext/>
+              <w:keepLines/>
+              <w:spacing w:after="20" w:before="20" w:line="250" w:lineRule="exact"/>
+              <w:jc w:val="left"/>
+            </w:pPr>
+            <w:r>
+              <w:rPr>
+                <w:rFonts w:ascii="Century" w:hAnsi="Century" w:cs="Century" w:eastAsia="MS 明朝"/>
+                <w:b w:val="0"/>
+                <w:color w:val="000000"/>
+                <w:sz w:val="21"/>
+              </w:rPr>
+              <w:t>R</w:t>
+            </w:r>
+          </w:p>
+        </w:tc>
+        <w:tc>
+          <w:tcPr>
+            <w:tcW w:type="dxa" w:w="2381"/>
+            <w:tcBorders/>
+          </w:tcPr>
+          <w:p>
+            <w:pPr>
+              <w:keepNext/>
+              <w:keepLines/>
+              <w:spacing w:after="20" w:before="20" w:line="250" w:lineRule="exact"/>
+              <w:jc w:val="right"/>
+            </w:pPr>
+            <w:r>
+              <w:rPr>
+                <w:rFonts w:ascii="Century" w:hAnsi="Century" w:cs="Century" w:eastAsia="MS 明朝"/>
+                <w:b w:val="0"/>
+                <w:color w:val="000000"/>
+                <w:sz w:val="21"/>
+              </w:rPr>
+              <w:t>551</w:t>
+            </w:r>
+          </w:p>
+        </w:tc>
+        <w:tc>
+          <w:tcPr>
+            <w:tcW w:type="dxa" w:w="2381"/>
+            <w:tcBorders/>
+          </w:tcPr>
+          <w:p>
+            <w:pPr>
+              <w:keepNext/>
+              <w:keepLines/>
+              <w:spacing w:after="20" w:before="20" w:line="250" w:lineRule="exact"/>
+              <w:jc w:val="right"/>
+            </w:pPr>
+            <w:r>
+              <w:rPr>
+                <w:rFonts w:ascii="Century" w:hAnsi="Century" w:cs="Century" w:eastAsia="MS 明朝"/>
+                <w:b w:val="0"/>
+                <w:color w:val="000000"/>
+                <w:sz w:val="21"/>
+              </w:rPr>
+              <w:t>1,000</w:t>
+            </w:r>
+          </w:p>
+        </w:tc>
+        <w:tc>
+          <w:tcPr>
+            <w:tcW w:type="dxa" w:w="3175"/>
+            <w:tcBorders/>
+          </w:tcPr>
+          <w:p>
+            <w:pPr>
+              <w:keepNext/>
+              <w:keepLines/>
+              <w:spacing w:after="20" w:before="20" w:line="250" w:lineRule="exact"/>
+              <w:jc w:val="right"/>
+            </w:pPr>
+            <w:r>
+              <w:rPr>
+                <w:rFonts w:ascii="Century" w:hAnsi="Century" w:cs="Century" w:eastAsia="MS 明朝"/>
+                <w:b w:val="0"/>
+                <w:color w:val="000000"/>
+                <w:sz w:val="21"/>
+              </w:rPr>
+              <w:t>55.1%</w:t>
+            </w:r>
+          </w:p>
+        </w:tc>
+      </w:tr>
+      <w:tr>
+        <w:trPr>
+          <w:cantSplit/>
+        </w:trPr>
+        <w:tc>
+          <w:tcPr>
+            <w:tcW w:type="dxa" w:w="1134"/>
+            <w:tcBorders/>
+          </w:tcPr>
+          <w:p>
+            <w:pPr>
+              <w:keepNext/>
+              <w:keepLines/>
+              <w:spacing w:after="20" w:before="20" w:line="250" w:lineRule="exact"/>
+              <w:jc w:val="left"/>
+            </w:pPr>
+            <w:r>
+              <w:rPr>
+                <w:rFonts w:ascii="Century" w:hAnsi="Century" w:cs="Century" w:eastAsia="MS 明朝"/>
+                <w:b w:val="0"/>
+                <w:color w:val="000000"/>
+                <w:sz w:val="21"/>
+              </w:rPr>
+              <w:t>F</w:t>
+            </w:r>
+          </w:p>
+        </w:tc>
+        <w:tc>
+          <w:tcPr>
+            <w:tcW w:type="dxa" w:w="2381"/>
+            <w:tcBorders/>
+          </w:tcPr>
+          <w:p>
+            <w:pPr>
+              <w:keepNext/>
+              <w:keepLines/>
+              <w:spacing w:after="20" w:before="20" w:line="250" w:lineRule="exact"/>
+              <w:jc w:val="right"/>
+            </w:pPr>
+            <w:r>
+              <w:rPr>
+                <w:rFonts w:ascii="Century" w:hAnsi="Century" w:cs="Century" w:eastAsia="MS 明朝"/>
+                <w:b w:val="0"/>
+                <w:color w:val="000000"/>
+                <w:sz w:val="21"/>
+              </w:rPr>
+              <w:t>638</w:t>
+            </w:r>
+          </w:p>
+        </w:tc>
+        <w:tc>
+          <w:tcPr>
+            <w:tcW w:type="dxa" w:w="2381"/>
+            <w:tcBorders/>
+          </w:tcPr>
+          <w:p>
+            <w:pPr>
+              <w:keepNext/>
+              <w:keepLines/>
+              <w:spacing w:after="20" w:before="20" w:line="250" w:lineRule="exact"/>
+              <w:jc w:val="right"/>
+            </w:pPr>
+            <w:r>
+              <w:rPr>
+                <w:rFonts w:ascii="Century" w:hAnsi="Century" w:cs="Century" w:eastAsia="MS 明朝"/>
+                <w:b w:val="0"/>
+                <w:color w:val="000000"/>
+                <w:sz w:val="21"/>
+              </w:rPr>
+              <w:t>1,000</w:t>
+            </w:r>
+          </w:p>
+        </w:tc>
+        <w:tc>
+          <w:tcPr>
+            <w:tcW w:type="dxa" w:w="3175"/>
+            <w:tcBorders/>
+          </w:tcPr>
+          <w:p>
+            <w:pPr>
+              <w:keepNext/>
+              <w:keepLines/>
+              <w:spacing w:after="20" w:before="20" w:line="250" w:lineRule="exact"/>
+              <w:jc w:val="right"/>
+            </w:pPr>
+            <w:r>
+              <w:rPr>
+                <w:rFonts w:ascii="Century" w:hAnsi="Century" w:cs="Century" w:eastAsia="MS 明朝"/>
+                <w:b w:val="0"/>
+                <w:color w:val="000000"/>
+                <w:sz w:val="21"/>
+              </w:rPr>
+              <w:t>63.8%</w:t>
+            </w:r>
+          </w:p>
+        </w:tc>
+      </w:tr>
+      <w:tr>
+        <w:trPr>
+          <w:cantSplit/>
+        </w:trPr>
+        <w:tc>
+          <w:tcPr>
+            <w:tcW w:type="dxa" w:w="1134"/>
+            <w:tcBorders/>
+          </w:tcPr>
+          <w:p>
+            <w:pPr>
+              <w:keepNext/>
+              <w:keepLines/>
+              <w:spacing w:after="20" w:before="20" w:line="250" w:lineRule="exact"/>
+              <w:jc w:val="left"/>
+            </w:pPr>
+            <w:r>
+              <w:rPr>
+                <w:rFonts w:ascii="Century" w:hAnsi="Century" w:cs="Century" w:eastAsia="MS 明朝"/>
+                <w:b w:val="0"/>
+                <w:color w:val="000000"/>
+                <w:sz w:val="21"/>
+              </w:rPr>
+              <w:t>D</w:t>
+            </w:r>
+          </w:p>
+        </w:tc>
+        <w:tc>
+          <w:tcPr>
+            <w:tcW w:type="dxa" w:w="2381"/>
+            <w:tcBorders/>
+          </w:tcPr>
+          <w:p>
+            <w:pPr>
+              <w:keepNext/>
+              <w:keepLines/>
+              <w:spacing w:after="20" w:before="20" w:line="250" w:lineRule="exact"/>
+              <w:jc w:val="right"/>
+            </w:pPr>
+            <w:r>
+              <w:rPr>
+                <w:rFonts w:ascii="Century" w:hAnsi="Century" w:cs="Century" w:eastAsia="MS 明朝"/>
+                <w:b w:val="0"/>
+                <w:color w:val="000000"/>
+                <w:sz w:val="21"/>
+              </w:rPr>
+              <w:t>635</w:t>
+            </w:r>
+          </w:p>
+        </w:tc>
+        <w:tc>
+          <w:tcPr>
+            <w:tcW w:type="dxa" w:w="2381"/>
+            <w:tcBorders/>
+          </w:tcPr>
+          <w:p>
+            <w:pPr>
+              <w:keepNext/>
+              <w:keepLines/>
+              <w:spacing w:after="20" w:before="20" w:line="250" w:lineRule="exact"/>
+              <w:jc w:val="right"/>
+            </w:pPr>
+            <w:r>
+              <w:rPr>
+                <w:rFonts w:ascii="Century" w:hAnsi="Century" w:cs="Century" w:eastAsia="MS 明朝"/>
+                <w:b w:val="0"/>
+                <w:color w:val="000000"/>
+                <w:sz w:val="21"/>
+              </w:rPr>
+              <w:t>1,000</w:t>
+            </w:r>
+          </w:p>
+        </w:tc>
+        <w:tc>
+          <w:tcPr>
+            <w:tcW w:type="dxa" w:w="3175"/>
+            <w:tcBorders/>
+          </w:tcPr>
+          <w:p>
+            <w:pPr>
+              <w:keepNext/>
+              <w:keepLines/>
+              <w:spacing w:after="20" w:before="20" w:line="250" w:lineRule="exact"/>
+              <w:jc w:val="right"/>
+            </w:pPr>
+            <w:r>
+              <w:rPr>
+                <w:rFonts w:ascii="Century" w:hAnsi="Century" w:cs="Century" w:eastAsia="MS 明朝"/>
+                <w:b w:val="0"/>
+                <w:color w:val="000000"/>
+                <w:sz w:val="21"/>
+              </w:rPr>
+              <w:t>63.5%</w:t>
+            </w:r>
+          </w:p>
+        </w:tc>
+      </w:tr>
+      <w:tr>
+        <w:trPr>
+          <w:cantSplit/>
+        </w:trPr>
+        <w:tc>
+          <w:tcPr>
+            <w:tcW w:type="dxa" w:w="1134"/>
+            <w:tcBorders>
+              <w:bottom w:val="single" w:sz="4"/>
+            </w:tcBorders>
+          </w:tcPr>
+          <w:p>
+            <w:pPr>
+              <w:keepNext w:val="0"/>
+              <w:keepLines/>
+              <w:spacing w:after="20" w:before="20" w:line="250" w:lineRule="exact"/>
+              <w:jc w:val="left"/>
+            </w:pPr>
+            <w:r>
+              <w:rPr>
+                <w:rFonts w:ascii="Century" w:hAnsi="Century" w:cs="Century" w:eastAsia="MS 明朝"/>
+                <w:b w:val="0"/>
+                <w:color w:val="000000"/>
+                <w:sz w:val="21"/>
+              </w:rPr>
+              <w:t>B4</w:t>
+            </w:r>
+          </w:p>
+        </w:tc>
+        <w:tc>
+          <w:tcPr>
+            <w:tcW w:type="dxa" w:w="2381"/>
+            <w:tcBorders>
+              <w:bottom w:val="single" w:sz="4"/>
+            </w:tcBorders>
+          </w:tcPr>
+          <w:p>
+            <w:pPr>
+              <w:keepNext w:val="0"/>
+              <w:keepLines/>
+              <w:spacing w:after="20" w:before="20" w:line="250" w:lineRule="exact"/>
+              <w:jc w:val="right"/>
+            </w:pPr>
+            <w:r>
+              <w:rPr>
+                <w:rFonts w:ascii="Century" w:hAnsi="Century" w:cs="Century" w:eastAsia="MS 明朝"/>
+                <w:b w:val="0"/>
+                <w:color w:val="000000"/>
+                <w:sz w:val="21"/>
+              </w:rPr>
+              <w:t>672</w:t>
+            </w:r>
+          </w:p>
+        </w:tc>
+        <w:tc>
+          <w:tcPr>
+            <w:tcW w:type="dxa" w:w="2381"/>
+            <w:tcBorders>
+              <w:bottom w:val="single" w:sz="4"/>
+            </w:tcBorders>
+          </w:tcPr>
+          <w:p>
+            <w:pPr>
+              <w:keepNext w:val="0"/>
+              <w:keepLines/>
+              <w:spacing w:after="20" w:before="20" w:line="250" w:lineRule="exact"/>
+              <w:jc w:val="right"/>
+            </w:pPr>
+            <w:r>
+              <w:rPr>
+                <w:rFonts w:ascii="Century" w:hAnsi="Century" w:cs="Century" w:eastAsia="MS 明朝"/>
+                <w:b w:val="0"/>
+                <w:color w:val="000000"/>
+                <w:sz w:val="21"/>
+              </w:rPr>
+              <w:t>1,000</w:t>
+            </w:r>
+          </w:p>
+        </w:tc>
+        <w:tc>
+          <w:tcPr>
+            <w:tcW w:type="dxa" w:w="3175"/>
+            <w:tcBorders>
+              <w:bottom w:val="single" w:sz="4"/>
+            </w:tcBorders>
+          </w:tcPr>
+          <w:p>
+            <w:pPr>
+              <w:keepNext w:val="0"/>
+              <w:keepLines/>
+              <w:spacing w:after="20" w:before="20" w:line="250" w:lineRule="exact"/>
+              <w:jc w:val="right"/>
+            </w:pPr>
+            <w:r>
+              <w:rPr>
+                <w:rFonts w:ascii="Century" w:hAnsi="Century" w:cs="Century" w:eastAsia="MS 明朝"/>
+                <w:b w:val="0"/>
+                <w:color w:val="000000"/>
+                <w:sz w:val="21"/>
+              </w:rPr>
+              <w:t>67.2%</w:t>
+            </w:r>
+          </w:p>
+        </w:tc>
+      </w:tr>
+    </w:tbl>
+    <w:p>
+      <w:pPr>
+        <w:keepNext/>
+        <w:keepLines/>
+        <w:jc w:val="center"/>
+      </w:pPr>
+      <w:r>
+        <w:drawing>
+          <wp:inline xmlns:a="http://schemas.openxmlformats.org/drawingml/2006/main" xmlns:pic="http://schemas.openxmlformats.org/drawingml/2006/picture">
+            <wp:extent cx="5760000" cy="3493241"/>
+            <wp:docPr id="2" name="Picture 2" descr="6条件の最終L3成功率（分母は全1,000初期組）"/>
+            <wp:cNvGraphicFramePr>
+              <a:graphicFrameLocks noChangeAspect="1"/>
+            </wp:cNvGraphicFramePr>
+            <a:graphic>
+              <a:graphicData uri="http://schemas.openxmlformats.org/drawingml/2006/picture">
+                <pic:pic>
+                  <pic:nvPicPr>
+                    <pic:cNvPr id="0" name="final_success_rates.png"/>
+                    <pic:cNvPicPr/>
+                  </pic:nvPicPr>
+                  <pic:blipFill>
+                    <a:blip r:embed="rId11"/>
+                    <a:stretch>
+                      <a:fillRect/>
+                    </a:stretch>
+                  </pic:blipFill>
+                  <pic:spPr>
+                    <a:xfrm>
+                      <a:off x="0" y="0"/>
+                      <a:ext cx="5760000" cy="3493241"/>
+                    </a:xfrm>
+                    <a:prstGeom prst="rect"/>
+                  </pic:spPr>
+                </pic:pic>
+              </a:graphicData>
+            </a:graphic>
+          </wp:inline>
+        </w:drawing>
+      </w:r>
+    </w:p>
+    <w:p>
+      <w:pPr>
+        <w:keepLines/>
+        <w:jc w:val="center"/>
+      </w:pPr>
+      <w:r>
+        <w:rPr>
+          <w:rFonts w:ascii="Century" w:hAnsi="Century" w:cs="Century" w:eastAsia="MS 明朝"/>
+          <w:b w:val="0"/>
+          <w:color w:val="000000"/>
+          <w:sz w:val="21"/>
+        </w:rPr>
+        <w:t>図</w:t>
+      </w:r>
+      <w:bookmarkStart w:id="1002" w:name="Figure2"/>
+      <w:r>
+        <w:rPr>
+          <w:rFonts w:ascii="Century" w:hAnsi="Century" w:cs="Century" w:eastAsia="MS 明朝"/>
+          <w:b w:val="0"/>
+          <w:color w:val="000000"/>
+          <w:sz w:val="21"/>
+        </w:rPr>
+        <w:fldChar w:fldCharType="begin"/>
+      </w:r>
+      <w:r>
+        <w:rPr>
+          <w:rFonts w:ascii="Century" w:hAnsi="Century" w:cs="Century" w:eastAsia="MS 明朝"/>
+          <w:b w:val="0"/>
+          <w:color w:val="000000"/>
+          <w:sz w:val="21"/>
+        </w:rPr>
+        <w:instrText xml:space="preserve"> SEQ Figure \* ARABIC </w:instrText>
+      </w:r>
+      <w:r>
+        <w:rPr>
+          <w:rFonts w:ascii="Century" w:hAnsi="Century" w:cs="Century" w:eastAsia="MS 明朝"/>
+          <w:b w:val="0"/>
+          <w:color w:val="000000"/>
+          <w:sz w:val="21"/>
+        </w:rPr>
+        <w:fldChar w:fldCharType="separate"/>
+      </w:r>
+      <w:r>
+        <w:rPr>
+          <w:rFonts w:ascii="Century" w:hAnsi="Century" w:cs="Century" w:eastAsia="MS 明朝"/>
+          <w:b w:val="0"/>
+          <w:color w:val="000000"/>
+          <w:sz w:val="21"/>
+        </w:rPr>
+        <w:t>2</w:t>
+      </w:r>
+      <w:r>
+        <w:rPr>
+          <w:rFonts w:ascii="Century" w:hAnsi="Century" w:cs="Century" w:eastAsia="MS 明朝"/>
+          <w:b w:val="0"/>
+          <w:color w:val="000000"/>
+          <w:sz w:val="21"/>
+        </w:rPr>
+        <w:fldChar w:fldCharType="end"/>
+      </w:r>
+      <w:bookmarkEnd w:id="1002"/>
+      <w:r>
+        <w:rPr>
+          <w:rFonts w:ascii="Century" w:hAnsi="Century" w:cs="Century" w:eastAsia="MS 明朝"/>
+          <w:b w:val="0"/>
+          <w:color w:val="000000"/>
+          <w:sz w:val="21"/>
+        </w:rPr>
+        <w:t xml:space="preserve"> 6条件の最終L3成功率（分母は全1,000初期組）</w:t>
+      </w:r>
+    </w:p>
+    <w:p>
+      <w:pPr>
+        <w:widowControl/>
+        <w:jc w:val="left"/>
+      </w:pPr>
+      <w:r>
+        <w:rPr>
+          <w:rFonts w:ascii="Century" w:hAnsi="Century" w:cs="Century" w:eastAsia="MS 明朝"/>
+          <w:b w:val="0"/>
+          <w:color w:val="000000"/>
+          <w:sz w:val="21"/>
+        </w:rPr>
+        <w:t>1,000初期組のうち，初期L3成功は455組，失敗は545組であった．</w:t>
+      </w:r>
+      <w:r>
+        <w:rPr>
+          <w:rFonts w:ascii="Century" w:hAnsi="Century" w:cs="Century" w:eastAsia="MS 明朝"/>
+          <w:b w:val="0"/>
+          <w:color w:val="000000"/>
+          <w:sz w:val="21"/>
+        </w:rPr>
+        <w:t>表</w:t>
+      </w:r>
+      <w:r>
+        <w:rPr>
+          <w:rFonts w:ascii="Century" w:hAnsi="Century" w:cs="Century" w:eastAsia="MS 明朝"/>
+          <w:b w:val="0"/>
+          <w:color w:val="000000"/>
+          <w:sz w:val="21"/>
+        </w:rPr>
+        <w:fldChar w:fldCharType="begin"/>
+      </w:r>
+      <w:r>
+        <w:rPr>
+          <w:rFonts w:ascii="Century" w:hAnsi="Century" w:cs="Century" w:eastAsia="MS 明朝"/>
+          <w:b w:val="0"/>
+          <w:color w:val="000000"/>
+          <w:sz w:val="21"/>
+        </w:rPr>
+        <w:instrText xml:space="preserve"> REF Table4 \h </w:instrText>
+      </w:r>
+      <w:r>
+        <w:rPr>
+          <w:rFonts w:ascii="Century" w:hAnsi="Century" w:cs="Century" w:eastAsia="MS 明朝"/>
+          <w:b w:val="0"/>
+          <w:color w:val="000000"/>
+          <w:sz w:val="21"/>
+        </w:rPr>
+        <w:fldChar w:fldCharType="separate"/>
+      </w:r>
+      <w:r>
+        <w:rPr>
+          <w:rFonts w:ascii="Century" w:hAnsi="Century" w:cs="Century" w:eastAsia="MS 明朝"/>
+          <w:b w:val="0"/>
+          <w:color w:val="000000"/>
+          <w:sz w:val="21"/>
+        </w:rPr>
+        <w:t>4</w:t>
+      </w:r>
+      <w:r>
+        <w:rPr>
+          <w:rFonts w:ascii="Century" w:hAnsi="Century" w:cs="Century" w:eastAsia="MS 明朝"/>
+          <w:b w:val="0"/>
+          <w:color w:val="000000"/>
+          <w:sz w:val="21"/>
+        </w:rPr>
+        <w:fldChar w:fldCharType="end"/>
+      </w:r>
+      <w:r>
+        <w:rPr>
+          <w:rFonts w:ascii="Century" w:hAnsi="Century" w:cs="Century" w:eastAsia="MS 明朝"/>
+          <w:b w:val="0"/>
+          <w:color w:val="000000"/>
+          <w:sz w:val="21"/>
+        </w:rPr>
+        <w:t>に，この同じ失敗集合に対するR/F/Dの救済とB4の追加成功を示す．FとDはいずれも初期失敗の約3分の1を救済し，自己見直しRより救済数が多かった．一方，独立再生成B4は217組が追加成功し，今回の対象では修正条件を上回った．Bは追加生成を行わず，Pは初期コードを共有しないため，初期失敗への追加成功率の比較には含めない．Pの独立生成による改善と悪化は4.7節で詳述する．</w:t>
+      </w:r>
+    </w:p>
+    <w:p>
+      <w:pPr>
+        <w:widowControl/>
+        <w:jc w:val="left"/>
+      </w:pPr>
+      <w:r>
+        <w:rPr>
+          <w:rFonts w:ascii="Century" w:hAnsi="Century" w:cs="Century" w:eastAsia="MS 明朝"/>
+          <w:b w:val="0"/>
+          <w:color w:val="000000"/>
+          <w:sz w:val="21"/>
+        </w:rPr>
+      </w:r>
+      <w:r>
+        <w:rPr>
+          <w:rFonts w:ascii="Century" w:hAnsi="Century" w:cs="Century" w:eastAsia="MS 明朝"/>
+          <w:b w:val="0"/>
+          <w:color w:val="000000"/>
+          <w:sz w:val="21"/>
+        </w:rPr>
+        <w:t>図</w:t>
+      </w:r>
+      <w:r>
+        <w:rPr>
+          <w:rFonts w:ascii="Century" w:hAnsi="Century" w:cs="Century" w:eastAsia="MS 明朝"/>
+          <w:b w:val="0"/>
+          <w:color w:val="000000"/>
+          <w:sz w:val="21"/>
+        </w:rPr>
+        <w:fldChar w:fldCharType="begin"/>
+      </w:r>
+      <w:r>
+        <w:rPr>
+          <w:rFonts w:ascii="Century" w:hAnsi="Century" w:cs="Century" w:eastAsia="MS 明朝"/>
+          <w:b w:val="0"/>
+          <w:color w:val="000000"/>
+          <w:sz w:val="21"/>
+        </w:rPr>
+        <w:instrText xml:space="preserve"> REF Figure3 \h </w:instrText>
+      </w:r>
+      <w:r>
+        <w:rPr>
+          <w:rFonts w:ascii="Century" w:hAnsi="Century" w:cs="Century" w:eastAsia="MS 明朝"/>
+          <w:b w:val="0"/>
+          <w:color w:val="000000"/>
+          <w:sz w:val="21"/>
+        </w:rPr>
+        <w:fldChar w:fldCharType="separate"/>
+      </w:r>
+      <w:r>
+        <w:rPr>
+          <w:rFonts w:ascii="Century" w:hAnsi="Century" w:cs="Century" w:eastAsia="MS 明朝"/>
+          <w:b w:val="0"/>
+          <w:color w:val="000000"/>
+          <w:sz w:val="21"/>
+        </w:rPr>
+        <w:t>3</w:t>
+      </w:r>
+      <w:r>
+        <w:rPr>
+          <w:rFonts w:ascii="Century" w:hAnsi="Century" w:cs="Century" w:eastAsia="MS 明朝"/>
+          <w:b w:val="0"/>
+          <w:color w:val="000000"/>
+          <w:sz w:val="21"/>
+        </w:rPr>
+        <w:fldChar w:fldCharType="end"/>
+      </w:r>
+      <w:r>
+        <w:rPr>
+          <w:rFonts w:ascii="Century" w:hAnsi="Century" w:cs="Century" w:eastAsia="MS 明朝"/>
+          <w:b w:val="0"/>
+          <w:color w:val="000000"/>
+          <w:sz w:val="21"/>
+        </w:rPr>
+        <w:t>は同じ初期失敗545組を分母として追加成功率を比較したものである．R/F/Dは修正による救済，B4は独立再生成による追加成功として区別する．</w:t>
+      </w:r>
+    </w:p>
+    <w:p>
+      <w:pPr>
+        <w:widowControl/>
+        <w:jc w:val="left"/>
+      </w:pPr>
+      <w:r>
+        <w:rPr>
+          <w:rFonts w:ascii="Century" w:hAnsi="Century" w:cs="Century" w:eastAsia="MS 明朝"/>
+          <w:b w:val="0"/>
+          <w:color w:val="000000"/>
+          <w:sz w:val="21"/>
+        </w:rPr>
+        <w:t>救済率と最終成功率では分母と分子が異なる．例えばFの救済率33.6%は初期失敗545組中183組の成功を表し，最終成功率63.8%は初期成功455組の保持を加えた638/1,000組を表す．表の追加成功数に初期成功を含めないことで，修正・再生成が新たに成功へ導いた範囲を明確にする．退行0は初期成功を保持し，成功時に停止する設計による．</w:t>
+      </w:r>
+    </w:p>
+    <w:p>
+      <w:pPr>
+        <w:widowControl/>
+        <w:jc w:val="left"/>
+      </w:pPr>
+      <w:r>
+        <w:rPr>
+          <w:rFonts w:ascii="Century" w:hAnsi="Century" w:cs="Century" w:eastAsia="MS 明朝"/>
+          <w:b w:val="0"/>
+          <w:color w:val="000000"/>
+          <w:sz w:val="21"/>
+        </w:rPr>
+        <w:t>B4実験は全1,000組の記録が揃い，欠落・重複・予定外記録0，sanity検証成功であった．追加roundでは未定義変数による実行時エラーが2件あり，いずれもコード側のNameErrorであり，API接続障害とは区別した．R/F/Dは保存履歴と部分追試を接続した再構成結果であり，B4は別途実施した追加実験である．最大生成機会は初回込み4回で揃うが，入力情報・seed規則・実行時期・出典schemaは一致しない．</w:t>
+      </w:r>
+    </w:p>
+    <w:p>
+      <w:pPr>
+        <w:keepNext/>
+        <w:keepLines/>
+        <w:widowControl/>
+        <w:jc w:val="center"/>
+      </w:pPr>
+      <w:r>
+        <w:rPr>
+          <w:rFonts w:ascii="Century" w:hAnsi="Century" w:cs="Century" w:eastAsia="MS 明朝"/>
+          <w:b w:val="0"/>
+          <w:color w:val="000000"/>
+          <w:sz w:val="21"/>
+        </w:rPr>
+        <w:t>表</w:t>
+      </w:r>
+      <w:bookmarkStart w:id="104" w:name="Table4"/>
+      <w:r>
+        <w:rPr>
+          <w:rFonts w:ascii="Century" w:hAnsi="Century" w:cs="Century" w:eastAsia="MS 明朝"/>
+          <w:b w:val="0"/>
+          <w:color w:val="000000"/>
+          <w:sz w:val="21"/>
+        </w:rPr>
+        <w:fldChar w:fldCharType="begin"/>
+      </w:r>
+      <w:r>
+        <w:rPr>
+          <w:rFonts w:ascii="Century" w:hAnsi="Century" w:cs="Century" w:eastAsia="MS 明朝"/>
+          <w:b w:val="0"/>
+          <w:color w:val="000000"/>
+          <w:sz w:val="21"/>
+        </w:rPr>
+        <w:instrText xml:space="preserve"> SEQ Table \* ARABIC </w:instrText>
+      </w:r>
+      <w:r>
+        <w:rPr>
+          <w:rFonts w:ascii="Century" w:hAnsi="Century" w:cs="Century" w:eastAsia="MS 明朝"/>
+          <w:b w:val="0"/>
+          <w:color w:val="000000"/>
+          <w:sz w:val="21"/>
+        </w:rPr>
+        <w:fldChar w:fldCharType="separate"/>
+      </w:r>
+      <w:r>
+        <w:rPr>
+          <w:rFonts w:ascii="Century" w:hAnsi="Century" w:cs="Century" w:eastAsia="MS 明朝"/>
+          <w:b w:val="0"/>
+          <w:color w:val="000000"/>
+          <w:sz w:val="21"/>
+        </w:rPr>
+        <w:t>4</w:t>
+      </w:r>
+      <w:r>
+        <w:rPr>
+          <w:rFonts w:ascii="Century" w:hAnsi="Century" w:cs="Century" w:eastAsia="MS 明朝"/>
+          <w:b w:val="0"/>
+          <w:color w:val="000000"/>
+          <w:sz w:val="21"/>
+        </w:rPr>
+        <w:fldChar w:fldCharType="end"/>
+      </w:r>
+      <w:bookmarkEnd w:id="104"/>
       <w:r>
         <w:rPr>
           <w:rFonts w:ascii="Century" w:hAnsi="Century" w:cs="Century" w:eastAsia="MS 明朝"/>
@@ -6066,7 +7333,7 @@
         <w:drawing>
           <wp:inline xmlns:a="http://schemas.openxmlformats.org/drawingml/2006/main" xmlns:pic="http://schemas.openxmlformats.org/drawingml/2006/picture">
             <wp:extent cx="5760000" cy="3141140"/>
-            <wp:docPr id="2" name="Picture 2" descr="初期失敗545組に対する条件別の追加成功率"/>
+            <wp:docPr id="3" name="Picture 3" descr="初期失敗545組に対する条件別の追加成功率"/>
             <wp:cNvGraphicFramePr>
               <a:graphicFrameLocks noChangeAspect="1"/>
             </wp:cNvGraphicFramePr>
@@ -6078,7 +7345,7 @@
                     <pic:cNvPicPr/>
                   </pic:nvPicPr>
                   <pic:blipFill>
-                    <a:blip r:embed="rId11"/>
+                    <a:blip r:embed="rId12"/>
                     <a:stretch>
                       <a:fillRect/>
                     </a:stretch>
@@ -6111,7 +7378,7 @@
         </w:rPr>
         <w:t>図</w:t>
       </w:r>
-      <w:bookmarkStart w:id="1002" w:name="Figure2"/>
+      <w:bookmarkStart w:id="1003" w:name="Figure3"/>
       <w:r>
         <w:rPr>
           <w:rFonts w:ascii="Century" w:hAnsi="Century" w:cs="Century" w:eastAsia="MS 明朝"/>
@@ -6146,7 +7413,7 @@
           <w:color w:val="000000"/>
           <w:sz w:val="21"/>
         </w:rPr>
-        <w:t>2</w:t>
+        <w:t>3</w:t>
       </w:r>
       <w:r>
         <w:rPr>
@@ -6157,7 +7424,7 @@
         </w:rPr>
         <w:fldChar w:fldCharType="end"/>
       </w:r>
-      <w:bookmarkEnd w:id="1002"/>
+      <w:bookmarkEnd w:id="1003"/>
       <w:r>
         <w:rPr>
           <w:rFonts w:ascii="Century" w:hAnsi="Century" w:cs="Century" w:eastAsia="MS 明朝"/>
@@ -6214,7 +7481,7 @@
           <w:color w:val="000000"/>
           <w:sz w:val="21"/>
         </w:rPr>
-        <w:instrText xml:space="preserve"> REF Table4 \h </w:instrText>
+        <w:instrText xml:space="preserve"> REF Table5 \h </w:instrText>
       </w:r>
       <w:r>
         <w:rPr>
@@ -6232,7 +7499,7 @@
           <w:color w:val="000000"/>
           <w:sz w:val="21"/>
         </w:rPr>
-        <w:t>4</w:t>
+        <w:t>5</w:t>
       </w:r>
       <w:r>
         <w:rPr>
@@ -6299,7 +7566,7 @@
         </w:rPr>
         <w:t>表</w:t>
       </w:r>
-      <w:bookmarkStart w:id="104" w:name="Table4"/>
+      <w:bookmarkStart w:id="105" w:name="Table5"/>
       <w:r>
         <w:rPr>
           <w:rFonts w:ascii="Century" w:hAnsi="Century" w:cs="Century" w:eastAsia="MS 明朝"/>
@@ -6334,7 +7601,7 @@
           <w:color w:val="000000"/>
           <w:sz w:val="21"/>
         </w:rPr>
-        <w:t>4</w:t>
+        <w:t>5</w:t>
       </w:r>
       <w:r>
         <w:rPr>
@@ -6345,7 +7612,7 @@
         </w:rPr>
         <w:fldChar w:fldCharType="end"/>
       </w:r>
-      <w:bookmarkEnd w:id="104"/>
+      <w:bookmarkEnd w:id="105"/>
       <w:r>
         <w:rPr>
           <w:rFonts w:ascii="Century" w:hAnsi="Century" w:cs="Century" w:eastAsia="MS 明朝"/>
@@ -7306,7 +8573,7 @@
           <w:color w:val="000000"/>
           <w:sz w:val="21"/>
         </w:rPr>
-        <w:instrText xml:space="preserve"> REF Table5 \h </w:instrText>
+        <w:instrText xml:space="preserve"> REF Table6 \h </w:instrText>
       </w:r>
       <w:r>
         <w:rPr>
@@ -7324,7 +8591,7 @@
           <w:color w:val="000000"/>
           <w:sz w:val="21"/>
         </w:rPr>
-        <w:t>5</w:t>
+        <w:t>6</w:t>
       </w:r>
       <w:r>
         <w:rPr>
@@ -7391,7 +8658,7 @@
         </w:rPr>
         <w:t>表</w:t>
       </w:r>
-      <w:bookmarkStart w:id="105" w:name="Table5"/>
+      <w:bookmarkStart w:id="106" w:name="Table6"/>
       <w:r>
         <w:rPr>
           <w:rFonts w:ascii="Century" w:hAnsi="Century" w:cs="Century" w:eastAsia="MS 明朝"/>
@@ -7426,7 +8693,7 @@
           <w:color w:val="000000"/>
           <w:sz w:val="21"/>
         </w:rPr>
-        <w:t>5</w:t>
+        <w:t>6</w:t>
       </w:r>
       <w:r>
         <w:rPr>
@@ -7437,7 +8704,7 @@
         </w:rPr>
         <w:fldChar w:fldCharType="end"/>
       </w:r>
-      <w:bookmarkEnd w:id="105"/>
+      <w:bookmarkEnd w:id="106"/>
       <w:r>
         <w:rPr>
           <w:rFonts w:ascii="Century" w:hAnsi="Century" w:cs="Century" w:eastAsia="MS 明朝"/>
@@ -8685,7 +9952,7 @@
           <w:color w:val="000000"/>
           <w:sz w:val="21"/>
         </w:rPr>
-        <w:instrText xml:space="preserve"> REF Table6 \h </w:instrText>
+        <w:instrText xml:space="preserve"> REF Table7 \h </w:instrText>
       </w:r>
       <w:r>
         <w:rPr>
@@ -8703,7 +9970,7 @@
           <w:color w:val="000000"/>
           <w:sz w:val="21"/>
         </w:rPr>
-        <w:t>6</w:t>
+        <w:t>7</w:t>
       </w:r>
       <w:r>
         <w:rPr>
@@ -8770,7 +10037,7 @@
         </w:rPr>
         <w:t>表</w:t>
       </w:r>
-      <w:bookmarkStart w:id="106" w:name="Table6"/>
+      <w:bookmarkStart w:id="107" w:name="Table7"/>
       <w:r>
         <w:rPr>
           <w:rFonts w:ascii="Century" w:hAnsi="Century" w:cs="Century" w:eastAsia="MS 明朝"/>
@@ -8805,7 +10072,7 @@
           <w:color w:val="000000"/>
           <w:sz w:val="21"/>
         </w:rPr>
-        <w:t>6</w:t>
+        <w:t>7</w:t>
       </w:r>
       <w:r>
         <w:rPr>
@@ -8816,7 +10083,7 @@
         </w:rPr>
         <w:fldChar w:fldCharType="end"/>
       </w:r>
-      <w:bookmarkEnd w:id="106"/>
+      <w:bookmarkEnd w:id="107"/>
       <w:r>
         <w:rPr>
           <w:rFonts w:ascii="Century" w:hAnsi="Century" w:cs="Century" w:eastAsia="MS 明朝"/>
@@ -10492,7 +11759,7 @@
           <w:color w:val="000000"/>
           <w:sz w:val="21"/>
         </w:rPr>
-        <w:instrText xml:space="preserve"> REF Table7 \h </w:instrText>
+        <w:instrText xml:space="preserve"> REF Table8 \h </w:instrText>
       </w:r>
       <w:r>
         <w:rPr>
@@ -10510,7 +11777,7 @@
           <w:color w:val="000000"/>
           <w:sz w:val="21"/>
         </w:rPr>
-        <w:t>7</w:t>
+        <w:t>8</w:t>
       </w:r>
       <w:r>
         <w:rPr>
@@ -10569,7 +11836,7 @@
           <w:color w:val="000000"/>
           <w:sz w:val="21"/>
         </w:rPr>
-        <w:instrText xml:space="preserve"> REF Figure3 \h </w:instrText>
+        <w:instrText xml:space="preserve"> REF Figure4 \h </w:instrText>
       </w:r>
       <w:r>
         <w:rPr>
@@ -10587,7 +11854,7 @@
           <w:color w:val="000000"/>
           <w:sz w:val="21"/>
         </w:rPr>
-        <w:t>3</w:t>
+        <w:t>4</w:t>
       </w:r>
       <w:r>
         <w:rPr>
@@ -10826,7 +12093,7 @@
         </w:rPr>
         <w:t>表</w:t>
       </w:r>
-      <w:bookmarkStart w:id="107" w:name="Table7"/>
+      <w:bookmarkStart w:id="108" w:name="Table8"/>
       <w:r>
         <w:rPr>
           <w:rFonts w:ascii="Century" w:hAnsi="Century" w:cs="Century" w:eastAsia="MS 明朝"/>
@@ -10861,7 +12128,7 @@
           <w:color w:val="000000"/>
           <w:sz w:val="21"/>
         </w:rPr>
-        <w:t>7</w:t>
+        <w:t>8</w:t>
       </w:r>
       <w:r>
         <w:rPr>
@@ -10872,7 +12139,7 @@
         </w:rPr>
         <w:fldChar w:fldCharType="end"/>
       </w:r>
-      <w:bookmarkEnd w:id="107"/>
+      <w:bookmarkEnd w:id="108"/>
       <w:r>
         <w:rPr>
           <w:rFonts w:ascii="Century" w:hAnsi="Century" w:cs="Century" w:eastAsia="MS 明朝"/>
@@ -11121,7 +12388,7 @@
         <w:drawing>
           <wp:inline xmlns:a="http://schemas.openxmlformats.org/drawingml/2006/main" xmlns:pic="http://schemas.openxmlformats.org/drawingml/2006/picture">
             <wp:extent cx="5760000" cy="2025467"/>
-            <wp:docPr id="3" name="Picture 3" descr="FとDの救済対象の重なり（初期失敗545組を排他的な4集合に分割）"/>
+            <wp:docPr id="4" name="Picture 4" descr="FとDの救済対象の重なり（初期失敗545組を排他的な4集合に分割）"/>
             <wp:cNvGraphicFramePr>
               <a:graphicFrameLocks noChangeAspect="1"/>
             </wp:cNvGraphicFramePr>
@@ -11133,7 +12400,7 @@
                     <pic:cNvPicPr/>
                   </pic:nvPicPr>
                   <pic:blipFill>
-                    <a:blip r:embed="rId12"/>
+                    <a:blip r:embed="rId13"/>
                     <a:stretch>
                       <a:fillRect/>
                     </a:stretch>
@@ -11166,7 +12433,7 @@
         </w:rPr>
         <w:t>図</w:t>
       </w:r>
-      <w:bookmarkStart w:id="1003" w:name="Figure3"/>
+      <w:bookmarkStart w:id="1004" w:name="Figure4"/>
       <w:r>
         <w:rPr>
           <w:rFonts w:ascii="Century" w:hAnsi="Century" w:cs="Century" w:eastAsia="MS 明朝"/>
@@ -11201,7 +12468,7 @@
           <w:color w:val="000000"/>
           <w:sz w:val="21"/>
         </w:rPr>
-        <w:t>3</w:t>
+        <w:t>4</w:t>
       </w:r>
       <w:r>
         <w:rPr>
@@ -11212,7 +12479,7 @@
         </w:rPr>
         <w:fldChar w:fldCharType="end"/>
       </w:r>
-      <w:bookmarkEnd w:id="1003"/>
+      <w:bookmarkEnd w:id="1004"/>
       <w:r>
         <w:rPr>
           <w:rFonts w:ascii="Century" w:hAnsi="Century" w:cs="Century" w:eastAsia="MS 明朝"/>
@@ -11269,7 +12536,7 @@
           <w:color w:val="000000"/>
           <w:sz w:val="21"/>
         </w:rPr>
-        <w:instrText xml:space="preserve"> REF Table8 \h </w:instrText>
+        <w:instrText xml:space="preserve"> REF Table9 \h </w:instrText>
       </w:r>
       <w:r>
         <w:rPr>
@@ -11287,7 +12554,7 @@
           <w:color w:val="000000"/>
           <w:sz w:val="21"/>
         </w:rPr>
-        <w:t>8</w:t>
+        <w:t>9</w:t>
       </w:r>
       <w:r>
         <w:rPr>
@@ -11361,7 +12628,7 @@
           <w:color w:val="000000"/>
           <w:sz w:val="21"/>
         </w:rPr>
-        <w:instrText xml:space="preserve"> REF Table9 \h </w:instrText>
+        <w:instrText xml:space="preserve"> REF Table10 \h </w:instrText>
       </w:r>
       <w:r>
         <w:rPr>
@@ -11379,7 +12646,7 @@
           <w:color w:val="000000"/>
           <w:sz w:val="21"/>
         </w:rPr>
-        <w:t>9</w:t>
+        <w:t>10</w:t>
       </w:r>
       <w:r>
         <w:rPr>
@@ -11431,7 +12698,7 @@
         </w:rPr>
         <w:t>表</w:t>
       </w:r>
-      <w:bookmarkStart w:id="108" w:name="Table8"/>
+      <w:bookmarkStart w:id="109" w:name="Table9"/>
       <w:r>
         <w:rPr>
           <w:rFonts w:ascii="Century" w:hAnsi="Century" w:cs="Century" w:eastAsia="MS 明朝"/>
@@ -11466,7 +12733,7 @@
           <w:color w:val="000000"/>
           <w:sz w:val="21"/>
         </w:rPr>
-        <w:t>8</w:t>
+        <w:t>9</w:t>
       </w:r>
       <w:r>
         <w:rPr>
@@ -11477,7 +12744,7 @@
         </w:rPr>
         <w:fldChar w:fldCharType="end"/>
       </w:r>
-      <w:bookmarkEnd w:id="108"/>
+      <w:bookmarkEnd w:id="109"/>
       <w:r>
         <w:rPr>
           <w:rFonts w:ascii="Century" w:hAnsi="Century" w:cs="Century" w:eastAsia="MS 明朝"/>
@@ -12023,7 +13290,7 @@
         </w:rPr>
         <w:t>表</w:t>
       </w:r>
-      <w:bookmarkStart w:id="109" w:name="Table9"/>
+      <w:bookmarkStart w:id="110" w:name="Table10"/>
       <w:r>
         <w:rPr>
           <w:rFonts w:ascii="Century" w:hAnsi="Century" w:cs="Century" w:eastAsia="MS 明朝"/>
@@ -12058,7 +13325,7 @@
           <w:color w:val="000000"/>
           <w:sz w:val="21"/>
         </w:rPr>
-        <w:t>9</w:t>
+        <w:t>10</w:t>
       </w:r>
       <w:r>
         <w:rPr>
@@ -12069,7 +13336,7 @@
         </w:rPr>
         <w:fldChar w:fldCharType="end"/>
       </w:r>
-      <w:bookmarkEnd w:id="109"/>
+      <w:bookmarkEnd w:id="110"/>
       <w:r>
         <w:rPr>
           <w:rFonts w:ascii="Century" w:hAnsi="Century" w:cs="Century" w:eastAsia="MS 明朝"/>
@@ -12662,7 +13929,7 @@
           <w:color w:val="000000"/>
           <w:sz w:val="21"/>
         </w:rPr>
-        <w:instrText xml:space="preserve"> REF Table8 \h </w:instrText>
+        <w:instrText xml:space="preserve"> REF Table9 \h </w:instrText>
       </w:r>
       <w:r>
         <w:rPr>
@@ -12680,7 +13947,7 @@
           <w:color w:val="000000"/>
           <w:sz w:val="21"/>
         </w:rPr>
-        <w:t>8</w:t>
+        <w:t>9</w:t>
       </w:r>
       <w:r>
         <w:rPr>
@@ -12729,7 +13996,7 @@
           <w:color w:val="000000"/>
           <w:sz w:val="21"/>
         </w:rPr>
-        <w:t>本対象ではFとDがRより多くを救済し，B4ではさらに多くの初期失敗事例が追加でL3を達成した．このため，修正条件を単回生成だけと比べて，診断や前回コードの再利用が成功差の原因だったと結論することはできない．生成機会を増やすこと自体を対照に含める必要がある．一方，B4と修正条件には片側だけの成功が残り，最大の全体率を持つ条件が他条件を完全に置き換えるともいえない．</w:t>
+        <w:t>Bは初回生成のみの基準条件，Pは生成前介入による独立生成である．R/F/Dは初期失敗コードを修正し，B4は前回コード・診断を使わず独立再生成する．本対象ではFとDがRより多くを救済し，B4ではさらに多くの初期失敗事例が追加でL3を達成した．このため，修正条件を単回生成だけと比べて，診断や前回コードの再利用が成功差の原因だったと結論することはできない．生成機会を増やすこと自体を対照に含める必要がある．一方，B4と修正条件には片側だけの成功が残り，最大の全体率を持つ条件が他条件を完全に置き換えるともいえない．</w:t>
       </w:r>
     </w:p>
     <w:p>
@@ -12774,7 +14041,7 @@
           <w:color w:val="000000"/>
           <w:sz w:val="21"/>
         </w:rPr>
-        <w:t>共有初期により出発点を揃えても，追加の入力情報，seed規則，出典時期は完全には一致しない．したがって，本研究の到達点は対象集合内の成績と被覆範囲の記述である．診断提示の因果効果，一般的なモデル順位，未知タスクでの最適介入を確定した結果とは区別する．</w:t>
+        <w:t>共有初期と最大生成機会を揃えても，投入情報，tokens，seed規則，実行時期は一致しない．成功率の差を介入の因果効果と解釈しない．本研究の到達点は対象集合内の成績と成功対象の範囲の記述であり，一般的なモデル順位や未知タスクでの最適介入は確定していない．</w:t>
       </w:r>
     </w:p>
     <w:p>
@@ -12823,7 +14090,7 @@
           <w:color w:val="000000"/>
           <w:sz w:val="21"/>
         </w:rPr>
-        <w:instrText xml:space="preserve"> REF Table10 \h </w:instrText>
+        <w:instrText xml:space="preserve"> REF Table11 \h </w:instrText>
       </w:r>
       <w:r>
         <w:rPr>
@@ -12841,7 +14108,7 @@
           <w:color w:val="000000"/>
           <w:sz w:val="21"/>
         </w:rPr>
-        <w:t>10</w:t>
+        <w:t>11</w:t>
       </w:r>
       <w:r>
         <w:rPr>
@@ -12886,7 +14153,7 @@
           <w:color w:val="000000"/>
           <w:sz w:val="21"/>
         </w:rPr>
-        <w:instrText xml:space="preserve"> REF Table5 \h </w:instrText>
+        <w:instrText xml:space="preserve"> REF Table6 \h </w:instrText>
       </w:r>
       <w:r>
         <w:rPr>
@@ -12904,7 +14171,7 @@
           <w:color w:val="000000"/>
           <w:sz w:val="21"/>
         </w:rPr>
-        <w:t>5</w:t>
+        <w:t>6</w:t>
       </w:r>
       <w:r>
         <w:rPr>
@@ -12949,7 +14216,7 @@
           <w:color w:val="000000"/>
           <w:sz w:val="21"/>
         </w:rPr>
-        <w:instrText xml:space="preserve"> REF Table5 \h </w:instrText>
+        <w:instrText xml:space="preserve"> REF Table6 \h </w:instrText>
       </w:r>
       <w:r>
         <w:rPr>
@@ -12967,7 +14234,7 @@
           <w:color w:val="000000"/>
           <w:sz w:val="21"/>
         </w:rPr>
-        <w:t>5</w:t>
+        <w:t>6</w:t>
       </w:r>
       <w:r>
         <w:rPr>
@@ -13004,7 +14271,7 @@
         </w:rPr>
         <w:t>表</w:t>
       </w:r>
-      <w:bookmarkStart w:id="110" w:name="Table10"/>
+      <w:bookmarkStart w:id="111" w:name="Table11"/>
       <w:r>
         <w:rPr>
           <w:rFonts w:ascii="Century" w:hAnsi="Century" w:cs="Century" w:eastAsia="MS 明朝"/>
@@ -13039,7 +14306,7 @@
           <w:color w:val="000000"/>
           <w:sz w:val="21"/>
         </w:rPr>
-        <w:t>10</w:t>
+        <w:t>11</w:t>
       </w:r>
       <w:r>
         <w:rPr>
@@ -13050,7 +14317,7 @@
         </w:rPr>
         <w:fldChar w:fldCharType="end"/>
       </w:r>
-      <w:bookmarkEnd w:id="110"/>
+      <w:bookmarkEnd w:id="111"/>
       <w:r>
         <w:rPr>
           <w:rFonts w:ascii="Century" w:hAnsi="Century" w:cs="Century" w:eastAsia="MS 明朝"/>
@@ -13620,7 +14887,7 @@
           <w:color w:val="000000"/>
           <w:sz w:val="21"/>
         </w:rPr>
-        <w:instrText xml:space="preserve"> REF Table8 \h </w:instrText>
+        <w:instrText xml:space="preserve"> REF Table9 \h </w:instrText>
       </w:r>
       <w:r>
         <w:rPr>
@@ -13638,7 +14905,7 @@
           <w:color w:val="000000"/>
           <w:sz w:val="21"/>
         </w:rPr>
-        <w:t>8</w:t>
+        <w:t>9</w:t>
       </w:r>
       <w:r>
         <w:rPr>
@@ -13713,7 +14980,7 @@
           <w:color w:val="000000"/>
           <w:sz w:val="21"/>
         </w:rPr>
-        <w:instrText xml:space="preserve"> REF Table5 \h </w:instrText>
+        <w:instrText xml:space="preserve"> REF Table6 \h </w:instrText>
       </w:r>
       <w:r>
         <w:rPr>
@@ -13731,7 +14998,7 @@
           <w:color w:val="000000"/>
           <w:sz w:val="21"/>
         </w:rPr>
-        <w:t>5</w:t>
+        <w:t>6</w:t>
       </w:r>
       <w:r>
         <w:rPr>
@@ -14074,7 +15341,7 @@
           <w:color w:val="000000"/>
           <w:sz w:val="21"/>
         </w:rPr>
-        <w:t>独立再生成B4は217組が追加成功し，F/Dだけが成功する対象も残った．この結果から，介入カタログには修正だけでなく独立再生成を含め，初期失敗の分母，入力情報，停止条件，失敗した生成要求の消費も含む追加計算コストを併記する必要がある．本研究では，介入選択方策を検証するための基礎資料として，観測された成功数，成功対象，追加計算コストとその適用範囲を整理した．</w:t>
+        <w:t>全1,000初期組の最終L3成功率はB45.5%，P47.3%，R55.1%，F63.8%，D63.5%，B4 67.2%であった．独立再生成B4は217組が追加成功し，F/Dだけが成功する対象も残った．この結果から，介入カタログには修正だけでなく独立再生成を含め，初期失敗の分母，入力情報，停止条件，失敗した生成要求の消費も含む追加計算コストを併記する必要がある．本研究では，介入選択方策を検証するための基礎資料として，観測された成功数，成功対象，追加計算コストとその適用範囲を整理した．</w:t>
       </w:r>
     </w:p>
     <w:p>

--- a/docs/graduation2026/thesis.docx
+++ b/docs/graduation2026/thesis.docx
@@ -2004,7 +2004,7 @@
           <w:color w:val="000000"/>
           <w:sz w:val="21"/>
         </w:rPr>
-        <w:t>本研究の目的は，Qiskit量子回路コードの初期失敗に対する修正介入と独立再生成の有効性を比較し，失敗類型やモデルに応じた対処方法を選択するための根拠を整理することである．第一の問いは，同じ初期失敗に対して修正介入R/F/Dと独立再生成B4がそれぞれどれだけ追加の生成によってL3に到達するかである．第二の問いは，救済数が近い介入が同じ失敗を救済しているかである．第三の問いは，未救済例も含む追加計算コストと修正回数が救済にどう対応するかである．</w:t>
+        <w:t>本研究の目的は，Qiskit量子回路コードの初期失敗に対する修正介入と独立再生成の有効性を比較し，失敗類型やモデルに応じた対処方法を選択するための根拠を整理することである．</w:t>
       </w:r>
     </w:p>
     <w:p>
@@ -2019,15 +2019,7 @@
           <w:color w:val="000000"/>
           <w:sz w:val="21"/>
         </w:rPr>
-        <w:t>本研究の貢献は，共有初期コードを用いた修正介入と独立再生成の追加成功率の比較，初期失敗類型・モデル・タスク別の初期失敗数を明示した分析，FとDの片側救済全83組の履歴整理，および追加計算コストと3回目の寄与の記述である．介入の最適な選択方策を既に実証したとは主張しない．</w:t>
-      </w:r>
-    </w:p>
-    <w:p>
-      <w:pPr>
-        <w:pStyle w:val="Heading2"/>
-      </w:pPr>
-      <w:r>
-        <w:t>論文の構成と対象範囲</w:t>
+        <w:t>RQ1（追加成功）　修正介入R/F/Dと独立再生成B4では，同じ初期失敗のうち，どれだけの事例が追加の生成によってL3に到達するか．</w:t>
       </w:r>
     </w:p>
     <w:p>
@@ -2042,15 +2034,7 @@
           <w:color w:val="000000"/>
           <w:sz w:val="21"/>
         </w:rPr>
-        <w:t>第2章で関連研究を整理し，第3章で評価・実験方法として介入条件・評価指標・実装・実験設定を述べる．第4章で結果，第5章で考察，第6章で結論と今後の課題を述べる．第7章に参考文献，第8章に出典，指標の読み方，実験プロンプトを付録として示す．本研究の分析には，保存済みの実験結果と必要な部分追試を用いた．B/R/F/D/Pは2026-10-16版，B4は2026-10-22固定の追加実験結果 [3] に基づく．</w:t>
-      </w:r>
-    </w:p>
-    <w:p>
-      <w:pPr>
-        <w:pStyle w:val="Heading2"/>
-      </w:pPr>
-      <w:r>
-        <w:t>コード生成支援から失敗後の意思決定へ</w:t>
+        <w:t>RQ2（救済対象）　救済数が近い介入は，同じ初期失敗事例を救済するか．</w:t>
       </w:r>
     </w:p>
     <w:p>
@@ -2065,7 +2049,7 @@
           <w:color w:val="000000"/>
           <w:sz w:val="21"/>
         </w:rPr>
-        <w:t>自然言語からプログラムを生成できることと，そのプログラムを目的に沿って利用できることは同じではない．利用者は生成されたコードを読み，実行環境に接続し，結果を確認し，問題があれば次の操作を選ばなければならない．コード生成支援の実際の作業では，最初の出力の品質だけでなく，失敗を確認した後に何を入力し，どこで生成を止めるかが作業量を左右する．本研究はこの失敗後の意思決定に対象を絞る．</w:t>
+        <w:t>RQ3（追加計算コストと修正回数）　未救済例も含む追加計算コストと修正回数は，救済数とどのように対応するか．</w:t>
       </w:r>
     </w:p>
     <w:p>
@@ -2080,7 +2064,15 @@
           <w:color w:val="000000"/>
           <w:sz w:val="21"/>
         </w:rPr>
-        <w:t>コード生成の機能的正しさを評価するHumanEval [4]や，自然言語から短いPythonプログラムを生成するMBPP [5]は，生成したコードを実行し，機能を確認する評価の背景となる．ただし，本研究はこれらの課題をそのまま利用したベンチマークではない．対象を独自に定義した量子回路課題に限定し，初期失敗の後に行う修正と再生成を対応づけて調べる．課題集合や評価基準が異なるため，他のベンチマークにおける成功率との直接比較は行わない．</w:t>
+        <w:t>本研究の貢献は，共有初期コードを用いた修正介入と独立再生成の追加成功率の比較，初期失敗類型・モデル・タスク別の初期失敗数を明示した分析，FとDの片側救済全83組の履歴整理，および追加計算コストと3回目の寄与の記述である．介入の最適な選択方策を既に実証したとは主張しない．</w:t>
+      </w:r>
+    </w:p>
+    <w:p>
+      <w:pPr>
+        <w:pStyle w:val="Heading2"/>
+      </w:pPr>
+      <w:r>
+        <w:t>論文の構成と対象範囲</w:t>
       </w:r>
     </w:p>
     <w:p>
@@ -2095,7 +2087,15 @@
           <w:color w:val="000000"/>
           <w:sz w:val="21"/>
         </w:rPr>
-        <w:t>例えば，存在しない関数名をimportして失敗した場合には，実行診断から変更箇所の候補を狭められる可能性がある．一方，コードは実行できるが量子状態が異なる場合には，単に例外が出ないように書き換えるだけでは不十分である．必要な情報や修正箇所が異なる以上，すべての失敗へ一つの指示を一律に適用することが適切かは実証的に確認すべき問題になる．この二つの例は介入の役割を説明するための想定例であり，特定の保存事例を新たに再現した結果ではない．</w:t>
+        <w:t>第2章で関連研究を整理し，第3章で評価・実験方法として介入条件・評価指標・実装・実験設定を述べる．第4章で結果，第5章で考察，第6章で結論と今後の課題を述べる．第7章に参考文献，第8章に出典，指標の読み方，実験プロンプトを付録として示す．本研究の分析には，保存済みの実験結果と必要な部分追試を用いた．B/R/F/D/Pは2026-10-16版，B4は2026-10-22固定の追加実験結果 [3] に基づく．</w:t>
+      </w:r>
+    </w:p>
+    <w:p>
+      <w:pPr>
+        <w:pStyle w:val="Heading2"/>
+      </w:pPr>
+      <w:r>
+        <w:t>コード生成支援から失敗後の意思決定へ</w:t>
       </w:r>
     </w:p>
     <w:p>
@@ -2110,7 +2110,7 @@
           <w:color w:val="000000"/>
           <w:sz w:val="21"/>
         </w:rPr>
-        <w:t>失敗後の操作には，既存コードを残して直す方法と，既存コードを捨てて生成し直す方法がある．修正には，前回の出力を再利用できる利点がある一方，誤った構造を引き継ぐ可能性もある．再生成には，既存の誤りから離れられる可能性がある一方，既に正しかった部分を再び作り直すことになる．これらは設計上考えられる性質であり，本研究が個別の心理過程やモデル内部の挙動を直接測定したという意味ではない．実際の比較では成功数と追加計算コストを観測して判断する．</w:t>
+        <w:t>自然言語からプログラムを生成できることと，そのプログラムを目的に沿って利用できることは同じではない．利用者は生成されたコードを読み，実行環境に接続し，結果を確認し，問題があれば次の操作を選ばなければならない．コード生成支援の実際の作業では，最初の出力の品質だけでなく，失敗を確認した後に何を入力し，どこで生成を止めるかが作業量を左右する．本研究はこの失敗後の意思決定に対象を絞る．</w:t>
       </w:r>
     </w:p>
     <w:p>
@@ -2125,15 +2125,7 @@
           <w:color w:val="000000"/>
           <w:sz w:val="21"/>
         </w:rPr>
-        <w:t>本研究では，コード生成時または生成後の再試行時に，LLMへ与える情報や指示を変更する操作を介入と呼ぶ．生成前に注意事項を与えるPと，生成後に修正を促すR/F/Dを含む．一方，B4は前回コードや診断，修正指示を与えず，同じ課題仕様から独立に再生成する対照条件である．モデルの重みを更新する学習ではなく，同じ課題を解く過程での入力の構成に着目する．したがって，結果の解釈にはモデル識別子だけでなく，プロンプト，評価器，停止条件，生成機会上限を含める必要がある．介入名だけを取り出して一般的な効力を論じることは避ける．</w:t>
-      </w:r>
-    </w:p>
-    <w:p>
-      <w:pPr>
-        <w:pStyle w:val="Heading2"/>
-      </w:pPr>
-      <w:r>
-        <w:t>初期失敗を基準とする研究の意義</w:t>
+        <w:t>コード生成の機能的正しさを評価するHumanEval [4]や，自然言語から短いPythonプログラムを生成するMBPP [5]は，生成したコードを実行し，機能を確認する評価の背景となる．ただし，本研究はこれらの課題をそのまま利用したベンチマークではない．対象を独自に定義した量子回路課題に限定し，初期失敗の後に行う修正と再生成を対応づけて調べる．課題集合や評価基準が異なるため，他のベンチマークにおける成功率との直接比較は行わない．</w:t>
       </w:r>
     </w:p>
     <w:p>
@@ -2148,7 +2140,7 @@
           <w:color w:val="000000"/>
           <w:sz w:val="21"/>
         </w:rPr>
-        <w:t>最終成功率のみを用いると，初期から正しかったコードの割合と，初期に誤っていたコードを修正できた割合が混在する．初期性能が高いモデルは修正対象が少なく，初期性能が低いモデルは修正対象が多い．この違いを考慮せずに最終成功数を比べると，介入が働いた範囲を読み取りにくい．本研究は各組の初期判定を保存し，その初期失敗集合に対して修正後の成功を数えることで，修正が必要だった対象に対する成績を明示する．</w:t>
+        <w:t>例えば，存在しない関数名をimportして失敗した場合には，実行診断から変更箇所の候補を狭められる可能性がある．一方，コードは実行できるが量子状態が異なる場合には，単に例外が出ないように書き換えるだけでは不十分である．必要な情報や修正箇所が異なる以上，すべての失敗へ一つの指示を一律に適用することが適切かは実証的に確認すべき問題になる．この二つの例は介入の役割を説明するための想定例であり，特定の保存事例を新たに再現した結果ではない．</w:t>
       </w:r>
     </w:p>
     <w:p>
@@ -2163,7 +2155,7 @@
           <w:color w:val="000000"/>
           <w:sz w:val="21"/>
         </w:rPr>
-        <w:t>初期コードの共有は，比較の出発点を揃えるためにも必要である．別々の初期生成からRとFを始めた場合，R側の初期失敗が軽く，F側の初期失敗が重い可能性を排除できない．本研究ではモデル・タスク・seedで識別される初期組を基準に，R/F/Dの最初のコードと判定を一致させる．この対応づけは比較の解釈を助けるが，後続生成の乱数や入力長，実行時期まで等しくするものではない．共有初期は比較の必要な条件の一つであり，単独で因果推論を成立させる条件ではない．</w:t>
+        <w:t>失敗後の操作には，既存コードを残して直す方法と，既存コードを捨てて生成し直す方法がある．修正には，前回の出力を再利用できる利点がある一方，誤った構造を引き継ぐ可能性もある．再生成には，既存の誤りから離れられる可能性がある一方，既に正しかった部分を再び作り直すことになる．これらは設計上考えられる性質であり，本研究が個別の心理過程やモデル内部の挙動を直接測定したという意味ではない．実際の比較では成功数と追加計算コストを観測して判断する．</w:t>
       </w:r>
     </w:p>
     <w:p>
@@ -2178,7 +2170,15 @@
           <w:color w:val="000000"/>
           <w:sz w:val="21"/>
         </w:rPr>
-        <w:t>また，同じ数の失敗を救済したとしても，その集合が一致するとは限らない．二つの条件がそれぞれ多くを救済しても，片方だけが救済できる対象があれば，実行前にどちらを選ぶかという問題が残る．反対に，成功対象がほぼ重なるのであれば，追加計算コストや実装の簡単さを重視できる可能性がある．本研究では数と集合の両面を扱い，単一の順位表では捉えにくい介入間の関係を記述する．</w:t>
+        <w:t>本研究では，コード生成時または生成後の再試行時に，LLMへ与える情報や指示を変更する操作を介入と呼ぶ．生成前に注意事項を与えるPと，生成後に修正を促すR/F/Dを含む．一方，B4は前回コードや診断，修正指示を与えず，同じ課題仕様から独立に再生成する対照条件である．モデルの重みを更新する学習ではなく，同じ課題を解く過程での入力の構成に着目する．したがって，結果の解釈にはモデル識別子だけでなく，プロンプト，評価器，停止条件，生成機会上限を含める必要がある．介入名だけを取り出して一般的な効力を論じることは避ける．</w:t>
+      </w:r>
+    </w:p>
+    <w:p>
+      <w:pPr>
+        <w:pStyle w:val="Heading2"/>
+      </w:pPr>
+      <w:r>
+        <w:t>初期失敗を基準とする研究の意義</w:t>
       </w:r>
     </w:p>
     <w:p>
@@ -2193,15 +2193,7 @@
           <w:color w:val="000000"/>
           <w:sz w:val="21"/>
         </w:rPr>
-        <w:t>本研究の実証的貢献は，選択方策の完成ではなく，選択方策を設計する前に必要な観測単位を整えた点にある．初期失敗，修正履歴，最終成功，追加計算コストを初期組へ結び付けることで，後から条件の選び方を検討するための根拠を残す．この段階の知見を，そのまま実運用における最適な規則へ置き換えない．記述的な結果を整理する段階と，方策を新しい対象で検証する段階を区別すること自体が，結果を過大解釈しないための研究設計である．</w:t>
-      </w:r>
-    </w:p>
-    <w:p>
-      <w:pPr>
-        <w:pStyle w:val="Heading2"/>
-      </w:pPr>
-      <w:r>
-        <w:t>用語と主張の範囲</w:t>
+        <w:t>最終成功率のみを用いると，初期から正しかったコードの割合と，初期に誤っていたコードを修正できた割合が混在する．初期性能が高いモデルは修正対象が少なく，初期性能が低いモデルは修正対象が多い．この違いを考慮せずに最終成功数を比べると，介入が働いた範囲を読み取りにくい．本研究は各組の初期判定を保存し，その初期失敗集合に対して修正後の成功を数えることで，修正が必要だった対象に対する成績を明示する．</w:t>
       </w:r>
     </w:p>
     <w:p>
@@ -2216,7 +2208,7 @@
           <w:color w:val="000000"/>
           <w:sz w:val="21"/>
         </w:rPr>
-        <w:t>本稿の「成功」はL3を満たすという操作的な意味で使用する．利用者のあらゆる意図を満たすことや，任意の量子入力に対して同じ算法を実装することを表す用語ではない．「失敗」はこの評価基準への未達を表し，モデルの一般的能力の欠如を意味しない．評価基準と用語を対応づけることにより，どの判断を機械的に検査し，どの判断を今後の検討に残しているかを区別する．</w:t>
+        <w:t>初期コードの共有は，比較の出発点を揃えるためにも必要である．別々の初期生成からRとFを始めた場合，R側の初期失敗が軽く，F側の初期失敗が重い可能性を排除できない．本研究ではモデル・タスク・seedで識別される初期組を基準に，R/F/Dの最初のコードと判定を一致させる．この対応づけは比較の解釈を助けるが，後続生成の乱数や入力長，実行時期まで等しくするものではない．共有初期は比較の必要な条件の一つであり，単独で因果推論を成立させる条件ではない．</w:t>
       </w:r>
     </w:p>
     <w:p>
@@ -2231,7 +2223,7 @@
           <w:color w:val="000000"/>
           <w:sz w:val="21"/>
         </w:rPr>
-        <w:t>「救済」は，同じ初期失敗コードをR/F/Dで修正し，最終的にL3へ到達した場合に用いる．B4の成功は，初期組を共有するものの失敗コード自体を修正しないため，「独立再生成による追加成功」とする．Pでは初期コードを共有しない独立1回生成の成績を，Bとの対応で記述する．これらは最終成功という同じ判定を利用していても，出力を得る手続きが異なる．</w:t>
+        <w:t>また，同じ数の失敗を救済したとしても，その集合が一致するとは限らない．二つの条件がそれぞれ多くを救済しても，片方だけが救済できる対象があれば，実行前にどちらを選ぶかという問題が残る．反対に，成功対象がほぼ重なるのであれば，追加計算コストや実装の簡単さを重視できる可能性がある．本研究では数と集合の両面を扱い，単一の順位表では捉えにくい介入間の関係を記述する．</w:t>
       </w:r>
     </w:p>
     <w:p>
@@ -2246,15 +2238,7 @@
           <w:color w:val="000000"/>
           <w:sz w:val="21"/>
         </w:rPr>
-        <w:t>「コスト」は，ここでは主にモデル要求に記録されたtokensと生成要求時間を指す．利用者の読解時間，電力，実行装置の償却，金銭単価は測定していない．追加tokensが少ないという観測を，人間の総作業量が同じ割合だけ減ったという主張に置き換えない．同様に，「介入効果」という表現を用いる箇所でも，原則として対応づけた観測上の変化を指し，無作為化比較によって特定された因果効果とは区別する．</w:t>
-      </w:r>
-    </w:p>
-    <w:p>
-      <w:pPr>
-        <w:pStyle w:val="Heading1"/>
-      </w:pPr>
-      <w:r>
-        <w:t>関連研究</w:t>
+        <w:t>本研究の実証的貢献は，選択方策の完成ではなく，選択方策を設計する前に必要な観測単位を整えた点にある．初期失敗，修正履歴，最終成功，追加計算コストを初期組へ結び付けることで，後から条件の選び方を検討するための根拠を残す．この段階の知見を，そのまま実運用における最適な規則へ置き換えない．記述的な結果を整理する段階と，方策を新しい対象で検証する段階を区別すること自体が，結果を過大解釈しないための研究設計である．</w:t>
       </w:r>
     </w:p>
     <w:p>
@@ -2262,7 +2246,7 @@
         <w:pStyle w:val="Heading2"/>
       </w:pPr>
       <w:r>
-        <w:t>自己フィードバックによる修正</w:t>
+        <w:t>用語と主張の範囲</w:t>
       </w:r>
     </w:p>
     <w:p>
@@ -2277,7 +2261,7 @@
           <w:color w:val="000000"/>
           <w:sz w:val="21"/>
         </w:rPr>
-        <w:t>Self-Refine [1] は，同じLLMによる生成，フィードバック，修正の反復を扱う．本研究のRは，前回コードと課題仕様を与えて自己点検を求める条件であり，外部評価の診断内容を与えない．自己点検だけで救済できる範囲を確認する比較条件として用いる．</w:t>
+        <w:t>本稿の「成功」はL3を満たすという操作的な意味で使用する．利用者のあらゆる意図を満たすことや，任意の量子入力に対して同じ算法を実装することを表す用語ではない．「失敗」はこの評価基準への未達を表し，モデルの一般的能力の欠如を意味しない．評価基準と用語を対応づけることにより，どの判断を機械的に検査し，どの判断を今後の検討に残しているかを区別する．</w:t>
       </w:r>
     </w:p>
     <w:p>
@@ -2292,15 +2276,7 @@
           <w:color w:val="000000"/>
           <w:sz w:val="21"/>
         </w:rPr>
-        <w:t>原論文と本実装ではプロンプト構成，対象課題，出力制約，モデルが異なる．したがって本研究のRの結果を，原論文の手法全体の性能と同一視しない．先行研究は設計の背景であり，完全再現実験として扱わない．</w:t>
-      </w:r>
-    </w:p>
-    <w:p>
-      <w:pPr>
-        <w:pStyle w:val="Heading2"/>
-      </w:pPr>
-      <w:r>
-        <w:t>実行結果と自己デバッグ</w:t>
+        <w:t>「救済」は，同じ初期失敗コードをR/F/Dで修正し，最終的にL3へ到達した場合に用いる．B4の成功は，初期組を共有するものの失敗コード自体を修正しないため，「独立再生成による追加成功」とする．Pでは初期コードを共有しない独立1回生成の成績を，Bとの対応で記述する．これらは最終成功という同じ判定を利用していても，出力を得る手続きが異なる．</w:t>
       </w:r>
     </w:p>
     <w:p>
@@ -2315,7 +2291,23 @@
           <w:color w:val="000000"/>
           <w:sz w:val="21"/>
         </w:rPr>
-        <w:t>Self-Debugging [2] は，生成コードの説明や実行結果の検討を用いた自己デバッグを扱う．本研究ではFを実行ベースの診断を用いる条件，Dを同じ評価方式に基づく診断に加えて説明・原因分析・修正の順序を促す条件として実装した．Dの追加指示と出力長の違いを含めて観測する．</w:t>
+        <w:t>「コスト」は，ここでは主にモデル要求に記録されたtokensと生成要求時間を指す．利用者の読解時間，電力，実行装置の償却，金銭単価は測定していない．追加tokensが少ないという観測を，人間の総作業量が同じ割合だけ減ったという主張に置き換えない．同様に，「介入効果」という表現を用いる箇所でも，原則として対応づけた観測上の変化を指し，無作為化比較によって特定された因果効果とは区別する．</w:t>
+      </w:r>
+    </w:p>
+    <w:p>
+      <w:pPr>
+        <w:pStyle w:val="Heading1"/>
+      </w:pPr>
+      <w:r>
+        <w:t>関連研究</w:t>
+      </w:r>
+    </w:p>
+    <w:p>
+      <w:pPr>
+        <w:pStyle w:val="Heading2"/>
+      </w:pPr>
+      <w:r>
+        <w:t>自己フィードバックによる修正</w:t>
       </w:r>
     </w:p>
     <w:p>
@@ -2330,15 +2322,7 @@
           <w:color w:val="000000"/>
           <w:sz w:val="21"/>
         </w:rPr>
-        <w:t>Dは説明と原因分析を修正版コード先頭のコメントに残す実装である．モデルが内部でどのように推論したかは測定していない．Dで救済されたという事実だけから，説明が正しかった，あるいは説明そのものが成功原因だったとは判断できない．</w:t>
-      </w:r>
-    </w:p>
-    <w:p>
-      <w:pPr>
-        <w:pStyle w:val="Heading2"/>
-      </w:pPr>
-      <w:r>
-        <w:t>量子回路コードで確認する対象</w:t>
+        <w:t>Self-Refine [1] は，同じLLMによる生成，フィードバック，修正の反復を扱う．本研究のRは，前回コードと課題仕様を与えて自己点検を求める条件であり，外部評価の診断内容を与えない．自己点検だけで救済できる範囲を確認する比較条件として用いる．</w:t>
       </w:r>
     </w:p>
     <w:p>
@@ -2353,7 +2337,68 @@
           <w:color w:val="000000"/>
           <w:sz w:val="21"/>
         </w:rPr>
-        <w:t>本研究は，回路を返す関数の存在，回路の構築と評価処理，指定入力の期待状態または分布，所定の構造要件を区別する．量子回路では，実行可能性と期待出力への適合は別の性質である．測定分布が一致しても，全入力で同じアルゴリズムを実装している保証にはならない．</w:t>
+        <w:t>原論文と本実装ではプロンプト構成，対象課題，出力制約，モデルが異なる．したがって本研究のRの結果を，原論文の手法全体の性能と同一視しない．先行研究は設計の背景であり，完全再現実験として扱わない．</w:t>
+      </w:r>
+    </w:p>
+    <w:p>
+      <w:pPr>
+        <w:pStyle w:val="Heading2"/>
+      </w:pPr>
+      <w:r>
+        <w:t>実行結果と自己デバッグ</w:t>
+      </w:r>
+    </w:p>
+    <w:p>
+      <w:pPr>
+        <w:widowControl/>
+        <w:jc w:val="left"/>
+      </w:pPr>
+      <w:r>
+        <w:rPr>
+          <w:rFonts w:ascii="Century" w:hAnsi="Century" w:cs="Century" w:eastAsia="MS 明朝"/>
+          <w:b w:val="0"/>
+          <w:color w:val="000000"/>
+          <w:sz w:val="21"/>
+        </w:rPr>
+        <w:t>Self-Debugging [2] は，生成コードの説明や実行結果の検討を用いた自己デバッグを扱う．本研究ではFを実行ベースの診断を用いる条件，Dを同じ評価方式に基づく診断に加えて説明・原因分析・修正の順序を促す条件として実装した．Dの追加指示と出力長の違いを含めて観測する．</w:t>
+      </w:r>
+    </w:p>
+    <w:p>
+      <w:pPr>
+        <w:widowControl/>
+        <w:jc w:val="left"/>
+      </w:pPr>
+      <w:r>
+        <w:rPr>
+          <w:rFonts w:ascii="Century" w:hAnsi="Century" w:cs="Century" w:eastAsia="MS 明朝"/>
+          <w:b w:val="0"/>
+          <w:color w:val="000000"/>
+          <w:sz w:val="21"/>
+        </w:rPr>
+        <w:t>Dは説明と原因分析を修正版コード先頭のコメントに残す実装である．モデルが内部でどのように推論したかは測定していない．Dで救済されたという事実だけから，説明が正しかった，あるいは説明そのものが成功原因だったとは判断できない．</w:t>
+      </w:r>
+    </w:p>
+    <w:p>
+      <w:pPr>
+        <w:pStyle w:val="Heading2"/>
+      </w:pPr>
+      <w:r>
+        <w:t>量子回路コードで確認する対象</w:t>
+      </w:r>
+    </w:p>
+    <w:p>
+      <w:pPr>
+        <w:widowControl/>
+        <w:jc w:val="left"/>
+      </w:pPr>
+      <w:r>
+        <w:rPr>
+          <w:rFonts w:ascii="Century" w:hAnsi="Century" w:cs="Century" w:eastAsia="MS 明朝"/>
+          <w:b w:val="0"/>
+          <w:color w:val="000000"/>
+          <w:sz w:val="21"/>
+        </w:rPr>
+        <w:t>本研究は，回路を返す関数の存在，回路の構築と評価処理，指定入力の期待状態または分布，所定の構造要件を区別する．量子回路では，実行可能性と期待出力への適合は別の性質である．</w:t>
       </w:r>
     </w:p>
     <w:p>
@@ -5645,7 +5690,7 @@
           <w:color w:val="000000"/>
           <w:sz w:val="21"/>
         </w:rPr>
-        <w:t>に，全1,000初期組に対するB・P・R・F・D・B4の最終L3成功率を示す．Bは初回生成のみの基準条件，Pは生成前注意事項を加えた独立生成である．R/F/DはBの初期失敗コードを修正し，B4はBの初期コードを共有したうえで，前回コードや診断を与えず再生成する．この比較は全対象で最終的にL3を満たした割合を示し，初期成功の保持も含む．</w:t>
+        <w:t>に，全1,000初期組に対するB・P・R・F・D・B4の最終L3成功率を示す．Bは初回生成のみの基準条件，Pは生成前注意事項を加えた独立生成である．R/F/DはBの初期失敗コードを修正し，B4はBの初期コードを共有したうえで，前回コードや診断を与えず再生成する．まず全対象の最終的な到達状況を比較し，次に初期成功の保持を除いて，失敗後の修正・再生成による追加成功を比較する．</w:t>
       </w:r>
     </w:p>
     <w:p>
@@ -6713,7 +6758,7 @@
           <w:color w:val="000000"/>
           <w:sz w:val="21"/>
         </w:rPr>
-        <w:t>救済率と最終成功率では分母と分子が異なる．例えばFの救済率33.6%は初期失敗545組中183組の成功を表し，最終成功率63.8%は初期成功455組の保持を加えた638/1,000組を表す．表の追加成功数に初期成功を含めないことで，修正・再生成が新たに成功へ導いた範囲を明確にする．退行0は初期成功を保持し，成功時に停止する設計による．</w:t>
+        <w:t>救済率と最終成功率では分母と分子が異なる．例えばFの救済率33.6%は初期失敗545組中183組の成功を表し，最終成功率63.8%は初期成功455組の保持を加えた638/1,000組を表す．表の追加成功数に初期成功を含めないことで，修正・再生成が新たに成功へ導いた範囲を明確にする．</w:t>
       </w:r>
     </w:p>
     <w:p>
@@ -6811,10 +6856,10 @@
         <w:tblLook w:firstColumn="1" w:firstRow="1" w:lastColumn="0" w:lastRow="0" w:noHBand="0" w:noVBand="1" w:val="04A0"/>
       </w:tblPr>
       <w:tblGrid>
-        <w:gridCol w:w="1020"/>
-        <w:gridCol w:w="2041"/>
-        <w:gridCol w:w="2041"/>
-        <w:gridCol w:w="3969"/>
+        <w:gridCol w:w="1134"/>
+        <w:gridCol w:w="2494"/>
+        <w:gridCol w:w="2494"/>
+        <w:gridCol w:w="2948"/>
       </w:tblGrid>
       <w:tr>
         <w:trPr>
@@ -6823,7 +6868,7 @@
         </w:trPr>
         <w:tc>
           <w:tcPr>
-            <w:tcW w:type="dxa" w:w="1020"/>
+            <w:tcW w:type="dxa" w:w="1134"/>
             <w:tcBorders>
               <w:top w:val="single" w:sz="4"/>
               <w:bottom w:val="single" w:sz="4"/>
@@ -6849,7 +6894,7 @@
         </w:tc>
         <w:tc>
           <w:tcPr>
-            <w:tcW w:type="dxa" w:w="2041"/>
+            <w:tcW w:type="dxa" w:w="2494"/>
             <w:tcBorders>
               <w:top w:val="single" w:sz="4"/>
               <w:bottom w:val="single" w:sz="4"/>
@@ -6869,13 +6914,13 @@
                 <w:color w:val="000000"/>
                 <w:sz w:val="21"/>
               </w:rPr>
-              <w:t>追加成功</w:t>
+              <w:t>初期失敗数</w:t>
             </w:r>
           </w:p>
         </w:tc>
         <w:tc>
           <w:tcPr>
-            <w:tcW w:type="dxa" w:w="2041"/>
+            <w:tcW w:type="dxa" w:w="2494"/>
             <w:tcBorders>
               <w:top w:val="single" w:sz="4"/>
               <w:bottom w:val="single" w:sz="4"/>
@@ -6895,13 +6940,13 @@
                 <w:color w:val="000000"/>
                 <w:sz w:val="21"/>
               </w:rPr>
-              <w:t>率</w:t>
+              <w:t>追加成功数</w:t>
             </w:r>
           </w:p>
         </w:tc>
         <w:tc>
           <w:tcPr>
-            <w:tcW w:type="dxa" w:w="3969"/>
+            <w:tcW w:type="dxa" w:w="2948"/>
             <w:tcBorders>
               <w:top w:val="single" w:sz="4"/>
               <w:bottom w:val="single" w:sz="4"/>
@@ -6921,7 +6966,7 @@
                 <w:color w:val="000000"/>
                 <w:sz w:val="21"/>
               </w:rPr>
-              <w:t>最終成功／1,000</w:t>
+              <w:t>追加成功率</w:t>
             </w:r>
           </w:p>
         </w:tc>
@@ -6932,7 +6977,7 @@
         </w:trPr>
         <w:tc>
           <w:tcPr>
-            <w:tcW w:type="dxa" w:w="1020"/>
+            <w:tcW w:type="dxa" w:w="1134"/>
             <w:tcBorders/>
           </w:tcPr>
           <w:p>
@@ -6955,7 +7000,30 @@
         </w:tc>
         <w:tc>
           <w:tcPr>
-            <w:tcW w:type="dxa" w:w="2041"/>
+            <w:tcW w:type="dxa" w:w="2494"/>
+            <w:tcBorders/>
+          </w:tcPr>
+          <w:p>
+            <w:pPr>
+              <w:keepNext/>
+              <w:keepLines/>
+              <w:spacing w:after="20" w:before="20" w:line="250" w:lineRule="exact"/>
+              <w:jc w:val="right"/>
+            </w:pPr>
+            <w:r>
+              <w:rPr>
+                <w:rFonts w:ascii="Century" w:hAnsi="Century" w:cs="Century" w:eastAsia="MS 明朝"/>
+                <w:b w:val="0"/>
+                <w:color w:val="000000"/>
+                <w:sz w:val="21"/>
+              </w:rPr>
+              <w:t>545</w:t>
+            </w:r>
+          </w:p>
+        </w:tc>
+        <w:tc>
+          <w:tcPr>
+            <w:tcW w:type="dxa" w:w="2494"/>
             <w:tcBorders/>
           </w:tcPr>
           <w:p>
@@ -6978,7 +7046,7 @@
         </w:tc>
         <w:tc>
           <w:tcPr>
-            <w:tcW w:type="dxa" w:w="2041"/>
+            <w:tcW w:type="dxa" w:w="2948"/>
             <w:tcBorders/>
           </w:tcPr>
           <w:p>
@@ -6999,29 +7067,6 @@
             </w:r>
           </w:p>
         </w:tc>
-        <w:tc>
-          <w:tcPr>
-            <w:tcW w:type="dxa" w:w="3969"/>
-            <w:tcBorders/>
-          </w:tcPr>
-          <w:p>
-            <w:pPr>
-              <w:keepNext/>
-              <w:keepLines/>
-              <w:spacing w:after="20" w:before="20" w:line="250" w:lineRule="exact"/>
-              <w:jc w:val="right"/>
-            </w:pPr>
-            <w:r>
-              <w:rPr>
-                <w:rFonts w:ascii="Century" w:hAnsi="Century" w:cs="Century" w:eastAsia="MS 明朝"/>
-                <w:b w:val="0"/>
-                <w:color w:val="000000"/>
-                <w:sz w:val="21"/>
-              </w:rPr>
-              <w:t>551</w:t>
-            </w:r>
-          </w:p>
-        </w:tc>
       </w:tr>
       <w:tr>
         <w:trPr>
@@ -7029,7 +7074,7 @@
         </w:trPr>
         <w:tc>
           <w:tcPr>
-            <w:tcW w:type="dxa" w:w="1020"/>
+            <w:tcW w:type="dxa" w:w="1134"/>
             <w:tcBorders/>
           </w:tcPr>
           <w:p>
@@ -7052,7 +7097,30 @@
         </w:tc>
         <w:tc>
           <w:tcPr>
-            <w:tcW w:type="dxa" w:w="2041"/>
+            <w:tcW w:type="dxa" w:w="2494"/>
+            <w:tcBorders/>
+          </w:tcPr>
+          <w:p>
+            <w:pPr>
+              <w:keepNext/>
+              <w:keepLines/>
+              <w:spacing w:after="20" w:before="20" w:line="250" w:lineRule="exact"/>
+              <w:jc w:val="right"/>
+            </w:pPr>
+            <w:r>
+              <w:rPr>
+                <w:rFonts w:ascii="Century" w:hAnsi="Century" w:cs="Century" w:eastAsia="MS 明朝"/>
+                <w:b w:val="0"/>
+                <w:color w:val="000000"/>
+                <w:sz w:val="21"/>
+              </w:rPr>
+              <w:t>545</w:t>
+            </w:r>
+          </w:p>
+        </w:tc>
+        <w:tc>
+          <w:tcPr>
+            <w:tcW w:type="dxa" w:w="2494"/>
             <w:tcBorders/>
           </w:tcPr>
           <w:p>
@@ -7075,7 +7143,7 @@
         </w:tc>
         <w:tc>
           <w:tcPr>
-            <w:tcW w:type="dxa" w:w="2041"/>
+            <w:tcW w:type="dxa" w:w="2948"/>
             <w:tcBorders/>
           </w:tcPr>
           <w:p>
@@ -7096,29 +7164,6 @@
             </w:r>
           </w:p>
         </w:tc>
-        <w:tc>
-          <w:tcPr>
-            <w:tcW w:type="dxa" w:w="3969"/>
-            <w:tcBorders/>
-          </w:tcPr>
-          <w:p>
-            <w:pPr>
-              <w:keepNext/>
-              <w:keepLines/>
-              <w:spacing w:after="20" w:before="20" w:line="250" w:lineRule="exact"/>
-              <w:jc w:val="right"/>
-            </w:pPr>
-            <w:r>
-              <w:rPr>
-                <w:rFonts w:ascii="Century" w:hAnsi="Century" w:cs="Century" w:eastAsia="MS 明朝"/>
-                <w:b w:val="0"/>
-                <w:color w:val="000000"/>
-                <w:sz w:val="21"/>
-              </w:rPr>
-              <w:t>638</w:t>
-            </w:r>
-          </w:p>
-        </w:tc>
       </w:tr>
       <w:tr>
         <w:trPr>
@@ -7126,7 +7171,7 @@
         </w:trPr>
         <w:tc>
           <w:tcPr>
-            <w:tcW w:type="dxa" w:w="1020"/>
+            <w:tcW w:type="dxa" w:w="1134"/>
             <w:tcBorders/>
           </w:tcPr>
           <w:p>
@@ -7149,7 +7194,30 @@
         </w:tc>
         <w:tc>
           <w:tcPr>
-            <w:tcW w:type="dxa" w:w="2041"/>
+            <w:tcW w:type="dxa" w:w="2494"/>
+            <w:tcBorders/>
+          </w:tcPr>
+          <w:p>
+            <w:pPr>
+              <w:keepNext/>
+              <w:keepLines/>
+              <w:spacing w:after="20" w:before="20" w:line="250" w:lineRule="exact"/>
+              <w:jc w:val="right"/>
+            </w:pPr>
+            <w:r>
+              <w:rPr>
+                <w:rFonts w:ascii="Century" w:hAnsi="Century" w:cs="Century" w:eastAsia="MS 明朝"/>
+                <w:b w:val="0"/>
+                <w:color w:val="000000"/>
+                <w:sz w:val="21"/>
+              </w:rPr>
+              <w:t>545</w:t>
+            </w:r>
+          </w:p>
+        </w:tc>
+        <w:tc>
+          <w:tcPr>
+            <w:tcW w:type="dxa" w:w="2494"/>
             <w:tcBorders/>
           </w:tcPr>
           <w:p>
@@ -7172,7 +7240,7 @@
         </w:tc>
         <w:tc>
           <w:tcPr>
-            <w:tcW w:type="dxa" w:w="2041"/>
+            <w:tcW w:type="dxa" w:w="2948"/>
             <w:tcBorders/>
           </w:tcPr>
           <w:p>
@@ -7193,29 +7261,6 @@
             </w:r>
           </w:p>
         </w:tc>
-        <w:tc>
-          <w:tcPr>
-            <w:tcW w:type="dxa" w:w="3969"/>
-            <w:tcBorders/>
-          </w:tcPr>
-          <w:p>
-            <w:pPr>
-              <w:keepNext/>
-              <w:keepLines/>
-              <w:spacing w:after="20" w:before="20" w:line="250" w:lineRule="exact"/>
-              <w:jc w:val="right"/>
-            </w:pPr>
-            <w:r>
-              <w:rPr>
-                <w:rFonts w:ascii="Century" w:hAnsi="Century" w:cs="Century" w:eastAsia="MS 明朝"/>
-                <w:b w:val="0"/>
-                <w:color w:val="000000"/>
-                <w:sz w:val="21"/>
-              </w:rPr>
-              <w:t>635</w:t>
-            </w:r>
-          </w:p>
-        </w:tc>
       </w:tr>
       <w:tr>
         <w:trPr>
@@ -7223,7 +7268,7 @@
         </w:trPr>
         <w:tc>
           <w:tcPr>
-            <w:tcW w:type="dxa" w:w="1020"/>
+            <w:tcW w:type="dxa" w:w="1134"/>
             <w:tcBorders>
               <w:bottom w:val="single" w:sz="4"/>
             </w:tcBorders>
@@ -7248,7 +7293,32 @@
         </w:tc>
         <w:tc>
           <w:tcPr>
-            <w:tcW w:type="dxa" w:w="2041"/>
+            <w:tcW w:type="dxa" w:w="2494"/>
+            <w:tcBorders>
+              <w:bottom w:val="single" w:sz="4"/>
+            </w:tcBorders>
+          </w:tcPr>
+          <w:p>
+            <w:pPr>
+              <w:keepNext w:val="0"/>
+              <w:keepLines/>
+              <w:spacing w:after="20" w:before="20" w:line="250" w:lineRule="exact"/>
+              <w:jc w:val="right"/>
+            </w:pPr>
+            <w:r>
+              <w:rPr>
+                <w:rFonts w:ascii="Century" w:hAnsi="Century" w:cs="Century" w:eastAsia="MS 明朝"/>
+                <w:b w:val="0"/>
+                <w:color w:val="000000"/>
+                <w:sz w:val="21"/>
+              </w:rPr>
+              <w:t>545</w:t>
+            </w:r>
+          </w:p>
+        </w:tc>
+        <w:tc>
+          <w:tcPr>
+            <w:tcW w:type="dxa" w:w="2494"/>
             <w:tcBorders>
               <w:bottom w:val="single" w:sz="4"/>
             </w:tcBorders>
@@ -7273,7 +7343,7 @@
         </w:tc>
         <w:tc>
           <w:tcPr>
-            <w:tcW w:type="dxa" w:w="2041"/>
+            <w:tcW w:type="dxa" w:w="2948"/>
             <w:tcBorders>
               <w:bottom w:val="single" w:sz="4"/>
             </w:tcBorders>
@@ -7293,31 +7363,6 @@
                 <w:sz w:val="21"/>
               </w:rPr>
               <w:t>39.8%</w:t>
-            </w:r>
-          </w:p>
-        </w:tc>
-        <w:tc>
-          <w:tcPr>
-            <w:tcW w:type="dxa" w:w="3969"/>
-            <w:tcBorders>
-              <w:bottom w:val="single" w:sz="4"/>
-            </w:tcBorders>
-          </w:tcPr>
-          <w:p>
-            <w:pPr>
-              <w:keepNext w:val="0"/>
-              <w:keepLines/>
-              <w:spacing w:after="20" w:before="20" w:line="250" w:lineRule="exact"/>
-              <w:jc w:val="right"/>
-            </w:pPr>
-            <w:r>
-              <w:rPr>
-                <w:rFonts w:ascii="Century" w:hAnsi="Century" w:cs="Century" w:eastAsia="MS 明朝"/>
-                <w:b w:val="0"/>
-                <w:color w:val="000000"/>
-                <w:sz w:val="21"/>
-              </w:rPr>
-              <w:t>672</w:t>
             </w:r>
           </w:p>
         </w:tc>
@@ -11917,7 +11962,7 @@
           <w:color w:val="000000"/>
           <w:sz w:val="21"/>
         </w:rPr>
-        <w:t>F/Dの和集合223組や，B4を含む和集合290組は，結果を見て定まる事後的な集合である．実行前の選択方策の成功数とは扱わない．また，複数箇所が同時に変更されるため，静的差分から成功原因を分離できない．本分析は対象の不一致と履歴の追跡可能性を示すものであり，量子論理の訂正や説明指示の因果的効果を証明するものではない．</w:t>
+        <w:t>F/Dの和集合223組や，B4を含む和集合290組は，結果を見て定まる事後的な集合である．実行前の選択方策の成功数とは扱わない．</w:t>
       </w:r>
     </w:p>
     <w:p>
@@ -13996,7 +14041,7 @@
           <w:color w:val="000000"/>
           <w:sz w:val="21"/>
         </w:rPr>
-        <w:t>Bは初回生成のみの基準条件，Pは生成前介入による独立生成である．R/F/Dは初期失敗コードを修正し，B4は前回コード・診断を使わず独立再生成する．本対象ではFとDがRより多くを救済し，B4ではさらに多くの初期失敗事例が追加でL3を達成した．このため，修正条件を単回生成だけと比べて，診断や前回コードの再利用が成功差の原因だったと結論することはできない．生成機会を増やすこと自体を対照に含める必要がある．一方，B4と修正条件には片側だけの成功が残り，最大の全体率を持つ条件が他条件を完全に置き換えるともいえない．</w:t>
+        <w:t>RQ1への回答．初期失敗545組に対する追加成功数はR96組，F183組，D180組，B4 217組であり，本対象ではB4が最多であった．このため，修正条件を単回生成だけと比べて，診断や前回コードの再利用が成功差の原因だったと結論することはできない．生成機会を増やすこと自体を対照に含める必要がある．一方，B4と修正条件には片側だけの成功が残り，最大の全体率を持つ条件が他条件を完全に置き換えるともいえない．</w:t>
       </w:r>
     </w:p>
     <w:p>
@@ -14011,7 +14056,7 @@
           <w:color w:val="000000"/>
           <w:sz w:val="21"/>
         </w:rPr>
-        <w:t>前回コードを再利用する修正には，既に正しかった部分を残すという設計上の意図がある．同時に，誤った構造を引き継ぐ可能性や，入力が長くなる影響も考えられる．これらは観測差を説明する仮説であり，今回分離して検証した機構ではない．独立再生成の追加成功が多かったという事実と，その理由を説明する候補を区別する必要がある．</w:t>
+        <w:t>前回コードの再利用は，正しい部分を残す一方で誤った構造を引き継ぎ，入力を長くする可能性もある．これらの影響は本研究では分離して検証していない．</w:t>
       </w:r>
     </w:p>
     <w:p>
@@ -14026,7 +14071,7 @@
           <w:color w:val="000000"/>
           <w:sz w:val="21"/>
         </w:rPr>
-        <w:t>FとDはどちらも診断を使うが，Dには説明・原因分析の指示とコメント出力が加わる．結果の差を説明行の存在だけに帰属できず，説明が妥当だったことや内部推論に忠実だったことも直接測定していない．成功数だけでなく対象が入れ替わった点は，介入の入力情報と対象の失敗構成を合わせて比較すべきことを示す．</w:t>
+        <w:t>RQ2への回答．F183組とD180組の救済数は近かったが，共通救済は140組，Fのみ43組，Dのみ40組であり，救済対象は一致しなかった．B4が失敗し，FまたはDが成功する対象もあるため，全体の追加成功数が最多の条件でも，他条件の成功対象をすべて含むわけではない．</w:t>
       </w:r>
     </w:p>
     <w:p>
@@ -14860,7 +14905,7 @@
           <w:color w:val="000000"/>
           <w:sz w:val="21"/>
         </w:rPr>
-        <w:t>この一覧は，本研究のモデル・タスク・生成上限と評価条件で観測した比較結果であり，最も高い率の条件を無条件に推奨する規則ではない．F/Dは同じ失敗コードを修正し，B4は課題仕様から独立再生成する．入力情報・要求数・seed・実行時期に差があり，診断提示の因果効果や未知の課題での優劣はこの表から判断できない．全体の追加計算コストは</w:t>
+        <w:t>この一覧は，本研究のモデル・タスク・生成上限と評価条件で観測した比較結果であり，最も高い率の条件を無条件に推奨する規則ではない．F/Dは同じ失敗コードを修正し，B4は課題仕様から独立再生成する．比較条件の違いは5.1節に述べたとおりであり，未知の課題での優劣はこの表から判断できない．全体の追加計算コストは</w:t>
       </w:r>
       <w:r>
         <w:rPr>
@@ -15084,7 +15129,7 @@
           <w:color w:val="000000"/>
           <w:sz w:val="21"/>
         </w:rPr>
-        <w:t>要求回数の上限を揃える比較と，tokens予算を揃える比較は異なる．前回コードや診断を含む条件は入力が長くなり得るため，同じ回数の要求を許しても資源配分は一致しない．本研究は生成機会の上限を対応づけた比較であり，同じtokens予算下の最適方策を直接測定したものではない．</w:t>
+        <w:t>RQ3への回答．未救済例への消費を含む追加tokens／救済の計算値はR18,852.6，F9,333.8，D10,976.6であった．3回目の修正ではF28組，D33組が追加救済された．追加計算コストと救済数は条件ごとに異なり，修正回数を減らす際には失われる救済も考慮する必要がある．</w:t>
       </w:r>
     </w:p>
     <w:p>
@@ -15099,7 +15144,7 @@
           <w:color w:val="000000"/>
           <w:sz w:val="21"/>
         </w:rPr>
-        <w:t>未成功例への消費を含めることで，成功した履歴だけを観察する場合には見えない負担を記録できた．ただし，未成功例への消費が大きくても，その対象を事前に識別できるとは限らない．停止方策には，実行前または途中で利用可能な特徴を用いる必要があり，最終結果を見た後の対象選別と区別する．</w:t>
+        <w:t>要求回数の上限を揃える比較と，tokens予算を揃える比較は異なる．前回コードや診断を含む条件は入力が長くなり得るため，同じ回数の要求を許しても資源配分は一致しない．本研究は生成機会の上限を対応づけた比較であり，同じtokens予算下の最適方策を直接測定したものではない．</w:t>
       </w:r>
     </w:p>
     <w:p>
@@ -15114,7 +15159,7 @@
           <w:color w:val="000000"/>
           <w:sz w:val="21"/>
         </w:rPr>
-        <w:t>3回目の寄与は，救済を失う割合と追加計算コストを同時に検討する材料になる．しかし，最初から短い上限を課す実験では出力や利用者の行動が変わり得る．失敗類型が変わらない場合の停止や，残予算に応じた停止を評価するには，その規則の下で到達可能な逐次経路を実際に生成する必要がある．保存履歴の接続だけで，新しい方策の成績を確定することはできない．</w:t>
+        <w:t>未成功例への消費を含めることで，成功した履歴だけを観察する場合には見えない負担を記録できた．ただし，未成功例への消費が大きくても，その対象を事前に識別できるとは限らない．停止方策には，実行前または途中で利用可能な特徴を用いる必要があり，最終結果を見た後の対象選別と区別する．</w:t>
       </w:r>
     </w:p>
     <w:p>
@@ -15129,15 +15174,7 @@
           <w:color w:val="000000"/>
           <w:sz w:val="21"/>
         </w:rPr>
-        <w:t>実運用で待機時間，tokens，成功数のどれを重視するかによっても，選択する条件は変わる．本研究は利用者の読解時間，電力，金銭単価，評価を含む全工程時間を測定していない．記録上のtokens差を総作業量や金銭費用の同率の削減と解釈せず，測定した資源の範囲に限定して報告する．</w:t>
-      </w:r>
-    </w:p>
-    <w:p>
-      <w:pPr>
-        <w:pStyle w:val="Heading2"/>
-      </w:pPr>
-      <w:r>
-        <w:t>妥当性と限界</w:t>
+        <w:t>3回目の寄与は，救済を失う割合と追加計算コストを同時に検討する材料になる．しかし，最初から短い上限を課す実験では出力や利用者の行動が変わり得る．失敗類型が変わらない場合の停止や，残予算に応じた停止を評価するには，その規則の下で到達可能な逐次経路を実際に生成する必要がある．保存履歴の接続だけで，新しい方策の成績を確定することはできない．</w:t>
       </w:r>
     </w:p>
     <w:p>
@@ -15152,7 +15189,15 @@
           <w:color w:val="000000"/>
           <w:sz w:val="21"/>
         </w:rPr>
-        <w:t>Pの注意事項には，量子ビット数と古典ビット数を一致させる指示が含まれる．一方，共通systemメッセージではbuild_circuit()内に測定操作を追加しないよう指示しており，課題によっては古典ビットを必要としない．両者は必ずしも論理矛盾ではないが，Pの一律の注意事項が課題仕様や共通指示と競合し，不要な古典ビットの追加を促す可能性がある．この指示が生成コードやPの成績に与える影響は分離して検証していない．したがって，Pの結果は付録8.3に示す注意事項の構成に依存する観測として扱い，予防的注意事項一般の有効性へは一般化しない．</w:t>
+        <w:t>実運用で待機時間，tokens，成功数のどれを重視するかによっても，選択する条件は変わる．本研究は利用者の読解時間，電力，金銭単価，評価を含む全工程時間を測定していない．記録上のtokens差を総作業量や金銭費用の同率の削減と解釈せず，測定した資源の範囲に限定して報告する．</w:t>
+      </w:r>
+    </w:p>
+    <w:p>
+      <w:pPr>
+        <w:pStyle w:val="Heading2"/>
+      </w:pPr>
+      <w:r>
+        <w:t>妥当性と限界</w:t>
       </w:r>
     </w:p>
     <w:p>
@@ -15167,7 +15212,7 @@
           <w:color w:val="000000"/>
           <w:sz w:val="21"/>
         </w:rPr>
-        <w:t>内的妥当性に関して，共有初期は初回生成の違いを抑えるが，入力長や指示，実行時期などの交絡は残る．初期性能が異なるモデルで残る失敗の構成も同じではない．R/F/Dには保存済みの生成履歴の前半部分と追試による後半部分が混在するため，一つの同時実験だったと表現しない．また，成功時停止後の品質変化は観測しておらず，退行0を自由な編集を続けても正しさを保つ保証と扱わない．</w:t>
+        <w:t>Pの注意事項には，量子ビット数と古典ビット数を一致させる指示が含まれる．一方，共通systemメッセージではbuild_circuit()内に測定操作を追加しないよう指示しており，課題によっては古典ビットを必要としない．両者は必ずしも論理矛盾ではないが，Pの一律の注意事項が課題仕様や共通指示と競合し，不要な古典ビットの追加を促す可能性がある．この指示が生成コードやPの成績に与える影響は分離して検証していない．したがって，Pの結果は付録8.3に示す注意事項の構成に依存する観測として扱い，予防的注意事項一般の有効性へは一般化しない．</w:t>
       </w:r>
     </w:p>
     <w:p>
@@ -15182,7 +15227,7 @@
           <w:color w:val="000000"/>
           <w:sz w:val="21"/>
         </w:rPr>
-        <w:t>構成概念妥当性に関して，L3は指定入力の出力と構造要件への適合である．任意入力の同値性，保守性，読みやすさ，実機での品質など，実用上の性質すべてを表す指標ではない．命令数の範囲も意味的な正しさを完全には特徴づけない．評価範囲を拡張する場合，保存コードの再採点と，変更後の診断による後続生成を区別する必要がある．</w:t>
+        <w:t>内的妥当性に関して，共有初期は初回生成の違いを抑えるが，入力長や指示，実行時期などの交絡は残る．初期性能が異なるモデルで残る失敗の構成も同じではない．R/F/Dには保存済みの生成履歴の前半部分と追試による後半部分が混在するため，一つの同時実験だったと表現しない．また，成功時停止後の品質変化は観測しておらず，退行0を自由な編集を続けても正しさを保つ保証と扱わない．</w:t>
       </w:r>
     </w:p>
     <w:p>
@@ -15197,7 +15242,7 @@
           <w:color w:val="000000"/>
           <w:sz w:val="21"/>
         </w:rPr>
-        <w:t>静的履歴分析は文字列上の変更領域を観察するもので，量子変換の意味的差を測定していない．ゲート名の増減から量子論理の訂正を認定できず，複数同時変更の寄与も分離できない．片側83組を全件確認したことは，その集合内で都合のよい事例だけを選ばなかったことを意味するが，全545組の変更頻度を推定する無作為標本ではない．</w:t>
+        <w:t>構成概念妥当性に関して，L3は指定入力の出力と構造要件への適合である．任意入力の同値性，保守性，読みやすさ，実機での品質など，実用上の性質すべてを表す指標ではない．命令数の範囲も意味的な正しさを完全には特徴づけない．評価範囲を拡張する場合，保存コードの再採点と，変更後の診断による後続生成を区別する必要がある．</w:t>
       </w:r>
     </w:p>
     <w:p>
@@ -15212,7 +15257,7 @@
           <w:color w:val="000000"/>
           <w:sz w:val="21"/>
         </w:rPr>
-        <w:t>外的妥当性に関して，5モデル・10タスクのbuild_circuit()生成は量子開発全体を代表しない．複数ファイル，大規模回路，ツール検索，実機ノイズなどは対象外である．タグ中の数値からパラメータ数や量子化の効果を分離して論じず，モデル・課題・生成上限・実行環境を含む観測として解釈する．有限shotsと測定seedへの依存も残る．</w:t>
+        <w:t>静的履歴分析は文字列上の変更領域を観察するもので，量子変換の意味的差を測定していない．ゲート名の増減から量子論理の訂正を認定できず，複数同時変更の寄与も分離できない．片側83組を全件確認したことは，その集合内で都合のよい事例だけを選ばなかったことを意味するが，全545組の変更頻度を推定する無作為標本ではない．</w:t>
       </w:r>
     </w:p>
     <w:p>
@@ -15227,15 +15272,7 @@
           <w:color w:val="000000"/>
           <w:sz w:val="21"/>
         </w:rPr>
-        <w:t>統計的解釈に関して，同じ初期組の複数条件，同じタスクの複数seedには依存がある．条件記録やroundを独立標本として数えない．本研究は件数，率，集合，消費の探索的な記述であり，有意差を検定していないことを「差がないと証明した」と言い換えない．多くの層別集計から選んだ規則を同じデータで評価すると楽観的になるため，探索と検証の集合を分ける必要がある．</w:t>
-      </w:r>
-    </w:p>
-    <w:p>
-      <w:pPr>
-        <w:pStyle w:val="Heading2"/>
-      </w:pPr>
-      <w:r>
-        <w:t>今後の検証計画</w:t>
+        <w:t>外的妥当性に関して，5モデル・10タスクのbuild_circuit()生成は量子開発全体を代表しない．複数ファイル，大規模回路，ツール検索，実機ノイズなどは対象外である．タグ中の数値からパラメータ数や量子化の効果を分離して論じず，モデル・課題・生成上限・実行環境を含む観測として解釈する．有限shotsと測定seedへの依存も残る．</w:t>
       </w:r>
     </w:p>
     <w:p>
@@ -15250,7 +15287,15 @@
           <w:color w:val="000000"/>
           <w:sz w:val="21"/>
         </w:rPr>
-        <w:t>第一に，介入選択に使う特徴を初期失敗分類やモデル，出力評価方式など介入選択時に得られる情報へ限定し，規則を事前固定する．候補規則を作る集合と検証する集合を分け，新しいseed・タスクで成功数と総追加計算コストを測定する．事後的な和集合を方策の成績とする比較から進むための計画である．</w:t>
+        <w:t>統計的解釈に関して，同じ初期組の複数条件，同じタスクの複数seedには依存がある．条件記録やroundを独立標本として数えない．本研究は件数，率，集合，消費の探索的な記述であり，有意差を検定していないことを「差がないと証明した」と言い換えない．多くの層別集計から選んだ規則を同じデータで評価すると楽観的になるため，探索と検証の集合を分ける必要がある．</w:t>
+      </w:r>
+    </w:p>
+    <w:p>
+      <w:pPr>
+        <w:pStyle w:val="Heading2"/>
+      </w:pPr>
+      <w:r>
+        <w:t>今後の検証計画</w:t>
       </w:r>
     </w:p>
     <w:p>
@@ -15265,7 +15310,7 @@
           <w:color w:val="000000"/>
           <w:sz w:val="21"/>
         </w:rPr>
-        <w:t>第二に，要求数上限だけでなく，入力と出力を含むtokens予算を揃えた比較を行う．失敗要求，再送，評価時間の扱いを先に定め，結果を見て有利な予算だけを主結果に選ばない．F/Dの比較では診断を合わせ，説明・原因分析の指示，出力コメント，入力長と生成上限を明示し，何を変えた実験なのかを限定する．</w:t>
+        <w:t>第一に，介入選択に使う特徴を初期失敗分類やモデル，出力評価方式など介入選択時に得られる情報へ限定し，規則を事前固定する．候補規則を作る集合と検証する集合を分け，新しいseed・タスクで成功数と総追加計算コストを測定する．事後的な和集合を方策の成績とする比較から進むための計画である．</w:t>
       </w:r>
     </w:p>
     <w:p>
@@ -15280,7 +15325,7 @@
           <w:color w:val="000000"/>
           <w:sz w:val="21"/>
         </w:rPr>
-        <w:t>第三に，固定回数，失敗分類の停滞，残予算などに基づく停止規則を比較する．各規則で到達履歴を生成し，停止で失った成功と節約した消費を同じ対象で測定する．保存履歴の打切り計算は設計の材料に用いるが，実際の方策検証の代わりにはしない．</w:t>
+        <w:t>第二に，要求数上限だけでなく，入力と出力を含むtokens予算を揃えた比較を行う．失敗要求，再送，評価時間の扱いを先に定め，結果を見て有利な予算だけを主結果に選ばない．F/Dの比較では診断を合わせ，説明・原因分析の指示，出力コメント，入力長と生成上限を明示し，何を変えた実験なのかを限定する．</w:t>
       </w:r>
     </w:p>
     <w:p>
@@ -15295,23 +15340,7 @@
           <w:color w:val="000000"/>
           <w:sz w:val="21"/>
         </w:rPr>
-        <w:t>第四に，測定seed，距離閾値，入力集合，生成上限を変え，成功集合と条件間の対応の安定性を確認する．評価変更が停止や診断に及ぶ範囲を監査し，再採点の感度分析と新評価下の生成実験を区別する．これらは未実施の検証計画である．</w:t>
-      </w:r>
-    </w:p>
-    <w:p>
-      <w:pPr>
-        <w:pStyle w:val="Heading1"/>
-      </w:pPr>
-      <w:r>
-        <w:t>おわりに</w:t>
-      </w:r>
-    </w:p>
-    <w:p>
-      <w:pPr>
-        <w:pStyle w:val="Heading2"/>
-      </w:pPr>
-      <w:r>
-        <w:t>研究成果</w:t>
+        <w:t>第三に，固定回数，失敗分類の停滞，残予算などに基づく停止規則を比較する．各規則で到達履歴を生成し，停止で失った成功と節約した消費を同じ対象で測定する．保存履歴の打切り計算は設計の材料に用いるが，実際の方策検証の代わりにはしない．</w:t>
       </w:r>
     </w:p>
     <w:p>
@@ -15326,7 +15355,23 @@
           <w:color w:val="000000"/>
           <w:sz w:val="21"/>
         </w:rPr>
-        <w:t>本研究は，量子回路コードの初期失敗に対する介入を，同じ初期コードからの救済数，成功対象，追加計算コストで比較した．初期失敗545組に対しR96組，F183組，D180組を救済した．F/Dの全体差は3組だが，片側だけが救済した83組があり，全体率の近さと成功集合の同一性は異なった．全片側履歴を静的に追跡した一方，変更の意味的寄与の分離は今後に残した．</w:t>
+        <w:t>第四に，測定seed，距離閾値，入力集合，生成上限を変え，成功集合と条件間の対応の安定性を確認する．評価変更が停止や診断に及ぶ範囲を監査し，再採点の感度分析と新評価下の生成実験を区別する．これらは未実施の検証計画である．</w:t>
+      </w:r>
+    </w:p>
+    <w:p>
+      <w:pPr>
+        <w:pStyle w:val="Heading1"/>
+      </w:pPr>
+      <w:r>
+        <w:t>おわりに</w:t>
+      </w:r>
+    </w:p>
+    <w:p>
+      <w:pPr>
+        <w:pStyle w:val="Heading2"/>
+      </w:pPr>
+      <w:r>
+        <w:t>研究成果</w:t>
       </w:r>
     </w:p>
     <w:p>
@@ -15341,7 +15386,22 @@
           <w:color w:val="000000"/>
           <w:sz w:val="21"/>
         </w:rPr>
-        <w:t>全1,000初期組の最終L3成功率はB45.5%，P47.3%，R55.1%，F63.8%，D63.5%，B4 67.2%であった．独立再生成B4は217組が追加成功し，F/Dだけが成功する対象も残った．この結果から，介入カタログには修正だけでなく独立再生成を含め，初期失敗の分母，入力情報，停止条件，失敗した生成要求の消費も含む追加計算コストを併記する必要がある．本研究では，介入選択方策を検証するための基礎資料として，観測された成功数，成功対象，追加計算コストとその適用範囲を整理した．</w:t>
+        <w:t>本研究は，量子回路コードの初期失敗に対する介入を，同じ初期コードからの救済数，成功対象，追加計算コストで比較した．初期失敗545組に対しR96組，F183組，D180組を救済した．F/Dの全体差は3組だが，片側だけが救済した83組があり，全体率の近さと成功集合の同一性は異なった．全片側履歴を静的に追跡した一方，変更の意味的寄与の分離は今後に残した．</w:t>
+      </w:r>
+    </w:p>
+    <w:p>
+      <w:pPr>
+        <w:widowControl/>
+        <w:jc w:val="left"/>
+      </w:pPr>
+      <w:r>
+        <w:rPr>
+          <w:rFonts w:ascii="Century" w:hAnsi="Century" w:cs="Century" w:eastAsia="MS 明朝"/>
+          <w:b w:val="0"/>
+          <w:color w:val="000000"/>
+          <w:sz w:val="21"/>
+        </w:rPr>
+        <w:t>全1,000初期組の最終L3成功率はB45.5%，P47.3%，R55.1%，F63.8%，D63.5%，B4 67.2%であった．独立再生成B4は217組が追加成功し，F/Dだけが成功する対象も残った．主要な初期失敗3類型（import失敗，回路構築失敗，出力不一致）について，初期失敗数とF/Dによる修正の救済率，B4による独立再生成の追加成功率を比較する介入カタログを作成した．これは観測結果を整理したものであり，自動選択方策の有効性を実証したものではない．</w:t>
       </w:r>
     </w:p>
     <w:p>

--- a/docs/graduation2026/thesis.docx
+++ b/docs/graduation2026/thesis.docx
@@ -15129,7 +15129,7 @@
           <w:color w:val="000000"/>
           <w:sz w:val="21"/>
         </w:rPr>
-        <w:t>RQ3への回答．未救済例への消費を含む追加tokens／救済の計算値はR18,852.6，F9,333.8，D10,976.6であった．3回目の修正ではF28組，D33組が追加救済された．追加計算コストと救済数は条件ごとに異なり，修正回数を減らす際には失われる救済も考慮する必要がある．</w:t>
+        <w:t>RQ3への回答．未救済例への消費を含む追加tokens／救済の計算値はR18,852.6，F9,333.8，D10,976.6であった．独立再生成B4の追加tokens／追加成功は4,589.0であり，未成功例への消費を含む総追加995,815 tokensを追加成功217組で割った値である．3回目の修正ではF28組，D33組が追加救済された．追加計算コストと救済数は条件ごとに異なり，修正回数を減らす際には失われる救済も考慮する必要がある．</w:t>
       </w:r>
     </w:p>
     <w:p>

--- a/docs/graduation2026/thesis.docx
+++ b/docs/graduation2026/thesis.docx
@@ -380,7 +380,7 @@
           <w:color w:val="000000"/>
           <w:sz w:val="18"/>
         </w:rPr>
-        <w:t>2.1 自己フィードバックによる修正</w:t>
+        <w:t>2.1 量子プログラミングとQiskit</w:t>
         <w:tab/>
         <w:t>7</w:t>
       </w:r>
@@ -400,7 +400,7 @@
           <w:color w:val="000000"/>
           <w:sz w:val="18"/>
         </w:rPr>
-        <w:t>2.2 実行結果と自己デバッグ</w:t>
+        <w:t>2.2 自己フィードバックによる修正</w:t>
         <w:tab/>
         <w:t>7</w:t>
       </w:r>
@@ -420,7 +420,7 @@
           <w:color w:val="000000"/>
           <w:sz w:val="18"/>
         </w:rPr>
-        <w:t>2.3 量子回路コードで確認する対象</w:t>
+        <w:t>2.3 実行結果と自己デバッグ</w:t>
         <w:tab/>
         <w:t>7</w:t>
       </w:r>
@@ -440,7 +440,7 @@
           <w:color w:val="000000"/>
           <w:sz w:val="18"/>
         </w:rPr>
-        <w:t>2.4 自己修正を評価する際の外部情報の役割</w:t>
+        <w:t>2.4 量子回路コードで確認する対象</w:t>
         <w:tab/>
         <w:t>7</w:t>
       </w:r>
@@ -460,7 +460,7 @@
           <w:color w:val="000000"/>
           <w:sz w:val="18"/>
         </w:rPr>
-        <w:t>2.5 量子コード生成ベンチマークとの相違</w:t>
+        <w:t>2.5 自己修正を評価する際の外部情報の役割</w:t>
         <w:tab/>
         <w:t>7</w:t>
       </w:r>
@@ -480,7 +480,27 @@
           <w:color w:val="000000"/>
           <w:sz w:val="18"/>
         </w:rPr>
-        <w:t>2.6 反復生成と再生成対照の位置づけ</w:t>
+        <w:t>2.6 量子コード生成ベンチマークとの相違</w:t>
+        <w:tab/>
+        <w:t>8</w:t>
+      </w:r>
+    </w:p>
+    <w:p>
+      <w:pPr>
+        <w:tabs>
+          <w:tab w:pos="9581" w:val="right" w:leader="dot"/>
+        </w:tabs>
+        <w:spacing w:before="0" w:after="0" w:line="240" w:lineRule="auto"/>
+        <w:ind w:left="227"/>
+      </w:pPr>
+      <w:r>
+        <w:rPr>
+          <w:rFonts w:ascii="Century" w:hAnsi="Century" w:cs="Century" w:eastAsia="MS 明朝"/>
+          <w:b w:val="0"/>
+          <w:color w:val="000000"/>
+          <w:sz w:val="18"/>
+        </w:rPr>
+        <w:t>2.7 反復生成と再生成対照の位置づけ</w:t>
         <w:tab/>
         <w:t>8</w:t>
       </w:r>
@@ -2300,6 +2320,59 @@
       </w:pPr>
       <w:r>
         <w:t>関連研究</w:t>
+      </w:r>
+    </w:p>
+    <w:p>
+      <w:pPr>
+        <w:pStyle w:val="Heading2"/>
+      </w:pPr>
+      <w:r>
+        <w:t>量子プログラミングとQiskit</w:t>
+      </w:r>
+    </w:p>
+    <w:p>
+      <w:pPr>
+        <w:widowControl/>
+        <w:jc w:val="left"/>
+      </w:pPr>
+      <w:r>
+        <w:rPr>
+          <w:rFonts w:ascii="Century" w:hAnsi="Century" w:cs="Century" w:eastAsia="MS 明朝"/>
+          <w:b w:val="0"/>
+          <w:color w:val="000000"/>
+          <w:sz w:val="21"/>
+        </w:rPr>
+        <w:t>Qiskitは，Pythonを用いて量子回路を記述するためのソフトウェア開発キット（SDK）である．量子回路は，量子ビットと，それらに適用するゲートや測定などの命令から構成される．QiskitではQuantumCircuitクラスを用いて回路を表し，量子ビット数などを指定して作成した回路へ命令を追加する．例えば，hメソッドはアダマールゲートを，cxメソッドは制御Xゲートを追加する [8]．生成するコードには，Pythonとしての正しい記述に加え，課題に応じたゲートの選択と適用対象の指定が必要となる．</w:t>
+      </w:r>
+    </w:p>
+    <w:p>
+      <w:pPr>
+        <w:widowControl/>
+        <w:jc w:val="left"/>
+      </w:pPr>
+      <w:r>
+        <w:rPr>
+          <w:rFonts w:ascii="Century" w:hAnsi="Century" w:cs="Century" w:eastAsia="MS 明朝"/>
+          <w:b w:val="0"/>
+          <w:color w:val="000000"/>
+          <w:sz w:val="21"/>
+        </w:rPr>
+        <w:t>回路を記述することと，その回路を実行して結果を得ることは別の処理である．Qiskit Aerは量子回路のシミュレーションを行うためのソフトウェアであり，実機を用いずに回路の動作を調べる手段を提供する [9]．本研究では，LLMが生成したコードから回路を構築し，タスク仕様に応じて測定分布または状態ベクトルを期待出力と比較する．生成コードにはbuild_circuit()を定義してQuantumCircuitを返すことを求め，評価処理はハーネスが担当する．したがって，本研究の成功判定は実機上での動作を検証した結果ではない．</w:t>
+      </w:r>
+    </w:p>
+    <w:p>
+      <w:pPr>
+        <w:widowControl/>
+        <w:jc w:val="left"/>
+      </w:pPr>
+      <w:r>
+        <w:rPr>
+          <w:rFonts w:ascii="Century" w:hAnsi="Century" w:cs="Century" w:eastAsia="MS 明朝"/>
+          <w:b w:val="0"/>
+          <w:color w:val="000000"/>
+          <w:sz w:val="21"/>
+        </w:rPr>
+        <w:t>この構成では，必要なモジュールを読み込めないimport失敗，APIの使い方などにより回路を作れない回路構築失敗，回路を評価できても期待状態や分布を得られない出力不一致を区別できる．同じ量子コード生成の失敗でも，修正時に利用できる診断と，確認すべき内容は異なる．これらを区別したうえで，以下では自己フィードバック，実行診断，量子コード生成の評価に関する先行研究を整理する．</w:t>
       </w:r>
     </w:p>
     <w:p>
@@ -15577,7 +15650,37 @@
           <w:color w:val="000000"/>
           <w:sz w:val="21"/>
         </w:rPr>
-        <w:t>文献[1]，[2]，[4]〜[7]の書誌情報と本文で参照した主張の範囲は，原論文の公開ページで確認した．引用番号は本文の初出順である．文献[3]は本研究の一次資料で，集計時点・保存設定・検証記録を固定している．</w:t>
+        <w:t>[8] IBM Quantum：Construct circuits，IBM Quantum Documentation（2026年10月29日参照）．https://quantum.cloud.ibm.com/docs/en/guides/construct-circuits</w:t>
+      </w:r>
+    </w:p>
+    <w:p>
+      <w:pPr>
+        <w:widowControl/>
+        <w:jc w:val="left"/>
+      </w:pPr>
+      <w:r>
+        <w:rPr>
+          <w:rFonts w:ascii="Century" w:hAnsi="Century" w:cs="Century" w:eastAsia="MS 明朝"/>
+          <w:b w:val="0"/>
+          <w:color w:val="000000"/>
+          <w:sz w:val="21"/>
+        </w:rPr>
+        <w:t>[9] Qiskit Development Team：Qiskit Aer documentation（2026年10月29日参照）．https://qiskit.github.io/qiskit-aer/</w:t>
+      </w:r>
+    </w:p>
+    <w:p>
+      <w:pPr>
+        <w:widowControl/>
+        <w:jc w:val="left"/>
+      </w:pPr>
+      <w:r>
+        <w:rPr>
+          <w:rFonts w:ascii="Century" w:hAnsi="Century" w:cs="Century" w:eastAsia="MS 明朝"/>
+          <w:b w:val="0"/>
+          <w:color w:val="000000"/>
+          <w:sz w:val="21"/>
+        </w:rPr>
+        <w:t>文献[1]，[2]，[4]〜[7]の書誌情報と本文で参照した主張の範囲は，原論文の公開ページで確認した．文献[8]，[9]はQiskitとQiskit Aerの公式資料である．既存文献の引用番号を保持し，追加文献には末尾の番号を付した．文献[3]は本研究の一次資料で，集計時点・保存設定・検証記録を固定している．</w:t>
       </w:r>
     </w:p>
     <w:p>

--- a/docs/graduation2026/thesis.docx
+++ b/docs/graduation2026/thesis.docx
@@ -442,7 +442,7 @@
         </w:rPr>
         <w:t>2.4 量子回路コードで確認する対象</w:t>
         <w:tab/>
-        <w:t>7</w:t>
+        <w:t>8</w:t>
       </w:r>
     </w:p>
     <w:p>
@@ -462,7 +462,7 @@
         </w:rPr>
         <w:t>2.5 自己修正を評価する際の外部情報の役割</w:t>
         <w:tab/>
-        <w:t>7</w:t>
+        <w:t>8</w:t>
       </w:r>
     </w:p>
     <w:p>
@@ -522,7 +522,7 @@
         </w:rPr>
         <w:t>3 評価・実験方法</w:t>
         <w:tab/>
-        <w:t>9</w:t>
+        <w:t>10</w:t>
       </w:r>
     </w:p>
     <w:p>
@@ -542,7 +542,7 @@
         </w:rPr>
         <w:t>3.1 介入条件と評価指標</w:t>
         <w:tab/>
-        <w:t>9</w:t>
+        <w:t>10</w:t>
       </w:r>
     </w:p>
     <w:p>
@@ -562,7 +562,7 @@
         </w:rPr>
         <w:t>3.1.1 6条件と共有初期コード</w:t>
         <w:tab/>
-        <w:t>9</w:t>
+        <w:t>10</w:t>
       </w:r>
     </w:p>
     <w:p>
@@ -582,7 +582,7 @@
         </w:rPr>
         <w:t>3.1.2 独立再生成対照B4</w:t>
         <w:tab/>
-        <w:t>10</w:t>
+        <w:t>11</w:t>
       </w:r>
     </w:p>
     <w:p>
@@ -602,7 +602,7 @@
         </w:rPr>
         <w:t>3.1.3 L3と出力一致</w:t>
         <w:tab/>
-        <w:t>10</w:t>
+        <w:t>11</w:t>
       </w:r>
     </w:p>
     <w:p>
@@ -622,7 +622,7 @@
         </w:rPr>
         <w:t>3.1.4 救済・保持・独立生成の比較</w:t>
         <w:tab/>
-        <w:t>10</w:t>
+        <w:t>11</w:t>
       </w:r>
     </w:p>
     <w:p>
@@ -642,7 +642,7 @@
         </w:rPr>
         <w:t>3.1.5 量子状態・測定分布とコードの正しさ</w:t>
         <w:tab/>
-        <w:t>10</w:t>
+        <w:t>11</w:t>
       </w:r>
     </w:p>
     <w:p>
@@ -662,7 +662,7 @@
         </w:rPr>
         <w:t>3.1.6 段階評価を用いる理由と診断の情報量</w:t>
         <w:tab/>
-        <w:t>11</w:t>
+        <w:t>12</w:t>
       </w:r>
     </w:p>
     <w:p>
@@ -682,7 +682,7 @@
         </w:rPr>
         <w:t>3.1.7 出力距離・測定順序・構造要件の詳細</w:t>
         <w:tab/>
-        <w:t>11</w:t>
+        <w:t>12</w:t>
       </w:r>
     </w:p>
     <w:p>
@@ -702,7 +702,7 @@
         </w:rPr>
         <w:t>3.1.8 対応集合による指標の定義</w:t>
         <w:tab/>
-        <w:t>12</w:t>
+        <w:t>13</w:t>
       </w:r>
     </w:p>
     <w:p>
@@ -722,7 +722,7 @@
         </w:rPr>
         <w:t>3.2 実装と記録の検証</w:t>
         <w:tab/>
-        <w:t>12</w:t>
+        <w:t>13</w:t>
       </w:r>
     </w:p>
     <w:p>
@@ -742,7 +742,7 @@
         </w:rPr>
         <w:t>3.2.1 ハーネスの構成</w:t>
         <w:tab/>
-        <w:t>12</w:t>
+        <w:t>13</w:t>
       </w:r>
     </w:p>
     <w:p>
@@ -762,7 +762,7 @@
         </w:rPr>
         <w:t>3.2.2 失敗分類とモデル接続障害</w:t>
         <w:tab/>
-        <w:t>12</w:t>
+        <w:t>13</w:t>
       </w:r>
     </w:p>
     <w:p>
@@ -782,7 +782,7 @@
         </w:rPr>
         <w:t>3.2.3 到達履歴の再構成</w:t>
         <w:tab/>
-        <w:t>13</w:t>
+        <w:t>14</w:t>
       </w:r>
     </w:p>
     <w:p>
@@ -802,7 +802,7 @@
         </w:rPr>
         <w:t>3.2.4 集計の整合性と静的履歴分析</w:t>
         <w:tab/>
-        <w:t>13</w:t>
+        <w:t>14</w:t>
       </w:r>
     </w:p>
     <w:p>
@@ -822,7 +822,7 @@
         </w:rPr>
         <w:t>3.2.5 生成・評価・停止を結ぶ処理の流れ</w:t>
         <w:tab/>
-        <w:t>13</w:t>
+        <w:t>14</w:t>
       </w:r>
     </w:p>
     <w:p>
@@ -842,7 +842,7 @@
         </w:rPr>
         <w:t>3.2.6 履歴再構成における分岐と到達性</w:t>
         <w:tab/>
-        <w:t>13</w:t>
+        <w:t>14</w:t>
       </w:r>
     </w:p>
     <w:p>
@@ -862,7 +862,7 @@
         </w:rPr>
         <w:t>3.2.7 記録の検証と失敗の切り分け</w:t>
         <w:tab/>
-        <w:t>14</w:t>
+        <w:t>15</w:t>
       </w:r>
     </w:p>
     <w:p>
@@ -882,7 +882,7 @@
         </w:rPr>
         <w:t>3.2.8 静的履歴分析の観察単位</w:t>
         <w:tab/>
-        <w:t>14</w:t>
+        <w:t>15</w:t>
       </w:r>
     </w:p>
     <w:p>
@@ -902,7 +902,7 @@
         </w:rPr>
         <w:t>3.3 実験設定と出典</w:t>
         <w:tab/>
-        <w:t>15</w:t>
+        <w:t>16</w:t>
       </w:r>
     </w:p>
     <w:p>
@@ -922,7 +922,7 @@
         </w:rPr>
         <w:t>3.3.1 対象モデルと課題</w:t>
         <w:tab/>
-        <w:t>15</w:t>
+        <w:t>16</w:t>
       </w:r>
     </w:p>
     <w:p>
@@ -942,7 +942,7 @@
         </w:rPr>
         <w:t>3.3.2 生成条件と元実験の区別</w:t>
         <w:tab/>
-        <w:t>15</w:t>
+        <w:t>16</w:t>
       </w:r>
     </w:p>
     <w:p>
@@ -962,7 +962,7 @@
         </w:rPr>
         <w:t>3.3.3 追加コストと修正回数の集計方針</w:t>
         <w:tab/>
-        <w:t>15</w:t>
+        <w:t>16</w:t>
       </w:r>
     </w:p>
     <w:p>
@@ -982,7 +982,7 @@
         </w:rPr>
         <w:t>3.3.4 課題集合の役割と被覆範囲</w:t>
         <w:tab/>
-        <w:t>15</w:t>
+        <w:t>16</w:t>
       </w:r>
     </w:p>
     <w:p>
@@ -1002,7 +1002,7 @@
         </w:rPr>
         <w:t>3.3.5 生成設定を揃える意味と限界</w:t>
         <w:tab/>
-        <w:t>16</w:t>
+        <w:t>17</w:t>
       </w:r>
     </w:p>
     <w:p>
@@ -1022,7 +1022,7 @@
         </w:rPr>
         <w:t>3.3.6 分析対象と固定出典の範囲</w:t>
         <w:tab/>
-        <w:t>16</w:t>
+        <w:t>17</w:t>
       </w:r>
     </w:p>
     <w:p>
@@ -1042,7 +1042,7 @@
         </w:rPr>
         <w:t>4 結果</w:t>
         <w:tab/>
-        <w:t>17</w:t>
+        <w:t>18</w:t>
       </w:r>
     </w:p>
     <w:p>
@@ -1062,7 +1062,7 @@
         </w:rPr>
         <w:t>4.1 全体の結果と比較の前提</w:t>
         <w:tab/>
-        <w:t>17</w:t>
+        <w:t>18</w:t>
       </w:r>
     </w:p>
     <w:p>
@@ -1082,7 +1082,7 @@
         </w:rPr>
         <w:t>4.2 モデル別の結果</w:t>
         <w:tab/>
-        <w:t>18</w:t>
+        <w:t>19</w:t>
       </w:r>
     </w:p>
     <w:p>
@@ -1102,7 +1102,7 @@
         </w:rPr>
         <w:t>4.3 初期失敗類型別の結果</w:t>
         <w:tab/>
-        <w:t>19</w:t>
+        <w:t>20</w:t>
       </w:r>
     </w:p>
     <w:p>
@@ -1122,7 +1122,7 @@
         </w:rPr>
         <w:t>4.4 タスク・難度別の結果</w:t>
         <w:tab/>
-        <w:t>19</w:t>
+        <w:t>20</w:t>
       </w:r>
     </w:p>
     <w:p>
@@ -1142,7 +1142,7 @@
         </w:rPr>
         <w:t>4.5 成功対象の重なりと履歴分析</w:t>
         <w:tab/>
-        <w:t>20</w:t>
+        <w:t>21</w:t>
       </w:r>
     </w:p>
     <w:p>
@@ -1162,7 +1162,7 @@
         </w:rPr>
         <w:t>4.6 追加計算コストと停止回数</w:t>
         <w:tab/>
-        <w:t>21</w:t>
+        <w:t>22</w:t>
       </w:r>
     </w:p>
     <w:p>
@@ -1182,7 +1182,7 @@
         </w:rPr>
         <w:t>4.7 Pの独立生成としての比較</w:t>
         <w:tab/>
-        <w:t>22</w:t>
+        <w:t>23</w:t>
       </w:r>
     </w:p>
     <w:p>
@@ -1202,7 +1202,7 @@
         </w:rPr>
         <w:t>5 考察</w:t>
         <w:tab/>
-        <w:t>23</w:t>
+        <w:t>24</w:t>
       </w:r>
     </w:p>
     <w:p>
@@ -1222,7 +1222,7 @@
         </w:rPr>
         <w:t>5.1 修正と独立再生成の比較から得られる知見</w:t>
         <w:tab/>
-        <w:t>23</w:t>
+        <w:t>24</w:t>
       </w:r>
     </w:p>
     <w:p>
@@ -1242,7 +1242,7 @@
         </w:rPr>
         <w:t>5.2 介入カタログの構成と適用範囲</w:t>
         <w:tab/>
-        <w:t>23</w:t>
+        <w:t>24</w:t>
       </w:r>
     </w:p>
     <w:p>
@@ -1262,7 +1262,7 @@
         </w:rPr>
         <w:t>5.3 資源制約と停止方策への含意</w:t>
         <w:tab/>
-        <w:t>24</w:t>
+        <w:t>25</w:t>
       </w:r>
     </w:p>
     <w:p>
@@ -1282,7 +1282,7 @@
         </w:rPr>
         <w:t>5.4 妥当性と限界</w:t>
         <w:tab/>
-        <w:t>24</w:t>
+        <w:t>25</w:t>
       </w:r>
     </w:p>
     <w:p>
@@ -1302,7 +1302,7 @@
         </w:rPr>
         <w:t>5.5 今後の検証計画</w:t>
         <w:tab/>
-        <w:t>24</w:t>
+        <w:t>26</w:t>
       </w:r>
     </w:p>
     <w:p>
@@ -1322,7 +1322,7 @@
         </w:rPr>
         <w:t>6 おわりに</w:t>
         <w:tab/>
-        <w:t>26</w:t>
+        <w:t>27</w:t>
       </w:r>
     </w:p>
     <w:p>
@@ -1342,7 +1342,7 @@
         </w:rPr>
         <w:t>6.1 研究成果</w:t>
         <w:tab/>
-        <w:t>26</w:t>
+        <w:t>27</w:t>
       </w:r>
     </w:p>
     <w:p>
@@ -1362,7 +1362,7 @@
         </w:rPr>
         <w:t>6.2 今後の課題</w:t>
         <w:tab/>
-        <w:t>26</w:t>
+        <w:t>27</w:t>
       </w:r>
     </w:p>
     <w:p>
@@ -1382,7 +1382,7 @@
         </w:rPr>
         <w:t>7 参考文献</w:t>
         <w:tab/>
-        <w:t>27</w:t>
+        <w:t>28</w:t>
       </w:r>
     </w:p>
     <w:p>
@@ -1402,7 +1402,7 @@
         </w:rPr>
         <w:t>8 付録</w:t>
         <w:tab/>
-        <w:t>28</w:t>
+        <w:t>29</w:t>
       </w:r>
     </w:p>
     <w:p>
@@ -1422,7 +1422,7 @@
         </w:rPr>
         <w:t>8.1 出典と再現性</w:t>
         <w:tab/>
-        <w:t>28</w:t>
+        <w:t>29</w:t>
       </w:r>
     </w:p>
     <w:p>
@@ -1442,7 +1442,7 @@
         </w:rPr>
         <w:t>8.1.1 5モデル追加実験の保存設定</w:t>
         <w:tab/>
-        <w:t>28</w:t>
+        <w:t>29</w:t>
       </w:r>
     </w:p>
     <w:p>
@@ -1462,7 +1462,7 @@
         </w:rPr>
         <w:t>8.1.2 3モデル本実験の保存設定</w:t>
         <w:tab/>
-        <w:t>28</w:t>
+        <w:t>29</w:t>
       </w:r>
     </w:p>
     <w:p>
@@ -1482,7 +1482,7 @@
         </w:rPr>
         <w:t>8.1.3 2モデル補完実験の保存設定</w:t>
         <w:tab/>
-        <w:t>28</w:t>
+        <w:t>29</w:t>
       </w:r>
     </w:p>
     <w:p>
@@ -1502,7 +1502,7 @@
         </w:rPr>
         <w:t>8.1.4 固定集計と公開範囲</w:t>
         <w:tab/>
-        <w:t>28</w:t>
+        <w:t>29</w:t>
       </w:r>
     </w:p>
     <w:p>
@@ -1522,7 +1522,7 @@
         </w:rPr>
         <w:t>8.2 指標の読み方</w:t>
         <w:tab/>
-        <w:t>29</w:t>
+        <w:t>30</w:t>
       </w:r>
     </w:p>
     <w:p>
@@ -1542,7 +1542,7 @@
         </w:rPr>
         <w:t>8.2.1 集計単位</w:t>
         <w:tab/>
-        <w:t>29</w:t>
+        <w:t>30</w:t>
       </w:r>
     </w:p>
     <w:p>
@@ -1562,7 +1562,7 @@
         </w:rPr>
         <w:t>8.2.2 退行0の意味</w:t>
         <w:tab/>
-        <w:t>29</w:t>
+        <w:t>30</w:t>
       </w:r>
     </w:p>
     <w:p>
@@ -1582,7 +1582,7 @@
         </w:rPr>
         <w:t>8.2.3 静的変更の意味</w:t>
         <w:tab/>
-        <w:t>29</w:t>
+        <w:t>30</w:t>
       </w:r>
     </w:p>
     <w:p>
@@ -1602,7 +1602,7 @@
         </w:rPr>
         <w:t>8.2.4 コストの意味</w:t>
         <w:tab/>
-        <w:t>29</w:t>
+        <w:t>30</w:t>
       </w:r>
     </w:p>
     <w:p>
@@ -1622,7 +1622,7 @@
         </w:rPr>
         <w:t>8.3 実験プロンプト</w:t>
         <w:tab/>
-        <w:t>30</w:t>
+        <w:t>31</w:t>
       </w:r>
     </w:p>
     <w:p>
@@ -1642,7 +1642,7 @@
         </w:rPr>
         <w:t>8.3.1 共通systemメッセージ</w:t>
         <w:tab/>
-        <w:t>30</w:t>
+        <w:t>31</w:t>
       </w:r>
     </w:p>
     <w:p>
@@ -1662,7 +1662,7 @@
         </w:rPr>
         <w:t>8.3.2 課題仕様 T1_Bell</w:t>
         <w:tab/>
-        <w:t>30</w:t>
+        <w:t>31</w:t>
       </w:r>
     </w:p>
     <w:p>
@@ -1682,7 +1682,7 @@
         </w:rPr>
         <w:t>8.3.3 課題仕様 T2_GHZ</w:t>
         <w:tab/>
-        <w:t>30</w:t>
+        <w:t>31</w:t>
       </w:r>
     </w:p>
     <w:p>
@@ -1702,7 +1702,7 @@
         </w:rPr>
         <w:t>8.3.4 課題仕様 T3a_DJ_constant</w:t>
         <w:tab/>
-        <w:t>30</w:t>
+        <w:t>31</w:t>
       </w:r>
     </w:p>
     <w:p>
@@ -1722,7 +1722,7 @@
         </w:rPr>
         <w:t>8.3.5 課題仕様 T3b_DJ_balanced</w:t>
         <w:tab/>
-        <w:t>31</w:t>
+        <w:t>32</w:t>
       </w:r>
     </w:p>
     <w:p>
@@ -1742,7 +1742,7 @@
         </w:rPr>
         <w:t>8.3.6 課題仕様 T4_BV_011</w:t>
         <w:tab/>
-        <w:t>31</w:t>
+        <w:t>32</w:t>
       </w:r>
     </w:p>
     <w:p>
@@ -1762,7 +1762,7 @@
         </w:rPr>
         <w:t>8.3.7 課題仕様 T5_Grover_11</w:t>
         <w:tab/>
-        <w:t>31</w:t>
+        <w:t>32</w:t>
       </w:r>
     </w:p>
     <w:p>
@@ -1782,7 +1782,7 @@
         </w:rPr>
         <w:t>8.3.8 課題仕様 T6_QFT_001</w:t>
         <w:tab/>
-        <w:t>32</w:t>
+        <w:t>33</w:t>
       </w:r>
     </w:p>
     <w:p>
@@ -1802,7 +1802,7 @@
         </w:rPr>
         <w:t>8.3.9 課題仕様 T7_IQFT_001</w:t>
         <w:tab/>
-        <w:t>32</w:t>
+        <w:t>33</w:t>
       </w:r>
     </w:p>
     <w:p>
@@ -1822,7 +1822,7 @@
         </w:rPr>
         <w:t>8.3.10 課題仕様 T8_QPE_001</w:t>
         <w:tab/>
-        <w:t>32</w:t>
+        <w:t>33</w:t>
       </w:r>
     </w:p>
     <w:p>
@@ -1842,7 +1842,7 @@
         </w:rPr>
         <w:t>8.3.11 課題仕様 T9_Ansatz_001</w:t>
         <w:tab/>
-        <w:t>33</w:t>
+        <w:t>34</w:t>
       </w:r>
     </w:p>
     <w:p>
@@ -1862,7 +1862,7 @@
         </w:rPr>
         <w:t>8.3.12 修正テンプレート R：自己見直し</w:t>
         <w:tab/>
-        <w:t>33</w:t>
+        <w:t>34</w:t>
       </w:r>
     </w:p>
     <w:p>
@@ -1882,7 +1882,7 @@
         </w:rPr>
         <w:t>8.3.13 修正テンプレート F：実行結果提示</w:t>
         <w:tab/>
-        <w:t>33</w:t>
+        <w:t>34</w:t>
       </w:r>
     </w:p>
     <w:p>
@@ -1902,7 +1902,7 @@
         </w:rPr>
         <w:t>8.3.14 修正テンプレート D：自己デバッグ</w:t>
         <w:tab/>
-        <w:t>34</w:t>
+        <w:t>35</w:t>
       </w:r>
     </w:p>
     <w:p>
@@ -1922,7 +1922,7 @@
         </w:rPr>
         <w:t>8.3.15 Pの予防的注意事項</w:t>
         <w:tab/>
-        <w:t>34</w:t>
+        <w:t>35</w:t>
       </w:r>
       <w:r>
         <w:fldChar w:fldCharType="end"/>
@@ -2343,6 +2343,67 @@
           <w:sz w:val="21"/>
         </w:rPr>
         <w:t>Qiskitは，Pythonを用いて量子回路を記述するためのソフトウェア開発キット（SDK）である．量子回路は，量子ビットと，それらに適用するゲートや測定などの命令から構成される．QiskitではQuantumCircuitクラスを用いて回路を表し，量子ビット数などを指定して作成した回路へ命令を追加する．例えば，hメソッドはアダマールゲートを，cxメソッドは制御Xゲートを追加する [8]．生成するコードには，Pythonとしての正しい記述に加え，課題に応じたゲートの選択と適用対象の指定が必要となる．</w:t>
+      </w:r>
+    </w:p>
+    <w:p>
+      <w:pPr>
+        <w:keepNext/>
+        <w:widowControl/>
+        <w:jc w:val="left"/>
+      </w:pPr>
+      <w:r>
+        <w:rPr>
+          <w:rFonts w:ascii="Century" w:hAnsi="Century" w:cs="Century" w:eastAsia="MS 明朝"/>
+          <w:b w:val="0"/>
+          <w:color w:val="000000"/>
+          <w:sz w:val="21"/>
+        </w:rPr>
+        <w:t>具体例として，初期状態を00とする2量子ビットのBell状態を構築するコードを示す．量子ビット0へアダマールゲートを適用し，続いて量子ビット0を制御，量子ビット1を標的とする制御Xゲートを適用する．この回路を計算基底で測定すると，理想的には00と11がそれぞれ確率0.5で得られる．以下はT1の課題仕様に基づく説明用コードであり，モデルの生成結果の抜粋ではない．</w:t>
+      </w:r>
+    </w:p>
+    <w:p>
+      <w:pPr>
+        <w:keepNext/>
+        <w:keepLines/>
+        <w:widowControl/>
+        <w:jc w:val="left"/>
+      </w:pPr>
+      <w:r>
+        <w:rPr>
+          <w:rFonts w:ascii="Century" w:hAnsi="Century" w:cs="Century" w:eastAsia="MS 明朝"/>
+          <w:b w:val="0"/>
+          <w:color w:val="000000"/>
+          <w:sz w:val="21"/>
+        </w:rPr>
+        <w:t>コード例（Bell状態の回路構築）</w:t>
+        <w:br/>
+        <w:t>from qiskit import QuantumCircuit</w:t>
+        <w:br/>
+        <w:br/>
+        <w:t>def build_circuit() -&gt; QuantumCircuit:</w:t>
+        <w:br/>
+        <w:t xml:space="preserve">    qc = QuantumCircuit(2)</w:t>
+        <w:br/>
+        <w:t xml:space="preserve">    qc.h(0)</w:t>
+        <w:br/>
+        <w:t xml:space="preserve">    qc.cx(0, 1)</w:t>
+        <w:br/>
+        <w:t xml:space="preserve">    return qc</w:t>
+      </w:r>
+    </w:p>
+    <w:p>
+      <w:pPr>
+        <w:widowControl/>
+        <w:jc w:val="left"/>
+      </w:pPr>
+      <w:r>
+        <w:rPr>
+          <w:rFonts w:ascii="Century" w:hAnsi="Century" w:cs="Century" w:eastAsia="MS 明朝"/>
+          <w:b w:val="0"/>
+          <w:color w:val="000000"/>
+          <w:sz w:val="21"/>
+        </w:rPr>
+        <w:t>この関数は回路を返すだけで，測定やシミュレータの実行を含まない．本研究では測定を必要に応じて評価器側で追加し，課題仕様への適合を判定する．</w:t>
       </w:r>
     </w:p>
     <w:p>
@@ -14159,15 +14220,133 @@
           <w:color w:val="000000"/>
           <w:sz w:val="21"/>
         </w:rPr>
-        <w:t>共有初期と最大生成機会を揃えても，投入情報，tokens，seed規則，実行時期は一致しない．成功率の差を介入の因果効果と解釈しない．本研究の到達点は対象集合内の成績と成功対象の範囲の記述であり，一般的なモデル順位や未知タスクでの最適介入は確定していない．</w:t>
-      </w:r>
-    </w:p>
-    <w:p>
-      <w:pPr>
-        <w:pStyle w:val="Heading2"/>
-      </w:pPr>
-      <w:r>
-        <w:t>介入カタログの構成と適用範囲</w:t>
+        <w:t>さらに，モデル別・初期失敗類型別に見ると，追加成功数が最多となる条件は一律ではなかった．</w:t>
+      </w:r>
+      <w:r>
+        <w:rPr>
+          <w:rFonts w:ascii="Century" w:hAnsi="Century" w:cs="Century" w:eastAsia="MS 明朝"/>
+          <w:b w:val="0"/>
+          <w:color w:val="000000"/>
+          <w:sz w:val="21"/>
+        </w:rPr>
+        <w:t>表</w:t>
+      </w:r>
+      <w:r>
+        <w:rPr>
+          <w:rFonts w:ascii="Century" w:hAnsi="Century" w:cs="Century" w:eastAsia="MS 明朝"/>
+          <w:b w:val="0"/>
+          <w:color w:val="000000"/>
+          <w:sz w:val="21"/>
+        </w:rPr>
+        <w:fldChar w:fldCharType="begin"/>
+      </w:r>
+      <w:r>
+        <w:rPr>
+          <w:rFonts w:ascii="Century" w:hAnsi="Century" w:cs="Century" w:eastAsia="MS 明朝"/>
+          <w:b w:val="0"/>
+          <w:color w:val="000000"/>
+          <w:sz w:val="21"/>
+        </w:rPr>
+        <w:instrText xml:space="preserve"> REF Table5 \h </w:instrText>
+      </w:r>
+      <w:r>
+        <w:rPr>
+          <w:rFonts w:ascii="Century" w:hAnsi="Century" w:cs="Century" w:eastAsia="MS 明朝"/>
+          <w:b w:val="0"/>
+          <w:color w:val="000000"/>
+          <w:sz w:val="21"/>
+        </w:rPr>
+        <w:fldChar w:fldCharType="separate"/>
+      </w:r>
+      <w:r>
+        <w:rPr>
+          <w:rFonts w:ascii="Century" w:hAnsi="Century" w:cs="Century" w:eastAsia="MS 明朝"/>
+          <w:b w:val="0"/>
+          <w:color w:val="000000"/>
+          <w:sz w:val="21"/>
+        </w:rPr>
+        <w:t>5</w:t>
+      </w:r>
+      <w:r>
+        <w:rPr>
+          <w:rFonts w:ascii="Century" w:hAnsi="Century" w:cs="Century" w:eastAsia="MS 明朝"/>
+          <w:b w:val="0"/>
+          <w:color w:val="000000"/>
+          <w:sz w:val="21"/>
+        </w:rPr>
+        <w:fldChar w:fldCharType="end"/>
+      </w:r>
+      <w:r>
+        <w:rPr>
+          <w:rFonts w:ascii="Century" w:hAnsi="Century" w:cs="Century" w:eastAsia="MS 明朝"/>
+          <w:b w:val="0"/>
+          <w:color w:val="000000"/>
+          <w:sz w:val="21"/>
+        </w:rPr>
+        <w:t>ではQ4でDが90組と最多であり，他の4モデルではB4が最多であった．</w:t>
+      </w:r>
+      <w:r>
+        <w:rPr>
+          <w:rFonts w:ascii="Century" w:hAnsi="Century" w:cs="Century" w:eastAsia="MS 明朝"/>
+          <w:b w:val="0"/>
+          <w:color w:val="000000"/>
+          <w:sz w:val="21"/>
+        </w:rPr>
+        <w:t>表</w:t>
+      </w:r>
+      <w:r>
+        <w:rPr>
+          <w:rFonts w:ascii="Century" w:hAnsi="Century" w:cs="Century" w:eastAsia="MS 明朝"/>
+          <w:b w:val="0"/>
+          <w:color w:val="000000"/>
+          <w:sz w:val="21"/>
+        </w:rPr>
+        <w:fldChar w:fldCharType="begin"/>
+      </w:r>
+      <w:r>
+        <w:rPr>
+          <w:rFonts w:ascii="Century" w:hAnsi="Century" w:cs="Century" w:eastAsia="MS 明朝"/>
+          <w:b w:val="0"/>
+          <w:color w:val="000000"/>
+          <w:sz w:val="21"/>
+        </w:rPr>
+        <w:instrText xml:space="preserve"> REF Table6 \h </w:instrText>
+      </w:r>
+      <w:r>
+        <w:rPr>
+          <w:rFonts w:ascii="Century" w:hAnsi="Century" w:cs="Century" w:eastAsia="MS 明朝"/>
+          <w:b w:val="0"/>
+          <w:color w:val="000000"/>
+          <w:sz w:val="21"/>
+        </w:rPr>
+        <w:fldChar w:fldCharType="separate"/>
+      </w:r>
+      <w:r>
+        <w:rPr>
+          <w:rFonts w:ascii="Century" w:hAnsi="Century" w:cs="Century" w:eastAsia="MS 明朝"/>
+          <w:b w:val="0"/>
+          <w:color w:val="000000"/>
+          <w:sz w:val="21"/>
+        </w:rPr>
+        <w:t>6</w:t>
+      </w:r>
+      <w:r>
+        <w:rPr>
+          <w:rFonts w:ascii="Century" w:hAnsi="Century" w:cs="Century" w:eastAsia="MS 明朝"/>
+          <w:b w:val="0"/>
+          <w:color w:val="000000"/>
+          <w:sz w:val="21"/>
+        </w:rPr>
+        <w:fldChar w:fldCharType="end"/>
+      </w:r>
+      <w:r>
+        <w:rPr>
+          <w:rFonts w:ascii="Century" w:hAnsi="Century" w:cs="Century" w:eastAsia="MS 明朝"/>
+          <w:b w:val="0"/>
+          <w:color w:val="000000"/>
+          <w:sz w:val="21"/>
+        </w:rPr>
+        <w:t>ではimport失敗でDが72組，回路構築失敗と出力不一致ではB4がそれぞれ77組，46組と最多であった．この層別の違いと成功対象の不一致を合わせると，全体で最多のB4だけでは捉えられない修正条件の成功対象がある．本研究の知見は，全体成績，成功集合，失敗の特徴を対応づけて，修正と再生成の選択を検討する根拠を示した点にある．ただし，これらの観測から定めた選択方策が実際に成功数や資源効率を改善するかは未検証である．</w:t>
       </w:r>
     </w:p>
     <w:p>
@@ -14182,6 +14361,29 @@
           <w:color w:val="000000"/>
           <w:sz w:val="21"/>
         </w:rPr>
+        <w:t>共有初期と最大生成機会を揃えても，投入情報，tokens，seed規則，実行時期は一致しない．成功率の差を介入の因果効果と解釈しない．本研究の到達点は対象集合内の成績と成功対象の範囲の記述であり，一般的なモデル順位や未知タスクでの最適介入は確定していない．</w:t>
+      </w:r>
+    </w:p>
+    <w:p>
+      <w:pPr>
+        <w:pStyle w:val="Heading2"/>
+      </w:pPr>
+      <w:r>
+        <w:t>介入カタログの構成と適用範囲</w:t>
+      </w:r>
+    </w:p>
+    <w:p>
+      <w:pPr>
+        <w:widowControl/>
+        <w:jc w:val="left"/>
+      </w:pPr>
+      <w:r>
+        <w:rPr>
+          <w:rFonts w:ascii="Century" w:hAnsi="Century" w:cs="Century" w:eastAsia="MS 明朝"/>
+          <w:b w:val="0"/>
+          <w:color w:val="000000"/>
+          <w:sz w:val="21"/>
+        </w:rPr>
       </w:r>
       <w:r>
         <w:rPr>
@@ -14244,7 +14446,7 @@
           <w:color w:val="000000"/>
           <w:sz w:val="21"/>
         </w:rPr>
-        <w:t>に，</w:t>
+        <w:t>に，介入カタログに収録したimport失敗，回路構築失敗，出力不一致の3類型の観測率を示す．読込み，回路構築，出力評価という異なる失敗段階を比較するため，この3類型を取り上げる．件数上位3類型という意味ではなく，</w:t>
       </w:r>
       <w:r>
         <w:rPr>
@@ -14307,7 +14509,7 @@
           <w:color w:val="000000"/>
           <w:sz w:val="21"/>
         </w:rPr>
-        <w:t>と同じ初期失敗数を用いた介入カタログの抜粋を示す．初期失敗の多い3類型について，F/Dの救済率とB4の追加成功率を並べた．率は各条件の成功数を同じ類型の初期失敗数で割って算出し，条件間で初期対象を変えていない．他の類型の件数は</w:t>
+        <w:t>の構文誤り68組は出力不一致65組より多い．率は</w:t>
       </w:r>
       <w:r>
         <w:rPr>
@@ -14370,7 +14572,7 @@
           <w:color w:val="000000"/>
           <w:sz w:val="21"/>
         </w:rPr>
-        <w:t>を参照する．</w:t>
+        <w:t>と同じ類型の初期失敗数を分母とし，F/Dの救済数またはB4の追加成功数を割って算出した．条件間で初期対象を変えていない．</w:t>
       </w:r>
     </w:p>
     <w:p>
@@ -14443,7 +14645,7 @@
           <w:color w:val="000000"/>
           <w:sz w:val="21"/>
         </w:rPr>
-        <w:t xml:space="preserve"> 介入カタログの抜粋（主要3類型の観測率）</w:t>
+        <w:t xml:space="preserve"> 介入カタログ（収録3類型の観測率）</w:t>
       </w:r>
     </w:p>
     <w:tbl>
@@ -15056,7 +15258,133 @@
           <w:color w:val="000000"/>
           <w:sz w:val="21"/>
         </w:rPr>
-        <w:t>介入カタログには，失敗名と推奨条件だけでなく，対象モデル・課題・評価方式，初期失敗の定義，利用する入力情報，生成・停止条件，成功数と分母，失敗した生成要求の消費も含む追加計算コスト，検証状態と出典を記載する．同じimport失敗でも，SDKの版や利用可能なAPIが違えば本研究の結果をそのまま適用できない．適用範囲を追跡できることがカタログの基本となる．</w:t>
+        <w:t>本研究で作成した介入カタログは，初期失敗類型ごとに，対象数とF/D/B4の成功数・率を対応づけた観測結果の一覧である．intervention_catalog.csvは3類型を収録し，各行に分類キー，表示名，初期失敗数，F/D/B4の成功数と率の9項目を持つ．</w:t>
+      </w:r>
+      <w:r>
+        <w:rPr>
+          <w:rFonts w:ascii="Century" w:hAnsi="Century" w:cs="Century" w:eastAsia="MS 明朝"/>
+          <w:b w:val="0"/>
+          <w:color w:val="000000"/>
+          <w:sz w:val="21"/>
+        </w:rPr>
+        <w:t>表</w:t>
+      </w:r>
+      <w:r>
+        <w:rPr>
+          <w:rFonts w:ascii="Century" w:hAnsi="Century" w:cs="Century" w:eastAsia="MS 明朝"/>
+          <w:b w:val="0"/>
+          <w:color w:val="000000"/>
+          <w:sz w:val="21"/>
+        </w:rPr>
+        <w:fldChar w:fldCharType="begin"/>
+      </w:r>
+      <w:r>
+        <w:rPr>
+          <w:rFonts w:ascii="Century" w:hAnsi="Century" w:cs="Century" w:eastAsia="MS 明朝"/>
+          <w:b w:val="0"/>
+          <w:color w:val="000000"/>
+          <w:sz w:val="21"/>
+        </w:rPr>
+        <w:instrText xml:space="preserve"> REF Table11 \h </w:instrText>
+      </w:r>
+      <w:r>
+        <w:rPr>
+          <w:rFonts w:ascii="Century" w:hAnsi="Century" w:cs="Century" w:eastAsia="MS 明朝"/>
+          <w:b w:val="0"/>
+          <w:color w:val="000000"/>
+          <w:sz w:val="21"/>
+        </w:rPr>
+        <w:fldChar w:fldCharType="separate"/>
+      </w:r>
+      <w:r>
+        <w:rPr>
+          <w:rFonts w:ascii="Century" w:hAnsi="Century" w:cs="Century" w:eastAsia="MS 明朝"/>
+          <w:b w:val="0"/>
+          <w:color w:val="000000"/>
+          <w:sz w:val="21"/>
+        </w:rPr>
+        <w:t>11</w:t>
+      </w:r>
+      <w:r>
+        <w:rPr>
+          <w:rFonts w:ascii="Century" w:hAnsi="Century" w:cs="Century" w:eastAsia="MS 明朝"/>
+          <w:b w:val="0"/>
+          <w:color w:val="000000"/>
+          <w:sz w:val="21"/>
+        </w:rPr>
+        <w:fldChar w:fldCharType="end"/>
+      </w:r>
+      <w:r>
+        <w:rPr>
+          <w:rFonts w:ascii="Century" w:hAnsi="Century" w:cs="Century" w:eastAsia="MS 明朝"/>
+          <w:b w:val="0"/>
+          <w:color w:val="000000"/>
+          <w:sz w:val="21"/>
+        </w:rPr>
+        <w:t>はこのCSVの全3行について，表示名，初期失敗数，F/Dの救済率とB4の追加成功率を示したものである．全7類型の分母とR/F/D/B4の追加成功数は</w:t>
+      </w:r>
+      <w:r>
+        <w:rPr>
+          <w:rFonts w:ascii="Century" w:hAnsi="Century" w:cs="Century" w:eastAsia="MS 明朝"/>
+          <w:b w:val="0"/>
+          <w:color w:val="000000"/>
+          <w:sz w:val="21"/>
+        </w:rPr>
+        <w:t>表</w:t>
+      </w:r>
+      <w:r>
+        <w:rPr>
+          <w:rFonts w:ascii="Century" w:hAnsi="Century" w:cs="Century" w:eastAsia="MS 明朝"/>
+          <w:b w:val="0"/>
+          <w:color w:val="000000"/>
+          <w:sz w:val="21"/>
+        </w:rPr>
+        <w:fldChar w:fldCharType="begin"/>
+      </w:r>
+      <w:r>
+        <w:rPr>
+          <w:rFonts w:ascii="Century" w:hAnsi="Century" w:cs="Century" w:eastAsia="MS 明朝"/>
+          <w:b w:val="0"/>
+          <w:color w:val="000000"/>
+          <w:sz w:val="21"/>
+        </w:rPr>
+        <w:instrText xml:space="preserve"> REF Table6 \h </w:instrText>
+      </w:r>
+      <w:r>
+        <w:rPr>
+          <w:rFonts w:ascii="Century" w:hAnsi="Century" w:cs="Century" w:eastAsia="MS 明朝"/>
+          <w:b w:val="0"/>
+          <w:color w:val="000000"/>
+          <w:sz w:val="21"/>
+        </w:rPr>
+        <w:fldChar w:fldCharType="separate"/>
+      </w:r>
+      <w:r>
+        <w:rPr>
+          <w:rFonts w:ascii="Century" w:hAnsi="Century" w:cs="Century" w:eastAsia="MS 明朝"/>
+          <w:b w:val="0"/>
+          <w:color w:val="000000"/>
+          <w:sz w:val="21"/>
+        </w:rPr>
+        <w:t>6</w:t>
+      </w:r>
+      <w:r>
+        <w:rPr>
+          <w:rFonts w:ascii="Century" w:hAnsi="Century" w:cs="Century" w:eastAsia="MS 明朝"/>
+          <w:b w:val="0"/>
+          <w:color w:val="000000"/>
+          <w:sz w:val="21"/>
+        </w:rPr>
+        <w:fldChar w:fldCharType="end"/>
+      </w:r>
+      <w:r>
+        <w:rPr>
+          <w:rFonts w:ascii="Century" w:hAnsi="Century" w:cs="Century" w:eastAsia="MS 明朝"/>
+          <w:b w:val="0"/>
+          <w:color w:val="000000"/>
+          <w:sz w:val="21"/>
+        </w:rPr>
+        <w:t>に示す．</w:t>
       </w:r>
     </w:p>
     <w:p>
@@ -15071,7 +15399,7 @@
           <w:color w:val="000000"/>
           <w:sz w:val="21"/>
         </w:rPr>
-        <w:t>import失敗と回路構築失敗ではFとDの救済数の関係が異なった．カタログでは，この観測を</w:t>
+        <w:t>カタログの適用条件と出典は，第3章と付録（8.1節）に示した保存設定・manifest・検証記録を併読する．モデル・課題・評価方式，利用する入力情報，生成上限・停止条件は共通の実験条件として記載し，類型別のCSVには重複して収録していない．失敗した生成要求の消費も含む追加計算コストは</w:t>
       </w:r>
       <w:r>
         <w:rPr>
@@ -15098,7 +15426,7 @@
           <w:color w:val="000000"/>
           <w:sz w:val="21"/>
         </w:rPr>
-        <w:instrText xml:space="preserve"> REF Table6 \h </w:instrText>
+        <w:instrText xml:space="preserve"> REF Table9 \h </w:instrText>
       </w:r>
       <w:r>
         <w:rPr>
@@ -15116,7 +15444,7 @@
           <w:color w:val="000000"/>
           <w:sz w:val="21"/>
         </w:rPr>
-        <w:t>6</w:t>
+        <w:t>9</w:t>
       </w:r>
       <w:r>
         <w:rPr>
@@ -15134,7 +15462,7 @@
           <w:color w:val="000000"/>
           <w:sz w:val="21"/>
         </w:rPr>
-        <w:t>の初期失敗数と救済数に結び付け，診断が示すAPI名や操作箇所，前回コードをどこまで残すかを確認項目とする．ただし，診断は潜在的な欠陥のすべてを示すものではない．「この集合ではDが多かった」という観測と，「今後は必ずDを選ぶ」という方策の有効性を混同しない．</w:t>
+        <w:t>の全体集計であり，類型別の値をこのCSVへ収録したものではない．同じimport失敗でも，SDKの版や利用可能なAPIが違えば本研究の結果をそのまま適用できないため，観測率とその適用範囲を結び付けて読む必要がある．</w:t>
       </w:r>
     </w:p>
     <w:p>
@@ -15149,7 +15477,70 @@
           <w:color w:val="000000"/>
           <w:sz w:val="21"/>
         </w:rPr>
-        <w:t>出力不一致の項目には，分布評価か状態評価か，指定入力，距離閾値，構造要件を含める．出力が違うというラベルだけで，量子算法の論理，測定順序，出力取得の問題を一括して原因認定しない．IF不適合など少数類型は件数をそのまま残すが，高率や低率だけから未知の対象への選択規則を導かない．</w:t>
+        <w:t>import失敗と回路構築失敗ではFとDの救済数の関係が異なった．この観測は</w:t>
+      </w:r>
+      <w:r>
+        <w:rPr>
+          <w:rFonts w:ascii="Century" w:hAnsi="Century" w:cs="Century" w:eastAsia="MS 明朝"/>
+          <w:b w:val="0"/>
+          <w:color w:val="000000"/>
+          <w:sz w:val="21"/>
+        </w:rPr>
+        <w:t>表</w:t>
+      </w:r>
+      <w:r>
+        <w:rPr>
+          <w:rFonts w:ascii="Century" w:hAnsi="Century" w:cs="Century" w:eastAsia="MS 明朝"/>
+          <w:b w:val="0"/>
+          <w:color w:val="000000"/>
+          <w:sz w:val="21"/>
+        </w:rPr>
+        <w:fldChar w:fldCharType="begin"/>
+      </w:r>
+      <w:r>
+        <w:rPr>
+          <w:rFonts w:ascii="Century" w:hAnsi="Century" w:cs="Century" w:eastAsia="MS 明朝"/>
+          <w:b w:val="0"/>
+          <w:color w:val="000000"/>
+          <w:sz w:val="21"/>
+        </w:rPr>
+        <w:instrText xml:space="preserve"> REF Table6 \h </w:instrText>
+      </w:r>
+      <w:r>
+        <w:rPr>
+          <w:rFonts w:ascii="Century" w:hAnsi="Century" w:cs="Century" w:eastAsia="MS 明朝"/>
+          <w:b w:val="0"/>
+          <w:color w:val="000000"/>
+          <w:sz w:val="21"/>
+        </w:rPr>
+        <w:fldChar w:fldCharType="separate"/>
+      </w:r>
+      <w:r>
+        <w:rPr>
+          <w:rFonts w:ascii="Century" w:hAnsi="Century" w:cs="Century" w:eastAsia="MS 明朝"/>
+          <w:b w:val="0"/>
+          <w:color w:val="000000"/>
+          <w:sz w:val="21"/>
+        </w:rPr>
+        <w:t>6</w:t>
+      </w:r>
+      <w:r>
+        <w:rPr>
+          <w:rFonts w:ascii="Century" w:hAnsi="Century" w:cs="Century" w:eastAsia="MS 明朝"/>
+          <w:b w:val="0"/>
+          <w:color w:val="000000"/>
+          <w:sz w:val="21"/>
+        </w:rPr>
+        <w:fldChar w:fldCharType="end"/>
+      </w:r>
+      <w:r>
+        <w:rPr>
+          <w:rFonts w:ascii="Century" w:hAnsi="Century" w:cs="Century" w:eastAsia="MS 明朝"/>
+          <w:b w:val="0"/>
+          <w:color w:val="000000"/>
+          <w:sz w:val="21"/>
+        </w:rPr>
+        <w:t>の初期失敗数と救済数に対応する．今後の選択方策では，失敗類型に加え，診断が示すAPI名や操作箇所，前回コードをどこまで残すかが検討対象になる．ただし，診断は潜在的な欠陥のすべてを示すものではない．「この集合ではDが多かった」という観測と，「今後は必ずDを選ぶ」という方策の有効性を混同しない．</w:t>
       </w:r>
     </w:p>
     <w:p>
@@ -15164,7 +15555,70 @@
           <w:color w:val="000000"/>
           <w:sz w:val="21"/>
         </w:rPr>
-        <w:t>B4は修正と別の操作として登録し，課題仕様から再生成すること，前回コード・診断を渡さないこと，専用seedと成功時停止を明示する．単に「再生成」とだけ書くと，一括候補生成や任意回数の再試行と区別できない．同じ操作名でも予算や停止が異なれば，成功集合と消費は変わり得る．</w:t>
+        <w:t>出力不一致の観測率を解釈する際には，第3章に示した分布評価と状態評価の違い，指定入力，距離閾値，構造要件を確認する．出力が違うというラベルだけで，量子算法の論理，測定順序，出力取得の問題を一括して原因認定しない．IF不適合など少数類型の件数は</w:t>
+      </w:r>
+      <w:r>
+        <w:rPr>
+          <w:rFonts w:ascii="Century" w:hAnsi="Century" w:cs="Century" w:eastAsia="MS 明朝"/>
+          <w:b w:val="0"/>
+          <w:color w:val="000000"/>
+          <w:sz w:val="21"/>
+        </w:rPr>
+        <w:t>表</w:t>
+      </w:r>
+      <w:r>
+        <w:rPr>
+          <w:rFonts w:ascii="Century" w:hAnsi="Century" w:cs="Century" w:eastAsia="MS 明朝"/>
+          <w:b w:val="0"/>
+          <w:color w:val="000000"/>
+          <w:sz w:val="21"/>
+        </w:rPr>
+        <w:fldChar w:fldCharType="begin"/>
+      </w:r>
+      <w:r>
+        <w:rPr>
+          <w:rFonts w:ascii="Century" w:hAnsi="Century" w:cs="Century" w:eastAsia="MS 明朝"/>
+          <w:b w:val="0"/>
+          <w:color w:val="000000"/>
+          <w:sz w:val="21"/>
+        </w:rPr>
+        <w:instrText xml:space="preserve"> REF Table6 \h </w:instrText>
+      </w:r>
+      <w:r>
+        <w:rPr>
+          <w:rFonts w:ascii="Century" w:hAnsi="Century" w:cs="Century" w:eastAsia="MS 明朝"/>
+          <w:b w:val="0"/>
+          <w:color w:val="000000"/>
+          <w:sz w:val="21"/>
+        </w:rPr>
+        <w:fldChar w:fldCharType="separate"/>
+      </w:r>
+      <w:r>
+        <w:rPr>
+          <w:rFonts w:ascii="Century" w:hAnsi="Century" w:cs="Century" w:eastAsia="MS 明朝"/>
+          <w:b w:val="0"/>
+          <w:color w:val="000000"/>
+          <w:sz w:val="21"/>
+        </w:rPr>
+        <w:t>6</w:t>
+      </w:r>
+      <w:r>
+        <w:rPr>
+          <w:rFonts w:ascii="Century" w:hAnsi="Century" w:cs="Century" w:eastAsia="MS 明朝"/>
+          <w:b w:val="0"/>
+          <w:color w:val="000000"/>
+          <w:sz w:val="21"/>
+        </w:rPr>
+        <w:fldChar w:fldCharType="end"/>
+      </w:r>
+      <w:r>
+        <w:rPr>
+          <w:rFonts w:ascii="Century" w:hAnsi="Century" w:cs="Century" w:eastAsia="MS 明朝"/>
+          <w:b w:val="0"/>
+          <w:color w:val="000000"/>
+          <w:sz w:val="21"/>
+        </w:rPr>
+        <w:t>に残すが，高率や低率だけから未知の対象への選択規則を導かない．</w:t>
       </w:r>
     </w:p>
     <w:p>
@@ -15179,15 +15633,7 @@
           <w:color w:val="000000"/>
           <w:sz w:val="21"/>
         </w:rPr>
-        <w:t>成功率・追加計算コスト・対象の被覆では，最良となる条件が異なり得る．カタログはこれらを比較する根拠を提供する形式であり，今回実証済みの自動選択器ではない．F/Dの和集合を利用するにも，事前選択の規則か両条件を実行する手順が必要である．その追加計算コストと停止を含む評価は，今後の方策検証として扱う．</w:t>
-      </w:r>
-    </w:p>
-    <w:p>
-      <w:pPr>
-        <w:pStyle w:val="Heading2"/>
-      </w:pPr>
-      <w:r>
-        <w:t>資源制約と停止方策への含意</w:t>
+        <w:t>B4は修正と別の対照条件として比較する．第3章では，課題仕様から再生成すること，前回コード・診断を渡さないこと，専用seedと成功時停止を明示した．単に「再生成」とだけ書くと，一括候補生成や任意回数の再試行と区別できない．同じ操作名でも予算や停止が異なれば，成功集合と消費は変わり得る．</w:t>
       </w:r>
     </w:p>
     <w:p>
@@ -15202,7 +15648,15 @@
           <w:color w:val="000000"/>
           <w:sz w:val="21"/>
         </w:rPr>
-        <w:t>RQ3への回答．未救済例への消費を含む追加tokens／救済の計算値はR18,852.6，F9,333.8，D10,976.6であった．独立再生成B4の追加tokens／追加成功は4,589.0であり，未成功例への消費を含む総追加995,815 tokensを追加成功217組で割った値である．3回目の修正ではF28組，D33組が追加救済された．追加計算コストと救済数は条件ごとに異なり，修正回数を減らす際には失われる救済も考慮する必要がある．</w:t>
+        <w:t>成功率・追加計算コスト・対象の被覆では，最良となる条件が異なり得る．カタログはこれらを比較する根拠を提供する形式であり，今回実証済みの自動選択器ではない．F/Dの和集合を利用するにも，事前選択の規則か両条件を実行する手順が必要である．その追加計算コストと停止を含む評価は，今後の方策検証として扱う．</w:t>
+      </w:r>
+    </w:p>
+    <w:p>
+      <w:pPr>
+        <w:pStyle w:val="Heading2"/>
+      </w:pPr>
+      <w:r>
+        <w:t>資源制約と停止方策への含意</w:t>
       </w:r>
     </w:p>
     <w:p>
@@ -15217,7 +15671,7 @@
           <w:color w:val="000000"/>
           <w:sz w:val="21"/>
         </w:rPr>
-        <w:t>要求回数の上限を揃える比較と，tokens予算を揃える比較は異なる．前回コードや診断を含む条件は入力が長くなり得るため，同じ回数の要求を許しても資源配分は一致しない．本研究は生成機会の上限を対応づけた比較であり，同じtokens予算下の最適方策を直接測定したものではない．</w:t>
+        <w:t>RQ3への回答．未救済例への消費を含む追加tokens／救済の計算値はR18,852.6，F9,333.8，D10,976.6であった．独立再生成B4の追加tokens／追加成功は4,589.0であり，未成功例への消費を含む総追加995,815 tokensを追加成功217組で割った値である．3回目の修正ではF28組，D33組が追加救済された．追加計算コストと救済数は条件ごとに異なり，修正回数を減らす際には失われる救済も考慮する必要がある．</w:t>
       </w:r>
     </w:p>
     <w:p>
@@ -15232,7 +15686,7 @@
           <w:color w:val="000000"/>
           <w:sz w:val="21"/>
         </w:rPr>
-        <w:t>未成功例への消費を含めることで，成功した履歴だけを観察する場合には見えない負担を記録できた．ただし，未成功例への消費が大きくても，その対象を事前に識別できるとは限らない．停止方策には，実行前または途中で利用可能な特徴を用いる必要があり，最終結果を見た後の対象選別と区別する．</w:t>
+        <w:t>要求回数の上限を揃える比較と，tokens予算を揃える比較は異なる．前回コードや診断を含む条件は入力が長くなり得るため，同じ回数の要求を許しても資源配分は一致しない．本研究は生成機会の上限を対応づけた比較であり，同じtokens予算下の最適方策を直接測定したものではない．</w:t>
       </w:r>
     </w:p>
     <w:p>
@@ -15247,7 +15701,7 @@
           <w:color w:val="000000"/>
           <w:sz w:val="21"/>
         </w:rPr>
-        <w:t>3回目の寄与は，救済を失う割合と追加計算コストを同時に検討する材料になる．しかし，最初から短い上限を課す実験では出力や利用者の行動が変わり得る．失敗類型が変わらない場合の停止や，残予算に応じた停止を評価するには，その規則の下で到達可能な逐次経路を実際に生成する必要がある．保存履歴の接続だけで，新しい方策の成績を確定することはできない．</w:t>
+        <w:t>未成功例への消費を含めることで，成功した履歴だけを観察する場合には見えない負担を記録できた．ただし，未成功例への消費が大きくても，その対象を事前に識別できるとは限らない．停止方策には，実行前または途中で利用可能な特徴を用いる必要があり，最終結果を見た後の対象選別と区別する．</w:t>
       </w:r>
     </w:p>
     <w:p>
@@ -15262,15 +15716,7 @@
           <w:color w:val="000000"/>
           <w:sz w:val="21"/>
         </w:rPr>
-        <w:t>実運用で待機時間，tokens，成功数のどれを重視するかによっても，選択する条件は変わる．本研究は利用者の読解時間，電力，金銭単価，評価を含む全工程時間を測定していない．記録上のtokens差を総作業量や金銭費用の同率の削減と解釈せず，測定した資源の範囲に限定して報告する．</w:t>
-      </w:r>
-    </w:p>
-    <w:p>
-      <w:pPr>
-        <w:pStyle w:val="Heading2"/>
-      </w:pPr>
-      <w:r>
-        <w:t>妥当性と限界</w:t>
+        <w:t>3回目の寄与は，救済を失う割合と追加計算コストを同時に検討する材料になる．しかし，最初から短い上限を課す実験では出力や利用者の行動が変わり得る．失敗類型が変わらない場合の停止や，残予算に応じた停止を評価するには，その規則の下で到達可能な逐次経路を実際に生成する必要がある．保存履歴の接続だけで，新しい方策の成績を確定することはできない．</w:t>
       </w:r>
     </w:p>
     <w:p>
@@ -15285,7 +15731,15 @@
           <w:color w:val="000000"/>
           <w:sz w:val="21"/>
         </w:rPr>
-        <w:t>Pの注意事項には，量子ビット数と古典ビット数を一致させる指示が含まれる．一方，共通systemメッセージではbuild_circuit()内に測定操作を追加しないよう指示しており，課題によっては古典ビットを必要としない．両者は必ずしも論理矛盾ではないが，Pの一律の注意事項が課題仕様や共通指示と競合し，不要な古典ビットの追加を促す可能性がある．この指示が生成コードやPの成績に与える影響は分離して検証していない．したがって，Pの結果は付録8.3に示す注意事項の構成に依存する観測として扱い，予防的注意事項一般の有効性へは一般化しない．</w:t>
+        <w:t>実運用で待機時間，tokens，成功数のどれを重視するかによっても，選択する条件は変わる．本研究は利用者の読解時間，電力，金銭単価，評価を含む全工程時間を測定していない．記録上のtokens差を総作業量や金銭費用の同率の削減と解釈せず，測定した資源の範囲に限定して報告する．</w:t>
+      </w:r>
+    </w:p>
+    <w:p>
+      <w:pPr>
+        <w:pStyle w:val="Heading2"/>
+      </w:pPr>
+      <w:r>
+        <w:t>妥当性と限界</w:t>
       </w:r>
     </w:p>
     <w:p>
@@ -15300,7 +15754,7 @@
           <w:color w:val="000000"/>
           <w:sz w:val="21"/>
         </w:rPr>
-        <w:t>内的妥当性に関して，共有初期は初回生成の違いを抑えるが，入力長や指示，実行時期などの交絡は残る．初期性能が異なるモデルで残る失敗の構成も同じではない．R/F/Dには保存済みの生成履歴の前半部分と追試による後半部分が混在するため，一つの同時実験だったと表現しない．また，成功時停止後の品質変化は観測しておらず，退行0を自由な編集を続けても正しさを保つ保証と扱わない．</w:t>
+        <w:t>Pの注意事項には，量子ビット数と古典ビット数を一致させる指示が含まれる．一方，共通systemメッセージではbuild_circuit()内に測定操作を追加しないよう指示しており，課題によっては古典ビットを必要としない．両者は必ずしも論理矛盾ではないが，Pの一律の注意事項が課題仕様や共通指示と競合し，不要な古典ビットの追加を促す可能性がある．この指示が生成コードやPの成績に与える影響は分離して検証していない．したがって，Pの結果は付録8.3に示す注意事項の構成に依存する観測として扱い，予防的注意事項一般の有効性へは一般化しない．</w:t>
       </w:r>
     </w:p>
     <w:p>
@@ -15315,7 +15769,7 @@
           <w:color w:val="000000"/>
           <w:sz w:val="21"/>
         </w:rPr>
-        <w:t>構成概念妥当性に関して，L3は指定入力の出力と構造要件への適合である．任意入力の同値性，保守性，読みやすさ，実機での品質など，実用上の性質すべてを表す指標ではない．命令数の範囲も意味的な正しさを完全には特徴づけない．評価範囲を拡張する場合，保存コードの再採点と，変更後の診断による後続生成を区別する必要がある．</w:t>
+        <w:t>内的妥当性に関して，共有初期は初回生成の違いを抑えるが，入力長や指示，実行時期などの交絡は残る．初期性能が異なるモデルで残る失敗の構成も同じではない．R/F/Dには保存済みの生成履歴の前半部分と追試による後半部分が混在するため，一つの同時実験だったと表現しない．また，成功時停止後の品質変化は観測しておらず，退行0を自由な編集を続けても正しさを保つ保証と扱わない．</w:t>
       </w:r>
     </w:p>
     <w:p>
@@ -15330,7 +15784,7 @@
           <w:color w:val="000000"/>
           <w:sz w:val="21"/>
         </w:rPr>
-        <w:t>静的履歴分析は文字列上の変更領域を観察するもので，量子変換の意味的差を測定していない．ゲート名の増減から量子論理の訂正を認定できず，複数同時変更の寄与も分離できない．片側83組を全件確認したことは，その集合内で都合のよい事例だけを選ばなかったことを意味するが，全545組の変更頻度を推定する無作為標本ではない．</w:t>
+        <w:t>構成概念妥当性に関して，L3は指定入力の出力と構造要件への適合である．任意入力の同値性，保守性，読みやすさ，実機での品質など，実用上の性質すべてを表す指標ではない．命令数の範囲も意味的な正しさを完全には特徴づけない．評価範囲を拡張する場合，保存コードの再採点と，変更後の診断による後続生成を区別する必要がある．</w:t>
       </w:r>
     </w:p>
     <w:p>
@@ -15345,7 +15799,7 @@
           <w:color w:val="000000"/>
           <w:sz w:val="21"/>
         </w:rPr>
-        <w:t>外的妥当性に関して，5モデル・10タスクのbuild_circuit()生成は量子開発全体を代表しない．複数ファイル，大規模回路，ツール検索，実機ノイズなどは対象外である．タグ中の数値からパラメータ数や量子化の効果を分離して論じず，モデル・課題・生成上限・実行環境を含む観測として解釈する．有限shotsと測定seedへの依存も残る．</w:t>
+        <w:t>静的履歴分析は文字列上の変更領域を観察するもので，量子変換の意味的差を測定していない．ゲート名の増減から量子論理の訂正を認定できず，複数同時変更の寄与も分離できない．片側83組を全件確認したことは，その集合内で都合のよい事例だけを選ばなかったことを意味するが，全545組の変更頻度を推定する無作為標本ではない．</w:t>
       </w:r>
     </w:p>
     <w:p>
@@ -15360,15 +15814,7 @@
           <w:color w:val="000000"/>
           <w:sz w:val="21"/>
         </w:rPr>
-        <w:t>統計的解釈に関して，同じ初期組の複数条件，同じタスクの複数seedには依存がある．条件記録やroundを独立標本として数えない．本研究は件数，率，集合，消費の探索的な記述であり，有意差を検定していないことを「差がないと証明した」と言い換えない．多くの層別集計から選んだ規則を同じデータで評価すると楽観的になるため，探索と検証の集合を分ける必要がある．</w:t>
-      </w:r>
-    </w:p>
-    <w:p>
-      <w:pPr>
-        <w:pStyle w:val="Heading2"/>
-      </w:pPr>
-      <w:r>
-        <w:t>今後の検証計画</w:t>
+        <w:t>外的妥当性に関して，5モデル・10タスクのbuild_circuit()生成は量子開発全体を代表しない．複数ファイル，大規模回路，ツール検索，実機ノイズなどは対象外である．タグ中の数値からパラメータ数や量子化の効果を分離して論じず，モデル・課題・生成上限・実行環境を含む観測として解釈する．有限shotsと測定seedへの依存も残る．</w:t>
       </w:r>
     </w:p>
     <w:p>
@@ -15383,7 +15829,15 @@
           <w:color w:val="000000"/>
           <w:sz w:val="21"/>
         </w:rPr>
-        <w:t>第一に，介入選択に使う特徴を初期失敗分類やモデル，出力評価方式など介入選択時に得られる情報へ限定し，規則を事前固定する．候補規則を作る集合と検証する集合を分け，新しいseed・タスクで成功数と総追加計算コストを測定する．事後的な和集合を方策の成績とする比較から進むための計画である．</w:t>
+        <w:t>統計的解釈に関して，同じ初期組の複数条件，同じタスクの複数seedには依存がある．条件記録やroundを独立標本として数えない．本研究は件数，率，集合，消費の探索的な記述であり，有意差を検定していないことを「差がないと証明した」と言い換えない．多くの層別集計から選んだ規則を同じデータで評価すると楽観的になるため，探索と検証の集合を分ける必要がある．</w:t>
+      </w:r>
+    </w:p>
+    <w:p>
+      <w:pPr>
+        <w:pStyle w:val="Heading2"/>
+      </w:pPr>
+      <w:r>
+        <w:t>今後の検証計画</w:t>
       </w:r>
     </w:p>
     <w:p>
@@ -15398,7 +15852,7 @@
           <w:color w:val="000000"/>
           <w:sz w:val="21"/>
         </w:rPr>
-        <w:t>第二に，要求数上限だけでなく，入力と出力を含むtokens予算を揃えた比較を行う．失敗要求，再送，評価時間の扱いを先に定め，結果を見て有利な予算だけを主結果に選ばない．F/Dの比較では診断を合わせ，説明・原因分析の指示，出力コメント，入力長と生成上限を明示し，何を変えた実験なのかを限定する．</w:t>
+        <w:t>第一に，介入選択に使う特徴を初期失敗分類やモデル，出力評価方式など介入選択時に得られる情報へ限定し，規則を事前固定する．候補規則を作る集合と検証する集合を分け，新しいseed・タスクで成功数と総追加計算コストを測定する．事後的な和集合を方策の成績とする比較から進むための計画である．</w:t>
       </w:r>
     </w:p>
     <w:p>
@@ -15413,7 +15867,7 @@
           <w:color w:val="000000"/>
           <w:sz w:val="21"/>
         </w:rPr>
-        <w:t>第三に，固定回数，失敗分類の停滞，残予算などに基づく停止規則を比較する．各規則で到達履歴を生成し，停止で失った成功と節約した消費を同じ対象で測定する．保存履歴の打切り計算は設計の材料に用いるが，実際の方策検証の代わりにはしない．</w:t>
+        <w:t>第二に，要求数上限だけでなく，入力と出力を含むtokens予算を揃えた比較を行う．失敗要求，再送，評価時間の扱いを先に定め，結果を見て有利な予算だけを主結果に選ばない．F/Dの比較では診断を合わせ，説明・原因分析の指示，出力コメント，入力長と生成上限を明示し，何を変えた実験なのかを限定する．</w:t>
       </w:r>
     </w:p>
     <w:p>
@@ -15428,23 +15882,7 @@
           <w:color w:val="000000"/>
           <w:sz w:val="21"/>
         </w:rPr>
-        <w:t>第四に，測定seed，距離閾値，入力集合，生成上限を変え，成功集合と条件間の対応の安定性を確認する．評価変更が停止や診断に及ぶ範囲を監査し，再採点の感度分析と新評価下の生成実験を区別する．これらは未実施の検証計画である．</w:t>
-      </w:r>
-    </w:p>
-    <w:p>
-      <w:pPr>
-        <w:pStyle w:val="Heading1"/>
-      </w:pPr>
-      <w:r>
-        <w:t>おわりに</w:t>
-      </w:r>
-    </w:p>
-    <w:p>
-      <w:pPr>
-        <w:pStyle w:val="Heading2"/>
-      </w:pPr>
-      <w:r>
-        <w:t>研究成果</w:t>
+        <w:t>第三に，固定回数，失敗分類の停滞，残予算などに基づく停止規則を比較する．各規則で到達履歴を生成し，停止で失った成功と節約した消費を同じ対象で測定する．保存履歴の打切り計算は設計の材料に用いるが，実際の方策検証の代わりにはしない．</w:t>
       </w:r>
     </w:p>
     <w:p>
@@ -15459,7 +15897,23 @@
           <w:color w:val="000000"/>
           <w:sz w:val="21"/>
         </w:rPr>
-        <w:t>本研究は，量子回路コードの初期失敗に対する介入を，同じ初期コードからの救済数，成功対象，追加計算コストで比較した．初期失敗545組に対しR96組，F183組，D180組を救済した．F/Dの全体差は3組だが，片側だけが救済した83組があり，全体率の近さと成功集合の同一性は異なった．全片側履歴を静的に追跡した一方，変更の意味的寄与の分離は今後に残した．</w:t>
+        <w:t>第四に，測定seed，距離閾値，入力集合，生成上限を変え，成功集合と条件間の対応の安定性を確認する．評価変更が停止や診断に及ぶ範囲を監査し，再採点の感度分析と新評価下の生成実験を区別する．これらは未実施の検証計画である．</w:t>
+      </w:r>
+    </w:p>
+    <w:p>
+      <w:pPr>
+        <w:pStyle w:val="Heading1"/>
+      </w:pPr>
+      <w:r>
+        <w:t>おわりに</w:t>
+      </w:r>
+    </w:p>
+    <w:p>
+      <w:pPr>
+        <w:pStyle w:val="Heading2"/>
+      </w:pPr>
+      <w:r>
+        <w:t>研究成果</w:t>
       </w:r>
     </w:p>
     <w:p>
@@ -15474,7 +15928,100 @@
           <w:color w:val="000000"/>
           <w:sz w:val="21"/>
         </w:rPr>
-        <w:t>全1,000初期組の最終L3成功率はB45.5%，P47.3%，R55.1%，F63.8%，D63.5%，B4 67.2%であった．独立再生成B4は217組が追加成功し，F/Dだけが成功する対象も残った．主要な初期失敗3類型（import失敗，回路構築失敗，出力不一致）について，初期失敗数とF/Dによる修正の救済率，B4による独立再生成の追加成功率を比較する介入カタログを作成した．これは観測結果を整理したものであり，自動選択方策の有効性を実証したものではない．</w:t>
+        <w:t>本研究は，量子回路コードの初期失敗に対する修正型介入と独立再生成を，共有初期コードを起点とする追加成功数，成功対象，追加計算コストで比較し，三つの知見を得た．第一に，初回込み最大4回という生成機会上限を揃えた比較では，初期失敗545組に対する追加成功数はB4が217組と最多であり，R96組，F183組，D180組を上回った．全1,000初期組の最終L3成功率はB45.5%，P47.3%，R55.1%，F63.8%，D63.5%，B4 67.2%であった．</w:t>
+      </w:r>
+    </w:p>
+    <w:p>
+      <w:pPr>
+        <w:widowControl/>
+        <w:jc w:val="left"/>
+      </w:pPr>
+      <w:r>
+        <w:rPr>
+          <w:rFonts w:ascii="Century" w:hAnsi="Century" w:cs="Century" w:eastAsia="MS 明朝"/>
+          <w:b w:val="0"/>
+          <w:color w:val="000000"/>
+          <w:sz w:val="21"/>
+        </w:rPr>
+        <w:t>第二に，F/Dの救済数の差は3組だが，共通救済140組，Fのみ43組，Dのみ40組であり，救済対象は一致しなかった．全片側履歴83組を静的に追跡した一方，変更の意味的寄与の分離は今後に残した．第三に，モデル別・初期失敗類型別では，追加成功数が最多となる条件が変わった．Q4とimport失敗ではDが最多であり，他の4モデル，回路構築失敗，出力不一致ではB4が最多であった．全体成績の高さだけでなく，成功対象の違いと失敗の特徴を併せて比較することが，本研究で得た知見である．これらは修正と再生成の選択を検討する根拠となるが，選択方策による性能改善は未検証である．</w:t>
+      </w:r>
+    </w:p>
+    <w:p>
+      <w:pPr>
+        <w:widowControl/>
+        <w:jc w:val="left"/>
+      </w:pPr>
+      <w:r>
+        <w:rPr>
+          <w:rFonts w:ascii="Century" w:hAnsi="Century" w:cs="Century" w:eastAsia="MS 明朝"/>
+          <w:b w:val="0"/>
+          <w:color w:val="000000"/>
+          <w:sz w:val="21"/>
+        </w:rPr>
+        <w:t>主要な初期失敗3類型（import失敗，回路構築失敗，出力不一致）について，初期失敗数とF/Dによる修正の救済率，B4による独立再生成の追加成功率を比較する介入カタログを作成した．成果物intervention_catalog.csvには3類型の成功数と率を収録し，</w:t>
+      </w:r>
+      <w:r>
+        <w:rPr>
+          <w:rFonts w:ascii="Century" w:hAnsi="Century" w:cs="Century" w:eastAsia="MS 明朝"/>
+          <w:b w:val="0"/>
+          <w:color w:val="000000"/>
+          <w:sz w:val="21"/>
+        </w:rPr>
+        <w:t>表</w:t>
+      </w:r>
+      <w:r>
+        <w:rPr>
+          <w:rFonts w:ascii="Century" w:hAnsi="Century" w:cs="Century" w:eastAsia="MS 明朝"/>
+          <w:b w:val="0"/>
+          <w:color w:val="000000"/>
+          <w:sz w:val="21"/>
+        </w:rPr>
+        <w:fldChar w:fldCharType="begin"/>
+      </w:r>
+      <w:r>
+        <w:rPr>
+          <w:rFonts w:ascii="Century" w:hAnsi="Century" w:cs="Century" w:eastAsia="MS 明朝"/>
+          <w:b w:val="0"/>
+          <w:color w:val="000000"/>
+          <w:sz w:val="21"/>
+        </w:rPr>
+        <w:instrText xml:space="preserve"> REF Table11 \h </w:instrText>
+      </w:r>
+      <w:r>
+        <w:rPr>
+          <w:rFonts w:ascii="Century" w:hAnsi="Century" w:cs="Century" w:eastAsia="MS 明朝"/>
+          <w:b w:val="0"/>
+          <w:color w:val="000000"/>
+          <w:sz w:val="21"/>
+        </w:rPr>
+        <w:fldChar w:fldCharType="separate"/>
+      </w:r>
+      <w:r>
+        <w:rPr>
+          <w:rFonts w:ascii="Century" w:hAnsi="Century" w:cs="Century" w:eastAsia="MS 明朝"/>
+          <w:b w:val="0"/>
+          <w:color w:val="000000"/>
+          <w:sz w:val="21"/>
+        </w:rPr>
+        <w:t>11</w:t>
+      </w:r>
+      <w:r>
+        <w:rPr>
+          <w:rFonts w:ascii="Century" w:hAnsi="Century" w:cs="Century" w:eastAsia="MS 明朝"/>
+          <w:b w:val="0"/>
+          <w:color w:val="000000"/>
+          <w:sz w:val="21"/>
+        </w:rPr>
+        <w:fldChar w:fldCharType="end"/>
+      </w:r>
+      <w:r>
+        <w:rPr>
+          <w:rFonts w:ascii="Century" w:hAnsi="Century" w:cs="Century" w:eastAsia="MS 明朝"/>
+          <w:b w:val="0"/>
+          <w:color w:val="000000"/>
+          <w:sz w:val="21"/>
+        </w:rPr>
+        <w:t>にその観測率を示した．カタログは本実験の観測結果を整理したものであり，自動選択方策の有効性を実証したものではない．最大生成機会上限を揃えても入力情報・seed規則・実行時期は一致しないため，観測差を介入の因果効果や未知タスクへの推奨規則として扱わない．</w:t>
       </w:r>
     </w:p>
     <w:p>
@@ -15576,6 +16123,14 @@
         <w:t>固定出典：docs/analysis/independent_4_completed_20261022/</w:t>
         <w:br/>
         <w:t>参照資料：保存設定・manifest・sanity・集計CSV．</w:t>
+        <w:br/>
+        <w:t>公開リポジトリ：https://github.com/yuuma-ito/2026_ito_qLLM-ver3</w:t>
+        <w:br/>
+        <w:t>両出典を収録する固定commit：b4c0ba79b308e7b12ab88413714746a5620424b5</w:t>
+        <w:br/>
+        <w:t>固定版URL：https://github.com/yuuma-ito/2026_ito_qLLM-ver3/tree/b4c0ba79b308e7b12ab88413714746a5620424b5</w:t>
+        <w:br/>
+        <w:t>上記固定版内の各パスを参照（2026年10月30日確認）．</w:t>
       </w:r>
     </w:p>
     <w:p>

--- a/docs/graduation2026/thesis.docx
+++ b/docs/graduation2026/thesis.docx
@@ -2358,7 +2358,61 @@
           <w:color w:val="000000"/>
           <w:sz w:val="21"/>
         </w:rPr>
-        <w:t>具体例として，初期状態を00とする2量子ビットのBell状態を構築するコードを示す．量子ビット0へアダマールゲートを適用し，続いて量子ビット0を制御，量子ビット1を標的とする制御Xゲートを適用する．この回路を計算基底で測定すると，理想的には00と11がそれぞれ確率0.5で得られる．以下はT1の課題仕様に基づく説明用コードであり，モデルの生成結果の抜粋ではない．</w:t>
+        <w:t>具体例として，初期状態|00</w:t>
+      </w:r>
+      <w:r>
+        <w:rPr>
+          <w:rFonts w:ascii="DejaVu Serif" w:hAnsi="DejaVu Serif" w:cs="DejaVu Serif" w:eastAsia="DejaVu Serif"/>
+          <w:b w:val="0"/>
+          <w:color w:val="000000"/>
+          <w:sz w:val="21"/>
+        </w:rPr>
+        <w:t>⟩</w:t>
+      </w:r>
+      <w:r>
+        <w:rPr>
+          <w:rFonts w:ascii="Century" w:hAnsi="Century" w:cs="Century" w:eastAsia="MS 明朝"/>
+          <w:b w:val="0"/>
+          <w:color w:val="000000"/>
+          <w:sz w:val="21"/>
+        </w:rPr>
+        <w:t>から，2量子ビットのBell状態(|00</w:t>
+      </w:r>
+      <w:r>
+        <w:rPr>
+          <w:rFonts w:ascii="DejaVu Serif" w:hAnsi="DejaVu Serif" w:cs="DejaVu Serif" w:eastAsia="DejaVu Serif"/>
+          <w:b w:val="0"/>
+          <w:color w:val="000000"/>
+          <w:sz w:val="21"/>
+        </w:rPr>
+        <w:t>⟩</w:t>
+      </w:r>
+      <w:r>
+        <w:rPr>
+          <w:rFonts w:ascii="Century" w:hAnsi="Century" w:cs="Century" w:eastAsia="MS 明朝"/>
+          <w:b w:val="0"/>
+          <w:color w:val="000000"/>
+          <w:sz w:val="21"/>
+        </w:rPr>
+        <w:t xml:space="preserve"> + |11</w:t>
+      </w:r>
+      <w:r>
+        <w:rPr>
+          <w:rFonts w:ascii="DejaVu Serif" w:hAnsi="DejaVu Serif" w:cs="DejaVu Serif" w:eastAsia="DejaVu Serif"/>
+          <w:b w:val="0"/>
+          <w:color w:val="000000"/>
+          <w:sz w:val="21"/>
+        </w:rPr>
+        <w:t>⟩</w:t>
+      </w:r>
+      <w:r>
+        <w:rPr>
+          <w:rFonts w:ascii="Century" w:hAnsi="Century" w:cs="Century" w:eastAsia="MS 明朝"/>
+          <w:b w:val="0"/>
+          <w:color w:val="000000"/>
+          <w:sz w:val="21"/>
+        </w:rPr>
+        <w:t>)/√2を準備するコードを示す．量子ビット0へアダマールゲートを適用し，続いて量子ビット0を制御，量子ビット1を標的とする制御Xゲートを適用する．両量子ビットを計算基底で測定すると，理想的には測定結果のビット列「00」と「11」がそれぞれ確率0.5で得られる．以下はT1の課題仕様に基づく説明用コードであり，モデルの生成結果の抜粋ではない．</w:t>
       </w:r>
     </w:p>
     <w:p>
@@ -3963,7 +4017,7 @@
           <w:color w:val="000000"/>
           <w:sz w:val="21"/>
         </w:rPr>
-        <w:t>本研究の出力評価を理解するには，回路が表す処理と，回路を実行して得られる観測結果を区別する必要がある．量子状態は基底状態に対する複素振幅の組として表され，計算基底での測定確率はその振幅の絶対値の二乗に対応する．したがって，同じ測定確率を持つ状態であっても，相対位相が異なる可能性がある．このことから，分布を検査するタスクと状態ベクトルを検査するタスクでは，確認できる正しさの範囲が異なる．</w:t>
+        <w:t>本研究の出力評価を理解するには，回路が表す処理と，回路を実行して得られる観測結果を区別する必要がある．本研究で状態ベクトル評価の対象とする純粋状態は，計算基底に対する複素振幅を成分とする正規化された状態ベクトルで表され，計算基底での各測定結果の確率は対応する振幅の絶対値の二乗となる．したがって，同じ測定確率を持つ純粋状態であっても，相対位相が異なる可能性がある．このことから，分布を検査するタスクと状態ベクトルを検査するタスクでは，確認できる正しさの範囲が異なる．</w:t>
       </w:r>
     </w:p>
     <w:p>
@@ -3978,7 +4032,115 @@
           <w:color w:val="000000"/>
           <w:sz w:val="21"/>
         </w:rPr>
-        <w:t>説明用の例として，二つの基底状態の振幅の符号だけが異なる状態を考える．計算基底で直ちに測定した分布は同じでも，後続の干渉を伴う処理では異なる結果になり得る．この例は評価原理を説明するためのもので，保存コードを新たに実行して得た観測ではない．分布の一致だけから位相まで含めた状態の同一性を結論しないことが，本研究の評価範囲を正しく読むために必要となる．</w:t>
+        <w:t>説明用の例として，|+</w:t>
+      </w:r>
+      <w:r>
+        <w:rPr>
+          <w:rFonts w:ascii="DejaVu Serif" w:hAnsi="DejaVu Serif" w:cs="DejaVu Serif" w:eastAsia="DejaVu Serif"/>
+          <w:b w:val="0"/>
+          <w:color w:val="000000"/>
+          <w:sz w:val="21"/>
+        </w:rPr>
+        <w:t>⟩</w:t>
+      </w:r>
+      <w:r>
+        <w:rPr>
+          <w:rFonts w:ascii="Century" w:hAnsi="Century" w:cs="Century" w:eastAsia="MS 明朝"/>
+          <w:b w:val="0"/>
+          <w:color w:val="000000"/>
+          <w:sz w:val="21"/>
+        </w:rPr>
+        <w:t xml:space="preserve"> = (|0</w:t>
+      </w:r>
+      <w:r>
+        <w:rPr>
+          <w:rFonts w:ascii="DejaVu Serif" w:hAnsi="DejaVu Serif" w:cs="DejaVu Serif" w:eastAsia="DejaVu Serif"/>
+          <w:b w:val="0"/>
+          <w:color w:val="000000"/>
+          <w:sz w:val="21"/>
+        </w:rPr>
+        <w:t>⟩</w:t>
+      </w:r>
+      <w:r>
+        <w:rPr>
+          <w:rFonts w:ascii="Century" w:hAnsi="Century" w:cs="Century" w:eastAsia="MS 明朝"/>
+          <w:b w:val="0"/>
+          <w:color w:val="000000"/>
+          <w:sz w:val="21"/>
+        </w:rPr>
+        <w:t xml:space="preserve"> + |1</w:t>
+      </w:r>
+      <w:r>
+        <w:rPr>
+          <w:rFonts w:ascii="DejaVu Serif" w:hAnsi="DejaVu Serif" w:cs="DejaVu Serif" w:eastAsia="DejaVu Serif"/>
+          <w:b w:val="0"/>
+          <w:color w:val="000000"/>
+          <w:sz w:val="21"/>
+        </w:rPr>
+        <w:t>⟩</w:t>
+      </w:r>
+      <w:r>
+        <w:rPr>
+          <w:rFonts w:ascii="Century" w:hAnsi="Century" w:cs="Century" w:eastAsia="MS 明朝"/>
+          <w:b w:val="0"/>
+          <w:color w:val="000000"/>
+          <w:sz w:val="21"/>
+        </w:rPr>
+        <w:t>)/√2と|−</w:t>
+      </w:r>
+      <w:r>
+        <w:rPr>
+          <w:rFonts w:ascii="DejaVu Serif" w:hAnsi="DejaVu Serif" w:cs="DejaVu Serif" w:eastAsia="DejaVu Serif"/>
+          <w:b w:val="0"/>
+          <w:color w:val="000000"/>
+          <w:sz w:val="21"/>
+        </w:rPr>
+        <w:t>⟩</w:t>
+      </w:r>
+      <w:r>
+        <w:rPr>
+          <w:rFonts w:ascii="Century" w:hAnsi="Century" w:cs="Century" w:eastAsia="MS 明朝"/>
+          <w:b w:val="0"/>
+          <w:color w:val="000000"/>
+          <w:sz w:val="21"/>
+        </w:rPr>
+        <w:t xml:space="preserve"> = (|0</w:t>
+      </w:r>
+      <w:r>
+        <w:rPr>
+          <w:rFonts w:ascii="DejaVu Serif" w:hAnsi="DejaVu Serif" w:cs="DejaVu Serif" w:eastAsia="DejaVu Serif"/>
+          <w:b w:val="0"/>
+          <w:color w:val="000000"/>
+          <w:sz w:val="21"/>
+        </w:rPr>
+        <w:t>⟩</w:t>
+      </w:r>
+      <w:r>
+        <w:rPr>
+          <w:rFonts w:ascii="Century" w:hAnsi="Century" w:cs="Century" w:eastAsia="MS 明朝"/>
+          <w:b w:val="0"/>
+          <w:color w:val="000000"/>
+          <w:sz w:val="21"/>
+        </w:rPr>
+        <w:t xml:space="preserve"> − |1</w:t>
+      </w:r>
+      <w:r>
+        <w:rPr>
+          <w:rFonts w:ascii="DejaVu Serif" w:hAnsi="DejaVu Serif" w:cs="DejaVu Serif" w:eastAsia="DejaVu Serif"/>
+          <w:b w:val="0"/>
+          <w:color w:val="000000"/>
+          <w:sz w:val="21"/>
+        </w:rPr>
+        <w:t>⟩</w:t>
+      </w:r>
+      <w:r>
+        <w:rPr>
+          <w:rFonts w:ascii="Century" w:hAnsi="Century" w:cs="Century" w:eastAsia="MS 明朝"/>
+          <w:b w:val="0"/>
+          <w:color w:val="000000"/>
+          <w:sz w:val="21"/>
+        </w:rPr>
+        <w:t>)/√2を考える．両状態は計算基底での測定分布が同じでも，相対位相が異なる．それぞれにアダマールゲートを適用してから計算基底で測定すると，前者ではビット値0，後者ではビット値1が確率1で得られる．この例は評価原理を説明するためのもので，保存コードを新たに実行して得た観測ではない．分布の一致だけから位相まで含めた状態の同一性を結論しないことが，本研究の評価範囲を正しく読むために必要となる．</w:t>
       </w:r>
     </w:p>
     <w:p>
